--- a/Documentation/Analysis/System Proposal/System proposal.docx
+++ b/Documentation/Analysis/System Proposal/System proposal.docx
@@ -4,21 +4,67 @@
   <w:body>
     <w:p>
       <w:pPr>
-        <w:pStyle w:val="Title"/>
-        <w:rPr>
-          <w:rtl/>
-        </w:rPr>
-      </w:pPr>
-      <w:r>
-        <w:rPr>
-          <w:rtl/>
-        </w:rPr>
-        <w:t>به نام خدا</w:t>
+        <w:bidi w:val="0"/>
+        <w:jc w:val="center"/>
+        <w:rPr>
+          <w:rtl/>
+        </w:rPr>
+      </w:pPr>
+      <w:r>
+        <w:drawing>
+          <wp:inline distT="0" distB="0" distL="0" distR="0" wp14:anchorId="7A61285F" wp14:editId="7C56AF6E">
+            <wp:extent cx="1816100" cy="2184400"/>
+            <wp:effectExtent l="0" t="0" r="0" b="0"/>
+            <wp:docPr id="1940279615" name="Picture 1"/>
+            <wp:cNvGraphicFramePr>
+              <a:graphicFrameLocks xmlns:a="http://schemas.openxmlformats.org/drawingml/2006/main" noChangeAspect="1"/>
+            </wp:cNvGraphicFramePr>
+            <a:graphic xmlns:a="http://schemas.openxmlformats.org/drawingml/2006/main">
+              <a:graphicData uri="http://schemas.openxmlformats.org/drawingml/2006/picture">
+                <pic:pic xmlns:pic="http://schemas.openxmlformats.org/drawingml/2006/picture">
+                  <pic:nvPicPr>
+                    <pic:cNvPr id="1940279615" name=""/>
+                    <pic:cNvPicPr/>
+                  </pic:nvPicPr>
+                  <pic:blipFill>
+                    <a:blip r:embed="rId8"/>
+                    <a:stretch>
+                      <a:fillRect/>
+                    </a:stretch>
+                  </pic:blipFill>
+                  <pic:spPr>
+                    <a:xfrm>
+                      <a:off x="0" y="0"/>
+                      <a:ext cx="1816100" cy="2184400"/>
+                    </a:xfrm>
+                    <a:prstGeom prst="rect">
+                      <a:avLst/>
+                    </a:prstGeom>
+                  </pic:spPr>
+                </pic:pic>
+              </a:graphicData>
+            </a:graphic>
+          </wp:inline>
+        </w:drawing>
       </w:r>
     </w:p>
     <w:p>
       <w:pPr>
-        <w:pStyle w:val="Subtitle"/>
+        <w:bidi w:val="0"/>
+        <w:jc w:val="center"/>
+        <w:rPr>
+          <w:rtl/>
+        </w:rPr>
+      </w:pPr>
+    </w:p>
+    <w:p>
+      <w:pPr>
+        <w:pStyle w:val="Title"/>
+        <w:rPr>
+          <w:rFonts w:hint="cs"/>
+          <w:rtl/>
+          <w:lang w:bidi="fa-IR"/>
+        </w:rPr>
       </w:pPr>
       <w:r>
         <w:rPr>
@@ -27,47 +73,134 @@
         <w:t xml:space="preserve">مستند </w:t>
       </w:r>
       <w:proofErr w:type="spellStart"/>
-      <w:proofErr w:type="gramStart"/>
-      <w:r>
-        <w:rPr>
-          <w:rtl/>
-        </w:rPr>
-        <w:t>رسمی</w:t>
+      <w:r>
+        <w:rPr>
+          <w:rtl/>
+        </w:rPr>
+        <w:t>پروژه</w:t>
       </w:r>
       <w:proofErr w:type="spellEnd"/>
       <w:r>
         <w:rPr>
           <w:rtl/>
         </w:rPr>
-        <w:t xml:space="preserve">  </w:t>
+        <w:t xml:space="preserve"> </w:t>
       </w:r>
       <w:proofErr w:type="spellStart"/>
       <w:r>
         <w:rPr>
           <w:rtl/>
         </w:rPr>
-        <w:t>گروه</w:t>
+        <w:t>رزروسنت</w:t>
       </w:r>
       <w:proofErr w:type="spellEnd"/>
-      <w:proofErr w:type="gramEnd"/>
-      <w:r>
-        <w:rPr>
+      <w:r>
+        <w:rPr>
+          <w:rtl/>
+          <w:lang w:bidi="fa-IR"/>
+        </w:rPr>
+        <w:t>ر</w:t>
+      </w:r>
+    </w:p>
+    <w:p>
+      <w:pPr>
+        <w:jc w:val="center"/>
+        <w:rPr>
+          <w:rtl/>
+        </w:rPr>
+      </w:pPr>
+      <w:proofErr w:type="spellStart"/>
+      <w:r>
+        <w:rPr>
+          <w:rFonts w:hint="cs"/>
+          <w:rtl/>
+        </w:rPr>
+        <w:t>دانشکده</w:t>
+      </w:r>
+      <w:proofErr w:type="spellEnd"/>
+      <w:r>
+        <w:rPr>
+          <w:rFonts w:hint="cs"/>
           <w:rtl/>
         </w:rPr>
         <w:t xml:space="preserve"> </w:t>
       </w:r>
       <w:proofErr w:type="spellStart"/>
       <w:r>
-        <w:t>CSharpers</w:t>
+        <w:rPr>
+          <w:rFonts w:hint="cs"/>
+          <w:rtl/>
+        </w:rPr>
+        <w:t>فنی</w:t>
+      </w:r>
+      <w:proofErr w:type="spellEnd"/>
+      <w:r>
+        <w:rPr>
+          <w:rFonts w:hint="cs"/>
+          <w:rtl/>
+        </w:rPr>
+        <w:t xml:space="preserve"> </w:t>
+      </w:r>
+      <w:proofErr w:type="spellStart"/>
+      <w:r>
+        <w:rPr>
+          <w:rFonts w:hint="cs"/>
+          <w:rtl/>
+        </w:rPr>
+        <w:t>مهندسی</w:t>
+      </w:r>
+      <w:proofErr w:type="spellEnd"/>
+      <w:r>
+        <w:rPr>
+          <w:rFonts w:hint="cs"/>
+          <w:rtl/>
+        </w:rPr>
+        <w:t xml:space="preserve">: بخش </w:t>
+      </w:r>
+      <w:proofErr w:type="spellStart"/>
+      <w:r>
+        <w:rPr>
+          <w:rFonts w:hint="cs"/>
+          <w:rtl/>
+        </w:rPr>
+        <w:t>مهندسی</w:t>
+      </w:r>
+      <w:proofErr w:type="spellEnd"/>
+      <w:r>
+        <w:rPr>
+          <w:rFonts w:hint="cs"/>
+          <w:rtl/>
+        </w:rPr>
+        <w:t xml:space="preserve"> </w:t>
+      </w:r>
+      <w:proofErr w:type="spellStart"/>
+      <w:r>
+        <w:rPr>
+          <w:rFonts w:hint="cs"/>
+          <w:rtl/>
+        </w:rPr>
+        <w:t>کامپیوتر</w:t>
       </w:r>
       <w:proofErr w:type="spellEnd"/>
     </w:p>
     <w:p>
       <w:pPr>
-        <w:pStyle w:val="Heading1"/>
-      </w:pPr>
-      <w:r>
-        <w:rPr>
+        <w:jc w:val="center"/>
+        <w:rPr>
+          <w:rtl/>
+        </w:rPr>
+      </w:pPr>
+    </w:p>
+    <w:p>
+      <w:pPr>
+        <w:jc w:val="center"/>
+        <w:rPr>
+          <w:rtl/>
+        </w:rPr>
+      </w:pPr>
+      <w:r>
+        <w:rPr>
+          <w:rFonts w:hint="cs"/>
           <w:rtl/>
         </w:rPr>
         <w:t xml:space="preserve">عنوان </w:t>
@@ -75,97 +208,232 @@
       <w:proofErr w:type="spellStart"/>
       <w:r>
         <w:rPr>
-          <w:rtl/>
-        </w:rPr>
-        <w:t>یک</w:t>
+          <w:rFonts w:hint="cs"/>
+          <w:rtl/>
+        </w:rPr>
+        <w:t>پروژه</w:t>
       </w:r>
       <w:proofErr w:type="spellEnd"/>
     </w:p>
     <w:p>
       <w:pPr>
-        <w:pStyle w:val="Heading2"/>
-      </w:pPr>
-      <w:r>
-        <w:rPr>
-          <w:rtl/>
-        </w:rPr>
-        <w:t>عنوان دو</w:t>
-      </w:r>
+        <w:jc w:val="center"/>
+        <w:rPr>
+          <w:rtl/>
+        </w:rPr>
+      </w:pPr>
+      <w:proofErr w:type="spellStart"/>
+      <w:r>
+        <w:rPr>
+          <w:rFonts w:hint="cs"/>
+          <w:rtl/>
+        </w:rPr>
+        <w:t>سامانه</w:t>
+      </w:r>
+      <w:proofErr w:type="spellEnd"/>
+      <w:r>
+        <w:rPr>
+          <w:rFonts w:hint="cs"/>
+          <w:rtl/>
+        </w:rPr>
+        <w:t xml:space="preserve"> </w:t>
+      </w:r>
+      <w:proofErr w:type="spellStart"/>
+      <w:r>
+        <w:rPr>
+          <w:rFonts w:hint="cs"/>
+          <w:rtl/>
+        </w:rPr>
+        <w:t>آنلاین</w:t>
+      </w:r>
+      <w:proofErr w:type="spellEnd"/>
+      <w:r>
+        <w:rPr>
+          <w:rFonts w:hint="cs"/>
+          <w:rtl/>
+        </w:rPr>
+        <w:t xml:space="preserve"> </w:t>
+      </w:r>
+      <w:proofErr w:type="spellStart"/>
+      <w:r>
+        <w:rPr>
+          <w:rFonts w:hint="cs"/>
+          <w:rtl/>
+        </w:rPr>
+        <w:t>رزرو</w:t>
+      </w:r>
+      <w:proofErr w:type="spellEnd"/>
+      <w:r>
+        <w:rPr>
+          <w:rFonts w:hint="cs"/>
+          <w:rtl/>
+        </w:rPr>
+        <w:t xml:space="preserve"> نوبت </w:t>
+      </w:r>
+      <w:proofErr w:type="spellStart"/>
+      <w:r>
+        <w:rPr>
+          <w:rFonts w:hint="cs"/>
+          <w:rtl/>
+        </w:rPr>
+        <w:t>کسب‌وکارهای</w:t>
+      </w:r>
+      <w:proofErr w:type="spellEnd"/>
+      <w:r>
+        <w:rPr>
+          <w:rFonts w:hint="cs"/>
+          <w:rtl/>
+        </w:rPr>
+        <w:t xml:space="preserve"> </w:t>
+      </w:r>
+      <w:proofErr w:type="spellStart"/>
+      <w:r>
+        <w:rPr>
+          <w:rFonts w:hint="cs"/>
+          <w:rtl/>
+        </w:rPr>
+        <w:t>خدماتی</w:t>
+      </w:r>
+      <w:proofErr w:type="spellEnd"/>
+      <w:r>
+        <w:rPr>
+          <w:rFonts w:hint="cs"/>
+          <w:rtl/>
+        </w:rPr>
+        <w:t xml:space="preserve"> </w:t>
+      </w:r>
+      <w:proofErr w:type="spellStart"/>
+      <w:r>
+        <w:rPr>
+          <w:rFonts w:hint="cs"/>
+          <w:rtl/>
+        </w:rPr>
+        <w:t>رزروسنتر</w:t>
+      </w:r>
+      <w:proofErr w:type="spellEnd"/>
     </w:p>
     <w:p>
       <w:pPr>
-        <w:pStyle w:val="Heading3"/>
-      </w:pPr>
-      <w:r>
-        <w:rPr>
-          <w:rtl/>
-        </w:rPr>
-        <w:t>عنوان سه</w:t>
-      </w:r>
+        <w:jc w:val="center"/>
+        <w:rPr>
+          <w:rtl/>
+        </w:rPr>
+      </w:pPr>
     </w:p>
     <w:p>
-      <w:r>
-        <w:rPr>
-          <w:rtl/>
-        </w:rPr>
-        <w:t>متن بدنه</w:t>
-      </w:r>
+      <w:pPr>
+        <w:jc w:val="center"/>
+        <w:rPr>
+          <w:rtl/>
+        </w:rPr>
+      </w:pPr>
+      <w:r>
+        <w:rPr>
+          <w:rFonts w:hint="cs"/>
+          <w:rtl/>
+        </w:rPr>
+        <w:t xml:space="preserve">عوامل </w:t>
+      </w:r>
+      <w:proofErr w:type="spellStart"/>
+      <w:r>
+        <w:rPr>
+          <w:rFonts w:hint="cs"/>
+          <w:rtl/>
+        </w:rPr>
+        <w:t>اجرایی</w:t>
+      </w:r>
+      <w:proofErr w:type="spellEnd"/>
     </w:p>
     <w:p>
       <w:pPr>
-        <w:pStyle w:val="HeaderFooter"/>
-        <w:bidi/>
-        <w:rPr>
-          <w:rFonts w:ascii="Arial Unicode MS" w:hAnsi="Arial Unicode MS"/>
-        </w:rPr>
-      </w:pPr>
-      <w:r>
-        <w:rPr>
-          <w:rFonts w:ascii="Arial Unicode MS" w:hAnsi="Arial Unicode MS" w:hint="cs"/>
-          <w:rtl/>
-        </w:rPr>
-        <w:t>فوتر</w:t>
-      </w:r>
-      <w:r>
-        <w:rPr>
+        <w:jc w:val="center"/>
+        <w:rPr>
+          <w:rtl/>
+        </w:rPr>
+      </w:pPr>
+      <w:r>
+        <w:rPr>
+          <w:rFonts w:hint="cs"/>
+          <w:rtl/>
+        </w:rPr>
+        <w:t xml:space="preserve">سجاد صباغ </w:t>
+      </w:r>
+      <w:proofErr w:type="spellStart"/>
+      <w:r>
+        <w:rPr>
+          <w:rFonts w:hint="cs"/>
+          <w:rtl/>
+        </w:rPr>
+        <w:t>کرمانی</w:t>
+      </w:r>
+      <w:proofErr w:type="spellEnd"/>
+      <w:r>
+        <w:rPr>
+          <w:rFonts w:hint="cs"/>
           <w:rtl/>
         </w:rPr>
         <w:t xml:space="preserve"> </w:t>
       </w:r>
-      <w:proofErr w:type="gramStart"/>
-      <w:r>
-        <w:rPr>
-          <w:rFonts w:ascii="Arial Unicode MS" w:hAnsi="Arial Unicode MS" w:hint="cs"/>
-          <w:rtl/>
-        </w:rPr>
-        <w:t>و</w:t>
-      </w:r>
-      <w:r>
-        <w:rPr>
+      <w:r>
+        <w:rPr>
+          <w:rtl/>
+        </w:rPr>
+        <w:t>–</w:t>
+      </w:r>
+      <w:r>
+        <w:rPr>
+          <w:rFonts w:hint="cs"/>
           <w:rtl/>
         </w:rPr>
         <w:t xml:space="preserve"> </w:t>
       </w:r>
-      <w:r>
-        <w:rPr>
-          <w:rFonts w:ascii="Arial Unicode MS" w:hAnsi="Arial Unicode MS" w:hint="cs"/>
-          <w:rtl/>
-        </w:rPr>
-        <w:t>هدر</w:t>
-      </w:r>
-      <w:proofErr w:type="gramEnd"/>
+      <w:proofErr w:type="spellStart"/>
+      <w:r>
+        <w:rPr>
+          <w:rFonts w:hint="cs"/>
+          <w:rtl/>
+        </w:rPr>
+        <w:t>ابوالفضل</w:t>
+      </w:r>
+      <w:proofErr w:type="spellEnd"/>
+      <w:r>
+        <w:rPr>
+          <w:rFonts w:hint="cs"/>
+          <w:rtl/>
+        </w:rPr>
+        <w:t xml:space="preserve"> </w:t>
+      </w:r>
+      <w:proofErr w:type="spellStart"/>
+      <w:r>
+        <w:rPr>
+          <w:rFonts w:hint="cs"/>
+          <w:rtl/>
+        </w:rPr>
+        <w:t>وزیری</w:t>
+      </w:r>
+      <w:proofErr w:type="spellEnd"/>
     </w:p>
     <w:p>
       <w:pPr>
-        <w:pStyle w:val="Heading1"/>
-      </w:pPr>
+        <w:jc w:val="center"/>
+        <w:rPr>
+          <w:rtl/>
+        </w:rPr>
+      </w:pPr>
+      <w:r>
+        <w:rPr>
+          <w:rFonts w:hint="cs"/>
+          <w:rtl/>
+        </w:rPr>
+        <w:t xml:space="preserve">حامد </w:t>
+      </w:r>
       <w:proofErr w:type="spellStart"/>
       <w:r>
         <w:rPr>
           <w:rFonts w:hint="cs"/>
           <w:rtl/>
         </w:rPr>
-        <w:t>هدینگ</w:t>
+        <w:t>یزدی‌زاده</w:t>
       </w:r>
       <w:proofErr w:type="spellEnd"/>
       <w:r>
@@ -175,19 +443,4069 @@
         </w:rPr>
         <w:t xml:space="preserve"> </w:t>
       </w:r>
+      <w:r>
+        <w:rPr>
+          <w:rtl/>
+        </w:rPr>
+        <w:t>–</w:t>
+      </w:r>
+      <w:r>
+        <w:rPr>
+          <w:rFonts w:hint="cs"/>
+          <w:rtl/>
+        </w:rPr>
+        <w:t xml:space="preserve"> </w:t>
+      </w:r>
       <w:proofErr w:type="spellStart"/>
       <w:r>
         <w:rPr>
           <w:rFonts w:hint="cs"/>
           <w:rtl/>
         </w:rPr>
-        <w:t>یک</w:t>
+        <w:t>علی</w:t>
+      </w:r>
+      <w:proofErr w:type="spellEnd"/>
+      <w:r>
+        <w:rPr>
+          <w:rFonts w:hint="cs"/>
+          <w:rtl/>
+        </w:rPr>
+        <w:t xml:space="preserve"> </w:t>
+      </w:r>
+      <w:proofErr w:type="spellStart"/>
+      <w:r>
+        <w:rPr>
+          <w:rFonts w:hint="cs"/>
+          <w:rtl/>
+        </w:rPr>
+        <w:t>ادیب</w:t>
+      </w:r>
+      <w:proofErr w:type="spellEnd"/>
+      <w:r>
+        <w:rPr>
+          <w:rFonts w:hint="cs"/>
+          <w:rtl/>
+        </w:rPr>
+        <w:t xml:space="preserve"> </w:t>
+      </w:r>
+      <w:proofErr w:type="spellStart"/>
+      <w:r>
+        <w:rPr>
+          <w:rFonts w:hint="cs"/>
+          <w:rtl/>
+        </w:rPr>
+        <w:t>رضوی</w:t>
       </w:r>
       <w:proofErr w:type="spellEnd"/>
     </w:p>
+    <w:p>
+      <w:pPr>
+        <w:jc w:val="center"/>
+        <w:rPr>
+          <w:rtl/>
+        </w:rPr>
+      </w:pPr>
+      <w:r>
+        <w:rPr>
+          <w:rFonts w:hint="cs"/>
+          <w:rtl/>
+        </w:rPr>
+        <w:t xml:space="preserve">محمد </w:t>
+      </w:r>
+      <w:proofErr w:type="spellStart"/>
+      <w:r>
+        <w:rPr>
+          <w:rFonts w:hint="cs"/>
+          <w:rtl/>
+        </w:rPr>
+        <w:t>حسین</w:t>
+      </w:r>
+      <w:proofErr w:type="spellEnd"/>
+      <w:r>
+        <w:rPr>
+          <w:rFonts w:hint="cs"/>
+          <w:rtl/>
+        </w:rPr>
+        <w:t xml:space="preserve"> </w:t>
+      </w:r>
+      <w:proofErr w:type="spellStart"/>
+      <w:r>
+        <w:rPr>
+          <w:rFonts w:hint="cs"/>
+          <w:rtl/>
+        </w:rPr>
+        <w:t>زارعی</w:t>
+      </w:r>
+      <w:proofErr w:type="spellEnd"/>
+    </w:p>
+    <w:p>
+      <w:pPr>
+        <w:rPr>
+          <w:rtl/>
+        </w:rPr>
+      </w:pPr>
+    </w:p>
+    <w:p>
+      <w:pPr>
+        <w:jc w:val="center"/>
+        <w:rPr>
+          <w:rtl/>
+        </w:rPr>
+      </w:pPr>
+      <w:r>
+        <w:rPr>
+          <w:rFonts w:hint="cs"/>
+          <w:rtl/>
+        </w:rPr>
+        <w:t xml:space="preserve">سال </w:t>
+      </w:r>
+      <w:proofErr w:type="spellStart"/>
+      <w:r>
+        <w:rPr>
+          <w:rFonts w:hint="cs"/>
+          <w:rtl/>
+        </w:rPr>
+        <w:t>تحصیلی</w:t>
+      </w:r>
+      <w:proofErr w:type="spellEnd"/>
+    </w:p>
+    <w:p>
+      <w:pPr>
+        <w:jc w:val="center"/>
+        <w:rPr>
+          <w:rtl/>
+        </w:rPr>
+      </w:pPr>
+      <w:r>
+        <w:rPr>
+          <w:rFonts w:hint="cs"/>
+          <w:rtl/>
+        </w:rPr>
+        <w:t>بهار ۱۴۰۵</w:t>
+      </w:r>
+    </w:p>
+    <w:sdt>
+      <w:sdtPr>
+        <w:rPr>
+          <w:rtl/>
+        </w:rPr>
+        <w:id w:val="-2046367612"/>
+        <w:docPartObj>
+          <w:docPartGallery w:val="Table of Contents"/>
+          <w:docPartUnique/>
+        </w:docPartObj>
+      </w:sdtPr>
+      <w:sdtEndPr>
+        <w:rPr>
+          <w:noProof/>
+          <w:color w:val="000000"/>
+          <w:sz w:val="22"/>
+          <w:szCs w:val="22"/>
+        </w:rPr>
+      </w:sdtEndPr>
+      <w:sdtContent>
+        <w:p>
+          <w:pPr>
+            <w:pStyle w:val="Heading1"/>
+            <w:ind w:left="360"/>
+            <w:rPr>
+              <w:rFonts w:ascii="Vazirmatn" w:hAnsi="Vazirmatn" w:hint="cs"/>
+              <w:noProof/>
+              <w:lang w:bidi="fa-IR"/>
+            </w:rPr>
+          </w:pPr>
+          <w:r>
+            <w:rPr>
+              <w:rFonts w:hint="cs"/>
+              <w:rtl/>
+              <w:lang w:bidi="fa-IR"/>
+            </w:rPr>
+            <w:t xml:space="preserve">فهرست مطالب | </w:t>
+          </w:r>
+          <w:r>
+            <w:rPr>
+              <w:lang w:bidi="fa-IR"/>
+            </w:rPr>
+            <w:t>Contents List</w:t>
+          </w:r>
+          <w:r>
+            <w:rPr>
+              <w:rFonts w:ascii="Vazirmatn" w:hAnsi="Vazirmatn" w:hint="cs"/>
+              <w:b w:val="0"/>
+              <w:bCs w:val="0"/>
+            </w:rPr>
+            <w:fldChar w:fldCharType="begin"/>
+          </w:r>
+          <w:r>
+            <w:rPr>
+              <w:rFonts w:ascii="Vazirmatn" w:hAnsi="Vazirmatn" w:hint="cs"/>
+            </w:rPr>
+            <w:instrText xml:space="preserve"> TOC \o "1-3" \h \z \u </w:instrText>
+          </w:r>
+          <w:r>
+            <w:rPr>
+              <w:rFonts w:ascii="Vazirmatn" w:hAnsi="Vazirmatn" w:hint="cs"/>
+              <w:b w:val="0"/>
+              <w:bCs w:val="0"/>
+            </w:rPr>
+            <w:fldChar w:fldCharType="separate"/>
+          </w:r>
+        </w:p>
+        <w:p>
+          <w:pPr>
+            <w:pStyle w:val="TOC1"/>
+            <w:numPr>
+              <w:ilvl w:val="0"/>
+              <w:numId w:val="4"/>
+            </w:numPr>
+            <w:rPr>
+              <w:rFonts w:ascii="Vazirmatn" w:eastAsiaTheme="minorEastAsia" w:hAnsi="Vazirmatn" w:cs="Vazirmatn" w:hint="cs"/>
+              <w:i/>
+              <w:iCs/>
+              <w:noProof/>
+              <w:color w:val="auto"/>
+              <w:kern w:val="2"/>
+              <w:bdr w:val="none" w:sz="0" w:space="0" w:color="auto"/>
+              <w14:textOutline w14:w="0" w14:cap="rnd" w14:cmpd="sng" w14:algn="ctr">
+                <w14:noFill/>
+                <w14:prstDash w14:val="solid"/>
+                <w14:bevel/>
+              </w14:textOutline>
+              <w14:ligatures w14:val="standardContextual"/>
+            </w:rPr>
+          </w:pPr>
+          <w:hyperlink w:anchor="_Toc231564762" w:history="1">
+            <w:r>
+              <w:rPr>
+                <w:rStyle w:val="Hyperlink"/>
+                <w:rFonts w:ascii="Vazirmatn" w:hAnsi="Vazirmatn" w:cs="Vazirmatn" w:hint="cs"/>
+                <w:noProof/>
+                <w:rtl/>
+              </w:rPr>
+              <w:t>شرح خلاصه‌ای از سی</w:t>
+            </w:r>
+            <w:r>
+              <w:rPr>
+                <w:rStyle w:val="Hyperlink"/>
+                <w:rFonts w:ascii="Vazirmatn" w:hAnsi="Vazirmatn" w:cs="Vazirmatn" w:hint="cs"/>
+                <w:noProof/>
+                <w:rtl/>
+              </w:rPr>
+              <w:t>س</w:t>
+            </w:r>
+            <w:r>
+              <w:rPr>
+                <w:rStyle w:val="Hyperlink"/>
+                <w:rFonts w:ascii="Vazirmatn" w:hAnsi="Vazirmatn" w:cs="Vazirmatn" w:hint="cs"/>
+                <w:noProof/>
+                <w:rtl/>
+              </w:rPr>
+              <w:t>تم</w:t>
+            </w:r>
+            <w:r>
+              <w:rPr>
+                <w:rStyle w:val="Hyperlink"/>
+                <w:rFonts w:ascii="Vazirmatn" w:hAnsi="Vazirmatn" w:cs="Vazirmatn" w:hint="cs"/>
+                <w:noProof/>
+                <w:rtl/>
+                <w:lang w:bidi="fa-IR"/>
+              </w:rPr>
+              <w:t xml:space="preserve"> | </w:t>
+            </w:r>
+            <w:r>
+              <w:rPr>
+                <w:rStyle w:val="Hyperlink"/>
+                <w:rFonts w:ascii="Vazirmatn" w:hAnsi="Vazirmatn" w:cs="Vazirmatn" w:hint="cs"/>
+                <w:noProof/>
+                <w:lang w:bidi="fa-IR"/>
+              </w:rPr>
+              <w:t>A S</w:t>
+            </w:r>
+            <w:r>
+              <w:rPr>
+                <w:rStyle w:val="Hyperlink"/>
+                <w:rFonts w:ascii="Vazirmatn" w:hAnsi="Vazirmatn" w:cs="Vazirmatn" w:hint="cs"/>
+                <w:noProof/>
+                <w:lang w:bidi="fa-IR"/>
+              </w:rPr>
+              <w:t>u</w:t>
+            </w:r>
+            <w:r>
+              <w:rPr>
+                <w:rStyle w:val="Hyperlink"/>
+                <w:rFonts w:ascii="Vazirmatn" w:hAnsi="Vazirmatn" w:cs="Vazirmatn" w:hint="cs"/>
+                <w:noProof/>
+                <w:lang w:bidi="fa-IR"/>
+              </w:rPr>
+              <w:t>mmary Of The System</w:t>
+            </w:r>
+            <w:r>
+              <w:rPr>
+                <w:rFonts w:ascii="Vazirmatn" w:hAnsi="Vazirmatn" w:cs="Vazirmatn" w:hint="cs"/>
+                <w:noProof/>
+                <w:webHidden/>
+              </w:rPr>
+              <w:tab/>
+            </w:r>
+            <w:r>
+              <w:rPr>
+                <w:rFonts w:ascii="Vazirmatn" w:hAnsi="Vazirmatn" w:cs="Vazirmatn" w:hint="cs"/>
+                <w:noProof/>
+                <w:webHidden/>
+              </w:rPr>
+              <w:fldChar w:fldCharType="begin"/>
+            </w:r>
+            <w:r>
+              <w:rPr>
+                <w:rFonts w:ascii="Vazirmatn" w:hAnsi="Vazirmatn" w:cs="Vazirmatn" w:hint="cs"/>
+                <w:noProof/>
+                <w:webHidden/>
+              </w:rPr>
+              <w:instrText xml:space="preserve"> PAGEREF _Toc231564762 \h </w:instrText>
+            </w:r>
+            <w:r>
+              <w:rPr>
+                <w:rFonts w:ascii="Vazirmatn" w:hAnsi="Vazirmatn" w:cs="Vazirmatn" w:hint="cs"/>
+                <w:noProof/>
+                <w:webHidden/>
+              </w:rPr>
+            </w:r>
+            <w:r>
+              <w:rPr>
+                <w:rFonts w:ascii="Vazirmatn" w:hAnsi="Vazirmatn" w:cs="Vazirmatn" w:hint="cs"/>
+                <w:noProof/>
+                <w:webHidden/>
+              </w:rPr>
+              <w:fldChar w:fldCharType="separate"/>
+            </w:r>
+            <w:r>
+              <w:rPr>
+                <w:rFonts w:ascii="Vazirmatn" w:hAnsi="Vazirmatn" w:cs="Vazirmatn"/>
+                <w:noProof/>
+                <w:webHidden/>
+                <w:rtl/>
+              </w:rPr>
+              <w:t>4</w:t>
+            </w:r>
+            <w:r>
+              <w:rPr>
+                <w:rFonts w:ascii="Vazirmatn" w:hAnsi="Vazirmatn" w:cs="Vazirmatn" w:hint="cs"/>
+                <w:noProof/>
+                <w:webHidden/>
+              </w:rPr>
+              <w:fldChar w:fldCharType="end"/>
+            </w:r>
+          </w:hyperlink>
+        </w:p>
+        <w:p>
+          <w:pPr>
+            <w:pStyle w:val="TOC1"/>
+            <w:numPr>
+              <w:ilvl w:val="0"/>
+              <w:numId w:val="4"/>
+            </w:numPr>
+            <w:rPr>
+              <w:rFonts w:ascii="Vazirmatn" w:eastAsiaTheme="minorEastAsia" w:hAnsi="Vazirmatn" w:cs="Vazirmatn" w:hint="cs"/>
+              <w:i/>
+              <w:iCs/>
+              <w:noProof/>
+              <w:color w:val="auto"/>
+              <w:kern w:val="2"/>
+              <w:bdr w:val="none" w:sz="0" w:space="0" w:color="auto"/>
+              <w14:textOutline w14:w="0" w14:cap="rnd" w14:cmpd="sng" w14:algn="ctr">
+                <w14:noFill/>
+                <w14:prstDash w14:val="solid"/>
+                <w14:bevel/>
+              </w14:textOutline>
+              <w14:ligatures w14:val="standardContextual"/>
+            </w:rPr>
+          </w:pPr>
+          <w:hyperlink w:anchor="_Toc231564763" w:history="1">
+            <w:r>
+              <w:rPr>
+                <w:rStyle w:val="Hyperlink"/>
+                <w:rFonts w:ascii="Vazirmatn" w:hAnsi="Vazirmatn" w:cs="Vazirmatn" w:hint="cs"/>
+                <w:noProof/>
+                <w:rtl/>
+              </w:rPr>
+              <w:t>اهداف پروژه</w:t>
+            </w:r>
+            <w:r>
+              <w:rPr>
+                <w:rStyle w:val="Hyperlink"/>
+                <w:rFonts w:ascii="Vazirmatn" w:hAnsi="Vazirmatn" w:cs="Vazirmatn" w:hint="cs"/>
+                <w:noProof/>
+                <w:rtl/>
+                <w:lang w:bidi="fa-IR"/>
+              </w:rPr>
+              <w:t xml:space="preserve"> | </w:t>
+            </w:r>
+            <w:r>
+              <w:rPr>
+                <w:rStyle w:val="Hyperlink"/>
+                <w:rFonts w:ascii="Vazirmatn" w:hAnsi="Vazirmatn" w:cs="Vazirmatn" w:hint="cs"/>
+                <w:noProof/>
+                <w:lang w:bidi="fa-IR"/>
+              </w:rPr>
+              <w:t>Project Goals</w:t>
+            </w:r>
+            <w:r>
+              <w:rPr>
+                <w:rFonts w:ascii="Vazirmatn" w:hAnsi="Vazirmatn" w:cs="Vazirmatn" w:hint="cs"/>
+                <w:noProof/>
+                <w:webHidden/>
+              </w:rPr>
+              <w:tab/>
+            </w:r>
+            <w:r>
+              <w:rPr>
+                <w:rFonts w:ascii="Vazirmatn" w:hAnsi="Vazirmatn" w:cs="Vazirmatn" w:hint="cs"/>
+                <w:noProof/>
+                <w:webHidden/>
+              </w:rPr>
+              <w:fldChar w:fldCharType="begin"/>
+            </w:r>
+            <w:r>
+              <w:rPr>
+                <w:rFonts w:ascii="Vazirmatn" w:hAnsi="Vazirmatn" w:cs="Vazirmatn" w:hint="cs"/>
+                <w:noProof/>
+                <w:webHidden/>
+              </w:rPr>
+              <w:instrText xml:space="preserve"> PAGEREF _Toc231564763 \h </w:instrText>
+            </w:r>
+            <w:r>
+              <w:rPr>
+                <w:rFonts w:ascii="Vazirmatn" w:hAnsi="Vazirmatn" w:cs="Vazirmatn" w:hint="cs"/>
+                <w:noProof/>
+                <w:webHidden/>
+              </w:rPr>
+            </w:r>
+            <w:r>
+              <w:rPr>
+                <w:rFonts w:ascii="Vazirmatn" w:hAnsi="Vazirmatn" w:cs="Vazirmatn" w:hint="cs"/>
+                <w:noProof/>
+                <w:webHidden/>
+              </w:rPr>
+              <w:fldChar w:fldCharType="separate"/>
+            </w:r>
+            <w:r>
+              <w:rPr>
+                <w:rFonts w:ascii="Vazirmatn" w:hAnsi="Vazirmatn" w:cs="Vazirmatn"/>
+                <w:noProof/>
+                <w:webHidden/>
+                <w:rtl/>
+              </w:rPr>
+              <w:t>5</w:t>
+            </w:r>
+            <w:r>
+              <w:rPr>
+                <w:rFonts w:ascii="Vazirmatn" w:hAnsi="Vazirmatn" w:cs="Vazirmatn" w:hint="cs"/>
+                <w:noProof/>
+                <w:webHidden/>
+              </w:rPr>
+              <w:fldChar w:fldCharType="end"/>
+            </w:r>
+          </w:hyperlink>
+        </w:p>
+        <w:p>
+          <w:pPr>
+            <w:pStyle w:val="TOC1"/>
+            <w:numPr>
+              <w:ilvl w:val="0"/>
+              <w:numId w:val="4"/>
+            </w:numPr>
+            <w:rPr>
+              <w:rFonts w:ascii="Vazirmatn" w:eastAsiaTheme="minorEastAsia" w:hAnsi="Vazirmatn" w:cs="Vazirmatn" w:hint="cs"/>
+              <w:i/>
+              <w:iCs/>
+              <w:noProof/>
+              <w:color w:val="auto"/>
+              <w:kern w:val="2"/>
+              <w:bdr w:val="none" w:sz="0" w:space="0" w:color="auto"/>
+              <w14:textOutline w14:w="0" w14:cap="rnd" w14:cmpd="sng" w14:algn="ctr">
+                <w14:noFill/>
+                <w14:prstDash w14:val="solid"/>
+                <w14:bevel/>
+              </w14:textOutline>
+              <w14:ligatures w14:val="standardContextual"/>
+            </w:rPr>
+          </w:pPr>
+          <w:hyperlink w:anchor="_Toc231564764" w:history="1">
+            <w:r>
+              <w:rPr>
+                <w:rStyle w:val="Hyperlink"/>
+                <w:rFonts w:ascii="Vazirmatn" w:hAnsi="Vazirmatn" w:cs="Vazirmatn" w:hint="cs"/>
+                <w:noProof/>
+                <w:rtl/>
+              </w:rPr>
+              <w:t xml:space="preserve">شرح راه توسعه | </w:t>
+            </w:r>
+            <w:r>
+              <w:rPr>
+                <w:rStyle w:val="Hyperlink"/>
+                <w:rFonts w:ascii="Vazirmatn" w:hAnsi="Vazirmatn" w:cs="Vazirmatn" w:hint="cs"/>
+                <w:noProof/>
+              </w:rPr>
+              <w:t>Methodlogy</w:t>
+            </w:r>
+            <w:r>
+              <w:rPr>
+                <w:rFonts w:ascii="Vazirmatn" w:hAnsi="Vazirmatn" w:cs="Vazirmatn" w:hint="cs"/>
+                <w:noProof/>
+                <w:webHidden/>
+              </w:rPr>
+              <w:tab/>
+            </w:r>
+            <w:r>
+              <w:rPr>
+                <w:rFonts w:ascii="Vazirmatn" w:hAnsi="Vazirmatn" w:cs="Vazirmatn" w:hint="cs"/>
+                <w:noProof/>
+                <w:webHidden/>
+              </w:rPr>
+              <w:fldChar w:fldCharType="begin"/>
+            </w:r>
+            <w:r>
+              <w:rPr>
+                <w:rFonts w:ascii="Vazirmatn" w:hAnsi="Vazirmatn" w:cs="Vazirmatn" w:hint="cs"/>
+                <w:noProof/>
+                <w:webHidden/>
+              </w:rPr>
+              <w:instrText xml:space="preserve"> PAGEREF _Toc231564764 \h </w:instrText>
+            </w:r>
+            <w:r>
+              <w:rPr>
+                <w:rFonts w:ascii="Vazirmatn" w:hAnsi="Vazirmatn" w:cs="Vazirmatn" w:hint="cs"/>
+                <w:noProof/>
+                <w:webHidden/>
+              </w:rPr>
+            </w:r>
+            <w:r>
+              <w:rPr>
+                <w:rFonts w:ascii="Vazirmatn" w:hAnsi="Vazirmatn" w:cs="Vazirmatn" w:hint="cs"/>
+                <w:noProof/>
+                <w:webHidden/>
+              </w:rPr>
+              <w:fldChar w:fldCharType="separate"/>
+            </w:r>
+            <w:r>
+              <w:rPr>
+                <w:rFonts w:ascii="Vazirmatn" w:hAnsi="Vazirmatn" w:cs="Vazirmatn"/>
+                <w:noProof/>
+                <w:webHidden/>
+                <w:rtl/>
+              </w:rPr>
+              <w:t>6</w:t>
+            </w:r>
+            <w:r>
+              <w:rPr>
+                <w:rFonts w:ascii="Vazirmatn" w:hAnsi="Vazirmatn" w:cs="Vazirmatn" w:hint="cs"/>
+                <w:noProof/>
+                <w:webHidden/>
+              </w:rPr>
+              <w:fldChar w:fldCharType="end"/>
+            </w:r>
+          </w:hyperlink>
+        </w:p>
+        <w:p>
+          <w:pPr>
+            <w:pStyle w:val="TOC1"/>
+            <w:numPr>
+              <w:ilvl w:val="0"/>
+              <w:numId w:val="4"/>
+            </w:numPr>
+            <w:rPr>
+              <w:rFonts w:ascii="Vazirmatn" w:eastAsiaTheme="minorEastAsia" w:hAnsi="Vazirmatn" w:cs="Vazirmatn" w:hint="cs"/>
+              <w:i/>
+              <w:iCs/>
+              <w:noProof/>
+              <w:color w:val="auto"/>
+              <w:kern w:val="2"/>
+              <w:bdr w:val="none" w:sz="0" w:space="0" w:color="auto"/>
+              <w14:textOutline w14:w="0" w14:cap="rnd" w14:cmpd="sng" w14:algn="ctr">
+                <w14:noFill/>
+                <w14:prstDash w14:val="solid"/>
+                <w14:bevel/>
+              </w14:textOutline>
+              <w14:ligatures w14:val="standardContextual"/>
+            </w:rPr>
+          </w:pPr>
+          <w:hyperlink w:anchor="_Toc231564765" w:history="1">
+            <w:r>
+              <w:rPr>
+                <w:rStyle w:val="Hyperlink"/>
+                <w:rFonts w:ascii="Vazirmatn" w:hAnsi="Vazirmatn" w:cs="Vazirmatn" w:hint="cs"/>
+                <w:noProof/>
+                <w:rtl/>
+              </w:rPr>
+              <w:t xml:space="preserve">درخواست سیستم | </w:t>
+            </w:r>
+            <w:r>
+              <w:rPr>
+                <w:rStyle w:val="Hyperlink"/>
+                <w:rFonts w:ascii="Vazirmatn" w:hAnsi="Vazirmatn" w:cs="Vazirmatn" w:hint="cs"/>
+                <w:noProof/>
+              </w:rPr>
+              <w:t>System Request</w:t>
+            </w:r>
+            <w:r>
+              <w:rPr>
+                <w:rFonts w:ascii="Vazirmatn" w:hAnsi="Vazirmatn" w:cs="Vazirmatn" w:hint="cs"/>
+                <w:noProof/>
+                <w:webHidden/>
+              </w:rPr>
+              <w:tab/>
+            </w:r>
+            <w:r>
+              <w:rPr>
+                <w:rFonts w:ascii="Vazirmatn" w:hAnsi="Vazirmatn" w:cs="Vazirmatn" w:hint="cs"/>
+                <w:noProof/>
+                <w:webHidden/>
+              </w:rPr>
+              <w:fldChar w:fldCharType="begin"/>
+            </w:r>
+            <w:r>
+              <w:rPr>
+                <w:rFonts w:ascii="Vazirmatn" w:hAnsi="Vazirmatn" w:cs="Vazirmatn" w:hint="cs"/>
+                <w:noProof/>
+                <w:webHidden/>
+              </w:rPr>
+              <w:instrText xml:space="preserve"> PAGEREF _Toc231564765 \h </w:instrText>
+            </w:r>
+            <w:r>
+              <w:rPr>
+                <w:rFonts w:ascii="Vazirmatn" w:hAnsi="Vazirmatn" w:cs="Vazirmatn" w:hint="cs"/>
+                <w:noProof/>
+                <w:webHidden/>
+              </w:rPr>
+            </w:r>
+            <w:r>
+              <w:rPr>
+                <w:rFonts w:ascii="Vazirmatn" w:hAnsi="Vazirmatn" w:cs="Vazirmatn" w:hint="cs"/>
+                <w:noProof/>
+                <w:webHidden/>
+              </w:rPr>
+              <w:fldChar w:fldCharType="separate"/>
+            </w:r>
+            <w:r>
+              <w:rPr>
+                <w:rFonts w:ascii="Vazirmatn" w:hAnsi="Vazirmatn" w:cs="Vazirmatn"/>
+                <w:noProof/>
+                <w:webHidden/>
+                <w:rtl/>
+              </w:rPr>
+              <w:t>7</w:t>
+            </w:r>
+            <w:r>
+              <w:rPr>
+                <w:rFonts w:ascii="Vazirmatn" w:hAnsi="Vazirmatn" w:cs="Vazirmatn" w:hint="cs"/>
+                <w:noProof/>
+                <w:webHidden/>
+              </w:rPr>
+              <w:fldChar w:fldCharType="end"/>
+            </w:r>
+          </w:hyperlink>
+        </w:p>
+        <w:p>
+          <w:pPr>
+            <w:pStyle w:val="TOC1"/>
+            <w:numPr>
+              <w:ilvl w:val="0"/>
+              <w:numId w:val="4"/>
+            </w:numPr>
+            <w:rPr>
+              <w:rFonts w:ascii="Vazirmatn" w:eastAsiaTheme="minorEastAsia" w:hAnsi="Vazirmatn" w:cs="Vazirmatn" w:hint="cs"/>
+              <w:i/>
+              <w:iCs/>
+              <w:noProof/>
+              <w:color w:val="auto"/>
+              <w:kern w:val="2"/>
+              <w:bdr w:val="none" w:sz="0" w:space="0" w:color="auto"/>
+              <w14:textOutline w14:w="0" w14:cap="rnd" w14:cmpd="sng" w14:algn="ctr">
+                <w14:noFill/>
+                <w14:prstDash w14:val="solid"/>
+                <w14:bevel/>
+              </w14:textOutline>
+              <w14:ligatures w14:val="standardContextual"/>
+            </w:rPr>
+          </w:pPr>
+          <w:hyperlink w:anchor="_Toc231564766" w:history="1">
+            <w:r>
+              <w:rPr>
+                <w:rStyle w:val="Hyperlink"/>
+                <w:rFonts w:ascii="Vazirmatn" w:hAnsi="Vazirmatn" w:cs="Vazirmatn" w:hint="cs"/>
+                <w:noProof/>
+                <w:rtl/>
+                <w:lang w:bidi="fa-IR"/>
+              </w:rPr>
+              <w:t xml:space="preserve">طرح‌کار | </w:t>
+            </w:r>
+            <w:r>
+              <w:rPr>
+                <w:rStyle w:val="Hyperlink"/>
+                <w:rFonts w:ascii="Vazirmatn" w:hAnsi="Vazirmatn" w:cs="Vazirmatn" w:hint="cs"/>
+                <w:noProof/>
+                <w:lang w:bidi="fa-IR"/>
+              </w:rPr>
+              <w:t>Workplan</w:t>
+            </w:r>
+            <w:r>
+              <w:rPr>
+                <w:rFonts w:ascii="Vazirmatn" w:hAnsi="Vazirmatn" w:cs="Vazirmatn" w:hint="cs"/>
+                <w:noProof/>
+                <w:webHidden/>
+              </w:rPr>
+              <w:tab/>
+            </w:r>
+            <w:r>
+              <w:rPr>
+                <w:rFonts w:ascii="Vazirmatn" w:hAnsi="Vazirmatn" w:cs="Vazirmatn" w:hint="cs"/>
+                <w:noProof/>
+                <w:webHidden/>
+              </w:rPr>
+              <w:fldChar w:fldCharType="begin"/>
+            </w:r>
+            <w:r>
+              <w:rPr>
+                <w:rFonts w:ascii="Vazirmatn" w:hAnsi="Vazirmatn" w:cs="Vazirmatn" w:hint="cs"/>
+                <w:noProof/>
+                <w:webHidden/>
+              </w:rPr>
+              <w:instrText xml:space="preserve"> PAGEREF _Toc231564766 \h </w:instrText>
+            </w:r>
+            <w:r>
+              <w:rPr>
+                <w:rFonts w:ascii="Vazirmatn" w:hAnsi="Vazirmatn" w:cs="Vazirmatn" w:hint="cs"/>
+                <w:noProof/>
+                <w:webHidden/>
+              </w:rPr>
+            </w:r>
+            <w:r>
+              <w:rPr>
+                <w:rFonts w:ascii="Vazirmatn" w:hAnsi="Vazirmatn" w:cs="Vazirmatn" w:hint="cs"/>
+                <w:noProof/>
+                <w:webHidden/>
+              </w:rPr>
+              <w:fldChar w:fldCharType="separate"/>
+            </w:r>
+            <w:r>
+              <w:rPr>
+                <w:rFonts w:ascii="Vazirmatn" w:hAnsi="Vazirmatn" w:cs="Vazirmatn"/>
+                <w:noProof/>
+                <w:webHidden/>
+                <w:rtl/>
+              </w:rPr>
+              <w:t>8</w:t>
+            </w:r>
+            <w:r>
+              <w:rPr>
+                <w:rFonts w:ascii="Vazirmatn" w:hAnsi="Vazirmatn" w:cs="Vazirmatn" w:hint="cs"/>
+                <w:noProof/>
+                <w:webHidden/>
+              </w:rPr>
+              <w:fldChar w:fldCharType="end"/>
+            </w:r>
+          </w:hyperlink>
+        </w:p>
+        <w:p>
+          <w:pPr>
+            <w:pStyle w:val="TOC1"/>
+            <w:numPr>
+              <w:ilvl w:val="0"/>
+              <w:numId w:val="4"/>
+            </w:numPr>
+            <w:rPr>
+              <w:rFonts w:ascii="Vazirmatn" w:eastAsiaTheme="minorEastAsia" w:hAnsi="Vazirmatn" w:cs="Vazirmatn" w:hint="cs"/>
+              <w:i/>
+              <w:iCs/>
+              <w:noProof/>
+              <w:color w:val="auto"/>
+              <w:kern w:val="2"/>
+              <w:bdr w:val="none" w:sz="0" w:space="0" w:color="auto"/>
+              <w14:textOutline w14:w="0" w14:cap="rnd" w14:cmpd="sng" w14:algn="ctr">
+                <w14:noFill/>
+                <w14:prstDash w14:val="solid"/>
+                <w14:bevel/>
+              </w14:textOutline>
+              <w14:ligatures w14:val="standardContextual"/>
+            </w:rPr>
+          </w:pPr>
+          <w:hyperlink w:anchor="_Toc231564767" w:history="1">
+            <w:r>
+              <w:rPr>
+                <w:rStyle w:val="Hyperlink"/>
+                <w:rFonts w:ascii="Vazirmatn" w:hAnsi="Vazirmatn" w:cs="Vazirmatn" w:hint="cs"/>
+                <w:noProof/>
+                <w:rtl/>
+              </w:rPr>
+              <w:t xml:space="preserve">تحلیل امکان‌سنجی | </w:t>
+            </w:r>
+            <w:r>
+              <w:rPr>
+                <w:rStyle w:val="Hyperlink"/>
+                <w:rFonts w:ascii="Vazirmatn" w:hAnsi="Vazirmatn" w:cs="Vazirmatn" w:hint="cs"/>
+                <w:noProof/>
+              </w:rPr>
+              <w:t>Feasibility Analysis</w:t>
+            </w:r>
+            <w:r>
+              <w:rPr>
+                <w:rFonts w:ascii="Vazirmatn" w:hAnsi="Vazirmatn" w:cs="Vazirmatn" w:hint="cs"/>
+                <w:noProof/>
+                <w:webHidden/>
+              </w:rPr>
+              <w:tab/>
+            </w:r>
+            <w:r>
+              <w:rPr>
+                <w:rFonts w:ascii="Vazirmatn" w:hAnsi="Vazirmatn" w:cs="Vazirmatn" w:hint="cs"/>
+                <w:noProof/>
+                <w:webHidden/>
+              </w:rPr>
+              <w:fldChar w:fldCharType="begin"/>
+            </w:r>
+            <w:r>
+              <w:rPr>
+                <w:rFonts w:ascii="Vazirmatn" w:hAnsi="Vazirmatn" w:cs="Vazirmatn" w:hint="cs"/>
+                <w:noProof/>
+                <w:webHidden/>
+              </w:rPr>
+              <w:instrText xml:space="preserve"> PAGEREF _Toc231564767 \h </w:instrText>
+            </w:r>
+            <w:r>
+              <w:rPr>
+                <w:rFonts w:ascii="Vazirmatn" w:hAnsi="Vazirmatn" w:cs="Vazirmatn" w:hint="cs"/>
+                <w:noProof/>
+                <w:webHidden/>
+              </w:rPr>
+            </w:r>
+            <w:r>
+              <w:rPr>
+                <w:rFonts w:ascii="Vazirmatn" w:hAnsi="Vazirmatn" w:cs="Vazirmatn" w:hint="cs"/>
+                <w:noProof/>
+                <w:webHidden/>
+              </w:rPr>
+              <w:fldChar w:fldCharType="separate"/>
+            </w:r>
+            <w:r>
+              <w:rPr>
+                <w:rFonts w:ascii="Vazirmatn" w:hAnsi="Vazirmatn" w:cs="Vazirmatn"/>
+                <w:noProof/>
+                <w:webHidden/>
+                <w:rtl/>
+              </w:rPr>
+              <w:t>9</w:t>
+            </w:r>
+            <w:r>
+              <w:rPr>
+                <w:rFonts w:ascii="Vazirmatn" w:hAnsi="Vazirmatn" w:cs="Vazirmatn" w:hint="cs"/>
+                <w:noProof/>
+                <w:webHidden/>
+              </w:rPr>
+              <w:fldChar w:fldCharType="end"/>
+            </w:r>
+          </w:hyperlink>
+        </w:p>
+        <w:p>
+          <w:pPr>
+            <w:pStyle w:val="TOC1"/>
+            <w:numPr>
+              <w:ilvl w:val="0"/>
+              <w:numId w:val="4"/>
+            </w:numPr>
+            <w:rPr>
+              <w:rFonts w:ascii="Vazirmatn" w:eastAsiaTheme="minorEastAsia" w:hAnsi="Vazirmatn" w:cs="Vazirmatn" w:hint="cs"/>
+              <w:i/>
+              <w:iCs/>
+              <w:noProof/>
+              <w:color w:val="auto"/>
+              <w:kern w:val="2"/>
+              <w:bdr w:val="none" w:sz="0" w:space="0" w:color="auto"/>
+              <w14:textOutline w14:w="0" w14:cap="rnd" w14:cmpd="sng" w14:algn="ctr">
+                <w14:noFill/>
+                <w14:prstDash w14:val="solid"/>
+                <w14:bevel/>
+              </w14:textOutline>
+              <w14:ligatures w14:val="standardContextual"/>
+            </w:rPr>
+          </w:pPr>
+          <w:hyperlink w:anchor="_Toc231564768" w:history="1">
+            <w:r>
+              <w:rPr>
+                <w:rStyle w:val="Hyperlink"/>
+                <w:rFonts w:ascii="Vazirmatn" w:hAnsi="Vazirmatn" w:cs="Vazirmatn" w:hint="cs"/>
+                <w:noProof/>
+                <w:rtl/>
+                <w:lang w:bidi="fa-IR"/>
+              </w:rPr>
+              <w:t xml:space="preserve">تعریف نیازمندی‌ها |‌ </w:t>
+            </w:r>
+            <w:r>
+              <w:rPr>
+                <w:rStyle w:val="Hyperlink"/>
+                <w:rFonts w:ascii="Vazirmatn" w:hAnsi="Vazirmatn" w:cs="Vazirmatn" w:hint="cs"/>
+                <w:noProof/>
+                <w:lang w:bidi="fa-IR"/>
+              </w:rPr>
+              <w:t>Requirements Definition</w:t>
+            </w:r>
+            <w:r>
+              <w:rPr>
+                <w:rFonts w:ascii="Vazirmatn" w:hAnsi="Vazirmatn" w:cs="Vazirmatn" w:hint="cs"/>
+                <w:noProof/>
+                <w:webHidden/>
+              </w:rPr>
+              <w:tab/>
+            </w:r>
+            <w:r>
+              <w:rPr>
+                <w:rFonts w:ascii="Vazirmatn" w:hAnsi="Vazirmatn" w:cs="Vazirmatn" w:hint="cs"/>
+                <w:noProof/>
+                <w:webHidden/>
+              </w:rPr>
+              <w:fldChar w:fldCharType="begin"/>
+            </w:r>
+            <w:r>
+              <w:rPr>
+                <w:rFonts w:ascii="Vazirmatn" w:hAnsi="Vazirmatn" w:cs="Vazirmatn" w:hint="cs"/>
+                <w:noProof/>
+                <w:webHidden/>
+              </w:rPr>
+              <w:instrText xml:space="preserve"> PAGEREF _Toc231564768 \h </w:instrText>
+            </w:r>
+            <w:r>
+              <w:rPr>
+                <w:rFonts w:ascii="Vazirmatn" w:hAnsi="Vazirmatn" w:cs="Vazirmatn" w:hint="cs"/>
+                <w:noProof/>
+                <w:webHidden/>
+              </w:rPr>
+            </w:r>
+            <w:r>
+              <w:rPr>
+                <w:rFonts w:ascii="Vazirmatn" w:hAnsi="Vazirmatn" w:cs="Vazirmatn" w:hint="cs"/>
+                <w:noProof/>
+                <w:webHidden/>
+              </w:rPr>
+              <w:fldChar w:fldCharType="separate"/>
+            </w:r>
+            <w:r>
+              <w:rPr>
+                <w:rFonts w:ascii="Vazirmatn" w:hAnsi="Vazirmatn" w:cs="Vazirmatn"/>
+                <w:noProof/>
+                <w:webHidden/>
+                <w:rtl/>
+              </w:rPr>
+              <w:t>10</w:t>
+            </w:r>
+            <w:r>
+              <w:rPr>
+                <w:rFonts w:ascii="Vazirmatn" w:hAnsi="Vazirmatn" w:cs="Vazirmatn" w:hint="cs"/>
+                <w:noProof/>
+                <w:webHidden/>
+              </w:rPr>
+              <w:fldChar w:fldCharType="end"/>
+            </w:r>
+          </w:hyperlink>
+        </w:p>
+        <w:p>
+          <w:pPr>
+            <w:pStyle w:val="TOC1"/>
+            <w:numPr>
+              <w:ilvl w:val="0"/>
+              <w:numId w:val="4"/>
+            </w:numPr>
+            <w:rPr>
+              <w:rFonts w:ascii="Vazirmatn" w:eastAsiaTheme="minorEastAsia" w:hAnsi="Vazirmatn" w:cs="Vazirmatn" w:hint="cs"/>
+              <w:i/>
+              <w:iCs/>
+              <w:noProof/>
+              <w:color w:val="auto"/>
+              <w:kern w:val="2"/>
+              <w:bdr w:val="none" w:sz="0" w:space="0" w:color="auto"/>
+              <w14:textOutline w14:w="0" w14:cap="rnd" w14:cmpd="sng" w14:algn="ctr">
+                <w14:noFill/>
+                <w14:prstDash w14:val="solid"/>
+                <w14:bevel/>
+              </w14:textOutline>
+              <w14:ligatures w14:val="standardContextual"/>
+            </w:rPr>
+          </w:pPr>
+          <w:hyperlink w:anchor="_Toc231564769" w:history="1">
+            <w:r>
+              <w:rPr>
+                <w:rStyle w:val="Hyperlink"/>
+                <w:rFonts w:ascii="Vazirmatn" w:hAnsi="Vazirmatn" w:cs="Vazirmatn" w:hint="cs"/>
+                <w:noProof/>
+                <w:rtl/>
+                <w:lang w:bidi="fa-IR"/>
+              </w:rPr>
+              <w:t xml:space="preserve">مدل‌های کارکردی | </w:t>
+            </w:r>
+            <w:r>
+              <w:rPr>
+                <w:rStyle w:val="Hyperlink"/>
+                <w:rFonts w:ascii="Vazirmatn" w:hAnsi="Vazirmatn" w:cs="Vazirmatn" w:hint="cs"/>
+                <w:noProof/>
+                <w:lang w:bidi="fa-IR"/>
+              </w:rPr>
+              <w:t>Functional Models</w:t>
+            </w:r>
+            <w:r>
+              <w:rPr>
+                <w:rFonts w:ascii="Vazirmatn" w:hAnsi="Vazirmatn" w:cs="Vazirmatn" w:hint="cs"/>
+                <w:noProof/>
+                <w:webHidden/>
+              </w:rPr>
+              <w:tab/>
+            </w:r>
+            <w:r>
+              <w:rPr>
+                <w:rFonts w:ascii="Vazirmatn" w:hAnsi="Vazirmatn" w:cs="Vazirmatn" w:hint="cs"/>
+                <w:noProof/>
+                <w:webHidden/>
+              </w:rPr>
+              <w:fldChar w:fldCharType="begin"/>
+            </w:r>
+            <w:r>
+              <w:rPr>
+                <w:rFonts w:ascii="Vazirmatn" w:hAnsi="Vazirmatn" w:cs="Vazirmatn" w:hint="cs"/>
+                <w:noProof/>
+                <w:webHidden/>
+              </w:rPr>
+              <w:instrText xml:space="preserve"> PAGEREF _Toc231564769 \h </w:instrText>
+            </w:r>
+            <w:r>
+              <w:rPr>
+                <w:rFonts w:ascii="Vazirmatn" w:hAnsi="Vazirmatn" w:cs="Vazirmatn" w:hint="cs"/>
+                <w:noProof/>
+                <w:webHidden/>
+              </w:rPr>
+            </w:r>
+            <w:r>
+              <w:rPr>
+                <w:rFonts w:ascii="Vazirmatn" w:hAnsi="Vazirmatn" w:cs="Vazirmatn" w:hint="cs"/>
+                <w:noProof/>
+                <w:webHidden/>
+              </w:rPr>
+              <w:fldChar w:fldCharType="separate"/>
+            </w:r>
+            <w:r>
+              <w:rPr>
+                <w:rFonts w:ascii="Vazirmatn" w:hAnsi="Vazirmatn" w:cs="Vazirmatn"/>
+                <w:noProof/>
+                <w:webHidden/>
+                <w:rtl/>
+              </w:rPr>
+              <w:t>11</w:t>
+            </w:r>
+            <w:r>
+              <w:rPr>
+                <w:rFonts w:ascii="Vazirmatn" w:hAnsi="Vazirmatn" w:cs="Vazirmatn" w:hint="cs"/>
+                <w:noProof/>
+                <w:webHidden/>
+              </w:rPr>
+              <w:fldChar w:fldCharType="end"/>
+            </w:r>
+          </w:hyperlink>
+        </w:p>
+        <w:p>
+          <w:pPr>
+            <w:pStyle w:val="TOC2"/>
+            <w:numPr>
+              <w:ilvl w:val="0"/>
+              <w:numId w:val="4"/>
+            </w:numPr>
+            <w:tabs>
+              <w:tab w:val="right" w:leader="dot" w:pos="9350"/>
+            </w:tabs>
+            <w:bidi/>
+            <w:rPr>
+              <w:rFonts w:ascii="Vazirmatn" w:eastAsiaTheme="minorEastAsia" w:hAnsi="Vazirmatn" w:cs="Vazirmatn" w:hint="cs"/>
+              <w:b/>
+              <w:bCs/>
+              <w:noProof/>
+              <w:color w:val="auto"/>
+              <w:kern w:val="2"/>
+              <w:sz w:val="24"/>
+              <w:bdr w:val="none" w:sz="0" w:space="0" w:color="auto"/>
+              <w14:textOutline w14:w="0" w14:cap="rnd" w14:cmpd="sng" w14:algn="ctr">
+                <w14:noFill/>
+                <w14:prstDash w14:val="solid"/>
+                <w14:bevel/>
+              </w14:textOutline>
+              <w14:ligatures w14:val="standardContextual"/>
+            </w:rPr>
+          </w:pPr>
+          <w:hyperlink w:anchor="_Toc231564770" w:history="1">
+            <w:r>
+              <w:rPr>
+                <w:rStyle w:val="Hyperlink"/>
+                <w:rFonts w:ascii="Vazirmatn" w:hAnsi="Vazirmatn" w:cs="Vazirmatn" w:hint="cs"/>
+                <w:noProof/>
+                <w:rtl/>
+                <w:lang w:bidi="fa-IR"/>
+              </w:rPr>
+              <w:t xml:space="preserve">سناریو‌های پروژه | </w:t>
+            </w:r>
+            <w:r>
+              <w:rPr>
+                <w:rStyle w:val="Hyperlink"/>
+                <w:rFonts w:ascii="Vazirmatn" w:hAnsi="Vazirmatn" w:cs="Vazirmatn" w:hint="cs"/>
+                <w:noProof/>
+                <w:lang w:bidi="fa-IR"/>
+              </w:rPr>
+              <w:t>Use-Case Descriptions</w:t>
+            </w:r>
+            <w:r>
+              <w:rPr>
+                <w:rFonts w:ascii="Vazirmatn" w:hAnsi="Vazirmatn" w:cs="Vazirmatn" w:hint="cs"/>
+                <w:noProof/>
+                <w:webHidden/>
+              </w:rPr>
+              <w:tab/>
+            </w:r>
+            <w:r>
+              <w:rPr>
+                <w:rFonts w:ascii="Vazirmatn" w:hAnsi="Vazirmatn" w:cs="Vazirmatn" w:hint="cs"/>
+                <w:noProof/>
+                <w:webHidden/>
+              </w:rPr>
+              <w:fldChar w:fldCharType="begin"/>
+            </w:r>
+            <w:r>
+              <w:rPr>
+                <w:rFonts w:ascii="Vazirmatn" w:hAnsi="Vazirmatn" w:cs="Vazirmatn" w:hint="cs"/>
+                <w:noProof/>
+                <w:webHidden/>
+              </w:rPr>
+              <w:instrText xml:space="preserve"> PAGEREF _Toc231564770 \h </w:instrText>
+            </w:r>
+            <w:r>
+              <w:rPr>
+                <w:rFonts w:ascii="Vazirmatn" w:hAnsi="Vazirmatn" w:cs="Vazirmatn" w:hint="cs"/>
+                <w:noProof/>
+                <w:webHidden/>
+              </w:rPr>
+            </w:r>
+            <w:r>
+              <w:rPr>
+                <w:rFonts w:ascii="Vazirmatn" w:hAnsi="Vazirmatn" w:cs="Vazirmatn" w:hint="cs"/>
+                <w:noProof/>
+                <w:webHidden/>
+              </w:rPr>
+              <w:fldChar w:fldCharType="separate"/>
+            </w:r>
+            <w:r>
+              <w:rPr>
+                <w:rFonts w:ascii="Vazirmatn" w:hAnsi="Vazirmatn" w:cs="Vazirmatn"/>
+                <w:noProof/>
+                <w:webHidden/>
+                <w:rtl/>
+              </w:rPr>
+              <w:t>12</w:t>
+            </w:r>
+            <w:r>
+              <w:rPr>
+                <w:rFonts w:ascii="Vazirmatn" w:hAnsi="Vazirmatn" w:cs="Vazirmatn" w:hint="cs"/>
+                <w:noProof/>
+                <w:webHidden/>
+              </w:rPr>
+              <w:fldChar w:fldCharType="end"/>
+            </w:r>
+          </w:hyperlink>
+        </w:p>
+        <w:p>
+          <w:pPr>
+            <w:pStyle w:val="TOC2"/>
+            <w:numPr>
+              <w:ilvl w:val="0"/>
+              <w:numId w:val="4"/>
+            </w:numPr>
+            <w:tabs>
+              <w:tab w:val="right" w:leader="dot" w:pos="9350"/>
+            </w:tabs>
+            <w:bidi/>
+            <w:rPr>
+              <w:rFonts w:ascii="Vazirmatn" w:eastAsiaTheme="minorEastAsia" w:hAnsi="Vazirmatn" w:cs="Vazirmatn" w:hint="cs"/>
+              <w:b/>
+              <w:bCs/>
+              <w:noProof/>
+              <w:color w:val="auto"/>
+              <w:kern w:val="2"/>
+              <w:sz w:val="24"/>
+              <w:bdr w:val="none" w:sz="0" w:space="0" w:color="auto"/>
+              <w14:textOutline w14:w="0" w14:cap="rnd" w14:cmpd="sng" w14:algn="ctr">
+                <w14:noFill/>
+                <w14:prstDash w14:val="solid"/>
+                <w14:bevel/>
+              </w14:textOutline>
+              <w14:ligatures w14:val="standardContextual"/>
+            </w:rPr>
+          </w:pPr>
+          <w:hyperlink w:anchor="_Toc231564771" w:history="1">
+            <w:r>
+              <w:rPr>
+                <w:rStyle w:val="Hyperlink"/>
+                <w:rFonts w:ascii="Vazirmatn" w:hAnsi="Vazirmatn" w:cs="Vazirmatn" w:hint="cs"/>
+                <w:noProof/>
+                <w:rtl/>
+                <w:lang w:bidi="fa-IR"/>
+              </w:rPr>
+              <w:t xml:space="preserve">نمودارهای مورد‌کاربرد | </w:t>
+            </w:r>
+            <w:r>
+              <w:rPr>
+                <w:rStyle w:val="Hyperlink"/>
+                <w:rFonts w:ascii="Vazirmatn" w:hAnsi="Vazirmatn" w:cs="Vazirmatn" w:hint="cs"/>
+                <w:noProof/>
+                <w:lang w:bidi="fa-IR"/>
+              </w:rPr>
+              <w:t>Use-Case Diagrams</w:t>
+            </w:r>
+            <w:r>
+              <w:rPr>
+                <w:rFonts w:ascii="Vazirmatn" w:hAnsi="Vazirmatn" w:cs="Vazirmatn" w:hint="cs"/>
+                <w:noProof/>
+                <w:webHidden/>
+              </w:rPr>
+              <w:tab/>
+            </w:r>
+            <w:r>
+              <w:rPr>
+                <w:rFonts w:ascii="Vazirmatn" w:hAnsi="Vazirmatn" w:cs="Vazirmatn" w:hint="cs"/>
+                <w:noProof/>
+                <w:webHidden/>
+              </w:rPr>
+              <w:fldChar w:fldCharType="begin"/>
+            </w:r>
+            <w:r>
+              <w:rPr>
+                <w:rFonts w:ascii="Vazirmatn" w:hAnsi="Vazirmatn" w:cs="Vazirmatn" w:hint="cs"/>
+                <w:noProof/>
+                <w:webHidden/>
+              </w:rPr>
+              <w:instrText xml:space="preserve"> PAGEREF _Toc231564771 \h </w:instrText>
+            </w:r>
+            <w:r>
+              <w:rPr>
+                <w:rFonts w:ascii="Vazirmatn" w:hAnsi="Vazirmatn" w:cs="Vazirmatn" w:hint="cs"/>
+                <w:noProof/>
+                <w:webHidden/>
+              </w:rPr>
+            </w:r>
+            <w:r>
+              <w:rPr>
+                <w:rFonts w:ascii="Vazirmatn" w:hAnsi="Vazirmatn" w:cs="Vazirmatn" w:hint="cs"/>
+                <w:noProof/>
+                <w:webHidden/>
+              </w:rPr>
+              <w:fldChar w:fldCharType="separate"/>
+            </w:r>
+            <w:r>
+              <w:rPr>
+                <w:rFonts w:ascii="Vazirmatn" w:hAnsi="Vazirmatn" w:cs="Vazirmatn"/>
+                <w:noProof/>
+                <w:webHidden/>
+                <w:rtl/>
+              </w:rPr>
+              <w:t>13</w:t>
+            </w:r>
+            <w:r>
+              <w:rPr>
+                <w:rFonts w:ascii="Vazirmatn" w:hAnsi="Vazirmatn" w:cs="Vazirmatn" w:hint="cs"/>
+                <w:noProof/>
+                <w:webHidden/>
+              </w:rPr>
+              <w:fldChar w:fldCharType="end"/>
+            </w:r>
+          </w:hyperlink>
+        </w:p>
+        <w:p>
+          <w:pPr>
+            <w:pStyle w:val="TOC2"/>
+            <w:numPr>
+              <w:ilvl w:val="0"/>
+              <w:numId w:val="4"/>
+            </w:numPr>
+            <w:tabs>
+              <w:tab w:val="right" w:leader="dot" w:pos="9350"/>
+            </w:tabs>
+            <w:bidi/>
+            <w:rPr>
+              <w:rFonts w:ascii="Vazirmatn" w:eastAsiaTheme="minorEastAsia" w:hAnsi="Vazirmatn" w:cs="Vazirmatn" w:hint="cs"/>
+              <w:b/>
+              <w:bCs/>
+              <w:noProof/>
+              <w:color w:val="auto"/>
+              <w:kern w:val="2"/>
+              <w:sz w:val="24"/>
+              <w:bdr w:val="none" w:sz="0" w:space="0" w:color="auto"/>
+              <w14:textOutline w14:w="0" w14:cap="rnd" w14:cmpd="sng" w14:algn="ctr">
+                <w14:noFill/>
+                <w14:prstDash w14:val="solid"/>
+                <w14:bevel/>
+              </w14:textOutline>
+              <w14:ligatures w14:val="standardContextual"/>
+            </w:rPr>
+          </w:pPr>
+          <w:hyperlink w:anchor="_Toc231564772" w:history="1">
+            <w:r>
+              <w:rPr>
+                <w:rStyle w:val="Hyperlink"/>
+                <w:rFonts w:ascii="Vazirmatn" w:hAnsi="Vazirmatn" w:cs="Vazirmatn" w:hint="cs"/>
+                <w:noProof/>
+                <w:rtl/>
+                <w:lang w:bidi="fa-IR"/>
+              </w:rPr>
+              <w:t xml:space="preserve">نمودارهای فعالیت | </w:t>
+            </w:r>
+            <w:r>
+              <w:rPr>
+                <w:rStyle w:val="Hyperlink"/>
+                <w:rFonts w:ascii="Vazirmatn" w:hAnsi="Vazirmatn" w:cs="Vazirmatn" w:hint="cs"/>
+                <w:noProof/>
+                <w:lang w:bidi="fa-IR"/>
+              </w:rPr>
+              <w:t>Activity Diagrams</w:t>
+            </w:r>
+            <w:r>
+              <w:rPr>
+                <w:rFonts w:ascii="Vazirmatn" w:hAnsi="Vazirmatn" w:cs="Vazirmatn" w:hint="cs"/>
+                <w:noProof/>
+                <w:webHidden/>
+              </w:rPr>
+              <w:tab/>
+            </w:r>
+            <w:r>
+              <w:rPr>
+                <w:rFonts w:ascii="Vazirmatn" w:hAnsi="Vazirmatn" w:cs="Vazirmatn" w:hint="cs"/>
+                <w:noProof/>
+                <w:webHidden/>
+              </w:rPr>
+              <w:fldChar w:fldCharType="begin"/>
+            </w:r>
+            <w:r>
+              <w:rPr>
+                <w:rFonts w:ascii="Vazirmatn" w:hAnsi="Vazirmatn" w:cs="Vazirmatn" w:hint="cs"/>
+                <w:noProof/>
+                <w:webHidden/>
+              </w:rPr>
+              <w:instrText xml:space="preserve"> PAGEREF _Toc231564772 \h </w:instrText>
+            </w:r>
+            <w:r>
+              <w:rPr>
+                <w:rFonts w:ascii="Vazirmatn" w:hAnsi="Vazirmatn" w:cs="Vazirmatn" w:hint="cs"/>
+                <w:noProof/>
+                <w:webHidden/>
+              </w:rPr>
+            </w:r>
+            <w:r>
+              <w:rPr>
+                <w:rFonts w:ascii="Vazirmatn" w:hAnsi="Vazirmatn" w:cs="Vazirmatn" w:hint="cs"/>
+                <w:noProof/>
+                <w:webHidden/>
+              </w:rPr>
+              <w:fldChar w:fldCharType="separate"/>
+            </w:r>
+            <w:r>
+              <w:rPr>
+                <w:rFonts w:ascii="Vazirmatn" w:hAnsi="Vazirmatn" w:cs="Vazirmatn"/>
+                <w:noProof/>
+                <w:webHidden/>
+                <w:rtl/>
+              </w:rPr>
+              <w:t>14</w:t>
+            </w:r>
+            <w:r>
+              <w:rPr>
+                <w:rFonts w:ascii="Vazirmatn" w:hAnsi="Vazirmatn" w:cs="Vazirmatn" w:hint="cs"/>
+                <w:noProof/>
+                <w:webHidden/>
+              </w:rPr>
+              <w:fldChar w:fldCharType="end"/>
+            </w:r>
+          </w:hyperlink>
+        </w:p>
+        <w:p>
+          <w:pPr>
+            <w:pStyle w:val="TOC1"/>
+            <w:numPr>
+              <w:ilvl w:val="0"/>
+              <w:numId w:val="4"/>
+            </w:numPr>
+            <w:rPr>
+              <w:rFonts w:ascii="Vazirmatn" w:eastAsiaTheme="minorEastAsia" w:hAnsi="Vazirmatn" w:cs="Vazirmatn" w:hint="cs"/>
+              <w:i/>
+              <w:iCs/>
+              <w:noProof/>
+              <w:color w:val="auto"/>
+              <w:kern w:val="2"/>
+              <w:bdr w:val="none" w:sz="0" w:space="0" w:color="auto"/>
+              <w14:textOutline w14:w="0" w14:cap="rnd" w14:cmpd="sng" w14:algn="ctr">
+                <w14:noFill/>
+                <w14:prstDash w14:val="solid"/>
+                <w14:bevel/>
+              </w14:textOutline>
+              <w14:ligatures w14:val="standardContextual"/>
+            </w:rPr>
+          </w:pPr>
+          <w:hyperlink w:anchor="_Toc231564773" w:history="1">
+            <w:r>
+              <w:rPr>
+                <w:rStyle w:val="Hyperlink"/>
+                <w:rFonts w:ascii="Vazirmatn" w:hAnsi="Vazirmatn" w:cs="Vazirmatn" w:hint="cs"/>
+                <w:noProof/>
+                <w:rtl/>
+                <w:lang w:bidi="fa-IR"/>
+              </w:rPr>
+              <w:t xml:space="preserve">مدل‌های ساختاری | </w:t>
+            </w:r>
+            <w:r>
+              <w:rPr>
+                <w:rStyle w:val="Hyperlink"/>
+                <w:rFonts w:ascii="Vazirmatn" w:hAnsi="Vazirmatn" w:cs="Vazirmatn" w:hint="cs"/>
+                <w:noProof/>
+                <w:lang w:bidi="fa-IR"/>
+              </w:rPr>
+              <w:t>Structural Models</w:t>
+            </w:r>
+            <w:r>
+              <w:rPr>
+                <w:rFonts w:ascii="Vazirmatn" w:hAnsi="Vazirmatn" w:cs="Vazirmatn" w:hint="cs"/>
+                <w:noProof/>
+                <w:webHidden/>
+              </w:rPr>
+              <w:tab/>
+            </w:r>
+            <w:r>
+              <w:rPr>
+                <w:rFonts w:ascii="Vazirmatn" w:hAnsi="Vazirmatn" w:cs="Vazirmatn" w:hint="cs"/>
+                <w:noProof/>
+                <w:webHidden/>
+              </w:rPr>
+              <w:fldChar w:fldCharType="begin"/>
+            </w:r>
+            <w:r>
+              <w:rPr>
+                <w:rFonts w:ascii="Vazirmatn" w:hAnsi="Vazirmatn" w:cs="Vazirmatn" w:hint="cs"/>
+                <w:noProof/>
+                <w:webHidden/>
+              </w:rPr>
+              <w:instrText xml:space="preserve"> PAGEREF _Toc231564773 \h </w:instrText>
+            </w:r>
+            <w:r>
+              <w:rPr>
+                <w:rFonts w:ascii="Vazirmatn" w:hAnsi="Vazirmatn" w:cs="Vazirmatn" w:hint="cs"/>
+                <w:noProof/>
+                <w:webHidden/>
+              </w:rPr>
+            </w:r>
+            <w:r>
+              <w:rPr>
+                <w:rFonts w:ascii="Vazirmatn" w:hAnsi="Vazirmatn" w:cs="Vazirmatn" w:hint="cs"/>
+                <w:noProof/>
+                <w:webHidden/>
+              </w:rPr>
+              <w:fldChar w:fldCharType="separate"/>
+            </w:r>
+            <w:r>
+              <w:rPr>
+                <w:rFonts w:ascii="Vazirmatn" w:hAnsi="Vazirmatn" w:cs="Vazirmatn"/>
+                <w:noProof/>
+                <w:webHidden/>
+                <w:rtl/>
+              </w:rPr>
+              <w:t>15</w:t>
+            </w:r>
+            <w:r>
+              <w:rPr>
+                <w:rFonts w:ascii="Vazirmatn" w:hAnsi="Vazirmatn" w:cs="Vazirmatn" w:hint="cs"/>
+                <w:noProof/>
+                <w:webHidden/>
+              </w:rPr>
+              <w:fldChar w:fldCharType="end"/>
+            </w:r>
+          </w:hyperlink>
+        </w:p>
+        <w:p>
+          <w:pPr>
+            <w:pStyle w:val="TOC2"/>
+            <w:numPr>
+              <w:ilvl w:val="0"/>
+              <w:numId w:val="4"/>
+            </w:numPr>
+            <w:tabs>
+              <w:tab w:val="right" w:leader="dot" w:pos="9350"/>
+            </w:tabs>
+            <w:bidi/>
+            <w:rPr>
+              <w:rFonts w:ascii="Vazirmatn" w:eastAsiaTheme="minorEastAsia" w:hAnsi="Vazirmatn" w:cs="Vazirmatn" w:hint="cs"/>
+              <w:b/>
+              <w:bCs/>
+              <w:noProof/>
+              <w:color w:val="auto"/>
+              <w:kern w:val="2"/>
+              <w:sz w:val="24"/>
+              <w:bdr w:val="none" w:sz="0" w:space="0" w:color="auto"/>
+              <w14:textOutline w14:w="0" w14:cap="rnd" w14:cmpd="sng" w14:algn="ctr">
+                <w14:noFill/>
+                <w14:prstDash w14:val="solid"/>
+                <w14:bevel/>
+              </w14:textOutline>
+              <w14:ligatures w14:val="standardContextual"/>
+            </w:rPr>
+          </w:pPr>
+          <w:hyperlink w:anchor="_Toc231564774" w:history="1">
+            <w:r>
+              <w:rPr>
+                <w:rStyle w:val="Hyperlink"/>
+                <w:rFonts w:ascii="Vazirmatn" w:hAnsi="Vazirmatn" w:cs="Vazirmatn" w:hint="cs"/>
+                <w:noProof/>
+                <w:rtl/>
+                <w:lang w:bidi="fa-IR"/>
+              </w:rPr>
+              <w:t xml:space="preserve">کارت‌های </w:t>
+            </w:r>
+            <w:r>
+              <w:rPr>
+                <w:rStyle w:val="Hyperlink"/>
+                <w:rFonts w:ascii="Vazirmatn" w:hAnsi="Vazirmatn" w:cs="Vazirmatn" w:hint="cs"/>
+                <w:noProof/>
+                <w:lang w:bidi="fa-IR"/>
+              </w:rPr>
+              <w:t>CRC</w:t>
+            </w:r>
+            <w:r>
+              <w:rPr>
+                <w:rStyle w:val="Hyperlink"/>
+                <w:rFonts w:ascii="Vazirmatn" w:hAnsi="Vazirmatn" w:cs="Vazirmatn" w:hint="cs"/>
+                <w:noProof/>
+                <w:rtl/>
+                <w:lang w:bidi="fa-IR"/>
+              </w:rPr>
+              <w:t xml:space="preserve"> | </w:t>
+            </w:r>
+            <w:r>
+              <w:rPr>
+                <w:rStyle w:val="Hyperlink"/>
+                <w:rFonts w:ascii="Vazirmatn" w:hAnsi="Vazirmatn" w:cs="Vazirmatn" w:hint="cs"/>
+                <w:noProof/>
+                <w:lang w:bidi="fa-IR"/>
+              </w:rPr>
+              <w:t>CRC Cards</w:t>
+            </w:r>
+            <w:r>
+              <w:rPr>
+                <w:rFonts w:ascii="Vazirmatn" w:hAnsi="Vazirmatn" w:cs="Vazirmatn" w:hint="cs"/>
+                <w:noProof/>
+                <w:webHidden/>
+              </w:rPr>
+              <w:tab/>
+            </w:r>
+            <w:r>
+              <w:rPr>
+                <w:rFonts w:ascii="Vazirmatn" w:hAnsi="Vazirmatn" w:cs="Vazirmatn" w:hint="cs"/>
+                <w:noProof/>
+                <w:webHidden/>
+              </w:rPr>
+              <w:fldChar w:fldCharType="begin"/>
+            </w:r>
+            <w:r>
+              <w:rPr>
+                <w:rFonts w:ascii="Vazirmatn" w:hAnsi="Vazirmatn" w:cs="Vazirmatn" w:hint="cs"/>
+                <w:noProof/>
+                <w:webHidden/>
+              </w:rPr>
+              <w:instrText xml:space="preserve"> PAGEREF _Toc231564774 \h </w:instrText>
+            </w:r>
+            <w:r>
+              <w:rPr>
+                <w:rFonts w:ascii="Vazirmatn" w:hAnsi="Vazirmatn" w:cs="Vazirmatn" w:hint="cs"/>
+                <w:noProof/>
+                <w:webHidden/>
+              </w:rPr>
+            </w:r>
+            <w:r>
+              <w:rPr>
+                <w:rFonts w:ascii="Vazirmatn" w:hAnsi="Vazirmatn" w:cs="Vazirmatn" w:hint="cs"/>
+                <w:noProof/>
+                <w:webHidden/>
+              </w:rPr>
+              <w:fldChar w:fldCharType="separate"/>
+            </w:r>
+            <w:r>
+              <w:rPr>
+                <w:rFonts w:ascii="Vazirmatn" w:hAnsi="Vazirmatn" w:cs="Vazirmatn"/>
+                <w:noProof/>
+                <w:webHidden/>
+                <w:rtl/>
+              </w:rPr>
+              <w:t>16</w:t>
+            </w:r>
+            <w:r>
+              <w:rPr>
+                <w:rFonts w:ascii="Vazirmatn" w:hAnsi="Vazirmatn" w:cs="Vazirmatn" w:hint="cs"/>
+                <w:noProof/>
+                <w:webHidden/>
+              </w:rPr>
+              <w:fldChar w:fldCharType="end"/>
+            </w:r>
+          </w:hyperlink>
+        </w:p>
+        <w:p>
+          <w:pPr>
+            <w:pStyle w:val="TOC2"/>
+            <w:numPr>
+              <w:ilvl w:val="0"/>
+              <w:numId w:val="4"/>
+            </w:numPr>
+            <w:tabs>
+              <w:tab w:val="right" w:leader="dot" w:pos="9350"/>
+            </w:tabs>
+            <w:bidi/>
+            <w:rPr>
+              <w:rFonts w:ascii="Vazirmatn" w:eastAsiaTheme="minorEastAsia" w:hAnsi="Vazirmatn" w:cs="Vazirmatn" w:hint="cs"/>
+              <w:b/>
+              <w:bCs/>
+              <w:noProof/>
+              <w:color w:val="auto"/>
+              <w:kern w:val="2"/>
+              <w:sz w:val="24"/>
+              <w:bdr w:val="none" w:sz="0" w:space="0" w:color="auto"/>
+              <w14:textOutline w14:w="0" w14:cap="rnd" w14:cmpd="sng" w14:algn="ctr">
+                <w14:noFill/>
+                <w14:prstDash w14:val="solid"/>
+                <w14:bevel/>
+              </w14:textOutline>
+              <w14:ligatures w14:val="standardContextual"/>
+            </w:rPr>
+          </w:pPr>
+          <w:hyperlink w:anchor="_Toc231564775" w:history="1">
+            <w:r>
+              <w:rPr>
+                <w:rStyle w:val="Hyperlink"/>
+                <w:rFonts w:ascii="Vazirmatn" w:hAnsi="Vazirmatn" w:cs="Vazirmatn" w:hint="cs"/>
+                <w:noProof/>
+                <w:rtl/>
+                <w:lang w:bidi="fa-IR"/>
+              </w:rPr>
+              <w:t xml:space="preserve">نمودارهای کلاس | </w:t>
+            </w:r>
+            <w:r>
+              <w:rPr>
+                <w:rStyle w:val="Hyperlink"/>
+                <w:rFonts w:ascii="Vazirmatn" w:hAnsi="Vazirmatn" w:cs="Vazirmatn" w:hint="cs"/>
+                <w:noProof/>
+                <w:lang w:bidi="fa-IR"/>
+              </w:rPr>
+              <w:t>Class Diagrams</w:t>
+            </w:r>
+            <w:r>
+              <w:rPr>
+                <w:rFonts w:ascii="Vazirmatn" w:hAnsi="Vazirmatn" w:cs="Vazirmatn" w:hint="cs"/>
+                <w:noProof/>
+                <w:webHidden/>
+              </w:rPr>
+              <w:tab/>
+            </w:r>
+            <w:r>
+              <w:rPr>
+                <w:rFonts w:ascii="Vazirmatn" w:hAnsi="Vazirmatn" w:cs="Vazirmatn" w:hint="cs"/>
+                <w:noProof/>
+                <w:webHidden/>
+              </w:rPr>
+              <w:fldChar w:fldCharType="begin"/>
+            </w:r>
+            <w:r>
+              <w:rPr>
+                <w:rFonts w:ascii="Vazirmatn" w:hAnsi="Vazirmatn" w:cs="Vazirmatn" w:hint="cs"/>
+                <w:noProof/>
+                <w:webHidden/>
+              </w:rPr>
+              <w:instrText xml:space="preserve"> PAGEREF _Toc231564775 \h </w:instrText>
+            </w:r>
+            <w:r>
+              <w:rPr>
+                <w:rFonts w:ascii="Vazirmatn" w:hAnsi="Vazirmatn" w:cs="Vazirmatn" w:hint="cs"/>
+                <w:noProof/>
+                <w:webHidden/>
+              </w:rPr>
+            </w:r>
+            <w:r>
+              <w:rPr>
+                <w:rFonts w:ascii="Vazirmatn" w:hAnsi="Vazirmatn" w:cs="Vazirmatn" w:hint="cs"/>
+                <w:noProof/>
+                <w:webHidden/>
+              </w:rPr>
+              <w:fldChar w:fldCharType="separate"/>
+            </w:r>
+            <w:r>
+              <w:rPr>
+                <w:rFonts w:ascii="Vazirmatn" w:hAnsi="Vazirmatn" w:cs="Vazirmatn"/>
+                <w:noProof/>
+                <w:webHidden/>
+                <w:rtl/>
+              </w:rPr>
+              <w:t>17</w:t>
+            </w:r>
+            <w:r>
+              <w:rPr>
+                <w:rFonts w:ascii="Vazirmatn" w:hAnsi="Vazirmatn" w:cs="Vazirmatn" w:hint="cs"/>
+                <w:noProof/>
+                <w:webHidden/>
+              </w:rPr>
+              <w:fldChar w:fldCharType="end"/>
+            </w:r>
+          </w:hyperlink>
+        </w:p>
+        <w:p>
+          <w:pPr>
+            <w:pStyle w:val="TOC2"/>
+            <w:numPr>
+              <w:ilvl w:val="0"/>
+              <w:numId w:val="4"/>
+            </w:numPr>
+            <w:tabs>
+              <w:tab w:val="right" w:leader="dot" w:pos="9350"/>
+            </w:tabs>
+            <w:bidi/>
+            <w:rPr>
+              <w:rFonts w:ascii="Vazirmatn" w:eastAsiaTheme="minorEastAsia" w:hAnsi="Vazirmatn" w:cs="Vazirmatn" w:hint="cs"/>
+              <w:b/>
+              <w:bCs/>
+              <w:noProof/>
+              <w:color w:val="auto"/>
+              <w:kern w:val="2"/>
+              <w:sz w:val="24"/>
+              <w:bdr w:val="none" w:sz="0" w:space="0" w:color="auto"/>
+              <w14:textOutline w14:w="0" w14:cap="rnd" w14:cmpd="sng" w14:algn="ctr">
+                <w14:noFill/>
+                <w14:prstDash w14:val="solid"/>
+                <w14:bevel/>
+              </w14:textOutline>
+              <w14:ligatures w14:val="standardContextual"/>
+            </w:rPr>
+          </w:pPr>
+          <w:hyperlink w:anchor="_Toc231564776" w:history="1">
+            <w:r>
+              <w:rPr>
+                <w:rStyle w:val="Hyperlink"/>
+                <w:rFonts w:ascii="Vazirmatn" w:hAnsi="Vazirmatn" w:cs="Vazirmatn" w:hint="cs"/>
+                <w:noProof/>
+                <w:rtl/>
+                <w:lang w:bidi="fa-IR"/>
+              </w:rPr>
+              <w:t xml:space="preserve">نمودارهای شئ | </w:t>
+            </w:r>
+            <w:r>
+              <w:rPr>
+                <w:rStyle w:val="Hyperlink"/>
+                <w:rFonts w:ascii="Vazirmatn" w:hAnsi="Vazirmatn" w:cs="Vazirmatn" w:hint="cs"/>
+                <w:noProof/>
+                <w:lang w:bidi="fa-IR"/>
+              </w:rPr>
+              <w:t>Class Diagrams</w:t>
+            </w:r>
+            <w:r>
+              <w:rPr>
+                <w:rFonts w:ascii="Vazirmatn" w:hAnsi="Vazirmatn" w:cs="Vazirmatn" w:hint="cs"/>
+                <w:noProof/>
+                <w:webHidden/>
+              </w:rPr>
+              <w:tab/>
+            </w:r>
+            <w:r>
+              <w:rPr>
+                <w:rFonts w:ascii="Vazirmatn" w:hAnsi="Vazirmatn" w:cs="Vazirmatn" w:hint="cs"/>
+                <w:noProof/>
+                <w:webHidden/>
+              </w:rPr>
+              <w:fldChar w:fldCharType="begin"/>
+            </w:r>
+            <w:r>
+              <w:rPr>
+                <w:rFonts w:ascii="Vazirmatn" w:hAnsi="Vazirmatn" w:cs="Vazirmatn" w:hint="cs"/>
+                <w:noProof/>
+                <w:webHidden/>
+              </w:rPr>
+              <w:instrText xml:space="preserve"> PAGEREF _Toc231564776 \h </w:instrText>
+            </w:r>
+            <w:r>
+              <w:rPr>
+                <w:rFonts w:ascii="Vazirmatn" w:hAnsi="Vazirmatn" w:cs="Vazirmatn" w:hint="cs"/>
+                <w:noProof/>
+                <w:webHidden/>
+              </w:rPr>
+            </w:r>
+            <w:r>
+              <w:rPr>
+                <w:rFonts w:ascii="Vazirmatn" w:hAnsi="Vazirmatn" w:cs="Vazirmatn" w:hint="cs"/>
+                <w:noProof/>
+                <w:webHidden/>
+              </w:rPr>
+              <w:fldChar w:fldCharType="separate"/>
+            </w:r>
+            <w:r>
+              <w:rPr>
+                <w:rFonts w:ascii="Vazirmatn" w:hAnsi="Vazirmatn" w:cs="Vazirmatn"/>
+                <w:noProof/>
+                <w:webHidden/>
+                <w:rtl/>
+              </w:rPr>
+              <w:t>18</w:t>
+            </w:r>
+            <w:r>
+              <w:rPr>
+                <w:rFonts w:ascii="Vazirmatn" w:hAnsi="Vazirmatn" w:cs="Vazirmatn" w:hint="cs"/>
+                <w:noProof/>
+                <w:webHidden/>
+              </w:rPr>
+              <w:fldChar w:fldCharType="end"/>
+            </w:r>
+          </w:hyperlink>
+        </w:p>
+        <w:p>
+          <w:pPr>
+            <w:pStyle w:val="TOC1"/>
+            <w:numPr>
+              <w:ilvl w:val="0"/>
+              <w:numId w:val="4"/>
+            </w:numPr>
+            <w:rPr>
+              <w:rFonts w:ascii="Vazirmatn" w:eastAsiaTheme="minorEastAsia" w:hAnsi="Vazirmatn" w:cs="Vazirmatn" w:hint="cs"/>
+              <w:i/>
+              <w:iCs/>
+              <w:noProof/>
+              <w:color w:val="auto"/>
+              <w:kern w:val="2"/>
+              <w:bdr w:val="none" w:sz="0" w:space="0" w:color="auto"/>
+              <w14:textOutline w14:w="0" w14:cap="rnd" w14:cmpd="sng" w14:algn="ctr">
+                <w14:noFill/>
+                <w14:prstDash w14:val="solid"/>
+                <w14:bevel/>
+              </w14:textOutline>
+              <w14:ligatures w14:val="standardContextual"/>
+            </w:rPr>
+          </w:pPr>
+          <w:hyperlink w:anchor="_Toc231564777" w:history="1">
+            <w:r>
+              <w:rPr>
+                <w:rStyle w:val="Hyperlink"/>
+                <w:rFonts w:ascii="Vazirmatn" w:hAnsi="Vazirmatn" w:cs="Vazirmatn" w:hint="cs"/>
+                <w:noProof/>
+                <w:rtl/>
+                <w:lang w:bidi="fa-IR"/>
+              </w:rPr>
+              <w:t xml:space="preserve">مدل‌های رفتاری | </w:t>
+            </w:r>
+            <w:r>
+              <w:rPr>
+                <w:rStyle w:val="Hyperlink"/>
+                <w:rFonts w:ascii="Vazirmatn" w:hAnsi="Vazirmatn" w:cs="Vazirmatn" w:hint="cs"/>
+                <w:noProof/>
+                <w:lang w:bidi="fa-IR"/>
+              </w:rPr>
+              <w:t>Behavioral Models</w:t>
+            </w:r>
+            <w:r>
+              <w:rPr>
+                <w:rFonts w:ascii="Vazirmatn" w:hAnsi="Vazirmatn" w:cs="Vazirmatn" w:hint="cs"/>
+                <w:noProof/>
+                <w:webHidden/>
+              </w:rPr>
+              <w:tab/>
+            </w:r>
+            <w:r>
+              <w:rPr>
+                <w:rFonts w:ascii="Vazirmatn" w:hAnsi="Vazirmatn" w:cs="Vazirmatn" w:hint="cs"/>
+                <w:noProof/>
+                <w:webHidden/>
+              </w:rPr>
+              <w:fldChar w:fldCharType="begin"/>
+            </w:r>
+            <w:r>
+              <w:rPr>
+                <w:rFonts w:ascii="Vazirmatn" w:hAnsi="Vazirmatn" w:cs="Vazirmatn" w:hint="cs"/>
+                <w:noProof/>
+                <w:webHidden/>
+              </w:rPr>
+              <w:instrText xml:space="preserve"> PAGEREF _Toc231564777 \h </w:instrText>
+            </w:r>
+            <w:r>
+              <w:rPr>
+                <w:rFonts w:ascii="Vazirmatn" w:hAnsi="Vazirmatn" w:cs="Vazirmatn" w:hint="cs"/>
+                <w:noProof/>
+                <w:webHidden/>
+              </w:rPr>
+            </w:r>
+            <w:r>
+              <w:rPr>
+                <w:rFonts w:ascii="Vazirmatn" w:hAnsi="Vazirmatn" w:cs="Vazirmatn" w:hint="cs"/>
+                <w:noProof/>
+                <w:webHidden/>
+              </w:rPr>
+              <w:fldChar w:fldCharType="separate"/>
+            </w:r>
+            <w:r>
+              <w:rPr>
+                <w:rFonts w:ascii="Vazirmatn" w:hAnsi="Vazirmatn" w:cs="Vazirmatn"/>
+                <w:noProof/>
+                <w:webHidden/>
+                <w:rtl/>
+              </w:rPr>
+              <w:t>19</w:t>
+            </w:r>
+            <w:r>
+              <w:rPr>
+                <w:rFonts w:ascii="Vazirmatn" w:hAnsi="Vazirmatn" w:cs="Vazirmatn" w:hint="cs"/>
+                <w:noProof/>
+                <w:webHidden/>
+              </w:rPr>
+              <w:fldChar w:fldCharType="end"/>
+            </w:r>
+          </w:hyperlink>
+        </w:p>
+        <w:p>
+          <w:pPr>
+            <w:pStyle w:val="TOC2"/>
+            <w:numPr>
+              <w:ilvl w:val="0"/>
+              <w:numId w:val="4"/>
+            </w:numPr>
+            <w:tabs>
+              <w:tab w:val="right" w:leader="dot" w:pos="9350"/>
+            </w:tabs>
+            <w:bidi/>
+            <w:rPr>
+              <w:rFonts w:ascii="Vazirmatn" w:eastAsiaTheme="minorEastAsia" w:hAnsi="Vazirmatn" w:cs="Vazirmatn" w:hint="cs"/>
+              <w:b/>
+              <w:bCs/>
+              <w:noProof/>
+              <w:color w:val="auto"/>
+              <w:kern w:val="2"/>
+              <w:sz w:val="24"/>
+              <w:bdr w:val="none" w:sz="0" w:space="0" w:color="auto"/>
+              <w14:textOutline w14:w="0" w14:cap="rnd" w14:cmpd="sng" w14:algn="ctr">
+                <w14:noFill/>
+                <w14:prstDash w14:val="solid"/>
+                <w14:bevel/>
+              </w14:textOutline>
+              <w14:ligatures w14:val="standardContextual"/>
+            </w:rPr>
+          </w:pPr>
+          <w:hyperlink w:anchor="_Toc231564778" w:history="1">
+            <w:r>
+              <w:rPr>
+                <w:rStyle w:val="Hyperlink"/>
+                <w:rFonts w:ascii="Vazirmatn" w:hAnsi="Vazirmatn" w:cs="Vazirmatn" w:hint="cs"/>
+                <w:noProof/>
+                <w:rtl/>
+                <w:lang w:bidi="fa-IR"/>
+              </w:rPr>
+              <w:t xml:space="preserve">نمودارهای توالی | </w:t>
+            </w:r>
+            <w:r>
+              <w:rPr>
+                <w:rStyle w:val="Hyperlink"/>
+                <w:rFonts w:ascii="Vazirmatn" w:hAnsi="Vazirmatn" w:cs="Vazirmatn" w:hint="cs"/>
+                <w:noProof/>
+                <w:lang w:bidi="fa-IR"/>
+              </w:rPr>
+              <w:t>Sequence Diagrams</w:t>
+            </w:r>
+            <w:r>
+              <w:rPr>
+                <w:rFonts w:ascii="Vazirmatn" w:hAnsi="Vazirmatn" w:cs="Vazirmatn" w:hint="cs"/>
+                <w:noProof/>
+                <w:webHidden/>
+              </w:rPr>
+              <w:tab/>
+            </w:r>
+            <w:r>
+              <w:rPr>
+                <w:rFonts w:ascii="Vazirmatn" w:hAnsi="Vazirmatn" w:cs="Vazirmatn" w:hint="cs"/>
+                <w:noProof/>
+                <w:webHidden/>
+              </w:rPr>
+              <w:fldChar w:fldCharType="begin"/>
+            </w:r>
+            <w:r>
+              <w:rPr>
+                <w:rFonts w:ascii="Vazirmatn" w:hAnsi="Vazirmatn" w:cs="Vazirmatn" w:hint="cs"/>
+                <w:noProof/>
+                <w:webHidden/>
+              </w:rPr>
+              <w:instrText xml:space="preserve"> PAGEREF _Toc231564778 \h </w:instrText>
+            </w:r>
+            <w:r>
+              <w:rPr>
+                <w:rFonts w:ascii="Vazirmatn" w:hAnsi="Vazirmatn" w:cs="Vazirmatn" w:hint="cs"/>
+                <w:noProof/>
+                <w:webHidden/>
+              </w:rPr>
+            </w:r>
+            <w:r>
+              <w:rPr>
+                <w:rFonts w:ascii="Vazirmatn" w:hAnsi="Vazirmatn" w:cs="Vazirmatn" w:hint="cs"/>
+                <w:noProof/>
+                <w:webHidden/>
+              </w:rPr>
+              <w:fldChar w:fldCharType="separate"/>
+            </w:r>
+            <w:r>
+              <w:rPr>
+                <w:rFonts w:ascii="Vazirmatn" w:hAnsi="Vazirmatn" w:cs="Vazirmatn"/>
+                <w:noProof/>
+                <w:webHidden/>
+                <w:rtl/>
+              </w:rPr>
+              <w:t>20</w:t>
+            </w:r>
+            <w:r>
+              <w:rPr>
+                <w:rFonts w:ascii="Vazirmatn" w:hAnsi="Vazirmatn" w:cs="Vazirmatn" w:hint="cs"/>
+                <w:noProof/>
+                <w:webHidden/>
+              </w:rPr>
+              <w:fldChar w:fldCharType="end"/>
+            </w:r>
+          </w:hyperlink>
+        </w:p>
+        <w:p>
+          <w:pPr>
+            <w:pStyle w:val="TOC2"/>
+            <w:numPr>
+              <w:ilvl w:val="0"/>
+              <w:numId w:val="4"/>
+            </w:numPr>
+            <w:tabs>
+              <w:tab w:val="right" w:leader="dot" w:pos="9350"/>
+            </w:tabs>
+            <w:bidi/>
+            <w:rPr>
+              <w:rFonts w:ascii="Vazirmatn" w:eastAsiaTheme="minorEastAsia" w:hAnsi="Vazirmatn" w:cs="Vazirmatn" w:hint="cs"/>
+              <w:b/>
+              <w:bCs/>
+              <w:noProof/>
+              <w:color w:val="auto"/>
+              <w:kern w:val="2"/>
+              <w:sz w:val="24"/>
+              <w:bdr w:val="none" w:sz="0" w:space="0" w:color="auto"/>
+              <w14:textOutline w14:w="0" w14:cap="rnd" w14:cmpd="sng" w14:algn="ctr">
+                <w14:noFill/>
+                <w14:prstDash w14:val="solid"/>
+                <w14:bevel/>
+              </w14:textOutline>
+              <w14:ligatures w14:val="standardContextual"/>
+            </w:rPr>
+          </w:pPr>
+          <w:hyperlink w:anchor="_Toc231564779" w:history="1">
+            <w:r>
+              <w:rPr>
+                <w:rStyle w:val="Hyperlink"/>
+                <w:rFonts w:ascii="Vazirmatn" w:hAnsi="Vazirmatn" w:cs="Vazirmatn" w:hint="cs"/>
+                <w:noProof/>
+                <w:rtl/>
+                <w:lang w:bidi="fa-IR"/>
+              </w:rPr>
+              <w:t xml:space="preserve">نمودارهای ارتباطی | </w:t>
+            </w:r>
+            <w:r>
+              <w:rPr>
+                <w:rStyle w:val="Hyperlink"/>
+                <w:rFonts w:ascii="Vazirmatn" w:hAnsi="Vazirmatn" w:cs="Vazirmatn" w:hint="cs"/>
+                <w:noProof/>
+                <w:lang w:bidi="fa-IR"/>
+              </w:rPr>
+              <w:t>Communication Diagrams</w:t>
+            </w:r>
+            <w:r>
+              <w:rPr>
+                <w:rFonts w:ascii="Vazirmatn" w:hAnsi="Vazirmatn" w:cs="Vazirmatn" w:hint="cs"/>
+                <w:noProof/>
+                <w:webHidden/>
+              </w:rPr>
+              <w:tab/>
+            </w:r>
+            <w:r>
+              <w:rPr>
+                <w:rFonts w:ascii="Vazirmatn" w:hAnsi="Vazirmatn" w:cs="Vazirmatn" w:hint="cs"/>
+                <w:noProof/>
+                <w:webHidden/>
+              </w:rPr>
+              <w:fldChar w:fldCharType="begin"/>
+            </w:r>
+            <w:r>
+              <w:rPr>
+                <w:rFonts w:ascii="Vazirmatn" w:hAnsi="Vazirmatn" w:cs="Vazirmatn" w:hint="cs"/>
+                <w:noProof/>
+                <w:webHidden/>
+              </w:rPr>
+              <w:instrText xml:space="preserve"> PAGEREF _Toc231564779 \h </w:instrText>
+            </w:r>
+            <w:r>
+              <w:rPr>
+                <w:rFonts w:ascii="Vazirmatn" w:hAnsi="Vazirmatn" w:cs="Vazirmatn" w:hint="cs"/>
+                <w:noProof/>
+                <w:webHidden/>
+              </w:rPr>
+            </w:r>
+            <w:r>
+              <w:rPr>
+                <w:rFonts w:ascii="Vazirmatn" w:hAnsi="Vazirmatn" w:cs="Vazirmatn" w:hint="cs"/>
+                <w:noProof/>
+                <w:webHidden/>
+              </w:rPr>
+              <w:fldChar w:fldCharType="separate"/>
+            </w:r>
+            <w:r>
+              <w:rPr>
+                <w:rFonts w:ascii="Vazirmatn" w:hAnsi="Vazirmatn" w:cs="Vazirmatn"/>
+                <w:noProof/>
+                <w:webHidden/>
+                <w:rtl/>
+              </w:rPr>
+              <w:t>21</w:t>
+            </w:r>
+            <w:r>
+              <w:rPr>
+                <w:rFonts w:ascii="Vazirmatn" w:hAnsi="Vazirmatn" w:cs="Vazirmatn" w:hint="cs"/>
+                <w:noProof/>
+                <w:webHidden/>
+              </w:rPr>
+              <w:fldChar w:fldCharType="end"/>
+            </w:r>
+          </w:hyperlink>
+        </w:p>
+        <w:p>
+          <w:pPr>
+            <w:pStyle w:val="TOC2"/>
+            <w:numPr>
+              <w:ilvl w:val="0"/>
+              <w:numId w:val="4"/>
+            </w:numPr>
+            <w:tabs>
+              <w:tab w:val="right" w:leader="dot" w:pos="9350"/>
+            </w:tabs>
+            <w:bidi/>
+            <w:rPr>
+              <w:rFonts w:ascii="Vazirmatn" w:eastAsiaTheme="minorEastAsia" w:hAnsi="Vazirmatn" w:cs="Vazirmatn" w:hint="cs"/>
+              <w:b/>
+              <w:bCs/>
+              <w:noProof/>
+              <w:color w:val="auto"/>
+              <w:kern w:val="2"/>
+              <w:sz w:val="24"/>
+              <w:bdr w:val="none" w:sz="0" w:space="0" w:color="auto"/>
+              <w14:textOutline w14:w="0" w14:cap="rnd" w14:cmpd="sng" w14:algn="ctr">
+                <w14:noFill/>
+                <w14:prstDash w14:val="solid"/>
+                <w14:bevel/>
+              </w14:textOutline>
+              <w14:ligatures w14:val="standardContextual"/>
+            </w:rPr>
+          </w:pPr>
+          <w:hyperlink w:anchor="_Toc231564780" w:history="1">
+            <w:r>
+              <w:rPr>
+                <w:rStyle w:val="Hyperlink"/>
+                <w:rFonts w:ascii="Vazirmatn" w:hAnsi="Vazirmatn" w:cs="Vazirmatn" w:hint="cs"/>
+                <w:noProof/>
+                <w:rtl/>
+                <w:lang w:bidi="fa-IR"/>
+              </w:rPr>
+              <w:t xml:space="preserve">ماشین‌های حالت رفتاری | </w:t>
+            </w:r>
+            <w:r>
+              <w:rPr>
+                <w:rStyle w:val="Hyperlink"/>
+                <w:rFonts w:ascii="Vazirmatn" w:hAnsi="Vazirmatn" w:cs="Vazirmatn" w:hint="cs"/>
+                <w:noProof/>
+                <w:lang w:bidi="fa-IR"/>
+              </w:rPr>
+              <w:t>Behavorial State Machines</w:t>
+            </w:r>
+            <w:r>
+              <w:rPr>
+                <w:rFonts w:ascii="Vazirmatn" w:hAnsi="Vazirmatn" w:cs="Vazirmatn" w:hint="cs"/>
+                <w:noProof/>
+                <w:webHidden/>
+              </w:rPr>
+              <w:tab/>
+            </w:r>
+            <w:r>
+              <w:rPr>
+                <w:rFonts w:ascii="Vazirmatn" w:hAnsi="Vazirmatn" w:cs="Vazirmatn" w:hint="cs"/>
+                <w:noProof/>
+                <w:webHidden/>
+              </w:rPr>
+              <w:fldChar w:fldCharType="begin"/>
+            </w:r>
+            <w:r>
+              <w:rPr>
+                <w:rFonts w:ascii="Vazirmatn" w:hAnsi="Vazirmatn" w:cs="Vazirmatn" w:hint="cs"/>
+                <w:noProof/>
+                <w:webHidden/>
+              </w:rPr>
+              <w:instrText xml:space="preserve"> PAGEREF _Toc231564780 \h </w:instrText>
+            </w:r>
+            <w:r>
+              <w:rPr>
+                <w:rFonts w:ascii="Vazirmatn" w:hAnsi="Vazirmatn" w:cs="Vazirmatn" w:hint="cs"/>
+                <w:noProof/>
+                <w:webHidden/>
+              </w:rPr>
+            </w:r>
+            <w:r>
+              <w:rPr>
+                <w:rFonts w:ascii="Vazirmatn" w:hAnsi="Vazirmatn" w:cs="Vazirmatn" w:hint="cs"/>
+                <w:noProof/>
+                <w:webHidden/>
+              </w:rPr>
+              <w:fldChar w:fldCharType="separate"/>
+            </w:r>
+            <w:r>
+              <w:rPr>
+                <w:rFonts w:ascii="Vazirmatn" w:hAnsi="Vazirmatn" w:cs="Vazirmatn"/>
+                <w:noProof/>
+                <w:webHidden/>
+                <w:rtl/>
+              </w:rPr>
+              <w:t>22</w:t>
+            </w:r>
+            <w:r>
+              <w:rPr>
+                <w:rFonts w:ascii="Vazirmatn" w:hAnsi="Vazirmatn" w:cs="Vazirmatn" w:hint="cs"/>
+                <w:noProof/>
+                <w:webHidden/>
+              </w:rPr>
+              <w:fldChar w:fldCharType="end"/>
+            </w:r>
+          </w:hyperlink>
+        </w:p>
+        <w:p>
+          <w:pPr>
+            <w:pStyle w:val="TOC1"/>
+            <w:numPr>
+              <w:ilvl w:val="0"/>
+              <w:numId w:val="4"/>
+            </w:numPr>
+            <w:rPr>
+              <w:rFonts w:ascii="Vazirmatn" w:eastAsiaTheme="minorEastAsia" w:hAnsi="Vazirmatn" w:cs="Vazirmatn" w:hint="cs"/>
+              <w:i/>
+              <w:iCs/>
+              <w:noProof/>
+              <w:color w:val="auto"/>
+              <w:kern w:val="2"/>
+              <w:bdr w:val="none" w:sz="0" w:space="0" w:color="auto"/>
+              <w14:textOutline w14:w="0" w14:cap="rnd" w14:cmpd="sng" w14:algn="ctr">
+                <w14:noFill/>
+                <w14:prstDash w14:val="solid"/>
+                <w14:bevel/>
+              </w14:textOutline>
+              <w14:ligatures w14:val="standardContextual"/>
+            </w:rPr>
+          </w:pPr>
+          <w:hyperlink w:anchor="_Toc231564781" w:history="1">
+            <w:r>
+              <w:rPr>
+                <w:rStyle w:val="Hyperlink"/>
+                <w:rFonts w:ascii="Vazirmatn" w:hAnsi="Vazirmatn" w:cs="Vazirmatn" w:hint="cs"/>
+                <w:noProof/>
+                <w:rtl/>
+                <w:lang w:bidi="fa-IR"/>
+              </w:rPr>
+              <w:t xml:space="preserve">پیوست‌ها | </w:t>
+            </w:r>
+            <w:r>
+              <w:rPr>
+                <w:rStyle w:val="Hyperlink"/>
+                <w:rFonts w:ascii="Vazirmatn" w:hAnsi="Vazirmatn" w:cs="Vazirmatn" w:hint="cs"/>
+                <w:noProof/>
+                <w:lang w:bidi="fa-IR"/>
+              </w:rPr>
+              <w:t>Attachments</w:t>
+            </w:r>
+            <w:r>
+              <w:rPr>
+                <w:rFonts w:ascii="Vazirmatn" w:hAnsi="Vazirmatn" w:cs="Vazirmatn" w:hint="cs"/>
+                <w:noProof/>
+                <w:webHidden/>
+              </w:rPr>
+              <w:tab/>
+            </w:r>
+            <w:r>
+              <w:rPr>
+                <w:rFonts w:ascii="Vazirmatn" w:hAnsi="Vazirmatn" w:cs="Vazirmatn" w:hint="cs"/>
+                <w:noProof/>
+                <w:webHidden/>
+              </w:rPr>
+              <w:fldChar w:fldCharType="begin"/>
+            </w:r>
+            <w:r>
+              <w:rPr>
+                <w:rFonts w:ascii="Vazirmatn" w:hAnsi="Vazirmatn" w:cs="Vazirmatn" w:hint="cs"/>
+                <w:noProof/>
+                <w:webHidden/>
+              </w:rPr>
+              <w:instrText xml:space="preserve"> PAGEREF _Toc231564781 \h </w:instrText>
+            </w:r>
+            <w:r>
+              <w:rPr>
+                <w:rFonts w:ascii="Vazirmatn" w:hAnsi="Vazirmatn" w:cs="Vazirmatn" w:hint="cs"/>
+                <w:noProof/>
+                <w:webHidden/>
+              </w:rPr>
+            </w:r>
+            <w:r>
+              <w:rPr>
+                <w:rFonts w:ascii="Vazirmatn" w:hAnsi="Vazirmatn" w:cs="Vazirmatn" w:hint="cs"/>
+                <w:noProof/>
+                <w:webHidden/>
+              </w:rPr>
+              <w:fldChar w:fldCharType="separate"/>
+            </w:r>
+            <w:r>
+              <w:rPr>
+                <w:rFonts w:ascii="Vazirmatn" w:hAnsi="Vazirmatn" w:cs="Vazirmatn"/>
+                <w:noProof/>
+                <w:webHidden/>
+                <w:rtl/>
+              </w:rPr>
+              <w:t>23</w:t>
+            </w:r>
+            <w:r>
+              <w:rPr>
+                <w:rFonts w:ascii="Vazirmatn" w:hAnsi="Vazirmatn" w:cs="Vazirmatn" w:hint="cs"/>
+                <w:noProof/>
+                <w:webHidden/>
+              </w:rPr>
+              <w:fldChar w:fldCharType="end"/>
+            </w:r>
+          </w:hyperlink>
+        </w:p>
+        <w:p>
+          <w:pPr>
+            <w:pStyle w:val="TOC2"/>
+            <w:numPr>
+              <w:ilvl w:val="0"/>
+              <w:numId w:val="4"/>
+            </w:numPr>
+            <w:tabs>
+              <w:tab w:val="right" w:leader="dot" w:pos="9350"/>
+            </w:tabs>
+            <w:bidi/>
+            <w:rPr>
+              <w:rFonts w:ascii="Vazirmatn" w:eastAsiaTheme="minorEastAsia" w:hAnsi="Vazirmatn" w:cs="Vazirmatn" w:hint="cs"/>
+              <w:b/>
+              <w:bCs/>
+              <w:noProof/>
+              <w:color w:val="auto"/>
+              <w:kern w:val="2"/>
+              <w:sz w:val="24"/>
+              <w:bdr w:val="none" w:sz="0" w:space="0" w:color="auto"/>
+              <w14:textOutline w14:w="0" w14:cap="rnd" w14:cmpd="sng" w14:algn="ctr">
+                <w14:noFill/>
+                <w14:prstDash w14:val="solid"/>
+                <w14:bevel/>
+              </w14:textOutline>
+              <w14:ligatures w14:val="standardContextual"/>
+            </w:rPr>
+          </w:pPr>
+          <w:r>
+            <w:rPr>
+              <w:rStyle w:val="Hyperlink"/>
+              <w:rFonts w:ascii="Vazirmatn" w:hAnsi="Vazirmatn" w:cs="Vazirmatn" w:hint="cs"/>
+              <w:noProof/>
+            </w:rPr>
+            <w:fldChar w:fldCharType="begin"/>
+          </w:r>
+          <w:r>
+            <w:rPr>
+              <w:rStyle w:val="Hyperlink"/>
+              <w:rFonts w:ascii="Vazirmatn" w:hAnsi="Vazirmatn" w:cs="Vazirmatn" w:hint="cs"/>
+              <w:noProof/>
+            </w:rPr>
+            <w:instrText xml:space="preserve"> </w:instrText>
+          </w:r>
+          <w:r>
+            <w:rPr>
+              <w:rFonts w:ascii="Vazirmatn" w:hAnsi="Vazirmatn" w:cs="Vazirmatn" w:hint="cs"/>
+              <w:noProof/>
+            </w:rPr>
+            <w:instrText>HYPERLINK \l "_Toc231564782"</w:instrText>
+          </w:r>
+          <w:r>
+            <w:rPr>
+              <w:rStyle w:val="Hyperlink"/>
+              <w:rFonts w:ascii="Vazirmatn" w:hAnsi="Vazirmatn" w:cs="Vazirmatn" w:hint="cs"/>
+              <w:noProof/>
+            </w:rPr>
+            <w:instrText xml:space="preserve"> </w:instrText>
+          </w:r>
+          <w:r>
+            <w:rPr>
+              <w:rStyle w:val="Hyperlink"/>
+              <w:rFonts w:ascii="Vazirmatn" w:hAnsi="Vazirmatn" w:cs="Vazirmatn" w:hint="cs"/>
+              <w:noProof/>
+            </w:rPr>
+          </w:r>
+          <w:r>
+            <w:rPr>
+              <w:rStyle w:val="Hyperlink"/>
+              <w:rFonts w:ascii="Vazirmatn" w:hAnsi="Vazirmatn" w:cs="Vazirmatn" w:hint="cs"/>
+              <w:noProof/>
+            </w:rPr>
+            <w:fldChar w:fldCharType="separate"/>
+          </w:r>
+          <w:r>
+            <w:rPr>
+              <w:rStyle w:val="Hyperlink"/>
+              <w:rFonts w:ascii="Vazirmatn" w:hAnsi="Vazirmatn" w:cs="Vazirmatn" w:hint="cs"/>
+              <w:noProof/>
+              <w:rtl/>
+              <w:lang w:bidi="fa-IR"/>
+            </w:rPr>
+            <w:t xml:space="preserve">لینک‌های دسترسی به مخزن گیت | </w:t>
+          </w:r>
+          <w:r>
+            <w:rPr>
+              <w:rStyle w:val="Hyperlink"/>
+              <w:rFonts w:ascii="Vazirmatn" w:hAnsi="Vazirmatn" w:cs="Vazirmatn" w:hint="cs"/>
+              <w:noProof/>
+              <w:lang w:bidi="fa-IR"/>
+            </w:rPr>
+            <w:t>Git Repository Links</w:t>
+          </w:r>
+          <w:r>
+            <w:rPr>
+              <w:rFonts w:ascii="Vazirmatn" w:hAnsi="Vazirmatn" w:cs="Vazirmatn" w:hint="cs"/>
+              <w:noProof/>
+              <w:webHidden/>
+            </w:rPr>
+            <w:tab/>
+          </w:r>
+          <w:r>
+            <w:rPr>
+              <w:rFonts w:ascii="Vazirmatn" w:hAnsi="Vazirmatn" w:cs="Vazirmatn" w:hint="cs"/>
+              <w:noProof/>
+              <w:webHidden/>
+            </w:rPr>
+            <w:fldChar w:fldCharType="begin"/>
+          </w:r>
+          <w:r>
+            <w:rPr>
+              <w:rFonts w:ascii="Vazirmatn" w:hAnsi="Vazirmatn" w:cs="Vazirmatn" w:hint="cs"/>
+              <w:noProof/>
+              <w:webHidden/>
+            </w:rPr>
+            <w:instrText xml:space="preserve"> PAGEREF _Toc231564782 \h </w:instrText>
+          </w:r>
+          <w:r>
+            <w:rPr>
+              <w:rFonts w:ascii="Vazirmatn" w:hAnsi="Vazirmatn" w:cs="Vazirmatn" w:hint="cs"/>
+              <w:noProof/>
+              <w:webHidden/>
+            </w:rPr>
+          </w:r>
+          <w:r>
+            <w:rPr>
+              <w:rFonts w:ascii="Vazirmatn" w:hAnsi="Vazirmatn" w:cs="Vazirmatn" w:hint="cs"/>
+              <w:noProof/>
+              <w:webHidden/>
+            </w:rPr>
+            <w:fldChar w:fldCharType="separate"/>
+          </w:r>
+          <w:r>
+            <w:rPr>
+              <w:rFonts w:ascii="Vazirmatn" w:hAnsi="Vazirmatn" w:cs="Vazirmatn"/>
+              <w:noProof/>
+              <w:webHidden/>
+              <w:rtl/>
+            </w:rPr>
+            <w:t>24</w:t>
+          </w:r>
+          <w:r>
+            <w:rPr>
+              <w:rFonts w:ascii="Vazirmatn" w:hAnsi="Vazirmatn" w:cs="Vazirmatn" w:hint="cs"/>
+              <w:noProof/>
+              <w:webHidden/>
+            </w:rPr>
+            <w:fldChar w:fldCharType="end"/>
+          </w:r>
+          <w:r>
+            <w:rPr>
+              <w:rStyle w:val="Hyperlink"/>
+              <w:rFonts w:ascii="Vazirmatn" w:hAnsi="Vazirmatn" w:cs="Vazirmatn" w:hint="cs"/>
+              <w:noProof/>
+            </w:rPr>
+            <w:fldChar w:fldCharType="end"/>
+          </w:r>
+        </w:p>
+        <w:p>
+          <w:pPr>
+            <w:pStyle w:val="TOC2"/>
+            <w:numPr>
+              <w:ilvl w:val="0"/>
+              <w:numId w:val="4"/>
+            </w:numPr>
+            <w:tabs>
+              <w:tab w:val="right" w:leader="dot" w:pos="9350"/>
+            </w:tabs>
+            <w:bidi/>
+            <w:rPr>
+              <w:rFonts w:ascii="Vazirmatn" w:eastAsiaTheme="minorEastAsia" w:hAnsi="Vazirmatn" w:cs="Vazirmatn" w:hint="cs"/>
+              <w:b/>
+              <w:bCs/>
+              <w:noProof/>
+              <w:color w:val="auto"/>
+              <w:kern w:val="2"/>
+              <w:sz w:val="24"/>
+              <w:bdr w:val="none" w:sz="0" w:space="0" w:color="auto"/>
+              <w14:textOutline w14:w="0" w14:cap="rnd" w14:cmpd="sng" w14:algn="ctr">
+                <w14:noFill/>
+                <w14:prstDash w14:val="solid"/>
+                <w14:bevel/>
+              </w14:textOutline>
+              <w14:ligatures w14:val="standardContextual"/>
+            </w:rPr>
+          </w:pPr>
+          <w:r>
+            <w:rPr>
+              <w:rStyle w:val="Hyperlink"/>
+              <w:rFonts w:ascii="Vazirmatn" w:hAnsi="Vazirmatn" w:cs="Vazirmatn" w:hint="cs"/>
+              <w:noProof/>
+            </w:rPr>
+            <w:lastRenderedPageBreak/>
+            <w:fldChar w:fldCharType="begin"/>
+          </w:r>
+          <w:r>
+            <w:rPr>
+              <w:rStyle w:val="Hyperlink"/>
+              <w:rFonts w:ascii="Vazirmatn" w:hAnsi="Vazirmatn" w:cs="Vazirmatn" w:hint="cs"/>
+              <w:noProof/>
+            </w:rPr>
+            <w:instrText xml:space="preserve"> </w:instrText>
+          </w:r>
+          <w:r>
+            <w:rPr>
+              <w:rFonts w:ascii="Vazirmatn" w:hAnsi="Vazirmatn" w:cs="Vazirmatn" w:hint="cs"/>
+              <w:noProof/>
+            </w:rPr>
+            <w:instrText>HYPERLINK \l "_Toc231564783"</w:instrText>
+          </w:r>
+          <w:r>
+            <w:rPr>
+              <w:rStyle w:val="Hyperlink"/>
+              <w:rFonts w:ascii="Vazirmatn" w:hAnsi="Vazirmatn" w:cs="Vazirmatn" w:hint="cs"/>
+              <w:noProof/>
+            </w:rPr>
+            <w:instrText xml:space="preserve"> </w:instrText>
+          </w:r>
+          <w:r>
+            <w:rPr>
+              <w:rStyle w:val="Hyperlink"/>
+              <w:rFonts w:ascii="Vazirmatn" w:hAnsi="Vazirmatn" w:cs="Vazirmatn" w:hint="cs"/>
+              <w:noProof/>
+            </w:rPr>
+          </w:r>
+          <w:r>
+            <w:rPr>
+              <w:rStyle w:val="Hyperlink"/>
+              <w:rFonts w:ascii="Vazirmatn" w:hAnsi="Vazirmatn" w:cs="Vazirmatn" w:hint="cs"/>
+              <w:noProof/>
+            </w:rPr>
+            <w:fldChar w:fldCharType="separate"/>
+          </w:r>
+          <w:r>
+            <w:rPr>
+              <w:rStyle w:val="Hyperlink"/>
+              <w:rFonts w:ascii="Vazirmatn" w:hAnsi="Vazirmatn" w:cs="Vazirmatn" w:hint="cs"/>
+              <w:noProof/>
+              <w:rtl/>
+              <w:lang w:bidi="fa-IR"/>
+            </w:rPr>
+            <w:t xml:space="preserve">حساب‌های کاربری لینکد‌این و گیت‌هاب | </w:t>
+          </w:r>
+          <w:r>
+            <w:rPr>
+              <w:rStyle w:val="Hyperlink"/>
+              <w:rFonts w:ascii="Vazirmatn" w:hAnsi="Vazirmatn" w:cs="Vazirmatn" w:hint="cs"/>
+              <w:noProof/>
+              <w:lang w:bidi="fa-IR"/>
+            </w:rPr>
+            <w:t>GitHub and LinkedIn accounts</w:t>
+          </w:r>
+          <w:r>
+            <w:rPr>
+              <w:rFonts w:ascii="Vazirmatn" w:hAnsi="Vazirmatn" w:cs="Vazirmatn" w:hint="cs"/>
+              <w:noProof/>
+              <w:webHidden/>
+            </w:rPr>
+            <w:tab/>
+          </w:r>
+          <w:r>
+            <w:rPr>
+              <w:rFonts w:ascii="Vazirmatn" w:hAnsi="Vazirmatn" w:cs="Vazirmatn" w:hint="cs"/>
+              <w:noProof/>
+              <w:webHidden/>
+            </w:rPr>
+            <w:fldChar w:fldCharType="begin"/>
+          </w:r>
+          <w:r>
+            <w:rPr>
+              <w:rFonts w:ascii="Vazirmatn" w:hAnsi="Vazirmatn" w:cs="Vazirmatn" w:hint="cs"/>
+              <w:noProof/>
+              <w:webHidden/>
+            </w:rPr>
+            <w:instrText xml:space="preserve"> PAGEREF _Toc231564783 \h </w:instrText>
+          </w:r>
+          <w:r>
+            <w:rPr>
+              <w:rFonts w:ascii="Vazirmatn" w:hAnsi="Vazirmatn" w:cs="Vazirmatn" w:hint="cs"/>
+              <w:noProof/>
+              <w:webHidden/>
+            </w:rPr>
+          </w:r>
+          <w:r>
+            <w:rPr>
+              <w:rFonts w:ascii="Vazirmatn" w:hAnsi="Vazirmatn" w:cs="Vazirmatn" w:hint="cs"/>
+              <w:noProof/>
+              <w:webHidden/>
+            </w:rPr>
+            <w:fldChar w:fldCharType="separate"/>
+          </w:r>
+          <w:r>
+            <w:rPr>
+              <w:rFonts w:ascii="Vazirmatn" w:hAnsi="Vazirmatn" w:cs="Vazirmatn"/>
+              <w:noProof/>
+              <w:webHidden/>
+              <w:rtl/>
+            </w:rPr>
+            <w:t>2</w:t>
+          </w:r>
+          <w:r>
+            <w:rPr>
+              <w:rFonts w:ascii="Vazirmatn" w:hAnsi="Vazirmatn" w:cs="Vazirmatn"/>
+              <w:noProof/>
+              <w:webHidden/>
+              <w:rtl/>
+            </w:rPr>
+            <w:t>5</w:t>
+          </w:r>
+          <w:r>
+            <w:rPr>
+              <w:rFonts w:ascii="Vazirmatn" w:hAnsi="Vazirmatn" w:cs="Vazirmatn" w:hint="cs"/>
+              <w:noProof/>
+              <w:webHidden/>
+            </w:rPr>
+            <w:fldChar w:fldCharType="end"/>
+          </w:r>
+          <w:r>
+            <w:rPr>
+              <w:rStyle w:val="Hyperlink"/>
+              <w:rFonts w:ascii="Vazirmatn" w:hAnsi="Vazirmatn" w:cs="Vazirmatn" w:hint="cs"/>
+              <w:noProof/>
+            </w:rPr>
+            <w:fldChar w:fldCharType="end"/>
+          </w:r>
+        </w:p>
+        <w:p>
+          <w:pPr>
+            <w:rPr>
+              <w:rtl/>
+            </w:rPr>
+          </w:pPr>
+          <w:r>
+            <w:rPr>
+              <w:rFonts w:ascii="Vazirmatn" w:hAnsi="Vazirmatn" w:hint="cs"/>
+              <w:b/>
+              <w:bCs/>
+              <w:noProof/>
+            </w:rPr>
+            <w:fldChar w:fldCharType="end"/>
+          </w:r>
+        </w:p>
+      </w:sdtContent>
+    </w:sdt>
+    <w:bookmarkStart w:id="0" w:name="_Toc231564762" w:displacedByCustomXml="prev"/>
+    <w:p>
+      <w:pPr>
+        <w:bidi w:val="0"/>
+        <w:spacing w:before="0" w:line="240" w:lineRule="auto"/>
+        <w:jc w:val="left"/>
+        <w:rPr>
+          <w:b/>
+          <w:bCs/>
+          <w:color w:val="00A2FF"/>
+          <w:sz w:val="36"/>
+          <w:szCs w:val="36"/>
+          <w:rtl/>
+        </w:rPr>
+      </w:pPr>
+      <w:r>
+        <w:rPr>
+          <w:rtl/>
+        </w:rPr>
+        <w:br w:type="page"/>
+      </w:r>
+    </w:p>
+    <w:p>
+      <w:pPr>
+        <w:pStyle w:val="Heading1"/>
+        <w:rPr>
+          <w:lang w:bidi="fa-IR"/>
+        </w:rPr>
+      </w:pPr>
+      <w:r>
+        <w:rPr>
+          <w:rFonts w:hint="cs"/>
+          <w:rtl/>
+        </w:rPr>
+        <w:lastRenderedPageBreak/>
+        <w:t xml:space="preserve">شرح </w:t>
+      </w:r>
+      <w:proofErr w:type="spellStart"/>
+      <w:r>
+        <w:rPr>
+          <w:rFonts w:hint="cs"/>
+          <w:rtl/>
+        </w:rPr>
+        <w:t>خلاصه‌ای</w:t>
+      </w:r>
+      <w:proofErr w:type="spellEnd"/>
+      <w:r>
+        <w:rPr>
+          <w:rFonts w:hint="cs"/>
+          <w:rtl/>
+        </w:rPr>
+        <w:t xml:space="preserve"> از </w:t>
+      </w:r>
+      <w:proofErr w:type="spellStart"/>
+      <w:r>
+        <w:rPr>
+          <w:rFonts w:hint="cs"/>
+          <w:rtl/>
+        </w:rPr>
+        <w:t>سیستم</w:t>
+      </w:r>
+      <w:proofErr w:type="spellEnd"/>
+      <w:r>
+        <w:rPr>
+          <w:rFonts w:hint="cs"/>
+          <w:rtl/>
+          <w:lang w:bidi="fa-IR"/>
+        </w:rPr>
+        <w:t xml:space="preserve"> | </w:t>
+      </w:r>
+      <w:r>
+        <w:rPr>
+          <w:lang w:bidi="fa-IR"/>
+        </w:rPr>
+        <w:t>A Summary Of The System</w:t>
+      </w:r>
+      <w:bookmarkEnd w:id="0"/>
+    </w:p>
+    <w:p>
+      <w:pPr>
+        <w:bidi w:val="0"/>
+        <w:spacing w:before="0" w:line="240" w:lineRule="auto"/>
+        <w:jc w:val="left"/>
+        <w:rPr>
+          <w:rtl/>
+        </w:rPr>
+      </w:pPr>
+      <w:r>
+        <w:rPr>
+          <w:rtl/>
+        </w:rPr>
+        <w:br w:type="page"/>
+      </w:r>
+    </w:p>
+    <w:p>
+      <w:pPr>
+        <w:pStyle w:val="Heading1"/>
+        <w:rPr>
+          <w:rFonts w:hint="cs"/>
+          <w:lang w:bidi="fa-IR"/>
+        </w:rPr>
+      </w:pPr>
+      <w:bookmarkStart w:id="1" w:name="_Toc231564763"/>
+      <w:r>
+        <w:rPr>
+          <w:rFonts w:hint="cs"/>
+          <w:rtl/>
+        </w:rPr>
+        <w:lastRenderedPageBreak/>
+        <w:t xml:space="preserve">اهداف </w:t>
+      </w:r>
+      <w:proofErr w:type="spellStart"/>
+      <w:r>
+        <w:rPr>
+          <w:rFonts w:hint="cs"/>
+          <w:rtl/>
+        </w:rPr>
+        <w:t>پروژه</w:t>
+      </w:r>
+      <w:proofErr w:type="spellEnd"/>
+      <w:r>
+        <w:rPr>
+          <w:rFonts w:hint="cs"/>
+          <w:rtl/>
+          <w:lang w:bidi="fa-IR"/>
+        </w:rPr>
+        <w:t xml:space="preserve"> | </w:t>
+      </w:r>
+      <w:r>
+        <w:rPr>
+          <w:lang w:bidi="fa-IR"/>
+        </w:rPr>
+        <w:t>Project Goals</w:t>
+      </w:r>
+      <w:bookmarkEnd w:id="1"/>
+    </w:p>
+    <w:p>
+      <w:pPr>
+        <w:bidi w:val="0"/>
+        <w:spacing w:before="0" w:line="240" w:lineRule="auto"/>
+        <w:jc w:val="left"/>
+        <w:rPr>
+          <w:b/>
+          <w:bCs/>
+          <w:color w:val="00A2FF"/>
+          <w:sz w:val="36"/>
+          <w:szCs w:val="36"/>
+          <w:rtl/>
+        </w:rPr>
+      </w:pPr>
+      <w:r>
+        <w:rPr>
+          <w:rtl/>
+        </w:rPr>
+        <w:br w:type="page"/>
+      </w:r>
+    </w:p>
+    <w:p>
+      <w:pPr>
+        <w:pStyle w:val="Heading1"/>
+      </w:pPr>
+      <w:bookmarkStart w:id="2" w:name="_Toc231564764"/>
+      <w:r>
+        <w:rPr>
+          <w:rFonts w:hint="cs"/>
+          <w:rtl/>
+        </w:rPr>
+        <w:lastRenderedPageBreak/>
+        <w:t xml:space="preserve">شرح راه توسعه | </w:t>
+      </w:r>
+      <w:proofErr w:type="spellStart"/>
+      <w:r>
+        <w:t>Methodlogy</w:t>
+      </w:r>
+      <w:bookmarkEnd w:id="2"/>
+      <w:proofErr w:type="spellEnd"/>
+    </w:p>
+    <w:p>
+      <w:pPr>
+        <w:bidi w:val="0"/>
+        <w:spacing w:before="0" w:line="240" w:lineRule="auto"/>
+        <w:jc w:val="left"/>
+        <w:rPr>
+          <w:b/>
+          <w:bCs/>
+          <w:color w:val="00A2FF"/>
+          <w:sz w:val="36"/>
+          <w:szCs w:val="36"/>
+          <w:rtl/>
+        </w:rPr>
+      </w:pPr>
+      <w:r>
+        <w:rPr>
+          <w:rtl/>
+        </w:rPr>
+        <w:br w:type="page"/>
+      </w:r>
+    </w:p>
+    <w:p>
+      <w:pPr>
+        <w:pStyle w:val="Heading1"/>
+        <w:rPr>
+          <w:rtl/>
+          <w:lang w:bidi="fa-IR"/>
+        </w:rPr>
+      </w:pPr>
+      <w:bookmarkStart w:id="3" w:name="_Toc231564765"/>
+      <w:proofErr w:type="spellStart"/>
+      <w:r>
+        <w:rPr>
+          <w:rFonts w:hint="cs"/>
+          <w:rtl/>
+        </w:rPr>
+        <w:lastRenderedPageBreak/>
+        <w:t>درخواست</w:t>
+      </w:r>
+      <w:proofErr w:type="spellEnd"/>
+      <w:r>
+        <w:rPr>
+          <w:rFonts w:hint="cs"/>
+          <w:rtl/>
+        </w:rPr>
+        <w:t xml:space="preserve"> </w:t>
+      </w:r>
+      <w:proofErr w:type="spellStart"/>
+      <w:r>
+        <w:rPr>
+          <w:rFonts w:hint="cs"/>
+          <w:rtl/>
+        </w:rPr>
+        <w:t>سیستم</w:t>
+      </w:r>
+      <w:proofErr w:type="spellEnd"/>
+      <w:r>
+        <w:rPr>
+          <w:rFonts w:hint="cs"/>
+          <w:rtl/>
+        </w:rPr>
+        <w:t xml:space="preserve"> | </w:t>
+      </w:r>
+      <w:r>
+        <w:t>System Request</w:t>
+      </w:r>
+      <w:bookmarkEnd w:id="3"/>
+    </w:p>
+    <w:p>
+      <w:pPr>
+        <w:bidi w:val="0"/>
+        <w:spacing w:before="0" w:line="240" w:lineRule="auto"/>
+        <w:jc w:val="left"/>
+        <w:rPr>
+          <w:rtl/>
+          <w:lang w:bidi="fa-IR"/>
+        </w:rPr>
+      </w:pPr>
+      <w:r>
+        <w:rPr>
+          <w:rtl/>
+          <w:lang w:bidi="fa-IR"/>
+        </w:rPr>
+        <w:br w:type="page"/>
+      </w:r>
+    </w:p>
+    <w:p>
+      <w:pPr>
+        <w:pStyle w:val="Heading1"/>
+        <w:rPr>
+          <w:lang w:bidi="fa-IR"/>
+        </w:rPr>
+      </w:pPr>
+      <w:bookmarkStart w:id="4" w:name="_Toc231564766"/>
+      <w:proofErr w:type="spellStart"/>
+      <w:r>
+        <w:rPr>
+          <w:rFonts w:hint="cs"/>
+          <w:rtl/>
+          <w:lang w:bidi="fa-IR"/>
+        </w:rPr>
+        <w:lastRenderedPageBreak/>
+        <w:t>طرح‌کار</w:t>
+      </w:r>
+      <w:proofErr w:type="spellEnd"/>
+      <w:r>
+        <w:rPr>
+          <w:rFonts w:hint="cs"/>
+          <w:rtl/>
+          <w:lang w:bidi="fa-IR"/>
+        </w:rPr>
+        <w:t xml:space="preserve"> | </w:t>
+      </w:r>
+      <w:r>
+        <w:rPr>
+          <w:lang w:bidi="fa-IR"/>
+        </w:rPr>
+        <w:t>Workplan</w:t>
+      </w:r>
+      <w:bookmarkEnd w:id="4"/>
+    </w:p>
+    <w:p>
+      <w:pPr>
+        <w:bidi w:val="0"/>
+        <w:spacing w:before="0" w:line="240" w:lineRule="auto"/>
+        <w:jc w:val="left"/>
+        <w:rPr>
+          <w:b/>
+          <w:bCs/>
+          <w:color w:val="00A2FF"/>
+          <w:sz w:val="36"/>
+          <w:szCs w:val="36"/>
+          <w:lang w:bidi="fa-IR"/>
+        </w:rPr>
+      </w:pPr>
+      <w:r>
+        <w:rPr>
+          <w:lang w:bidi="fa-IR"/>
+        </w:rPr>
+        <w:br w:type="page"/>
+      </w:r>
+    </w:p>
+    <w:p>
+      <w:pPr>
+        <w:pStyle w:val="Heading1"/>
+        <w:rPr>
+          <w:rtl/>
+          <w:lang w:bidi="fa-IR"/>
+        </w:rPr>
+      </w:pPr>
+      <w:bookmarkStart w:id="5" w:name="_Toc231564767"/>
+      <w:proofErr w:type="spellStart"/>
+      <w:r>
+        <w:rPr>
+          <w:rFonts w:hint="cs"/>
+          <w:rtl/>
+        </w:rPr>
+        <w:lastRenderedPageBreak/>
+        <w:t>تحلیل</w:t>
+      </w:r>
+      <w:proofErr w:type="spellEnd"/>
+      <w:r>
+        <w:rPr>
+          <w:rFonts w:hint="cs"/>
+          <w:rtl/>
+        </w:rPr>
+        <w:t xml:space="preserve"> </w:t>
+      </w:r>
+      <w:proofErr w:type="spellStart"/>
+      <w:r>
+        <w:rPr>
+          <w:rFonts w:hint="cs"/>
+          <w:rtl/>
+        </w:rPr>
+        <w:t>امکان‌سنجی</w:t>
+      </w:r>
+      <w:proofErr w:type="spellEnd"/>
+      <w:r>
+        <w:rPr>
+          <w:rFonts w:hint="cs"/>
+          <w:rtl/>
+        </w:rPr>
+        <w:t xml:space="preserve"> | </w:t>
+      </w:r>
+      <w:r>
+        <w:t>Feasibility Analysis</w:t>
+      </w:r>
+      <w:bookmarkEnd w:id="5"/>
+    </w:p>
+    <w:p>
+      <w:pPr>
+        <w:bidi w:val="0"/>
+        <w:spacing w:before="0" w:line="240" w:lineRule="auto"/>
+        <w:jc w:val="left"/>
+        <w:rPr>
+          <w:b/>
+          <w:bCs/>
+          <w:color w:val="00A2FF"/>
+          <w:sz w:val="36"/>
+          <w:szCs w:val="36"/>
+          <w:rtl/>
+          <w:lang w:bidi="fa-IR"/>
+        </w:rPr>
+      </w:pPr>
+      <w:r>
+        <w:rPr>
+          <w:rtl/>
+          <w:lang w:bidi="fa-IR"/>
+        </w:rPr>
+        <w:br w:type="page"/>
+      </w:r>
+    </w:p>
+    <w:p>
+      <w:pPr>
+        <w:pStyle w:val="Heading1"/>
+        <w:rPr>
+          <w:lang w:bidi="fa-IR"/>
+        </w:rPr>
+      </w:pPr>
+      <w:bookmarkStart w:id="6" w:name="_Toc231564768"/>
+      <w:r>
+        <w:rPr>
+          <w:rFonts w:hint="cs"/>
+          <w:rtl/>
+          <w:lang w:bidi="fa-IR"/>
+        </w:rPr>
+        <w:lastRenderedPageBreak/>
+        <w:t xml:space="preserve">تعریف </w:t>
+      </w:r>
+      <w:proofErr w:type="spellStart"/>
+      <w:r>
+        <w:rPr>
+          <w:rFonts w:hint="cs"/>
+          <w:rtl/>
+          <w:lang w:bidi="fa-IR"/>
+        </w:rPr>
+        <w:t>نیازمندی‌ها</w:t>
+      </w:r>
+      <w:proofErr w:type="spellEnd"/>
+      <w:r>
+        <w:rPr>
+          <w:rFonts w:hint="cs"/>
+          <w:rtl/>
+          <w:lang w:bidi="fa-IR"/>
+        </w:rPr>
+        <w:t xml:space="preserve"> |‌ </w:t>
+      </w:r>
+      <w:r>
+        <w:rPr>
+          <w:lang w:bidi="fa-IR"/>
+        </w:rPr>
+        <w:t>Requirements Definition</w:t>
+      </w:r>
+      <w:bookmarkEnd w:id="6"/>
+    </w:p>
+    <w:p>
+      <w:pPr>
+        <w:bidi w:val="0"/>
+        <w:spacing w:before="0" w:line="240" w:lineRule="auto"/>
+        <w:jc w:val="left"/>
+        <w:rPr>
+          <w:b/>
+          <w:bCs/>
+          <w:color w:val="00A2FF"/>
+          <w:sz w:val="36"/>
+          <w:szCs w:val="36"/>
+          <w:lang w:bidi="fa-IR"/>
+        </w:rPr>
+      </w:pPr>
+      <w:r>
+        <w:rPr>
+          <w:lang w:bidi="fa-IR"/>
+        </w:rPr>
+        <w:br w:type="page"/>
+      </w:r>
+    </w:p>
+    <w:p>
+      <w:pPr>
+        <w:pStyle w:val="Heading1"/>
+        <w:rPr>
+          <w:lang w:bidi="fa-IR"/>
+        </w:rPr>
+      </w:pPr>
+      <w:bookmarkStart w:id="7" w:name="_Toc231564769"/>
+      <w:proofErr w:type="spellStart"/>
+      <w:r>
+        <w:rPr>
+          <w:rFonts w:hint="cs"/>
+          <w:rtl/>
+          <w:lang w:bidi="fa-IR"/>
+        </w:rPr>
+        <w:lastRenderedPageBreak/>
+        <w:t>مدل‌های</w:t>
+      </w:r>
+      <w:proofErr w:type="spellEnd"/>
+      <w:r>
+        <w:rPr>
+          <w:rFonts w:hint="cs"/>
+          <w:rtl/>
+          <w:lang w:bidi="fa-IR"/>
+        </w:rPr>
+        <w:t xml:space="preserve"> کارکردی | </w:t>
+      </w:r>
+      <w:r>
+        <w:rPr>
+          <w:lang w:bidi="fa-IR"/>
+        </w:rPr>
+        <w:t>Functional Models</w:t>
+      </w:r>
+      <w:bookmarkEnd w:id="7"/>
+    </w:p>
+    <w:p>
+      <w:pPr>
+        <w:bidi w:val="0"/>
+        <w:spacing w:before="0" w:line="240" w:lineRule="auto"/>
+        <w:jc w:val="left"/>
+        <w:rPr>
+          <w:b/>
+          <w:bCs/>
+          <w:color w:val="00A2FF"/>
+          <w:sz w:val="36"/>
+          <w:szCs w:val="36"/>
+          <w:lang w:bidi="fa-IR"/>
+        </w:rPr>
+      </w:pPr>
+      <w:r>
+        <w:rPr>
+          <w:lang w:bidi="fa-IR"/>
+        </w:rPr>
+        <w:br w:type="page"/>
+      </w:r>
+    </w:p>
+    <w:p>
+      <w:pPr>
+        <w:pStyle w:val="Heading2"/>
+        <w:rPr>
+          <w:rtl/>
+          <w:lang w:bidi="fa-IR"/>
+        </w:rPr>
+      </w:pPr>
+      <w:bookmarkStart w:id="8" w:name="_Toc231564770"/>
+      <w:proofErr w:type="spellStart"/>
+      <w:r>
+        <w:rPr>
+          <w:rFonts w:hint="cs"/>
+          <w:rtl/>
+          <w:lang w:bidi="fa-IR"/>
+        </w:rPr>
+        <w:lastRenderedPageBreak/>
+        <w:t>سناریو‌های</w:t>
+      </w:r>
+      <w:proofErr w:type="spellEnd"/>
+      <w:r>
+        <w:rPr>
+          <w:rFonts w:hint="cs"/>
+          <w:rtl/>
+          <w:lang w:bidi="fa-IR"/>
+        </w:rPr>
+        <w:t xml:space="preserve"> پروژه | </w:t>
+      </w:r>
+      <w:r>
+        <w:rPr>
+          <w:lang w:bidi="fa-IR"/>
+        </w:rPr>
+        <w:t>Use-Case Descriptions</w:t>
+      </w:r>
+      <w:bookmarkEnd w:id="8"/>
+    </w:p>
+    <w:p>
+      <w:pPr>
+        <w:bidi w:val="0"/>
+        <w:spacing w:before="0" w:line="240" w:lineRule="auto"/>
+        <w:jc w:val="left"/>
+        <w:rPr>
+          <w:rFonts w:cs="Mj_Casablanca Light"/>
+          <w:color w:val="00A2FF"/>
+          <w:sz w:val="32"/>
+          <w:szCs w:val="32"/>
+          <w:rtl/>
+          <w:lang w:bidi="fa-IR"/>
+        </w:rPr>
+      </w:pPr>
+      <w:r>
+        <w:rPr>
+          <w:rFonts w:cs="Times New Roman"/>
+          <w:rtl/>
+          <w:lang w:bidi="fa-IR"/>
+        </w:rPr>
+        <w:br w:type="page"/>
+      </w:r>
+    </w:p>
+    <w:p>
+      <w:pPr>
+        <w:pStyle w:val="Heading2"/>
+        <w:rPr>
+          <w:rFonts w:cs="Cambria"/>
+          <w:rtl/>
+          <w:lang w:bidi="fa-IR"/>
+        </w:rPr>
+      </w:pPr>
+      <w:bookmarkStart w:id="9" w:name="_Toc231564771"/>
+      <w:r>
+        <w:rPr>
+          <w:rFonts w:hint="cs"/>
+          <w:rtl/>
+          <w:lang w:bidi="fa-IR"/>
+        </w:rPr>
+        <w:lastRenderedPageBreak/>
+        <w:t xml:space="preserve">نمودارهای </w:t>
+      </w:r>
+      <w:proofErr w:type="spellStart"/>
+      <w:r>
+        <w:rPr>
+          <w:rFonts w:hint="cs"/>
+          <w:rtl/>
+          <w:lang w:bidi="fa-IR"/>
+        </w:rPr>
+        <w:t>مورد‌کاربرد</w:t>
+      </w:r>
+      <w:proofErr w:type="spellEnd"/>
+      <w:r>
+        <w:rPr>
+          <w:rFonts w:hint="cs"/>
+          <w:rtl/>
+          <w:lang w:bidi="fa-IR"/>
+        </w:rPr>
+        <w:t xml:space="preserve"> </w:t>
+      </w:r>
+      <w:r>
+        <w:rPr>
+          <w:rFonts w:cs="Cambria" w:hint="cs"/>
+          <w:rtl/>
+          <w:lang w:bidi="fa-IR"/>
+        </w:rPr>
+        <w:t xml:space="preserve">| </w:t>
+      </w:r>
+      <w:r>
+        <w:rPr>
+          <w:rFonts w:cs="Cambria"/>
+          <w:lang w:bidi="fa-IR"/>
+        </w:rPr>
+        <w:t>Use-Case Diagrams</w:t>
+      </w:r>
+      <w:bookmarkEnd w:id="9"/>
+    </w:p>
+    <w:p>
+      <w:pPr>
+        <w:bidi w:val="0"/>
+        <w:spacing w:before="0" w:line="240" w:lineRule="auto"/>
+        <w:jc w:val="left"/>
+        <w:rPr>
+          <w:rFonts w:cs="Cambria"/>
+          <w:color w:val="00A2FF"/>
+          <w:sz w:val="32"/>
+          <w:szCs w:val="32"/>
+          <w:rtl/>
+          <w:lang w:bidi="fa-IR"/>
+        </w:rPr>
+      </w:pPr>
+      <w:r>
+        <w:rPr>
+          <w:rFonts w:cs="Times New Roman"/>
+          <w:rtl/>
+          <w:lang w:bidi="fa-IR"/>
+        </w:rPr>
+        <w:br w:type="page"/>
+      </w:r>
+    </w:p>
+    <w:p>
+      <w:pPr>
+        <w:pStyle w:val="Heading2"/>
+        <w:rPr>
+          <w:rFonts w:cs="Cambria"/>
+          <w:lang w:bidi="fa-IR"/>
+        </w:rPr>
+      </w:pPr>
+      <w:bookmarkStart w:id="10" w:name="_Toc231564772"/>
+      <w:r>
+        <w:rPr>
+          <w:rFonts w:hint="cs"/>
+          <w:rtl/>
+          <w:lang w:bidi="fa-IR"/>
+        </w:rPr>
+        <w:lastRenderedPageBreak/>
+        <w:t xml:space="preserve">نمودارهای فعالیت </w:t>
+      </w:r>
+      <w:r>
+        <w:rPr>
+          <w:rFonts w:cs="Cambria" w:hint="cs"/>
+          <w:rtl/>
+          <w:lang w:bidi="fa-IR"/>
+        </w:rPr>
+        <w:t xml:space="preserve">| </w:t>
+      </w:r>
+      <w:r>
+        <w:rPr>
+          <w:rFonts w:cs="Cambria"/>
+          <w:lang w:bidi="fa-IR"/>
+        </w:rPr>
+        <w:t>Activity Diagrams</w:t>
+      </w:r>
+      <w:bookmarkEnd w:id="10"/>
+    </w:p>
+    <w:p>
+      <w:pPr>
+        <w:bidi w:val="0"/>
+        <w:spacing w:before="0" w:line="240" w:lineRule="auto"/>
+        <w:jc w:val="left"/>
+        <w:rPr>
+          <w:rFonts w:cs="Cambria"/>
+          <w:color w:val="00A2FF"/>
+          <w:sz w:val="32"/>
+          <w:szCs w:val="32"/>
+          <w:lang w:bidi="fa-IR"/>
+        </w:rPr>
+      </w:pPr>
+      <w:r>
+        <w:rPr>
+          <w:rFonts w:cs="Cambria"/>
+          <w:lang w:bidi="fa-IR"/>
+        </w:rPr>
+        <w:br w:type="page"/>
+      </w:r>
+    </w:p>
+    <w:p>
+      <w:pPr>
+        <w:pStyle w:val="Heading1"/>
+        <w:rPr>
+          <w:lang w:bidi="fa-IR"/>
+        </w:rPr>
+      </w:pPr>
+      <w:bookmarkStart w:id="11" w:name="_Toc231564773"/>
+      <w:proofErr w:type="spellStart"/>
+      <w:r>
+        <w:rPr>
+          <w:rFonts w:hint="cs"/>
+          <w:rtl/>
+          <w:lang w:bidi="fa-IR"/>
+        </w:rPr>
+        <w:lastRenderedPageBreak/>
+        <w:t>مدل‌های</w:t>
+      </w:r>
+      <w:proofErr w:type="spellEnd"/>
+      <w:r>
+        <w:rPr>
+          <w:rFonts w:hint="cs"/>
+          <w:rtl/>
+          <w:lang w:bidi="fa-IR"/>
+        </w:rPr>
+        <w:t xml:space="preserve"> ساختاری | </w:t>
+      </w:r>
+      <w:r>
+        <w:rPr>
+          <w:lang w:bidi="fa-IR"/>
+        </w:rPr>
+        <w:t>Structural Models</w:t>
+      </w:r>
+      <w:bookmarkEnd w:id="11"/>
+    </w:p>
+    <w:p>
+      <w:pPr>
+        <w:bidi w:val="0"/>
+        <w:spacing w:before="0" w:line="240" w:lineRule="auto"/>
+        <w:jc w:val="left"/>
+        <w:rPr>
+          <w:rFonts w:cs="Cambria"/>
+          <w:color w:val="00A2FF"/>
+          <w:sz w:val="32"/>
+          <w:szCs w:val="32"/>
+          <w:lang w:bidi="fa-IR"/>
+        </w:rPr>
+      </w:pPr>
+      <w:r>
+        <w:rPr>
+          <w:rFonts w:cs="Cambria"/>
+          <w:lang w:bidi="fa-IR"/>
+        </w:rPr>
+        <w:br w:type="page"/>
+      </w:r>
+    </w:p>
+    <w:p>
+      <w:pPr>
+        <w:pStyle w:val="Heading2"/>
+        <w:rPr>
+          <w:rtl/>
+          <w:lang w:bidi="fa-IR"/>
+        </w:rPr>
+      </w:pPr>
+      <w:bookmarkStart w:id="12" w:name="_Toc231564774"/>
+      <w:proofErr w:type="spellStart"/>
+      <w:r>
+        <w:rPr>
+          <w:rFonts w:hint="cs"/>
+          <w:rtl/>
+          <w:lang w:bidi="fa-IR"/>
+        </w:rPr>
+        <w:lastRenderedPageBreak/>
+        <w:t>کارت‌های</w:t>
+      </w:r>
+      <w:proofErr w:type="spellEnd"/>
+      <w:r>
+        <w:rPr>
+          <w:rFonts w:hint="cs"/>
+          <w:rtl/>
+          <w:lang w:bidi="fa-IR"/>
+        </w:rPr>
+        <w:t xml:space="preserve"> </w:t>
+      </w:r>
+      <w:r>
+        <w:rPr>
+          <w:lang w:bidi="fa-IR"/>
+        </w:rPr>
+        <w:t>CRC</w:t>
+      </w:r>
+      <w:r>
+        <w:rPr>
+          <w:rFonts w:hint="cs"/>
+          <w:rtl/>
+          <w:lang w:bidi="fa-IR"/>
+        </w:rPr>
+        <w:t xml:space="preserve"> | </w:t>
+      </w:r>
+      <w:r>
+        <w:rPr>
+          <w:lang w:bidi="fa-IR"/>
+        </w:rPr>
+        <w:t>CRC Cards</w:t>
+      </w:r>
+      <w:bookmarkEnd w:id="12"/>
+    </w:p>
+    <w:p>
+      <w:pPr>
+        <w:bidi w:val="0"/>
+        <w:spacing w:before="0" w:line="240" w:lineRule="auto"/>
+        <w:jc w:val="left"/>
+        <w:rPr>
+          <w:rFonts w:cs="Times New Roman"/>
+          <w:color w:val="00A2FF"/>
+          <w:sz w:val="32"/>
+          <w:szCs w:val="32"/>
+          <w:rtl/>
+          <w:lang w:bidi="fa-IR"/>
+        </w:rPr>
+      </w:pPr>
+      <w:r>
+        <w:rPr>
+          <w:rFonts w:cs="Times New Roman"/>
+          <w:rtl/>
+          <w:lang w:bidi="fa-IR"/>
+        </w:rPr>
+        <w:br w:type="page"/>
+      </w:r>
+    </w:p>
+    <w:p>
+      <w:pPr>
+        <w:pStyle w:val="Heading2"/>
+        <w:rPr>
+          <w:rtl/>
+          <w:lang w:bidi="fa-IR"/>
+        </w:rPr>
+      </w:pPr>
+      <w:bookmarkStart w:id="13" w:name="_Toc231564775"/>
+      <w:r>
+        <w:rPr>
+          <w:rFonts w:hint="cs"/>
+          <w:rtl/>
+          <w:lang w:bidi="fa-IR"/>
+        </w:rPr>
+        <w:lastRenderedPageBreak/>
+        <w:t xml:space="preserve">نمودارهای کلاس | </w:t>
+      </w:r>
+      <w:r>
+        <w:rPr>
+          <w:lang w:bidi="fa-IR"/>
+        </w:rPr>
+        <w:t>Class Diagrams</w:t>
+      </w:r>
+      <w:bookmarkEnd w:id="13"/>
+    </w:p>
+    <w:p>
+      <w:pPr>
+        <w:bidi w:val="0"/>
+        <w:spacing w:before="0" w:line="240" w:lineRule="auto"/>
+        <w:jc w:val="left"/>
+        <w:rPr>
+          <w:rFonts w:cs="Mj_Casablanca Light"/>
+          <w:color w:val="00A2FF"/>
+          <w:sz w:val="32"/>
+          <w:szCs w:val="32"/>
+          <w:rtl/>
+          <w:lang w:bidi="fa-IR"/>
+        </w:rPr>
+      </w:pPr>
+      <w:r>
+        <w:rPr>
+          <w:rFonts w:cs="Times New Roman"/>
+          <w:rtl/>
+          <w:lang w:bidi="fa-IR"/>
+        </w:rPr>
+        <w:br w:type="page"/>
+      </w:r>
+    </w:p>
+    <w:p>
+      <w:pPr>
+        <w:pStyle w:val="Heading2"/>
+        <w:rPr>
+          <w:rFonts w:cs="Cambria"/>
+          <w:lang w:bidi="fa-IR"/>
+        </w:rPr>
+      </w:pPr>
+      <w:bookmarkStart w:id="14" w:name="_Toc231564776"/>
+      <w:r>
+        <w:rPr>
+          <w:rFonts w:hint="cs"/>
+          <w:rtl/>
+          <w:lang w:bidi="fa-IR"/>
+        </w:rPr>
+        <w:lastRenderedPageBreak/>
+        <w:t xml:space="preserve">نمودارهای </w:t>
+      </w:r>
+      <w:proofErr w:type="spellStart"/>
+      <w:r>
+        <w:rPr>
+          <w:rFonts w:hint="cs"/>
+          <w:rtl/>
+          <w:lang w:bidi="fa-IR"/>
+        </w:rPr>
+        <w:t>شئ</w:t>
+      </w:r>
+      <w:proofErr w:type="spellEnd"/>
+      <w:r>
+        <w:rPr>
+          <w:rFonts w:hint="cs"/>
+          <w:rtl/>
+          <w:lang w:bidi="fa-IR"/>
+        </w:rPr>
+        <w:t xml:space="preserve"> </w:t>
+      </w:r>
+      <w:r>
+        <w:rPr>
+          <w:rFonts w:cs="Cambria" w:hint="cs"/>
+          <w:rtl/>
+          <w:lang w:bidi="fa-IR"/>
+        </w:rPr>
+        <w:t xml:space="preserve">| </w:t>
+      </w:r>
+      <w:r>
+        <w:rPr>
+          <w:rFonts w:cs="Cambria"/>
+          <w:lang w:bidi="fa-IR"/>
+        </w:rPr>
+        <w:t>Class Diagrams</w:t>
+      </w:r>
+      <w:bookmarkEnd w:id="14"/>
+    </w:p>
+    <w:p>
+      <w:pPr>
+        <w:bidi w:val="0"/>
+        <w:spacing w:before="0" w:line="240" w:lineRule="auto"/>
+        <w:jc w:val="left"/>
+        <w:rPr>
+          <w:rFonts w:cs="Cambria"/>
+          <w:color w:val="00A2FF"/>
+          <w:sz w:val="32"/>
+          <w:szCs w:val="32"/>
+          <w:lang w:bidi="fa-IR"/>
+        </w:rPr>
+      </w:pPr>
+      <w:r>
+        <w:rPr>
+          <w:rFonts w:cs="Cambria"/>
+          <w:lang w:bidi="fa-IR"/>
+        </w:rPr>
+        <w:br w:type="page"/>
+      </w:r>
+    </w:p>
+    <w:p>
+      <w:pPr>
+        <w:pStyle w:val="Heading1"/>
+        <w:rPr>
+          <w:lang w:bidi="fa-IR"/>
+        </w:rPr>
+      </w:pPr>
+      <w:bookmarkStart w:id="15" w:name="_Toc231564777"/>
+      <w:proofErr w:type="spellStart"/>
+      <w:r>
+        <w:rPr>
+          <w:rFonts w:hint="cs"/>
+          <w:rtl/>
+          <w:lang w:bidi="fa-IR"/>
+        </w:rPr>
+        <w:lastRenderedPageBreak/>
+        <w:t>مدل‌های</w:t>
+      </w:r>
+      <w:proofErr w:type="spellEnd"/>
+      <w:r>
+        <w:rPr>
+          <w:rFonts w:hint="cs"/>
+          <w:rtl/>
+          <w:lang w:bidi="fa-IR"/>
+        </w:rPr>
+        <w:t xml:space="preserve"> رفتاری | </w:t>
+      </w:r>
+      <w:r>
+        <w:rPr>
+          <w:lang w:bidi="fa-IR"/>
+        </w:rPr>
+        <w:t>Behavioral Models</w:t>
+      </w:r>
+      <w:bookmarkEnd w:id="15"/>
+    </w:p>
+    <w:p>
+      <w:pPr>
+        <w:bidi w:val="0"/>
+        <w:spacing w:before="0" w:line="240" w:lineRule="auto"/>
+        <w:jc w:val="left"/>
+        <w:rPr>
+          <w:b/>
+          <w:bCs/>
+          <w:color w:val="00A2FF"/>
+          <w:sz w:val="36"/>
+          <w:szCs w:val="36"/>
+          <w:lang w:bidi="fa-IR"/>
+        </w:rPr>
+      </w:pPr>
+      <w:r>
+        <w:rPr>
+          <w:lang w:bidi="fa-IR"/>
+        </w:rPr>
+        <w:br w:type="page"/>
+      </w:r>
+    </w:p>
+    <w:p>
+      <w:pPr>
+        <w:pStyle w:val="Heading2"/>
+        <w:rPr>
+          <w:lang w:bidi="fa-IR"/>
+        </w:rPr>
+      </w:pPr>
+      <w:bookmarkStart w:id="16" w:name="_Toc231564778"/>
+      <w:r>
+        <w:rPr>
+          <w:rFonts w:hint="cs"/>
+          <w:rtl/>
+          <w:lang w:bidi="fa-IR"/>
+        </w:rPr>
+        <w:lastRenderedPageBreak/>
+        <w:t xml:space="preserve">نمودارهای توالی | </w:t>
+      </w:r>
+      <w:r>
+        <w:rPr>
+          <w:lang w:bidi="fa-IR"/>
+        </w:rPr>
+        <w:t>Sequence Diagrams</w:t>
+      </w:r>
+      <w:bookmarkEnd w:id="16"/>
+    </w:p>
+    <w:p>
+      <w:pPr>
+        <w:bidi w:val="0"/>
+        <w:spacing w:before="0" w:line="240" w:lineRule="auto"/>
+        <w:jc w:val="left"/>
+        <w:rPr>
+          <w:rFonts w:cs="Mj_Casablanca Light"/>
+          <w:color w:val="00A2FF"/>
+          <w:sz w:val="32"/>
+          <w:szCs w:val="32"/>
+          <w:lang w:bidi="fa-IR"/>
+        </w:rPr>
+      </w:pPr>
+      <w:r>
+        <w:rPr>
+          <w:lang w:bidi="fa-IR"/>
+        </w:rPr>
+        <w:br w:type="page"/>
+      </w:r>
+    </w:p>
+    <w:p>
+      <w:pPr>
+        <w:pStyle w:val="Heading2"/>
+        <w:rPr>
+          <w:rFonts w:cs="Cambria"/>
+          <w:lang w:bidi="fa-IR"/>
+        </w:rPr>
+      </w:pPr>
+      <w:bookmarkStart w:id="17" w:name="_Toc231564779"/>
+      <w:r>
+        <w:rPr>
+          <w:rFonts w:hint="cs"/>
+          <w:rtl/>
+          <w:lang w:bidi="fa-IR"/>
+        </w:rPr>
+        <w:lastRenderedPageBreak/>
+        <w:t xml:space="preserve">نمودارهای ارتباطی </w:t>
+      </w:r>
+      <w:r>
+        <w:rPr>
+          <w:rFonts w:cs="Cambria" w:hint="cs"/>
+          <w:rtl/>
+          <w:lang w:bidi="fa-IR"/>
+        </w:rPr>
+        <w:t xml:space="preserve">| </w:t>
+      </w:r>
+      <w:r>
+        <w:rPr>
+          <w:rFonts w:cs="Cambria"/>
+          <w:lang w:bidi="fa-IR"/>
+        </w:rPr>
+        <w:t>Communication Diagrams</w:t>
+      </w:r>
+      <w:bookmarkEnd w:id="17"/>
+    </w:p>
+    <w:p>
+      <w:pPr>
+        <w:bidi w:val="0"/>
+        <w:spacing w:before="0" w:line="240" w:lineRule="auto"/>
+        <w:jc w:val="left"/>
+        <w:rPr>
+          <w:rFonts w:cs="Cambria"/>
+          <w:color w:val="00A2FF"/>
+          <w:sz w:val="32"/>
+          <w:szCs w:val="32"/>
+          <w:lang w:bidi="fa-IR"/>
+        </w:rPr>
+      </w:pPr>
+      <w:r>
+        <w:rPr>
+          <w:rFonts w:cs="Cambria"/>
+          <w:lang w:bidi="fa-IR"/>
+        </w:rPr>
+        <w:br w:type="page"/>
+      </w:r>
+    </w:p>
+    <w:p>
+      <w:pPr>
+        <w:pStyle w:val="Heading2"/>
+        <w:rPr>
+          <w:lang w:bidi="fa-IR"/>
+        </w:rPr>
+      </w:pPr>
+      <w:bookmarkStart w:id="18" w:name="_Toc231564780"/>
+      <w:proofErr w:type="spellStart"/>
+      <w:r>
+        <w:rPr>
+          <w:rFonts w:hint="cs"/>
+          <w:rtl/>
+          <w:lang w:bidi="fa-IR"/>
+        </w:rPr>
+        <w:lastRenderedPageBreak/>
+        <w:t>ماشین‌های</w:t>
+      </w:r>
+      <w:proofErr w:type="spellEnd"/>
+      <w:r>
+        <w:rPr>
+          <w:rFonts w:hint="cs"/>
+          <w:rtl/>
+          <w:lang w:bidi="fa-IR"/>
+        </w:rPr>
+        <w:t xml:space="preserve"> حالت رفتاری | </w:t>
+      </w:r>
+      <w:proofErr w:type="spellStart"/>
+      <w:r>
+        <w:rPr>
+          <w:lang w:bidi="fa-IR"/>
+        </w:rPr>
+        <w:t>Behavorial</w:t>
+      </w:r>
+      <w:proofErr w:type="spellEnd"/>
+      <w:r>
+        <w:rPr>
+          <w:lang w:bidi="fa-IR"/>
+        </w:rPr>
+        <w:t xml:space="preserve"> State Machines</w:t>
+      </w:r>
+      <w:bookmarkEnd w:id="18"/>
+    </w:p>
+    <w:p>
+      <w:pPr>
+        <w:bidi w:val="0"/>
+        <w:spacing w:before="0" w:line="240" w:lineRule="auto"/>
+        <w:jc w:val="left"/>
+        <w:rPr>
+          <w:rFonts w:cs="Mj_Casablanca Light"/>
+          <w:color w:val="00A2FF"/>
+          <w:sz w:val="32"/>
+          <w:szCs w:val="32"/>
+          <w:lang w:bidi="fa-IR"/>
+        </w:rPr>
+      </w:pPr>
+      <w:r>
+        <w:rPr>
+          <w:lang w:bidi="fa-IR"/>
+        </w:rPr>
+        <w:br w:type="page"/>
+      </w:r>
+    </w:p>
+    <w:p>
+      <w:pPr>
+        <w:pStyle w:val="Heading1"/>
+        <w:rPr>
+          <w:lang w:bidi="fa-IR"/>
+        </w:rPr>
+      </w:pPr>
+      <w:bookmarkStart w:id="19" w:name="_Toc231564781"/>
+      <w:proofErr w:type="spellStart"/>
+      <w:r>
+        <w:rPr>
+          <w:rFonts w:hint="cs"/>
+          <w:rtl/>
+          <w:lang w:bidi="fa-IR"/>
+        </w:rPr>
+        <w:lastRenderedPageBreak/>
+        <w:t>پیوست‌ها</w:t>
+      </w:r>
+      <w:proofErr w:type="spellEnd"/>
+      <w:r>
+        <w:rPr>
+          <w:rFonts w:hint="cs"/>
+          <w:rtl/>
+          <w:lang w:bidi="fa-IR"/>
+        </w:rPr>
+        <w:t xml:space="preserve"> | </w:t>
+      </w:r>
+      <w:r>
+        <w:rPr>
+          <w:lang w:bidi="fa-IR"/>
+        </w:rPr>
+        <w:t>Attachments</w:t>
+      </w:r>
+      <w:bookmarkEnd w:id="19"/>
+    </w:p>
+    <w:p>
+      <w:pPr>
+        <w:bidi w:val="0"/>
+        <w:spacing w:before="0" w:line="240" w:lineRule="auto"/>
+        <w:jc w:val="left"/>
+        <w:rPr>
+          <w:b/>
+          <w:bCs/>
+          <w:color w:val="00A2FF"/>
+          <w:sz w:val="36"/>
+          <w:szCs w:val="36"/>
+          <w:lang w:bidi="fa-IR"/>
+        </w:rPr>
+      </w:pPr>
+      <w:r>
+        <w:rPr>
+          <w:lang w:bidi="fa-IR"/>
+        </w:rPr>
+        <w:br w:type="page"/>
+      </w:r>
+    </w:p>
+    <w:p>
+      <w:pPr>
+        <w:pStyle w:val="Heading2"/>
+        <w:rPr>
+          <w:rtl/>
+          <w:lang w:bidi="fa-IR"/>
+        </w:rPr>
+      </w:pPr>
+      <w:bookmarkStart w:id="20" w:name="_Toc231564782"/>
+      <w:proofErr w:type="spellStart"/>
+      <w:r>
+        <w:rPr>
+          <w:rFonts w:hint="cs"/>
+          <w:rtl/>
+          <w:lang w:bidi="fa-IR"/>
+        </w:rPr>
+        <w:lastRenderedPageBreak/>
+        <w:t>لینک‌های</w:t>
+      </w:r>
+      <w:proofErr w:type="spellEnd"/>
+      <w:r>
+        <w:rPr>
+          <w:rFonts w:hint="cs"/>
+          <w:rtl/>
+          <w:lang w:bidi="fa-IR"/>
+        </w:rPr>
+        <w:t xml:space="preserve"> دسترسی به مخزن </w:t>
+      </w:r>
+      <w:proofErr w:type="spellStart"/>
+      <w:r>
+        <w:rPr>
+          <w:rFonts w:hint="cs"/>
+          <w:rtl/>
+          <w:lang w:bidi="fa-IR"/>
+        </w:rPr>
+        <w:t>گیت</w:t>
+      </w:r>
+      <w:proofErr w:type="spellEnd"/>
+      <w:r>
+        <w:rPr>
+          <w:rFonts w:hint="cs"/>
+          <w:rtl/>
+          <w:lang w:bidi="fa-IR"/>
+        </w:rPr>
+        <w:t xml:space="preserve"> | </w:t>
+      </w:r>
+      <w:r>
+        <w:rPr>
+          <w:lang w:bidi="fa-IR"/>
+        </w:rPr>
+        <w:t>Git Repository Links</w:t>
+      </w:r>
+      <w:bookmarkEnd w:id="20"/>
+    </w:p>
+    <w:p>
+      <w:pPr>
+        <w:bidi w:val="0"/>
+        <w:spacing w:before="0" w:line="240" w:lineRule="auto"/>
+        <w:jc w:val="left"/>
+        <w:rPr>
+          <w:color w:val="00A2FF"/>
+          <w:sz w:val="32"/>
+          <w:szCs w:val="32"/>
+          <w:rtl/>
+          <w:lang w:bidi="fa-IR"/>
+        </w:rPr>
+      </w:pPr>
+      <w:r>
+        <w:rPr>
+          <w:rtl/>
+          <w:lang w:bidi="fa-IR"/>
+        </w:rPr>
+        <w:br w:type="page"/>
+      </w:r>
+    </w:p>
+    <w:p>
+      <w:pPr>
+        <w:pStyle w:val="Heading2"/>
+        <w:rPr>
+          <w:rFonts w:hint="cs"/>
+          <w:lang w:bidi="fa-IR"/>
+        </w:rPr>
+      </w:pPr>
+      <w:bookmarkStart w:id="21" w:name="_Toc231564783"/>
+      <w:proofErr w:type="spellStart"/>
+      <w:r>
+        <w:rPr>
+          <w:rFonts w:hint="cs"/>
+          <w:rtl/>
+          <w:lang w:bidi="fa-IR"/>
+        </w:rPr>
+        <w:lastRenderedPageBreak/>
+        <w:t>حساب‌های</w:t>
+      </w:r>
+      <w:proofErr w:type="spellEnd"/>
+      <w:r>
+        <w:rPr>
+          <w:rFonts w:hint="cs"/>
+          <w:rtl/>
+          <w:lang w:bidi="fa-IR"/>
+        </w:rPr>
+        <w:t xml:space="preserve"> کاربری </w:t>
+      </w:r>
+      <w:proofErr w:type="spellStart"/>
+      <w:r>
+        <w:rPr>
+          <w:rFonts w:hint="cs"/>
+          <w:rtl/>
+          <w:lang w:bidi="fa-IR"/>
+        </w:rPr>
+        <w:t>لینکد‌این</w:t>
+      </w:r>
+      <w:proofErr w:type="spellEnd"/>
+      <w:r>
+        <w:rPr>
+          <w:rFonts w:hint="cs"/>
+          <w:rtl/>
+          <w:lang w:bidi="fa-IR"/>
+        </w:rPr>
+        <w:t xml:space="preserve"> و </w:t>
+      </w:r>
+      <w:proofErr w:type="spellStart"/>
+      <w:r>
+        <w:rPr>
+          <w:rFonts w:hint="cs"/>
+          <w:rtl/>
+          <w:lang w:bidi="fa-IR"/>
+        </w:rPr>
+        <w:t>گیت‌هاب</w:t>
+      </w:r>
+      <w:proofErr w:type="spellEnd"/>
+      <w:r>
+        <w:rPr>
+          <w:rFonts w:hint="cs"/>
+          <w:rtl/>
+          <w:lang w:bidi="fa-IR"/>
+        </w:rPr>
+        <w:t xml:space="preserve"> | </w:t>
+      </w:r>
+      <w:r>
+        <w:rPr>
+          <w:lang w:bidi="fa-IR"/>
+        </w:rPr>
+        <w:t>GitHub and LinkedIn accounts</w:t>
+      </w:r>
+      <w:bookmarkEnd w:id="21"/>
+    </w:p>
     <w:sectPr>
-      <w:headerReference w:type="default" r:id="rId6"/>
-      <w:footerReference w:type="default" r:id="rId7"/>
+      <w:headerReference w:type="default" r:id="rId9"/>
+      <w:footerReference w:type="default" r:id="rId10"/>
       <w:pgSz w:w="12240" w:h="15840"/>
       <w:pgMar w:top="1440" w:right="1440" w:bottom="1440" w:left="1440" w:header="720" w:footer="864" w:gutter="0"/>
       <w:cols w:space="720"/>
@@ -282,17 +4600,444 @@
       </w:tabs>
     </w:pPr>
     <w:r>
-      <w:t>1405/NN/NN</w:t>
+      <w:t>1405/</w:t>
+    </w:r>
+    <w:r>
+      <w:t>3</w:t>
+    </w:r>
+    <w:r>
+      <w:t>/</w:t>
+    </w:r>
+    <w:r>
+      <w:t>15</w:t>
     </w:r>
     <w:r>
       <w:tab/>
     </w:r>
     <w:r>
       <w:tab/>
-      <w:t>WBS-NN</w:t>
+      <w:t>WBS-</w:t>
+    </w:r>
+    <w:r>
+      <w:t>37</w:t>
     </w:r>
   </w:p>
 </w:hdr>
+</file>
+
+<file path=word/numbering.xml><?xml version="1.0" encoding="utf-8"?>
+<w:numbering xmlns:wpc="http://schemas.microsoft.com/office/word/2010/wordprocessingCanvas" xmlns:cx="http://schemas.microsoft.com/office/drawing/2014/chartex" xmlns:cx1="http://schemas.microsoft.com/office/drawing/2015/9/8/chartex" xmlns:cx2="http://schemas.microsoft.com/office/drawing/2015/10/21/chartex" xmlns:cx3="http://schemas.microsoft.com/office/drawing/2016/5/9/chartex" xmlns:cx4="http://schemas.microsoft.com/office/drawing/2016/5/10/chartex" xmlns:cx5="http://schemas.microsoft.com/office/drawing/2016/5/11/chartex" xmlns:cx6="http://schemas.microsoft.com/office/drawing/2016/5/12/chartex" xmlns:cx7="http://schemas.microsoft.com/office/drawing/2016/5/13/chartex" xmlns:cx8="http://schemas.microsoft.com/office/drawing/2016/5/14/chartex" xmlns:mc="http://schemas.openxmlformats.org/markup-compatibility/2006" xmlns:aink="http://schemas.microsoft.com/office/drawing/2016/ink" xmlns:am3d="http://schemas.microsoft.com/office/drawing/2017/model3d" xmlns:o="urn:schemas-microsoft-com:office:office" xmlns:oel="http://schemas.microsoft.com/office/2019/extlst" xmlns:r="http://schemas.openxmlformats.org/officeDocument/2006/relationships" xmlns:m="http://schemas.openxmlformats.org/officeDocument/2006/math" xmlns:v="urn:schemas-microsoft-com:vml" xmlns:wp14="http://schemas.microsoft.com/office/word/2010/wordprocessingDrawing" xmlns:wp="http://schemas.openxmlformats.org/drawingml/2006/wordprocessingDrawing" xmlns:w10="urn:schemas-microsoft-com:office:word" xmlns:w="http://schemas.openxmlformats.org/wordprocessingml/2006/main" xmlns:w14="http://schemas.microsoft.com/office/word/2010/wordml" xmlns:w15="http://schemas.microsoft.com/office/word/2012/wordml" xmlns:w16cex="http://schemas.microsoft.com/office/word/2018/wordml/cex" xmlns:w16cid="http://schemas.microsoft.com/office/word/2016/wordml/cid" xmlns:w16="http://schemas.microsoft.com/office/word/2018/wordml" xmlns:w16du="http://schemas.microsoft.com/office/word/2023/wordml/word16du" xmlns:w16sdtdh="http://schemas.microsoft.com/office/word/2020/wordml/sdtdatahash" xmlns:w16sdtfl="http://schemas.microsoft.com/office/word/2024/wordml/sdtformatlock" xmlns:w16se="http://schemas.microsoft.com/office/word/2015/wordml/symex" xmlns:wpg="http://schemas.microsoft.com/office/word/2010/wordprocessingGroup" xmlns:wpi="http://schemas.microsoft.com/office/word/2010/wordprocessingInk" xmlns:wne="http://schemas.microsoft.com/office/word/2006/wordml" xmlns:wps="http://schemas.microsoft.com/office/word/2010/wordprocessingShape" mc:Ignorable="w14 w15 w16se w16cid w16 w16cex w16sdtdh w16sdtfl w16du wp14">
+  <w:abstractNum w:abstractNumId="0" w15:restartNumberingAfterBreak="0">
+    <w:nsid w:val="58A4521E"/>
+    <w:multiLevelType w:val="hybridMultilevel"/>
+    <w:tmpl w:val="4190B3C0"/>
+    <w:lvl w:ilvl="0" w:tplc="04090001">
+      <w:start w:val="1"/>
+      <w:numFmt w:val="bullet"/>
+      <w:lvlText w:val=""/>
+      <w:lvlJc w:val="left"/>
+      <w:pPr>
+        <w:ind w:left="720" w:hanging="360"/>
+      </w:pPr>
+      <w:rPr>
+        <w:rFonts w:ascii="Symbol" w:hAnsi="Symbol" w:hint="default"/>
+      </w:rPr>
+    </w:lvl>
+    <w:lvl w:ilvl="1" w:tplc="04090003" w:tentative="1">
+      <w:start w:val="1"/>
+      <w:numFmt w:val="bullet"/>
+      <w:lvlText w:val="o"/>
+      <w:lvlJc w:val="left"/>
+      <w:pPr>
+        <w:ind w:left="1440" w:hanging="360"/>
+      </w:pPr>
+      <w:rPr>
+        <w:rFonts w:ascii="Courier New" w:hAnsi="Courier New" w:cs="Courier New" w:hint="default"/>
+      </w:rPr>
+    </w:lvl>
+    <w:lvl w:ilvl="2" w:tplc="04090005" w:tentative="1">
+      <w:start w:val="1"/>
+      <w:numFmt w:val="bullet"/>
+      <w:lvlText w:val=""/>
+      <w:lvlJc w:val="left"/>
+      <w:pPr>
+        <w:ind w:left="2160" w:hanging="360"/>
+      </w:pPr>
+      <w:rPr>
+        <w:rFonts w:ascii="Wingdings" w:hAnsi="Wingdings" w:hint="default"/>
+      </w:rPr>
+    </w:lvl>
+    <w:lvl w:ilvl="3" w:tplc="04090001" w:tentative="1">
+      <w:start w:val="1"/>
+      <w:numFmt w:val="bullet"/>
+      <w:lvlText w:val=""/>
+      <w:lvlJc w:val="left"/>
+      <w:pPr>
+        <w:ind w:left="2880" w:hanging="360"/>
+      </w:pPr>
+      <w:rPr>
+        <w:rFonts w:ascii="Symbol" w:hAnsi="Symbol" w:hint="default"/>
+      </w:rPr>
+    </w:lvl>
+    <w:lvl w:ilvl="4" w:tplc="04090003" w:tentative="1">
+      <w:start w:val="1"/>
+      <w:numFmt w:val="bullet"/>
+      <w:lvlText w:val="o"/>
+      <w:lvlJc w:val="left"/>
+      <w:pPr>
+        <w:ind w:left="3600" w:hanging="360"/>
+      </w:pPr>
+      <w:rPr>
+        <w:rFonts w:ascii="Courier New" w:hAnsi="Courier New" w:cs="Courier New" w:hint="default"/>
+      </w:rPr>
+    </w:lvl>
+    <w:lvl w:ilvl="5" w:tplc="04090005" w:tentative="1">
+      <w:start w:val="1"/>
+      <w:numFmt w:val="bullet"/>
+      <w:lvlText w:val=""/>
+      <w:lvlJc w:val="left"/>
+      <w:pPr>
+        <w:ind w:left="4320" w:hanging="360"/>
+      </w:pPr>
+      <w:rPr>
+        <w:rFonts w:ascii="Wingdings" w:hAnsi="Wingdings" w:hint="default"/>
+      </w:rPr>
+    </w:lvl>
+    <w:lvl w:ilvl="6" w:tplc="04090001" w:tentative="1">
+      <w:start w:val="1"/>
+      <w:numFmt w:val="bullet"/>
+      <w:lvlText w:val=""/>
+      <w:lvlJc w:val="left"/>
+      <w:pPr>
+        <w:ind w:left="5040" w:hanging="360"/>
+      </w:pPr>
+      <w:rPr>
+        <w:rFonts w:ascii="Symbol" w:hAnsi="Symbol" w:hint="default"/>
+      </w:rPr>
+    </w:lvl>
+    <w:lvl w:ilvl="7" w:tplc="04090003" w:tentative="1">
+      <w:start w:val="1"/>
+      <w:numFmt w:val="bullet"/>
+      <w:lvlText w:val="o"/>
+      <w:lvlJc w:val="left"/>
+      <w:pPr>
+        <w:ind w:left="5760" w:hanging="360"/>
+      </w:pPr>
+      <w:rPr>
+        <w:rFonts w:ascii="Courier New" w:hAnsi="Courier New" w:cs="Courier New" w:hint="default"/>
+      </w:rPr>
+    </w:lvl>
+    <w:lvl w:ilvl="8" w:tplc="04090005" w:tentative="1">
+      <w:start w:val="1"/>
+      <w:numFmt w:val="bullet"/>
+      <w:lvlText w:val=""/>
+      <w:lvlJc w:val="left"/>
+      <w:pPr>
+        <w:ind w:left="6480" w:hanging="360"/>
+      </w:pPr>
+      <w:rPr>
+        <w:rFonts w:ascii="Wingdings" w:hAnsi="Wingdings" w:hint="default"/>
+      </w:rPr>
+    </w:lvl>
+  </w:abstractNum>
+  <w:abstractNum w:abstractNumId="1" w15:restartNumberingAfterBreak="0">
+    <w:nsid w:val="5A291053"/>
+    <w:multiLevelType w:val="hybridMultilevel"/>
+    <w:tmpl w:val="EBBE9508"/>
+    <w:lvl w:ilvl="0" w:tplc="0409000F">
+      <w:start w:val="1"/>
+      <w:numFmt w:val="decimal"/>
+      <w:lvlText w:val="%1."/>
+      <w:lvlJc w:val="left"/>
+      <w:pPr>
+        <w:ind w:left="720" w:hanging="360"/>
+      </w:pPr>
+    </w:lvl>
+    <w:lvl w:ilvl="1" w:tplc="04090019" w:tentative="1">
+      <w:start w:val="1"/>
+      <w:numFmt w:val="lowerLetter"/>
+      <w:lvlText w:val="%2."/>
+      <w:lvlJc w:val="left"/>
+      <w:pPr>
+        <w:ind w:left="1440" w:hanging="360"/>
+      </w:pPr>
+    </w:lvl>
+    <w:lvl w:ilvl="2" w:tplc="0409001B" w:tentative="1">
+      <w:start w:val="1"/>
+      <w:numFmt w:val="lowerRoman"/>
+      <w:lvlText w:val="%3."/>
+      <w:lvlJc w:val="right"/>
+      <w:pPr>
+        <w:ind w:left="2160" w:hanging="180"/>
+      </w:pPr>
+    </w:lvl>
+    <w:lvl w:ilvl="3" w:tplc="0409000F" w:tentative="1">
+      <w:start w:val="1"/>
+      <w:numFmt w:val="decimal"/>
+      <w:lvlText w:val="%4."/>
+      <w:lvlJc w:val="left"/>
+      <w:pPr>
+        <w:ind w:left="2880" w:hanging="360"/>
+      </w:pPr>
+    </w:lvl>
+    <w:lvl w:ilvl="4" w:tplc="04090019" w:tentative="1">
+      <w:start w:val="1"/>
+      <w:numFmt w:val="lowerLetter"/>
+      <w:lvlText w:val="%5."/>
+      <w:lvlJc w:val="left"/>
+      <w:pPr>
+        <w:ind w:left="3600" w:hanging="360"/>
+      </w:pPr>
+    </w:lvl>
+    <w:lvl w:ilvl="5" w:tplc="0409001B" w:tentative="1">
+      <w:start w:val="1"/>
+      <w:numFmt w:val="lowerRoman"/>
+      <w:lvlText w:val="%6."/>
+      <w:lvlJc w:val="right"/>
+      <w:pPr>
+        <w:ind w:left="4320" w:hanging="180"/>
+      </w:pPr>
+    </w:lvl>
+    <w:lvl w:ilvl="6" w:tplc="0409000F" w:tentative="1">
+      <w:start w:val="1"/>
+      <w:numFmt w:val="decimal"/>
+      <w:lvlText w:val="%7."/>
+      <w:lvlJc w:val="left"/>
+      <w:pPr>
+        <w:ind w:left="5040" w:hanging="360"/>
+      </w:pPr>
+    </w:lvl>
+    <w:lvl w:ilvl="7" w:tplc="04090019" w:tentative="1">
+      <w:start w:val="1"/>
+      <w:numFmt w:val="lowerLetter"/>
+      <w:lvlText w:val="%8."/>
+      <w:lvlJc w:val="left"/>
+      <w:pPr>
+        <w:ind w:left="5760" w:hanging="360"/>
+      </w:pPr>
+    </w:lvl>
+    <w:lvl w:ilvl="8" w:tplc="0409001B" w:tentative="1">
+      <w:start w:val="1"/>
+      <w:numFmt w:val="lowerRoman"/>
+      <w:lvlText w:val="%9."/>
+      <w:lvlJc w:val="right"/>
+      <w:pPr>
+        <w:ind w:left="6480" w:hanging="180"/>
+      </w:pPr>
+    </w:lvl>
+  </w:abstractNum>
+  <w:abstractNum w:abstractNumId="2" w15:restartNumberingAfterBreak="0">
+    <w:nsid w:val="67556A68"/>
+    <w:multiLevelType w:val="hybridMultilevel"/>
+    <w:tmpl w:val="EFD8CECE"/>
+    <w:lvl w:ilvl="0" w:tplc="04090001">
+      <w:start w:val="1"/>
+      <w:numFmt w:val="bullet"/>
+      <w:lvlText w:val=""/>
+      <w:lvlJc w:val="left"/>
+      <w:pPr>
+        <w:ind w:left="720" w:hanging="360"/>
+      </w:pPr>
+      <w:rPr>
+        <w:rFonts w:ascii="Symbol" w:hAnsi="Symbol" w:hint="default"/>
+      </w:rPr>
+    </w:lvl>
+    <w:lvl w:ilvl="1" w:tplc="04090003" w:tentative="1">
+      <w:start w:val="1"/>
+      <w:numFmt w:val="bullet"/>
+      <w:lvlText w:val="o"/>
+      <w:lvlJc w:val="left"/>
+      <w:pPr>
+        <w:ind w:left="1440" w:hanging="360"/>
+      </w:pPr>
+      <w:rPr>
+        <w:rFonts w:ascii="Courier New" w:hAnsi="Courier New" w:cs="Courier New" w:hint="default"/>
+      </w:rPr>
+    </w:lvl>
+    <w:lvl w:ilvl="2" w:tplc="04090005" w:tentative="1">
+      <w:start w:val="1"/>
+      <w:numFmt w:val="bullet"/>
+      <w:lvlText w:val=""/>
+      <w:lvlJc w:val="left"/>
+      <w:pPr>
+        <w:ind w:left="2160" w:hanging="360"/>
+      </w:pPr>
+      <w:rPr>
+        <w:rFonts w:ascii="Wingdings" w:hAnsi="Wingdings" w:hint="default"/>
+      </w:rPr>
+    </w:lvl>
+    <w:lvl w:ilvl="3" w:tplc="04090001" w:tentative="1">
+      <w:start w:val="1"/>
+      <w:numFmt w:val="bullet"/>
+      <w:lvlText w:val=""/>
+      <w:lvlJc w:val="left"/>
+      <w:pPr>
+        <w:ind w:left="2880" w:hanging="360"/>
+      </w:pPr>
+      <w:rPr>
+        <w:rFonts w:ascii="Symbol" w:hAnsi="Symbol" w:hint="default"/>
+      </w:rPr>
+    </w:lvl>
+    <w:lvl w:ilvl="4" w:tplc="04090003" w:tentative="1">
+      <w:start w:val="1"/>
+      <w:numFmt w:val="bullet"/>
+      <w:lvlText w:val="o"/>
+      <w:lvlJc w:val="left"/>
+      <w:pPr>
+        <w:ind w:left="3600" w:hanging="360"/>
+      </w:pPr>
+      <w:rPr>
+        <w:rFonts w:ascii="Courier New" w:hAnsi="Courier New" w:cs="Courier New" w:hint="default"/>
+      </w:rPr>
+    </w:lvl>
+    <w:lvl w:ilvl="5" w:tplc="04090005" w:tentative="1">
+      <w:start w:val="1"/>
+      <w:numFmt w:val="bullet"/>
+      <w:lvlText w:val=""/>
+      <w:lvlJc w:val="left"/>
+      <w:pPr>
+        <w:ind w:left="4320" w:hanging="360"/>
+      </w:pPr>
+      <w:rPr>
+        <w:rFonts w:ascii="Wingdings" w:hAnsi="Wingdings" w:hint="default"/>
+      </w:rPr>
+    </w:lvl>
+    <w:lvl w:ilvl="6" w:tplc="04090001" w:tentative="1">
+      <w:start w:val="1"/>
+      <w:numFmt w:val="bullet"/>
+      <w:lvlText w:val=""/>
+      <w:lvlJc w:val="left"/>
+      <w:pPr>
+        <w:ind w:left="5040" w:hanging="360"/>
+      </w:pPr>
+      <w:rPr>
+        <w:rFonts w:ascii="Symbol" w:hAnsi="Symbol" w:hint="default"/>
+      </w:rPr>
+    </w:lvl>
+    <w:lvl w:ilvl="7" w:tplc="04090003" w:tentative="1">
+      <w:start w:val="1"/>
+      <w:numFmt w:val="bullet"/>
+      <w:lvlText w:val="o"/>
+      <w:lvlJc w:val="left"/>
+      <w:pPr>
+        <w:ind w:left="5760" w:hanging="360"/>
+      </w:pPr>
+      <w:rPr>
+        <w:rFonts w:ascii="Courier New" w:hAnsi="Courier New" w:cs="Courier New" w:hint="default"/>
+      </w:rPr>
+    </w:lvl>
+    <w:lvl w:ilvl="8" w:tplc="04090005" w:tentative="1">
+      <w:start w:val="1"/>
+      <w:numFmt w:val="bullet"/>
+      <w:lvlText w:val=""/>
+      <w:lvlJc w:val="left"/>
+      <w:pPr>
+        <w:ind w:left="6480" w:hanging="360"/>
+      </w:pPr>
+      <w:rPr>
+        <w:rFonts w:ascii="Wingdings" w:hAnsi="Wingdings" w:hint="default"/>
+      </w:rPr>
+    </w:lvl>
+  </w:abstractNum>
+  <w:abstractNum w:abstractNumId="3" w15:restartNumberingAfterBreak="0">
+    <w:nsid w:val="79ED38D8"/>
+    <w:multiLevelType w:val="hybridMultilevel"/>
+    <w:tmpl w:val="06ECFAAC"/>
+    <w:lvl w:ilvl="0" w:tplc="0409000F">
+      <w:start w:val="1"/>
+      <w:numFmt w:val="decimal"/>
+      <w:lvlText w:val="%1."/>
+      <w:lvlJc w:val="left"/>
+      <w:pPr>
+        <w:ind w:left="720" w:hanging="360"/>
+      </w:pPr>
+    </w:lvl>
+    <w:lvl w:ilvl="1" w:tplc="04090019" w:tentative="1">
+      <w:start w:val="1"/>
+      <w:numFmt w:val="lowerLetter"/>
+      <w:lvlText w:val="%2."/>
+      <w:lvlJc w:val="left"/>
+      <w:pPr>
+        <w:ind w:left="1440" w:hanging="360"/>
+      </w:pPr>
+    </w:lvl>
+    <w:lvl w:ilvl="2" w:tplc="0409001B" w:tentative="1">
+      <w:start w:val="1"/>
+      <w:numFmt w:val="lowerRoman"/>
+      <w:lvlText w:val="%3."/>
+      <w:lvlJc w:val="right"/>
+      <w:pPr>
+        <w:ind w:left="2160" w:hanging="180"/>
+      </w:pPr>
+    </w:lvl>
+    <w:lvl w:ilvl="3" w:tplc="0409000F" w:tentative="1">
+      <w:start w:val="1"/>
+      <w:numFmt w:val="decimal"/>
+      <w:lvlText w:val="%4."/>
+      <w:lvlJc w:val="left"/>
+      <w:pPr>
+        <w:ind w:left="2880" w:hanging="360"/>
+      </w:pPr>
+    </w:lvl>
+    <w:lvl w:ilvl="4" w:tplc="04090019" w:tentative="1">
+      <w:start w:val="1"/>
+      <w:numFmt w:val="lowerLetter"/>
+      <w:lvlText w:val="%5."/>
+      <w:lvlJc w:val="left"/>
+      <w:pPr>
+        <w:ind w:left="3600" w:hanging="360"/>
+      </w:pPr>
+    </w:lvl>
+    <w:lvl w:ilvl="5" w:tplc="0409001B" w:tentative="1">
+      <w:start w:val="1"/>
+      <w:numFmt w:val="lowerRoman"/>
+      <w:lvlText w:val="%6."/>
+      <w:lvlJc w:val="right"/>
+      <w:pPr>
+        <w:ind w:left="4320" w:hanging="180"/>
+      </w:pPr>
+    </w:lvl>
+    <w:lvl w:ilvl="6" w:tplc="0409000F" w:tentative="1">
+      <w:start w:val="1"/>
+      <w:numFmt w:val="decimal"/>
+      <w:lvlText w:val="%7."/>
+      <w:lvlJc w:val="left"/>
+      <w:pPr>
+        <w:ind w:left="5040" w:hanging="360"/>
+      </w:pPr>
+    </w:lvl>
+    <w:lvl w:ilvl="7" w:tplc="04090019" w:tentative="1">
+      <w:start w:val="1"/>
+      <w:numFmt w:val="lowerLetter"/>
+      <w:lvlText w:val="%8."/>
+      <w:lvlJc w:val="left"/>
+      <w:pPr>
+        <w:ind w:left="5760" w:hanging="360"/>
+      </w:pPr>
+    </w:lvl>
+    <w:lvl w:ilvl="8" w:tplc="0409001B" w:tentative="1">
+      <w:start w:val="1"/>
+      <w:numFmt w:val="lowerRoman"/>
+      <w:lvlText w:val="%9."/>
+      <w:lvlJc w:val="right"/>
+      <w:pPr>
+        <w:ind w:left="6480" w:hanging="180"/>
+      </w:pPr>
+    </w:lvl>
+  </w:abstractNum>
+  <w:num w:numId="1" w16cid:durableId="580529723">
+    <w:abstractNumId w:val="0"/>
+  </w:num>
+  <w:num w:numId="2" w16cid:durableId="1103454760">
+    <w:abstractNumId w:val="1"/>
+  </w:num>
+  <w:num w:numId="3" w16cid:durableId="988897025">
+    <w:abstractNumId w:val="3"/>
+  </w:num>
+  <w:num w:numId="4" w16cid:durableId="241794348">
+    <w:abstractNumId w:val="2"/>
+  </w:num>
+</w:numbering>
 </file>
 
 <file path=word/styles.xml><?xml version="1.0" encoding="utf-8"?>
@@ -476,7 +5221,7 @@
     <w:lsdException w:name="Table Grid" w:uiPriority="39"/>
     <w:lsdException w:name="Table Theme" w:semiHidden="1" w:unhideWhenUsed="1"/>
     <w:lsdException w:name="Placeholder Text" w:semiHidden="1"/>
-    <w:lsdException w:name="No Spacing" w:uiPriority="1" w:qFormat="1"/>
+    <w:lsdException w:name="No Spacing" w:uiPriority="1"/>
     <w:lsdException w:name="Light Shading" w:uiPriority="60"/>
     <w:lsdException w:name="Light List" w:uiPriority="61"/>
     <w:lsdException w:name="Light Grid" w:uiPriority="62"/>
@@ -699,14 +5444,14 @@
   <w:style w:type="paragraph" w:default="1" w:styleId="Normal">
     <w:name w:val="Normal"/>
     <w:qFormat/>
-    <w:rsid w:val="000D16B9"/>
+    <w:rsid w:val="00267B7C"/>
     <w:pPr>
       <w:bidi/>
       <w:spacing w:before="180" w:line="312" w:lineRule="auto"/>
       <w:jc w:val="both"/>
     </w:pPr>
     <w:rPr>
-      <w:rFonts w:ascii="Arial Unicode MS" w:hAnsi="Arial Unicode MS" w:cs="Mj_Casablanca"/>
+      <w:rFonts w:ascii="Zain" w:hAnsi="Zain" w:cs="Vazirmatn"/>
       <w:color w:val="000000"/>
       <w:sz w:val="22"/>
       <w:szCs w:val="22"/>
@@ -724,13 +5469,15 @@
     <w:link w:val="Heading1Char"/>
     <w:uiPriority w:val="9"/>
     <w:qFormat/>
-    <w:rsid w:val="000D16B9"/>
+    <w:rsid w:val="00267B7C"/>
     <w:pPr>
       <w:bidi/>
       <w:jc w:val="left"/>
     </w:pPr>
     <w:rPr>
-      <w:rFonts w:hint="default"/>
+      <w:rFonts w:ascii="Zain" w:hAnsi="Zain" w:cs="Vazirmatn" w:hint="default"/>
+      <w:b/>
+      <w:bCs/>
     </w:rPr>
   </w:style>
   <w:style w:type="paragraph" w:styleId="Heading2">
@@ -739,14 +5486,14 @@
     <w:uiPriority w:val="9"/>
     <w:unhideWhenUsed/>
     <w:qFormat/>
-    <w:rsid w:val="000D16B9"/>
+    <w:rsid w:val="005F4527"/>
     <w:pPr>
       <w:keepNext/>
       <w:bidi/>
       <w:outlineLvl w:val="1"/>
     </w:pPr>
     <w:rPr>
-      <w:rFonts w:ascii="Arial Unicode MS" w:hAnsi="Arial Unicode MS" w:cs="Mj_Casablanca Light"/>
+      <w:rFonts w:ascii="Zain" w:hAnsi="Zain" w:cs="Vazirmatn"/>
       <w:color w:val="00A2FF"/>
       <w:sz w:val="32"/>
       <w:szCs w:val="32"/>
@@ -763,7 +5510,7 @@
     <w:uiPriority w:val="9"/>
     <w:unhideWhenUsed/>
     <w:qFormat/>
-    <w:rsid w:val="000D16B9"/>
+    <w:rsid w:val="00C0296F"/>
     <w:pPr>
       <w:keepNext/>
       <w:bidi/>
@@ -771,7 +5518,7 @@
       <w:outlineLvl w:val="2"/>
     </w:pPr>
     <w:rPr>
-      <w:rFonts w:ascii="Arial Unicode MS" w:hAnsi="Arial Unicode MS" w:cs="Mj_Casablanca Light"/>
+      <w:rFonts w:ascii="Zain" w:hAnsi="Zain" w:cs="Mj_Casablanca Light"/>
       <w:color w:val="00A2FF"/>
       <w:spacing w:val="5"/>
       <w:sz w:val="28"/>
@@ -812,6 +5559,7 @@
   </w:style>
   <w:style w:type="character" w:styleId="Hyperlink">
     <w:name w:val="Hyperlink"/>
+    <w:uiPriority w:val="99"/>
     <w:rPr>
       <w:u w:val="single"/>
     </w:rPr>
@@ -840,14 +5588,24 @@
     <w:next w:val="Body"/>
     <w:uiPriority w:val="10"/>
     <w:qFormat/>
-    <w:rsid w:val="000D16B9"/>
+    <w:rsid w:val="00267B7C"/>
     <w:pPr>
       <w:keepNext/>
+      <w:pBdr>
+        <w:top w:val="none" w:sz="0" w:space="0" w:color="auto"/>
+        <w:left w:val="none" w:sz="0" w:space="0" w:color="auto"/>
+        <w:bottom w:val="single" w:sz="24" w:space="1" w:color="00A2FF" w:themeColor="accent1"/>
+        <w:right w:val="none" w:sz="0" w:space="0" w:color="auto"/>
+        <w:between w:val="none" w:sz="0" w:space="0" w:color="auto"/>
+        <w:bar w:val="none" w:sz="0" w:color="auto"/>
+      </w:pBdr>
       <w:bidi/>
       <w:jc w:val="center"/>
     </w:pPr>
     <w:rPr>
-      <w:rFonts w:ascii="Arial Unicode MS" w:hAnsi="Arial Unicode MS" w:cs="Mj_Casablanca Light"/>
+      <w:rFonts w:ascii="Zain" w:hAnsi="Zain" w:cs="Vazirmatn"/>
+      <w:b/>
+      <w:bCs/>
       <w:color w:val="00A2FF"/>
       <w:sz w:val="60"/>
       <w:szCs w:val="60"/>
@@ -927,9 +5685,11 @@
     <w:basedOn w:val="DefaultParagraphFont"/>
     <w:link w:val="Heading1"/>
     <w:uiPriority w:val="9"/>
-    <w:rsid w:val="000D16B9"/>
+    <w:rsid w:val="00267B7C"/>
     <w:rPr>
-      <w:rFonts w:ascii="Arial Unicode MS" w:hAnsi="Arial Unicode MS" w:cs="Mj_Casablanca Light"/>
+      <w:rFonts w:ascii="Zain" w:hAnsi="Zain" w:cs="Vazirmatn"/>
+      <w:b/>
+      <w:bCs/>
       <w:color w:val="00A2FF"/>
       <w:sz w:val="36"/>
       <w:szCs w:val="36"/>
@@ -938,6 +5698,312 @@
         <w14:prstDash w14:val="solid"/>
         <w14:bevel/>
       </w14:textOutline>
+    </w:rPr>
+  </w:style>
+  <w:style w:type="paragraph" w:styleId="Header">
+    <w:name w:val="header"/>
+    <w:basedOn w:val="Normal"/>
+    <w:link w:val="HeaderChar"/>
+    <w:uiPriority w:val="99"/>
+    <w:unhideWhenUsed/>
+    <w:rsid w:val="00CF2935"/>
+    <w:pPr>
+      <w:tabs>
+        <w:tab w:val="center" w:pos="4680"/>
+        <w:tab w:val="right" w:pos="9360"/>
+      </w:tabs>
+      <w:spacing w:before="0" w:line="240" w:lineRule="auto"/>
+    </w:pPr>
+  </w:style>
+  <w:style w:type="character" w:customStyle="1" w:styleId="HeaderChar">
+    <w:name w:val="Header Char"/>
+    <w:basedOn w:val="DefaultParagraphFont"/>
+    <w:link w:val="Header"/>
+    <w:uiPriority w:val="99"/>
+    <w:rsid w:val="00CF2935"/>
+    <w:rPr>
+      <w:rFonts w:ascii="Zain" w:hAnsi="Zain" w:cs="Mj_Casablanca"/>
+      <w:color w:val="000000"/>
+      <w:sz w:val="22"/>
+      <w:szCs w:val="22"/>
+      <w14:textOutline w14:w="0" w14:cap="flat" w14:cmpd="sng" w14:algn="ctr">
+        <w14:noFill/>
+        <w14:prstDash w14:val="solid"/>
+        <w14:bevel/>
+      </w14:textOutline>
+    </w:rPr>
+  </w:style>
+  <w:style w:type="paragraph" w:styleId="Footer">
+    <w:name w:val="footer"/>
+    <w:basedOn w:val="Normal"/>
+    <w:link w:val="FooterChar"/>
+    <w:uiPriority w:val="99"/>
+    <w:unhideWhenUsed/>
+    <w:rsid w:val="00CF2935"/>
+    <w:pPr>
+      <w:tabs>
+        <w:tab w:val="center" w:pos="4680"/>
+        <w:tab w:val="right" w:pos="9360"/>
+      </w:tabs>
+      <w:spacing w:before="0" w:line="240" w:lineRule="auto"/>
+    </w:pPr>
+  </w:style>
+  <w:style w:type="character" w:customStyle="1" w:styleId="FooterChar">
+    <w:name w:val="Footer Char"/>
+    <w:basedOn w:val="DefaultParagraphFont"/>
+    <w:link w:val="Footer"/>
+    <w:uiPriority w:val="99"/>
+    <w:rsid w:val="00CF2935"/>
+    <w:rPr>
+      <w:rFonts w:ascii="Zain" w:hAnsi="Zain" w:cs="Mj_Casablanca"/>
+      <w:color w:val="000000"/>
+      <w:sz w:val="22"/>
+      <w:szCs w:val="22"/>
+      <w14:textOutline w14:w="0" w14:cap="flat" w14:cmpd="sng" w14:algn="ctr">
+        <w14:noFill/>
+        <w14:prstDash w14:val="solid"/>
+        <w14:bevel/>
+      </w14:textOutline>
+    </w:rPr>
+  </w:style>
+  <w:style w:type="paragraph" w:styleId="ListParagraph">
+    <w:name w:val="List Paragraph"/>
+    <w:basedOn w:val="Normal"/>
+    <w:uiPriority w:val="34"/>
+    <w:qFormat/>
+    <w:rsid w:val="00267B7C"/>
+    <w:pPr>
+      <w:ind w:left="720"/>
+      <w:contextualSpacing/>
+    </w:pPr>
+  </w:style>
+  <w:style w:type="paragraph" w:styleId="TOCHeading">
+    <w:name w:val="TOC Heading"/>
+    <w:basedOn w:val="Heading1"/>
+    <w:next w:val="Normal"/>
+    <w:uiPriority w:val="39"/>
+    <w:unhideWhenUsed/>
+    <w:qFormat/>
+    <w:rsid w:val="00AE78E2"/>
+    <w:pPr>
+      <w:keepLines/>
+      <w:pBdr>
+        <w:top w:val="none" w:sz="0" w:space="0" w:color="auto"/>
+        <w:left w:val="none" w:sz="0" w:space="0" w:color="auto"/>
+        <w:bottom w:val="none" w:sz="0" w:space="0" w:color="auto"/>
+        <w:right w:val="none" w:sz="0" w:space="0" w:color="auto"/>
+        <w:between w:val="none" w:sz="0" w:space="0" w:color="auto"/>
+        <w:bar w:val="none" w:sz="0" w:color="auto"/>
+      </w:pBdr>
+      <w:bidi w:val="0"/>
+      <w:spacing w:before="480" w:line="276" w:lineRule="auto"/>
+      <w:outlineLvl w:val="9"/>
+    </w:pPr>
+    <w:rPr>
+      <w:rFonts w:asciiTheme="majorHAnsi" w:eastAsiaTheme="majorEastAsia" w:hAnsiTheme="majorHAnsi" w:cstheme="majorBidi"/>
+      <w:color w:val="0079BF" w:themeColor="accent1" w:themeShade="BF"/>
+      <w:sz w:val="28"/>
+      <w:szCs w:val="28"/>
+      <w:bdr w:val="none" w:sz="0" w:space="0" w:color="auto"/>
+      <w14:textOutline w14:w="0" w14:cap="rnd" w14:cmpd="sng" w14:algn="ctr">
+        <w14:noFill/>
+        <w14:prstDash w14:val="solid"/>
+        <w14:bevel/>
+      </w14:textOutline>
+    </w:rPr>
+  </w:style>
+  <w:style w:type="paragraph" w:styleId="TOC1">
+    <w:name w:val="toc 1"/>
+    <w:basedOn w:val="Normal"/>
+    <w:next w:val="Normal"/>
+    <w:autoRedefine/>
+    <w:uiPriority w:val="39"/>
+    <w:unhideWhenUsed/>
+    <w:rsid w:val="00FA16B0"/>
+    <w:pPr>
+      <w:tabs>
+        <w:tab w:val="right" w:leader="dot" w:pos="9350"/>
+      </w:tabs>
+      <w:spacing w:before="120" w:after="120"/>
+      <w:jc w:val="right"/>
+    </w:pPr>
+    <w:rPr>
+      <w:rFonts w:asciiTheme="minorHAnsi" w:hAnsiTheme="minorHAnsi" w:cs="Times New Roman"/>
+      <w:b/>
+      <w:bCs/>
+      <w:caps/>
+      <w:sz w:val="20"/>
+      <w:szCs w:val="24"/>
+    </w:rPr>
+  </w:style>
+  <w:style w:type="paragraph" w:styleId="TOC2">
+    <w:name w:val="toc 2"/>
+    <w:basedOn w:val="Normal"/>
+    <w:next w:val="Normal"/>
+    <w:autoRedefine/>
+    <w:uiPriority w:val="39"/>
+    <w:unhideWhenUsed/>
+    <w:rsid w:val="00AE78E2"/>
+    <w:pPr>
+      <w:bidi w:val="0"/>
+      <w:spacing w:before="0"/>
+      <w:ind w:left="220"/>
+      <w:jc w:val="left"/>
+    </w:pPr>
+    <w:rPr>
+      <w:rFonts w:asciiTheme="minorHAnsi" w:hAnsiTheme="minorHAnsi" w:cs="Times New Roman"/>
+      <w:smallCaps/>
+      <w:sz w:val="20"/>
+      <w:szCs w:val="24"/>
+    </w:rPr>
+  </w:style>
+  <w:style w:type="paragraph" w:styleId="TOC3">
+    <w:name w:val="toc 3"/>
+    <w:basedOn w:val="Normal"/>
+    <w:next w:val="Normal"/>
+    <w:autoRedefine/>
+    <w:uiPriority w:val="39"/>
+    <w:semiHidden/>
+    <w:unhideWhenUsed/>
+    <w:rsid w:val="00AE78E2"/>
+    <w:pPr>
+      <w:bidi w:val="0"/>
+      <w:spacing w:before="0"/>
+      <w:ind w:left="440"/>
+      <w:jc w:val="left"/>
+    </w:pPr>
+    <w:rPr>
+      <w:rFonts w:asciiTheme="minorHAnsi" w:hAnsiTheme="minorHAnsi" w:cs="Times New Roman"/>
+      <w:i/>
+      <w:iCs/>
+      <w:sz w:val="20"/>
+      <w:szCs w:val="24"/>
+    </w:rPr>
+  </w:style>
+  <w:style w:type="paragraph" w:styleId="TOC4">
+    <w:name w:val="toc 4"/>
+    <w:basedOn w:val="Normal"/>
+    <w:next w:val="Normal"/>
+    <w:autoRedefine/>
+    <w:uiPriority w:val="39"/>
+    <w:semiHidden/>
+    <w:unhideWhenUsed/>
+    <w:rsid w:val="00AE78E2"/>
+    <w:pPr>
+      <w:bidi w:val="0"/>
+      <w:spacing w:before="0"/>
+      <w:ind w:left="660"/>
+      <w:jc w:val="left"/>
+    </w:pPr>
+    <w:rPr>
+      <w:rFonts w:asciiTheme="minorHAnsi" w:hAnsiTheme="minorHAnsi" w:cs="Times New Roman"/>
+      <w:sz w:val="18"/>
+      <w:szCs w:val="21"/>
+    </w:rPr>
+  </w:style>
+  <w:style w:type="paragraph" w:styleId="TOC5">
+    <w:name w:val="toc 5"/>
+    <w:basedOn w:val="Normal"/>
+    <w:next w:val="Normal"/>
+    <w:autoRedefine/>
+    <w:uiPriority w:val="39"/>
+    <w:semiHidden/>
+    <w:unhideWhenUsed/>
+    <w:rsid w:val="00AE78E2"/>
+    <w:pPr>
+      <w:bidi w:val="0"/>
+      <w:spacing w:before="0"/>
+      <w:ind w:left="880"/>
+      <w:jc w:val="left"/>
+    </w:pPr>
+    <w:rPr>
+      <w:rFonts w:asciiTheme="minorHAnsi" w:hAnsiTheme="minorHAnsi" w:cs="Times New Roman"/>
+      <w:sz w:val="18"/>
+      <w:szCs w:val="21"/>
+    </w:rPr>
+  </w:style>
+  <w:style w:type="paragraph" w:styleId="TOC6">
+    <w:name w:val="toc 6"/>
+    <w:basedOn w:val="Normal"/>
+    <w:next w:val="Normal"/>
+    <w:autoRedefine/>
+    <w:uiPriority w:val="39"/>
+    <w:semiHidden/>
+    <w:unhideWhenUsed/>
+    <w:rsid w:val="00AE78E2"/>
+    <w:pPr>
+      <w:bidi w:val="0"/>
+      <w:spacing w:before="0"/>
+      <w:ind w:left="1100"/>
+      <w:jc w:val="left"/>
+    </w:pPr>
+    <w:rPr>
+      <w:rFonts w:asciiTheme="minorHAnsi" w:hAnsiTheme="minorHAnsi" w:cs="Times New Roman"/>
+      <w:sz w:val="18"/>
+      <w:szCs w:val="21"/>
+    </w:rPr>
+  </w:style>
+  <w:style w:type="paragraph" w:styleId="TOC7">
+    <w:name w:val="toc 7"/>
+    <w:basedOn w:val="Normal"/>
+    <w:next w:val="Normal"/>
+    <w:autoRedefine/>
+    <w:uiPriority w:val="39"/>
+    <w:semiHidden/>
+    <w:unhideWhenUsed/>
+    <w:rsid w:val="00AE78E2"/>
+    <w:pPr>
+      <w:bidi w:val="0"/>
+      <w:spacing w:before="0"/>
+      <w:ind w:left="1320"/>
+      <w:jc w:val="left"/>
+    </w:pPr>
+    <w:rPr>
+      <w:rFonts w:asciiTheme="minorHAnsi" w:hAnsiTheme="minorHAnsi" w:cs="Times New Roman"/>
+      <w:sz w:val="18"/>
+      <w:szCs w:val="21"/>
+    </w:rPr>
+  </w:style>
+  <w:style w:type="paragraph" w:styleId="TOC8">
+    <w:name w:val="toc 8"/>
+    <w:basedOn w:val="Normal"/>
+    <w:next w:val="Normal"/>
+    <w:autoRedefine/>
+    <w:uiPriority w:val="39"/>
+    <w:semiHidden/>
+    <w:unhideWhenUsed/>
+    <w:rsid w:val="00AE78E2"/>
+    <w:pPr>
+      <w:bidi w:val="0"/>
+      <w:spacing w:before="0"/>
+      <w:ind w:left="1540"/>
+      <w:jc w:val="left"/>
+    </w:pPr>
+    <w:rPr>
+      <w:rFonts w:asciiTheme="minorHAnsi" w:hAnsiTheme="minorHAnsi" w:cs="Times New Roman"/>
+      <w:sz w:val="18"/>
+      <w:szCs w:val="21"/>
+    </w:rPr>
+  </w:style>
+  <w:style w:type="paragraph" w:styleId="TOC9">
+    <w:name w:val="toc 9"/>
+    <w:basedOn w:val="Normal"/>
+    <w:next w:val="Normal"/>
+    <w:autoRedefine/>
+    <w:uiPriority w:val="39"/>
+    <w:semiHidden/>
+    <w:unhideWhenUsed/>
+    <w:rsid w:val="00AE78E2"/>
+    <w:pPr>
+      <w:bidi w:val="0"/>
+      <w:spacing w:before="0"/>
+      <w:ind w:left="1760"/>
+      <w:jc w:val="left"/>
+    </w:pPr>
+    <w:rPr>
+      <w:rFonts w:asciiTheme="minorHAnsi" w:hAnsiTheme="minorHAnsi" w:cs="Times New Roman"/>
+      <w:sz w:val="18"/>
+      <w:szCs w:val="21"/>
     </w:rPr>
   </w:style>
 </w:styles>
@@ -2011,4 +7077,16 @@
   </a:objectDefaults>
   <a:extraClrSchemeLst/>
 </a:theme>
+</file>
+
+<file path=customXml/item1.xml><?xml version="1.0" encoding="utf-8"?>
+<b:Sources xmlns:b="http://schemas.openxmlformats.org/officeDocument/2006/bibliography" xmlns="http://schemas.openxmlformats.org/officeDocument/2006/bibliography" SelectedStyle="/APASixthEditionOfficeOnline.xsl" StyleName="APA" Version="6"/>
+</file>
+
+<file path=customXml/itemProps1.xml><?xml version="1.0" encoding="utf-8"?>
+<ds:datastoreItem xmlns:ds="http://schemas.openxmlformats.org/officeDocument/2006/customXml" ds:itemID="{931FFB9C-3DAA-C440-A586-E8C80F778657}">
+  <ds:schemaRefs>
+    <ds:schemaRef ds:uri="http://schemas.openxmlformats.org/officeDocument/2006/bibliography"/>
+  </ds:schemaRefs>
+</ds:datastoreItem>
 </file>
--- a/Documentation/Analysis/System Proposal/System proposal.docx
+++ b/Documentation/Analysis/System Proposal/System proposal.docx
@@ -8,9 +8,14 @@
         <w:jc w:val="center"/>
         <w:rPr>
           <w:rtl/>
-        </w:rPr>
-      </w:pPr>
-      <w:r>
+          <w:lang w:bidi="fa-IR"/>
+        </w:rPr>
+      </w:pPr>
+      <w:r>
+        <w:rPr>
+          <w:noProof/>
+          <w:lang w:bidi="fa-IR"/>
+        </w:rPr>
         <w:drawing>
           <wp:inline distT="0" distB="0" distL="0" distR="0" wp14:anchorId="7A61285F" wp14:editId="7C56AF6E">
             <wp:extent cx="1816100" cy="2184400"/>
@@ -54,6 +59,7 @@
         <w:jc w:val="center"/>
         <w:rPr>
           <w:rtl/>
+          <w:lang w:bidi="fa-IR"/>
         </w:rPr>
       </w:pPr>
     </w:p>
@@ -61,45 +67,16 @@
       <w:pPr>
         <w:pStyle w:val="Title"/>
         <w:rPr>
-          <w:rFonts w:hint="cs"/>
-          <w:rtl/>
-          <w:lang w:bidi="fa-IR"/>
-        </w:rPr>
-      </w:pPr>
-      <w:r>
-        <w:rPr>
-          <w:rtl/>
-        </w:rPr>
-        <w:t xml:space="preserve">مستند </w:t>
-      </w:r>
-      <w:proofErr w:type="spellStart"/>
-      <w:r>
-        <w:rPr>
-          <w:rtl/>
-        </w:rPr>
-        <w:t>پروژه</w:t>
-      </w:r>
-      <w:proofErr w:type="spellEnd"/>
-      <w:r>
-        <w:rPr>
-          <w:rtl/>
-        </w:rPr>
-        <w:t xml:space="preserve"> </w:t>
-      </w:r>
-      <w:proofErr w:type="spellStart"/>
-      <w:r>
-        <w:rPr>
-          <w:rtl/>
-        </w:rPr>
-        <w:t>رزروسنت</w:t>
-      </w:r>
-      <w:proofErr w:type="spellEnd"/>
-      <w:r>
-        <w:rPr>
-          <w:rtl/>
-          <w:lang w:bidi="fa-IR"/>
-        </w:rPr>
-        <w:t>ر</w:t>
+          <w:rtl/>
+          <w:lang w:bidi="fa-IR"/>
+        </w:rPr>
+      </w:pPr>
+      <w:r>
+        <w:rPr>
+          <w:rtl/>
+          <w:lang w:bidi="fa-IR"/>
+        </w:rPr>
+        <w:t>مستند پروژه رزروسنتر</w:t>
       </w:r>
     </w:p>
     <w:p>
@@ -107,87 +84,23 @@
         <w:jc w:val="center"/>
         <w:rPr>
           <w:rtl/>
-        </w:rPr>
-      </w:pPr>
-      <w:proofErr w:type="spellStart"/>
-      <w:r>
-        <w:rPr>
-          <w:rFonts w:hint="cs"/>
-          <w:rtl/>
-        </w:rPr>
-        <w:t>دانشکده</w:t>
-      </w:r>
-      <w:proofErr w:type="spellEnd"/>
-      <w:r>
-        <w:rPr>
-          <w:rFonts w:hint="cs"/>
-          <w:rtl/>
-        </w:rPr>
-        <w:t xml:space="preserve"> </w:t>
-      </w:r>
-      <w:proofErr w:type="spellStart"/>
-      <w:r>
-        <w:rPr>
-          <w:rFonts w:hint="cs"/>
-          <w:rtl/>
-        </w:rPr>
-        <w:t>فنی</w:t>
-      </w:r>
-      <w:proofErr w:type="spellEnd"/>
-      <w:r>
-        <w:rPr>
-          <w:rFonts w:hint="cs"/>
-          <w:rtl/>
-        </w:rPr>
-        <w:t xml:space="preserve"> </w:t>
-      </w:r>
-      <w:proofErr w:type="spellStart"/>
-      <w:r>
-        <w:rPr>
-          <w:rFonts w:hint="cs"/>
-          <w:rtl/>
-        </w:rPr>
-        <w:t>مهندسی</w:t>
-      </w:r>
-      <w:proofErr w:type="spellEnd"/>
-      <w:r>
-        <w:rPr>
-          <w:rFonts w:hint="cs"/>
-          <w:rtl/>
-        </w:rPr>
-        <w:t xml:space="preserve">: بخش </w:t>
-      </w:r>
-      <w:proofErr w:type="spellStart"/>
-      <w:r>
-        <w:rPr>
-          <w:rFonts w:hint="cs"/>
-          <w:rtl/>
-        </w:rPr>
-        <w:t>مهندسی</w:t>
-      </w:r>
-      <w:proofErr w:type="spellEnd"/>
-      <w:r>
-        <w:rPr>
-          <w:rFonts w:hint="cs"/>
-          <w:rtl/>
-        </w:rPr>
-        <w:t xml:space="preserve"> </w:t>
-      </w:r>
-      <w:proofErr w:type="spellStart"/>
-      <w:r>
-        <w:rPr>
-          <w:rFonts w:hint="cs"/>
-          <w:rtl/>
-        </w:rPr>
-        <w:t>کامپیوتر</w:t>
-      </w:r>
-      <w:proofErr w:type="spellEnd"/>
+          <w:lang w:bidi="fa-IR"/>
+        </w:rPr>
+      </w:pPr>
+      <w:r>
+        <w:rPr>
+          <w:rtl/>
+          <w:lang w:bidi="fa-IR"/>
+        </w:rPr>
+        <w:t>دانشکده فنی مهندسی: بخش مهندسی کامپیوتر</w:t>
+      </w:r>
     </w:p>
     <w:p>
       <w:pPr>
         <w:jc w:val="center"/>
         <w:rPr>
           <w:rtl/>
+          <w:lang w:bidi="fa-IR"/>
         </w:rPr>
       </w:pPr>
     </w:p>
@@ -196,127 +109,39 @@
         <w:jc w:val="center"/>
         <w:rPr>
           <w:rtl/>
-        </w:rPr>
-      </w:pPr>
-      <w:r>
-        <w:rPr>
-          <w:rFonts w:hint="cs"/>
-          <w:rtl/>
-        </w:rPr>
-        <w:t xml:space="preserve">عنوان </w:t>
-      </w:r>
-      <w:proofErr w:type="spellStart"/>
-      <w:r>
-        <w:rPr>
-          <w:rFonts w:hint="cs"/>
-          <w:rtl/>
-        </w:rPr>
-        <w:t>پروژه</w:t>
-      </w:r>
-      <w:proofErr w:type="spellEnd"/>
+          <w:lang w:bidi="fa-IR"/>
+        </w:rPr>
+      </w:pPr>
+      <w:r>
+        <w:rPr>
+          <w:rtl/>
+          <w:lang w:bidi="fa-IR"/>
+        </w:rPr>
+        <w:t>عنوان پروژه</w:t>
+      </w:r>
     </w:p>
     <w:p>
       <w:pPr>
         <w:jc w:val="center"/>
         <w:rPr>
           <w:rtl/>
-        </w:rPr>
-      </w:pPr>
-      <w:proofErr w:type="spellStart"/>
-      <w:r>
-        <w:rPr>
-          <w:rFonts w:hint="cs"/>
-          <w:rtl/>
-        </w:rPr>
-        <w:t>سامانه</w:t>
-      </w:r>
-      <w:proofErr w:type="spellEnd"/>
-      <w:r>
-        <w:rPr>
-          <w:rFonts w:hint="cs"/>
-          <w:rtl/>
-        </w:rPr>
-        <w:t xml:space="preserve"> </w:t>
-      </w:r>
-      <w:proofErr w:type="spellStart"/>
-      <w:r>
-        <w:rPr>
-          <w:rFonts w:hint="cs"/>
-          <w:rtl/>
-        </w:rPr>
-        <w:t>آنلاین</w:t>
-      </w:r>
-      <w:proofErr w:type="spellEnd"/>
-      <w:r>
-        <w:rPr>
-          <w:rFonts w:hint="cs"/>
-          <w:rtl/>
-        </w:rPr>
-        <w:t xml:space="preserve"> </w:t>
-      </w:r>
-      <w:proofErr w:type="spellStart"/>
-      <w:r>
-        <w:rPr>
-          <w:rFonts w:hint="cs"/>
-          <w:rtl/>
-        </w:rPr>
-        <w:t>رزرو</w:t>
-      </w:r>
-      <w:proofErr w:type="spellEnd"/>
-      <w:r>
-        <w:rPr>
-          <w:rFonts w:hint="cs"/>
-          <w:rtl/>
-        </w:rPr>
-        <w:t xml:space="preserve"> نوبت </w:t>
-      </w:r>
-      <w:proofErr w:type="spellStart"/>
-      <w:r>
-        <w:rPr>
-          <w:rFonts w:hint="cs"/>
-          <w:rtl/>
-        </w:rPr>
-        <w:t>کسب‌وکارهای</w:t>
-      </w:r>
-      <w:proofErr w:type="spellEnd"/>
-      <w:r>
-        <w:rPr>
-          <w:rFonts w:hint="cs"/>
-          <w:rtl/>
-        </w:rPr>
-        <w:t xml:space="preserve"> </w:t>
-      </w:r>
-      <w:proofErr w:type="spellStart"/>
-      <w:r>
-        <w:rPr>
-          <w:rFonts w:hint="cs"/>
-          <w:rtl/>
-        </w:rPr>
-        <w:t>خدماتی</w:t>
-      </w:r>
-      <w:proofErr w:type="spellEnd"/>
-      <w:r>
-        <w:rPr>
-          <w:rFonts w:hint="cs"/>
-          <w:rtl/>
-        </w:rPr>
-        <w:t xml:space="preserve"> </w:t>
-      </w:r>
-      <w:proofErr w:type="spellStart"/>
-      <w:r>
-        <w:rPr>
-          <w:rFonts w:hint="cs"/>
-          <w:rtl/>
-        </w:rPr>
-        <w:t>رزروسنتر</w:t>
-      </w:r>
-      <w:proofErr w:type="spellEnd"/>
+          <w:lang w:bidi="fa-IR"/>
+        </w:rPr>
+      </w:pPr>
+      <w:r>
+        <w:rPr>
+          <w:rtl/>
+          <w:lang w:bidi="fa-IR"/>
+        </w:rPr>
+        <w:t>سامانه آنلاین رزرو نوبت کسب‌وکارهای خدماتی رزروسنتر</w:t>
+      </w:r>
     </w:p>
     <w:p>
       <w:pPr>
         <w:jc w:val="center"/>
         <w:rPr>
           <w:rtl/>
+          <w:lang w:bidi="fa-IR"/>
         </w:rPr>
       </w:pPr>
     </w:p>
@@ -325,223 +150,70 @@
         <w:jc w:val="center"/>
         <w:rPr>
           <w:rtl/>
-        </w:rPr>
-      </w:pPr>
-      <w:r>
-        <w:rPr>
-          <w:rFonts w:hint="cs"/>
-          <w:rtl/>
-        </w:rPr>
-        <w:t xml:space="preserve">عوامل </w:t>
-      </w:r>
-      <w:proofErr w:type="spellStart"/>
-      <w:r>
-        <w:rPr>
-          <w:rFonts w:hint="cs"/>
-          <w:rtl/>
-        </w:rPr>
-        <w:t>اجرایی</w:t>
-      </w:r>
-      <w:proofErr w:type="spellEnd"/>
+          <w:lang w:bidi="fa-IR"/>
+        </w:rPr>
+      </w:pPr>
+      <w:r>
+        <w:rPr>
+          <w:rtl/>
+          <w:lang w:bidi="fa-IR"/>
+        </w:rPr>
+        <w:t>عوامل اجرایی</w:t>
+      </w:r>
     </w:p>
     <w:p>
       <w:pPr>
         <w:jc w:val="center"/>
         <w:rPr>
           <w:rtl/>
-        </w:rPr>
-      </w:pPr>
-      <w:r>
-        <w:rPr>
-          <w:rFonts w:hint="cs"/>
-          <w:rtl/>
-        </w:rPr>
-        <w:t xml:space="preserve">سجاد صباغ </w:t>
-      </w:r>
-      <w:proofErr w:type="spellStart"/>
-      <w:r>
-        <w:rPr>
-          <w:rFonts w:hint="cs"/>
-          <w:rtl/>
-        </w:rPr>
-        <w:t>کرمانی</w:t>
-      </w:r>
-      <w:proofErr w:type="spellEnd"/>
-      <w:r>
-        <w:rPr>
-          <w:rFonts w:hint="cs"/>
-          <w:rtl/>
-        </w:rPr>
-        <w:t xml:space="preserve"> </w:t>
-      </w:r>
-      <w:r>
-        <w:rPr>
-          <w:rtl/>
-        </w:rPr>
-        <w:t>–</w:t>
-      </w:r>
-      <w:r>
-        <w:rPr>
-          <w:rFonts w:hint="cs"/>
-          <w:rtl/>
-        </w:rPr>
-        <w:t xml:space="preserve"> </w:t>
-      </w:r>
-      <w:proofErr w:type="spellStart"/>
-      <w:r>
-        <w:rPr>
-          <w:rFonts w:hint="cs"/>
-          <w:rtl/>
-        </w:rPr>
-        <w:t>ابوالفضل</w:t>
-      </w:r>
-      <w:proofErr w:type="spellEnd"/>
-      <w:r>
-        <w:rPr>
-          <w:rFonts w:hint="cs"/>
-          <w:rtl/>
-        </w:rPr>
-        <w:t xml:space="preserve"> </w:t>
-      </w:r>
-      <w:proofErr w:type="spellStart"/>
-      <w:r>
-        <w:rPr>
-          <w:rFonts w:hint="cs"/>
-          <w:rtl/>
-        </w:rPr>
-        <w:t>وزیری</w:t>
-      </w:r>
-      <w:proofErr w:type="spellEnd"/>
+          <w:lang w:bidi="fa-IR"/>
+        </w:rPr>
+      </w:pPr>
+      <w:r>
+        <w:rPr>
+          <w:rtl/>
+          <w:lang w:bidi="fa-IR"/>
+        </w:rPr>
+        <w:t>سجاد صباغ کرمانی – ابوالفضل وزیری</w:t>
+      </w:r>
     </w:p>
     <w:p>
       <w:pPr>
         <w:jc w:val="center"/>
         <w:rPr>
           <w:rtl/>
-        </w:rPr>
-      </w:pPr>
-      <w:r>
-        <w:rPr>
-          <w:rFonts w:hint="cs"/>
-          <w:rtl/>
-        </w:rPr>
-        <w:t xml:space="preserve">حامد </w:t>
-      </w:r>
-      <w:proofErr w:type="spellStart"/>
-      <w:r>
-        <w:rPr>
-          <w:rFonts w:hint="cs"/>
-          <w:rtl/>
-        </w:rPr>
-        <w:t>یزدی‌زاده</w:t>
-      </w:r>
-      <w:proofErr w:type="spellEnd"/>
-      <w:r>
-        <w:rPr>
-          <w:rFonts w:hint="cs"/>
-          <w:rtl/>
-        </w:rPr>
-        <w:t xml:space="preserve"> </w:t>
-      </w:r>
-      <w:r>
-        <w:rPr>
-          <w:rtl/>
-        </w:rPr>
-        <w:t>–</w:t>
-      </w:r>
-      <w:r>
-        <w:rPr>
-          <w:rFonts w:hint="cs"/>
-          <w:rtl/>
-        </w:rPr>
-        <w:t xml:space="preserve"> </w:t>
-      </w:r>
-      <w:proofErr w:type="spellStart"/>
-      <w:r>
-        <w:rPr>
-          <w:rFonts w:hint="cs"/>
-          <w:rtl/>
-        </w:rPr>
-        <w:t>علی</w:t>
-      </w:r>
-      <w:proofErr w:type="spellEnd"/>
-      <w:r>
-        <w:rPr>
-          <w:rFonts w:hint="cs"/>
-          <w:rtl/>
-        </w:rPr>
-        <w:t xml:space="preserve"> </w:t>
-      </w:r>
-      <w:proofErr w:type="spellStart"/>
-      <w:r>
-        <w:rPr>
-          <w:rFonts w:hint="cs"/>
-          <w:rtl/>
-        </w:rPr>
-        <w:t>ادیب</w:t>
-      </w:r>
-      <w:proofErr w:type="spellEnd"/>
-      <w:r>
-        <w:rPr>
-          <w:rFonts w:hint="cs"/>
-          <w:rtl/>
-        </w:rPr>
-        <w:t xml:space="preserve"> </w:t>
-      </w:r>
-      <w:proofErr w:type="spellStart"/>
-      <w:r>
-        <w:rPr>
-          <w:rFonts w:hint="cs"/>
-          <w:rtl/>
-        </w:rPr>
-        <w:t>رضوی</w:t>
-      </w:r>
-      <w:proofErr w:type="spellEnd"/>
+          <w:lang w:bidi="fa-IR"/>
+        </w:rPr>
+      </w:pPr>
+      <w:r>
+        <w:rPr>
+          <w:rtl/>
+          <w:lang w:bidi="fa-IR"/>
+        </w:rPr>
+        <w:t>حامد یزدی‌زاده – علی ادیب رضوی</w:t>
+      </w:r>
     </w:p>
     <w:p>
       <w:pPr>
         <w:jc w:val="center"/>
         <w:rPr>
           <w:rtl/>
-        </w:rPr>
-      </w:pPr>
-      <w:r>
-        <w:rPr>
-          <w:rFonts w:hint="cs"/>
-          <w:rtl/>
-        </w:rPr>
-        <w:t xml:space="preserve">محمد </w:t>
-      </w:r>
-      <w:proofErr w:type="spellStart"/>
-      <w:r>
-        <w:rPr>
-          <w:rFonts w:hint="cs"/>
-          <w:rtl/>
-        </w:rPr>
-        <w:t>حسین</w:t>
-      </w:r>
-      <w:proofErr w:type="spellEnd"/>
-      <w:r>
-        <w:rPr>
-          <w:rFonts w:hint="cs"/>
-          <w:rtl/>
-        </w:rPr>
-        <w:t xml:space="preserve"> </w:t>
-      </w:r>
-      <w:proofErr w:type="spellStart"/>
-      <w:r>
-        <w:rPr>
-          <w:rFonts w:hint="cs"/>
-          <w:rtl/>
-        </w:rPr>
-        <w:t>زارعی</w:t>
-      </w:r>
-      <w:proofErr w:type="spellEnd"/>
+          <w:lang w:bidi="fa-IR"/>
+        </w:rPr>
+      </w:pPr>
+      <w:r>
+        <w:rPr>
+          <w:rtl/>
+          <w:lang w:bidi="fa-IR"/>
+        </w:rPr>
+        <w:t>محمد حسین زارعی</w:t>
+      </w:r>
     </w:p>
     <w:p>
       <w:pPr>
         <w:rPr>
           <w:rtl/>
+          <w:lang w:bidi="fa-IR"/>
         </w:rPr>
       </w:pPr>
     </w:p>
@@ -550,36 +222,29 @@
         <w:jc w:val="center"/>
         <w:rPr>
           <w:rtl/>
-        </w:rPr>
-      </w:pPr>
-      <w:r>
-        <w:rPr>
-          <w:rFonts w:hint="cs"/>
-          <w:rtl/>
-        </w:rPr>
-        <w:t xml:space="preserve">سال </w:t>
-      </w:r>
-      <w:proofErr w:type="spellStart"/>
-      <w:r>
-        <w:rPr>
-          <w:rFonts w:hint="cs"/>
-          <w:rtl/>
-        </w:rPr>
-        <w:t>تحصیلی</w:t>
-      </w:r>
-      <w:proofErr w:type="spellEnd"/>
+          <w:lang w:bidi="fa-IR"/>
+        </w:rPr>
+      </w:pPr>
+      <w:r>
+        <w:rPr>
+          <w:rtl/>
+          <w:lang w:bidi="fa-IR"/>
+        </w:rPr>
+        <w:t>سال تحصیلی</w:t>
+      </w:r>
     </w:p>
     <w:p>
       <w:pPr>
         <w:jc w:val="center"/>
         <w:rPr>
           <w:rtl/>
-        </w:rPr>
-      </w:pPr>
-      <w:r>
-        <w:rPr>
-          <w:rFonts w:hint="cs"/>
-          <w:rtl/>
+          <w:lang w:bidi="fa-IR"/>
+        </w:rPr>
+      </w:pPr>
+      <w:r>
+        <w:rPr>
+          <w:rtl/>
+          <w:lang w:bidi="fa-IR"/>
         </w:rPr>
         <w:t>بهار ۱۴۰۵</w:t>
       </w:r>
@@ -587,7 +252,13 @@
     <w:sdt>
       <w:sdtPr>
         <w:rPr>
-          <w:rtl/>
+          <w:b w:val="0"/>
+          <w:bCs w:val="0"/>
+          <w:color w:val="000000"/>
+          <w:sz w:val="22"/>
+          <w:szCs w:val="22"/>
+          <w:rtl/>
+          <w:lang w:bidi="fa-IR"/>
         </w:rPr>
         <w:id w:val="-2046367612"/>
         <w:docPartObj>
@@ -598,9 +269,6 @@
       <w:sdtEndPr>
         <w:rPr>
           <w:noProof/>
-          <w:color w:val="000000"/>
-          <w:sz w:val="22"/>
-          <w:szCs w:val="22"/>
         </w:rPr>
       </w:sdtEndPr>
       <w:sdtContent>
@@ -609,14 +277,13 @@
             <w:pStyle w:val="Heading1"/>
             <w:ind w:left="360"/>
             <w:rPr>
-              <w:rFonts w:ascii="Vazirmatn" w:hAnsi="Vazirmatn" w:hint="cs"/>
+              <w:rFonts w:ascii="Vazirmatn" w:hAnsi="Vazirmatn"/>
               <w:noProof/>
               <w:lang w:bidi="fa-IR"/>
             </w:rPr>
           </w:pPr>
           <w:r>
             <w:rPr>
-              <w:rFonts w:hint="cs"/>
               <w:rtl/>
               <w:lang w:bidi="fa-IR"/>
             </w:rPr>
@@ -630,23 +297,26 @@
           </w:r>
           <w:r>
             <w:rPr>
-              <w:rFonts w:ascii="Vazirmatn" w:hAnsi="Vazirmatn" w:hint="cs"/>
+              <w:rFonts w:ascii="Vazirmatn" w:hAnsi="Vazirmatn"/>
               <w:b w:val="0"/>
               <w:bCs w:val="0"/>
+              <w:lang w:bidi="fa-IR"/>
             </w:rPr>
             <w:fldChar w:fldCharType="begin"/>
           </w:r>
           <w:r>
             <w:rPr>
-              <w:rFonts w:ascii="Vazirmatn" w:hAnsi="Vazirmatn" w:hint="cs"/>
+              <w:rFonts w:ascii="Vazirmatn" w:hAnsi="Vazirmatn"/>
+              <w:lang w:bidi="fa-IR"/>
             </w:rPr>
             <w:instrText xml:space="preserve"> TOC \o "1-3" \h \z \u </w:instrText>
           </w:r>
           <w:r>
             <w:rPr>
-              <w:rFonts w:ascii="Vazirmatn" w:hAnsi="Vazirmatn" w:hint="cs"/>
+              <w:rFonts w:ascii="Vazirmatn" w:hAnsi="Vazirmatn"/>
               <w:b w:val="0"/>
               <w:bCs w:val="0"/>
+              <w:lang w:bidi="fa-IR"/>
             </w:rPr>
             <w:fldChar w:fldCharType="separate"/>
           </w:r>
@@ -659,13 +329,14 @@
               <w:numId w:val="4"/>
             </w:numPr>
             <w:rPr>
-              <w:rFonts w:ascii="Vazirmatn" w:eastAsiaTheme="minorEastAsia" w:hAnsi="Vazirmatn" w:cs="Vazirmatn" w:hint="cs"/>
+              <w:rFonts w:ascii="Vazirmatn" w:eastAsiaTheme="minorEastAsia" w:hAnsi="Vazirmatn" w:cs="Vazirmatn"/>
               <w:i/>
               <w:iCs/>
               <w:noProof/>
               <w:color w:val="auto"/>
               <w:kern w:val="2"/>
               <w:bdr w:val="none" w:sz="0" w:space="0" w:color="auto"/>
+              <w:lang w:bidi="fa-IR"/>
               <w14:textOutline w14:w="0" w14:cap="rnd" w14:cmpd="sng" w14:algn="ctr">
                 <w14:noFill/>
                 <w14:prstDash w14:val="solid"/>
@@ -678,120 +349,82 @@
             <w:r>
               <w:rPr>
                 <w:rStyle w:val="Hyperlink"/>
-                <w:rFonts w:ascii="Vazirmatn" w:hAnsi="Vazirmatn" w:cs="Vazirmatn" w:hint="cs"/>
+                <w:rFonts w:ascii="Vazirmatn" w:hAnsi="Vazirmatn" w:cs="Vazirmatn"/>
                 <w:noProof/>
                 <w:rtl/>
-              </w:rPr>
-              <w:t>شرح خلاصه‌ای از سی</w:t>
+                <w:lang w:bidi="fa-IR"/>
+              </w:rPr>
+              <w:t xml:space="preserve">شرح خلاصه‌ای از سیستم | </w:t>
             </w:r>
             <w:r>
               <w:rPr>
                 <w:rStyle w:val="Hyperlink"/>
-                <w:rFonts w:ascii="Vazirmatn" w:hAnsi="Vazirmatn" w:cs="Vazirmatn" w:hint="cs"/>
-                <w:noProof/>
+                <w:rFonts w:ascii="Vazirmatn" w:hAnsi="Vazirmatn" w:cs="Vazirmatn"/>
+                <w:noProof/>
+                <w:lang w:bidi="fa-IR"/>
+              </w:rPr>
+              <w:t>A Summary Of The System</w:t>
+            </w:r>
+            <w:r>
+              <w:rPr>
+                <w:rFonts w:ascii="Vazirmatn" w:hAnsi="Vazirmatn" w:cs="Vazirmatn"/>
+                <w:noProof/>
+                <w:webHidden/>
+                <w:lang w:bidi="fa-IR"/>
+              </w:rPr>
+              <w:tab/>
+            </w:r>
+            <w:r>
+              <w:rPr>
+                <w:rFonts w:ascii="Vazirmatn" w:hAnsi="Vazirmatn" w:cs="Vazirmatn"/>
+                <w:noProof/>
+                <w:webHidden/>
+                <w:lang w:bidi="fa-IR"/>
+              </w:rPr>
+              <w:fldChar w:fldCharType="begin"/>
+            </w:r>
+            <w:r>
+              <w:rPr>
+                <w:rFonts w:ascii="Vazirmatn" w:hAnsi="Vazirmatn" w:cs="Vazirmatn"/>
+                <w:noProof/>
+                <w:webHidden/>
+                <w:lang w:bidi="fa-IR"/>
+              </w:rPr>
+              <w:instrText xml:space="preserve"> PAGEREF _Toc231564762 \h </w:instrText>
+            </w:r>
+            <w:r>
+              <w:rPr>
+                <w:rFonts w:ascii="Vazirmatn" w:hAnsi="Vazirmatn" w:cs="Vazirmatn"/>
+                <w:noProof/>
+                <w:webHidden/>
+                <w:lang w:bidi="fa-IR"/>
+              </w:rPr>
+            </w:r>
+            <w:r>
+              <w:rPr>
+                <w:rFonts w:ascii="Vazirmatn" w:hAnsi="Vazirmatn" w:cs="Vazirmatn"/>
+                <w:noProof/>
+                <w:webHidden/>
+                <w:lang w:bidi="fa-IR"/>
+              </w:rPr>
+              <w:fldChar w:fldCharType="separate"/>
+            </w:r>
+            <w:r>
+              <w:rPr>
+                <w:rFonts w:ascii="Vazirmatn" w:hAnsi="Vazirmatn" w:cs="Vazirmatn"/>
+                <w:noProof/>
+                <w:webHidden/>
                 <w:rtl/>
-              </w:rPr>
-              <w:t>س</w:t>
-            </w:r>
-            <w:r>
-              <w:rPr>
-                <w:rStyle w:val="Hyperlink"/>
-                <w:rFonts w:ascii="Vazirmatn" w:hAnsi="Vazirmatn" w:cs="Vazirmatn" w:hint="cs"/>
-                <w:noProof/>
-                <w:rtl/>
-              </w:rPr>
-              <w:t>تم</w:t>
-            </w:r>
-            <w:r>
-              <w:rPr>
-                <w:rStyle w:val="Hyperlink"/>
-                <w:rFonts w:ascii="Vazirmatn" w:hAnsi="Vazirmatn" w:cs="Vazirmatn" w:hint="cs"/>
-                <w:noProof/>
-                <w:rtl/>
-                <w:lang w:bidi="fa-IR"/>
-              </w:rPr>
-              <w:t xml:space="preserve"> | </w:t>
-            </w:r>
-            <w:r>
-              <w:rPr>
-                <w:rStyle w:val="Hyperlink"/>
-                <w:rFonts w:ascii="Vazirmatn" w:hAnsi="Vazirmatn" w:cs="Vazirmatn" w:hint="cs"/>
-                <w:noProof/>
-                <w:lang w:bidi="fa-IR"/>
-              </w:rPr>
-              <w:t>A S</w:t>
-            </w:r>
-            <w:r>
-              <w:rPr>
-                <w:rStyle w:val="Hyperlink"/>
-                <w:rFonts w:ascii="Vazirmatn" w:hAnsi="Vazirmatn" w:cs="Vazirmatn" w:hint="cs"/>
-                <w:noProof/>
-                <w:lang w:bidi="fa-IR"/>
-              </w:rPr>
-              <w:t>u</w:t>
-            </w:r>
-            <w:r>
-              <w:rPr>
-                <w:rStyle w:val="Hyperlink"/>
-                <w:rFonts w:ascii="Vazirmatn" w:hAnsi="Vazirmatn" w:cs="Vazirmatn" w:hint="cs"/>
-                <w:noProof/>
-                <w:lang w:bidi="fa-IR"/>
-              </w:rPr>
-              <w:t>mmary Of The System</w:t>
-            </w:r>
-            <w:r>
-              <w:rPr>
-                <w:rFonts w:ascii="Vazirmatn" w:hAnsi="Vazirmatn" w:cs="Vazirmatn" w:hint="cs"/>
-                <w:noProof/>
-                <w:webHidden/>
-              </w:rPr>
-              <w:tab/>
-            </w:r>
-            <w:r>
-              <w:rPr>
-                <w:rFonts w:ascii="Vazirmatn" w:hAnsi="Vazirmatn" w:cs="Vazirmatn" w:hint="cs"/>
-                <w:noProof/>
-                <w:webHidden/>
-              </w:rPr>
-              <w:fldChar w:fldCharType="begin"/>
-            </w:r>
-            <w:r>
-              <w:rPr>
-                <w:rFonts w:ascii="Vazirmatn" w:hAnsi="Vazirmatn" w:cs="Vazirmatn" w:hint="cs"/>
-                <w:noProof/>
-                <w:webHidden/>
-              </w:rPr>
-              <w:instrText xml:space="preserve"> PAGEREF _Toc231564762 \h </w:instrText>
-            </w:r>
-            <w:r>
-              <w:rPr>
-                <w:rFonts w:ascii="Vazirmatn" w:hAnsi="Vazirmatn" w:cs="Vazirmatn" w:hint="cs"/>
-                <w:noProof/>
-                <w:webHidden/>
-              </w:rPr>
-            </w:r>
-            <w:r>
-              <w:rPr>
-                <w:rFonts w:ascii="Vazirmatn" w:hAnsi="Vazirmatn" w:cs="Vazirmatn" w:hint="cs"/>
-                <w:noProof/>
-                <w:webHidden/>
-              </w:rPr>
-              <w:fldChar w:fldCharType="separate"/>
-            </w:r>
-            <w:r>
-              <w:rPr>
-                <w:rFonts w:ascii="Vazirmatn" w:hAnsi="Vazirmatn" w:cs="Vazirmatn"/>
-                <w:noProof/>
-                <w:webHidden/>
-                <w:rtl/>
+                <w:lang w:bidi="fa-IR"/>
               </w:rPr>
               <w:t>4</w:t>
             </w:r>
             <w:r>
               <w:rPr>
-                <w:rFonts w:ascii="Vazirmatn" w:hAnsi="Vazirmatn" w:cs="Vazirmatn" w:hint="cs"/>
-                <w:noProof/>
-                <w:webHidden/>
+                <w:rFonts w:ascii="Vazirmatn" w:hAnsi="Vazirmatn" w:cs="Vazirmatn"/>
+                <w:noProof/>
+                <w:webHidden/>
+                <w:lang w:bidi="fa-IR"/>
               </w:rPr>
               <w:fldChar w:fldCharType="end"/>
             </w:r>
@@ -805,13 +438,14 @@
               <w:numId w:val="4"/>
             </w:numPr>
             <w:rPr>
-              <w:rFonts w:ascii="Vazirmatn" w:eastAsiaTheme="minorEastAsia" w:hAnsi="Vazirmatn" w:cs="Vazirmatn" w:hint="cs"/>
+              <w:rFonts w:ascii="Vazirmatn" w:eastAsiaTheme="minorEastAsia" w:hAnsi="Vazirmatn" w:cs="Vazirmatn"/>
               <w:i/>
               <w:iCs/>
               <w:noProof/>
               <w:color w:val="auto"/>
               <w:kern w:val="2"/>
               <w:bdr w:val="none" w:sz="0" w:space="0" w:color="auto"/>
+              <w:lang w:bidi="fa-IR"/>
               <w14:textOutline w14:w="0" w14:cap="rnd" w14:cmpd="sng" w14:algn="ctr">
                 <w14:noFill/>
                 <w14:prstDash w14:val="solid"/>
@@ -824,84 +458,82 @@
             <w:r>
               <w:rPr>
                 <w:rStyle w:val="Hyperlink"/>
-                <w:rFonts w:ascii="Vazirmatn" w:hAnsi="Vazirmatn" w:cs="Vazirmatn" w:hint="cs"/>
+                <w:rFonts w:ascii="Vazirmatn" w:hAnsi="Vazirmatn" w:cs="Vazirmatn"/>
                 <w:noProof/>
                 <w:rtl/>
-              </w:rPr>
-              <w:t>اهداف پروژه</w:t>
+                <w:lang w:bidi="fa-IR"/>
+              </w:rPr>
+              <w:t xml:space="preserve">اهداف پروژه | </w:t>
             </w:r>
             <w:r>
               <w:rPr>
                 <w:rStyle w:val="Hyperlink"/>
-                <w:rFonts w:ascii="Vazirmatn" w:hAnsi="Vazirmatn" w:cs="Vazirmatn" w:hint="cs"/>
-                <w:noProof/>
+                <w:rFonts w:ascii="Vazirmatn" w:hAnsi="Vazirmatn" w:cs="Vazirmatn"/>
+                <w:noProof/>
+                <w:lang w:bidi="fa-IR"/>
+              </w:rPr>
+              <w:t>Project Goals</w:t>
+            </w:r>
+            <w:r>
+              <w:rPr>
+                <w:rFonts w:ascii="Vazirmatn" w:hAnsi="Vazirmatn" w:cs="Vazirmatn"/>
+                <w:noProof/>
+                <w:webHidden/>
+                <w:lang w:bidi="fa-IR"/>
+              </w:rPr>
+              <w:tab/>
+            </w:r>
+            <w:r>
+              <w:rPr>
+                <w:rFonts w:ascii="Vazirmatn" w:hAnsi="Vazirmatn" w:cs="Vazirmatn"/>
+                <w:noProof/>
+                <w:webHidden/>
+                <w:lang w:bidi="fa-IR"/>
+              </w:rPr>
+              <w:fldChar w:fldCharType="begin"/>
+            </w:r>
+            <w:r>
+              <w:rPr>
+                <w:rFonts w:ascii="Vazirmatn" w:hAnsi="Vazirmatn" w:cs="Vazirmatn"/>
+                <w:noProof/>
+                <w:webHidden/>
+                <w:lang w:bidi="fa-IR"/>
+              </w:rPr>
+              <w:instrText xml:space="preserve"> PAGEREF _Toc231564763 \h </w:instrText>
+            </w:r>
+            <w:r>
+              <w:rPr>
+                <w:rFonts w:ascii="Vazirmatn" w:hAnsi="Vazirmatn" w:cs="Vazirmatn"/>
+                <w:noProof/>
+                <w:webHidden/>
+                <w:lang w:bidi="fa-IR"/>
+              </w:rPr>
+            </w:r>
+            <w:r>
+              <w:rPr>
+                <w:rFonts w:ascii="Vazirmatn" w:hAnsi="Vazirmatn" w:cs="Vazirmatn"/>
+                <w:noProof/>
+                <w:webHidden/>
+                <w:lang w:bidi="fa-IR"/>
+              </w:rPr>
+              <w:fldChar w:fldCharType="separate"/>
+            </w:r>
+            <w:r>
+              <w:rPr>
+                <w:rFonts w:ascii="Vazirmatn" w:hAnsi="Vazirmatn" w:cs="Vazirmatn"/>
+                <w:noProof/>
+                <w:webHidden/>
                 <w:rtl/>
                 <w:lang w:bidi="fa-IR"/>
               </w:rPr>
-              <w:t xml:space="preserve"> | </w:t>
-            </w:r>
-            <w:r>
-              <w:rPr>
-                <w:rStyle w:val="Hyperlink"/>
-                <w:rFonts w:ascii="Vazirmatn" w:hAnsi="Vazirmatn" w:cs="Vazirmatn" w:hint="cs"/>
-                <w:noProof/>
-                <w:lang w:bidi="fa-IR"/>
-              </w:rPr>
-              <w:t>Project Goals</w:t>
-            </w:r>
-            <w:r>
-              <w:rPr>
-                <w:rFonts w:ascii="Vazirmatn" w:hAnsi="Vazirmatn" w:cs="Vazirmatn" w:hint="cs"/>
-                <w:noProof/>
-                <w:webHidden/>
-              </w:rPr>
-              <w:tab/>
-            </w:r>
-            <w:r>
-              <w:rPr>
-                <w:rFonts w:ascii="Vazirmatn" w:hAnsi="Vazirmatn" w:cs="Vazirmatn" w:hint="cs"/>
-                <w:noProof/>
-                <w:webHidden/>
-              </w:rPr>
-              <w:fldChar w:fldCharType="begin"/>
-            </w:r>
-            <w:r>
-              <w:rPr>
-                <w:rFonts w:ascii="Vazirmatn" w:hAnsi="Vazirmatn" w:cs="Vazirmatn" w:hint="cs"/>
-                <w:noProof/>
-                <w:webHidden/>
-              </w:rPr>
-              <w:instrText xml:space="preserve"> PAGEREF _Toc231564763 \h </w:instrText>
-            </w:r>
-            <w:r>
-              <w:rPr>
-                <w:rFonts w:ascii="Vazirmatn" w:hAnsi="Vazirmatn" w:cs="Vazirmatn" w:hint="cs"/>
-                <w:noProof/>
-                <w:webHidden/>
-              </w:rPr>
-            </w:r>
-            <w:r>
-              <w:rPr>
-                <w:rFonts w:ascii="Vazirmatn" w:hAnsi="Vazirmatn" w:cs="Vazirmatn" w:hint="cs"/>
-                <w:noProof/>
-                <w:webHidden/>
-              </w:rPr>
-              <w:fldChar w:fldCharType="separate"/>
-            </w:r>
-            <w:r>
-              <w:rPr>
-                <w:rFonts w:ascii="Vazirmatn" w:hAnsi="Vazirmatn" w:cs="Vazirmatn"/>
-                <w:noProof/>
-                <w:webHidden/>
-                <w:rtl/>
-              </w:rPr>
               <w:t>5</w:t>
             </w:r>
             <w:r>
               <w:rPr>
-                <w:rFonts w:ascii="Vazirmatn" w:hAnsi="Vazirmatn" w:cs="Vazirmatn" w:hint="cs"/>
-                <w:noProof/>
-                <w:webHidden/>
+                <w:rFonts w:ascii="Vazirmatn" w:hAnsi="Vazirmatn" w:cs="Vazirmatn"/>
+                <w:noProof/>
+                <w:webHidden/>
+                <w:lang w:bidi="fa-IR"/>
               </w:rPr>
               <w:fldChar w:fldCharType="end"/>
             </w:r>
@@ -915,13 +547,14 @@
               <w:numId w:val="4"/>
             </w:numPr>
             <w:rPr>
-              <w:rFonts w:ascii="Vazirmatn" w:eastAsiaTheme="minorEastAsia" w:hAnsi="Vazirmatn" w:cs="Vazirmatn" w:hint="cs"/>
+              <w:rFonts w:ascii="Vazirmatn" w:eastAsiaTheme="minorEastAsia" w:hAnsi="Vazirmatn" w:cs="Vazirmatn"/>
               <w:i/>
               <w:iCs/>
               <w:noProof/>
               <w:color w:val="auto"/>
               <w:kern w:val="2"/>
               <w:bdr w:val="none" w:sz="0" w:space="0" w:color="auto"/>
+              <w:lang w:bidi="fa-IR"/>
               <w14:textOutline w14:w="0" w14:cap="rnd" w14:cmpd="sng" w14:algn="ctr">
                 <w14:noFill/>
                 <w14:prstDash w14:val="solid"/>
@@ -934,56 +567,63 @@
             <w:r>
               <w:rPr>
                 <w:rStyle w:val="Hyperlink"/>
-                <w:rFonts w:ascii="Vazirmatn" w:hAnsi="Vazirmatn" w:cs="Vazirmatn" w:hint="cs"/>
+                <w:rFonts w:ascii="Vazirmatn" w:hAnsi="Vazirmatn" w:cs="Vazirmatn"/>
                 <w:noProof/>
                 <w:rtl/>
+                <w:lang w:bidi="fa-IR"/>
               </w:rPr>
               <w:t xml:space="preserve">شرح راه توسعه | </w:t>
             </w:r>
             <w:r>
               <w:rPr>
                 <w:rStyle w:val="Hyperlink"/>
-                <w:rFonts w:ascii="Vazirmatn" w:hAnsi="Vazirmatn" w:cs="Vazirmatn" w:hint="cs"/>
-                <w:noProof/>
+                <w:rFonts w:ascii="Vazirmatn" w:hAnsi="Vazirmatn" w:cs="Vazirmatn"/>
+                <w:noProof/>
+                <w:lang w:bidi="fa-IR"/>
               </w:rPr>
               <w:t>Methodlogy</w:t>
             </w:r>
             <w:r>
               <w:rPr>
-                <w:rFonts w:ascii="Vazirmatn" w:hAnsi="Vazirmatn" w:cs="Vazirmatn" w:hint="cs"/>
-                <w:noProof/>
-                <w:webHidden/>
+                <w:rFonts w:ascii="Vazirmatn" w:hAnsi="Vazirmatn" w:cs="Vazirmatn"/>
+                <w:noProof/>
+                <w:webHidden/>
+                <w:lang w:bidi="fa-IR"/>
               </w:rPr>
               <w:tab/>
             </w:r>
             <w:r>
               <w:rPr>
-                <w:rFonts w:ascii="Vazirmatn" w:hAnsi="Vazirmatn" w:cs="Vazirmatn" w:hint="cs"/>
-                <w:noProof/>
-                <w:webHidden/>
+                <w:rFonts w:ascii="Vazirmatn" w:hAnsi="Vazirmatn" w:cs="Vazirmatn"/>
+                <w:noProof/>
+                <w:webHidden/>
+                <w:lang w:bidi="fa-IR"/>
               </w:rPr>
               <w:fldChar w:fldCharType="begin"/>
             </w:r>
             <w:r>
               <w:rPr>
-                <w:rFonts w:ascii="Vazirmatn" w:hAnsi="Vazirmatn" w:cs="Vazirmatn" w:hint="cs"/>
-                <w:noProof/>
-                <w:webHidden/>
+                <w:rFonts w:ascii="Vazirmatn" w:hAnsi="Vazirmatn" w:cs="Vazirmatn"/>
+                <w:noProof/>
+                <w:webHidden/>
+                <w:lang w:bidi="fa-IR"/>
               </w:rPr>
               <w:instrText xml:space="preserve"> PAGEREF _Toc231564764 \h </w:instrText>
             </w:r>
             <w:r>
               <w:rPr>
-                <w:rFonts w:ascii="Vazirmatn" w:hAnsi="Vazirmatn" w:cs="Vazirmatn" w:hint="cs"/>
-                <w:noProof/>
-                <w:webHidden/>
-              </w:rPr>
-            </w:r>
-            <w:r>
-              <w:rPr>
-                <w:rFonts w:ascii="Vazirmatn" w:hAnsi="Vazirmatn" w:cs="Vazirmatn" w:hint="cs"/>
-                <w:noProof/>
-                <w:webHidden/>
+                <w:rFonts w:ascii="Vazirmatn" w:hAnsi="Vazirmatn" w:cs="Vazirmatn"/>
+                <w:noProof/>
+                <w:webHidden/>
+                <w:lang w:bidi="fa-IR"/>
+              </w:rPr>
+            </w:r>
+            <w:r>
+              <w:rPr>
+                <w:rFonts w:ascii="Vazirmatn" w:hAnsi="Vazirmatn" w:cs="Vazirmatn"/>
+                <w:noProof/>
+                <w:webHidden/>
+                <w:lang w:bidi="fa-IR"/>
               </w:rPr>
               <w:fldChar w:fldCharType="separate"/>
             </w:r>
@@ -993,14 +633,16 @@
                 <w:noProof/>
                 <w:webHidden/>
                 <w:rtl/>
+                <w:lang w:bidi="fa-IR"/>
               </w:rPr>
               <w:t>6</w:t>
             </w:r>
             <w:r>
               <w:rPr>
-                <w:rFonts w:ascii="Vazirmatn" w:hAnsi="Vazirmatn" w:cs="Vazirmatn" w:hint="cs"/>
-                <w:noProof/>
-                <w:webHidden/>
+                <w:rFonts w:ascii="Vazirmatn" w:hAnsi="Vazirmatn" w:cs="Vazirmatn"/>
+                <w:noProof/>
+                <w:webHidden/>
+                <w:lang w:bidi="fa-IR"/>
               </w:rPr>
               <w:fldChar w:fldCharType="end"/>
             </w:r>
@@ -1014,13 +656,14 @@
               <w:numId w:val="4"/>
             </w:numPr>
             <w:rPr>
-              <w:rFonts w:ascii="Vazirmatn" w:eastAsiaTheme="minorEastAsia" w:hAnsi="Vazirmatn" w:cs="Vazirmatn" w:hint="cs"/>
+              <w:rFonts w:ascii="Vazirmatn" w:eastAsiaTheme="minorEastAsia" w:hAnsi="Vazirmatn" w:cs="Vazirmatn"/>
               <w:i/>
               <w:iCs/>
               <w:noProof/>
               <w:color w:val="auto"/>
               <w:kern w:val="2"/>
               <w:bdr w:val="none" w:sz="0" w:space="0" w:color="auto"/>
+              <w:lang w:bidi="fa-IR"/>
               <w14:textOutline w14:w="0" w14:cap="rnd" w14:cmpd="sng" w14:algn="ctr">
                 <w14:noFill/>
                 <w14:prstDash w14:val="solid"/>
@@ -1033,56 +676,63 @@
             <w:r>
               <w:rPr>
                 <w:rStyle w:val="Hyperlink"/>
-                <w:rFonts w:ascii="Vazirmatn" w:hAnsi="Vazirmatn" w:cs="Vazirmatn" w:hint="cs"/>
+                <w:rFonts w:ascii="Vazirmatn" w:hAnsi="Vazirmatn" w:cs="Vazirmatn"/>
                 <w:noProof/>
                 <w:rtl/>
+                <w:lang w:bidi="fa-IR"/>
               </w:rPr>
               <w:t xml:space="preserve">درخواست سیستم | </w:t>
             </w:r>
             <w:r>
               <w:rPr>
                 <w:rStyle w:val="Hyperlink"/>
-                <w:rFonts w:ascii="Vazirmatn" w:hAnsi="Vazirmatn" w:cs="Vazirmatn" w:hint="cs"/>
-                <w:noProof/>
+                <w:rFonts w:ascii="Vazirmatn" w:hAnsi="Vazirmatn" w:cs="Vazirmatn"/>
+                <w:noProof/>
+                <w:lang w:bidi="fa-IR"/>
               </w:rPr>
               <w:t>System Request</w:t>
             </w:r>
             <w:r>
               <w:rPr>
-                <w:rFonts w:ascii="Vazirmatn" w:hAnsi="Vazirmatn" w:cs="Vazirmatn" w:hint="cs"/>
-                <w:noProof/>
-                <w:webHidden/>
+                <w:rFonts w:ascii="Vazirmatn" w:hAnsi="Vazirmatn" w:cs="Vazirmatn"/>
+                <w:noProof/>
+                <w:webHidden/>
+                <w:lang w:bidi="fa-IR"/>
               </w:rPr>
               <w:tab/>
             </w:r>
             <w:r>
               <w:rPr>
-                <w:rFonts w:ascii="Vazirmatn" w:hAnsi="Vazirmatn" w:cs="Vazirmatn" w:hint="cs"/>
-                <w:noProof/>
-                <w:webHidden/>
+                <w:rFonts w:ascii="Vazirmatn" w:hAnsi="Vazirmatn" w:cs="Vazirmatn"/>
+                <w:noProof/>
+                <w:webHidden/>
+                <w:lang w:bidi="fa-IR"/>
               </w:rPr>
               <w:fldChar w:fldCharType="begin"/>
             </w:r>
             <w:r>
               <w:rPr>
-                <w:rFonts w:ascii="Vazirmatn" w:hAnsi="Vazirmatn" w:cs="Vazirmatn" w:hint="cs"/>
-                <w:noProof/>
-                <w:webHidden/>
+                <w:rFonts w:ascii="Vazirmatn" w:hAnsi="Vazirmatn" w:cs="Vazirmatn"/>
+                <w:noProof/>
+                <w:webHidden/>
+                <w:lang w:bidi="fa-IR"/>
               </w:rPr>
               <w:instrText xml:space="preserve"> PAGEREF _Toc231564765 \h </w:instrText>
             </w:r>
             <w:r>
               <w:rPr>
-                <w:rFonts w:ascii="Vazirmatn" w:hAnsi="Vazirmatn" w:cs="Vazirmatn" w:hint="cs"/>
-                <w:noProof/>
-                <w:webHidden/>
-              </w:rPr>
-            </w:r>
-            <w:r>
-              <w:rPr>
-                <w:rFonts w:ascii="Vazirmatn" w:hAnsi="Vazirmatn" w:cs="Vazirmatn" w:hint="cs"/>
-                <w:noProof/>
-                <w:webHidden/>
+                <w:rFonts w:ascii="Vazirmatn" w:hAnsi="Vazirmatn" w:cs="Vazirmatn"/>
+                <w:noProof/>
+                <w:webHidden/>
+                <w:lang w:bidi="fa-IR"/>
+              </w:rPr>
+            </w:r>
+            <w:r>
+              <w:rPr>
+                <w:rFonts w:ascii="Vazirmatn" w:hAnsi="Vazirmatn" w:cs="Vazirmatn"/>
+                <w:noProof/>
+                <w:webHidden/>
+                <w:lang w:bidi="fa-IR"/>
               </w:rPr>
               <w:fldChar w:fldCharType="separate"/>
             </w:r>
@@ -1092,14 +742,16 @@
                 <w:noProof/>
                 <w:webHidden/>
                 <w:rtl/>
+                <w:lang w:bidi="fa-IR"/>
               </w:rPr>
               <w:t>7</w:t>
             </w:r>
             <w:r>
               <w:rPr>
-                <w:rFonts w:ascii="Vazirmatn" w:hAnsi="Vazirmatn" w:cs="Vazirmatn" w:hint="cs"/>
-                <w:noProof/>
-                <w:webHidden/>
+                <w:rFonts w:ascii="Vazirmatn" w:hAnsi="Vazirmatn" w:cs="Vazirmatn"/>
+                <w:noProof/>
+                <w:webHidden/>
+                <w:lang w:bidi="fa-IR"/>
               </w:rPr>
               <w:fldChar w:fldCharType="end"/>
             </w:r>
@@ -1113,13 +765,14 @@
               <w:numId w:val="4"/>
             </w:numPr>
             <w:rPr>
-              <w:rFonts w:ascii="Vazirmatn" w:eastAsiaTheme="minorEastAsia" w:hAnsi="Vazirmatn" w:cs="Vazirmatn" w:hint="cs"/>
+              <w:rFonts w:ascii="Vazirmatn" w:eastAsiaTheme="minorEastAsia" w:hAnsi="Vazirmatn" w:cs="Vazirmatn"/>
               <w:i/>
               <w:iCs/>
               <w:noProof/>
               <w:color w:val="auto"/>
               <w:kern w:val="2"/>
               <w:bdr w:val="none" w:sz="0" w:space="0" w:color="auto"/>
+              <w:lang w:bidi="fa-IR"/>
               <w14:textOutline w14:w="0" w14:cap="rnd" w14:cmpd="sng" w14:algn="ctr">
                 <w14:noFill/>
                 <w14:prstDash w14:val="solid"/>
@@ -1132,7 +785,7 @@
             <w:r>
               <w:rPr>
                 <w:rStyle w:val="Hyperlink"/>
-                <w:rFonts w:ascii="Vazirmatn" w:hAnsi="Vazirmatn" w:cs="Vazirmatn" w:hint="cs"/>
+                <w:rFonts w:ascii="Vazirmatn" w:hAnsi="Vazirmatn" w:cs="Vazirmatn"/>
                 <w:noProof/>
                 <w:rtl/>
                 <w:lang w:bidi="fa-IR"/>
@@ -1142,7 +795,7 @@
             <w:r>
               <w:rPr>
                 <w:rStyle w:val="Hyperlink"/>
-                <w:rFonts w:ascii="Vazirmatn" w:hAnsi="Vazirmatn" w:cs="Vazirmatn" w:hint="cs"/>
+                <w:rFonts w:ascii="Vazirmatn" w:hAnsi="Vazirmatn" w:cs="Vazirmatn"/>
                 <w:noProof/>
                 <w:lang w:bidi="fa-IR"/>
               </w:rPr>
@@ -1150,40 +803,45 @@
             </w:r>
             <w:r>
               <w:rPr>
-                <w:rFonts w:ascii="Vazirmatn" w:hAnsi="Vazirmatn" w:cs="Vazirmatn" w:hint="cs"/>
-                <w:noProof/>
-                <w:webHidden/>
+                <w:rFonts w:ascii="Vazirmatn" w:hAnsi="Vazirmatn" w:cs="Vazirmatn"/>
+                <w:noProof/>
+                <w:webHidden/>
+                <w:lang w:bidi="fa-IR"/>
               </w:rPr>
               <w:tab/>
             </w:r>
             <w:r>
               <w:rPr>
-                <w:rFonts w:ascii="Vazirmatn" w:hAnsi="Vazirmatn" w:cs="Vazirmatn" w:hint="cs"/>
-                <w:noProof/>
-                <w:webHidden/>
+                <w:rFonts w:ascii="Vazirmatn" w:hAnsi="Vazirmatn" w:cs="Vazirmatn"/>
+                <w:noProof/>
+                <w:webHidden/>
+                <w:lang w:bidi="fa-IR"/>
               </w:rPr>
               <w:fldChar w:fldCharType="begin"/>
             </w:r>
             <w:r>
               <w:rPr>
-                <w:rFonts w:ascii="Vazirmatn" w:hAnsi="Vazirmatn" w:cs="Vazirmatn" w:hint="cs"/>
-                <w:noProof/>
-                <w:webHidden/>
+                <w:rFonts w:ascii="Vazirmatn" w:hAnsi="Vazirmatn" w:cs="Vazirmatn"/>
+                <w:noProof/>
+                <w:webHidden/>
+                <w:lang w:bidi="fa-IR"/>
               </w:rPr>
               <w:instrText xml:space="preserve"> PAGEREF _Toc231564766 \h </w:instrText>
             </w:r>
             <w:r>
               <w:rPr>
-                <w:rFonts w:ascii="Vazirmatn" w:hAnsi="Vazirmatn" w:cs="Vazirmatn" w:hint="cs"/>
-                <w:noProof/>
-                <w:webHidden/>
-              </w:rPr>
-            </w:r>
-            <w:r>
-              <w:rPr>
-                <w:rFonts w:ascii="Vazirmatn" w:hAnsi="Vazirmatn" w:cs="Vazirmatn" w:hint="cs"/>
-                <w:noProof/>
-                <w:webHidden/>
+                <w:rFonts w:ascii="Vazirmatn" w:hAnsi="Vazirmatn" w:cs="Vazirmatn"/>
+                <w:noProof/>
+                <w:webHidden/>
+                <w:lang w:bidi="fa-IR"/>
+              </w:rPr>
+            </w:r>
+            <w:r>
+              <w:rPr>
+                <w:rFonts w:ascii="Vazirmatn" w:hAnsi="Vazirmatn" w:cs="Vazirmatn"/>
+                <w:noProof/>
+                <w:webHidden/>
+                <w:lang w:bidi="fa-IR"/>
               </w:rPr>
               <w:fldChar w:fldCharType="separate"/>
             </w:r>
@@ -1193,14 +851,16 @@
                 <w:noProof/>
                 <w:webHidden/>
                 <w:rtl/>
+                <w:lang w:bidi="fa-IR"/>
               </w:rPr>
               <w:t>8</w:t>
             </w:r>
             <w:r>
               <w:rPr>
-                <w:rFonts w:ascii="Vazirmatn" w:hAnsi="Vazirmatn" w:cs="Vazirmatn" w:hint="cs"/>
-                <w:noProof/>
-                <w:webHidden/>
+                <w:rFonts w:ascii="Vazirmatn" w:hAnsi="Vazirmatn" w:cs="Vazirmatn"/>
+                <w:noProof/>
+                <w:webHidden/>
+                <w:lang w:bidi="fa-IR"/>
               </w:rPr>
               <w:fldChar w:fldCharType="end"/>
             </w:r>
@@ -1214,13 +874,14 @@
               <w:numId w:val="4"/>
             </w:numPr>
             <w:rPr>
-              <w:rFonts w:ascii="Vazirmatn" w:eastAsiaTheme="minorEastAsia" w:hAnsi="Vazirmatn" w:cs="Vazirmatn" w:hint="cs"/>
+              <w:rFonts w:ascii="Vazirmatn" w:eastAsiaTheme="minorEastAsia" w:hAnsi="Vazirmatn" w:cs="Vazirmatn"/>
               <w:i/>
               <w:iCs/>
               <w:noProof/>
               <w:color w:val="auto"/>
               <w:kern w:val="2"/>
               <w:bdr w:val="none" w:sz="0" w:space="0" w:color="auto"/>
+              <w:lang w:bidi="fa-IR"/>
               <w14:textOutline w14:w="0" w14:cap="rnd" w14:cmpd="sng" w14:algn="ctr">
                 <w14:noFill/>
                 <w14:prstDash w14:val="solid"/>
@@ -1233,56 +894,81 @@
             <w:r>
               <w:rPr>
                 <w:rStyle w:val="Hyperlink"/>
-                <w:rFonts w:ascii="Vazirmatn" w:hAnsi="Vazirmatn" w:cs="Vazirmatn" w:hint="cs"/>
+                <w:rFonts w:ascii="Vazirmatn" w:hAnsi="Vazirmatn" w:cs="Vazirmatn"/>
                 <w:noProof/>
                 <w:rtl/>
+                <w:lang w:bidi="fa-IR"/>
               </w:rPr>
               <w:t xml:space="preserve">تحلیل امکان‌سنجی | </w:t>
             </w:r>
             <w:r>
               <w:rPr>
                 <w:rStyle w:val="Hyperlink"/>
-                <w:rFonts w:ascii="Vazirmatn" w:hAnsi="Vazirmatn" w:cs="Vazirmatn" w:hint="cs"/>
-                <w:noProof/>
-              </w:rPr>
-              <w:t>Feasibility Analysis</w:t>
-            </w:r>
-            <w:r>
-              <w:rPr>
-                <w:rFonts w:ascii="Vazirmatn" w:hAnsi="Vazirmatn" w:cs="Vazirmatn" w:hint="cs"/>
-                <w:noProof/>
-                <w:webHidden/>
+                <w:rFonts w:ascii="Vazirmatn" w:hAnsi="Vazirmatn" w:cs="Vazirmatn"/>
+                <w:noProof/>
+                <w:lang w:bidi="fa-IR"/>
+              </w:rPr>
+              <w:t>Feasibili</w:t>
+            </w:r>
+            <w:r>
+              <w:rPr>
+                <w:rStyle w:val="Hyperlink"/>
+                <w:rFonts w:ascii="Vazirmatn" w:hAnsi="Vazirmatn" w:cs="Vazirmatn"/>
+                <w:noProof/>
+                <w:lang w:bidi="fa-IR"/>
+              </w:rPr>
+              <w:t>t</w:t>
+            </w:r>
+            <w:r>
+              <w:rPr>
+                <w:rStyle w:val="Hyperlink"/>
+                <w:rFonts w:ascii="Vazirmatn" w:hAnsi="Vazirmatn" w:cs="Vazirmatn"/>
+                <w:noProof/>
+                <w:lang w:bidi="fa-IR"/>
+              </w:rPr>
+              <w:t>y Analysis</w:t>
+            </w:r>
+            <w:r>
+              <w:rPr>
+                <w:rFonts w:ascii="Vazirmatn" w:hAnsi="Vazirmatn" w:cs="Vazirmatn"/>
+                <w:noProof/>
+                <w:webHidden/>
+                <w:lang w:bidi="fa-IR"/>
               </w:rPr>
               <w:tab/>
             </w:r>
             <w:r>
               <w:rPr>
-                <w:rFonts w:ascii="Vazirmatn" w:hAnsi="Vazirmatn" w:cs="Vazirmatn" w:hint="cs"/>
-                <w:noProof/>
-                <w:webHidden/>
+                <w:rFonts w:ascii="Vazirmatn" w:hAnsi="Vazirmatn" w:cs="Vazirmatn"/>
+                <w:noProof/>
+                <w:webHidden/>
+                <w:lang w:bidi="fa-IR"/>
               </w:rPr>
               <w:fldChar w:fldCharType="begin"/>
             </w:r>
             <w:r>
               <w:rPr>
-                <w:rFonts w:ascii="Vazirmatn" w:hAnsi="Vazirmatn" w:cs="Vazirmatn" w:hint="cs"/>
-                <w:noProof/>
-                <w:webHidden/>
+                <w:rFonts w:ascii="Vazirmatn" w:hAnsi="Vazirmatn" w:cs="Vazirmatn"/>
+                <w:noProof/>
+                <w:webHidden/>
+                <w:lang w:bidi="fa-IR"/>
               </w:rPr>
               <w:instrText xml:space="preserve"> PAGEREF _Toc231564767 \h </w:instrText>
             </w:r>
             <w:r>
               <w:rPr>
-                <w:rFonts w:ascii="Vazirmatn" w:hAnsi="Vazirmatn" w:cs="Vazirmatn" w:hint="cs"/>
-                <w:noProof/>
-                <w:webHidden/>
-              </w:rPr>
-            </w:r>
-            <w:r>
-              <w:rPr>
-                <w:rFonts w:ascii="Vazirmatn" w:hAnsi="Vazirmatn" w:cs="Vazirmatn" w:hint="cs"/>
-                <w:noProof/>
-                <w:webHidden/>
+                <w:rFonts w:ascii="Vazirmatn" w:hAnsi="Vazirmatn" w:cs="Vazirmatn"/>
+                <w:noProof/>
+                <w:webHidden/>
+                <w:lang w:bidi="fa-IR"/>
+              </w:rPr>
+            </w:r>
+            <w:r>
+              <w:rPr>
+                <w:rFonts w:ascii="Vazirmatn" w:hAnsi="Vazirmatn" w:cs="Vazirmatn"/>
+                <w:noProof/>
+                <w:webHidden/>
+                <w:lang w:bidi="fa-IR"/>
               </w:rPr>
               <w:fldChar w:fldCharType="separate"/>
             </w:r>
@@ -1292,14 +978,16 @@
                 <w:noProof/>
                 <w:webHidden/>
                 <w:rtl/>
+                <w:lang w:bidi="fa-IR"/>
               </w:rPr>
               <w:t>9</w:t>
             </w:r>
             <w:r>
               <w:rPr>
-                <w:rFonts w:ascii="Vazirmatn" w:hAnsi="Vazirmatn" w:cs="Vazirmatn" w:hint="cs"/>
-                <w:noProof/>
-                <w:webHidden/>
+                <w:rFonts w:ascii="Vazirmatn" w:hAnsi="Vazirmatn" w:cs="Vazirmatn"/>
+                <w:noProof/>
+                <w:webHidden/>
+                <w:lang w:bidi="fa-IR"/>
               </w:rPr>
               <w:fldChar w:fldCharType="end"/>
             </w:r>
@@ -1313,13 +1001,14 @@
               <w:numId w:val="4"/>
             </w:numPr>
             <w:rPr>
-              <w:rFonts w:ascii="Vazirmatn" w:eastAsiaTheme="minorEastAsia" w:hAnsi="Vazirmatn" w:cs="Vazirmatn" w:hint="cs"/>
+              <w:rFonts w:ascii="Vazirmatn" w:eastAsiaTheme="minorEastAsia" w:hAnsi="Vazirmatn" w:cs="Vazirmatn"/>
               <w:i/>
               <w:iCs/>
               <w:noProof/>
               <w:color w:val="auto"/>
               <w:kern w:val="2"/>
               <w:bdr w:val="none" w:sz="0" w:space="0" w:color="auto"/>
+              <w:lang w:bidi="fa-IR"/>
               <w14:textOutline w14:w="0" w14:cap="rnd" w14:cmpd="sng" w14:algn="ctr">
                 <w14:noFill/>
                 <w14:prstDash w14:val="solid"/>
@@ -1332,7 +1021,7 @@
             <w:r>
               <w:rPr>
                 <w:rStyle w:val="Hyperlink"/>
-                <w:rFonts w:ascii="Vazirmatn" w:hAnsi="Vazirmatn" w:cs="Vazirmatn" w:hint="cs"/>
+                <w:rFonts w:ascii="Vazirmatn" w:hAnsi="Vazirmatn" w:cs="Vazirmatn"/>
                 <w:noProof/>
                 <w:rtl/>
                 <w:lang w:bidi="fa-IR"/>
@@ -1342,7 +1031,7 @@
             <w:r>
               <w:rPr>
                 <w:rStyle w:val="Hyperlink"/>
-                <w:rFonts w:ascii="Vazirmatn" w:hAnsi="Vazirmatn" w:cs="Vazirmatn" w:hint="cs"/>
+                <w:rFonts w:ascii="Vazirmatn" w:hAnsi="Vazirmatn" w:cs="Vazirmatn"/>
                 <w:noProof/>
                 <w:lang w:bidi="fa-IR"/>
               </w:rPr>
@@ -1350,40 +1039,45 @@
             </w:r>
             <w:r>
               <w:rPr>
-                <w:rFonts w:ascii="Vazirmatn" w:hAnsi="Vazirmatn" w:cs="Vazirmatn" w:hint="cs"/>
-                <w:noProof/>
-                <w:webHidden/>
+                <w:rFonts w:ascii="Vazirmatn" w:hAnsi="Vazirmatn" w:cs="Vazirmatn"/>
+                <w:noProof/>
+                <w:webHidden/>
+                <w:lang w:bidi="fa-IR"/>
               </w:rPr>
               <w:tab/>
             </w:r>
             <w:r>
               <w:rPr>
-                <w:rFonts w:ascii="Vazirmatn" w:hAnsi="Vazirmatn" w:cs="Vazirmatn" w:hint="cs"/>
-                <w:noProof/>
-                <w:webHidden/>
+                <w:rFonts w:ascii="Vazirmatn" w:hAnsi="Vazirmatn" w:cs="Vazirmatn"/>
+                <w:noProof/>
+                <w:webHidden/>
+                <w:lang w:bidi="fa-IR"/>
               </w:rPr>
               <w:fldChar w:fldCharType="begin"/>
             </w:r>
             <w:r>
               <w:rPr>
-                <w:rFonts w:ascii="Vazirmatn" w:hAnsi="Vazirmatn" w:cs="Vazirmatn" w:hint="cs"/>
-                <w:noProof/>
-                <w:webHidden/>
+                <w:rFonts w:ascii="Vazirmatn" w:hAnsi="Vazirmatn" w:cs="Vazirmatn"/>
+                <w:noProof/>
+                <w:webHidden/>
+                <w:lang w:bidi="fa-IR"/>
               </w:rPr>
               <w:instrText xml:space="preserve"> PAGEREF _Toc231564768 \h </w:instrText>
             </w:r>
             <w:r>
               <w:rPr>
-                <w:rFonts w:ascii="Vazirmatn" w:hAnsi="Vazirmatn" w:cs="Vazirmatn" w:hint="cs"/>
-                <w:noProof/>
-                <w:webHidden/>
-              </w:rPr>
-            </w:r>
-            <w:r>
-              <w:rPr>
-                <w:rFonts w:ascii="Vazirmatn" w:hAnsi="Vazirmatn" w:cs="Vazirmatn" w:hint="cs"/>
-                <w:noProof/>
-                <w:webHidden/>
+                <w:rFonts w:ascii="Vazirmatn" w:hAnsi="Vazirmatn" w:cs="Vazirmatn"/>
+                <w:noProof/>
+                <w:webHidden/>
+                <w:lang w:bidi="fa-IR"/>
+              </w:rPr>
+            </w:r>
+            <w:r>
+              <w:rPr>
+                <w:rFonts w:ascii="Vazirmatn" w:hAnsi="Vazirmatn" w:cs="Vazirmatn"/>
+                <w:noProof/>
+                <w:webHidden/>
+                <w:lang w:bidi="fa-IR"/>
               </w:rPr>
               <w:fldChar w:fldCharType="separate"/>
             </w:r>
@@ -1393,14 +1087,16 @@
                 <w:noProof/>
                 <w:webHidden/>
                 <w:rtl/>
+                <w:lang w:bidi="fa-IR"/>
               </w:rPr>
               <w:t>10</w:t>
             </w:r>
             <w:r>
               <w:rPr>
-                <w:rFonts w:ascii="Vazirmatn" w:hAnsi="Vazirmatn" w:cs="Vazirmatn" w:hint="cs"/>
-                <w:noProof/>
-                <w:webHidden/>
+                <w:rFonts w:ascii="Vazirmatn" w:hAnsi="Vazirmatn" w:cs="Vazirmatn"/>
+                <w:noProof/>
+                <w:webHidden/>
+                <w:lang w:bidi="fa-IR"/>
               </w:rPr>
               <w:fldChar w:fldCharType="end"/>
             </w:r>
@@ -1414,13 +1110,14 @@
               <w:numId w:val="4"/>
             </w:numPr>
             <w:rPr>
-              <w:rFonts w:ascii="Vazirmatn" w:eastAsiaTheme="minorEastAsia" w:hAnsi="Vazirmatn" w:cs="Vazirmatn" w:hint="cs"/>
+              <w:rFonts w:ascii="Vazirmatn" w:eastAsiaTheme="minorEastAsia" w:hAnsi="Vazirmatn" w:cs="Vazirmatn"/>
               <w:i/>
               <w:iCs/>
               <w:noProof/>
               <w:color w:val="auto"/>
               <w:kern w:val="2"/>
               <w:bdr w:val="none" w:sz="0" w:space="0" w:color="auto"/>
+              <w:lang w:bidi="fa-IR"/>
               <w14:textOutline w14:w="0" w14:cap="rnd" w14:cmpd="sng" w14:algn="ctr">
                 <w14:noFill/>
                 <w14:prstDash w14:val="solid"/>
@@ -1433,7 +1130,7 @@
             <w:r>
               <w:rPr>
                 <w:rStyle w:val="Hyperlink"/>
-                <w:rFonts w:ascii="Vazirmatn" w:hAnsi="Vazirmatn" w:cs="Vazirmatn" w:hint="cs"/>
+                <w:rFonts w:ascii="Vazirmatn" w:hAnsi="Vazirmatn" w:cs="Vazirmatn"/>
                 <w:noProof/>
                 <w:rtl/>
                 <w:lang w:bidi="fa-IR"/>
@@ -1443,7 +1140,7 @@
             <w:r>
               <w:rPr>
                 <w:rStyle w:val="Hyperlink"/>
-                <w:rFonts w:ascii="Vazirmatn" w:hAnsi="Vazirmatn" w:cs="Vazirmatn" w:hint="cs"/>
+                <w:rFonts w:ascii="Vazirmatn" w:hAnsi="Vazirmatn" w:cs="Vazirmatn"/>
                 <w:noProof/>
                 <w:lang w:bidi="fa-IR"/>
               </w:rPr>
@@ -1451,40 +1148,45 @@
             </w:r>
             <w:r>
               <w:rPr>
-                <w:rFonts w:ascii="Vazirmatn" w:hAnsi="Vazirmatn" w:cs="Vazirmatn" w:hint="cs"/>
-                <w:noProof/>
-                <w:webHidden/>
+                <w:rFonts w:ascii="Vazirmatn" w:hAnsi="Vazirmatn" w:cs="Vazirmatn"/>
+                <w:noProof/>
+                <w:webHidden/>
+                <w:lang w:bidi="fa-IR"/>
               </w:rPr>
               <w:tab/>
             </w:r>
             <w:r>
               <w:rPr>
-                <w:rFonts w:ascii="Vazirmatn" w:hAnsi="Vazirmatn" w:cs="Vazirmatn" w:hint="cs"/>
-                <w:noProof/>
-                <w:webHidden/>
+                <w:rFonts w:ascii="Vazirmatn" w:hAnsi="Vazirmatn" w:cs="Vazirmatn"/>
+                <w:noProof/>
+                <w:webHidden/>
+                <w:lang w:bidi="fa-IR"/>
               </w:rPr>
               <w:fldChar w:fldCharType="begin"/>
             </w:r>
             <w:r>
               <w:rPr>
-                <w:rFonts w:ascii="Vazirmatn" w:hAnsi="Vazirmatn" w:cs="Vazirmatn" w:hint="cs"/>
-                <w:noProof/>
-                <w:webHidden/>
+                <w:rFonts w:ascii="Vazirmatn" w:hAnsi="Vazirmatn" w:cs="Vazirmatn"/>
+                <w:noProof/>
+                <w:webHidden/>
+                <w:lang w:bidi="fa-IR"/>
               </w:rPr>
               <w:instrText xml:space="preserve"> PAGEREF _Toc231564769 \h </w:instrText>
             </w:r>
             <w:r>
               <w:rPr>
-                <w:rFonts w:ascii="Vazirmatn" w:hAnsi="Vazirmatn" w:cs="Vazirmatn" w:hint="cs"/>
-                <w:noProof/>
-                <w:webHidden/>
-              </w:rPr>
-            </w:r>
-            <w:r>
-              <w:rPr>
-                <w:rFonts w:ascii="Vazirmatn" w:hAnsi="Vazirmatn" w:cs="Vazirmatn" w:hint="cs"/>
-                <w:noProof/>
-                <w:webHidden/>
+                <w:rFonts w:ascii="Vazirmatn" w:hAnsi="Vazirmatn" w:cs="Vazirmatn"/>
+                <w:noProof/>
+                <w:webHidden/>
+                <w:lang w:bidi="fa-IR"/>
+              </w:rPr>
+            </w:r>
+            <w:r>
+              <w:rPr>
+                <w:rFonts w:ascii="Vazirmatn" w:hAnsi="Vazirmatn" w:cs="Vazirmatn"/>
+                <w:noProof/>
+                <w:webHidden/>
+                <w:lang w:bidi="fa-IR"/>
               </w:rPr>
               <w:fldChar w:fldCharType="separate"/>
             </w:r>
@@ -1494,14 +1196,16 @@
                 <w:noProof/>
                 <w:webHidden/>
                 <w:rtl/>
+                <w:lang w:bidi="fa-IR"/>
               </w:rPr>
               <w:t>11</w:t>
             </w:r>
             <w:r>
               <w:rPr>
-                <w:rFonts w:ascii="Vazirmatn" w:hAnsi="Vazirmatn" w:cs="Vazirmatn" w:hint="cs"/>
-                <w:noProof/>
-                <w:webHidden/>
+                <w:rFonts w:ascii="Vazirmatn" w:hAnsi="Vazirmatn" w:cs="Vazirmatn"/>
+                <w:noProof/>
+                <w:webHidden/>
+                <w:lang w:bidi="fa-IR"/>
               </w:rPr>
               <w:fldChar w:fldCharType="end"/>
             </w:r>
@@ -1519,7 +1223,7 @@
             </w:tabs>
             <w:bidi/>
             <w:rPr>
-              <w:rFonts w:ascii="Vazirmatn" w:eastAsiaTheme="minorEastAsia" w:hAnsi="Vazirmatn" w:cs="Vazirmatn" w:hint="cs"/>
+              <w:rFonts w:ascii="Vazirmatn" w:eastAsiaTheme="minorEastAsia" w:hAnsi="Vazirmatn" w:cs="Vazirmatn"/>
               <w:b/>
               <w:bCs/>
               <w:noProof/>
@@ -1527,6 +1231,7 @@
               <w:kern w:val="2"/>
               <w:sz w:val="24"/>
               <w:bdr w:val="none" w:sz="0" w:space="0" w:color="auto"/>
+              <w:lang w:bidi="fa-IR"/>
               <w14:textOutline w14:w="0" w14:cap="rnd" w14:cmpd="sng" w14:algn="ctr">
                 <w14:noFill/>
                 <w14:prstDash w14:val="solid"/>
@@ -1539,7 +1244,7 @@
             <w:r>
               <w:rPr>
                 <w:rStyle w:val="Hyperlink"/>
-                <w:rFonts w:ascii="Vazirmatn" w:hAnsi="Vazirmatn" w:cs="Vazirmatn" w:hint="cs"/>
+                <w:rFonts w:ascii="Vazirmatn" w:hAnsi="Vazirmatn" w:cs="Vazirmatn"/>
                 <w:noProof/>
                 <w:rtl/>
                 <w:lang w:bidi="fa-IR"/>
@@ -1549,7 +1254,7 @@
             <w:r>
               <w:rPr>
                 <w:rStyle w:val="Hyperlink"/>
-                <w:rFonts w:ascii="Vazirmatn" w:hAnsi="Vazirmatn" w:cs="Vazirmatn" w:hint="cs"/>
+                <w:rFonts w:ascii="Vazirmatn" w:hAnsi="Vazirmatn" w:cs="Vazirmatn"/>
                 <w:noProof/>
                 <w:lang w:bidi="fa-IR"/>
               </w:rPr>
@@ -1557,40 +1262,45 @@
             </w:r>
             <w:r>
               <w:rPr>
-                <w:rFonts w:ascii="Vazirmatn" w:hAnsi="Vazirmatn" w:cs="Vazirmatn" w:hint="cs"/>
-                <w:noProof/>
-                <w:webHidden/>
+                <w:rFonts w:ascii="Vazirmatn" w:hAnsi="Vazirmatn" w:cs="Vazirmatn"/>
+                <w:noProof/>
+                <w:webHidden/>
+                <w:lang w:bidi="fa-IR"/>
               </w:rPr>
               <w:tab/>
             </w:r>
             <w:r>
               <w:rPr>
-                <w:rFonts w:ascii="Vazirmatn" w:hAnsi="Vazirmatn" w:cs="Vazirmatn" w:hint="cs"/>
-                <w:noProof/>
-                <w:webHidden/>
+                <w:rFonts w:ascii="Vazirmatn" w:hAnsi="Vazirmatn" w:cs="Vazirmatn"/>
+                <w:noProof/>
+                <w:webHidden/>
+                <w:lang w:bidi="fa-IR"/>
               </w:rPr>
               <w:fldChar w:fldCharType="begin"/>
             </w:r>
             <w:r>
               <w:rPr>
-                <w:rFonts w:ascii="Vazirmatn" w:hAnsi="Vazirmatn" w:cs="Vazirmatn" w:hint="cs"/>
-                <w:noProof/>
-                <w:webHidden/>
+                <w:rFonts w:ascii="Vazirmatn" w:hAnsi="Vazirmatn" w:cs="Vazirmatn"/>
+                <w:noProof/>
+                <w:webHidden/>
+                <w:lang w:bidi="fa-IR"/>
               </w:rPr>
               <w:instrText xml:space="preserve"> PAGEREF _Toc231564770 \h </w:instrText>
             </w:r>
             <w:r>
               <w:rPr>
-                <w:rFonts w:ascii="Vazirmatn" w:hAnsi="Vazirmatn" w:cs="Vazirmatn" w:hint="cs"/>
-                <w:noProof/>
-                <w:webHidden/>
-              </w:rPr>
-            </w:r>
-            <w:r>
-              <w:rPr>
-                <w:rFonts w:ascii="Vazirmatn" w:hAnsi="Vazirmatn" w:cs="Vazirmatn" w:hint="cs"/>
-                <w:noProof/>
-                <w:webHidden/>
+                <w:rFonts w:ascii="Vazirmatn" w:hAnsi="Vazirmatn" w:cs="Vazirmatn"/>
+                <w:noProof/>
+                <w:webHidden/>
+                <w:lang w:bidi="fa-IR"/>
+              </w:rPr>
+            </w:r>
+            <w:r>
+              <w:rPr>
+                <w:rFonts w:ascii="Vazirmatn" w:hAnsi="Vazirmatn" w:cs="Vazirmatn"/>
+                <w:noProof/>
+                <w:webHidden/>
+                <w:lang w:bidi="fa-IR"/>
               </w:rPr>
               <w:fldChar w:fldCharType="separate"/>
             </w:r>
@@ -1600,14 +1310,16 @@
                 <w:noProof/>
                 <w:webHidden/>
                 <w:rtl/>
+                <w:lang w:bidi="fa-IR"/>
               </w:rPr>
               <w:t>12</w:t>
             </w:r>
             <w:r>
               <w:rPr>
-                <w:rFonts w:ascii="Vazirmatn" w:hAnsi="Vazirmatn" w:cs="Vazirmatn" w:hint="cs"/>
-                <w:noProof/>
-                <w:webHidden/>
+                <w:rFonts w:ascii="Vazirmatn" w:hAnsi="Vazirmatn" w:cs="Vazirmatn"/>
+                <w:noProof/>
+                <w:webHidden/>
+                <w:lang w:bidi="fa-IR"/>
               </w:rPr>
               <w:fldChar w:fldCharType="end"/>
             </w:r>
@@ -1625,7 +1337,7 @@
             </w:tabs>
             <w:bidi/>
             <w:rPr>
-              <w:rFonts w:ascii="Vazirmatn" w:eastAsiaTheme="minorEastAsia" w:hAnsi="Vazirmatn" w:cs="Vazirmatn" w:hint="cs"/>
+              <w:rFonts w:ascii="Vazirmatn" w:eastAsiaTheme="minorEastAsia" w:hAnsi="Vazirmatn" w:cs="Vazirmatn"/>
               <w:b/>
               <w:bCs/>
               <w:noProof/>
@@ -1633,6 +1345,7 @@
               <w:kern w:val="2"/>
               <w:sz w:val="24"/>
               <w:bdr w:val="none" w:sz="0" w:space="0" w:color="auto"/>
+              <w:lang w:bidi="fa-IR"/>
               <w14:textOutline w14:w="0" w14:cap="rnd" w14:cmpd="sng" w14:algn="ctr">
                 <w14:noFill/>
                 <w14:prstDash w14:val="solid"/>
@@ -1645,7 +1358,7 @@
             <w:r>
               <w:rPr>
                 <w:rStyle w:val="Hyperlink"/>
-                <w:rFonts w:ascii="Vazirmatn" w:hAnsi="Vazirmatn" w:cs="Vazirmatn" w:hint="cs"/>
+                <w:rFonts w:ascii="Vazirmatn" w:hAnsi="Vazirmatn" w:cs="Vazirmatn"/>
                 <w:noProof/>
                 <w:rtl/>
                 <w:lang w:bidi="fa-IR"/>
@@ -1655,7 +1368,7 @@
             <w:r>
               <w:rPr>
                 <w:rStyle w:val="Hyperlink"/>
-                <w:rFonts w:ascii="Vazirmatn" w:hAnsi="Vazirmatn" w:cs="Vazirmatn" w:hint="cs"/>
+                <w:rFonts w:ascii="Vazirmatn" w:hAnsi="Vazirmatn" w:cs="Vazirmatn"/>
                 <w:noProof/>
                 <w:lang w:bidi="fa-IR"/>
               </w:rPr>
@@ -1663,40 +1376,45 @@
             </w:r>
             <w:r>
               <w:rPr>
-                <w:rFonts w:ascii="Vazirmatn" w:hAnsi="Vazirmatn" w:cs="Vazirmatn" w:hint="cs"/>
-                <w:noProof/>
-                <w:webHidden/>
+                <w:rFonts w:ascii="Vazirmatn" w:hAnsi="Vazirmatn" w:cs="Vazirmatn"/>
+                <w:noProof/>
+                <w:webHidden/>
+                <w:lang w:bidi="fa-IR"/>
               </w:rPr>
               <w:tab/>
             </w:r>
             <w:r>
               <w:rPr>
-                <w:rFonts w:ascii="Vazirmatn" w:hAnsi="Vazirmatn" w:cs="Vazirmatn" w:hint="cs"/>
-                <w:noProof/>
-                <w:webHidden/>
+                <w:rFonts w:ascii="Vazirmatn" w:hAnsi="Vazirmatn" w:cs="Vazirmatn"/>
+                <w:noProof/>
+                <w:webHidden/>
+                <w:lang w:bidi="fa-IR"/>
               </w:rPr>
               <w:fldChar w:fldCharType="begin"/>
             </w:r>
             <w:r>
               <w:rPr>
-                <w:rFonts w:ascii="Vazirmatn" w:hAnsi="Vazirmatn" w:cs="Vazirmatn" w:hint="cs"/>
-                <w:noProof/>
-                <w:webHidden/>
+                <w:rFonts w:ascii="Vazirmatn" w:hAnsi="Vazirmatn" w:cs="Vazirmatn"/>
+                <w:noProof/>
+                <w:webHidden/>
+                <w:lang w:bidi="fa-IR"/>
               </w:rPr>
               <w:instrText xml:space="preserve"> PAGEREF _Toc231564771 \h </w:instrText>
             </w:r>
             <w:r>
               <w:rPr>
-                <w:rFonts w:ascii="Vazirmatn" w:hAnsi="Vazirmatn" w:cs="Vazirmatn" w:hint="cs"/>
-                <w:noProof/>
-                <w:webHidden/>
-              </w:rPr>
-            </w:r>
-            <w:r>
-              <w:rPr>
-                <w:rFonts w:ascii="Vazirmatn" w:hAnsi="Vazirmatn" w:cs="Vazirmatn" w:hint="cs"/>
-                <w:noProof/>
-                <w:webHidden/>
+                <w:rFonts w:ascii="Vazirmatn" w:hAnsi="Vazirmatn" w:cs="Vazirmatn"/>
+                <w:noProof/>
+                <w:webHidden/>
+                <w:lang w:bidi="fa-IR"/>
+              </w:rPr>
+            </w:r>
+            <w:r>
+              <w:rPr>
+                <w:rFonts w:ascii="Vazirmatn" w:hAnsi="Vazirmatn" w:cs="Vazirmatn"/>
+                <w:noProof/>
+                <w:webHidden/>
+                <w:lang w:bidi="fa-IR"/>
               </w:rPr>
               <w:fldChar w:fldCharType="separate"/>
             </w:r>
@@ -1706,14 +1424,16 @@
                 <w:noProof/>
                 <w:webHidden/>
                 <w:rtl/>
+                <w:lang w:bidi="fa-IR"/>
               </w:rPr>
               <w:t>13</w:t>
             </w:r>
             <w:r>
               <w:rPr>
-                <w:rFonts w:ascii="Vazirmatn" w:hAnsi="Vazirmatn" w:cs="Vazirmatn" w:hint="cs"/>
-                <w:noProof/>
-                <w:webHidden/>
+                <w:rFonts w:ascii="Vazirmatn" w:hAnsi="Vazirmatn" w:cs="Vazirmatn"/>
+                <w:noProof/>
+                <w:webHidden/>
+                <w:lang w:bidi="fa-IR"/>
               </w:rPr>
               <w:fldChar w:fldCharType="end"/>
             </w:r>
@@ -1731,7 +1451,7 @@
             </w:tabs>
             <w:bidi/>
             <w:rPr>
-              <w:rFonts w:ascii="Vazirmatn" w:eastAsiaTheme="minorEastAsia" w:hAnsi="Vazirmatn" w:cs="Vazirmatn" w:hint="cs"/>
+              <w:rFonts w:ascii="Vazirmatn" w:eastAsiaTheme="minorEastAsia" w:hAnsi="Vazirmatn" w:cs="Vazirmatn"/>
               <w:b/>
               <w:bCs/>
               <w:noProof/>
@@ -1739,6 +1459,7 @@
               <w:kern w:val="2"/>
               <w:sz w:val="24"/>
               <w:bdr w:val="none" w:sz="0" w:space="0" w:color="auto"/>
+              <w:lang w:bidi="fa-IR"/>
               <w14:textOutline w14:w="0" w14:cap="rnd" w14:cmpd="sng" w14:algn="ctr">
                 <w14:noFill/>
                 <w14:prstDash w14:val="solid"/>
@@ -1751,7 +1472,7 @@
             <w:r>
               <w:rPr>
                 <w:rStyle w:val="Hyperlink"/>
-                <w:rFonts w:ascii="Vazirmatn" w:hAnsi="Vazirmatn" w:cs="Vazirmatn" w:hint="cs"/>
+                <w:rFonts w:ascii="Vazirmatn" w:hAnsi="Vazirmatn" w:cs="Vazirmatn"/>
                 <w:noProof/>
                 <w:rtl/>
                 <w:lang w:bidi="fa-IR"/>
@@ -1761,7 +1482,7 @@
             <w:r>
               <w:rPr>
                 <w:rStyle w:val="Hyperlink"/>
-                <w:rFonts w:ascii="Vazirmatn" w:hAnsi="Vazirmatn" w:cs="Vazirmatn" w:hint="cs"/>
+                <w:rFonts w:ascii="Vazirmatn" w:hAnsi="Vazirmatn" w:cs="Vazirmatn"/>
                 <w:noProof/>
                 <w:lang w:bidi="fa-IR"/>
               </w:rPr>
@@ -1769,40 +1490,45 @@
             </w:r>
             <w:r>
               <w:rPr>
-                <w:rFonts w:ascii="Vazirmatn" w:hAnsi="Vazirmatn" w:cs="Vazirmatn" w:hint="cs"/>
-                <w:noProof/>
-                <w:webHidden/>
+                <w:rFonts w:ascii="Vazirmatn" w:hAnsi="Vazirmatn" w:cs="Vazirmatn"/>
+                <w:noProof/>
+                <w:webHidden/>
+                <w:lang w:bidi="fa-IR"/>
               </w:rPr>
               <w:tab/>
             </w:r>
             <w:r>
               <w:rPr>
-                <w:rFonts w:ascii="Vazirmatn" w:hAnsi="Vazirmatn" w:cs="Vazirmatn" w:hint="cs"/>
-                <w:noProof/>
-                <w:webHidden/>
+                <w:rFonts w:ascii="Vazirmatn" w:hAnsi="Vazirmatn" w:cs="Vazirmatn"/>
+                <w:noProof/>
+                <w:webHidden/>
+                <w:lang w:bidi="fa-IR"/>
               </w:rPr>
               <w:fldChar w:fldCharType="begin"/>
             </w:r>
             <w:r>
               <w:rPr>
-                <w:rFonts w:ascii="Vazirmatn" w:hAnsi="Vazirmatn" w:cs="Vazirmatn" w:hint="cs"/>
-                <w:noProof/>
-                <w:webHidden/>
+                <w:rFonts w:ascii="Vazirmatn" w:hAnsi="Vazirmatn" w:cs="Vazirmatn"/>
+                <w:noProof/>
+                <w:webHidden/>
+                <w:lang w:bidi="fa-IR"/>
               </w:rPr>
               <w:instrText xml:space="preserve"> PAGEREF _Toc231564772 \h </w:instrText>
             </w:r>
             <w:r>
               <w:rPr>
-                <w:rFonts w:ascii="Vazirmatn" w:hAnsi="Vazirmatn" w:cs="Vazirmatn" w:hint="cs"/>
-                <w:noProof/>
-                <w:webHidden/>
-              </w:rPr>
-            </w:r>
-            <w:r>
-              <w:rPr>
-                <w:rFonts w:ascii="Vazirmatn" w:hAnsi="Vazirmatn" w:cs="Vazirmatn" w:hint="cs"/>
-                <w:noProof/>
-                <w:webHidden/>
+                <w:rFonts w:ascii="Vazirmatn" w:hAnsi="Vazirmatn" w:cs="Vazirmatn"/>
+                <w:noProof/>
+                <w:webHidden/>
+                <w:lang w:bidi="fa-IR"/>
+              </w:rPr>
+            </w:r>
+            <w:r>
+              <w:rPr>
+                <w:rFonts w:ascii="Vazirmatn" w:hAnsi="Vazirmatn" w:cs="Vazirmatn"/>
+                <w:noProof/>
+                <w:webHidden/>
+                <w:lang w:bidi="fa-IR"/>
               </w:rPr>
               <w:fldChar w:fldCharType="separate"/>
             </w:r>
@@ -1812,14 +1538,16 @@
                 <w:noProof/>
                 <w:webHidden/>
                 <w:rtl/>
+                <w:lang w:bidi="fa-IR"/>
               </w:rPr>
               <w:t>14</w:t>
             </w:r>
             <w:r>
               <w:rPr>
-                <w:rFonts w:ascii="Vazirmatn" w:hAnsi="Vazirmatn" w:cs="Vazirmatn" w:hint="cs"/>
-                <w:noProof/>
-                <w:webHidden/>
+                <w:rFonts w:ascii="Vazirmatn" w:hAnsi="Vazirmatn" w:cs="Vazirmatn"/>
+                <w:noProof/>
+                <w:webHidden/>
+                <w:lang w:bidi="fa-IR"/>
               </w:rPr>
               <w:fldChar w:fldCharType="end"/>
             </w:r>
@@ -1833,13 +1561,14 @@
               <w:numId w:val="4"/>
             </w:numPr>
             <w:rPr>
-              <w:rFonts w:ascii="Vazirmatn" w:eastAsiaTheme="minorEastAsia" w:hAnsi="Vazirmatn" w:cs="Vazirmatn" w:hint="cs"/>
+              <w:rFonts w:ascii="Vazirmatn" w:eastAsiaTheme="minorEastAsia" w:hAnsi="Vazirmatn" w:cs="Vazirmatn"/>
               <w:i/>
               <w:iCs/>
               <w:noProof/>
               <w:color w:val="auto"/>
               <w:kern w:val="2"/>
               <w:bdr w:val="none" w:sz="0" w:space="0" w:color="auto"/>
+              <w:lang w:bidi="fa-IR"/>
               <w14:textOutline w14:w="0" w14:cap="rnd" w14:cmpd="sng" w14:algn="ctr">
                 <w14:noFill/>
                 <w14:prstDash w14:val="solid"/>
@@ -1852,7 +1581,7 @@
             <w:r>
               <w:rPr>
                 <w:rStyle w:val="Hyperlink"/>
-                <w:rFonts w:ascii="Vazirmatn" w:hAnsi="Vazirmatn" w:cs="Vazirmatn" w:hint="cs"/>
+                <w:rFonts w:ascii="Vazirmatn" w:hAnsi="Vazirmatn" w:cs="Vazirmatn"/>
                 <w:noProof/>
                 <w:rtl/>
                 <w:lang w:bidi="fa-IR"/>
@@ -1862,7 +1591,7 @@
             <w:r>
               <w:rPr>
                 <w:rStyle w:val="Hyperlink"/>
-                <w:rFonts w:ascii="Vazirmatn" w:hAnsi="Vazirmatn" w:cs="Vazirmatn" w:hint="cs"/>
+                <w:rFonts w:ascii="Vazirmatn" w:hAnsi="Vazirmatn" w:cs="Vazirmatn"/>
                 <w:noProof/>
                 <w:lang w:bidi="fa-IR"/>
               </w:rPr>
@@ -1870,40 +1599,45 @@
             </w:r>
             <w:r>
               <w:rPr>
-                <w:rFonts w:ascii="Vazirmatn" w:hAnsi="Vazirmatn" w:cs="Vazirmatn" w:hint="cs"/>
-                <w:noProof/>
-                <w:webHidden/>
+                <w:rFonts w:ascii="Vazirmatn" w:hAnsi="Vazirmatn" w:cs="Vazirmatn"/>
+                <w:noProof/>
+                <w:webHidden/>
+                <w:lang w:bidi="fa-IR"/>
               </w:rPr>
               <w:tab/>
             </w:r>
             <w:r>
               <w:rPr>
-                <w:rFonts w:ascii="Vazirmatn" w:hAnsi="Vazirmatn" w:cs="Vazirmatn" w:hint="cs"/>
-                <w:noProof/>
-                <w:webHidden/>
+                <w:rFonts w:ascii="Vazirmatn" w:hAnsi="Vazirmatn" w:cs="Vazirmatn"/>
+                <w:noProof/>
+                <w:webHidden/>
+                <w:lang w:bidi="fa-IR"/>
               </w:rPr>
               <w:fldChar w:fldCharType="begin"/>
             </w:r>
             <w:r>
               <w:rPr>
-                <w:rFonts w:ascii="Vazirmatn" w:hAnsi="Vazirmatn" w:cs="Vazirmatn" w:hint="cs"/>
-                <w:noProof/>
-                <w:webHidden/>
+                <w:rFonts w:ascii="Vazirmatn" w:hAnsi="Vazirmatn" w:cs="Vazirmatn"/>
+                <w:noProof/>
+                <w:webHidden/>
+                <w:lang w:bidi="fa-IR"/>
               </w:rPr>
               <w:instrText xml:space="preserve"> PAGEREF _Toc231564773 \h </w:instrText>
             </w:r>
             <w:r>
               <w:rPr>
-                <w:rFonts w:ascii="Vazirmatn" w:hAnsi="Vazirmatn" w:cs="Vazirmatn" w:hint="cs"/>
-                <w:noProof/>
-                <w:webHidden/>
-              </w:rPr>
-            </w:r>
-            <w:r>
-              <w:rPr>
-                <w:rFonts w:ascii="Vazirmatn" w:hAnsi="Vazirmatn" w:cs="Vazirmatn" w:hint="cs"/>
-                <w:noProof/>
-                <w:webHidden/>
+                <w:rFonts w:ascii="Vazirmatn" w:hAnsi="Vazirmatn" w:cs="Vazirmatn"/>
+                <w:noProof/>
+                <w:webHidden/>
+                <w:lang w:bidi="fa-IR"/>
+              </w:rPr>
+            </w:r>
+            <w:r>
+              <w:rPr>
+                <w:rFonts w:ascii="Vazirmatn" w:hAnsi="Vazirmatn" w:cs="Vazirmatn"/>
+                <w:noProof/>
+                <w:webHidden/>
+                <w:lang w:bidi="fa-IR"/>
               </w:rPr>
               <w:fldChar w:fldCharType="separate"/>
             </w:r>
@@ -1913,14 +1647,16 @@
                 <w:noProof/>
                 <w:webHidden/>
                 <w:rtl/>
+                <w:lang w:bidi="fa-IR"/>
               </w:rPr>
               <w:t>15</w:t>
             </w:r>
             <w:r>
               <w:rPr>
-                <w:rFonts w:ascii="Vazirmatn" w:hAnsi="Vazirmatn" w:cs="Vazirmatn" w:hint="cs"/>
-                <w:noProof/>
-                <w:webHidden/>
+                <w:rFonts w:ascii="Vazirmatn" w:hAnsi="Vazirmatn" w:cs="Vazirmatn"/>
+                <w:noProof/>
+                <w:webHidden/>
+                <w:lang w:bidi="fa-IR"/>
               </w:rPr>
               <w:fldChar w:fldCharType="end"/>
             </w:r>
@@ -1938,7 +1674,7 @@
             </w:tabs>
             <w:bidi/>
             <w:rPr>
-              <w:rFonts w:ascii="Vazirmatn" w:eastAsiaTheme="minorEastAsia" w:hAnsi="Vazirmatn" w:cs="Vazirmatn" w:hint="cs"/>
+              <w:rFonts w:ascii="Vazirmatn" w:eastAsiaTheme="minorEastAsia" w:hAnsi="Vazirmatn" w:cs="Vazirmatn"/>
               <w:b/>
               <w:bCs/>
               <w:noProof/>
@@ -1946,6 +1682,7 @@
               <w:kern w:val="2"/>
               <w:sz w:val="24"/>
               <w:bdr w:val="none" w:sz="0" w:space="0" w:color="auto"/>
+              <w:lang w:bidi="fa-IR"/>
               <w14:textOutline w14:w="0" w14:cap="rnd" w14:cmpd="sng" w14:algn="ctr">
                 <w14:noFill/>
                 <w14:prstDash w14:val="solid"/>
@@ -1958,7 +1695,7 @@
             <w:r>
               <w:rPr>
                 <w:rStyle w:val="Hyperlink"/>
-                <w:rFonts w:ascii="Vazirmatn" w:hAnsi="Vazirmatn" w:cs="Vazirmatn" w:hint="cs"/>
+                <w:rFonts w:ascii="Vazirmatn" w:hAnsi="Vazirmatn" w:cs="Vazirmatn"/>
                 <w:noProof/>
                 <w:rtl/>
                 <w:lang w:bidi="fa-IR"/>
@@ -1968,7 +1705,7 @@
             <w:r>
               <w:rPr>
                 <w:rStyle w:val="Hyperlink"/>
-                <w:rFonts w:ascii="Vazirmatn" w:hAnsi="Vazirmatn" w:cs="Vazirmatn" w:hint="cs"/>
+                <w:rFonts w:ascii="Vazirmatn" w:hAnsi="Vazirmatn" w:cs="Vazirmatn"/>
                 <w:noProof/>
                 <w:lang w:bidi="fa-IR"/>
               </w:rPr>
@@ -1977,7 +1714,7 @@
             <w:r>
               <w:rPr>
                 <w:rStyle w:val="Hyperlink"/>
-                <w:rFonts w:ascii="Vazirmatn" w:hAnsi="Vazirmatn" w:cs="Vazirmatn" w:hint="cs"/>
+                <w:rFonts w:ascii="Vazirmatn" w:hAnsi="Vazirmatn" w:cs="Vazirmatn"/>
                 <w:noProof/>
                 <w:rtl/>
                 <w:lang w:bidi="fa-IR"/>
@@ -1987,7 +1724,7 @@
             <w:r>
               <w:rPr>
                 <w:rStyle w:val="Hyperlink"/>
-                <w:rFonts w:ascii="Vazirmatn" w:hAnsi="Vazirmatn" w:cs="Vazirmatn" w:hint="cs"/>
+                <w:rFonts w:ascii="Vazirmatn" w:hAnsi="Vazirmatn" w:cs="Vazirmatn"/>
                 <w:noProof/>
                 <w:lang w:bidi="fa-IR"/>
               </w:rPr>
@@ -1995,40 +1732,45 @@
             </w:r>
             <w:r>
               <w:rPr>
-                <w:rFonts w:ascii="Vazirmatn" w:hAnsi="Vazirmatn" w:cs="Vazirmatn" w:hint="cs"/>
-                <w:noProof/>
-                <w:webHidden/>
+                <w:rFonts w:ascii="Vazirmatn" w:hAnsi="Vazirmatn" w:cs="Vazirmatn"/>
+                <w:noProof/>
+                <w:webHidden/>
+                <w:lang w:bidi="fa-IR"/>
               </w:rPr>
               <w:tab/>
             </w:r>
             <w:r>
               <w:rPr>
-                <w:rFonts w:ascii="Vazirmatn" w:hAnsi="Vazirmatn" w:cs="Vazirmatn" w:hint="cs"/>
-                <w:noProof/>
-                <w:webHidden/>
+                <w:rFonts w:ascii="Vazirmatn" w:hAnsi="Vazirmatn" w:cs="Vazirmatn"/>
+                <w:noProof/>
+                <w:webHidden/>
+                <w:lang w:bidi="fa-IR"/>
               </w:rPr>
               <w:fldChar w:fldCharType="begin"/>
             </w:r>
             <w:r>
               <w:rPr>
-                <w:rFonts w:ascii="Vazirmatn" w:hAnsi="Vazirmatn" w:cs="Vazirmatn" w:hint="cs"/>
-                <w:noProof/>
-                <w:webHidden/>
+                <w:rFonts w:ascii="Vazirmatn" w:hAnsi="Vazirmatn" w:cs="Vazirmatn"/>
+                <w:noProof/>
+                <w:webHidden/>
+                <w:lang w:bidi="fa-IR"/>
               </w:rPr>
               <w:instrText xml:space="preserve"> PAGEREF _Toc231564774 \h </w:instrText>
             </w:r>
             <w:r>
               <w:rPr>
-                <w:rFonts w:ascii="Vazirmatn" w:hAnsi="Vazirmatn" w:cs="Vazirmatn" w:hint="cs"/>
-                <w:noProof/>
-                <w:webHidden/>
-              </w:rPr>
-            </w:r>
-            <w:r>
-              <w:rPr>
-                <w:rFonts w:ascii="Vazirmatn" w:hAnsi="Vazirmatn" w:cs="Vazirmatn" w:hint="cs"/>
-                <w:noProof/>
-                <w:webHidden/>
+                <w:rFonts w:ascii="Vazirmatn" w:hAnsi="Vazirmatn" w:cs="Vazirmatn"/>
+                <w:noProof/>
+                <w:webHidden/>
+                <w:lang w:bidi="fa-IR"/>
+              </w:rPr>
+            </w:r>
+            <w:r>
+              <w:rPr>
+                <w:rFonts w:ascii="Vazirmatn" w:hAnsi="Vazirmatn" w:cs="Vazirmatn"/>
+                <w:noProof/>
+                <w:webHidden/>
+                <w:lang w:bidi="fa-IR"/>
               </w:rPr>
               <w:fldChar w:fldCharType="separate"/>
             </w:r>
@@ -2038,14 +1780,16 @@
                 <w:noProof/>
                 <w:webHidden/>
                 <w:rtl/>
+                <w:lang w:bidi="fa-IR"/>
               </w:rPr>
               <w:t>16</w:t>
             </w:r>
             <w:r>
               <w:rPr>
-                <w:rFonts w:ascii="Vazirmatn" w:hAnsi="Vazirmatn" w:cs="Vazirmatn" w:hint="cs"/>
-                <w:noProof/>
-                <w:webHidden/>
+                <w:rFonts w:ascii="Vazirmatn" w:hAnsi="Vazirmatn" w:cs="Vazirmatn"/>
+                <w:noProof/>
+                <w:webHidden/>
+                <w:lang w:bidi="fa-IR"/>
               </w:rPr>
               <w:fldChar w:fldCharType="end"/>
             </w:r>
@@ -2063,7 +1807,7 @@
             </w:tabs>
             <w:bidi/>
             <w:rPr>
-              <w:rFonts w:ascii="Vazirmatn" w:eastAsiaTheme="minorEastAsia" w:hAnsi="Vazirmatn" w:cs="Vazirmatn" w:hint="cs"/>
+              <w:rFonts w:ascii="Vazirmatn" w:eastAsiaTheme="minorEastAsia" w:hAnsi="Vazirmatn" w:cs="Vazirmatn"/>
               <w:b/>
               <w:bCs/>
               <w:noProof/>
@@ -2071,6 +1815,7 @@
               <w:kern w:val="2"/>
               <w:sz w:val="24"/>
               <w:bdr w:val="none" w:sz="0" w:space="0" w:color="auto"/>
+              <w:lang w:bidi="fa-IR"/>
               <w14:textOutline w14:w="0" w14:cap="rnd" w14:cmpd="sng" w14:algn="ctr">
                 <w14:noFill/>
                 <w14:prstDash w14:val="solid"/>
@@ -2083,7 +1828,7 @@
             <w:r>
               <w:rPr>
                 <w:rStyle w:val="Hyperlink"/>
-                <w:rFonts w:ascii="Vazirmatn" w:hAnsi="Vazirmatn" w:cs="Vazirmatn" w:hint="cs"/>
+                <w:rFonts w:ascii="Vazirmatn" w:hAnsi="Vazirmatn" w:cs="Vazirmatn"/>
                 <w:noProof/>
                 <w:rtl/>
                 <w:lang w:bidi="fa-IR"/>
@@ -2093,7 +1838,7 @@
             <w:r>
               <w:rPr>
                 <w:rStyle w:val="Hyperlink"/>
-                <w:rFonts w:ascii="Vazirmatn" w:hAnsi="Vazirmatn" w:cs="Vazirmatn" w:hint="cs"/>
+                <w:rFonts w:ascii="Vazirmatn" w:hAnsi="Vazirmatn" w:cs="Vazirmatn"/>
                 <w:noProof/>
                 <w:lang w:bidi="fa-IR"/>
               </w:rPr>
@@ -2101,40 +1846,45 @@
             </w:r>
             <w:r>
               <w:rPr>
-                <w:rFonts w:ascii="Vazirmatn" w:hAnsi="Vazirmatn" w:cs="Vazirmatn" w:hint="cs"/>
-                <w:noProof/>
-                <w:webHidden/>
+                <w:rFonts w:ascii="Vazirmatn" w:hAnsi="Vazirmatn" w:cs="Vazirmatn"/>
+                <w:noProof/>
+                <w:webHidden/>
+                <w:lang w:bidi="fa-IR"/>
               </w:rPr>
               <w:tab/>
             </w:r>
             <w:r>
               <w:rPr>
-                <w:rFonts w:ascii="Vazirmatn" w:hAnsi="Vazirmatn" w:cs="Vazirmatn" w:hint="cs"/>
-                <w:noProof/>
-                <w:webHidden/>
+                <w:rFonts w:ascii="Vazirmatn" w:hAnsi="Vazirmatn" w:cs="Vazirmatn"/>
+                <w:noProof/>
+                <w:webHidden/>
+                <w:lang w:bidi="fa-IR"/>
               </w:rPr>
               <w:fldChar w:fldCharType="begin"/>
             </w:r>
             <w:r>
               <w:rPr>
-                <w:rFonts w:ascii="Vazirmatn" w:hAnsi="Vazirmatn" w:cs="Vazirmatn" w:hint="cs"/>
-                <w:noProof/>
-                <w:webHidden/>
+                <w:rFonts w:ascii="Vazirmatn" w:hAnsi="Vazirmatn" w:cs="Vazirmatn"/>
+                <w:noProof/>
+                <w:webHidden/>
+                <w:lang w:bidi="fa-IR"/>
               </w:rPr>
               <w:instrText xml:space="preserve"> PAGEREF _Toc231564775 \h </w:instrText>
             </w:r>
             <w:r>
               <w:rPr>
-                <w:rFonts w:ascii="Vazirmatn" w:hAnsi="Vazirmatn" w:cs="Vazirmatn" w:hint="cs"/>
-                <w:noProof/>
-                <w:webHidden/>
-              </w:rPr>
-            </w:r>
-            <w:r>
-              <w:rPr>
-                <w:rFonts w:ascii="Vazirmatn" w:hAnsi="Vazirmatn" w:cs="Vazirmatn" w:hint="cs"/>
-                <w:noProof/>
-                <w:webHidden/>
+                <w:rFonts w:ascii="Vazirmatn" w:hAnsi="Vazirmatn" w:cs="Vazirmatn"/>
+                <w:noProof/>
+                <w:webHidden/>
+                <w:lang w:bidi="fa-IR"/>
+              </w:rPr>
+            </w:r>
+            <w:r>
+              <w:rPr>
+                <w:rFonts w:ascii="Vazirmatn" w:hAnsi="Vazirmatn" w:cs="Vazirmatn"/>
+                <w:noProof/>
+                <w:webHidden/>
+                <w:lang w:bidi="fa-IR"/>
               </w:rPr>
               <w:fldChar w:fldCharType="separate"/>
             </w:r>
@@ -2144,14 +1894,16 @@
                 <w:noProof/>
                 <w:webHidden/>
                 <w:rtl/>
+                <w:lang w:bidi="fa-IR"/>
               </w:rPr>
               <w:t>17</w:t>
             </w:r>
             <w:r>
               <w:rPr>
-                <w:rFonts w:ascii="Vazirmatn" w:hAnsi="Vazirmatn" w:cs="Vazirmatn" w:hint="cs"/>
-                <w:noProof/>
-                <w:webHidden/>
+                <w:rFonts w:ascii="Vazirmatn" w:hAnsi="Vazirmatn" w:cs="Vazirmatn"/>
+                <w:noProof/>
+                <w:webHidden/>
+                <w:lang w:bidi="fa-IR"/>
               </w:rPr>
               <w:fldChar w:fldCharType="end"/>
             </w:r>
@@ -2169,7 +1921,7 @@
             </w:tabs>
             <w:bidi/>
             <w:rPr>
-              <w:rFonts w:ascii="Vazirmatn" w:eastAsiaTheme="minorEastAsia" w:hAnsi="Vazirmatn" w:cs="Vazirmatn" w:hint="cs"/>
+              <w:rFonts w:ascii="Vazirmatn" w:eastAsiaTheme="minorEastAsia" w:hAnsi="Vazirmatn" w:cs="Vazirmatn"/>
               <w:b/>
               <w:bCs/>
               <w:noProof/>
@@ -2177,6 +1929,7 @@
               <w:kern w:val="2"/>
               <w:sz w:val="24"/>
               <w:bdr w:val="none" w:sz="0" w:space="0" w:color="auto"/>
+              <w:lang w:bidi="fa-IR"/>
               <w14:textOutline w14:w="0" w14:cap="rnd" w14:cmpd="sng" w14:algn="ctr">
                 <w14:noFill/>
                 <w14:prstDash w14:val="solid"/>
@@ -2189,7 +1942,7 @@
             <w:r>
               <w:rPr>
                 <w:rStyle w:val="Hyperlink"/>
-                <w:rFonts w:ascii="Vazirmatn" w:hAnsi="Vazirmatn" w:cs="Vazirmatn" w:hint="cs"/>
+                <w:rFonts w:ascii="Vazirmatn" w:hAnsi="Vazirmatn" w:cs="Vazirmatn"/>
                 <w:noProof/>
                 <w:rtl/>
                 <w:lang w:bidi="fa-IR"/>
@@ -2199,7 +1952,7 @@
             <w:r>
               <w:rPr>
                 <w:rStyle w:val="Hyperlink"/>
-                <w:rFonts w:ascii="Vazirmatn" w:hAnsi="Vazirmatn" w:cs="Vazirmatn" w:hint="cs"/>
+                <w:rFonts w:ascii="Vazirmatn" w:hAnsi="Vazirmatn" w:cs="Vazirmatn"/>
                 <w:noProof/>
                 <w:lang w:bidi="fa-IR"/>
               </w:rPr>
@@ -2207,40 +1960,45 @@
             </w:r>
             <w:r>
               <w:rPr>
-                <w:rFonts w:ascii="Vazirmatn" w:hAnsi="Vazirmatn" w:cs="Vazirmatn" w:hint="cs"/>
-                <w:noProof/>
-                <w:webHidden/>
+                <w:rFonts w:ascii="Vazirmatn" w:hAnsi="Vazirmatn" w:cs="Vazirmatn"/>
+                <w:noProof/>
+                <w:webHidden/>
+                <w:lang w:bidi="fa-IR"/>
               </w:rPr>
               <w:tab/>
             </w:r>
             <w:r>
               <w:rPr>
-                <w:rFonts w:ascii="Vazirmatn" w:hAnsi="Vazirmatn" w:cs="Vazirmatn" w:hint="cs"/>
-                <w:noProof/>
-                <w:webHidden/>
+                <w:rFonts w:ascii="Vazirmatn" w:hAnsi="Vazirmatn" w:cs="Vazirmatn"/>
+                <w:noProof/>
+                <w:webHidden/>
+                <w:lang w:bidi="fa-IR"/>
               </w:rPr>
               <w:fldChar w:fldCharType="begin"/>
             </w:r>
             <w:r>
               <w:rPr>
-                <w:rFonts w:ascii="Vazirmatn" w:hAnsi="Vazirmatn" w:cs="Vazirmatn" w:hint="cs"/>
-                <w:noProof/>
-                <w:webHidden/>
+                <w:rFonts w:ascii="Vazirmatn" w:hAnsi="Vazirmatn" w:cs="Vazirmatn"/>
+                <w:noProof/>
+                <w:webHidden/>
+                <w:lang w:bidi="fa-IR"/>
               </w:rPr>
               <w:instrText xml:space="preserve"> PAGEREF _Toc231564776 \h </w:instrText>
             </w:r>
             <w:r>
               <w:rPr>
-                <w:rFonts w:ascii="Vazirmatn" w:hAnsi="Vazirmatn" w:cs="Vazirmatn" w:hint="cs"/>
-                <w:noProof/>
-                <w:webHidden/>
-              </w:rPr>
-            </w:r>
-            <w:r>
-              <w:rPr>
-                <w:rFonts w:ascii="Vazirmatn" w:hAnsi="Vazirmatn" w:cs="Vazirmatn" w:hint="cs"/>
-                <w:noProof/>
-                <w:webHidden/>
+                <w:rFonts w:ascii="Vazirmatn" w:hAnsi="Vazirmatn" w:cs="Vazirmatn"/>
+                <w:noProof/>
+                <w:webHidden/>
+                <w:lang w:bidi="fa-IR"/>
+              </w:rPr>
+            </w:r>
+            <w:r>
+              <w:rPr>
+                <w:rFonts w:ascii="Vazirmatn" w:hAnsi="Vazirmatn" w:cs="Vazirmatn"/>
+                <w:noProof/>
+                <w:webHidden/>
+                <w:lang w:bidi="fa-IR"/>
               </w:rPr>
               <w:fldChar w:fldCharType="separate"/>
             </w:r>
@@ -2250,14 +2008,16 @@
                 <w:noProof/>
                 <w:webHidden/>
                 <w:rtl/>
+                <w:lang w:bidi="fa-IR"/>
               </w:rPr>
               <w:t>18</w:t>
             </w:r>
             <w:r>
               <w:rPr>
-                <w:rFonts w:ascii="Vazirmatn" w:hAnsi="Vazirmatn" w:cs="Vazirmatn" w:hint="cs"/>
-                <w:noProof/>
-                <w:webHidden/>
+                <w:rFonts w:ascii="Vazirmatn" w:hAnsi="Vazirmatn" w:cs="Vazirmatn"/>
+                <w:noProof/>
+                <w:webHidden/>
+                <w:lang w:bidi="fa-IR"/>
               </w:rPr>
               <w:fldChar w:fldCharType="end"/>
             </w:r>
@@ -2271,13 +2031,14 @@
               <w:numId w:val="4"/>
             </w:numPr>
             <w:rPr>
-              <w:rFonts w:ascii="Vazirmatn" w:eastAsiaTheme="minorEastAsia" w:hAnsi="Vazirmatn" w:cs="Vazirmatn" w:hint="cs"/>
+              <w:rFonts w:ascii="Vazirmatn" w:eastAsiaTheme="minorEastAsia" w:hAnsi="Vazirmatn" w:cs="Vazirmatn"/>
               <w:i/>
               <w:iCs/>
               <w:noProof/>
               <w:color w:val="auto"/>
               <w:kern w:val="2"/>
               <w:bdr w:val="none" w:sz="0" w:space="0" w:color="auto"/>
+              <w:lang w:bidi="fa-IR"/>
               <w14:textOutline w14:w="0" w14:cap="rnd" w14:cmpd="sng" w14:algn="ctr">
                 <w14:noFill/>
                 <w14:prstDash w14:val="solid"/>
@@ -2290,7 +2051,7 @@
             <w:r>
               <w:rPr>
                 <w:rStyle w:val="Hyperlink"/>
-                <w:rFonts w:ascii="Vazirmatn" w:hAnsi="Vazirmatn" w:cs="Vazirmatn" w:hint="cs"/>
+                <w:rFonts w:ascii="Vazirmatn" w:hAnsi="Vazirmatn" w:cs="Vazirmatn"/>
                 <w:noProof/>
                 <w:rtl/>
                 <w:lang w:bidi="fa-IR"/>
@@ -2300,7 +2061,7 @@
             <w:r>
               <w:rPr>
                 <w:rStyle w:val="Hyperlink"/>
-                <w:rFonts w:ascii="Vazirmatn" w:hAnsi="Vazirmatn" w:cs="Vazirmatn" w:hint="cs"/>
+                <w:rFonts w:ascii="Vazirmatn" w:hAnsi="Vazirmatn" w:cs="Vazirmatn"/>
                 <w:noProof/>
                 <w:lang w:bidi="fa-IR"/>
               </w:rPr>
@@ -2308,40 +2069,45 @@
             </w:r>
             <w:r>
               <w:rPr>
-                <w:rFonts w:ascii="Vazirmatn" w:hAnsi="Vazirmatn" w:cs="Vazirmatn" w:hint="cs"/>
-                <w:noProof/>
-                <w:webHidden/>
+                <w:rFonts w:ascii="Vazirmatn" w:hAnsi="Vazirmatn" w:cs="Vazirmatn"/>
+                <w:noProof/>
+                <w:webHidden/>
+                <w:lang w:bidi="fa-IR"/>
               </w:rPr>
               <w:tab/>
             </w:r>
             <w:r>
               <w:rPr>
-                <w:rFonts w:ascii="Vazirmatn" w:hAnsi="Vazirmatn" w:cs="Vazirmatn" w:hint="cs"/>
-                <w:noProof/>
-                <w:webHidden/>
+                <w:rFonts w:ascii="Vazirmatn" w:hAnsi="Vazirmatn" w:cs="Vazirmatn"/>
+                <w:noProof/>
+                <w:webHidden/>
+                <w:lang w:bidi="fa-IR"/>
               </w:rPr>
               <w:fldChar w:fldCharType="begin"/>
             </w:r>
             <w:r>
               <w:rPr>
-                <w:rFonts w:ascii="Vazirmatn" w:hAnsi="Vazirmatn" w:cs="Vazirmatn" w:hint="cs"/>
-                <w:noProof/>
-                <w:webHidden/>
+                <w:rFonts w:ascii="Vazirmatn" w:hAnsi="Vazirmatn" w:cs="Vazirmatn"/>
+                <w:noProof/>
+                <w:webHidden/>
+                <w:lang w:bidi="fa-IR"/>
               </w:rPr>
               <w:instrText xml:space="preserve"> PAGEREF _Toc231564777 \h </w:instrText>
             </w:r>
             <w:r>
               <w:rPr>
-                <w:rFonts w:ascii="Vazirmatn" w:hAnsi="Vazirmatn" w:cs="Vazirmatn" w:hint="cs"/>
-                <w:noProof/>
-                <w:webHidden/>
-              </w:rPr>
-            </w:r>
-            <w:r>
-              <w:rPr>
-                <w:rFonts w:ascii="Vazirmatn" w:hAnsi="Vazirmatn" w:cs="Vazirmatn" w:hint="cs"/>
-                <w:noProof/>
-                <w:webHidden/>
+                <w:rFonts w:ascii="Vazirmatn" w:hAnsi="Vazirmatn" w:cs="Vazirmatn"/>
+                <w:noProof/>
+                <w:webHidden/>
+                <w:lang w:bidi="fa-IR"/>
+              </w:rPr>
+            </w:r>
+            <w:r>
+              <w:rPr>
+                <w:rFonts w:ascii="Vazirmatn" w:hAnsi="Vazirmatn" w:cs="Vazirmatn"/>
+                <w:noProof/>
+                <w:webHidden/>
+                <w:lang w:bidi="fa-IR"/>
               </w:rPr>
               <w:fldChar w:fldCharType="separate"/>
             </w:r>
@@ -2351,14 +2117,16 @@
                 <w:noProof/>
                 <w:webHidden/>
                 <w:rtl/>
+                <w:lang w:bidi="fa-IR"/>
               </w:rPr>
               <w:t>19</w:t>
             </w:r>
             <w:r>
               <w:rPr>
-                <w:rFonts w:ascii="Vazirmatn" w:hAnsi="Vazirmatn" w:cs="Vazirmatn" w:hint="cs"/>
-                <w:noProof/>
-                <w:webHidden/>
+                <w:rFonts w:ascii="Vazirmatn" w:hAnsi="Vazirmatn" w:cs="Vazirmatn"/>
+                <w:noProof/>
+                <w:webHidden/>
+                <w:lang w:bidi="fa-IR"/>
               </w:rPr>
               <w:fldChar w:fldCharType="end"/>
             </w:r>
@@ -2376,7 +2144,7 @@
             </w:tabs>
             <w:bidi/>
             <w:rPr>
-              <w:rFonts w:ascii="Vazirmatn" w:eastAsiaTheme="minorEastAsia" w:hAnsi="Vazirmatn" w:cs="Vazirmatn" w:hint="cs"/>
+              <w:rFonts w:ascii="Vazirmatn" w:eastAsiaTheme="minorEastAsia" w:hAnsi="Vazirmatn" w:cs="Vazirmatn"/>
               <w:b/>
               <w:bCs/>
               <w:noProof/>
@@ -2384,6 +2152,7 @@
               <w:kern w:val="2"/>
               <w:sz w:val="24"/>
               <w:bdr w:val="none" w:sz="0" w:space="0" w:color="auto"/>
+              <w:lang w:bidi="fa-IR"/>
               <w14:textOutline w14:w="0" w14:cap="rnd" w14:cmpd="sng" w14:algn="ctr">
                 <w14:noFill/>
                 <w14:prstDash w14:val="solid"/>
@@ -2396,7 +2165,7 @@
             <w:r>
               <w:rPr>
                 <w:rStyle w:val="Hyperlink"/>
-                <w:rFonts w:ascii="Vazirmatn" w:hAnsi="Vazirmatn" w:cs="Vazirmatn" w:hint="cs"/>
+                <w:rFonts w:ascii="Vazirmatn" w:hAnsi="Vazirmatn" w:cs="Vazirmatn"/>
                 <w:noProof/>
                 <w:rtl/>
                 <w:lang w:bidi="fa-IR"/>
@@ -2406,7 +2175,7 @@
             <w:r>
               <w:rPr>
                 <w:rStyle w:val="Hyperlink"/>
-                <w:rFonts w:ascii="Vazirmatn" w:hAnsi="Vazirmatn" w:cs="Vazirmatn" w:hint="cs"/>
+                <w:rFonts w:ascii="Vazirmatn" w:hAnsi="Vazirmatn" w:cs="Vazirmatn"/>
                 <w:noProof/>
                 <w:lang w:bidi="fa-IR"/>
               </w:rPr>
@@ -2414,40 +2183,45 @@
             </w:r>
             <w:r>
               <w:rPr>
-                <w:rFonts w:ascii="Vazirmatn" w:hAnsi="Vazirmatn" w:cs="Vazirmatn" w:hint="cs"/>
-                <w:noProof/>
-                <w:webHidden/>
+                <w:rFonts w:ascii="Vazirmatn" w:hAnsi="Vazirmatn" w:cs="Vazirmatn"/>
+                <w:noProof/>
+                <w:webHidden/>
+                <w:lang w:bidi="fa-IR"/>
               </w:rPr>
               <w:tab/>
             </w:r>
             <w:r>
               <w:rPr>
-                <w:rFonts w:ascii="Vazirmatn" w:hAnsi="Vazirmatn" w:cs="Vazirmatn" w:hint="cs"/>
-                <w:noProof/>
-                <w:webHidden/>
+                <w:rFonts w:ascii="Vazirmatn" w:hAnsi="Vazirmatn" w:cs="Vazirmatn"/>
+                <w:noProof/>
+                <w:webHidden/>
+                <w:lang w:bidi="fa-IR"/>
               </w:rPr>
               <w:fldChar w:fldCharType="begin"/>
             </w:r>
             <w:r>
               <w:rPr>
-                <w:rFonts w:ascii="Vazirmatn" w:hAnsi="Vazirmatn" w:cs="Vazirmatn" w:hint="cs"/>
-                <w:noProof/>
-                <w:webHidden/>
+                <w:rFonts w:ascii="Vazirmatn" w:hAnsi="Vazirmatn" w:cs="Vazirmatn"/>
+                <w:noProof/>
+                <w:webHidden/>
+                <w:lang w:bidi="fa-IR"/>
               </w:rPr>
               <w:instrText xml:space="preserve"> PAGEREF _Toc231564778 \h </w:instrText>
             </w:r>
             <w:r>
               <w:rPr>
-                <w:rFonts w:ascii="Vazirmatn" w:hAnsi="Vazirmatn" w:cs="Vazirmatn" w:hint="cs"/>
-                <w:noProof/>
-                <w:webHidden/>
-              </w:rPr>
-            </w:r>
-            <w:r>
-              <w:rPr>
-                <w:rFonts w:ascii="Vazirmatn" w:hAnsi="Vazirmatn" w:cs="Vazirmatn" w:hint="cs"/>
-                <w:noProof/>
-                <w:webHidden/>
+                <w:rFonts w:ascii="Vazirmatn" w:hAnsi="Vazirmatn" w:cs="Vazirmatn"/>
+                <w:noProof/>
+                <w:webHidden/>
+                <w:lang w:bidi="fa-IR"/>
+              </w:rPr>
+            </w:r>
+            <w:r>
+              <w:rPr>
+                <w:rFonts w:ascii="Vazirmatn" w:hAnsi="Vazirmatn" w:cs="Vazirmatn"/>
+                <w:noProof/>
+                <w:webHidden/>
+                <w:lang w:bidi="fa-IR"/>
               </w:rPr>
               <w:fldChar w:fldCharType="separate"/>
             </w:r>
@@ -2457,14 +2231,16 @@
                 <w:noProof/>
                 <w:webHidden/>
                 <w:rtl/>
+                <w:lang w:bidi="fa-IR"/>
               </w:rPr>
               <w:t>20</w:t>
             </w:r>
             <w:r>
               <w:rPr>
-                <w:rFonts w:ascii="Vazirmatn" w:hAnsi="Vazirmatn" w:cs="Vazirmatn" w:hint="cs"/>
-                <w:noProof/>
-                <w:webHidden/>
+                <w:rFonts w:ascii="Vazirmatn" w:hAnsi="Vazirmatn" w:cs="Vazirmatn"/>
+                <w:noProof/>
+                <w:webHidden/>
+                <w:lang w:bidi="fa-IR"/>
               </w:rPr>
               <w:fldChar w:fldCharType="end"/>
             </w:r>
@@ -2482,7 +2258,7 @@
             </w:tabs>
             <w:bidi/>
             <w:rPr>
-              <w:rFonts w:ascii="Vazirmatn" w:eastAsiaTheme="minorEastAsia" w:hAnsi="Vazirmatn" w:cs="Vazirmatn" w:hint="cs"/>
+              <w:rFonts w:ascii="Vazirmatn" w:eastAsiaTheme="minorEastAsia" w:hAnsi="Vazirmatn" w:cs="Vazirmatn"/>
               <w:b/>
               <w:bCs/>
               <w:noProof/>
@@ -2490,6 +2266,7 @@
               <w:kern w:val="2"/>
               <w:sz w:val="24"/>
               <w:bdr w:val="none" w:sz="0" w:space="0" w:color="auto"/>
+              <w:lang w:bidi="fa-IR"/>
               <w14:textOutline w14:w="0" w14:cap="rnd" w14:cmpd="sng" w14:algn="ctr">
                 <w14:noFill/>
                 <w14:prstDash w14:val="solid"/>
@@ -2502,7 +2279,7 @@
             <w:r>
               <w:rPr>
                 <w:rStyle w:val="Hyperlink"/>
-                <w:rFonts w:ascii="Vazirmatn" w:hAnsi="Vazirmatn" w:cs="Vazirmatn" w:hint="cs"/>
+                <w:rFonts w:ascii="Vazirmatn" w:hAnsi="Vazirmatn" w:cs="Vazirmatn"/>
                 <w:noProof/>
                 <w:rtl/>
                 <w:lang w:bidi="fa-IR"/>
@@ -2512,7 +2289,7 @@
             <w:r>
               <w:rPr>
                 <w:rStyle w:val="Hyperlink"/>
-                <w:rFonts w:ascii="Vazirmatn" w:hAnsi="Vazirmatn" w:cs="Vazirmatn" w:hint="cs"/>
+                <w:rFonts w:ascii="Vazirmatn" w:hAnsi="Vazirmatn" w:cs="Vazirmatn"/>
                 <w:noProof/>
                 <w:lang w:bidi="fa-IR"/>
               </w:rPr>
@@ -2520,40 +2297,45 @@
             </w:r>
             <w:r>
               <w:rPr>
-                <w:rFonts w:ascii="Vazirmatn" w:hAnsi="Vazirmatn" w:cs="Vazirmatn" w:hint="cs"/>
-                <w:noProof/>
-                <w:webHidden/>
+                <w:rFonts w:ascii="Vazirmatn" w:hAnsi="Vazirmatn" w:cs="Vazirmatn"/>
+                <w:noProof/>
+                <w:webHidden/>
+                <w:lang w:bidi="fa-IR"/>
               </w:rPr>
               <w:tab/>
             </w:r>
             <w:r>
               <w:rPr>
-                <w:rFonts w:ascii="Vazirmatn" w:hAnsi="Vazirmatn" w:cs="Vazirmatn" w:hint="cs"/>
-                <w:noProof/>
-                <w:webHidden/>
+                <w:rFonts w:ascii="Vazirmatn" w:hAnsi="Vazirmatn" w:cs="Vazirmatn"/>
+                <w:noProof/>
+                <w:webHidden/>
+                <w:lang w:bidi="fa-IR"/>
               </w:rPr>
               <w:fldChar w:fldCharType="begin"/>
             </w:r>
             <w:r>
               <w:rPr>
-                <w:rFonts w:ascii="Vazirmatn" w:hAnsi="Vazirmatn" w:cs="Vazirmatn" w:hint="cs"/>
-                <w:noProof/>
-                <w:webHidden/>
+                <w:rFonts w:ascii="Vazirmatn" w:hAnsi="Vazirmatn" w:cs="Vazirmatn"/>
+                <w:noProof/>
+                <w:webHidden/>
+                <w:lang w:bidi="fa-IR"/>
               </w:rPr>
               <w:instrText xml:space="preserve"> PAGEREF _Toc231564779 \h </w:instrText>
             </w:r>
             <w:r>
               <w:rPr>
-                <w:rFonts w:ascii="Vazirmatn" w:hAnsi="Vazirmatn" w:cs="Vazirmatn" w:hint="cs"/>
-                <w:noProof/>
-                <w:webHidden/>
-              </w:rPr>
-            </w:r>
-            <w:r>
-              <w:rPr>
-                <w:rFonts w:ascii="Vazirmatn" w:hAnsi="Vazirmatn" w:cs="Vazirmatn" w:hint="cs"/>
-                <w:noProof/>
-                <w:webHidden/>
+                <w:rFonts w:ascii="Vazirmatn" w:hAnsi="Vazirmatn" w:cs="Vazirmatn"/>
+                <w:noProof/>
+                <w:webHidden/>
+                <w:lang w:bidi="fa-IR"/>
+              </w:rPr>
+            </w:r>
+            <w:r>
+              <w:rPr>
+                <w:rFonts w:ascii="Vazirmatn" w:hAnsi="Vazirmatn" w:cs="Vazirmatn"/>
+                <w:noProof/>
+                <w:webHidden/>
+                <w:lang w:bidi="fa-IR"/>
               </w:rPr>
               <w:fldChar w:fldCharType="separate"/>
             </w:r>
@@ -2563,14 +2345,16 @@
                 <w:noProof/>
                 <w:webHidden/>
                 <w:rtl/>
+                <w:lang w:bidi="fa-IR"/>
               </w:rPr>
               <w:t>21</w:t>
             </w:r>
             <w:r>
               <w:rPr>
-                <w:rFonts w:ascii="Vazirmatn" w:hAnsi="Vazirmatn" w:cs="Vazirmatn" w:hint="cs"/>
-                <w:noProof/>
-                <w:webHidden/>
+                <w:rFonts w:ascii="Vazirmatn" w:hAnsi="Vazirmatn" w:cs="Vazirmatn"/>
+                <w:noProof/>
+                <w:webHidden/>
+                <w:lang w:bidi="fa-IR"/>
               </w:rPr>
               <w:fldChar w:fldCharType="end"/>
             </w:r>
@@ -2588,7 +2372,7 @@
             </w:tabs>
             <w:bidi/>
             <w:rPr>
-              <w:rFonts w:ascii="Vazirmatn" w:eastAsiaTheme="minorEastAsia" w:hAnsi="Vazirmatn" w:cs="Vazirmatn" w:hint="cs"/>
+              <w:rFonts w:ascii="Vazirmatn" w:eastAsiaTheme="minorEastAsia" w:hAnsi="Vazirmatn" w:cs="Vazirmatn"/>
               <w:b/>
               <w:bCs/>
               <w:noProof/>
@@ -2596,6 +2380,7 @@
               <w:kern w:val="2"/>
               <w:sz w:val="24"/>
               <w:bdr w:val="none" w:sz="0" w:space="0" w:color="auto"/>
+              <w:lang w:bidi="fa-IR"/>
               <w14:textOutline w14:w="0" w14:cap="rnd" w14:cmpd="sng" w14:algn="ctr">
                 <w14:noFill/>
                 <w14:prstDash w14:val="solid"/>
@@ -2608,7 +2393,7 @@
             <w:r>
               <w:rPr>
                 <w:rStyle w:val="Hyperlink"/>
-                <w:rFonts w:ascii="Vazirmatn" w:hAnsi="Vazirmatn" w:cs="Vazirmatn" w:hint="cs"/>
+                <w:rFonts w:ascii="Vazirmatn" w:hAnsi="Vazirmatn" w:cs="Vazirmatn"/>
                 <w:noProof/>
                 <w:rtl/>
                 <w:lang w:bidi="fa-IR"/>
@@ -2618,7 +2403,7 @@
             <w:r>
               <w:rPr>
                 <w:rStyle w:val="Hyperlink"/>
-                <w:rFonts w:ascii="Vazirmatn" w:hAnsi="Vazirmatn" w:cs="Vazirmatn" w:hint="cs"/>
+                <w:rFonts w:ascii="Vazirmatn" w:hAnsi="Vazirmatn" w:cs="Vazirmatn"/>
                 <w:noProof/>
                 <w:lang w:bidi="fa-IR"/>
               </w:rPr>
@@ -2626,40 +2411,45 @@
             </w:r>
             <w:r>
               <w:rPr>
-                <w:rFonts w:ascii="Vazirmatn" w:hAnsi="Vazirmatn" w:cs="Vazirmatn" w:hint="cs"/>
-                <w:noProof/>
-                <w:webHidden/>
+                <w:rFonts w:ascii="Vazirmatn" w:hAnsi="Vazirmatn" w:cs="Vazirmatn"/>
+                <w:noProof/>
+                <w:webHidden/>
+                <w:lang w:bidi="fa-IR"/>
               </w:rPr>
               <w:tab/>
             </w:r>
             <w:r>
               <w:rPr>
-                <w:rFonts w:ascii="Vazirmatn" w:hAnsi="Vazirmatn" w:cs="Vazirmatn" w:hint="cs"/>
-                <w:noProof/>
-                <w:webHidden/>
+                <w:rFonts w:ascii="Vazirmatn" w:hAnsi="Vazirmatn" w:cs="Vazirmatn"/>
+                <w:noProof/>
+                <w:webHidden/>
+                <w:lang w:bidi="fa-IR"/>
               </w:rPr>
               <w:fldChar w:fldCharType="begin"/>
             </w:r>
             <w:r>
               <w:rPr>
-                <w:rFonts w:ascii="Vazirmatn" w:hAnsi="Vazirmatn" w:cs="Vazirmatn" w:hint="cs"/>
-                <w:noProof/>
-                <w:webHidden/>
+                <w:rFonts w:ascii="Vazirmatn" w:hAnsi="Vazirmatn" w:cs="Vazirmatn"/>
+                <w:noProof/>
+                <w:webHidden/>
+                <w:lang w:bidi="fa-IR"/>
               </w:rPr>
               <w:instrText xml:space="preserve"> PAGEREF _Toc231564780 \h </w:instrText>
             </w:r>
             <w:r>
               <w:rPr>
-                <w:rFonts w:ascii="Vazirmatn" w:hAnsi="Vazirmatn" w:cs="Vazirmatn" w:hint="cs"/>
-                <w:noProof/>
-                <w:webHidden/>
-              </w:rPr>
-            </w:r>
-            <w:r>
-              <w:rPr>
-                <w:rFonts w:ascii="Vazirmatn" w:hAnsi="Vazirmatn" w:cs="Vazirmatn" w:hint="cs"/>
-                <w:noProof/>
-                <w:webHidden/>
+                <w:rFonts w:ascii="Vazirmatn" w:hAnsi="Vazirmatn" w:cs="Vazirmatn"/>
+                <w:noProof/>
+                <w:webHidden/>
+                <w:lang w:bidi="fa-IR"/>
+              </w:rPr>
+            </w:r>
+            <w:r>
+              <w:rPr>
+                <w:rFonts w:ascii="Vazirmatn" w:hAnsi="Vazirmatn" w:cs="Vazirmatn"/>
+                <w:noProof/>
+                <w:webHidden/>
+                <w:lang w:bidi="fa-IR"/>
               </w:rPr>
               <w:fldChar w:fldCharType="separate"/>
             </w:r>
@@ -2669,14 +2459,16 @@
                 <w:noProof/>
                 <w:webHidden/>
                 <w:rtl/>
+                <w:lang w:bidi="fa-IR"/>
               </w:rPr>
               <w:t>22</w:t>
             </w:r>
             <w:r>
               <w:rPr>
-                <w:rFonts w:ascii="Vazirmatn" w:hAnsi="Vazirmatn" w:cs="Vazirmatn" w:hint="cs"/>
-                <w:noProof/>
-                <w:webHidden/>
+                <w:rFonts w:ascii="Vazirmatn" w:hAnsi="Vazirmatn" w:cs="Vazirmatn"/>
+                <w:noProof/>
+                <w:webHidden/>
+                <w:lang w:bidi="fa-IR"/>
               </w:rPr>
               <w:fldChar w:fldCharType="end"/>
             </w:r>
@@ -2690,13 +2482,14 @@
               <w:numId w:val="4"/>
             </w:numPr>
             <w:rPr>
-              <w:rFonts w:ascii="Vazirmatn" w:eastAsiaTheme="minorEastAsia" w:hAnsi="Vazirmatn" w:cs="Vazirmatn" w:hint="cs"/>
+              <w:rFonts w:ascii="Vazirmatn" w:eastAsiaTheme="minorEastAsia" w:hAnsi="Vazirmatn" w:cs="Vazirmatn"/>
               <w:i/>
               <w:iCs/>
               <w:noProof/>
               <w:color w:val="auto"/>
               <w:kern w:val="2"/>
               <w:bdr w:val="none" w:sz="0" w:space="0" w:color="auto"/>
+              <w:lang w:bidi="fa-IR"/>
               <w14:textOutline w14:w="0" w14:cap="rnd" w14:cmpd="sng" w14:algn="ctr">
                 <w14:noFill/>
                 <w14:prstDash w14:val="solid"/>
@@ -2709,7 +2502,7 @@
             <w:r>
               <w:rPr>
                 <w:rStyle w:val="Hyperlink"/>
-                <w:rFonts w:ascii="Vazirmatn" w:hAnsi="Vazirmatn" w:cs="Vazirmatn" w:hint="cs"/>
+                <w:rFonts w:ascii="Vazirmatn" w:hAnsi="Vazirmatn" w:cs="Vazirmatn"/>
                 <w:noProof/>
                 <w:rtl/>
                 <w:lang w:bidi="fa-IR"/>
@@ -2719,7 +2512,7 @@
             <w:r>
               <w:rPr>
                 <w:rStyle w:val="Hyperlink"/>
-                <w:rFonts w:ascii="Vazirmatn" w:hAnsi="Vazirmatn" w:cs="Vazirmatn" w:hint="cs"/>
+                <w:rFonts w:ascii="Vazirmatn" w:hAnsi="Vazirmatn" w:cs="Vazirmatn"/>
                 <w:noProof/>
                 <w:lang w:bidi="fa-IR"/>
               </w:rPr>
@@ -2727,40 +2520,45 @@
             </w:r>
             <w:r>
               <w:rPr>
-                <w:rFonts w:ascii="Vazirmatn" w:hAnsi="Vazirmatn" w:cs="Vazirmatn" w:hint="cs"/>
-                <w:noProof/>
-                <w:webHidden/>
+                <w:rFonts w:ascii="Vazirmatn" w:hAnsi="Vazirmatn" w:cs="Vazirmatn"/>
+                <w:noProof/>
+                <w:webHidden/>
+                <w:lang w:bidi="fa-IR"/>
               </w:rPr>
               <w:tab/>
             </w:r>
             <w:r>
               <w:rPr>
-                <w:rFonts w:ascii="Vazirmatn" w:hAnsi="Vazirmatn" w:cs="Vazirmatn" w:hint="cs"/>
-                <w:noProof/>
-                <w:webHidden/>
+                <w:rFonts w:ascii="Vazirmatn" w:hAnsi="Vazirmatn" w:cs="Vazirmatn"/>
+                <w:noProof/>
+                <w:webHidden/>
+                <w:lang w:bidi="fa-IR"/>
               </w:rPr>
               <w:fldChar w:fldCharType="begin"/>
             </w:r>
             <w:r>
               <w:rPr>
-                <w:rFonts w:ascii="Vazirmatn" w:hAnsi="Vazirmatn" w:cs="Vazirmatn" w:hint="cs"/>
-                <w:noProof/>
-                <w:webHidden/>
+                <w:rFonts w:ascii="Vazirmatn" w:hAnsi="Vazirmatn" w:cs="Vazirmatn"/>
+                <w:noProof/>
+                <w:webHidden/>
+                <w:lang w:bidi="fa-IR"/>
               </w:rPr>
               <w:instrText xml:space="preserve"> PAGEREF _Toc231564781 \h </w:instrText>
             </w:r>
             <w:r>
               <w:rPr>
-                <w:rFonts w:ascii="Vazirmatn" w:hAnsi="Vazirmatn" w:cs="Vazirmatn" w:hint="cs"/>
-                <w:noProof/>
-                <w:webHidden/>
-              </w:rPr>
-            </w:r>
-            <w:r>
-              <w:rPr>
-                <w:rFonts w:ascii="Vazirmatn" w:hAnsi="Vazirmatn" w:cs="Vazirmatn" w:hint="cs"/>
-                <w:noProof/>
-                <w:webHidden/>
+                <w:rFonts w:ascii="Vazirmatn" w:hAnsi="Vazirmatn" w:cs="Vazirmatn"/>
+                <w:noProof/>
+                <w:webHidden/>
+                <w:lang w:bidi="fa-IR"/>
+              </w:rPr>
+            </w:r>
+            <w:r>
+              <w:rPr>
+                <w:rFonts w:ascii="Vazirmatn" w:hAnsi="Vazirmatn" w:cs="Vazirmatn"/>
+                <w:noProof/>
+                <w:webHidden/>
+                <w:lang w:bidi="fa-IR"/>
               </w:rPr>
               <w:fldChar w:fldCharType="separate"/>
             </w:r>
@@ -2770,14 +2568,16 @@
                 <w:noProof/>
                 <w:webHidden/>
                 <w:rtl/>
+                <w:lang w:bidi="fa-IR"/>
               </w:rPr>
               <w:t>23</w:t>
             </w:r>
             <w:r>
               <w:rPr>
-                <w:rFonts w:ascii="Vazirmatn" w:hAnsi="Vazirmatn" w:cs="Vazirmatn" w:hint="cs"/>
-                <w:noProof/>
-                <w:webHidden/>
+                <w:rFonts w:ascii="Vazirmatn" w:hAnsi="Vazirmatn" w:cs="Vazirmatn"/>
+                <w:noProof/>
+                <w:webHidden/>
+                <w:lang w:bidi="fa-IR"/>
               </w:rPr>
               <w:fldChar w:fldCharType="end"/>
             </w:r>
@@ -2795,7 +2595,7 @@
             </w:tabs>
             <w:bidi/>
             <w:rPr>
-              <w:rFonts w:ascii="Vazirmatn" w:eastAsiaTheme="minorEastAsia" w:hAnsi="Vazirmatn" w:cs="Vazirmatn" w:hint="cs"/>
+              <w:rFonts w:ascii="Vazirmatn" w:eastAsiaTheme="minorEastAsia" w:hAnsi="Vazirmatn" w:cs="Vazirmatn"/>
               <w:b/>
               <w:bCs/>
               <w:noProof/>
@@ -2803,6 +2603,7 @@
               <w:kern w:val="2"/>
               <w:sz w:val="24"/>
               <w:bdr w:val="none" w:sz="0" w:space="0" w:color="auto"/>
+              <w:lang w:bidi="fa-IR"/>
               <w14:textOutline w14:w="0" w14:cap="rnd" w14:cmpd="sng" w14:algn="ctr">
                 <w14:noFill/>
                 <w14:prstDash w14:val="solid"/>
@@ -2811,135 +2612,90 @@
               <w14:ligatures w14:val="standardContextual"/>
             </w:rPr>
           </w:pPr>
-          <w:r>
-            <w:rPr>
-              <w:rStyle w:val="Hyperlink"/>
-              <w:rFonts w:ascii="Vazirmatn" w:hAnsi="Vazirmatn" w:cs="Vazirmatn" w:hint="cs"/>
-              <w:noProof/>
-            </w:rPr>
-            <w:fldChar w:fldCharType="begin"/>
-          </w:r>
-          <w:r>
-            <w:rPr>
-              <w:rStyle w:val="Hyperlink"/>
-              <w:rFonts w:ascii="Vazirmatn" w:hAnsi="Vazirmatn" w:cs="Vazirmatn" w:hint="cs"/>
-              <w:noProof/>
-            </w:rPr>
-            <w:instrText xml:space="preserve"> </w:instrText>
-          </w:r>
-          <w:r>
-            <w:rPr>
-              <w:rFonts w:ascii="Vazirmatn" w:hAnsi="Vazirmatn" w:cs="Vazirmatn" w:hint="cs"/>
-              <w:noProof/>
-            </w:rPr>
-            <w:instrText>HYPERLINK \l "_Toc231564782"</w:instrText>
-          </w:r>
-          <w:r>
-            <w:rPr>
-              <w:rStyle w:val="Hyperlink"/>
-              <w:rFonts w:ascii="Vazirmatn" w:hAnsi="Vazirmatn" w:cs="Vazirmatn" w:hint="cs"/>
-              <w:noProof/>
-            </w:rPr>
-            <w:instrText xml:space="preserve"> </w:instrText>
-          </w:r>
-          <w:r>
-            <w:rPr>
-              <w:rStyle w:val="Hyperlink"/>
-              <w:rFonts w:ascii="Vazirmatn" w:hAnsi="Vazirmatn" w:cs="Vazirmatn" w:hint="cs"/>
-              <w:noProof/>
-            </w:rPr>
-          </w:r>
-          <w:r>
-            <w:rPr>
-              <w:rStyle w:val="Hyperlink"/>
-              <w:rFonts w:ascii="Vazirmatn" w:hAnsi="Vazirmatn" w:cs="Vazirmatn" w:hint="cs"/>
-              <w:noProof/>
-            </w:rPr>
-            <w:fldChar w:fldCharType="separate"/>
-          </w:r>
-          <w:r>
-            <w:rPr>
-              <w:rStyle w:val="Hyperlink"/>
-              <w:rFonts w:ascii="Vazirmatn" w:hAnsi="Vazirmatn" w:cs="Vazirmatn" w:hint="cs"/>
-              <w:noProof/>
-              <w:rtl/>
-              <w:lang w:bidi="fa-IR"/>
-            </w:rPr>
-            <w:t xml:space="preserve">لینک‌های دسترسی به مخزن گیت | </w:t>
-          </w:r>
-          <w:r>
-            <w:rPr>
-              <w:rStyle w:val="Hyperlink"/>
-              <w:rFonts w:ascii="Vazirmatn" w:hAnsi="Vazirmatn" w:cs="Vazirmatn" w:hint="cs"/>
-              <w:noProof/>
-              <w:lang w:bidi="fa-IR"/>
-            </w:rPr>
-            <w:t>Git Repository Links</w:t>
-          </w:r>
-          <w:r>
-            <w:rPr>
-              <w:rFonts w:ascii="Vazirmatn" w:hAnsi="Vazirmatn" w:cs="Vazirmatn" w:hint="cs"/>
-              <w:noProof/>
-              <w:webHidden/>
-            </w:rPr>
-            <w:tab/>
-          </w:r>
-          <w:r>
-            <w:rPr>
-              <w:rFonts w:ascii="Vazirmatn" w:hAnsi="Vazirmatn" w:cs="Vazirmatn" w:hint="cs"/>
-              <w:noProof/>
-              <w:webHidden/>
-            </w:rPr>
-            <w:fldChar w:fldCharType="begin"/>
-          </w:r>
-          <w:r>
-            <w:rPr>
-              <w:rFonts w:ascii="Vazirmatn" w:hAnsi="Vazirmatn" w:cs="Vazirmatn" w:hint="cs"/>
-              <w:noProof/>
-              <w:webHidden/>
-            </w:rPr>
-            <w:instrText xml:space="preserve"> PAGEREF _Toc231564782 \h </w:instrText>
-          </w:r>
-          <w:r>
-            <w:rPr>
-              <w:rFonts w:ascii="Vazirmatn" w:hAnsi="Vazirmatn" w:cs="Vazirmatn" w:hint="cs"/>
-              <w:noProof/>
-              <w:webHidden/>
-            </w:rPr>
-          </w:r>
-          <w:r>
-            <w:rPr>
-              <w:rFonts w:ascii="Vazirmatn" w:hAnsi="Vazirmatn" w:cs="Vazirmatn" w:hint="cs"/>
-              <w:noProof/>
-              <w:webHidden/>
-            </w:rPr>
-            <w:fldChar w:fldCharType="separate"/>
-          </w:r>
-          <w:r>
-            <w:rPr>
-              <w:rFonts w:ascii="Vazirmatn" w:hAnsi="Vazirmatn" w:cs="Vazirmatn"/>
-              <w:noProof/>
-              <w:webHidden/>
-              <w:rtl/>
-            </w:rPr>
-            <w:t>24</w:t>
-          </w:r>
-          <w:r>
-            <w:rPr>
-              <w:rFonts w:ascii="Vazirmatn" w:hAnsi="Vazirmatn" w:cs="Vazirmatn" w:hint="cs"/>
-              <w:noProof/>
-              <w:webHidden/>
-            </w:rPr>
-            <w:fldChar w:fldCharType="end"/>
-          </w:r>
-          <w:r>
-            <w:rPr>
-              <w:rStyle w:val="Hyperlink"/>
-              <w:rFonts w:ascii="Vazirmatn" w:hAnsi="Vazirmatn" w:cs="Vazirmatn" w:hint="cs"/>
-              <w:noProof/>
-            </w:rPr>
-            <w:fldChar w:fldCharType="end"/>
-          </w:r>
+          <w:hyperlink w:anchor="_Toc231564782" w:history="1">
+            <w:r>
+              <w:rPr>
+                <w:rStyle w:val="Hyperlink"/>
+                <w:rFonts w:ascii="Vazirmatn" w:hAnsi="Vazirmatn" w:cs="Vazirmatn"/>
+                <w:noProof/>
+                <w:rtl/>
+                <w:lang w:bidi="fa-IR"/>
+              </w:rPr>
+              <w:t xml:space="preserve">لینک‌های دسترسی به مخزن گیت | </w:t>
+            </w:r>
+            <w:r>
+              <w:rPr>
+                <w:rStyle w:val="Hyperlink"/>
+                <w:rFonts w:ascii="Vazirmatn" w:hAnsi="Vazirmatn" w:cs="Vazirmatn"/>
+                <w:noProof/>
+                <w:lang w:bidi="fa-IR"/>
+              </w:rPr>
+              <w:t>Git Repository Links</w:t>
+            </w:r>
+            <w:r>
+              <w:rPr>
+                <w:rFonts w:ascii="Vazirmatn" w:hAnsi="Vazirmatn" w:cs="Vazirmatn"/>
+                <w:noProof/>
+                <w:webHidden/>
+                <w:lang w:bidi="fa-IR"/>
+              </w:rPr>
+              <w:tab/>
+            </w:r>
+            <w:r>
+              <w:rPr>
+                <w:rFonts w:ascii="Vazirmatn" w:hAnsi="Vazirmatn" w:cs="Vazirmatn"/>
+                <w:noProof/>
+                <w:webHidden/>
+                <w:lang w:bidi="fa-IR"/>
+              </w:rPr>
+              <w:fldChar w:fldCharType="begin"/>
+            </w:r>
+            <w:r>
+              <w:rPr>
+                <w:rFonts w:ascii="Vazirmatn" w:hAnsi="Vazirmatn" w:cs="Vazirmatn"/>
+                <w:noProof/>
+                <w:webHidden/>
+                <w:lang w:bidi="fa-IR"/>
+              </w:rPr>
+              <w:instrText xml:space="preserve"> PAGEREF _Toc231564782 \h </w:instrText>
+            </w:r>
+            <w:r>
+              <w:rPr>
+                <w:rFonts w:ascii="Vazirmatn" w:hAnsi="Vazirmatn" w:cs="Vazirmatn"/>
+                <w:noProof/>
+                <w:webHidden/>
+                <w:lang w:bidi="fa-IR"/>
+              </w:rPr>
+            </w:r>
+            <w:r>
+              <w:rPr>
+                <w:rFonts w:ascii="Vazirmatn" w:hAnsi="Vazirmatn" w:cs="Vazirmatn"/>
+                <w:noProof/>
+                <w:webHidden/>
+                <w:lang w:bidi="fa-IR"/>
+              </w:rPr>
+              <w:fldChar w:fldCharType="separate"/>
+            </w:r>
+            <w:r>
+              <w:rPr>
+                <w:rFonts w:ascii="Vazirmatn" w:hAnsi="Vazirmatn" w:cs="Vazirmatn"/>
+                <w:noProof/>
+                <w:webHidden/>
+                <w:rtl/>
+                <w:lang w:bidi="fa-IR"/>
+              </w:rPr>
+              <w:t>24</w:t>
+            </w:r>
+            <w:r>
+              <w:rPr>
+                <w:rFonts w:ascii="Vazirmatn" w:hAnsi="Vazirmatn" w:cs="Vazirmatn"/>
+                <w:noProof/>
+                <w:webHidden/>
+                <w:lang w:bidi="fa-IR"/>
+              </w:rPr>
+              <w:fldChar w:fldCharType="end"/>
+            </w:r>
+          </w:hyperlink>
         </w:p>
         <w:p>
           <w:pPr>
@@ -2953,7 +2709,7 @@
             </w:tabs>
             <w:bidi/>
             <w:rPr>
-              <w:rFonts w:ascii="Vazirmatn" w:eastAsiaTheme="minorEastAsia" w:hAnsi="Vazirmatn" w:cs="Vazirmatn" w:hint="cs"/>
+              <w:rFonts w:ascii="Vazirmatn" w:eastAsiaTheme="minorEastAsia" w:hAnsi="Vazirmatn" w:cs="Vazirmatn"/>
               <w:b/>
               <w:bCs/>
               <w:noProof/>
@@ -2961,6 +2717,7 @@
               <w:kern w:val="2"/>
               <w:sz w:val="24"/>
               <w:bdr w:val="none" w:sz="0" w:space="0" w:color="auto"/>
+              <w:lang w:bidi="fa-IR"/>
               <w14:textOutline w14:w="0" w14:cap="rnd" w14:cmpd="sng" w14:algn="ctr">
                 <w14:noFill/>
                 <w14:prstDash w14:val="solid"/>
@@ -2969,158 +2726,105 @@
               <w14:ligatures w14:val="standardContextual"/>
             </w:rPr>
           </w:pPr>
-          <w:r>
-            <w:rPr>
-              <w:rStyle w:val="Hyperlink"/>
-              <w:rFonts w:ascii="Vazirmatn" w:hAnsi="Vazirmatn" w:cs="Vazirmatn" w:hint="cs"/>
-              <w:noProof/>
-            </w:rPr>
-            <w:lastRenderedPageBreak/>
-            <w:fldChar w:fldCharType="begin"/>
-          </w:r>
-          <w:r>
-            <w:rPr>
-              <w:rStyle w:val="Hyperlink"/>
-              <w:rFonts w:ascii="Vazirmatn" w:hAnsi="Vazirmatn" w:cs="Vazirmatn" w:hint="cs"/>
-              <w:noProof/>
-            </w:rPr>
-            <w:instrText xml:space="preserve"> </w:instrText>
-          </w:r>
-          <w:r>
-            <w:rPr>
-              <w:rFonts w:ascii="Vazirmatn" w:hAnsi="Vazirmatn" w:cs="Vazirmatn" w:hint="cs"/>
-              <w:noProof/>
-            </w:rPr>
-            <w:instrText>HYPERLINK \l "_Toc231564783"</w:instrText>
-          </w:r>
-          <w:r>
-            <w:rPr>
-              <w:rStyle w:val="Hyperlink"/>
-              <w:rFonts w:ascii="Vazirmatn" w:hAnsi="Vazirmatn" w:cs="Vazirmatn" w:hint="cs"/>
-              <w:noProof/>
-            </w:rPr>
-            <w:instrText xml:space="preserve"> </w:instrText>
-          </w:r>
-          <w:r>
-            <w:rPr>
-              <w:rStyle w:val="Hyperlink"/>
-              <w:rFonts w:ascii="Vazirmatn" w:hAnsi="Vazirmatn" w:cs="Vazirmatn" w:hint="cs"/>
-              <w:noProof/>
-            </w:rPr>
-          </w:r>
-          <w:r>
-            <w:rPr>
-              <w:rStyle w:val="Hyperlink"/>
-              <w:rFonts w:ascii="Vazirmatn" w:hAnsi="Vazirmatn" w:cs="Vazirmatn" w:hint="cs"/>
-              <w:noProof/>
-            </w:rPr>
-            <w:fldChar w:fldCharType="separate"/>
-          </w:r>
-          <w:r>
-            <w:rPr>
-              <w:rStyle w:val="Hyperlink"/>
-              <w:rFonts w:ascii="Vazirmatn" w:hAnsi="Vazirmatn" w:cs="Vazirmatn" w:hint="cs"/>
-              <w:noProof/>
-              <w:rtl/>
-              <w:lang w:bidi="fa-IR"/>
-            </w:rPr>
-            <w:t xml:space="preserve">حساب‌های کاربری لینکد‌این و گیت‌هاب | </w:t>
-          </w:r>
-          <w:r>
-            <w:rPr>
-              <w:rStyle w:val="Hyperlink"/>
-              <w:rFonts w:ascii="Vazirmatn" w:hAnsi="Vazirmatn" w:cs="Vazirmatn" w:hint="cs"/>
-              <w:noProof/>
-              <w:lang w:bidi="fa-IR"/>
-            </w:rPr>
-            <w:t>GitHub and LinkedIn accounts</w:t>
-          </w:r>
-          <w:r>
-            <w:rPr>
-              <w:rFonts w:ascii="Vazirmatn" w:hAnsi="Vazirmatn" w:cs="Vazirmatn" w:hint="cs"/>
-              <w:noProof/>
-              <w:webHidden/>
-            </w:rPr>
-            <w:tab/>
-          </w:r>
-          <w:r>
-            <w:rPr>
-              <w:rFonts w:ascii="Vazirmatn" w:hAnsi="Vazirmatn" w:cs="Vazirmatn" w:hint="cs"/>
-              <w:noProof/>
-              <w:webHidden/>
-            </w:rPr>
-            <w:fldChar w:fldCharType="begin"/>
-          </w:r>
-          <w:r>
-            <w:rPr>
-              <w:rFonts w:ascii="Vazirmatn" w:hAnsi="Vazirmatn" w:cs="Vazirmatn" w:hint="cs"/>
-              <w:noProof/>
-              <w:webHidden/>
-            </w:rPr>
-            <w:instrText xml:space="preserve"> PAGEREF _Toc231564783 \h </w:instrText>
-          </w:r>
-          <w:r>
-            <w:rPr>
-              <w:rFonts w:ascii="Vazirmatn" w:hAnsi="Vazirmatn" w:cs="Vazirmatn" w:hint="cs"/>
-              <w:noProof/>
-              <w:webHidden/>
-            </w:rPr>
-          </w:r>
-          <w:r>
-            <w:rPr>
-              <w:rFonts w:ascii="Vazirmatn" w:hAnsi="Vazirmatn" w:cs="Vazirmatn" w:hint="cs"/>
-              <w:noProof/>
-              <w:webHidden/>
-            </w:rPr>
-            <w:fldChar w:fldCharType="separate"/>
-          </w:r>
-          <w:r>
-            <w:rPr>
-              <w:rFonts w:ascii="Vazirmatn" w:hAnsi="Vazirmatn" w:cs="Vazirmatn"/>
-              <w:noProof/>
-              <w:webHidden/>
-              <w:rtl/>
-            </w:rPr>
-            <w:t>2</w:t>
-          </w:r>
-          <w:r>
-            <w:rPr>
-              <w:rFonts w:ascii="Vazirmatn" w:hAnsi="Vazirmatn" w:cs="Vazirmatn"/>
-              <w:noProof/>
-              <w:webHidden/>
-              <w:rtl/>
-            </w:rPr>
-            <w:t>5</w:t>
-          </w:r>
-          <w:r>
-            <w:rPr>
-              <w:rFonts w:ascii="Vazirmatn" w:hAnsi="Vazirmatn" w:cs="Vazirmatn" w:hint="cs"/>
-              <w:noProof/>
-              <w:webHidden/>
-            </w:rPr>
-            <w:fldChar w:fldCharType="end"/>
-          </w:r>
-          <w:r>
-            <w:rPr>
-              <w:rStyle w:val="Hyperlink"/>
-              <w:rFonts w:ascii="Vazirmatn" w:hAnsi="Vazirmatn" w:cs="Vazirmatn" w:hint="cs"/>
-              <w:noProof/>
-            </w:rPr>
-            <w:fldChar w:fldCharType="end"/>
-          </w:r>
+          <w:hyperlink w:anchor="_Toc231564783" w:history="1">
+            <w:r>
+              <w:rPr>
+                <w:rStyle w:val="Hyperlink"/>
+                <w:rFonts w:ascii="Vazirmatn" w:hAnsi="Vazirmatn" w:cs="Vazirmatn"/>
+                <w:noProof/>
+                <w:rtl/>
+                <w:lang w:bidi="fa-IR"/>
+              </w:rPr>
+              <w:t xml:space="preserve">حساب‌های کاربری لینکد‌این و گیت‌هاب | </w:t>
+            </w:r>
+            <w:r>
+              <w:rPr>
+                <w:rStyle w:val="Hyperlink"/>
+                <w:rFonts w:ascii="Vazirmatn" w:hAnsi="Vazirmatn" w:cs="Vazirmatn"/>
+                <w:noProof/>
+                <w:lang w:bidi="fa-IR"/>
+              </w:rPr>
+              <w:t>GitHub and LinkedIn accounts</w:t>
+            </w:r>
+            <w:r>
+              <w:rPr>
+                <w:rFonts w:ascii="Vazirmatn" w:hAnsi="Vazirmatn" w:cs="Vazirmatn"/>
+                <w:noProof/>
+                <w:webHidden/>
+                <w:lang w:bidi="fa-IR"/>
+              </w:rPr>
+              <w:tab/>
+            </w:r>
+            <w:r>
+              <w:rPr>
+                <w:rFonts w:ascii="Vazirmatn" w:hAnsi="Vazirmatn" w:cs="Vazirmatn"/>
+                <w:noProof/>
+                <w:webHidden/>
+                <w:lang w:bidi="fa-IR"/>
+              </w:rPr>
+              <w:fldChar w:fldCharType="begin"/>
+            </w:r>
+            <w:r>
+              <w:rPr>
+                <w:rFonts w:ascii="Vazirmatn" w:hAnsi="Vazirmatn" w:cs="Vazirmatn"/>
+                <w:noProof/>
+                <w:webHidden/>
+                <w:lang w:bidi="fa-IR"/>
+              </w:rPr>
+              <w:instrText xml:space="preserve"> PAGEREF _Toc231564783 \h </w:instrText>
+            </w:r>
+            <w:r>
+              <w:rPr>
+                <w:rFonts w:ascii="Vazirmatn" w:hAnsi="Vazirmatn" w:cs="Vazirmatn"/>
+                <w:noProof/>
+                <w:webHidden/>
+                <w:lang w:bidi="fa-IR"/>
+              </w:rPr>
+            </w:r>
+            <w:r>
+              <w:rPr>
+                <w:rFonts w:ascii="Vazirmatn" w:hAnsi="Vazirmatn" w:cs="Vazirmatn"/>
+                <w:noProof/>
+                <w:webHidden/>
+                <w:lang w:bidi="fa-IR"/>
+              </w:rPr>
+              <w:fldChar w:fldCharType="separate"/>
+            </w:r>
+            <w:r>
+              <w:rPr>
+                <w:rFonts w:ascii="Vazirmatn" w:hAnsi="Vazirmatn" w:cs="Vazirmatn"/>
+                <w:noProof/>
+                <w:webHidden/>
+                <w:rtl/>
+                <w:lang w:bidi="fa-IR"/>
+              </w:rPr>
+              <w:t>25</w:t>
+            </w:r>
+            <w:r>
+              <w:rPr>
+                <w:rFonts w:ascii="Vazirmatn" w:hAnsi="Vazirmatn" w:cs="Vazirmatn"/>
+                <w:noProof/>
+                <w:webHidden/>
+                <w:lang w:bidi="fa-IR"/>
+              </w:rPr>
+              <w:fldChar w:fldCharType="end"/>
+            </w:r>
+          </w:hyperlink>
         </w:p>
         <w:p>
           <w:pPr>
             <w:rPr>
               <w:rtl/>
+              <w:lang w:bidi="fa-IR"/>
             </w:rPr>
           </w:pPr>
           <w:r>
             <w:rPr>
-              <w:rFonts w:ascii="Vazirmatn" w:hAnsi="Vazirmatn" w:hint="cs"/>
+              <w:rFonts w:ascii="Vazirmatn" w:hAnsi="Vazirmatn"/>
               <w:b/>
               <w:bCs/>
               <w:noProof/>
+              <w:lang w:bidi="fa-IR"/>
             </w:rPr>
             <w:fldChar w:fldCharType="end"/>
           </w:r>
@@ -3140,11 +2844,13 @@
           <w:sz w:val="36"/>
           <w:szCs w:val="36"/>
           <w:rtl/>
-        </w:rPr>
-      </w:pPr>
-      <w:r>
-        <w:rPr>
-          <w:rtl/>
+          <w:lang w:bidi="fa-IR"/>
+        </w:rPr>
+      </w:pPr>
+      <w:r>
+        <w:rPr>
+          <w:rtl/>
+          <w:lang w:bidi="fa-IR"/>
         </w:rPr>
         <w:br w:type="page"/>
       </w:r>
@@ -3158,44 +2864,11 @@
       </w:pPr>
       <w:r>
         <w:rPr>
-          <w:rFonts w:hint="cs"/>
-          <w:rtl/>
+          <w:rtl/>
+          <w:lang w:bidi="fa-IR"/>
         </w:rPr>
         <w:lastRenderedPageBreak/>
-        <w:t xml:space="preserve">شرح </w:t>
-      </w:r>
-      <w:proofErr w:type="spellStart"/>
-      <w:r>
-        <w:rPr>
-          <w:rFonts w:hint="cs"/>
-          <w:rtl/>
-        </w:rPr>
-        <w:t>خلاصه‌ای</w:t>
-      </w:r>
-      <w:proofErr w:type="spellEnd"/>
-      <w:r>
-        <w:rPr>
-          <w:rFonts w:hint="cs"/>
-          <w:rtl/>
-        </w:rPr>
-        <w:t xml:space="preserve"> از </w:t>
-      </w:r>
-      <w:proofErr w:type="spellStart"/>
-      <w:r>
-        <w:rPr>
-          <w:rFonts w:hint="cs"/>
-          <w:rtl/>
-        </w:rPr>
-        <w:t>سیستم</w:t>
-      </w:r>
-      <w:proofErr w:type="spellEnd"/>
-      <w:r>
-        <w:rPr>
-          <w:rFonts w:hint="cs"/>
-          <w:rtl/>
-          <w:lang w:bidi="fa-IR"/>
-        </w:rPr>
-        <w:t xml:space="preserve"> | </w:t>
+        <w:t xml:space="preserve">شرح خلاصه‌ای از سیستم | </w:t>
       </w:r>
       <w:r>
         <w:rPr>
@@ -3204,64 +2877,6 @@
         <w:t>A Summary Of The System</w:t>
       </w:r>
       <w:bookmarkEnd w:id="0"/>
-    </w:p>
-    <w:p>
-      <w:pPr>
-        <w:bidi w:val="0"/>
-        <w:spacing w:before="0" w:line="240" w:lineRule="auto"/>
-        <w:jc w:val="left"/>
-        <w:rPr>
-          <w:rtl/>
-        </w:rPr>
-      </w:pPr>
-      <w:r>
-        <w:rPr>
-          <w:rtl/>
-        </w:rPr>
-        <w:br w:type="page"/>
-      </w:r>
-    </w:p>
-    <w:p>
-      <w:pPr>
-        <w:pStyle w:val="Heading1"/>
-        <w:rPr>
-          <w:rFonts w:hint="cs"/>
-          <w:lang w:bidi="fa-IR"/>
-        </w:rPr>
-      </w:pPr>
-      <w:bookmarkStart w:id="1" w:name="_Toc231564763"/>
-      <w:r>
-        <w:rPr>
-          <w:rFonts w:hint="cs"/>
-          <w:rtl/>
-        </w:rPr>
-        <w:lastRenderedPageBreak/>
-        <w:t xml:space="preserve">اهداف </w:t>
-      </w:r>
-      <w:proofErr w:type="spellStart"/>
-      <w:r>
-        <w:rPr>
-          <w:rFonts w:hint="cs"/>
-          <w:rtl/>
-        </w:rPr>
-        <w:t>پروژه</w:t>
-      </w:r>
-      <w:proofErr w:type="spellEnd"/>
-      <w:r>
-        <w:rPr>
-          <w:rFonts w:hint="cs"/>
-          <w:rtl/>
-          <w:lang w:bidi="fa-IR"/>
-        </w:rPr>
-        <w:t xml:space="preserve"> | </w:t>
-      </w:r>
-      <w:r>
-        <w:rPr>
-          <w:lang w:bidi="fa-IR"/>
-        </w:rPr>
-        <w:t>Project Goals</w:t>
-      </w:r>
-      <w:bookmarkEnd w:id="1"/>
     </w:p>
     <w:p>
       <w:pPr>
@@ -3275,11 +2890,14 @@
           <w:sz w:val="36"/>
           <w:szCs w:val="36"/>
           <w:rtl/>
-        </w:rPr>
-      </w:pPr>
-      <w:r>
-        <w:rPr>
-          <w:rtl/>
+          <w:lang w:bidi="fa-IR"/>
+        </w:rPr>
+      </w:pPr>
+      <w:bookmarkStart w:id="1" w:name="_Toc231564763"/>
+      <w:r>
+        <w:rPr>
+          <w:rtl/>
+          <w:lang w:bidi="fa-IR"/>
         </w:rPr>
         <w:br w:type="page"/>
       </w:r>
@@ -3287,22 +2905,25 @@
     <w:p>
       <w:pPr>
         <w:pStyle w:val="Heading1"/>
-      </w:pPr>
-      <w:bookmarkStart w:id="2" w:name="_Toc231564764"/>
-      <w:r>
-        <w:rPr>
-          <w:rFonts w:hint="cs"/>
-          <w:rtl/>
+        <w:rPr>
+          <w:lang w:bidi="fa-IR"/>
+        </w:rPr>
+      </w:pPr>
+      <w:r>
+        <w:rPr>
+          <w:rtl/>
+          <w:lang w:bidi="fa-IR"/>
         </w:rPr>
         <w:lastRenderedPageBreak/>
-        <w:t xml:space="preserve">شرح راه توسعه | </w:t>
-      </w:r>
-      <w:proofErr w:type="spellStart"/>
-      <w:r>
-        <w:t>Methodlogy</w:t>
-      </w:r>
-      <w:bookmarkEnd w:id="2"/>
-      <w:proofErr w:type="spellEnd"/>
+        <w:t xml:space="preserve">اهداف پروژه | </w:t>
+      </w:r>
+      <w:r>
+        <w:rPr>
+          <w:lang w:bidi="fa-IR"/>
+        </w:rPr>
+        <w:t>Project Goals</w:t>
+      </w:r>
+      <w:bookmarkEnd w:id="1"/>
     </w:p>
     <w:p>
       <w:pPr>
@@ -3316,11 +2937,13 @@
           <w:sz w:val="36"/>
           <w:szCs w:val="36"/>
           <w:rtl/>
-        </w:rPr>
-      </w:pPr>
-      <w:r>
-        <w:rPr>
-          <w:rtl/>
+          <w:lang w:bidi="fa-IR"/>
+        </w:rPr>
+      </w:pPr>
+      <w:r>
+        <w:rPr>
+          <w:rtl/>
+          <w:lang w:bidi="fa-IR"/>
         </w:rPr>
         <w:br w:type="page"/>
       </w:r>
@@ -3329,101 +2952,25 @@
       <w:pPr>
         <w:pStyle w:val="Heading1"/>
         <w:rPr>
-          <w:rtl/>
-          <w:lang w:bidi="fa-IR"/>
-        </w:rPr>
-      </w:pPr>
-      <w:bookmarkStart w:id="3" w:name="_Toc231564765"/>
-      <w:proofErr w:type="spellStart"/>
-      <w:r>
-        <w:rPr>
-          <w:rFonts w:hint="cs"/>
-          <w:rtl/>
+          <w:lang w:bidi="fa-IR"/>
+        </w:rPr>
+      </w:pPr>
+      <w:bookmarkStart w:id="2" w:name="_Toc231564764"/>
+      <w:r>
+        <w:rPr>
+          <w:rtl/>
+          <w:lang w:bidi="fa-IR"/>
         </w:rPr>
         <w:lastRenderedPageBreak/>
-        <w:t>درخواست</w:t>
-      </w:r>
-      <w:proofErr w:type="spellEnd"/>
-      <w:r>
-        <w:rPr>
-          <w:rFonts w:hint="cs"/>
-          <w:rtl/>
-        </w:rPr>
-        <w:t xml:space="preserve"> </w:t>
-      </w:r>
-      <w:proofErr w:type="spellStart"/>
-      <w:r>
-        <w:rPr>
-          <w:rFonts w:hint="cs"/>
-          <w:rtl/>
-        </w:rPr>
-        <w:t>سیستم</w:t>
-      </w:r>
-      <w:proofErr w:type="spellEnd"/>
-      <w:r>
-        <w:rPr>
-          <w:rFonts w:hint="cs"/>
-          <w:rtl/>
-        </w:rPr>
-        <w:t xml:space="preserve"> | </w:t>
-      </w:r>
-      <w:r>
-        <w:t>System Request</w:t>
-      </w:r>
-      <w:bookmarkEnd w:id="3"/>
-    </w:p>
-    <w:p>
-      <w:pPr>
-        <w:bidi w:val="0"/>
-        <w:spacing w:before="0" w:line="240" w:lineRule="auto"/>
-        <w:jc w:val="left"/>
-        <w:rPr>
-          <w:rtl/>
-          <w:lang w:bidi="fa-IR"/>
-        </w:rPr>
-      </w:pPr>
-      <w:r>
-        <w:rPr>
-          <w:rtl/>
-          <w:lang w:bidi="fa-IR"/>
-        </w:rPr>
-        <w:br w:type="page"/>
-      </w:r>
-    </w:p>
-    <w:p>
-      <w:pPr>
-        <w:pStyle w:val="Heading1"/>
-        <w:rPr>
-          <w:lang w:bidi="fa-IR"/>
-        </w:rPr>
-      </w:pPr>
-      <w:bookmarkStart w:id="4" w:name="_Toc231564766"/>
-      <w:proofErr w:type="spellStart"/>
-      <w:r>
-        <w:rPr>
-          <w:rFonts w:hint="cs"/>
-          <w:rtl/>
-          <w:lang w:bidi="fa-IR"/>
-        </w:rPr>
-        <w:lastRenderedPageBreak/>
-        <w:t>طرح‌کار</w:t>
-      </w:r>
-      <w:proofErr w:type="spellEnd"/>
-      <w:r>
-        <w:rPr>
-          <w:rFonts w:hint="cs"/>
-          <w:rtl/>
-          <w:lang w:bidi="fa-IR"/>
-        </w:rPr>
-        <w:t xml:space="preserve"> | </w:t>
-      </w:r>
-      <w:r>
-        <w:rPr>
-          <w:lang w:bidi="fa-IR"/>
-        </w:rPr>
-        <w:t>Workplan</w:t>
-      </w:r>
-      <w:bookmarkEnd w:id="4"/>
+        <w:t xml:space="preserve">شرح راه توسعه | </w:t>
+      </w:r>
+      <w:bookmarkEnd w:id="2"/>
+      <w:r>
+        <w:rPr>
+          <w:lang w:bidi="fa-IR"/>
+        </w:rPr>
+        <w:t>Methodology</w:t>
+      </w:r>
     </w:p>
     <w:p>
       <w:pPr>
@@ -3436,11 +2983,13 @@
           <w:color w:val="00A2FF"/>
           <w:sz w:val="36"/>
           <w:szCs w:val="36"/>
-          <w:lang w:bidi="fa-IR"/>
-        </w:rPr>
-      </w:pPr>
-      <w:r>
-        <w:rPr>
+          <w:rtl/>
+          <w:lang w:bidi="fa-IR"/>
+        </w:rPr>
+      </w:pPr>
+      <w:r>
+        <w:rPr>
+          <w:rtl/>
           <w:lang w:bidi="fa-IR"/>
         </w:rPr>
         <w:br w:type="page"/>
@@ -3454,44 +3003,64 @@
           <w:lang w:bidi="fa-IR"/>
         </w:rPr>
       </w:pPr>
-      <w:bookmarkStart w:id="5" w:name="_Toc231564767"/>
-      <w:proofErr w:type="spellStart"/>
-      <w:r>
-        <w:rPr>
-          <w:rFonts w:hint="cs"/>
-          <w:rtl/>
+      <w:bookmarkStart w:id="3" w:name="_Toc231564765"/>
+      <w:r>
+        <w:rPr>
+          <w:rtl/>
+          <w:lang w:bidi="fa-IR"/>
         </w:rPr>
         <w:lastRenderedPageBreak/>
-        <w:t>تحلیل</w:t>
-      </w:r>
-      <w:proofErr w:type="spellEnd"/>
-      <w:r>
-        <w:rPr>
-          <w:rFonts w:hint="cs"/>
-          <w:rtl/>
-        </w:rPr>
-        <w:t xml:space="preserve"> </w:t>
-      </w:r>
-      <w:proofErr w:type="spellStart"/>
-      <w:r>
-        <w:rPr>
-          <w:rFonts w:hint="cs"/>
-          <w:rtl/>
-        </w:rPr>
-        <w:t>امکان‌سنجی</w:t>
-      </w:r>
-      <w:proofErr w:type="spellEnd"/>
-      <w:r>
-        <w:rPr>
-          <w:rFonts w:hint="cs"/>
-          <w:rtl/>
-        </w:rPr>
-        <w:t xml:space="preserve"> | </w:t>
-      </w:r>
-      <w:r>
-        <w:t>Feasibility Analysis</w:t>
-      </w:r>
-      <w:bookmarkEnd w:id="5"/>
+        <w:t xml:space="preserve">درخواست سیستم | </w:t>
+      </w:r>
+      <w:r>
+        <w:rPr>
+          <w:lang w:bidi="fa-IR"/>
+        </w:rPr>
+        <w:t>System Request</w:t>
+      </w:r>
+      <w:bookmarkEnd w:id="3"/>
+    </w:p>
+    <w:p>
+      <w:pPr>
+        <w:bidi w:val="0"/>
+        <w:spacing w:before="0" w:line="240" w:lineRule="auto"/>
+        <w:jc w:val="left"/>
+        <w:rPr>
+          <w:rtl/>
+          <w:lang w:bidi="fa-IR"/>
+        </w:rPr>
+      </w:pPr>
+      <w:r>
+        <w:rPr>
+          <w:rtl/>
+          <w:lang w:bidi="fa-IR"/>
+        </w:rPr>
+        <w:br w:type="page"/>
+      </w:r>
+    </w:p>
+    <w:p>
+      <w:pPr>
+        <w:pStyle w:val="Heading1"/>
+        <w:rPr>
+          <w:lang w:bidi="fa-IR"/>
+        </w:rPr>
+      </w:pPr>
+      <w:bookmarkStart w:id="4" w:name="_Toc231564766"/>
+      <w:r>
+        <w:rPr>
+          <w:rtl/>
+          <w:lang w:bidi="fa-IR"/>
+        </w:rPr>
+        <w:lastRenderedPageBreak/>
+        <w:t xml:space="preserve">طرح‌کار | </w:t>
+      </w:r>
+      <w:r>
+        <w:rPr>
+          <w:lang w:bidi="fa-IR"/>
+        </w:rPr>
+        <w:t>Workplan</w:t>
+      </w:r>
+      <w:bookmarkEnd w:id="4"/>
     </w:p>
     <w:p>
       <w:pPr>
@@ -3504,13 +3073,11 @@
           <w:color w:val="00A2FF"/>
           <w:sz w:val="36"/>
           <w:szCs w:val="36"/>
-          <w:rtl/>
-          <w:lang w:bidi="fa-IR"/>
-        </w:rPr>
-      </w:pPr>
-      <w:r>
-        <w:rPr>
-          <w:rtl/>
+          <w:lang w:bidi="fa-IR"/>
+        </w:rPr>
+      </w:pPr>
+      <w:r>
+        <w:rPr>
           <w:lang w:bidi="fa-IR"/>
         </w:rPr>
         <w:br w:type="page"/>
@@ -3520,44 +3087,26 @@
       <w:pPr>
         <w:pStyle w:val="Heading1"/>
         <w:rPr>
-          <w:lang w:bidi="fa-IR"/>
-        </w:rPr>
-      </w:pPr>
-      <w:bookmarkStart w:id="6" w:name="_Toc231564768"/>
-      <w:r>
-        <w:rPr>
-          <w:rFonts w:hint="cs"/>
+          <w:rtl/>
+          <w:lang w:bidi="fa-IR"/>
+        </w:rPr>
+      </w:pPr>
+      <w:bookmarkStart w:id="5" w:name="_Toc231564767"/>
+      <w:r>
+        <w:rPr>
           <w:rtl/>
           <w:lang w:bidi="fa-IR"/>
         </w:rPr>
         <w:lastRenderedPageBreak/>
-        <w:t xml:space="preserve">تعریف </w:t>
-      </w:r>
-      <w:proofErr w:type="spellStart"/>
-      <w:r>
-        <w:rPr>
-          <w:rFonts w:hint="cs"/>
-          <w:rtl/>
-          <w:lang w:bidi="fa-IR"/>
-        </w:rPr>
-        <w:t>نیازمندی‌ها</w:t>
-      </w:r>
-      <w:proofErr w:type="spellEnd"/>
-      <w:r>
-        <w:rPr>
-          <w:rFonts w:hint="cs"/>
-          <w:rtl/>
-          <w:lang w:bidi="fa-IR"/>
-        </w:rPr>
-        <w:t xml:space="preserve"> |‌ </w:t>
-      </w:r>
-      <w:r>
-        <w:rPr>
-          <w:lang w:bidi="fa-IR"/>
-        </w:rPr>
-        <w:t>Requirements Definition</w:t>
-      </w:r>
-      <w:bookmarkEnd w:id="6"/>
+        <w:t xml:space="preserve">تحلیل امکان‌سنجی | </w:t>
+      </w:r>
+      <w:r>
+        <w:rPr>
+          <w:lang w:bidi="fa-IR"/>
+        </w:rPr>
+        <w:t>Feasibility Analysis</w:t>
+      </w:r>
+      <w:bookmarkEnd w:id="5"/>
     </w:p>
     <w:p>
       <w:pPr>
@@ -3570,11 +3119,13 @@
           <w:color w:val="00A2FF"/>
           <w:sz w:val="36"/>
           <w:szCs w:val="36"/>
-          <w:lang w:bidi="fa-IR"/>
-        </w:rPr>
-      </w:pPr>
-      <w:r>
-        <w:rPr>
+          <w:rtl/>
+          <w:lang w:bidi="fa-IR"/>
+        </w:rPr>
+      </w:pPr>
+      <w:r>
+        <w:rPr>
+          <w:rtl/>
           <w:lang w:bidi="fa-IR"/>
         </w:rPr>
         <w:br w:type="page"/>
@@ -3587,33 +3138,22 @@
           <w:lang w:bidi="fa-IR"/>
         </w:rPr>
       </w:pPr>
-      <w:bookmarkStart w:id="7" w:name="_Toc231564769"/>
-      <w:proofErr w:type="spellStart"/>
-      <w:r>
-        <w:rPr>
-          <w:rFonts w:hint="cs"/>
+      <w:bookmarkStart w:id="6" w:name="_Toc231564768"/>
+      <w:r>
+        <w:rPr>
           <w:rtl/>
           <w:lang w:bidi="fa-IR"/>
         </w:rPr>
         <w:lastRenderedPageBreak/>
-        <w:t>مدل‌های</w:t>
-      </w:r>
-      <w:proofErr w:type="spellEnd"/>
-      <w:r>
-        <w:rPr>
-          <w:rFonts w:hint="cs"/>
-          <w:rtl/>
-          <w:lang w:bidi="fa-IR"/>
-        </w:rPr>
-        <w:t xml:space="preserve"> کارکردی | </w:t>
-      </w:r>
-      <w:r>
-        <w:rPr>
-          <w:lang w:bidi="fa-IR"/>
-        </w:rPr>
-        <w:t>Functional Models</w:t>
-      </w:r>
-      <w:bookmarkEnd w:id="7"/>
+        <w:t xml:space="preserve">تعریف نیازمندی‌ها |‌ </w:t>
+      </w:r>
+      <w:r>
+        <w:rPr>
+          <w:lang w:bidi="fa-IR"/>
+        </w:rPr>
+        <w:t>Requirements Definition</w:t>
+      </w:r>
+      <w:bookmarkEnd w:id="6"/>
     </w:p>
     <w:p>
       <w:pPr>
@@ -3638,482 +3178,27 @@
     </w:p>
     <w:p>
       <w:pPr>
-        <w:pStyle w:val="Heading2"/>
-        <w:rPr>
-          <w:rtl/>
-          <w:lang w:bidi="fa-IR"/>
-        </w:rPr>
-      </w:pPr>
-      <w:bookmarkStart w:id="8" w:name="_Toc231564770"/>
-      <w:proofErr w:type="spellStart"/>
-      <w:r>
-        <w:rPr>
-          <w:rFonts w:hint="cs"/>
+        <w:pStyle w:val="Heading1"/>
+        <w:rPr>
+          <w:lang w:bidi="fa-IR"/>
+        </w:rPr>
+      </w:pPr>
+      <w:bookmarkStart w:id="7" w:name="_Toc231564769"/>
+      <w:r>
+        <w:rPr>
           <w:rtl/>
           <w:lang w:bidi="fa-IR"/>
         </w:rPr>
         <w:lastRenderedPageBreak/>
-        <w:t>سناریو‌های</w:t>
-      </w:r>
-      <w:proofErr w:type="spellEnd"/>
-      <w:r>
-        <w:rPr>
-          <w:rFonts w:hint="cs"/>
-          <w:rtl/>
-          <w:lang w:bidi="fa-IR"/>
-        </w:rPr>
-        <w:t xml:space="preserve"> پروژه | </w:t>
-      </w:r>
-      <w:r>
-        <w:rPr>
-          <w:lang w:bidi="fa-IR"/>
-        </w:rPr>
-        <w:t>Use-Case Descriptions</w:t>
-      </w:r>
-      <w:bookmarkEnd w:id="8"/>
-    </w:p>
-    <w:p>
-      <w:pPr>
-        <w:bidi w:val="0"/>
-        <w:spacing w:before="0" w:line="240" w:lineRule="auto"/>
-        <w:jc w:val="left"/>
-        <w:rPr>
-          <w:rFonts w:cs="Mj_Casablanca Light"/>
-          <w:color w:val="00A2FF"/>
-          <w:sz w:val="32"/>
-          <w:szCs w:val="32"/>
-          <w:rtl/>
-          <w:lang w:bidi="fa-IR"/>
-        </w:rPr>
-      </w:pPr>
-      <w:r>
-        <w:rPr>
-          <w:rFonts w:cs="Times New Roman"/>
-          <w:rtl/>
-          <w:lang w:bidi="fa-IR"/>
-        </w:rPr>
-        <w:br w:type="page"/>
-      </w:r>
-    </w:p>
-    <w:p>
-      <w:pPr>
-        <w:pStyle w:val="Heading2"/>
-        <w:rPr>
-          <w:rFonts w:cs="Cambria"/>
-          <w:rtl/>
-          <w:lang w:bidi="fa-IR"/>
-        </w:rPr>
-      </w:pPr>
-      <w:bookmarkStart w:id="9" w:name="_Toc231564771"/>
-      <w:r>
-        <w:rPr>
-          <w:rFonts w:hint="cs"/>
-          <w:rtl/>
-          <w:lang w:bidi="fa-IR"/>
-        </w:rPr>
-        <w:lastRenderedPageBreak/>
-        <w:t xml:space="preserve">نمودارهای </w:t>
-      </w:r>
-      <w:proofErr w:type="spellStart"/>
-      <w:r>
-        <w:rPr>
-          <w:rFonts w:hint="cs"/>
-          <w:rtl/>
-          <w:lang w:bidi="fa-IR"/>
-        </w:rPr>
-        <w:t>مورد‌کاربرد</w:t>
-      </w:r>
-      <w:proofErr w:type="spellEnd"/>
-      <w:r>
-        <w:rPr>
-          <w:rFonts w:hint="cs"/>
-          <w:rtl/>
-          <w:lang w:bidi="fa-IR"/>
-        </w:rPr>
-        <w:t xml:space="preserve"> </w:t>
-      </w:r>
-      <w:r>
-        <w:rPr>
-          <w:rFonts w:cs="Cambria" w:hint="cs"/>
-          <w:rtl/>
-          <w:lang w:bidi="fa-IR"/>
-        </w:rPr>
-        <w:t xml:space="preserve">| </w:t>
-      </w:r>
-      <w:r>
-        <w:rPr>
-          <w:rFonts w:cs="Cambria"/>
-          <w:lang w:bidi="fa-IR"/>
-        </w:rPr>
-        <w:t>Use-Case Diagrams</w:t>
-      </w:r>
-      <w:bookmarkEnd w:id="9"/>
-    </w:p>
-    <w:p>
-      <w:pPr>
-        <w:bidi w:val="0"/>
-        <w:spacing w:before="0" w:line="240" w:lineRule="auto"/>
-        <w:jc w:val="left"/>
-        <w:rPr>
-          <w:rFonts w:cs="Cambria"/>
-          <w:color w:val="00A2FF"/>
-          <w:sz w:val="32"/>
-          <w:szCs w:val="32"/>
-          <w:rtl/>
-          <w:lang w:bidi="fa-IR"/>
-        </w:rPr>
-      </w:pPr>
-      <w:r>
-        <w:rPr>
-          <w:rFonts w:cs="Times New Roman"/>
-          <w:rtl/>
-          <w:lang w:bidi="fa-IR"/>
-        </w:rPr>
-        <w:br w:type="page"/>
-      </w:r>
-    </w:p>
-    <w:p>
-      <w:pPr>
-        <w:pStyle w:val="Heading2"/>
-        <w:rPr>
-          <w:rFonts w:cs="Cambria"/>
-          <w:lang w:bidi="fa-IR"/>
-        </w:rPr>
-      </w:pPr>
-      <w:bookmarkStart w:id="10" w:name="_Toc231564772"/>
-      <w:r>
-        <w:rPr>
-          <w:rFonts w:hint="cs"/>
-          <w:rtl/>
-          <w:lang w:bidi="fa-IR"/>
-        </w:rPr>
-        <w:lastRenderedPageBreak/>
-        <w:t xml:space="preserve">نمودارهای فعالیت </w:t>
-      </w:r>
-      <w:r>
-        <w:rPr>
-          <w:rFonts w:cs="Cambria" w:hint="cs"/>
-          <w:rtl/>
-          <w:lang w:bidi="fa-IR"/>
-        </w:rPr>
-        <w:t xml:space="preserve">| </w:t>
-      </w:r>
-      <w:r>
-        <w:rPr>
-          <w:rFonts w:cs="Cambria"/>
-          <w:lang w:bidi="fa-IR"/>
-        </w:rPr>
-        <w:t>Activity Diagrams</w:t>
-      </w:r>
-      <w:bookmarkEnd w:id="10"/>
-    </w:p>
-    <w:p>
-      <w:pPr>
-        <w:bidi w:val="0"/>
-        <w:spacing w:before="0" w:line="240" w:lineRule="auto"/>
-        <w:jc w:val="left"/>
-        <w:rPr>
-          <w:rFonts w:cs="Cambria"/>
-          <w:color w:val="00A2FF"/>
-          <w:sz w:val="32"/>
-          <w:szCs w:val="32"/>
-          <w:lang w:bidi="fa-IR"/>
-        </w:rPr>
-      </w:pPr>
-      <w:r>
-        <w:rPr>
-          <w:rFonts w:cs="Cambria"/>
-          <w:lang w:bidi="fa-IR"/>
-        </w:rPr>
-        <w:br w:type="page"/>
-      </w:r>
-    </w:p>
-    <w:p>
-      <w:pPr>
-        <w:pStyle w:val="Heading1"/>
-        <w:rPr>
-          <w:lang w:bidi="fa-IR"/>
-        </w:rPr>
-      </w:pPr>
-      <w:bookmarkStart w:id="11" w:name="_Toc231564773"/>
-      <w:proofErr w:type="spellStart"/>
-      <w:r>
-        <w:rPr>
-          <w:rFonts w:hint="cs"/>
-          <w:rtl/>
-          <w:lang w:bidi="fa-IR"/>
-        </w:rPr>
-        <w:lastRenderedPageBreak/>
-        <w:t>مدل‌های</w:t>
-      </w:r>
-      <w:proofErr w:type="spellEnd"/>
-      <w:r>
-        <w:rPr>
-          <w:rFonts w:hint="cs"/>
-          <w:rtl/>
-          <w:lang w:bidi="fa-IR"/>
-        </w:rPr>
-        <w:t xml:space="preserve"> ساختاری | </w:t>
-      </w:r>
-      <w:r>
-        <w:rPr>
-          <w:lang w:bidi="fa-IR"/>
-        </w:rPr>
-        <w:t>Structural Models</w:t>
-      </w:r>
-      <w:bookmarkEnd w:id="11"/>
-    </w:p>
-    <w:p>
-      <w:pPr>
-        <w:bidi w:val="0"/>
-        <w:spacing w:before="0" w:line="240" w:lineRule="auto"/>
-        <w:jc w:val="left"/>
-        <w:rPr>
-          <w:rFonts w:cs="Cambria"/>
-          <w:color w:val="00A2FF"/>
-          <w:sz w:val="32"/>
-          <w:szCs w:val="32"/>
-          <w:lang w:bidi="fa-IR"/>
-        </w:rPr>
-      </w:pPr>
-      <w:r>
-        <w:rPr>
-          <w:rFonts w:cs="Cambria"/>
-          <w:lang w:bidi="fa-IR"/>
-        </w:rPr>
-        <w:br w:type="page"/>
-      </w:r>
-    </w:p>
-    <w:p>
-      <w:pPr>
-        <w:pStyle w:val="Heading2"/>
-        <w:rPr>
-          <w:rtl/>
-          <w:lang w:bidi="fa-IR"/>
-        </w:rPr>
-      </w:pPr>
-      <w:bookmarkStart w:id="12" w:name="_Toc231564774"/>
-      <w:proofErr w:type="spellStart"/>
-      <w:r>
-        <w:rPr>
-          <w:rFonts w:hint="cs"/>
-          <w:rtl/>
-          <w:lang w:bidi="fa-IR"/>
-        </w:rPr>
-        <w:lastRenderedPageBreak/>
-        <w:t>کارت‌های</w:t>
-      </w:r>
-      <w:proofErr w:type="spellEnd"/>
-      <w:r>
-        <w:rPr>
-          <w:rFonts w:hint="cs"/>
-          <w:rtl/>
-          <w:lang w:bidi="fa-IR"/>
-        </w:rPr>
-        <w:t xml:space="preserve"> </w:t>
-      </w:r>
-      <w:r>
-        <w:rPr>
-          <w:lang w:bidi="fa-IR"/>
-        </w:rPr>
-        <w:t>CRC</w:t>
-      </w:r>
-      <w:r>
-        <w:rPr>
-          <w:rFonts w:hint="cs"/>
-          <w:rtl/>
-          <w:lang w:bidi="fa-IR"/>
-        </w:rPr>
-        <w:t xml:space="preserve"> | </w:t>
-      </w:r>
-      <w:r>
-        <w:rPr>
-          <w:lang w:bidi="fa-IR"/>
-        </w:rPr>
-        <w:t>CRC Cards</w:t>
-      </w:r>
-      <w:bookmarkEnd w:id="12"/>
-    </w:p>
-    <w:p>
-      <w:pPr>
-        <w:bidi w:val="0"/>
-        <w:spacing w:before="0" w:line="240" w:lineRule="auto"/>
-        <w:jc w:val="left"/>
-        <w:rPr>
-          <w:rFonts w:cs="Times New Roman"/>
-          <w:color w:val="00A2FF"/>
-          <w:sz w:val="32"/>
-          <w:szCs w:val="32"/>
-          <w:rtl/>
-          <w:lang w:bidi="fa-IR"/>
-        </w:rPr>
-      </w:pPr>
-      <w:r>
-        <w:rPr>
-          <w:rFonts w:cs="Times New Roman"/>
-          <w:rtl/>
-          <w:lang w:bidi="fa-IR"/>
-        </w:rPr>
-        <w:br w:type="page"/>
-      </w:r>
-    </w:p>
-    <w:p>
-      <w:pPr>
-        <w:pStyle w:val="Heading2"/>
-        <w:rPr>
-          <w:rtl/>
-          <w:lang w:bidi="fa-IR"/>
-        </w:rPr>
-      </w:pPr>
-      <w:bookmarkStart w:id="13" w:name="_Toc231564775"/>
-      <w:r>
-        <w:rPr>
-          <w:rFonts w:hint="cs"/>
-          <w:rtl/>
-          <w:lang w:bidi="fa-IR"/>
-        </w:rPr>
-        <w:lastRenderedPageBreak/>
-        <w:t xml:space="preserve">نمودارهای کلاس | </w:t>
-      </w:r>
-      <w:r>
-        <w:rPr>
-          <w:lang w:bidi="fa-IR"/>
-        </w:rPr>
-        <w:t>Class Diagrams</w:t>
-      </w:r>
-      <w:bookmarkEnd w:id="13"/>
-    </w:p>
-    <w:p>
-      <w:pPr>
-        <w:bidi w:val="0"/>
-        <w:spacing w:before="0" w:line="240" w:lineRule="auto"/>
-        <w:jc w:val="left"/>
-        <w:rPr>
-          <w:rFonts w:cs="Mj_Casablanca Light"/>
-          <w:color w:val="00A2FF"/>
-          <w:sz w:val="32"/>
-          <w:szCs w:val="32"/>
-          <w:rtl/>
-          <w:lang w:bidi="fa-IR"/>
-        </w:rPr>
-      </w:pPr>
-      <w:r>
-        <w:rPr>
-          <w:rFonts w:cs="Times New Roman"/>
-          <w:rtl/>
-          <w:lang w:bidi="fa-IR"/>
-        </w:rPr>
-        <w:br w:type="page"/>
-      </w:r>
-    </w:p>
-    <w:p>
-      <w:pPr>
-        <w:pStyle w:val="Heading2"/>
-        <w:rPr>
-          <w:rFonts w:cs="Cambria"/>
-          <w:lang w:bidi="fa-IR"/>
-        </w:rPr>
-      </w:pPr>
-      <w:bookmarkStart w:id="14" w:name="_Toc231564776"/>
-      <w:r>
-        <w:rPr>
-          <w:rFonts w:hint="cs"/>
-          <w:rtl/>
-          <w:lang w:bidi="fa-IR"/>
-        </w:rPr>
-        <w:lastRenderedPageBreak/>
-        <w:t xml:space="preserve">نمودارهای </w:t>
-      </w:r>
-      <w:proofErr w:type="spellStart"/>
-      <w:r>
-        <w:rPr>
-          <w:rFonts w:hint="cs"/>
-          <w:rtl/>
-          <w:lang w:bidi="fa-IR"/>
-        </w:rPr>
-        <w:t>شئ</w:t>
-      </w:r>
-      <w:proofErr w:type="spellEnd"/>
-      <w:r>
-        <w:rPr>
-          <w:rFonts w:hint="cs"/>
-          <w:rtl/>
-          <w:lang w:bidi="fa-IR"/>
-        </w:rPr>
-        <w:t xml:space="preserve"> </w:t>
-      </w:r>
-      <w:r>
-        <w:rPr>
-          <w:rFonts w:cs="Cambria" w:hint="cs"/>
-          <w:rtl/>
-          <w:lang w:bidi="fa-IR"/>
-        </w:rPr>
-        <w:t xml:space="preserve">| </w:t>
-      </w:r>
-      <w:r>
-        <w:rPr>
-          <w:rFonts w:cs="Cambria"/>
-          <w:lang w:bidi="fa-IR"/>
-        </w:rPr>
-        <w:t>Class Diagrams</w:t>
-      </w:r>
-      <w:bookmarkEnd w:id="14"/>
-    </w:p>
-    <w:p>
-      <w:pPr>
-        <w:bidi w:val="0"/>
-        <w:spacing w:before="0" w:line="240" w:lineRule="auto"/>
-        <w:jc w:val="left"/>
-        <w:rPr>
-          <w:rFonts w:cs="Cambria"/>
-          <w:color w:val="00A2FF"/>
-          <w:sz w:val="32"/>
-          <w:szCs w:val="32"/>
-          <w:lang w:bidi="fa-IR"/>
-        </w:rPr>
-      </w:pPr>
-      <w:r>
-        <w:rPr>
-          <w:rFonts w:cs="Cambria"/>
-          <w:lang w:bidi="fa-IR"/>
-        </w:rPr>
-        <w:br w:type="page"/>
-      </w:r>
-    </w:p>
-    <w:p>
-      <w:pPr>
-        <w:pStyle w:val="Heading1"/>
-        <w:rPr>
-          <w:lang w:bidi="fa-IR"/>
-        </w:rPr>
-      </w:pPr>
-      <w:bookmarkStart w:id="15" w:name="_Toc231564777"/>
-      <w:proofErr w:type="spellStart"/>
-      <w:r>
-        <w:rPr>
-          <w:rFonts w:hint="cs"/>
-          <w:rtl/>
-          <w:lang w:bidi="fa-IR"/>
-        </w:rPr>
-        <w:lastRenderedPageBreak/>
-        <w:t>مدل‌های</w:t>
-      </w:r>
-      <w:proofErr w:type="spellEnd"/>
-      <w:r>
-        <w:rPr>
-          <w:rFonts w:hint="cs"/>
-          <w:rtl/>
-          <w:lang w:bidi="fa-IR"/>
-        </w:rPr>
-        <w:t xml:space="preserve"> رفتاری | </w:t>
-      </w:r>
-      <w:r>
-        <w:rPr>
-          <w:lang w:bidi="fa-IR"/>
-        </w:rPr>
-        <w:t>Behavioral Models</w:t>
-      </w:r>
-      <w:bookmarkEnd w:id="15"/>
+        <w:t xml:space="preserve">مدل‌های کارکردی | </w:t>
+      </w:r>
+      <w:r>
+        <w:rPr>
+          <w:lang w:bidi="fa-IR"/>
+        </w:rPr>
+        <w:t>Functional Models</w:t>
+      </w:r>
+      <w:bookmarkEnd w:id="7"/>
     </w:p>
     <w:p>
       <w:pPr>
@@ -4140,26 +3225,26 @@
       <w:pPr>
         <w:pStyle w:val="Heading2"/>
         <w:rPr>
-          <w:lang w:bidi="fa-IR"/>
-        </w:rPr>
-      </w:pPr>
-      <w:bookmarkStart w:id="16" w:name="_Toc231564778"/>
-      <w:r>
-        <w:rPr>
-          <w:rFonts w:hint="cs"/>
+          <w:rtl/>
+          <w:lang w:bidi="fa-IR"/>
+        </w:rPr>
+      </w:pPr>
+      <w:bookmarkStart w:id="8" w:name="_Toc231564770"/>
+      <w:r>
+        <w:rPr>
           <w:rtl/>
           <w:lang w:bidi="fa-IR"/>
         </w:rPr>
         <w:lastRenderedPageBreak/>
-        <w:t xml:space="preserve">نمودارهای توالی | </w:t>
-      </w:r>
-      <w:r>
-        <w:rPr>
-          <w:lang w:bidi="fa-IR"/>
-        </w:rPr>
-        <w:t>Sequence Diagrams</w:t>
-      </w:r>
-      <w:bookmarkEnd w:id="16"/>
+        <w:t xml:space="preserve">سناریو‌های پروژه | </w:t>
+      </w:r>
+      <w:r>
+        <w:rPr>
+          <w:lang w:bidi="fa-IR"/>
+        </w:rPr>
+        <w:t>Use-Case Descriptions</w:t>
+      </w:r>
+      <w:bookmarkEnd w:id="8"/>
     </w:p>
     <w:p>
       <w:pPr>
@@ -4171,11 +3256,14 @@
           <w:color w:val="00A2FF"/>
           <w:sz w:val="32"/>
           <w:szCs w:val="32"/>
-          <w:lang w:bidi="fa-IR"/>
-        </w:rPr>
-      </w:pPr>
-      <w:r>
-        <w:rPr>
+          <w:rtl/>
+          <w:lang w:bidi="fa-IR"/>
+        </w:rPr>
+      </w:pPr>
+      <w:r>
+        <w:rPr>
+          <w:rFonts w:cs="Times New Roman"/>
+          <w:rtl/>
           <w:lang w:bidi="fa-IR"/>
         </w:rPr>
         <w:br w:type="page"/>
@@ -4186,22 +3274,22 @@
         <w:pStyle w:val="Heading2"/>
         <w:rPr>
           <w:rFonts w:cs="Cambria"/>
-          <w:lang w:bidi="fa-IR"/>
-        </w:rPr>
-      </w:pPr>
-      <w:bookmarkStart w:id="17" w:name="_Toc231564779"/>
-      <w:r>
-        <w:rPr>
-          <w:rFonts w:hint="cs"/>
+          <w:rtl/>
+          <w:lang w:bidi="fa-IR"/>
+        </w:rPr>
+      </w:pPr>
+      <w:bookmarkStart w:id="9" w:name="_Toc231564771"/>
+      <w:r>
+        <w:rPr>
           <w:rtl/>
           <w:lang w:bidi="fa-IR"/>
         </w:rPr>
         <w:lastRenderedPageBreak/>
-        <w:t xml:space="preserve">نمودارهای ارتباطی </w:t>
-      </w:r>
-      <w:r>
-        <w:rPr>
-          <w:rFonts w:cs="Cambria" w:hint="cs"/>
+        <w:t xml:space="preserve">نمودارهای مورد‌کاربرد </w:t>
+      </w:r>
+      <w:r>
+        <w:rPr>
+          <w:rFonts w:cs="Cambria"/>
           <w:rtl/>
           <w:lang w:bidi="fa-IR"/>
         </w:rPr>
@@ -4212,9 +3300,9 @@
           <w:rFonts w:cs="Cambria"/>
           <w:lang w:bidi="fa-IR"/>
         </w:rPr>
-        <w:t>Communication Diagrams</w:t>
-      </w:r>
-      <w:bookmarkEnd w:id="17"/>
+        <w:t>Use-Case Diagrams</w:t>
+      </w:r>
+      <w:bookmarkEnd w:id="9"/>
     </w:p>
     <w:p>
       <w:pPr>
@@ -4226,12 +3314,14 @@
           <w:color w:val="00A2FF"/>
           <w:sz w:val="32"/>
           <w:szCs w:val="32"/>
-          <w:lang w:bidi="fa-IR"/>
-        </w:rPr>
-      </w:pPr>
-      <w:r>
-        <w:rPr>
-          <w:rFonts w:cs="Cambria"/>
+          <w:rtl/>
+          <w:lang w:bidi="fa-IR"/>
+        </w:rPr>
+      </w:pPr>
+      <w:r>
+        <w:rPr>
+          <w:rFonts w:cs="Times New Roman"/>
+          <w:rtl/>
           <w:lang w:bidi="fa-IR"/>
         </w:rPr>
         <w:br w:type="page"/>
@@ -4241,44 +3331,187 @@
       <w:pPr>
         <w:pStyle w:val="Heading2"/>
         <w:rPr>
-          <w:lang w:bidi="fa-IR"/>
-        </w:rPr>
-      </w:pPr>
-      <w:bookmarkStart w:id="18" w:name="_Toc231564780"/>
-      <w:proofErr w:type="spellStart"/>
-      <w:r>
-        <w:rPr>
-          <w:rFonts w:hint="cs"/>
+          <w:rFonts w:cs="Cambria"/>
+          <w:lang w:bidi="fa-IR"/>
+        </w:rPr>
+      </w:pPr>
+      <w:bookmarkStart w:id="10" w:name="_Toc231564772"/>
+      <w:r>
+        <w:rPr>
           <w:rtl/>
           <w:lang w:bidi="fa-IR"/>
         </w:rPr>
         <w:lastRenderedPageBreak/>
-        <w:t>ماشین‌های</w:t>
-      </w:r>
-      <w:proofErr w:type="spellEnd"/>
-      <w:r>
-        <w:rPr>
-          <w:rFonts w:hint="cs"/>
-          <w:rtl/>
-          <w:lang w:bidi="fa-IR"/>
-        </w:rPr>
-        <w:t xml:space="preserve"> حالت رفتاری | </w:t>
-      </w:r>
-      <w:proofErr w:type="spellStart"/>
-      <w:r>
-        <w:rPr>
-          <w:lang w:bidi="fa-IR"/>
-        </w:rPr>
-        <w:t>Behavorial</w:t>
-      </w:r>
-      <w:proofErr w:type="spellEnd"/>
-      <w:r>
-        <w:rPr>
-          <w:lang w:bidi="fa-IR"/>
-        </w:rPr>
-        <w:t xml:space="preserve"> State Machines</w:t>
-      </w:r>
-      <w:bookmarkEnd w:id="18"/>
+        <w:t xml:space="preserve">نمودارهای فعالیت </w:t>
+      </w:r>
+      <w:r>
+        <w:rPr>
+          <w:rFonts w:cs="Cambria"/>
+          <w:rtl/>
+          <w:lang w:bidi="fa-IR"/>
+        </w:rPr>
+        <w:t xml:space="preserve">| </w:t>
+      </w:r>
+      <w:r>
+        <w:rPr>
+          <w:rFonts w:cs="Cambria"/>
+          <w:lang w:bidi="fa-IR"/>
+        </w:rPr>
+        <w:t>Activity Diagrams</w:t>
+      </w:r>
+      <w:bookmarkEnd w:id="10"/>
+    </w:p>
+    <w:p>
+      <w:pPr>
+        <w:bidi w:val="0"/>
+        <w:spacing w:before="0" w:line="240" w:lineRule="auto"/>
+        <w:jc w:val="left"/>
+        <w:rPr>
+          <w:rFonts w:cs="Cambria"/>
+          <w:color w:val="00A2FF"/>
+          <w:sz w:val="32"/>
+          <w:szCs w:val="32"/>
+          <w:lang w:bidi="fa-IR"/>
+        </w:rPr>
+      </w:pPr>
+      <w:r>
+        <w:rPr>
+          <w:rFonts w:cs="Cambria"/>
+          <w:lang w:bidi="fa-IR"/>
+        </w:rPr>
+        <w:br w:type="page"/>
+      </w:r>
+    </w:p>
+    <w:p>
+      <w:pPr>
+        <w:pStyle w:val="Heading1"/>
+        <w:rPr>
+          <w:lang w:bidi="fa-IR"/>
+        </w:rPr>
+      </w:pPr>
+      <w:bookmarkStart w:id="11" w:name="_Toc231564773"/>
+      <w:r>
+        <w:rPr>
+          <w:rtl/>
+          <w:lang w:bidi="fa-IR"/>
+        </w:rPr>
+        <w:lastRenderedPageBreak/>
+        <w:t xml:space="preserve">مدل‌های ساختاری | </w:t>
+      </w:r>
+      <w:r>
+        <w:rPr>
+          <w:lang w:bidi="fa-IR"/>
+        </w:rPr>
+        <w:t>Structural Models</w:t>
+      </w:r>
+      <w:bookmarkEnd w:id="11"/>
+    </w:p>
+    <w:p>
+      <w:pPr>
+        <w:bidi w:val="0"/>
+        <w:spacing w:before="0" w:line="240" w:lineRule="auto"/>
+        <w:jc w:val="left"/>
+        <w:rPr>
+          <w:rFonts w:cs="Cambria"/>
+          <w:color w:val="00A2FF"/>
+          <w:sz w:val="32"/>
+          <w:szCs w:val="32"/>
+          <w:lang w:bidi="fa-IR"/>
+        </w:rPr>
+      </w:pPr>
+      <w:r>
+        <w:rPr>
+          <w:rFonts w:cs="Cambria"/>
+          <w:lang w:bidi="fa-IR"/>
+        </w:rPr>
+        <w:br w:type="page"/>
+      </w:r>
+    </w:p>
+    <w:p>
+      <w:pPr>
+        <w:pStyle w:val="Heading2"/>
+        <w:rPr>
+          <w:rtl/>
+          <w:lang w:bidi="fa-IR"/>
+        </w:rPr>
+      </w:pPr>
+      <w:bookmarkStart w:id="12" w:name="_Toc231564774"/>
+      <w:r>
+        <w:rPr>
+          <w:rtl/>
+          <w:lang w:bidi="fa-IR"/>
+        </w:rPr>
+        <w:lastRenderedPageBreak/>
+        <w:t xml:space="preserve">کارت‌های </w:t>
+      </w:r>
+      <w:r>
+        <w:rPr>
+          <w:lang w:bidi="fa-IR"/>
+        </w:rPr>
+        <w:t>CRC</w:t>
+      </w:r>
+      <w:r>
+        <w:rPr>
+          <w:rtl/>
+          <w:lang w:bidi="fa-IR"/>
+        </w:rPr>
+        <w:t xml:space="preserve"> | </w:t>
+      </w:r>
+      <w:r>
+        <w:rPr>
+          <w:lang w:bidi="fa-IR"/>
+        </w:rPr>
+        <w:t>CRC Cards</w:t>
+      </w:r>
+      <w:bookmarkEnd w:id="12"/>
+    </w:p>
+    <w:p>
+      <w:pPr>
+        <w:bidi w:val="0"/>
+        <w:spacing w:before="0" w:line="240" w:lineRule="auto"/>
+        <w:jc w:val="left"/>
+        <w:rPr>
+          <w:rFonts w:cs="Times New Roman"/>
+          <w:color w:val="00A2FF"/>
+          <w:sz w:val="32"/>
+          <w:szCs w:val="32"/>
+          <w:rtl/>
+          <w:lang w:bidi="fa-IR"/>
+        </w:rPr>
+      </w:pPr>
+      <w:r>
+        <w:rPr>
+          <w:rFonts w:cs="Times New Roman"/>
+          <w:rtl/>
+          <w:lang w:bidi="fa-IR"/>
+        </w:rPr>
+        <w:br w:type="page"/>
+      </w:r>
+    </w:p>
+    <w:p>
+      <w:pPr>
+        <w:pStyle w:val="Heading2"/>
+        <w:rPr>
+          <w:rtl/>
+          <w:lang w:bidi="fa-IR"/>
+        </w:rPr>
+      </w:pPr>
+      <w:bookmarkStart w:id="13" w:name="_Toc231564775"/>
+      <w:r>
+        <w:rPr>
+          <w:rtl/>
+          <w:lang w:bidi="fa-IR"/>
+        </w:rPr>
+        <w:lastRenderedPageBreak/>
+        <w:t xml:space="preserve">نمودارهای کلاس | </w:t>
+      </w:r>
+      <w:r>
+        <w:rPr>
+          <w:lang w:bidi="fa-IR"/>
+        </w:rPr>
+        <w:t>Class Diagrams</w:t>
+      </w:r>
+      <w:bookmarkEnd w:id="13"/>
     </w:p>
     <w:p>
       <w:pPr>
@@ -4290,11 +3523,14 @@
           <w:color w:val="00A2FF"/>
           <w:sz w:val="32"/>
           <w:szCs w:val="32"/>
-          <w:lang w:bidi="fa-IR"/>
-        </w:rPr>
-      </w:pPr>
-      <w:r>
-        <w:rPr>
+          <w:rtl/>
+          <w:lang w:bidi="fa-IR"/>
+        </w:rPr>
+      </w:pPr>
+      <w:r>
+        <w:rPr>
+          <w:rFonts w:cs="Times New Roman"/>
+          <w:rtl/>
           <w:lang w:bidi="fa-IR"/>
         </w:rPr>
         <w:br w:type="page"/>
@@ -4302,38 +3538,82 @@
     </w:p>
     <w:p>
       <w:pPr>
+        <w:pStyle w:val="Heading2"/>
+        <w:rPr>
+          <w:rFonts w:cs="Cambria"/>
+          <w:lang w:bidi="fa-IR"/>
+        </w:rPr>
+      </w:pPr>
+      <w:bookmarkStart w:id="14" w:name="_Toc231564776"/>
+      <w:r>
+        <w:rPr>
+          <w:rtl/>
+          <w:lang w:bidi="fa-IR"/>
+        </w:rPr>
+        <w:lastRenderedPageBreak/>
+        <w:t xml:space="preserve">نمودارهای شئ </w:t>
+      </w:r>
+      <w:r>
+        <w:rPr>
+          <w:rFonts w:cs="Cambria"/>
+          <w:rtl/>
+          <w:lang w:bidi="fa-IR"/>
+        </w:rPr>
+        <w:t xml:space="preserve">| </w:t>
+      </w:r>
+      <w:r>
+        <w:rPr>
+          <w:rFonts w:cs="Cambria"/>
+          <w:lang w:bidi="fa-IR"/>
+        </w:rPr>
+        <w:t>Class Diagrams</w:t>
+      </w:r>
+      <w:bookmarkEnd w:id="14"/>
+    </w:p>
+    <w:p>
+      <w:pPr>
+        <w:bidi w:val="0"/>
+        <w:spacing w:before="0" w:line="240" w:lineRule="auto"/>
+        <w:jc w:val="left"/>
+        <w:rPr>
+          <w:rFonts w:cs="Cambria"/>
+          <w:color w:val="00A2FF"/>
+          <w:sz w:val="32"/>
+          <w:szCs w:val="32"/>
+          <w:lang w:bidi="fa-IR"/>
+        </w:rPr>
+      </w:pPr>
+      <w:r>
+        <w:rPr>
+          <w:rFonts w:cs="Cambria"/>
+          <w:lang w:bidi="fa-IR"/>
+        </w:rPr>
+        <w:br w:type="page"/>
+      </w:r>
+    </w:p>
+    <w:p>
+      <w:pPr>
         <w:pStyle w:val="Heading1"/>
         <w:rPr>
           <w:lang w:bidi="fa-IR"/>
         </w:rPr>
       </w:pPr>
-      <w:bookmarkStart w:id="19" w:name="_Toc231564781"/>
-      <w:proofErr w:type="spellStart"/>
-      <w:r>
-        <w:rPr>
-          <w:rFonts w:hint="cs"/>
+      <w:bookmarkStart w:id="15" w:name="_Toc231564777"/>
+      <w:r>
+        <w:rPr>
           <w:rtl/>
           <w:lang w:bidi="fa-IR"/>
         </w:rPr>
         <w:lastRenderedPageBreak/>
-        <w:t>پیوست‌ها</w:t>
-      </w:r>
-      <w:proofErr w:type="spellEnd"/>
-      <w:r>
-        <w:rPr>
-          <w:rFonts w:hint="cs"/>
-          <w:rtl/>
-          <w:lang w:bidi="fa-IR"/>
-        </w:rPr>
-        <w:t xml:space="preserve"> | </w:t>
-      </w:r>
-      <w:r>
-        <w:rPr>
-          <w:lang w:bidi="fa-IR"/>
-        </w:rPr>
-        <w:t>Attachments</w:t>
-      </w:r>
-      <w:bookmarkEnd w:id="19"/>
+        <w:t xml:space="preserve">مدل‌های رفتاری | </w:t>
+      </w:r>
+      <w:r>
+        <w:rPr>
+          <w:lang w:bidi="fa-IR"/>
+        </w:rPr>
+        <w:t>Behavioral Models</w:t>
+      </w:r>
+      <w:bookmarkEnd w:id="15"/>
     </w:p>
     <w:p>
       <w:pPr>
@@ -4360,47 +3640,212 @@
       <w:pPr>
         <w:pStyle w:val="Heading2"/>
         <w:rPr>
+          <w:lang w:bidi="fa-IR"/>
+        </w:rPr>
+      </w:pPr>
+      <w:bookmarkStart w:id="16" w:name="_Toc231564778"/>
+      <w:r>
+        <w:rPr>
+          <w:rtl/>
+          <w:lang w:bidi="fa-IR"/>
+        </w:rPr>
+        <w:lastRenderedPageBreak/>
+        <w:t xml:space="preserve">نمودارهای توالی | </w:t>
+      </w:r>
+      <w:r>
+        <w:rPr>
+          <w:lang w:bidi="fa-IR"/>
+        </w:rPr>
+        <w:t>Sequence Diagrams</w:t>
+      </w:r>
+      <w:bookmarkEnd w:id="16"/>
+    </w:p>
+    <w:p>
+      <w:pPr>
+        <w:bidi w:val="0"/>
+        <w:spacing w:before="0" w:line="240" w:lineRule="auto"/>
+        <w:jc w:val="left"/>
+        <w:rPr>
+          <w:rFonts w:cs="Mj_Casablanca Light"/>
+          <w:color w:val="00A2FF"/>
+          <w:sz w:val="32"/>
+          <w:szCs w:val="32"/>
+          <w:lang w:bidi="fa-IR"/>
+        </w:rPr>
+      </w:pPr>
+      <w:r>
+        <w:rPr>
+          <w:lang w:bidi="fa-IR"/>
+        </w:rPr>
+        <w:br w:type="page"/>
+      </w:r>
+    </w:p>
+    <w:p>
+      <w:pPr>
+        <w:pStyle w:val="Heading2"/>
+        <w:rPr>
+          <w:rFonts w:cs="Cambria"/>
+          <w:lang w:bidi="fa-IR"/>
+        </w:rPr>
+      </w:pPr>
+      <w:bookmarkStart w:id="17" w:name="_Toc231564779"/>
+      <w:r>
+        <w:rPr>
+          <w:rtl/>
+          <w:lang w:bidi="fa-IR"/>
+        </w:rPr>
+        <w:lastRenderedPageBreak/>
+        <w:t xml:space="preserve">نمودارهای ارتباطی </w:t>
+      </w:r>
+      <w:r>
+        <w:rPr>
+          <w:rFonts w:cs="Cambria"/>
+          <w:rtl/>
+          <w:lang w:bidi="fa-IR"/>
+        </w:rPr>
+        <w:t xml:space="preserve">| </w:t>
+      </w:r>
+      <w:r>
+        <w:rPr>
+          <w:rFonts w:cs="Cambria"/>
+          <w:lang w:bidi="fa-IR"/>
+        </w:rPr>
+        <w:t>Communication Diagrams</w:t>
+      </w:r>
+      <w:bookmarkEnd w:id="17"/>
+    </w:p>
+    <w:p>
+      <w:pPr>
+        <w:bidi w:val="0"/>
+        <w:spacing w:before="0" w:line="240" w:lineRule="auto"/>
+        <w:jc w:val="left"/>
+        <w:rPr>
+          <w:rFonts w:cs="Cambria"/>
+          <w:color w:val="00A2FF"/>
+          <w:sz w:val="32"/>
+          <w:szCs w:val="32"/>
+          <w:lang w:bidi="fa-IR"/>
+        </w:rPr>
+      </w:pPr>
+      <w:r>
+        <w:rPr>
+          <w:rFonts w:cs="Cambria"/>
+          <w:lang w:bidi="fa-IR"/>
+        </w:rPr>
+        <w:br w:type="page"/>
+      </w:r>
+    </w:p>
+    <w:p>
+      <w:pPr>
+        <w:pStyle w:val="Heading2"/>
+        <w:rPr>
+          <w:lang w:bidi="fa-IR"/>
+        </w:rPr>
+      </w:pPr>
+      <w:bookmarkStart w:id="18" w:name="_Toc231564780"/>
+      <w:r>
+        <w:rPr>
+          <w:rtl/>
+          <w:lang w:bidi="fa-IR"/>
+        </w:rPr>
+        <w:lastRenderedPageBreak/>
+        <w:t xml:space="preserve">ماشین‌های حالت رفتاری | </w:t>
+      </w:r>
+      <w:r>
+        <w:rPr>
+          <w:lang w:bidi="fa-IR"/>
+        </w:rPr>
+        <w:t>Behavioral</w:t>
+      </w:r>
+      <w:r>
+        <w:rPr>
+          <w:lang w:bidi="fa-IR"/>
+        </w:rPr>
+        <w:t xml:space="preserve"> State Machines</w:t>
+      </w:r>
+      <w:bookmarkEnd w:id="18"/>
+    </w:p>
+    <w:p>
+      <w:pPr>
+        <w:bidi w:val="0"/>
+        <w:spacing w:before="0" w:line="240" w:lineRule="auto"/>
+        <w:jc w:val="left"/>
+        <w:rPr>
+          <w:rFonts w:cs="Mj_Casablanca Light"/>
+          <w:color w:val="00A2FF"/>
+          <w:sz w:val="32"/>
+          <w:szCs w:val="32"/>
+          <w:lang w:bidi="fa-IR"/>
+        </w:rPr>
+      </w:pPr>
+      <w:r>
+        <w:rPr>
+          <w:lang w:bidi="fa-IR"/>
+        </w:rPr>
+        <w:br w:type="page"/>
+      </w:r>
+    </w:p>
+    <w:p>
+      <w:pPr>
+        <w:pStyle w:val="Heading1"/>
+        <w:rPr>
+          <w:lang w:bidi="fa-IR"/>
+        </w:rPr>
+      </w:pPr>
+      <w:bookmarkStart w:id="19" w:name="_Toc231564781"/>
+      <w:r>
+        <w:rPr>
+          <w:rtl/>
+          <w:lang w:bidi="fa-IR"/>
+        </w:rPr>
+        <w:lastRenderedPageBreak/>
+        <w:t xml:space="preserve">پیوست‌ها | </w:t>
+      </w:r>
+      <w:r>
+        <w:rPr>
+          <w:lang w:bidi="fa-IR"/>
+        </w:rPr>
+        <w:t>Attachments</w:t>
+      </w:r>
+      <w:bookmarkEnd w:id="19"/>
+    </w:p>
+    <w:p>
+      <w:pPr>
+        <w:bidi w:val="0"/>
+        <w:spacing w:before="0" w:line="240" w:lineRule="auto"/>
+        <w:jc w:val="left"/>
+        <w:rPr>
+          <w:b/>
+          <w:bCs/>
+          <w:color w:val="00A2FF"/>
+          <w:sz w:val="36"/>
+          <w:szCs w:val="36"/>
+          <w:lang w:bidi="fa-IR"/>
+        </w:rPr>
+      </w:pPr>
+      <w:r>
+        <w:rPr>
+          <w:lang w:bidi="fa-IR"/>
+        </w:rPr>
+        <w:br w:type="page"/>
+      </w:r>
+    </w:p>
+    <w:p>
+      <w:pPr>
+        <w:pStyle w:val="Heading2"/>
+        <w:rPr>
           <w:rtl/>
           <w:lang w:bidi="fa-IR"/>
         </w:rPr>
       </w:pPr>
       <w:bookmarkStart w:id="20" w:name="_Toc231564782"/>
-      <w:proofErr w:type="spellStart"/>
-      <w:r>
-        <w:rPr>
-          <w:rFonts w:hint="cs"/>
+      <w:r>
+        <w:rPr>
           <w:rtl/>
           <w:lang w:bidi="fa-IR"/>
         </w:rPr>
         <w:lastRenderedPageBreak/>
-        <w:t>لینک‌های</w:t>
-      </w:r>
-      <w:proofErr w:type="spellEnd"/>
-      <w:r>
-        <w:rPr>
-          <w:rFonts w:hint="cs"/>
-          <w:rtl/>
-          <w:lang w:bidi="fa-IR"/>
-        </w:rPr>
-        <w:t xml:space="preserve"> دسترسی به مخزن </w:t>
-      </w:r>
-      <w:proofErr w:type="spellStart"/>
-      <w:r>
-        <w:rPr>
-          <w:rFonts w:hint="cs"/>
-          <w:rtl/>
-          <w:lang w:bidi="fa-IR"/>
-        </w:rPr>
-        <w:t>گیت</w:t>
-      </w:r>
-      <w:proofErr w:type="spellEnd"/>
-      <w:r>
-        <w:rPr>
-          <w:rFonts w:hint="cs"/>
-          <w:rtl/>
-          <w:lang w:bidi="fa-IR"/>
-        </w:rPr>
-        <w:t xml:space="preserve"> | </w:t>
+        <w:t xml:space="preserve">لینک‌های دسترسی به مخزن گیت | </w:t>
       </w:r>
       <w:r>
         <w:rPr>
@@ -4435,65 +3880,17 @@
       <w:pPr>
         <w:pStyle w:val="Heading2"/>
         <w:rPr>
-          <w:rFonts w:hint="cs"/>
           <w:lang w:bidi="fa-IR"/>
         </w:rPr>
       </w:pPr>
       <w:bookmarkStart w:id="21" w:name="_Toc231564783"/>
-      <w:proofErr w:type="spellStart"/>
-      <w:r>
-        <w:rPr>
-          <w:rFonts w:hint="cs"/>
+      <w:r>
+        <w:rPr>
           <w:rtl/>
           <w:lang w:bidi="fa-IR"/>
         </w:rPr>
         <w:lastRenderedPageBreak/>
-        <w:t>حساب‌های</w:t>
-      </w:r>
-      <w:proofErr w:type="spellEnd"/>
-      <w:r>
-        <w:rPr>
-          <w:rFonts w:hint="cs"/>
-          <w:rtl/>
-          <w:lang w:bidi="fa-IR"/>
-        </w:rPr>
-        <w:t xml:space="preserve"> کاربری </w:t>
-      </w:r>
-      <w:proofErr w:type="spellStart"/>
-      <w:r>
-        <w:rPr>
-          <w:rFonts w:hint="cs"/>
-          <w:rtl/>
-          <w:lang w:bidi="fa-IR"/>
-        </w:rPr>
-        <w:t>لینکد‌این</w:t>
-      </w:r>
-      <w:proofErr w:type="spellEnd"/>
-      <w:r>
-        <w:rPr>
-          <w:rFonts w:hint="cs"/>
-          <w:rtl/>
-          <w:lang w:bidi="fa-IR"/>
-        </w:rPr>
-        <w:t xml:space="preserve"> و </w:t>
-      </w:r>
-      <w:proofErr w:type="spellStart"/>
-      <w:r>
-        <w:rPr>
-          <w:rFonts w:hint="cs"/>
-          <w:rtl/>
-          <w:lang w:bidi="fa-IR"/>
-        </w:rPr>
-        <w:t>گیت‌هاب</w:t>
-      </w:r>
-      <w:proofErr w:type="spellEnd"/>
-      <w:r>
-        <w:rPr>
-          <w:rFonts w:hint="cs"/>
-          <w:rtl/>
-          <w:lang w:bidi="fa-IR"/>
-        </w:rPr>
-        <w:t xml:space="preserve"> | </w:t>
+        <w:t xml:space="preserve">حساب‌های کاربری لینکد‌این و گیت‌هاب | </w:t>
       </w:r>
       <w:r>
         <w:rPr>
@@ -6004,6 +5401,78 @@
       <w:rFonts w:asciiTheme="minorHAnsi" w:hAnsiTheme="minorHAnsi" w:cs="Times New Roman"/>
       <w:sz w:val="18"/>
       <w:szCs w:val="21"/>
+    </w:rPr>
+  </w:style>
+  <w:style w:type="paragraph" w:styleId="FootnoteText">
+    <w:name w:val="footnote text"/>
+    <w:basedOn w:val="Normal"/>
+    <w:link w:val="FootnoteTextChar"/>
+    <w:uiPriority w:val="99"/>
+    <w:semiHidden/>
+    <w:unhideWhenUsed/>
+    <w:rsid w:val="009F61AC"/>
+    <w:pPr>
+      <w:spacing w:before="0" w:line="240" w:lineRule="auto"/>
+    </w:pPr>
+    <w:rPr>
+      <w:sz w:val="20"/>
+      <w:szCs w:val="20"/>
+    </w:rPr>
+  </w:style>
+  <w:style w:type="character" w:customStyle="1" w:styleId="FootnoteTextChar">
+    <w:name w:val="Footnote Text Char"/>
+    <w:basedOn w:val="DefaultParagraphFont"/>
+    <w:link w:val="FootnoteText"/>
+    <w:uiPriority w:val="99"/>
+    <w:semiHidden/>
+    <w:rsid w:val="009F61AC"/>
+    <w:rPr>
+      <w:rFonts w:ascii="Zain" w:hAnsi="Zain" w:cs="Vazirmatn"/>
+      <w:color w:val="000000"/>
+      <w14:textOutline w14:w="0" w14:cap="flat" w14:cmpd="sng" w14:algn="ctr">
+        <w14:noFill/>
+        <w14:prstDash w14:val="solid"/>
+        <w14:bevel/>
+      </w14:textOutline>
+    </w:rPr>
+  </w:style>
+  <w:style w:type="character" w:styleId="FootnoteReference">
+    <w:name w:val="footnote reference"/>
+    <w:basedOn w:val="DefaultParagraphFont"/>
+    <w:uiPriority w:val="99"/>
+    <w:semiHidden/>
+    <w:unhideWhenUsed/>
+    <w:rsid w:val="009F61AC"/>
+    <w:rPr>
+      <w:vertAlign w:val="superscript"/>
+    </w:rPr>
+  </w:style>
+  <w:style w:type="paragraph" w:styleId="Revision">
+    <w:name w:val="Revision"/>
+    <w:hidden/>
+    <w:uiPriority w:val="99"/>
+    <w:semiHidden/>
+    <w:rsid w:val="004E7010"/>
+    <w:pPr>
+      <w:pBdr>
+        <w:top w:val="none" w:sz="0" w:space="0" w:color="auto"/>
+        <w:left w:val="none" w:sz="0" w:space="0" w:color="auto"/>
+        <w:bottom w:val="none" w:sz="0" w:space="0" w:color="auto"/>
+        <w:right w:val="none" w:sz="0" w:space="0" w:color="auto"/>
+        <w:between w:val="none" w:sz="0" w:space="0" w:color="auto"/>
+        <w:bar w:val="none" w:sz="0" w:color="auto"/>
+      </w:pBdr>
+    </w:pPr>
+    <w:rPr>
+      <w:rFonts w:ascii="Zain" w:hAnsi="Zain" w:cs="Vazirmatn"/>
+      <w:color w:val="000000"/>
+      <w:sz w:val="22"/>
+      <w:szCs w:val="22"/>
+      <w14:textOutline w14:w="0" w14:cap="flat" w14:cmpd="sng" w14:algn="ctr">
+        <w14:noFill/>
+        <w14:prstDash w14:val="solid"/>
+        <w14:bevel/>
+      </w14:textOutline>
     </w:rPr>
   </w:style>
 </w:styles>

--- a/Documentation/Analysis/System Proposal/System proposal.docx
+++ b/Documentation/Analysis/System Proposal/System proposal.docx
@@ -1,12 +1,46 @@
 
 <file path=word/document.xml><?xml version="1.0" encoding="utf-8"?>
-<w:document xmlns:wpc="http://schemas.microsoft.com/office/word/2010/wordprocessingCanvas" xmlns:cx="http://schemas.microsoft.com/office/drawing/2014/chartex" xmlns:cx1="http://schemas.microsoft.com/office/drawing/2015/9/8/chartex" xmlns:cx2="http://schemas.microsoft.com/office/drawing/2015/10/21/chartex" xmlns:cx3="http://schemas.microsoft.com/office/drawing/2016/5/9/chartex" xmlns:cx4="http://schemas.microsoft.com/office/drawing/2016/5/10/chartex" xmlns:cx5="http://schemas.microsoft.com/office/drawing/2016/5/11/chartex" xmlns:cx6="http://schemas.microsoft.com/office/drawing/2016/5/12/chartex" xmlns:cx7="http://schemas.microsoft.com/office/drawing/2016/5/13/chartex" xmlns:cx8="http://schemas.microsoft.com/office/drawing/2016/5/14/chartex" xmlns:mc="http://schemas.openxmlformats.org/markup-compatibility/2006" xmlns:aink="http://schemas.microsoft.com/office/drawing/2016/ink" xmlns:am3d="http://schemas.microsoft.com/office/drawing/2017/model3d" xmlns:o="urn:schemas-microsoft-com:office:office" xmlns:oel="http://schemas.microsoft.com/office/2019/extlst" xmlns:r="http://schemas.openxmlformats.org/officeDocument/2006/relationships" xmlns:m="http://schemas.openxmlformats.org/officeDocument/2006/math" xmlns:v="urn:schemas-microsoft-com:vml" xmlns:wp14="http://schemas.microsoft.com/office/word/2010/wordprocessingDrawing" xmlns:wp="http://schemas.openxmlformats.org/drawingml/2006/wordprocessingDrawing" xmlns:w10="urn:schemas-microsoft-com:office:word" xmlns:w="http://schemas.openxmlformats.org/wordprocessingml/2006/main" xmlns:w14="http://schemas.microsoft.com/office/word/2010/wordml" xmlns:w15="http://schemas.microsoft.com/office/word/2012/wordml" xmlns:w16cex="http://schemas.microsoft.com/office/word/2018/wordml/cex" xmlns:w16cid="http://schemas.microsoft.com/office/word/2016/wordml/cid" xmlns:w16="http://schemas.microsoft.com/office/word/2018/wordml" xmlns:w16du="http://schemas.microsoft.com/office/word/2023/wordml/word16du" xmlns:w16sdtdh="http://schemas.microsoft.com/office/word/2020/wordml/sdtdatahash" xmlns:w16sdtfl="http://schemas.microsoft.com/office/word/2024/wordml/sdtformatlock" xmlns:w16se="http://schemas.microsoft.com/office/word/2015/wordml/symex" xmlns:wpg="http://schemas.microsoft.com/office/word/2010/wordprocessingGroup" xmlns:wpi="http://schemas.microsoft.com/office/word/2010/wordprocessingInk" xmlns:wne="http://schemas.microsoft.com/office/word/2006/wordml" xmlns:wps="http://schemas.microsoft.com/office/word/2010/wordprocessingShape" mc:Ignorable="w14 w15 w16se w16cid w16 w16cex w16sdtdh w16sdtfl w16du wp14">
+<w:document xmlns:wpc="http://schemas.microsoft.com/office/word/2010/wordprocessingCanvas" xmlns:cx="http://schemas.microsoft.com/office/drawing/2014/chartex" xmlns:cx1="http://schemas.microsoft.com/office/drawing/2015/9/8/chartex" xmlns:cx2="http://schemas.microsoft.com/office/drawing/2015/10/21/chartex" xmlns:cx3="http://schemas.microsoft.com/office/drawing/2016/5/9/chartex" xmlns:cx4="http://schemas.microsoft.com/office/drawing/2016/5/10/chartex" xmlns:cx5="http://schemas.microsoft.com/office/drawing/2016/5/11/chartex" xmlns:cx6="http://schemas.microsoft.com/office/drawing/2016/5/12/chartex" xmlns:cx7="http://schemas.microsoft.com/office/drawing/2016/5/13/chartex" xmlns:cx8="http://schemas.microsoft.com/office/drawing/2016/5/14/chartex" xmlns:mc="http://schemas.openxmlformats.org/markup-compatibility/2006" xmlns:aink="http://schemas.microsoft.com/office/drawing/2016/ink" xmlns:am3d="http://schemas.microsoft.com/office/drawing/2017/model3d" xmlns:o="urn:schemas-microsoft-com:office:office" xmlns:oel="http://schemas.microsoft.com/office/2019/extlst" xmlns:r="http://schemas.openxmlformats.org/officeDocument/2006/relationships" xmlns:m="http://schemas.openxmlformats.org/officeDocument/2006/math" xmlns:v="urn:schemas-microsoft-com:vml" xmlns:wp14="http://schemas.microsoft.com/office/word/2010/wordprocessingDrawing" xmlns:wp="http://schemas.openxmlformats.org/drawingml/2006/wordprocessingDrawing" xmlns:w10="urn:schemas-microsoft-com:office:word" xmlns:w="http://schemas.openxmlformats.org/wordprocessingml/2006/main" xmlns:w14="http://schemas.microsoft.com/office/word/2010/wordml" xmlns:w15="http://schemas.microsoft.com/office/word/2012/wordml" xmlns:w16cex="http://schemas.microsoft.com/office/word/2018/wordml/cex" xmlns:w16cid="http://schemas.microsoft.com/office/word/2016/wordml/cid" xmlns:w16="http://schemas.microsoft.com/office/word/2018/wordml" xmlns:w16sdtdh="http://schemas.microsoft.com/office/word/2020/wordml/sdtdatahash" xmlns:w16se="http://schemas.microsoft.com/office/word/2015/wordml/symex" xmlns:wpg="http://schemas.microsoft.com/office/word/2010/wordprocessingGroup" xmlns:wpi="http://schemas.microsoft.com/office/word/2010/wordprocessingInk" xmlns:wne="http://schemas.microsoft.com/office/word/2006/wordml" xmlns:wps="http://schemas.microsoft.com/office/word/2010/wordprocessingShape" mc:Ignorable="w14 w15 w16se w16cid w16 w16cex w16sdtdh wp14">
   <w:body>
     <w:p>
       <w:pPr>
         <w:bidi w:val="0"/>
+        <w:spacing w:before="0" w:line="240" w:lineRule="auto"/>
         <w:jc w:val="center"/>
         <w:rPr>
+          <w:lang w:bidi="fa-IR"/>
+        </w:rPr>
+      </w:pPr>
+      <w:r>
+        <w:rPr>
+          <w:rFonts w:hint="cs"/>
+          <w:rtl/>
+          <w:lang w:bidi="fa-IR"/>
+        </w:rPr>
+        <w:t>{صفحه به نام خدا}</w:t>
+      </w:r>
+      <w:r>
+        <w:rPr>
+          <w:lang w:bidi="fa-IR"/>
+        </w:rPr>
+        <w:br w:type="page"/>
+      </w:r>
+    </w:p>
+    <w:p>
+      <w:pPr>
+        <w:bidi w:val="0"/>
+        <w:spacing w:before="0" w:line="240" w:lineRule="auto"/>
+        <w:jc w:val="left"/>
+        <w:rPr>
+          <w:lang w:bidi="fa-IR"/>
+        </w:rPr>
+      </w:pPr>
+    </w:p>
+    <w:p>
+      <w:pPr>
+        <w:bidi w:val="0"/>
+        <w:jc w:val="center"/>
+        <w:rPr>
           <w:rtl/>
           <w:lang w:bidi="fa-IR"/>
         </w:rPr>
@@ -17,7 +51,7 @@
           <w:lang w:bidi="fa-IR"/>
         </w:rPr>
         <w:drawing>
-          <wp:inline distT="0" distB="0" distL="0" distR="0" wp14:anchorId="7A61285F" wp14:editId="7C56AF6E">
+          <wp:inline distT="0" distB="0" distL="0" distR="0" wp14:anchorId="3C7AD9FB" wp14:editId="50093E03">
             <wp:extent cx="1816100" cy="2184400"/>
             <wp:effectExtent l="0" t="0" r="0" b="0"/>
             <wp:docPr id="1940279615" name="Picture 1"/>
@@ -83,7 +117,6 @@
       <w:pPr>
         <w:jc w:val="center"/>
         <w:rPr>
-          <w:rtl/>
           <w:lang w:bidi="fa-IR"/>
         </w:rPr>
       </w:pPr>
@@ -99,7 +132,6 @@
       <w:pPr>
         <w:jc w:val="center"/>
         <w:rPr>
-          <w:rtl/>
           <w:lang w:bidi="fa-IR"/>
         </w:rPr>
       </w:pPr>
@@ -124,7 +156,6 @@
       <w:pPr>
         <w:jc w:val="center"/>
         <w:rPr>
-          <w:rtl/>
           <w:lang w:bidi="fa-IR"/>
         </w:rPr>
       </w:pPr>
@@ -144,6 +175,13 @@
           <w:lang w:bidi="fa-IR"/>
         </w:rPr>
       </w:pPr>
+      <w:r>
+        <w:rPr>
+          <w:rtl/>
+          <w:lang w:bidi="fa-IR"/>
+        </w:rPr>
+        <w:t>عوامل اجرایی</w:t>
+      </w:r>
     </w:p>
     <w:p>
       <w:pPr>
@@ -158,7 +196,7 @@
           <w:rtl/>
           <w:lang w:bidi="fa-IR"/>
         </w:rPr>
-        <w:t>عوامل اجرایی</w:t>
+        <w:t>سجاد صباغ کرمانی – ابوالفضل وزیری</w:t>
       </w:r>
     </w:p>
     <w:p>
@@ -174,23 +212,22 @@
           <w:rtl/>
           <w:lang w:bidi="fa-IR"/>
         </w:rPr>
-        <w:t>سجاد صباغ کرمانی – ابوالفضل وزیری</w:t>
+        <w:t>حامد یزدی‌زاده – علی ادیب رضوی</w:t>
       </w:r>
     </w:p>
     <w:p>
       <w:pPr>
         <w:jc w:val="center"/>
         <w:rPr>
-          <w:rtl/>
-          <w:lang w:bidi="fa-IR"/>
-        </w:rPr>
-      </w:pPr>
-      <w:r>
-        <w:rPr>
-          <w:rtl/>
-          <w:lang w:bidi="fa-IR"/>
-        </w:rPr>
-        <w:t>حامد یزدی‌زاده – علی ادیب رضوی</w:t>
+          <w:lang w:bidi="fa-IR"/>
+        </w:rPr>
+      </w:pPr>
+      <w:r>
+        <w:rPr>
+          <w:rtl/>
+          <w:lang w:bidi="fa-IR"/>
+        </w:rPr>
+        <w:t>محمد حسین زارعی</w:t>
       </w:r>
     </w:p>
     <w:p>
@@ -206,59 +243,33 @@
           <w:rtl/>
           <w:lang w:bidi="fa-IR"/>
         </w:rPr>
-        <w:t>محمد حسین زارعی</w:t>
+        <w:t>سال تحصیلی</w:t>
       </w:r>
     </w:p>
     <w:p>
       <w:pPr>
-        <w:rPr>
-          <w:rtl/>
-          <w:lang w:bidi="fa-IR"/>
-        </w:rPr>
-      </w:pPr>
+        <w:jc w:val="center"/>
+        <w:rPr>
+          <w:rtl/>
+          <w:lang w:bidi="fa-IR"/>
+        </w:rPr>
+      </w:pPr>
+      <w:r>
+        <w:rPr>
+          <w:rtl/>
+          <w:lang w:bidi="fa-IR"/>
+        </w:rPr>
+        <w:t>بهار ۱۴۰۵</w:t>
+      </w:r>
     </w:p>
-    <w:p>
-      <w:pPr>
-        <w:jc w:val="center"/>
-        <w:rPr>
-          <w:rtl/>
-          <w:lang w:bidi="fa-IR"/>
-        </w:rPr>
-      </w:pPr>
-      <w:r>
-        <w:rPr>
-          <w:rtl/>
-          <w:lang w:bidi="fa-IR"/>
-        </w:rPr>
-        <w:t>سال تحصیلی</w:t>
-      </w:r>
-    </w:p>
-    <w:p>
-      <w:pPr>
-        <w:jc w:val="center"/>
-        <w:rPr>
-          <w:rtl/>
-          <w:lang w:bidi="fa-IR"/>
-        </w:rPr>
-      </w:pPr>
-      <w:r>
-        <w:rPr>
-          <w:rtl/>
-          <w:lang w:bidi="fa-IR"/>
-        </w:rPr>
-        <w:t>بهار ۱۴۰۵</w:t>
-      </w:r>
-    </w:p>
+    <w:bookmarkStart w:id="0" w:name="_Toc233399276" w:displacedByCustomXml="next"/>
     <w:sdt>
       <w:sdtPr>
         <w:rPr>
-          <w:b w:val="0"/>
-          <w:bCs w:val="0"/>
           <w:color w:val="000000"/>
           <w:sz w:val="22"/>
           <w:szCs w:val="22"/>
           <w:rtl/>
-          <w:lang w:bidi="fa-IR"/>
         </w:rPr>
         <w:id w:val="-2046367612"/>
         <w:docPartObj>
@@ -268,55 +279,51 @@
       </w:sdtPr>
       <w:sdtEndPr>
         <w:rPr>
+          <w:rFonts w:ascii="Vazirmatn" w:hAnsi="Vazirmatn" w:hint="cs"/>
+          <w:b w:val="0"/>
+          <w:bCs w:val="0"/>
           <w:noProof/>
         </w:rPr>
       </w:sdtEndPr>
       <w:sdtContent>
         <w:p>
           <w:pPr>
-            <w:pStyle w:val="Heading1"/>
-            <w:ind w:left="360"/>
+            <w:pStyle w:val="TOCHeading"/>
             <w:rPr>
-              <w:rFonts w:ascii="Vazirmatn" w:hAnsi="Vazirmatn"/>
               <w:noProof/>
-              <w:lang w:bidi="fa-IR"/>
             </w:rPr>
           </w:pPr>
           <w:r>
             <w:rPr>
               <w:rtl/>
-              <w:lang w:bidi="fa-IR"/>
             </w:rPr>
-            <w:t xml:space="preserve">فهرست مطالب | </w:t>
+            <w:t>فهر</w:t>
           </w:r>
           <w:r>
             <w:rPr>
-              <w:lang w:bidi="fa-IR"/>
+              <w:rtl/>
             </w:rPr>
+            <w:t xml:space="preserve">ست مطالب | </w:t>
+          </w:r>
+          <w:r>
             <w:t>Contents List</w:t>
           </w:r>
+          <w:bookmarkEnd w:id="0"/>
           <w:r>
             <w:rPr>
-              <w:rFonts w:ascii="Vazirmatn" w:hAnsi="Vazirmatn"/>
-              <w:b w:val="0"/>
-              <w:bCs w:val="0"/>
-              <w:lang w:bidi="fa-IR"/>
+              <w:rFonts w:ascii="Vazirmatn" w:hAnsi="Vazirmatn" w:hint="cs"/>
             </w:rPr>
             <w:fldChar w:fldCharType="begin"/>
           </w:r>
           <w:r>
             <w:rPr>
-              <w:rFonts w:ascii="Vazirmatn" w:hAnsi="Vazirmatn"/>
-              <w:lang w:bidi="fa-IR"/>
+              <w:rFonts w:ascii="Vazirmatn" w:hAnsi="Vazirmatn" w:hint="cs"/>
             </w:rPr>
             <w:instrText xml:space="preserve"> TOC \o "1-3" \h \z \u </w:instrText>
           </w:r>
           <w:r>
             <w:rPr>
-              <w:rFonts w:ascii="Vazirmatn" w:hAnsi="Vazirmatn"/>
-              <w:b w:val="0"/>
-              <w:bCs w:val="0"/>
-              <w:lang w:bidi="fa-IR"/>
+              <w:rFonts w:ascii="Vazirmatn" w:hAnsi="Vazirmatn" w:hint="cs"/>
             </w:rPr>
             <w:fldChar w:fldCharType="separate"/>
           </w:r>
@@ -324,19 +331,13 @@
         <w:p>
           <w:pPr>
             <w:pStyle w:val="TOC1"/>
-            <w:numPr>
-              <w:ilvl w:val="0"/>
-              <w:numId w:val="4"/>
-            </w:numPr>
             <w:rPr>
-              <w:rFonts w:ascii="Vazirmatn" w:eastAsiaTheme="minorEastAsia" w:hAnsi="Vazirmatn" w:cs="Vazirmatn"/>
-              <w:i/>
-              <w:iCs/>
-              <w:noProof/>
+              <w:rFonts w:asciiTheme="minorHAnsi" w:eastAsiaTheme="minorEastAsia" w:hAnsiTheme="minorHAnsi" w:cstheme="minorBidi"/>
               <w:color w:val="auto"/>
               <w:kern w:val="2"/>
+              <w:sz w:val="24"/>
               <w:bdr w:val="none" w:sz="0" w:space="0" w:color="auto"/>
-              <w:lang w:bidi="fa-IR"/>
+              <w:lang w:bidi="ar-SA"/>
               <w14:textOutline w14:w="0" w14:cap="rnd" w14:cmpd="sng" w14:algn="ctr">
                 <w14:noFill/>
                 <w14:prstDash w14:val="solid"/>
@@ -345,86 +346,81 @@
               <w14:ligatures w14:val="standardContextual"/>
             </w:rPr>
           </w:pPr>
-          <w:hyperlink w:anchor="_Toc231564762" w:history="1">
-            <w:r>
-              <w:rPr>
-                <w:rStyle w:val="Hyperlink"/>
-                <w:rFonts w:ascii="Vazirmatn" w:hAnsi="Vazirmatn" w:cs="Vazirmatn"/>
-                <w:noProof/>
-                <w:rtl/>
-                <w:lang w:bidi="fa-IR"/>
-              </w:rPr>
-              <w:t xml:space="preserve">شرح خلاصه‌ای از سیستم | </w:t>
-            </w:r>
-            <w:r>
-              <w:rPr>
-                <w:rStyle w:val="Hyperlink"/>
-                <w:rFonts w:ascii="Vazirmatn" w:hAnsi="Vazirmatn" w:cs="Vazirmatn"/>
-                <w:noProof/>
-                <w:lang w:bidi="fa-IR"/>
-              </w:rPr>
-              <w:t>A Summary Of The System</w:t>
-            </w:r>
-            <w:r>
-              <w:rPr>
-                <w:rFonts w:ascii="Vazirmatn" w:hAnsi="Vazirmatn" w:cs="Vazirmatn"/>
-                <w:noProof/>
-                <w:webHidden/>
-                <w:lang w:bidi="fa-IR"/>
+          <w:hyperlink w:anchor="_Toc233399276" w:history="1">
+            <w:r>
+              <w:rPr>
+                <w:rStyle w:val="Hyperlink"/>
+                <w:rFonts w:hint="eastAsia"/>
+                <w:rtl/>
+              </w:rPr>
+              <w:t>فهرست</w:t>
+            </w:r>
+            <w:r>
+              <w:rPr>
+                <w:rStyle w:val="Hyperlink"/>
+                <w:rtl/>
+              </w:rPr>
+              <w:t xml:space="preserve"> </w:t>
+            </w:r>
+            <w:r>
+              <w:rPr>
+                <w:rStyle w:val="Hyperlink"/>
+                <w:rFonts w:hint="eastAsia"/>
+                <w:rtl/>
+              </w:rPr>
+              <w:t>مطالب</w:t>
+            </w:r>
+            <w:r>
+              <w:rPr>
+                <w:rStyle w:val="Hyperlink"/>
+                <w:rtl/>
+              </w:rPr>
+              <w:t xml:space="preserve"> | </w:t>
+            </w:r>
+            <w:r>
+              <w:rPr>
+                <w:rStyle w:val="Hyperlink"/>
+              </w:rPr>
+              <w:t>Contents List</w:t>
+            </w:r>
+            <w:r>
+              <w:rPr>
+                <w:webHidden/>
               </w:rPr>
               <w:tab/>
             </w:r>
             <w:r>
               <w:rPr>
-                <w:rFonts w:ascii="Vazirmatn" w:hAnsi="Vazirmatn" w:cs="Vazirmatn"/>
-                <w:noProof/>
-                <w:webHidden/>
-                <w:lang w:bidi="fa-IR"/>
+                <w:webHidden/>
               </w:rPr>
               <w:fldChar w:fldCharType="begin"/>
             </w:r>
             <w:r>
               <w:rPr>
-                <w:rFonts w:ascii="Vazirmatn" w:hAnsi="Vazirmatn" w:cs="Vazirmatn"/>
-                <w:noProof/>
-                <w:webHidden/>
-                <w:lang w:bidi="fa-IR"/>
-              </w:rPr>
-              <w:instrText xml:space="preserve"> PAGEREF _Toc231564762 \h </w:instrText>
-            </w:r>
-            <w:r>
-              <w:rPr>
-                <w:rFonts w:ascii="Vazirmatn" w:hAnsi="Vazirmatn" w:cs="Vazirmatn"/>
-                <w:noProof/>
-                <w:webHidden/>
-                <w:lang w:bidi="fa-IR"/>
-              </w:rPr>
-            </w:r>
-            <w:r>
-              <w:rPr>
-                <w:rFonts w:ascii="Vazirmatn" w:hAnsi="Vazirmatn" w:cs="Vazirmatn"/>
-                <w:noProof/>
-                <w:webHidden/>
-                <w:lang w:bidi="fa-IR"/>
+                <w:webHidden/>
+              </w:rPr>
+              <w:instrText xml:space="preserve"> PAGEREF _Toc233399276 \h </w:instrText>
+            </w:r>
+            <w:r>
+              <w:rPr>
+                <w:webHidden/>
+              </w:rPr>
+            </w:r>
+            <w:r>
+              <w:rPr>
+                <w:webHidden/>
               </w:rPr>
               <w:fldChar w:fldCharType="separate"/>
             </w:r>
             <w:r>
               <w:rPr>
-                <w:rFonts w:ascii="Vazirmatn" w:hAnsi="Vazirmatn" w:cs="Vazirmatn"/>
-                <w:noProof/>
-                <w:webHidden/>
-                <w:rtl/>
-                <w:lang w:bidi="fa-IR"/>
-              </w:rPr>
-              <w:t>4</w:t>
-            </w:r>
-            <w:r>
-              <w:rPr>
-                <w:rFonts w:ascii="Vazirmatn" w:hAnsi="Vazirmatn" w:cs="Vazirmatn"/>
-                <w:noProof/>
-                <w:webHidden/>
-                <w:lang w:bidi="fa-IR"/>
+                <w:webHidden/>
+              </w:rPr>
+              <w:t>3</w:t>
+            </w:r>
+            <w:r>
+              <w:rPr>
+                <w:webHidden/>
               </w:rPr>
               <w:fldChar w:fldCharType="end"/>
             </w:r>
@@ -433,19 +429,13 @@
         <w:p>
           <w:pPr>
             <w:pStyle w:val="TOC1"/>
-            <w:numPr>
-              <w:ilvl w:val="0"/>
-              <w:numId w:val="4"/>
-            </w:numPr>
             <w:rPr>
-              <w:rFonts w:ascii="Vazirmatn" w:eastAsiaTheme="minorEastAsia" w:hAnsi="Vazirmatn" w:cs="Vazirmatn"/>
-              <w:i/>
-              <w:iCs/>
-              <w:noProof/>
+              <w:rFonts w:asciiTheme="minorHAnsi" w:eastAsiaTheme="minorEastAsia" w:hAnsiTheme="minorHAnsi" w:cstheme="minorBidi"/>
               <w:color w:val="auto"/>
               <w:kern w:val="2"/>
+              <w:sz w:val="24"/>
               <w:bdr w:val="none" w:sz="0" w:space="0" w:color="auto"/>
-              <w:lang w:bidi="fa-IR"/>
+              <w:lang w:bidi="ar-SA"/>
               <w14:textOutline w14:w="0" w14:cap="rnd" w14:cmpd="sng" w14:algn="ctr">
                 <w14:noFill/>
                 <w14:prstDash w14:val="solid"/>
@@ -454,86 +444,66 @@
               <w14:ligatures w14:val="standardContextual"/>
             </w:rPr>
           </w:pPr>
-          <w:hyperlink w:anchor="_Toc231564763" w:history="1">
-            <w:r>
-              <w:rPr>
-                <w:rStyle w:val="Hyperlink"/>
-                <w:rFonts w:ascii="Vazirmatn" w:hAnsi="Vazirmatn" w:cs="Vazirmatn"/>
-                <w:noProof/>
-                <w:rtl/>
-                <w:lang w:bidi="fa-IR"/>
-              </w:rPr>
-              <w:t xml:space="preserve">اهداف پروژه | </w:t>
-            </w:r>
-            <w:r>
-              <w:rPr>
-                <w:rStyle w:val="Hyperlink"/>
-                <w:rFonts w:ascii="Vazirmatn" w:hAnsi="Vazirmatn" w:cs="Vazirmatn"/>
-                <w:noProof/>
-                <w:lang w:bidi="fa-IR"/>
-              </w:rPr>
-              <w:t>Project Goals</w:t>
-            </w:r>
-            <w:r>
-              <w:rPr>
-                <w:rFonts w:ascii="Vazirmatn" w:hAnsi="Vazirmatn" w:cs="Vazirmatn"/>
-                <w:noProof/>
-                <w:webHidden/>
-                <w:lang w:bidi="fa-IR"/>
+          <w:hyperlink w:anchor="_Toc233399277" w:history="1">
+            <w:r>
+              <w:rPr>
+                <w:rStyle w:val="Hyperlink"/>
+                <w:rFonts w:hint="eastAsia"/>
+                <w:rtl/>
+              </w:rPr>
+              <w:t>مقدمه</w:t>
+            </w:r>
+            <w:r>
+              <w:rPr>
+                <w:rStyle w:val="Hyperlink"/>
+                <w:rtl/>
+              </w:rPr>
+              <w:t xml:space="preserve"> | </w:t>
+            </w:r>
+            <w:r>
+              <w:rPr>
+                <w:rStyle w:val="Hyperlink"/>
+              </w:rPr>
+              <w:t>Intruduction</w:t>
+            </w:r>
+            <w:r>
+              <w:rPr>
+                <w:webHidden/>
               </w:rPr>
               <w:tab/>
             </w:r>
             <w:r>
               <w:rPr>
-                <w:rFonts w:ascii="Vazirmatn" w:hAnsi="Vazirmatn" w:cs="Vazirmatn"/>
-                <w:noProof/>
-                <w:webHidden/>
-                <w:lang w:bidi="fa-IR"/>
+                <w:webHidden/>
               </w:rPr>
               <w:fldChar w:fldCharType="begin"/>
             </w:r>
             <w:r>
               <w:rPr>
-                <w:rFonts w:ascii="Vazirmatn" w:hAnsi="Vazirmatn" w:cs="Vazirmatn"/>
-                <w:noProof/>
-                <w:webHidden/>
-                <w:lang w:bidi="fa-IR"/>
-              </w:rPr>
-              <w:instrText xml:space="preserve"> PAGEREF _Toc231564763 \h </w:instrText>
-            </w:r>
-            <w:r>
-              <w:rPr>
-                <w:rFonts w:ascii="Vazirmatn" w:hAnsi="Vazirmatn" w:cs="Vazirmatn"/>
-                <w:noProof/>
-                <w:webHidden/>
-                <w:lang w:bidi="fa-IR"/>
-              </w:rPr>
-            </w:r>
-            <w:r>
-              <w:rPr>
-                <w:rFonts w:ascii="Vazirmatn" w:hAnsi="Vazirmatn" w:cs="Vazirmatn"/>
-                <w:noProof/>
-                <w:webHidden/>
-                <w:lang w:bidi="fa-IR"/>
+                <w:webHidden/>
+              </w:rPr>
+              <w:instrText xml:space="preserve"> PAGEREF _Toc233399277 \h </w:instrText>
+            </w:r>
+            <w:r>
+              <w:rPr>
+                <w:webHidden/>
+              </w:rPr>
+            </w:r>
+            <w:r>
+              <w:rPr>
+                <w:webHidden/>
               </w:rPr>
               <w:fldChar w:fldCharType="separate"/>
             </w:r>
             <w:r>
               <w:rPr>
-                <w:rFonts w:ascii="Vazirmatn" w:hAnsi="Vazirmatn" w:cs="Vazirmatn"/>
-                <w:noProof/>
-                <w:webHidden/>
-                <w:rtl/>
-                <w:lang w:bidi="fa-IR"/>
+                <w:webHidden/>
               </w:rPr>
               <w:t>5</w:t>
             </w:r>
             <w:r>
               <w:rPr>
-                <w:rFonts w:ascii="Vazirmatn" w:hAnsi="Vazirmatn" w:cs="Vazirmatn"/>
-                <w:noProof/>
-                <w:webHidden/>
-                <w:lang w:bidi="fa-IR"/>
+                <w:webHidden/>
               </w:rPr>
               <w:fldChar w:fldCharType="end"/>
             </w:r>
@@ -542,19 +512,13 @@
         <w:p>
           <w:pPr>
             <w:pStyle w:val="TOC1"/>
-            <w:numPr>
-              <w:ilvl w:val="0"/>
-              <w:numId w:val="4"/>
-            </w:numPr>
             <w:rPr>
-              <w:rFonts w:ascii="Vazirmatn" w:eastAsiaTheme="minorEastAsia" w:hAnsi="Vazirmatn" w:cs="Vazirmatn"/>
-              <w:i/>
-              <w:iCs/>
-              <w:noProof/>
+              <w:rFonts w:asciiTheme="minorHAnsi" w:eastAsiaTheme="minorEastAsia" w:hAnsiTheme="minorHAnsi" w:cstheme="minorBidi"/>
               <w:color w:val="auto"/>
               <w:kern w:val="2"/>
+              <w:sz w:val="24"/>
               <w:bdr w:val="none" w:sz="0" w:space="0" w:color="auto"/>
-              <w:lang w:bidi="fa-IR"/>
+              <w:lang w:bidi="ar-SA"/>
               <w14:textOutline w14:w="0" w14:cap="rnd" w14:cmpd="sng" w14:algn="ctr">
                 <w14:noFill/>
                 <w14:prstDash w14:val="solid"/>
@@ -563,86 +527,81 @@
               <w14:ligatures w14:val="standardContextual"/>
             </w:rPr>
           </w:pPr>
-          <w:hyperlink w:anchor="_Toc231564764" w:history="1">
-            <w:r>
-              <w:rPr>
-                <w:rStyle w:val="Hyperlink"/>
-                <w:rFonts w:ascii="Vazirmatn" w:hAnsi="Vazirmatn" w:cs="Vazirmatn"/>
-                <w:noProof/>
-                <w:rtl/>
-                <w:lang w:bidi="fa-IR"/>
-              </w:rPr>
-              <w:t xml:space="preserve">شرح راه توسعه | </w:t>
-            </w:r>
-            <w:r>
-              <w:rPr>
-                <w:rStyle w:val="Hyperlink"/>
-                <w:rFonts w:ascii="Vazirmatn" w:hAnsi="Vazirmatn" w:cs="Vazirmatn"/>
-                <w:noProof/>
-                <w:lang w:bidi="fa-IR"/>
-              </w:rPr>
-              <w:t>Methodlogy</w:t>
-            </w:r>
-            <w:r>
-              <w:rPr>
-                <w:rFonts w:ascii="Vazirmatn" w:hAnsi="Vazirmatn" w:cs="Vazirmatn"/>
-                <w:noProof/>
-                <w:webHidden/>
-                <w:lang w:bidi="fa-IR"/>
+          <w:hyperlink w:anchor="_Toc233399278" w:history="1">
+            <w:r>
+              <w:rPr>
+                <w:rStyle w:val="Hyperlink"/>
+                <w:rFonts w:hint="eastAsia"/>
+                <w:rtl/>
+              </w:rPr>
+              <w:t>اهداف</w:t>
+            </w:r>
+            <w:r>
+              <w:rPr>
+                <w:rStyle w:val="Hyperlink"/>
+                <w:rtl/>
+              </w:rPr>
+              <w:t xml:space="preserve"> </w:t>
+            </w:r>
+            <w:r>
+              <w:rPr>
+                <w:rStyle w:val="Hyperlink"/>
+                <w:rFonts w:hint="eastAsia"/>
+                <w:rtl/>
+              </w:rPr>
+              <w:t>پروژه</w:t>
+            </w:r>
+            <w:r>
+              <w:rPr>
+                <w:rStyle w:val="Hyperlink"/>
+                <w:rtl/>
+              </w:rPr>
+              <w:t xml:space="preserve"> | </w:t>
+            </w:r>
+            <w:r>
+              <w:rPr>
+                <w:rStyle w:val="Hyperlink"/>
+              </w:rPr>
+              <w:t>Project Goals</w:t>
+            </w:r>
+            <w:r>
+              <w:rPr>
+                <w:webHidden/>
               </w:rPr>
               <w:tab/>
             </w:r>
             <w:r>
               <w:rPr>
-                <w:rFonts w:ascii="Vazirmatn" w:hAnsi="Vazirmatn" w:cs="Vazirmatn"/>
-                <w:noProof/>
-                <w:webHidden/>
-                <w:lang w:bidi="fa-IR"/>
+                <w:webHidden/>
               </w:rPr>
               <w:fldChar w:fldCharType="begin"/>
             </w:r>
             <w:r>
               <w:rPr>
-                <w:rFonts w:ascii="Vazirmatn" w:hAnsi="Vazirmatn" w:cs="Vazirmatn"/>
-                <w:noProof/>
-                <w:webHidden/>
-                <w:lang w:bidi="fa-IR"/>
-              </w:rPr>
-              <w:instrText xml:space="preserve"> PAGEREF _Toc231564764 \h </w:instrText>
-            </w:r>
-            <w:r>
-              <w:rPr>
-                <w:rFonts w:ascii="Vazirmatn" w:hAnsi="Vazirmatn" w:cs="Vazirmatn"/>
-                <w:noProof/>
-                <w:webHidden/>
-                <w:lang w:bidi="fa-IR"/>
-              </w:rPr>
-            </w:r>
-            <w:r>
-              <w:rPr>
-                <w:rFonts w:ascii="Vazirmatn" w:hAnsi="Vazirmatn" w:cs="Vazirmatn"/>
-                <w:noProof/>
-                <w:webHidden/>
-                <w:lang w:bidi="fa-IR"/>
+                <w:webHidden/>
+              </w:rPr>
+              <w:instrText xml:space="preserve"> PAGEREF _Toc233399278 \h </w:instrText>
+            </w:r>
+            <w:r>
+              <w:rPr>
+                <w:webHidden/>
+              </w:rPr>
+            </w:r>
+            <w:r>
+              <w:rPr>
+                <w:webHidden/>
               </w:rPr>
               <w:fldChar w:fldCharType="separate"/>
             </w:r>
             <w:r>
               <w:rPr>
-                <w:rFonts w:ascii="Vazirmatn" w:hAnsi="Vazirmatn" w:cs="Vazirmatn"/>
-                <w:noProof/>
-                <w:webHidden/>
-                <w:rtl/>
-                <w:lang w:bidi="fa-IR"/>
+                <w:webHidden/>
               </w:rPr>
               <w:t>6</w:t>
             </w:r>
             <w:r>
               <w:rPr>
-                <w:rFonts w:ascii="Vazirmatn" w:hAnsi="Vazirmatn" w:cs="Vazirmatn"/>
-                <w:noProof/>
-                <w:webHidden/>
-                <w:lang w:bidi="fa-IR"/>
+                <w:webHidden/>
               </w:rPr>
               <w:fldChar w:fldCharType="end"/>
             </w:r>
@@ -651,19 +610,13 @@
         <w:p>
           <w:pPr>
             <w:pStyle w:val="TOC1"/>
-            <w:numPr>
-              <w:ilvl w:val="0"/>
-              <w:numId w:val="4"/>
-            </w:numPr>
             <w:rPr>
-              <w:rFonts w:ascii="Vazirmatn" w:eastAsiaTheme="minorEastAsia" w:hAnsi="Vazirmatn" w:cs="Vazirmatn"/>
-              <w:i/>
-              <w:iCs/>
-              <w:noProof/>
+              <w:rFonts w:asciiTheme="minorHAnsi" w:eastAsiaTheme="minorEastAsia" w:hAnsiTheme="minorHAnsi" w:cstheme="minorBidi"/>
               <w:color w:val="auto"/>
               <w:kern w:val="2"/>
+              <w:sz w:val="24"/>
               <w:bdr w:val="none" w:sz="0" w:space="0" w:color="auto"/>
-              <w:lang w:bidi="fa-IR"/>
+              <w:lang w:bidi="ar-SA"/>
               <w14:textOutline w14:w="0" w14:cap="rnd" w14:cmpd="sng" w14:algn="ctr">
                 <w14:noFill/>
                 <w14:prstDash w14:val="solid"/>
@@ -672,86 +625,120 @@
               <w14:ligatures w14:val="standardContextual"/>
             </w:rPr>
           </w:pPr>
-          <w:hyperlink w:anchor="_Toc231564765" w:history="1">
-            <w:r>
-              <w:rPr>
-                <w:rStyle w:val="Hyperlink"/>
-                <w:rFonts w:ascii="Vazirmatn" w:hAnsi="Vazirmatn" w:cs="Vazirmatn"/>
-                <w:noProof/>
-                <w:rtl/>
-                <w:lang w:bidi="fa-IR"/>
-              </w:rPr>
-              <w:t xml:space="preserve">درخواست سیستم | </w:t>
-            </w:r>
-            <w:r>
-              <w:rPr>
-                <w:rStyle w:val="Hyperlink"/>
-                <w:rFonts w:ascii="Vazirmatn" w:hAnsi="Vazirmatn" w:cs="Vazirmatn"/>
-                <w:noProof/>
-                <w:lang w:bidi="fa-IR"/>
-              </w:rPr>
-              <w:t>System Request</w:t>
-            </w:r>
-            <w:r>
-              <w:rPr>
-                <w:rFonts w:ascii="Vazirmatn" w:hAnsi="Vazirmatn" w:cs="Vazirmatn"/>
-                <w:noProof/>
-                <w:webHidden/>
-                <w:lang w:bidi="fa-IR"/>
+          <w:hyperlink w:anchor="_Toc233399279" w:history="1">
+            <w:r>
+              <w:rPr>
+                <w:rStyle w:val="Hyperlink"/>
+                <w:rFonts w:hint="eastAsia"/>
+                <w:rtl/>
+              </w:rPr>
+              <w:t>خلاصه</w:t>
+            </w:r>
+            <w:r>
+              <w:rPr>
+                <w:rStyle w:val="Hyperlink"/>
+                <w:rtl/>
+              </w:rPr>
+              <w:t xml:space="preserve"> </w:t>
+            </w:r>
+            <w:r>
+              <w:rPr>
+                <w:rStyle w:val="Hyperlink"/>
+                <w:rFonts w:hint="eastAsia"/>
+                <w:rtl/>
+              </w:rPr>
+              <w:t>اجرا</w:t>
+            </w:r>
+            <w:r>
+              <w:rPr>
+                <w:rStyle w:val="Hyperlink"/>
+                <w:rFonts w:hint="cs"/>
+                <w:rtl/>
+              </w:rPr>
+              <w:t>ی</w:t>
+            </w:r>
+            <w:r>
+              <w:rPr>
+                <w:rStyle w:val="Hyperlink"/>
+                <w:rtl/>
+              </w:rPr>
+              <w:t xml:space="preserve"> </w:t>
+            </w:r>
+            <w:r>
+              <w:rPr>
+                <w:rStyle w:val="Hyperlink"/>
+                <w:rFonts w:hint="eastAsia"/>
+                <w:rtl/>
+              </w:rPr>
+              <w:t>س</w:t>
+            </w:r>
+            <w:r>
+              <w:rPr>
+                <w:rStyle w:val="Hyperlink"/>
+                <w:rFonts w:hint="cs"/>
+                <w:rtl/>
+              </w:rPr>
+              <w:t>ی</w:t>
+            </w:r>
+            <w:r>
+              <w:rPr>
+                <w:rStyle w:val="Hyperlink"/>
+                <w:rFonts w:hint="eastAsia"/>
+                <w:rtl/>
+              </w:rPr>
+              <w:t>ستم</w:t>
+            </w:r>
+            <w:r>
+              <w:rPr>
+                <w:rStyle w:val="Hyperlink"/>
+                <w:rtl/>
+              </w:rPr>
+              <w:t xml:space="preserve"> | </w:t>
+            </w:r>
+            <w:r>
+              <w:rPr>
+                <w:rStyle w:val="Hyperlink"/>
+              </w:rPr>
+              <w:t>System Summary</w:t>
+            </w:r>
+            <w:r>
+              <w:rPr>
+                <w:webHidden/>
               </w:rPr>
               <w:tab/>
             </w:r>
             <w:r>
               <w:rPr>
-                <w:rFonts w:ascii="Vazirmatn" w:hAnsi="Vazirmatn" w:cs="Vazirmatn"/>
-                <w:noProof/>
-                <w:webHidden/>
-                <w:lang w:bidi="fa-IR"/>
+                <w:webHidden/>
               </w:rPr>
               <w:fldChar w:fldCharType="begin"/>
             </w:r>
             <w:r>
               <w:rPr>
-                <w:rFonts w:ascii="Vazirmatn" w:hAnsi="Vazirmatn" w:cs="Vazirmatn"/>
-                <w:noProof/>
-                <w:webHidden/>
-                <w:lang w:bidi="fa-IR"/>
-              </w:rPr>
-              <w:instrText xml:space="preserve"> PAGEREF _Toc231564765 \h </w:instrText>
-            </w:r>
-            <w:r>
-              <w:rPr>
-                <w:rFonts w:ascii="Vazirmatn" w:hAnsi="Vazirmatn" w:cs="Vazirmatn"/>
-                <w:noProof/>
-                <w:webHidden/>
-                <w:lang w:bidi="fa-IR"/>
-              </w:rPr>
-            </w:r>
-            <w:r>
-              <w:rPr>
-                <w:rFonts w:ascii="Vazirmatn" w:hAnsi="Vazirmatn" w:cs="Vazirmatn"/>
-                <w:noProof/>
-                <w:webHidden/>
-                <w:lang w:bidi="fa-IR"/>
+                <w:webHidden/>
+              </w:rPr>
+              <w:instrText xml:space="preserve"> PAGEREF _Toc233399279 \h </w:instrText>
+            </w:r>
+            <w:r>
+              <w:rPr>
+                <w:webHidden/>
+              </w:rPr>
+            </w:r>
+            <w:r>
+              <w:rPr>
+                <w:webHidden/>
               </w:rPr>
               <w:fldChar w:fldCharType="separate"/>
             </w:r>
             <w:r>
               <w:rPr>
-                <w:rFonts w:ascii="Vazirmatn" w:hAnsi="Vazirmatn" w:cs="Vazirmatn"/>
-                <w:noProof/>
-                <w:webHidden/>
-                <w:rtl/>
-                <w:lang w:bidi="fa-IR"/>
+                <w:webHidden/>
               </w:rPr>
               <w:t>7</w:t>
             </w:r>
             <w:r>
               <w:rPr>
-                <w:rFonts w:ascii="Vazirmatn" w:hAnsi="Vazirmatn" w:cs="Vazirmatn"/>
-                <w:noProof/>
-                <w:webHidden/>
-                <w:lang w:bidi="fa-IR"/>
+                <w:webHidden/>
               </w:rPr>
               <w:fldChar w:fldCharType="end"/>
             </w:r>
@@ -760,19 +747,13 @@
         <w:p>
           <w:pPr>
             <w:pStyle w:val="TOC1"/>
-            <w:numPr>
-              <w:ilvl w:val="0"/>
-              <w:numId w:val="4"/>
-            </w:numPr>
             <w:rPr>
-              <w:rFonts w:ascii="Vazirmatn" w:eastAsiaTheme="minorEastAsia" w:hAnsi="Vazirmatn" w:cs="Vazirmatn"/>
-              <w:i/>
-              <w:iCs/>
-              <w:noProof/>
+              <w:rFonts w:asciiTheme="minorHAnsi" w:eastAsiaTheme="minorEastAsia" w:hAnsiTheme="minorHAnsi" w:cstheme="minorBidi"/>
               <w:color w:val="auto"/>
               <w:kern w:val="2"/>
+              <w:sz w:val="24"/>
               <w:bdr w:val="none" w:sz="0" w:space="0" w:color="auto"/>
-              <w:lang w:bidi="fa-IR"/>
+              <w:lang w:bidi="ar-SA"/>
               <w14:textOutline w14:w="0" w14:cap="rnd" w14:cmpd="sng" w14:algn="ctr">
                 <w14:noFill/>
                 <w14:prstDash w14:val="solid"/>
@@ -781,86 +762,96 @@
               <w14:ligatures w14:val="standardContextual"/>
             </w:rPr>
           </w:pPr>
-          <w:hyperlink w:anchor="_Toc231564766" w:history="1">
-            <w:r>
-              <w:rPr>
-                <w:rStyle w:val="Hyperlink"/>
-                <w:rFonts w:ascii="Vazirmatn" w:hAnsi="Vazirmatn" w:cs="Vazirmatn"/>
-                <w:noProof/>
-                <w:rtl/>
-                <w:lang w:bidi="fa-IR"/>
-              </w:rPr>
-              <w:t xml:space="preserve">طرح‌کار | </w:t>
-            </w:r>
-            <w:r>
-              <w:rPr>
-                <w:rStyle w:val="Hyperlink"/>
-                <w:rFonts w:ascii="Vazirmatn" w:hAnsi="Vazirmatn" w:cs="Vazirmatn"/>
-                <w:noProof/>
-                <w:lang w:bidi="fa-IR"/>
-              </w:rPr>
-              <w:t>Workplan</w:t>
-            </w:r>
-            <w:r>
-              <w:rPr>
-                <w:rFonts w:ascii="Vazirmatn" w:hAnsi="Vazirmatn" w:cs="Vazirmatn"/>
-                <w:noProof/>
-                <w:webHidden/>
-                <w:lang w:bidi="fa-IR"/>
+          <w:hyperlink w:anchor="_Toc233399280" w:history="1">
+            <w:r>
+              <w:rPr>
+                <w:rStyle w:val="Hyperlink"/>
+                <w:rFonts w:hint="eastAsia"/>
+                <w:rtl/>
+              </w:rPr>
+              <w:t>شرح</w:t>
+            </w:r>
+            <w:r>
+              <w:rPr>
+                <w:rStyle w:val="Hyperlink"/>
+                <w:rtl/>
+              </w:rPr>
+              <w:t xml:space="preserve"> </w:t>
+            </w:r>
+            <w:r>
+              <w:rPr>
+                <w:rStyle w:val="Hyperlink"/>
+                <w:rFonts w:hint="eastAsia"/>
+                <w:rtl/>
+              </w:rPr>
+              <w:t>راه</w:t>
+            </w:r>
+            <w:r>
+              <w:rPr>
+                <w:rStyle w:val="Hyperlink"/>
+                <w:rtl/>
+              </w:rPr>
+              <w:t xml:space="preserve"> </w:t>
+            </w:r>
+            <w:r>
+              <w:rPr>
+                <w:rStyle w:val="Hyperlink"/>
+                <w:rFonts w:hint="eastAsia"/>
+                <w:rtl/>
+              </w:rPr>
+              <w:t>توسعه</w:t>
+            </w:r>
+            <w:r>
+              <w:rPr>
+                <w:rStyle w:val="Hyperlink"/>
+                <w:rtl/>
+              </w:rPr>
+              <w:t xml:space="preserve"> | </w:t>
+            </w:r>
+            <w:r>
+              <w:rPr>
+                <w:rStyle w:val="Hyperlink"/>
+              </w:rPr>
+              <w:t>Methodology</w:t>
+            </w:r>
+            <w:r>
+              <w:rPr>
+                <w:webHidden/>
               </w:rPr>
               <w:tab/>
             </w:r>
             <w:r>
               <w:rPr>
-                <w:rFonts w:ascii="Vazirmatn" w:hAnsi="Vazirmatn" w:cs="Vazirmatn"/>
-                <w:noProof/>
-                <w:webHidden/>
-                <w:lang w:bidi="fa-IR"/>
+                <w:webHidden/>
               </w:rPr>
               <w:fldChar w:fldCharType="begin"/>
             </w:r>
             <w:r>
               <w:rPr>
-                <w:rFonts w:ascii="Vazirmatn" w:hAnsi="Vazirmatn" w:cs="Vazirmatn"/>
-                <w:noProof/>
-                <w:webHidden/>
-                <w:lang w:bidi="fa-IR"/>
-              </w:rPr>
-              <w:instrText xml:space="preserve"> PAGEREF _Toc231564766 \h </w:instrText>
-            </w:r>
-            <w:r>
-              <w:rPr>
-                <w:rFonts w:ascii="Vazirmatn" w:hAnsi="Vazirmatn" w:cs="Vazirmatn"/>
-                <w:noProof/>
-                <w:webHidden/>
-                <w:lang w:bidi="fa-IR"/>
-              </w:rPr>
-            </w:r>
-            <w:r>
-              <w:rPr>
-                <w:rFonts w:ascii="Vazirmatn" w:hAnsi="Vazirmatn" w:cs="Vazirmatn"/>
-                <w:noProof/>
-                <w:webHidden/>
-                <w:lang w:bidi="fa-IR"/>
+                <w:webHidden/>
+              </w:rPr>
+              <w:instrText xml:space="preserve"> PAGEREF _Toc233399280 \h </w:instrText>
+            </w:r>
+            <w:r>
+              <w:rPr>
+                <w:webHidden/>
+              </w:rPr>
+            </w:r>
+            <w:r>
+              <w:rPr>
+                <w:webHidden/>
               </w:rPr>
               <w:fldChar w:fldCharType="separate"/>
             </w:r>
             <w:r>
               <w:rPr>
-                <w:rFonts w:ascii="Vazirmatn" w:hAnsi="Vazirmatn" w:cs="Vazirmatn"/>
-                <w:noProof/>
-                <w:webHidden/>
-                <w:rtl/>
-                <w:lang w:bidi="fa-IR"/>
+                <w:webHidden/>
               </w:rPr>
               <w:t>8</w:t>
             </w:r>
             <w:r>
               <w:rPr>
-                <w:rFonts w:ascii="Vazirmatn" w:hAnsi="Vazirmatn" w:cs="Vazirmatn"/>
-                <w:noProof/>
-                <w:webHidden/>
-                <w:lang w:bidi="fa-IR"/>
+                <w:webHidden/>
               </w:rPr>
               <w:fldChar w:fldCharType="end"/>
             </w:r>
@@ -869,19 +860,13 @@
         <w:p>
           <w:pPr>
             <w:pStyle w:val="TOC1"/>
-            <w:numPr>
-              <w:ilvl w:val="0"/>
-              <w:numId w:val="4"/>
-            </w:numPr>
             <w:rPr>
-              <w:rFonts w:ascii="Vazirmatn" w:eastAsiaTheme="minorEastAsia" w:hAnsi="Vazirmatn" w:cs="Vazirmatn"/>
-              <w:i/>
-              <w:iCs/>
-              <w:noProof/>
+              <w:rFonts w:asciiTheme="minorHAnsi" w:eastAsiaTheme="minorEastAsia" w:hAnsiTheme="minorHAnsi" w:cstheme="minorBidi"/>
               <w:color w:val="auto"/>
               <w:kern w:val="2"/>
+              <w:sz w:val="24"/>
               <w:bdr w:val="none" w:sz="0" w:space="0" w:color="auto"/>
-              <w:lang w:bidi="fa-IR"/>
+              <w:lang w:bidi="ar-SA"/>
               <w14:textOutline w14:w="0" w14:cap="rnd" w14:cmpd="sng" w14:algn="ctr">
                 <w14:noFill/>
                 <w14:prstDash w14:val="solid"/>
@@ -890,104 +875,97 @@
               <w14:ligatures w14:val="standardContextual"/>
             </w:rPr>
           </w:pPr>
-          <w:hyperlink w:anchor="_Toc231564767" w:history="1">
-            <w:r>
-              <w:rPr>
-                <w:rStyle w:val="Hyperlink"/>
-                <w:rFonts w:ascii="Vazirmatn" w:hAnsi="Vazirmatn" w:cs="Vazirmatn"/>
-                <w:noProof/>
-                <w:rtl/>
-                <w:lang w:bidi="fa-IR"/>
-              </w:rPr>
-              <w:t xml:space="preserve">تحلیل امکان‌سنجی | </w:t>
-            </w:r>
-            <w:r>
-              <w:rPr>
-                <w:rStyle w:val="Hyperlink"/>
-                <w:rFonts w:ascii="Vazirmatn" w:hAnsi="Vazirmatn" w:cs="Vazirmatn"/>
-                <w:noProof/>
-                <w:lang w:bidi="fa-IR"/>
-              </w:rPr>
-              <w:t>Feasibili</w:t>
-            </w:r>
-            <w:r>
-              <w:rPr>
-                <w:rStyle w:val="Hyperlink"/>
-                <w:rFonts w:ascii="Vazirmatn" w:hAnsi="Vazirmatn" w:cs="Vazirmatn"/>
-                <w:noProof/>
-                <w:lang w:bidi="fa-IR"/>
-              </w:rPr>
-              <w:t>t</w:t>
-            </w:r>
-            <w:r>
-              <w:rPr>
-                <w:rStyle w:val="Hyperlink"/>
-                <w:rFonts w:ascii="Vazirmatn" w:hAnsi="Vazirmatn" w:cs="Vazirmatn"/>
-                <w:noProof/>
-                <w:lang w:bidi="fa-IR"/>
-              </w:rPr>
-              <w:t>y Analysis</w:t>
-            </w:r>
-            <w:r>
-              <w:rPr>
-                <w:rFonts w:ascii="Vazirmatn" w:hAnsi="Vazirmatn" w:cs="Vazirmatn"/>
-                <w:noProof/>
-                <w:webHidden/>
-                <w:lang w:bidi="fa-IR"/>
+          <w:hyperlink w:anchor="_Toc233399281" w:history="1">
+            <w:r>
+              <w:rPr>
+                <w:rStyle w:val="Hyperlink"/>
+                <w:rFonts w:hint="eastAsia"/>
+                <w:rtl/>
+              </w:rPr>
+              <w:t>درخواست</w:t>
+            </w:r>
+            <w:r>
+              <w:rPr>
+                <w:rStyle w:val="Hyperlink"/>
+                <w:rtl/>
+              </w:rPr>
+              <w:t xml:space="preserve"> </w:t>
+            </w:r>
+            <w:r>
+              <w:rPr>
+                <w:rStyle w:val="Hyperlink"/>
+                <w:rFonts w:hint="eastAsia"/>
+                <w:rtl/>
+              </w:rPr>
+              <w:t>س</w:t>
+            </w:r>
+            <w:r>
+              <w:rPr>
+                <w:rStyle w:val="Hyperlink"/>
+                <w:rFonts w:hint="cs"/>
+                <w:rtl/>
+              </w:rPr>
+              <w:t>ی</w:t>
+            </w:r>
+            <w:r>
+              <w:rPr>
+                <w:rStyle w:val="Hyperlink"/>
+                <w:rFonts w:hint="eastAsia"/>
+                <w:rtl/>
+              </w:rPr>
+              <w:t>ستم</w:t>
+            </w:r>
+            <w:r>
+              <w:rPr>
+                <w:rStyle w:val="Hyperlink"/>
+                <w:rtl/>
+              </w:rPr>
+              <w:t xml:space="preserve"> | </w:t>
+            </w:r>
+            <w:r>
+              <w:rPr>
+                <w:rStyle w:val="Hyperlink"/>
+              </w:rPr>
+              <w:t>System Request</w:t>
+            </w:r>
+            <w:r>
+              <w:rPr>
+                <w:webHidden/>
               </w:rPr>
               <w:tab/>
             </w:r>
             <w:r>
               <w:rPr>
-                <w:rFonts w:ascii="Vazirmatn" w:hAnsi="Vazirmatn" w:cs="Vazirmatn"/>
-                <w:noProof/>
-                <w:webHidden/>
-                <w:lang w:bidi="fa-IR"/>
+                <w:webHidden/>
               </w:rPr>
               <w:fldChar w:fldCharType="begin"/>
             </w:r>
             <w:r>
               <w:rPr>
-                <w:rFonts w:ascii="Vazirmatn" w:hAnsi="Vazirmatn" w:cs="Vazirmatn"/>
-                <w:noProof/>
-                <w:webHidden/>
-                <w:lang w:bidi="fa-IR"/>
-              </w:rPr>
-              <w:instrText xml:space="preserve"> PAGEREF _Toc231564767 \h </w:instrText>
-            </w:r>
-            <w:r>
-              <w:rPr>
-                <w:rFonts w:ascii="Vazirmatn" w:hAnsi="Vazirmatn" w:cs="Vazirmatn"/>
-                <w:noProof/>
-                <w:webHidden/>
-                <w:lang w:bidi="fa-IR"/>
-              </w:rPr>
-            </w:r>
-            <w:r>
-              <w:rPr>
-                <w:rFonts w:ascii="Vazirmatn" w:hAnsi="Vazirmatn" w:cs="Vazirmatn"/>
-                <w:noProof/>
-                <w:webHidden/>
-                <w:lang w:bidi="fa-IR"/>
+                <w:webHidden/>
+              </w:rPr>
+              <w:instrText xml:space="preserve"> PAGEREF _Toc233399281 \h </w:instrText>
+            </w:r>
+            <w:r>
+              <w:rPr>
+                <w:webHidden/>
+              </w:rPr>
+            </w:r>
+            <w:r>
+              <w:rPr>
+                <w:webHidden/>
               </w:rPr>
               <w:fldChar w:fldCharType="separate"/>
             </w:r>
             <w:r>
               <w:rPr>
-                <w:rFonts w:ascii="Vazirmatn" w:hAnsi="Vazirmatn" w:cs="Vazirmatn"/>
-                <w:noProof/>
-                <w:webHidden/>
-                <w:rtl/>
-                <w:lang w:bidi="fa-IR"/>
+                <w:webHidden/>
               </w:rPr>
               <w:t>9</w:t>
             </w:r>
             <w:r>
               <w:rPr>
-                <w:rFonts w:ascii="Vazirmatn" w:hAnsi="Vazirmatn" w:cs="Vazirmatn"/>
-                <w:noProof/>
-                <w:webHidden/>
-                <w:lang w:bidi="fa-IR"/>
+                <w:webHidden/>
               </w:rPr>
               <w:fldChar w:fldCharType="end"/>
             </w:r>
@@ -996,19 +974,13 @@
         <w:p>
           <w:pPr>
             <w:pStyle w:val="TOC1"/>
-            <w:numPr>
-              <w:ilvl w:val="0"/>
-              <w:numId w:val="4"/>
-            </w:numPr>
             <w:rPr>
-              <w:rFonts w:ascii="Vazirmatn" w:eastAsiaTheme="minorEastAsia" w:hAnsi="Vazirmatn" w:cs="Vazirmatn"/>
-              <w:i/>
-              <w:iCs/>
-              <w:noProof/>
+              <w:rFonts w:asciiTheme="minorHAnsi" w:eastAsiaTheme="minorEastAsia" w:hAnsiTheme="minorHAnsi" w:cstheme="minorBidi"/>
               <w:color w:val="auto"/>
               <w:kern w:val="2"/>
+              <w:sz w:val="24"/>
               <w:bdr w:val="none" w:sz="0" w:space="0" w:color="auto"/>
-              <w:lang w:bidi="fa-IR"/>
+              <w:lang w:bidi="ar-SA"/>
               <w14:textOutline w14:w="0" w14:cap="rnd" w14:cmpd="sng" w14:algn="ctr">
                 <w14:noFill/>
                 <w14:prstDash w14:val="solid"/>
@@ -1017,86 +989,66 @@
               <w14:ligatures w14:val="standardContextual"/>
             </w:rPr>
           </w:pPr>
-          <w:hyperlink w:anchor="_Toc231564768" w:history="1">
-            <w:r>
-              <w:rPr>
-                <w:rStyle w:val="Hyperlink"/>
-                <w:rFonts w:ascii="Vazirmatn" w:hAnsi="Vazirmatn" w:cs="Vazirmatn"/>
-                <w:noProof/>
-                <w:rtl/>
-                <w:lang w:bidi="fa-IR"/>
-              </w:rPr>
-              <w:t xml:space="preserve">تعریف نیازمندی‌ها |‌ </w:t>
-            </w:r>
-            <w:r>
-              <w:rPr>
-                <w:rStyle w:val="Hyperlink"/>
-                <w:rFonts w:ascii="Vazirmatn" w:hAnsi="Vazirmatn" w:cs="Vazirmatn"/>
-                <w:noProof/>
-                <w:lang w:bidi="fa-IR"/>
-              </w:rPr>
-              <w:t>Requirements Definition</w:t>
-            </w:r>
-            <w:r>
-              <w:rPr>
-                <w:rFonts w:ascii="Vazirmatn" w:hAnsi="Vazirmatn" w:cs="Vazirmatn"/>
-                <w:noProof/>
-                <w:webHidden/>
-                <w:lang w:bidi="fa-IR"/>
+          <w:hyperlink w:anchor="_Toc233399282" w:history="1">
+            <w:r>
+              <w:rPr>
+                <w:rStyle w:val="Hyperlink"/>
+                <w:rFonts w:hint="eastAsia"/>
+                <w:rtl/>
+              </w:rPr>
+              <w:t>طرح‌کار</w:t>
+            </w:r>
+            <w:r>
+              <w:rPr>
+                <w:rStyle w:val="Hyperlink"/>
+                <w:rtl/>
+              </w:rPr>
+              <w:t xml:space="preserve"> | </w:t>
+            </w:r>
+            <w:r>
+              <w:rPr>
+                <w:rStyle w:val="Hyperlink"/>
+              </w:rPr>
+              <w:t>Workplan</w:t>
+            </w:r>
+            <w:r>
+              <w:rPr>
+                <w:webHidden/>
               </w:rPr>
               <w:tab/>
             </w:r>
             <w:r>
               <w:rPr>
-                <w:rFonts w:ascii="Vazirmatn" w:hAnsi="Vazirmatn" w:cs="Vazirmatn"/>
-                <w:noProof/>
-                <w:webHidden/>
-                <w:lang w:bidi="fa-IR"/>
+                <w:webHidden/>
               </w:rPr>
               <w:fldChar w:fldCharType="begin"/>
             </w:r>
             <w:r>
               <w:rPr>
-                <w:rFonts w:ascii="Vazirmatn" w:hAnsi="Vazirmatn" w:cs="Vazirmatn"/>
-                <w:noProof/>
-                <w:webHidden/>
-                <w:lang w:bidi="fa-IR"/>
-              </w:rPr>
-              <w:instrText xml:space="preserve"> PAGEREF _Toc231564768 \h </w:instrText>
-            </w:r>
-            <w:r>
-              <w:rPr>
-                <w:rFonts w:ascii="Vazirmatn" w:hAnsi="Vazirmatn" w:cs="Vazirmatn"/>
-                <w:noProof/>
-                <w:webHidden/>
-                <w:lang w:bidi="fa-IR"/>
-              </w:rPr>
-            </w:r>
-            <w:r>
-              <w:rPr>
-                <w:rFonts w:ascii="Vazirmatn" w:hAnsi="Vazirmatn" w:cs="Vazirmatn"/>
-                <w:noProof/>
-                <w:webHidden/>
-                <w:lang w:bidi="fa-IR"/>
+                <w:webHidden/>
+              </w:rPr>
+              <w:instrText xml:space="preserve"> PAGEREF _Toc233399282 \h </w:instrText>
+            </w:r>
+            <w:r>
+              <w:rPr>
+                <w:webHidden/>
+              </w:rPr>
+            </w:r>
+            <w:r>
+              <w:rPr>
+                <w:webHidden/>
               </w:rPr>
               <w:fldChar w:fldCharType="separate"/>
             </w:r>
             <w:r>
               <w:rPr>
-                <w:rFonts w:ascii="Vazirmatn" w:hAnsi="Vazirmatn" w:cs="Vazirmatn"/>
-                <w:noProof/>
-                <w:webHidden/>
-                <w:rtl/>
-                <w:lang w:bidi="fa-IR"/>
+                <w:webHidden/>
               </w:rPr>
               <w:t>10</w:t>
             </w:r>
             <w:r>
               <w:rPr>
-                <w:rFonts w:ascii="Vazirmatn" w:hAnsi="Vazirmatn" w:cs="Vazirmatn"/>
-                <w:noProof/>
-                <w:webHidden/>
-                <w:lang w:bidi="fa-IR"/>
+                <w:webHidden/>
               </w:rPr>
               <w:fldChar w:fldCharType="end"/>
             </w:r>
@@ -1105,19 +1057,13 @@
         <w:p>
           <w:pPr>
             <w:pStyle w:val="TOC1"/>
-            <w:numPr>
-              <w:ilvl w:val="0"/>
-              <w:numId w:val="4"/>
-            </w:numPr>
             <w:rPr>
-              <w:rFonts w:ascii="Vazirmatn" w:eastAsiaTheme="minorEastAsia" w:hAnsi="Vazirmatn" w:cs="Vazirmatn"/>
-              <w:i/>
-              <w:iCs/>
-              <w:noProof/>
+              <w:rFonts w:asciiTheme="minorHAnsi" w:eastAsiaTheme="minorEastAsia" w:hAnsiTheme="minorHAnsi" w:cstheme="minorBidi"/>
               <w:color w:val="auto"/>
               <w:kern w:val="2"/>
+              <w:sz w:val="24"/>
               <w:bdr w:val="none" w:sz="0" w:space="0" w:color="auto"/>
-              <w:lang w:bidi="fa-IR"/>
+              <w:lang w:bidi="ar-SA"/>
               <w14:textOutline w14:w="0" w14:cap="rnd" w14:cmpd="sng" w14:algn="ctr">
                 <w14:noFill/>
                 <w14:prstDash w14:val="solid"/>
@@ -1126,86 +1072,105 @@
               <w14:ligatures w14:val="standardContextual"/>
             </w:rPr>
           </w:pPr>
-          <w:hyperlink w:anchor="_Toc231564769" w:history="1">
-            <w:r>
-              <w:rPr>
-                <w:rStyle w:val="Hyperlink"/>
-                <w:rFonts w:ascii="Vazirmatn" w:hAnsi="Vazirmatn" w:cs="Vazirmatn"/>
-                <w:noProof/>
-                <w:rtl/>
-                <w:lang w:bidi="fa-IR"/>
-              </w:rPr>
-              <w:t xml:space="preserve">مدل‌های کارکردی | </w:t>
-            </w:r>
-            <w:r>
-              <w:rPr>
-                <w:rStyle w:val="Hyperlink"/>
-                <w:rFonts w:ascii="Vazirmatn" w:hAnsi="Vazirmatn" w:cs="Vazirmatn"/>
-                <w:noProof/>
-                <w:lang w:bidi="fa-IR"/>
-              </w:rPr>
-              <w:t>Functional Models</w:t>
-            </w:r>
-            <w:r>
-              <w:rPr>
-                <w:rFonts w:ascii="Vazirmatn" w:hAnsi="Vazirmatn" w:cs="Vazirmatn"/>
-                <w:noProof/>
-                <w:webHidden/>
-                <w:lang w:bidi="fa-IR"/>
+          <w:hyperlink w:anchor="_Toc233399283" w:history="1">
+            <w:r>
+              <w:rPr>
+                <w:rStyle w:val="Hyperlink"/>
+                <w:rFonts w:hint="eastAsia"/>
+                <w:rtl/>
+              </w:rPr>
+              <w:t>تحل</w:t>
+            </w:r>
+            <w:r>
+              <w:rPr>
+                <w:rStyle w:val="Hyperlink"/>
+                <w:rFonts w:hint="cs"/>
+                <w:rtl/>
+              </w:rPr>
+              <w:t>ی</w:t>
+            </w:r>
+            <w:r>
+              <w:rPr>
+                <w:rStyle w:val="Hyperlink"/>
+                <w:rFonts w:hint="eastAsia"/>
+                <w:rtl/>
+              </w:rPr>
+              <w:t>ل</w:t>
+            </w:r>
+            <w:r>
+              <w:rPr>
+                <w:rStyle w:val="Hyperlink"/>
+                <w:rtl/>
+              </w:rPr>
+              <w:t xml:space="preserve"> </w:t>
+            </w:r>
+            <w:r>
+              <w:rPr>
+                <w:rStyle w:val="Hyperlink"/>
+                <w:rFonts w:hint="eastAsia"/>
+                <w:rtl/>
+              </w:rPr>
+              <w:t>امکان‌سنج</w:t>
+            </w:r>
+            <w:r>
+              <w:rPr>
+                <w:rStyle w:val="Hyperlink"/>
+                <w:rFonts w:hint="cs"/>
+                <w:rtl/>
+              </w:rPr>
+              <w:t>ی</w:t>
+            </w:r>
+            <w:r>
+              <w:rPr>
+                <w:rStyle w:val="Hyperlink"/>
+                <w:rtl/>
+              </w:rPr>
+              <w:t xml:space="preserve"> | </w:t>
+            </w:r>
+            <w:r>
+              <w:rPr>
+                <w:rStyle w:val="Hyperlink"/>
+              </w:rPr>
+              <w:t>Feasibility Analysis</w:t>
+            </w:r>
+            <w:r>
+              <w:rPr>
+                <w:webHidden/>
               </w:rPr>
               <w:tab/>
             </w:r>
             <w:r>
               <w:rPr>
-                <w:rFonts w:ascii="Vazirmatn" w:hAnsi="Vazirmatn" w:cs="Vazirmatn"/>
-                <w:noProof/>
-                <w:webHidden/>
-                <w:lang w:bidi="fa-IR"/>
+                <w:webHidden/>
               </w:rPr>
               <w:fldChar w:fldCharType="begin"/>
             </w:r>
             <w:r>
               <w:rPr>
-                <w:rFonts w:ascii="Vazirmatn" w:hAnsi="Vazirmatn" w:cs="Vazirmatn"/>
-                <w:noProof/>
-                <w:webHidden/>
-                <w:lang w:bidi="fa-IR"/>
-              </w:rPr>
-              <w:instrText xml:space="preserve"> PAGEREF _Toc231564769 \h </w:instrText>
-            </w:r>
-            <w:r>
-              <w:rPr>
-                <w:rFonts w:ascii="Vazirmatn" w:hAnsi="Vazirmatn" w:cs="Vazirmatn"/>
-                <w:noProof/>
-                <w:webHidden/>
-                <w:lang w:bidi="fa-IR"/>
-              </w:rPr>
-            </w:r>
-            <w:r>
-              <w:rPr>
-                <w:rFonts w:ascii="Vazirmatn" w:hAnsi="Vazirmatn" w:cs="Vazirmatn"/>
-                <w:noProof/>
-                <w:webHidden/>
-                <w:lang w:bidi="fa-IR"/>
+                <w:webHidden/>
+              </w:rPr>
+              <w:instrText xml:space="preserve"> PAGEREF _Toc233399283 \h </w:instrText>
+            </w:r>
+            <w:r>
+              <w:rPr>
+                <w:webHidden/>
+              </w:rPr>
+            </w:r>
+            <w:r>
+              <w:rPr>
+                <w:webHidden/>
               </w:rPr>
               <w:fldChar w:fldCharType="separate"/>
             </w:r>
             <w:r>
               <w:rPr>
-                <w:rFonts w:ascii="Vazirmatn" w:hAnsi="Vazirmatn" w:cs="Vazirmatn"/>
-                <w:noProof/>
-                <w:webHidden/>
-                <w:rtl/>
-                <w:lang w:bidi="fa-IR"/>
+                <w:webHidden/>
               </w:rPr>
               <w:t>11</w:t>
             </w:r>
             <w:r>
               <w:rPr>
-                <w:rFonts w:ascii="Vazirmatn" w:hAnsi="Vazirmatn" w:cs="Vazirmatn"/>
-                <w:noProof/>
-                <w:webHidden/>
-                <w:lang w:bidi="fa-IR"/>
+                <w:webHidden/>
               </w:rPr>
               <w:fldChar w:fldCharType="end"/>
             </w:r>
@@ -1213,25 +1178,14 @@
         </w:p>
         <w:p>
           <w:pPr>
-            <w:pStyle w:val="TOC2"/>
-            <w:numPr>
-              <w:ilvl w:val="0"/>
-              <w:numId w:val="4"/>
-            </w:numPr>
-            <w:tabs>
-              <w:tab w:val="right" w:leader="dot" w:pos="9350"/>
-            </w:tabs>
-            <w:bidi/>
+            <w:pStyle w:val="TOC1"/>
             <w:rPr>
-              <w:rFonts w:ascii="Vazirmatn" w:eastAsiaTheme="minorEastAsia" w:hAnsi="Vazirmatn" w:cs="Vazirmatn"/>
-              <w:b/>
-              <w:bCs/>
-              <w:noProof/>
+              <w:rFonts w:asciiTheme="minorHAnsi" w:eastAsiaTheme="minorEastAsia" w:hAnsiTheme="minorHAnsi" w:cstheme="minorBidi"/>
               <w:color w:val="auto"/>
               <w:kern w:val="2"/>
               <w:sz w:val="24"/>
               <w:bdr w:val="none" w:sz="0" w:space="0" w:color="auto"/>
-              <w:lang w:bidi="fa-IR"/>
+              <w:lang w:bidi="ar-SA"/>
               <w14:textOutline w14:w="0" w14:cap="rnd" w14:cmpd="sng" w14:algn="ctr">
                 <w14:noFill/>
                 <w14:prstDash w14:val="solid"/>
@@ -1240,86 +1194,129 @@
               <w14:ligatures w14:val="standardContextual"/>
             </w:rPr>
           </w:pPr>
-          <w:hyperlink w:anchor="_Toc231564770" w:history="1">
-            <w:r>
-              <w:rPr>
-                <w:rStyle w:val="Hyperlink"/>
-                <w:rFonts w:ascii="Vazirmatn" w:hAnsi="Vazirmatn" w:cs="Vazirmatn"/>
-                <w:noProof/>
-                <w:rtl/>
-                <w:lang w:bidi="fa-IR"/>
-              </w:rPr>
-              <w:t xml:space="preserve">سناریو‌های پروژه | </w:t>
-            </w:r>
-            <w:r>
-              <w:rPr>
-                <w:rStyle w:val="Hyperlink"/>
-                <w:rFonts w:ascii="Vazirmatn" w:hAnsi="Vazirmatn" w:cs="Vazirmatn"/>
-                <w:noProof/>
-                <w:lang w:bidi="fa-IR"/>
-              </w:rPr>
-              <w:t>Use-Case Descriptions</w:t>
-            </w:r>
-            <w:r>
-              <w:rPr>
-                <w:rFonts w:ascii="Vazirmatn" w:hAnsi="Vazirmatn" w:cs="Vazirmatn"/>
-                <w:noProof/>
-                <w:webHidden/>
-                <w:lang w:bidi="fa-IR"/>
+          <w:hyperlink w:anchor="_Toc233399284" w:history="1">
+            <w:r>
+              <w:rPr>
+                <w:rStyle w:val="Hyperlink"/>
+                <w:rFonts w:hint="eastAsia"/>
+                <w:rtl/>
+              </w:rPr>
+              <w:t>تعر</w:t>
+            </w:r>
+            <w:r>
+              <w:rPr>
+                <w:rStyle w:val="Hyperlink"/>
+                <w:rFonts w:hint="cs"/>
+                <w:rtl/>
+              </w:rPr>
+              <w:t>ی</w:t>
+            </w:r>
+            <w:r>
+              <w:rPr>
+                <w:rStyle w:val="Hyperlink"/>
+                <w:rFonts w:hint="eastAsia"/>
+                <w:rtl/>
+              </w:rPr>
+              <w:t>ف</w:t>
+            </w:r>
+            <w:r>
+              <w:rPr>
+                <w:rStyle w:val="Hyperlink"/>
+                <w:rtl/>
+              </w:rPr>
+              <w:t xml:space="preserve"> </w:t>
+            </w:r>
+            <w:r>
+              <w:rPr>
+                <w:rStyle w:val="Hyperlink"/>
+                <w:rFonts w:hint="eastAsia"/>
+                <w:rtl/>
+              </w:rPr>
+              <w:t>ن</w:t>
+            </w:r>
+            <w:r>
+              <w:rPr>
+                <w:rStyle w:val="Hyperlink"/>
+                <w:rFonts w:hint="cs"/>
+                <w:rtl/>
+              </w:rPr>
+              <w:t>ی</w:t>
+            </w:r>
+            <w:r>
+              <w:rPr>
+                <w:rStyle w:val="Hyperlink"/>
+                <w:rFonts w:hint="eastAsia"/>
+                <w:rtl/>
+              </w:rPr>
+              <w:t>ازمند</w:t>
+            </w:r>
+            <w:r>
+              <w:rPr>
+                <w:rStyle w:val="Hyperlink"/>
+                <w:rFonts w:hint="cs"/>
+                <w:rtl/>
+              </w:rPr>
+              <w:t>ی‌</w:t>
+            </w:r>
+            <w:r>
+              <w:rPr>
+                <w:rStyle w:val="Hyperlink"/>
+                <w:rFonts w:hint="eastAsia"/>
+                <w:rtl/>
+              </w:rPr>
+              <w:t>ها</w:t>
+            </w:r>
+            <w:r>
+              <w:rPr>
+                <w:rStyle w:val="Hyperlink"/>
+                <w:rtl/>
+              </w:rPr>
+              <w:t xml:space="preserve"> |‌ </w:t>
+            </w:r>
+            <w:r>
+              <w:rPr>
+                <w:rStyle w:val="Hyperlink"/>
+              </w:rPr>
+              <w:t>Requirements Definition</w:t>
+            </w:r>
+            <w:r>
+              <w:rPr>
+                <w:webHidden/>
               </w:rPr>
               <w:tab/>
             </w:r>
             <w:r>
               <w:rPr>
-                <w:rFonts w:ascii="Vazirmatn" w:hAnsi="Vazirmatn" w:cs="Vazirmatn"/>
-                <w:noProof/>
-                <w:webHidden/>
-                <w:lang w:bidi="fa-IR"/>
+                <w:webHidden/>
               </w:rPr>
               <w:fldChar w:fldCharType="begin"/>
             </w:r>
             <w:r>
               <w:rPr>
-                <w:rFonts w:ascii="Vazirmatn" w:hAnsi="Vazirmatn" w:cs="Vazirmatn"/>
-                <w:noProof/>
-                <w:webHidden/>
-                <w:lang w:bidi="fa-IR"/>
-              </w:rPr>
-              <w:instrText xml:space="preserve"> PAGEREF _Toc231564770 \h </w:instrText>
-            </w:r>
-            <w:r>
-              <w:rPr>
-                <w:rFonts w:ascii="Vazirmatn" w:hAnsi="Vazirmatn" w:cs="Vazirmatn"/>
-                <w:noProof/>
-                <w:webHidden/>
-                <w:lang w:bidi="fa-IR"/>
-              </w:rPr>
-            </w:r>
-            <w:r>
-              <w:rPr>
-                <w:rFonts w:ascii="Vazirmatn" w:hAnsi="Vazirmatn" w:cs="Vazirmatn"/>
-                <w:noProof/>
-                <w:webHidden/>
-                <w:lang w:bidi="fa-IR"/>
+                <w:webHidden/>
+              </w:rPr>
+              <w:instrText xml:space="preserve"> PAGEREF _Toc233399284 \h </w:instrText>
+            </w:r>
+            <w:r>
+              <w:rPr>
+                <w:webHidden/>
+              </w:rPr>
+            </w:r>
+            <w:r>
+              <w:rPr>
+                <w:webHidden/>
               </w:rPr>
               <w:fldChar w:fldCharType="separate"/>
             </w:r>
             <w:r>
               <w:rPr>
-                <w:rFonts w:ascii="Vazirmatn" w:hAnsi="Vazirmatn" w:cs="Vazirmatn"/>
-                <w:noProof/>
-                <w:webHidden/>
-                <w:rtl/>
-                <w:lang w:bidi="fa-IR"/>
+                <w:webHidden/>
               </w:rPr>
               <w:t>12</w:t>
             </w:r>
             <w:r>
               <w:rPr>
-                <w:rFonts w:ascii="Vazirmatn" w:hAnsi="Vazirmatn" w:cs="Vazirmatn"/>
-                <w:noProof/>
-                <w:webHidden/>
-                <w:lang w:bidi="fa-IR"/>
+                <w:webHidden/>
               </w:rPr>
               <w:fldChar w:fldCharType="end"/>
             </w:r>
@@ -1327,25 +1324,14 @@
         </w:p>
         <w:p>
           <w:pPr>
-            <w:pStyle w:val="TOC2"/>
-            <w:numPr>
-              <w:ilvl w:val="0"/>
-              <w:numId w:val="4"/>
-            </w:numPr>
-            <w:tabs>
-              <w:tab w:val="right" w:leader="dot" w:pos="9350"/>
-            </w:tabs>
-            <w:bidi/>
+            <w:pStyle w:val="TOC1"/>
             <w:rPr>
-              <w:rFonts w:ascii="Vazirmatn" w:eastAsiaTheme="minorEastAsia" w:hAnsi="Vazirmatn" w:cs="Vazirmatn"/>
-              <w:b/>
-              <w:bCs/>
-              <w:noProof/>
+              <w:rFonts w:asciiTheme="minorHAnsi" w:eastAsiaTheme="minorEastAsia" w:hAnsiTheme="minorHAnsi" w:cstheme="minorBidi"/>
               <w:color w:val="auto"/>
               <w:kern w:val="2"/>
               <w:sz w:val="24"/>
               <w:bdr w:val="none" w:sz="0" w:space="0" w:color="auto"/>
-              <w:lang w:bidi="fa-IR"/>
+              <w:lang w:bidi="ar-SA"/>
               <w14:textOutline w14:w="0" w14:cap="rnd" w14:cmpd="sng" w14:algn="ctr">
                 <w14:noFill/>
                 <w14:prstDash w14:val="solid"/>
@@ -1354,86 +1340,97 @@
               <w14:ligatures w14:val="standardContextual"/>
             </w:rPr>
           </w:pPr>
-          <w:hyperlink w:anchor="_Toc231564771" w:history="1">
-            <w:r>
-              <w:rPr>
-                <w:rStyle w:val="Hyperlink"/>
-                <w:rFonts w:ascii="Vazirmatn" w:hAnsi="Vazirmatn" w:cs="Vazirmatn"/>
-                <w:noProof/>
-                <w:rtl/>
-                <w:lang w:bidi="fa-IR"/>
-              </w:rPr>
-              <w:t xml:space="preserve">نمودارهای مورد‌کاربرد | </w:t>
-            </w:r>
-            <w:r>
-              <w:rPr>
-                <w:rStyle w:val="Hyperlink"/>
-                <w:rFonts w:ascii="Vazirmatn" w:hAnsi="Vazirmatn" w:cs="Vazirmatn"/>
-                <w:noProof/>
-                <w:lang w:bidi="fa-IR"/>
-              </w:rPr>
-              <w:t>Use-Case Diagrams</w:t>
-            </w:r>
-            <w:r>
-              <w:rPr>
-                <w:rFonts w:ascii="Vazirmatn" w:hAnsi="Vazirmatn" w:cs="Vazirmatn"/>
-                <w:noProof/>
-                <w:webHidden/>
-                <w:lang w:bidi="fa-IR"/>
+          <w:hyperlink w:anchor="_Toc233399285" w:history="1">
+            <w:r>
+              <w:rPr>
+                <w:rStyle w:val="Hyperlink"/>
+                <w:rFonts w:hint="eastAsia"/>
+                <w:rtl/>
+              </w:rPr>
+              <w:t>مدل‌ها</w:t>
+            </w:r>
+            <w:r>
+              <w:rPr>
+                <w:rStyle w:val="Hyperlink"/>
+                <w:rFonts w:hint="cs"/>
+                <w:rtl/>
+              </w:rPr>
+              <w:t>ی</w:t>
+            </w:r>
+            <w:r>
+              <w:rPr>
+                <w:rStyle w:val="Hyperlink"/>
+                <w:rtl/>
+              </w:rPr>
+              <w:t xml:space="preserve"> </w:t>
+            </w:r>
+            <w:r>
+              <w:rPr>
+                <w:rStyle w:val="Hyperlink"/>
+                <w:rFonts w:hint="eastAsia"/>
+                <w:rtl/>
+              </w:rPr>
+              <w:t>کارکرد</w:t>
+            </w:r>
+            <w:r>
+              <w:rPr>
+                <w:rStyle w:val="Hyperlink"/>
+                <w:rFonts w:hint="cs"/>
+                <w:rtl/>
+              </w:rPr>
+              <w:t>ی</w:t>
+            </w:r>
+            <w:r>
+              <w:rPr>
+                <w:rStyle w:val="Hyperlink"/>
+                <w:rtl/>
+              </w:rPr>
+              <w:t xml:space="preserve"> | </w:t>
+            </w:r>
+            <w:r>
+              <w:rPr>
+                <w:rStyle w:val="Hyperlink"/>
+              </w:rPr>
+              <w:t>Functional Models</w:t>
+            </w:r>
+            <w:r>
+              <w:rPr>
+                <w:webHidden/>
               </w:rPr>
               <w:tab/>
             </w:r>
             <w:r>
               <w:rPr>
-                <w:rFonts w:ascii="Vazirmatn" w:hAnsi="Vazirmatn" w:cs="Vazirmatn"/>
-                <w:noProof/>
-                <w:webHidden/>
-                <w:lang w:bidi="fa-IR"/>
+                <w:webHidden/>
               </w:rPr>
               <w:fldChar w:fldCharType="begin"/>
             </w:r>
             <w:r>
               <w:rPr>
-                <w:rFonts w:ascii="Vazirmatn" w:hAnsi="Vazirmatn" w:cs="Vazirmatn"/>
-                <w:noProof/>
-                <w:webHidden/>
-                <w:lang w:bidi="fa-IR"/>
-              </w:rPr>
-              <w:instrText xml:space="preserve"> PAGEREF _Toc231564771 \h </w:instrText>
-            </w:r>
-            <w:r>
-              <w:rPr>
-                <w:rFonts w:ascii="Vazirmatn" w:hAnsi="Vazirmatn" w:cs="Vazirmatn"/>
-                <w:noProof/>
-                <w:webHidden/>
-                <w:lang w:bidi="fa-IR"/>
-              </w:rPr>
-            </w:r>
-            <w:r>
-              <w:rPr>
-                <w:rFonts w:ascii="Vazirmatn" w:hAnsi="Vazirmatn" w:cs="Vazirmatn"/>
-                <w:noProof/>
-                <w:webHidden/>
-                <w:lang w:bidi="fa-IR"/>
+                <w:webHidden/>
+              </w:rPr>
+              <w:instrText xml:space="preserve"> PAGEREF _Toc233399285 \h </w:instrText>
+            </w:r>
+            <w:r>
+              <w:rPr>
+                <w:webHidden/>
+              </w:rPr>
+            </w:r>
+            <w:r>
+              <w:rPr>
+                <w:webHidden/>
               </w:rPr>
               <w:fldChar w:fldCharType="separate"/>
             </w:r>
             <w:r>
               <w:rPr>
-                <w:rFonts w:ascii="Vazirmatn" w:hAnsi="Vazirmatn" w:cs="Vazirmatn"/>
-                <w:noProof/>
-                <w:webHidden/>
-                <w:rtl/>
-                <w:lang w:bidi="fa-IR"/>
+                <w:webHidden/>
               </w:rPr>
               <w:t>13</w:t>
             </w:r>
             <w:r>
               <w:rPr>
-                <w:rFonts w:ascii="Vazirmatn" w:hAnsi="Vazirmatn" w:cs="Vazirmatn"/>
-                <w:noProof/>
-                <w:webHidden/>
-                <w:lang w:bidi="fa-IR"/>
+                <w:webHidden/>
               </w:rPr>
               <w:fldChar w:fldCharType="end"/>
             </w:r>
@@ -1442,24 +1439,17 @@
         <w:p>
           <w:pPr>
             <w:pStyle w:val="TOC2"/>
-            <w:numPr>
-              <w:ilvl w:val="0"/>
-              <w:numId w:val="4"/>
-            </w:numPr>
             <w:tabs>
               <w:tab w:val="right" w:leader="dot" w:pos="9350"/>
             </w:tabs>
-            <w:bidi/>
             <w:rPr>
-              <w:rFonts w:ascii="Vazirmatn" w:eastAsiaTheme="minorEastAsia" w:hAnsi="Vazirmatn" w:cs="Vazirmatn"/>
-              <w:b/>
-              <w:bCs/>
+              <w:rFonts w:asciiTheme="minorHAnsi" w:eastAsiaTheme="minorEastAsia" w:hAnsiTheme="minorHAnsi" w:cstheme="minorBidi"/>
               <w:noProof/>
               <w:color w:val="auto"/>
               <w:kern w:val="2"/>
               <w:sz w:val="24"/>
+              <w:szCs w:val="24"/>
               <w:bdr w:val="none" w:sz="0" w:space="0" w:color="auto"/>
-              <w:lang w:bidi="fa-IR"/>
               <w14:textOutline w14:w="0" w14:cap="rnd" w14:cmpd="sng" w14:algn="ctr">
                 <w14:noFill/>
                 <w14:prstDash w14:val="solid"/>
@@ -1468,86 +1458,128 @@
               <w14:ligatures w14:val="standardContextual"/>
             </w:rPr>
           </w:pPr>
-          <w:hyperlink w:anchor="_Toc231564772" w:history="1">
-            <w:r>
-              <w:rPr>
-                <w:rStyle w:val="Hyperlink"/>
-                <w:rFonts w:ascii="Vazirmatn" w:hAnsi="Vazirmatn" w:cs="Vazirmatn"/>
-                <w:noProof/>
-                <w:rtl/>
-                <w:lang w:bidi="fa-IR"/>
-              </w:rPr>
-              <w:t xml:space="preserve">نمودارهای فعالیت | </w:t>
-            </w:r>
-            <w:r>
-              <w:rPr>
-                <w:rStyle w:val="Hyperlink"/>
-                <w:rFonts w:ascii="Vazirmatn" w:hAnsi="Vazirmatn" w:cs="Vazirmatn"/>
-                <w:noProof/>
-                <w:lang w:bidi="fa-IR"/>
-              </w:rPr>
-              <w:t>Activity Diagrams</w:t>
-            </w:r>
-            <w:r>
-              <w:rPr>
-                <w:rFonts w:ascii="Vazirmatn" w:hAnsi="Vazirmatn" w:cs="Vazirmatn"/>
-                <w:noProof/>
-                <w:webHidden/>
-                <w:lang w:bidi="fa-IR"/>
+          <w:hyperlink w:anchor="_Toc233399286" w:history="1">
+            <w:r>
+              <w:rPr>
+                <w:rStyle w:val="Hyperlink"/>
+                <w:rFonts w:hint="eastAsia"/>
+                <w:noProof/>
+                <w:rtl/>
+                <w:lang w:bidi="fa-IR"/>
+              </w:rPr>
+              <w:t>سنار</w:t>
+            </w:r>
+            <w:r>
+              <w:rPr>
+                <w:rStyle w:val="Hyperlink"/>
+                <w:rFonts w:hint="cs"/>
+                <w:noProof/>
+                <w:rtl/>
+                <w:lang w:bidi="fa-IR"/>
+              </w:rPr>
+              <w:t>ی</w:t>
+            </w:r>
+            <w:r>
+              <w:rPr>
+                <w:rStyle w:val="Hyperlink"/>
+                <w:rFonts w:hint="eastAsia"/>
+                <w:noProof/>
+                <w:rtl/>
+                <w:lang w:bidi="fa-IR"/>
+              </w:rPr>
+              <w:t>و‌ها</w:t>
+            </w:r>
+            <w:r>
+              <w:rPr>
+                <w:rStyle w:val="Hyperlink"/>
+                <w:rFonts w:hint="cs"/>
+                <w:noProof/>
+                <w:rtl/>
+                <w:lang w:bidi="fa-IR"/>
+              </w:rPr>
+              <w:t>ی</w:t>
+            </w:r>
+            <w:r>
+              <w:rPr>
+                <w:rStyle w:val="Hyperlink"/>
+                <w:noProof/>
+                <w:rtl/>
+                <w:lang w:bidi="fa-IR"/>
+              </w:rPr>
+              <w:t xml:space="preserve"> </w:t>
+            </w:r>
+            <w:r>
+              <w:rPr>
+                <w:rStyle w:val="Hyperlink"/>
+                <w:rFonts w:hint="eastAsia"/>
+                <w:noProof/>
+                <w:rtl/>
+                <w:lang w:bidi="fa-IR"/>
+              </w:rPr>
+              <w:t>پروژه</w:t>
+            </w:r>
+            <w:r>
+              <w:rPr>
+                <w:rStyle w:val="Hyperlink"/>
+                <w:noProof/>
+                <w:rtl/>
+                <w:lang w:bidi="fa-IR"/>
+              </w:rPr>
+              <w:t xml:space="preserve"> | </w:t>
+            </w:r>
+            <w:r>
+              <w:rPr>
+                <w:rStyle w:val="Hyperlink"/>
+                <w:noProof/>
+                <w:lang w:bidi="fa-IR"/>
+              </w:rPr>
+              <w:t>Use-Case Descriptions</w:t>
+            </w:r>
+            <w:r>
+              <w:rPr>
+                <w:noProof/>
+                <w:webHidden/>
               </w:rPr>
               <w:tab/>
             </w:r>
             <w:r>
               <w:rPr>
-                <w:rFonts w:ascii="Vazirmatn" w:hAnsi="Vazirmatn" w:cs="Vazirmatn"/>
-                <w:noProof/>
-                <w:webHidden/>
-                <w:lang w:bidi="fa-IR"/>
+                <w:noProof/>
+                <w:webHidden/>
               </w:rPr>
               <w:fldChar w:fldCharType="begin"/>
             </w:r>
             <w:r>
               <w:rPr>
-                <w:rFonts w:ascii="Vazirmatn" w:hAnsi="Vazirmatn" w:cs="Vazirmatn"/>
-                <w:noProof/>
-                <w:webHidden/>
-                <w:lang w:bidi="fa-IR"/>
-              </w:rPr>
-              <w:instrText xml:space="preserve"> PAGEREF _Toc231564772 \h </w:instrText>
-            </w:r>
-            <w:r>
-              <w:rPr>
-                <w:rFonts w:ascii="Vazirmatn" w:hAnsi="Vazirmatn" w:cs="Vazirmatn"/>
-                <w:noProof/>
-                <w:webHidden/>
-                <w:lang w:bidi="fa-IR"/>
-              </w:rPr>
-            </w:r>
-            <w:r>
-              <w:rPr>
-                <w:rFonts w:ascii="Vazirmatn" w:hAnsi="Vazirmatn" w:cs="Vazirmatn"/>
-                <w:noProof/>
-                <w:webHidden/>
-                <w:lang w:bidi="fa-IR"/>
+                <w:noProof/>
+                <w:webHidden/>
+              </w:rPr>
+              <w:instrText xml:space="preserve"> PAGEREF _Toc233399286 \h </w:instrText>
+            </w:r>
+            <w:r>
+              <w:rPr>
+                <w:noProof/>
+                <w:webHidden/>
+              </w:rPr>
+            </w:r>
+            <w:r>
+              <w:rPr>
+                <w:noProof/>
+                <w:webHidden/>
               </w:rPr>
               <w:fldChar w:fldCharType="separate"/>
             </w:r>
             <w:r>
               <w:rPr>
-                <w:rFonts w:ascii="Vazirmatn" w:hAnsi="Vazirmatn" w:cs="Vazirmatn"/>
-                <w:noProof/>
-                <w:webHidden/>
-                <w:rtl/>
-                <w:lang w:bidi="fa-IR"/>
+                <w:noProof/>
+                <w:webHidden/>
               </w:rPr>
               <w:t>14</w:t>
             </w:r>
             <w:r>
               <w:rPr>
-                <w:rFonts w:ascii="Vazirmatn" w:hAnsi="Vazirmatn" w:cs="Vazirmatn"/>
-                <w:noProof/>
-                <w:webHidden/>
-                <w:lang w:bidi="fa-IR"/>
+                <w:noProof/>
+                <w:webHidden/>
               </w:rPr>
               <w:fldChar w:fldCharType="end"/>
             </w:r>
@@ -1555,20 +1587,18 @@
         </w:p>
         <w:p>
           <w:pPr>
-            <w:pStyle w:val="TOC1"/>
-            <w:numPr>
-              <w:ilvl w:val="0"/>
-              <w:numId w:val="4"/>
-            </w:numPr>
+            <w:pStyle w:val="TOC2"/>
+            <w:tabs>
+              <w:tab w:val="right" w:leader="dot" w:pos="9350"/>
+            </w:tabs>
             <w:rPr>
-              <w:rFonts w:ascii="Vazirmatn" w:eastAsiaTheme="minorEastAsia" w:hAnsi="Vazirmatn" w:cs="Vazirmatn"/>
-              <w:i/>
-              <w:iCs/>
+              <w:rFonts w:asciiTheme="minorHAnsi" w:eastAsiaTheme="minorEastAsia" w:hAnsiTheme="minorHAnsi" w:cstheme="minorBidi"/>
               <w:noProof/>
               <w:color w:val="auto"/>
               <w:kern w:val="2"/>
+              <w:sz w:val="24"/>
+              <w:szCs w:val="24"/>
               <w:bdr w:val="none" w:sz="0" w:space="0" w:color="auto"/>
-              <w:lang w:bidi="fa-IR"/>
               <w14:textOutline w14:w="0" w14:cap="rnd" w14:cmpd="sng" w14:algn="ctr">
                 <w14:noFill/>
                 <w14:prstDash w14:val="solid"/>
@@ -1577,86 +1607,119 @@
               <w14:ligatures w14:val="standardContextual"/>
             </w:rPr>
           </w:pPr>
-          <w:hyperlink w:anchor="_Toc231564773" w:history="1">
-            <w:r>
-              <w:rPr>
-                <w:rStyle w:val="Hyperlink"/>
-                <w:rFonts w:ascii="Vazirmatn" w:hAnsi="Vazirmatn" w:cs="Vazirmatn"/>
-                <w:noProof/>
-                <w:rtl/>
-                <w:lang w:bidi="fa-IR"/>
-              </w:rPr>
-              <w:t xml:space="preserve">مدل‌های ساختاری | </w:t>
-            </w:r>
-            <w:r>
-              <w:rPr>
-                <w:rStyle w:val="Hyperlink"/>
-                <w:rFonts w:ascii="Vazirmatn" w:hAnsi="Vazirmatn" w:cs="Vazirmatn"/>
-                <w:noProof/>
-                <w:lang w:bidi="fa-IR"/>
-              </w:rPr>
-              <w:t>Structural Models</w:t>
-            </w:r>
-            <w:r>
-              <w:rPr>
-                <w:rFonts w:ascii="Vazirmatn" w:hAnsi="Vazirmatn" w:cs="Vazirmatn"/>
-                <w:noProof/>
-                <w:webHidden/>
-                <w:lang w:bidi="fa-IR"/>
+          <w:hyperlink w:anchor="_Toc233399287" w:history="1">
+            <w:r>
+              <w:rPr>
+                <w:rStyle w:val="Hyperlink"/>
+                <w:rFonts w:hint="eastAsia"/>
+                <w:noProof/>
+                <w:rtl/>
+                <w:lang w:bidi="fa-IR"/>
+              </w:rPr>
+              <w:t>نمودارها</w:t>
+            </w:r>
+            <w:r>
+              <w:rPr>
+                <w:rStyle w:val="Hyperlink"/>
+                <w:rFonts w:hint="cs"/>
+                <w:noProof/>
+                <w:rtl/>
+                <w:lang w:bidi="fa-IR"/>
+              </w:rPr>
+              <w:t>ی</w:t>
+            </w:r>
+            <w:r>
+              <w:rPr>
+                <w:rStyle w:val="Hyperlink"/>
+                <w:noProof/>
+                <w:rtl/>
+                <w:lang w:bidi="fa-IR"/>
+              </w:rPr>
+              <w:t xml:space="preserve"> </w:t>
+            </w:r>
+            <w:r>
+              <w:rPr>
+                <w:rStyle w:val="Hyperlink"/>
+                <w:rFonts w:hint="eastAsia"/>
+                <w:noProof/>
+                <w:rtl/>
+                <w:lang w:bidi="fa-IR"/>
+              </w:rPr>
+              <w:t>مورد‌کاربرد</w:t>
+            </w:r>
+            <w:r>
+              <w:rPr>
+                <w:rStyle w:val="Hyperlink"/>
+                <w:noProof/>
+                <w:rtl/>
+                <w:lang w:bidi="fa-IR"/>
+              </w:rPr>
+              <w:t xml:space="preserve"> </w:t>
+            </w:r>
+            <w:r>
+              <w:rPr>
+                <w:rStyle w:val="Hyperlink"/>
+                <w:rFonts w:cs="Cambria"/>
+                <w:noProof/>
+                <w:rtl/>
+                <w:lang w:bidi="fa-IR"/>
+              </w:rPr>
+              <w:t xml:space="preserve">| </w:t>
+            </w:r>
+            <w:r>
+              <w:rPr>
+                <w:rStyle w:val="Hyperlink"/>
+                <w:rFonts w:cs="Cambria"/>
+                <w:noProof/>
+                <w:lang w:bidi="fa-IR"/>
+              </w:rPr>
+              <w:t>Use-Case Diagrams</w:t>
+            </w:r>
+            <w:r>
+              <w:rPr>
+                <w:noProof/>
+                <w:webHidden/>
               </w:rPr>
               <w:tab/>
             </w:r>
             <w:r>
               <w:rPr>
-                <w:rFonts w:ascii="Vazirmatn" w:hAnsi="Vazirmatn" w:cs="Vazirmatn"/>
-                <w:noProof/>
-                <w:webHidden/>
-                <w:lang w:bidi="fa-IR"/>
+                <w:noProof/>
+                <w:webHidden/>
               </w:rPr>
               <w:fldChar w:fldCharType="begin"/>
             </w:r>
             <w:r>
               <w:rPr>
-                <w:rFonts w:ascii="Vazirmatn" w:hAnsi="Vazirmatn" w:cs="Vazirmatn"/>
-                <w:noProof/>
-                <w:webHidden/>
-                <w:lang w:bidi="fa-IR"/>
-              </w:rPr>
-              <w:instrText xml:space="preserve"> PAGEREF _Toc231564773 \h </w:instrText>
-            </w:r>
-            <w:r>
-              <w:rPr>
-                <w:rFonts w:ascii="Vazirmatn" w:hAnsi="Vazirmatn" w:cs="Vazirmatn"/>
-                <w:noProof/>
-                <w:webHidden/>
-                <w:lang w:bidi="fa-IR"/>
-              </w:rPr>
-            </w:r>
-            <w:r>
-              <w:rPr>
-                <w:rFonts w:ascii="Vazirmatn" w:hAnsi="Vazirmatn" w:cs="Vazirmatn"/>
-                <w:noProof/>
-                <w:webHidden/>
-                <w:lang w:bidi="fa-IR"/>
+                <w:noProof/>
+                <w:webHidden/>
+              </w:rPr>
+              <w:instrText xml:space="preserve"> PAGEREF _Toc233399287 \h </w:instrText>
+            </w:r>
+            <w:r>
+              <w:rPr>
+                <w:noProof/>
+                <w:webHidden/>
+              </w:rPr>
+            </w:r>
+            <w:r>
+              <w:rPr>
+                <w:noProof/>
+                <w:webHidden/>
               </w:rPr>
               <w:fldChar w:fldCharType="separate"/>
             </w:r>
             <w:r>
               <w:rPr>
-                <w:rFonts w:ascii="Vazirmatn" w:hAnsi="Vazirmatn" w:cs="Vazirmatn"/>
-                <w:noProof/>
-                <w:webHidden/>
-                <w:rtl/>
-                <w:lang w:bidi="fa-IR"/>
+                <w:noProof/>
+                <w:webHidden/>
               </w:rPr>
               <w:t>15</w:t>
             </w:r>
             <w:r>
               <w:rPr>
-                <w:rFonts w:ascii="Vazirmatn" w:hAnsi="Vazirmatn" w:cs="Vazirmatn"/>
-                <w:noProof/>
-                <w:webHidden/>
-                <w:lang w:bidi="fa-IR"/>
+                <w:noProof/>
+                <w:webHidden/>
               </w:rPr>
               <w:fldChar w:fldCharType="end"/>
             </w:r>
@@ -1665,24 +1728,17 @@
         <w:p>
           <w:pPr>
             <w:pStyle w:val="TOC2"/>
-            <w:numPr>
-              <w:ilvl w:val="0"/>
-              <w:numId w:val="4"/>
-            </w:numPr>
             <w:tabs>
               <w:tab w:val="right" w:leader="dot" w:pos="9350"/>
             </w:tabs>
-            <w:bidi/>
             <w:rPr>
-              <w:rFonts w:ascii="Vazirmatn" w:eastAsiaTheme="minorEastAsia" w:hAnsi="Vazirmatn" w:cs="Vazirmatn"/>
-              <w:b/>
-              <w:bCs/>
+              <w:rFonts w:asciiTheme="minorHAnsi" w:eastAsiaTheme="minorEastAsia" w:hAnsiTheme="minorHAnsi" w:cstheme="minorBidi"/>
               <w:noProof/>
               <w:color w:val="auto"/>
               <w:kern w:val="2"/>
               <w:sz w:val="24"/>
+              <w:szCs w:val="24"/>
               <w:bdr w:val="none" w:sz="0" w:space="0" w:color="auto"/>
-              <w:lang w:bidi="fa-IR"/>
               <w14:textOutline w14:w="0" w14:cap="rnd" w14:cmpd="sng" w14:algn="ctr">
                 <w14:noFill/>
                 <w14:prstDash w14:val="solid"/>
@@ -1691,105 +1747,139 @@
               <w14:ligatures w14:val="standardContextual"/>
             </w:rPr>
           </w:pPr>
-          <w:hyperlink w:anchor="_Toc231564774" w:history="1">
-            <w:r>
-              <w:rPr>
-                <w:rStyle w:val="Hyperlink"/>
-                <w:rFonts w:ascii="Vazirmatn" w:hAnsi="Vazirmatn" w:cs="Vazirmatn"/>
-                <w:noProof/>
-                <w:rtl/>
-                <w:lang w:bidi="fa-IR"/>
-              </w:rPr>
-              <w:t xml:space="preserve">کارت‌های </w:t>
-            </w:r>
-            <w:r>
-              <w:rPr>
-                <w:rStyle w:val="Hyperlink"/>
-                <w:rFonts w:ascii="Vazirmatn" w:hAnsi="Vazirmatn" w:cs="Vazirmatn"/>
-                <w:noProof/>
-                <w:lang w:bidi="fa-IR"/>
-              </w:rPr>
-              <w:t>CRC</w:t>
-            </w:r>
-            <w:r>
-              <w:rPr>
-                <w:rStyle w:val="Hyperlink"/>
-                <w:rFonts w:ascii="Vazirmatn" w:hAnsi="Vazirmatn" w:cs="Vazirmatn"/>
-                <w:noProof/>
-                <w:rtl/>
-                <w:lang w:bidi="fa-IR"/>
-              </w:rPr>
-              <w:t xml:space="preserve"> | </w:t>
-            </w:r>
-            <w:r>
-              <w:rPr>
-                <w:rStyle w:val="Hyperlink"/>
-                <w:rFonts w:ascii="Vazirmatn" w:hAnsi="Vazirmatn" w:cs="Vazirmatn"/>
-                <w:noProof/>
-                <w:lang w:bidi="fa-IR"/>
-              </w:rPr>
-              <w:t>CRC Cards</w:t>
-            </w:r>
-            <w:r>
-              <w:rPr>
-                <w:rFonts w:ascii="Vazirmatn" w:hAnsi="Vazirmatn" w:cs="Vazirmatn"/>
-                <w:noProof/>
-                <w:webHidden/>
-                <w:lang w:bidi="fa-IR"/>
+          <w:hyperlink w:anchor="_Toc233399288" w:history="1">
+            <w:r>
+              <w:rPr>
+                <w:rStyle w:val="Hyperlink"/>
+                <w:rFonts w:hint="eastAsia"/>
+                <w:noProof/>
+                <w:rtl/>
+                <w:lang w:bidi="fa-IR"/>
+              </w:rPr>
+              <w:t>نمودارها</w:t>
+            </w:r>
+            <w:r>
+              <w:rPr>
+                <w:rStyle w:val="Hyperlink"/>
+                <w:rFonts w:hint="cs"/>
+                <w:noProof/>
+                <w:rtl/>
+                <w:lang w:bidi="fa-IR"/>
+              </w:rPr>
+              <w:t>ی</w:t>
+            </w:r>
+            <w:r>
+              <w:rPr>
+                <w:rStyle w:val="Hyperlink"/>
+                <w:noProof/>
+                <w:rtl/>
+                <w:lang w:bidi="fa-IR"/>
+              </w:rPr>
+              <w:t xml:space="preserve"> </w:t>
+            </w:r>
+            <w:r>
+              <w:rPr>
+                <w:rStyle w:val="Hyperlink"/>
+                <w:rFonts w:hint="eastAsia"/>
+                <w:noProof/>
+                <w:rtl/>
+                <w:lang w:bidi="fa-IR"/>
+              </w:rPr>
+              <w:t>فعال</w:t>
+            </w:r>
+            <w:r>
+              <w:rPr>
+                <w:rStyle w:val="Hyperlink"/>
+                <w:rFonts w:hint="cs"/>
+                <w:noProof/>
+                <w:rtl/>
+                <w:lang w:bidi="fa-IR"/>
+              </w:rPr>
+              <w:t>ی</w:t>
+            </w:r>
+            <w:r>
+              <w:rPr>
+                <w:rStyle w:val="Hyperlink"/>
+                <w:rFonts w:hint="eastAsia"/>
+                <w:noProof/>
+                <w:rtl/>
+                <w:lang w:bidi="fa-IR"/>
+              </w:rPr>
+              <w:t>ت</w:t>
+            </w:r>
+            <w:r>
+              <w:rPr>
+                <w:rStyle w:val="Hyperlink"/>
+                <w:noProof/>
+                <w:rtl/>
+                <w:lang w:bidi="fa-IR"/>
+              </w:rPr>
+              <w:t xml:space="preserve"> </w:t>
+            </w:r>
+            <w:r>
+              <w:rPr>
+                <w:rStyle w:val="Hyperlink"/>
+                <w:rFonts w:cs="Cambria"/>
+                <w:noProof/>
+                <w:rtl/>
+                <w:lang w:bidi="fa-IR"/>
+              </w:rPr>
+              <w:t xml:space="preserve">| </w:t>
+            </w:r>
+            <w:r>
+              <w:rPr>
+                <w:rStyle w:val="Hyperlink"/>
+                <w:rFonts w:cs="Cambria"/>
+                <w:noProof/>
+                <w:lang w:bidi="fa-IR"/>
+              </w:rPr>
+              <w:t>Activity Diagrams</w:t>
+            </w:r>
+            <w:r>
+              <w:rPr>
+                <w:noProof/>
+                <w:webHidden/>
               </w:rPr>
               <w:tab/>
             </w:r>
             <w:r>
               <w:rPr>
-                <w:rFonts w:ascii="Vazirmatn" w:hAnsi="Vazirmatn" w:cs="Vazirmatn"/>
-                <w:noProof/>
-                <w:webHidden/>
-                <w:lang w:bidi="fa-IR"/>
+                <w:noProof/>
+                <w:webHidden/>
               </w:rPr>
               <w:fldChar w:fldCharType="begin"/>
             </w:r>
             <w:r>
               <w:rPr>
-                <w:rFonts w:ascii="Vazirmatn" w:hAnsi="Vazirmatn" w:cs="Vazirmatn"/>
-                <w:noProof/>
-                <w:webHidden/>
-                <w:lang w:bidi="fa-IR"/>
-              </w:rPr>
-              <w:instrText xml:space="preserve"> PAGEREF _Toc231564774 \h </w:instrText>
-            </w:r>
-            <w:r>
-              <w:rPr>
-                <w:rFonts w:ascii="Vazirmatn" w:hAnsi="Vazirmatn" w:cs="Vazirmatn"/>
-                <w:noProof/>
-                <w:webHidden/>
-                <w:lang w:bidi="fa-IR"/>
-              </w:rPr>
-            </w:r>
-            <w:r>
-              <w:rPr>
-                <w:rFonts w:ascii="Vazirmatn" w:hAnsi="Vazirmatn" w:cs="Vazirmatn"/>
-                <w:noProof/>
-                <w:webHidden/>
-                <w:lang w:bidi="fa-IR"/>
+                <w:noProof/>
+                <w:webHidden/>
+              </w:rPr>
+              <w:instrText xml:space="preserve"> PAGEREF _Toc233399288 \h </w:instrText>
+            </w:r>
+            <w:r>
+              <w:rPr>
+                <w:noProof/>
+                <w:webHidden/>
+              </w:rPr>
+            </w:r>
+            <w:r>
+              <w:rPr>
+                <w:noProof/>
+                <w:webHidden/>
               </w:rPr>
               <w:fldChar w:fldCharType="separate"/>
             </w:r>
             <w:r>
               <w:rPr>
-                <w:rFonts w:ascii="Vazirmatn" w:hAnsi="Vazirmatn" w:cs="Vazirmatn"/>
-                <w:noProof/>
-                <w:webHidden/>
-                <w:rtl/>
-                <w:lang w:bidi="fa-IR"/>
+                <w:noProof/>
+                <w:webHidden/>
               </w:rPr>
               <w:t>16</w:t>
             </w:r>
             <w:r>
               <w:rPr>
-                <w:rFonts w:ascii="Vazirmatn" w:hAnsi="Vazirmatn" w:cs="Vazirmatn"/>
-                <w:noProof/>
-                <w:webHidden/>
-                <w:lang w:bidi="fa-IR"/>
+                <w:noProof/>
+                <w:webHidden/>
               </w:rPr>
               <w:fldChar w:fldCharType="end"/>
             </w:r>
@@ -1797,25 +1887,14 @@
         </w:p>
         <w:p>
           <w:pPr>
-            <w:pStyle w:val="TOC2"/>
-            <w:numPr>
-              <w:ilvl w:val="0"/>
-              <w:numId w:val="4"/>
-            </w:numPr>
-            <w:tabs>
-              <w:tab w:val="right" w:leader="dot" w:pos="9350"/>
-            </w:tabs>
-            <w:bidi/>
+            <w:pStyle w:val="TOC1"/>
             <w:rPr>
-              <w:rFonts w:ascii="Vazirmatn" w:eastAsiaTheme="minorEastAsia" w:hAnsi="Vazirmatn" w:cs="Vazirmatn"/>
-              <w:b/>
-              <w:bCs/>
-              <w:noProof/>
+              <w:rFonts w:asciiTheme="minorHAnsi" w:eastAsiaTheme="minorEastAsia" w:hAnsiTheme="minorHAnsi" w:cstheme="minorBidi"/>
               <w:color w:val="auto"/>
               <w:kern w:val="2"/>
               <w:sz w:val="24"/>
               <w:bdr w:val="none" w:sz="0" w:space="0" w:color="auto"/>
-              <w:lang w:bidi="fa-IR"/>
+              <w:lang w:bidi="ar-SA"/>
               <w14:textOutline w14:w="0" w14:cap="rnd" w14:cmpd="sng" w14:algn="ctr">
                 <w14:noFill/>
                 <w14:prstDash w14:val="solid"/>
@@ -1824,86 +1903,97 @@
               <w14:ligatures w14:val="standardContextual"/>
             </w:rPr>
           </w:pPr>
-          <w:hyperlink w:anchor="_Toc231564775" w:history="1">
-            <w:r>
-              <w:rPr>
-                <w:rStyle w:val="Hyperlink"/>
-                <w:rFonts w:ascii="Vazirmatn" w:hAnsi="Vazirmatn" w:cs="Vazirmatn"/>
-                <w:noProof/>
-                <w:rtl/>
-                <w:lang w:bidi="fa-IR"/>
-              </w:rPr>
-              <w:t xml:space="preserve">نمودارهای کلاس | </w:t>
-            </w:r>
-            <w:r>
-              <w:rPr>
-                <w:rStyle w:val="Hyperlink"/>
-                <w:rFonts w:ascii="Vazirmatn" w:hAnsi="Vazirmatn" w:cs="Vazirmatn"/>
-                <w:noProof/>
-                <w:lang w:bidi="fa-IR"/>
-              </w:rPr>
-              <w:t>Class Diagrams</w:t>
-            </w:r>
-            <w:r>
-              <w:rPr>
-                <w:rFonts w:ascii="Vazirmatn" w:hAnsi="Vazirmatn" w:cs="Vazirmatn"/>
-                <w:noProof/>
-                <w:webHidden/>
-                <w:lang w:bidi="fa-IR"/>
+          <w:hyperlink w:anchor="_Toc233399289" w:history="1">
+            <w:r>
+              <w:rPr>
+                <w:rStyle w:val="Hyperlink"/>
+                <w:rFonts w:hint="eastAsia"/>
+                <w:rtl/>
+              </w:rPr>
+              <w:t>مدل‌ها</w:t>
+            </w:r>
+            <w:r>
+              <w:rPr>
+                <w:rStyle w:val="Hyperlink"/>
+                <w:rFonts w:hint="cs"/>
+                <w:rtl/>
+              </w:rPr>
+              <w:t>ی</w:t>
+            </w:r>
+            <w:r>
+              <w:rPr>
+                <w:rStyle w:val="Hyperlink"/>
+                <w:rtl/>
+              </w:rPr>
+              <w:t xml:space="preserve"> </w:t>
+            </w:r>
+            <w:r>
+              <w:rPr>
+                <w:rStyle w:val="Hyperlink"/>
+                <w:rFonts w:hint="eastAsia"/>
+                <w:rtl/>
+              </w:rPr>
+              <w:t>ساختار</w:t>
+            </w:r>
+            <w:r>
+              <w:rPr>
+                <w:rStyle w:val="Hyperlink"/>
+                <w:rFonts w:hint="cs"/>
+                <w:rtl/>
+              </w:rPr>
+              <w:t>ی</w:t>
+            </w:r>
+            <w:r>
+              <w:rPr>
+                <w:rStyle w:val="Hyperlink"/>
+                <w:rtl/>
+              </w:rPr>
+              <w:t xml:space="preserve"> | </w:t>
+            </w:r>
+            <w:r>
+              <w:rPr>
+                <w:rStyle w:val="Hyperlink"/>
+              </w:rPr>
+              <w:t>Structural Models</w:t>
+            </w:r>
+            <w:r>
+              <w:rPr>
+                <w:webHidden/>
               </w:rPr>
               <w:tab/>
             </w:r>
             <w:r>
               <w:rPr>
-                <w:rFonts w:ascii="Vazirmatn" w:hAnsi="Vazirmatn" w:cs="Vazirmatn"/>
-                <w:noProof/>
-                <w:webHidden/>
-                <w:lang w:bidi="fa-IR"/>
+                <w:webHidden/>
               </w:rPr>
               <w:fldChar w:fldCharType="begin"/>
             </w:r>
             <w:r>
               <w:rPr>
-                <w:rFonts w:ascii="Vazirmatn" w:hAnsi="Vazirmatn" w:cs="Vazirmatn"/>
-                <w:noProof/>
-                <w:webHidden/>
-                <w:lang w:bidi="fa-IR"/>
-              </w:rPr>
-              <w:instrText xml:space="preserve"> PAGEREF _Toc231564775 \h </w:instrText>
-            </w:r>
-            <w:r>
-              <w:rPr>
-                <w:rFonts w:ascii="Vazirmatn" w:hAnsi="Vazirmatn" w:cs="Vazirmatn"/>
-                <w:noProof/>
-                <w:webHidden/>
-                <w:lang w:bidi="fa-IR"/>
-              </w:rPr>
-            </w:r>
-            <w:r>
-              <w:rPr>
-                <w:rFonts w:ascii="Vazirmatn" w:hAnsi="Vazirmatn" w:cs="Vazirmatn"/>
-                <w:noProof/>
-                <w:webHidden/>
-                <w:lang w:bidi="fa-IR"/>
+                <w:webHidden/>
+              </w:rPr>
+              <w:instrText xml:space="preserve"> PAGEREF _Toc233399289 \h </w:instrText>
+            </w:r>
+            <w:r>
+              <w:rPr>
+                <w:webHidden/>
+              </w:rPr>
+            </w:r>
+            <w:r>
+              <w:rPr>
+                <w:webHidden/>
               </w:rPr>
               <w:fldChar w:fldCharType="separate"/>
             </w:r>
             <w:r>
               <w:rPr>
-                <w:rFonts w:ascii="Vazirmatn" w:hAnsi="Vazirmatn" w:cs="Vazirmatn"/>
-                <w:noProof/>
-                <w:webHidden/>
-                <w:rtl/>
-                <w:lang w:bidi="fa-IR"/>
+                <w:webHidden/>
               </w:rPr>
               <w:t>17</w:t>
             </w:r>
             <w:r>
               <w:rPr>
-                <w:rFonts w:ascii="Vazirmatn" w:hAnsi="Vazirmatn" w:cs="Vazirmatn"/>
-                <w:noProof/>
-                <w:webHidden/>
-                <w:lang w:bidi="fa-IR"/>
+                <w:webHidden/>
               </w:rPr>
               <w:fldChar w:fldCharType="end"/>
             </w:r>
@@ -1912,24 +2002,17 @@
         <w:p>
           <w:pPr>
             <w:pStyle w:val="TOC2"/>
-            <w:numPr>
-              <w:ilvl w:val="0"/>
-              <w:numId w:val="4"/>
-            </w:numPr>
             <w:tabs>
               <w:tab w:val="right" w:leader="dot" w:pos="9350"/>
             </w:tabs>
-            <w:bidi/>
             <w:rPr>
-              <w:rFonts w:ascii="Vazirmatn" w:eastAsiaTheme="minorEastAsia" w:hAnsi="Vazirmatn" w:cs="Vazirmatn"/>
-              <w:b/>
-              <w:bCs/>
+              <w:rFonts w:asciiTheme="minorHAnsi" w:eastAsiaTheme="minorEastAsia" w:hAnsiTheme="minorHAnsi" w:cstheme="minorBidi"/>
               <w:noProof/>
               <w:color w:val="auto"/>
               <w:kern w:val="2"/>
               <w:sz w:val="24"/>
+              <w:szCs w:val="24"/>
               <w:bdr w:val="none" w:sz="0" w:space="0" w:color="auto"/>
-              <w:lang w:bidi="fa-IR"/>
               <w14:textOutline w14:w="0" w14:cap="rnd" w14:cmpd="sng" w14:algn="ctr">
                 <w14:noFill/>
                 <w14:prstDash w14:val="solid"/>
@@ -1938,86 +2021,106 @@
               <w14:ligatures w14:val="standardContextual"/>
             </w:rPr>
           </w:pPr>
-          <w:hyperlink w:anchor="_Toc231564776" w:history="1">
-            <w:r>
-              <w:rPr>
-                <w:rStyle w:val="Hyperlink"/>
-                <w:rFonts w:ascii="Vazirmatn" w:hAnsi="Vazirmatn" w:cs="Vazirmatn"/>
-                <w:noProof/>
-                <w:rtl/>
-                <w:lang w:bidi="fa-IR"/>
-              </w:rPr>
-              <w:t xml:space="preserve">نمودارهای شئ | </w:t>
-            </w:r>
-            <w:r>
-              <w:rPr>
-                <w:rStyle w:val="Hyperlink"/>
-                <w:rFonts w:ascii="Vazirmatn" w:hAnsi="Vazirmatn" w:cs="Vazirmatn"/>
-                <w:noProof/>
-                <w:lang w:bidi="fa-IR"/>
-              </w:rPr>
-              <w:t>Class Diagrams</w:t>
-            </w:r>
-            <w:r>
-              <w:rPr>
-                <w:rFonts w:ascii="Vazirmatn" w:hAnsi="Vazirmatn" w:cs="Vazirmatn"/>
-                <w:noProof/>
-                <w:webHidden/>
-                <w:lang w:bidi="fa-IR"/>
+          <w:hyperlink w:anchor="_Toc233399290" w:history="1">
+            <w:r>
+              <w:rPr>
+                <w:rStyle w:val="Hyperlink"/>
+                <w:rFonts w:hint="eastAsia"/>
+                <w:noProof/>
+                <w:rtl/>
+                <w:lang w:bidi="fa-IR"/>
+              </w:rPr>
+              <w:t>کارت‌ها</w:t>
+            </w:r>
+            <w:r>
+              <w:rPr>
+                <w:rStyle w:val="Hyperlink"/>
+                <w:rFonts w:hint="cs"/>
+                <w:noProof/>
+                <w:rtl/>
+                <w:lang w:bidi="fa-IR"/>
+              </w:rPr>
+              <w:t>ی</w:t>
+            </w:r>
+            <w:r>
+              <w:rPr>
+                <w:rStyle w:val="Hyperlink"/>
+                <w:noProof/>
+                <w:rtl/>
+                <w:lang w:bidi="fa-IR"/>
+              </w:rPr>
+              <w:t xml:space="preserve"> </w:t>
+            </w:r>
+            <w:r>
+              <w:rPr>
+                <w:rStyle w:val="Hyperlink"/>
+                <w:noProof/>
+                <w:lang w:bidi="fa-IR"/>
+              </w:rPr>
+              <w:t>CRC</w:t>
+            </w:r>
+            <w:r>
+              <w:rPr>
+                <w:rStyle w:val="Hyperlink"/>
+                <w:noProof/>
+                <w:rtl/>
+                <w:lang w:bidi="fa-IR"/>
+              </w:rPr>
+              <w:t xml:space="preserve"> | </w:t>
+            </w:r>
+            <w:r>
+              <w:rPr>
+                <w:rStyle w:val="Hyperlink"/>
+                <w:noProof/>
+                <w:lang w:bidi="fa-IR"/>
+              </w:rPr>
+              <w:t>CRC Cards</w:t>
+            </w:r>
+            <w:r>
+              <w:rPr>
+                <w:noProof/>
+                <w:webHidden/>
               </w:rPr>
               <w:tab/>
             </w:r>
             <w:r>
               <w:rPr>
-                <w:rFonts w:ascii="Vazirmatn" w:hAnsi="Vazirmatn" w:cs="Vazirmatn"/>
-                <w:noProof/>
-                <w:webHidden/>
-                <w:lang w:bidi="fa-IR"/>
+                <w:noProof/>
+                <w:webHidden/>
               </w:rPr>
               <w:fldChar w:fldCharType="begin"/>
             </w:r>
             <w:r>
               <w:rPr>
-                <w:rFonts w:ascii="Vazirmatn" w:hAnsi="Vazirmatn" w:cs="Vazirmatn"/>
-                <w:noProof/>
-                <w:webHidden/>
-                <w:lang w:bidi="fa-IR"/>
-              </w:rPr>
-              <w:instrText xml:space="preserve"> PAGEREF _Toc231564776 \h </w:instrText>
-            </w:r>
-            <w:r>
-              <w:rPr>
-                <w:rFonts w:ascii="Vazirmatn" w:hAnsi="Vazirmatn" w:cs="Vazirmatn"/>
-                <w:noProof/>
-                <w:webHidden/>
-                <w:lang w:bidi="fa-IR"/>
-              </w:rPr>
-            </w:r>
-            <w:r>
-              <w:rPr>
-                <w:rFonts w:ascii="Vazirmatn" w:hAnsi="Vazirmatn" w:cs="Vazirmatn"/>
-                <w:noProof/>
-                <w:webHidden/>
-                <w:lang w:bidi="fa-IR"/>
+                <w:noProof/>
+                <w:webHidden/>
+              </w:rPr>
+              <w:instrText xml:space="preserve"> PAGEREF _Toc233399290 \h </w:instrText>
+            </w:r>
+            <w:r>
+              <w:rPr>
+                <w:noProof/>
+                <w:webHidden/>
+              </w:rPr>
+            </w:r>
+            <w:r>
+              <w:rPr>
+                <w:noProof/>
+                <w:webHidden/>
               </w:rPr>
               <w:fldChar w:fldCharType="separate"/>
             </w:r>
             <w:r>
               <w:rPr>
-                <w:rFonts w:ascii="Vazirmatn" w:hAnsi="Vazirmatn" w:cs="Vazirmatn"/>
-                <w:noProof/>
-                <w:webHidden/>
-                <w:rtl/>
-                <w:lang w:bidi="fa-IR"/>
+                <w:noProof/>
+                <w:webHidden/>
               </w:rPr>
               <w:t>18</w:t>
             </w:r>
             <w:r>
               <w:rPr>
-                <w:rFonts w:ascii="Vazirmatn" w:hAnsi="Vazirmatn" w:cs="Vazirmatn"/>
-                <w:noProof/>
-                <w:webHidden/>
-                <w:lang w:bidi="fa-IR"/>
+                <w:noProof/>
+                <w:webHidden/>
               </w:rPr>
               <w:fldChar w:fldCharType="end"/>
             </w:r>
@@ -2025,20 +2128,18 @@
         </w:p>
         <w:p>
           <w:pPr>
-            <w:pStyle w:val="TOC1"/>
-            <w:numPr>
-              <w:ilvl w:val="0"/>
-              <w:numId w:val="4"/>
-            </w:numPr>
+            <w:pStyle w:val="TOC2"/>
+            <w:tabs>
+              <w:tab w:val="right" w:leader="dot" w:pos="9350"/>
+            </w:tabs>
             <w:rPr>
-              <w:rFonts w:ascii="Vazirmatn" w:eastAsiaTheme="minorEastAsia" w:hAnsi="Vazirmatn" w:cs="Vazirmatn"/>
-              <w:i/>
-              <w:iCs/>
+              <w:rFonts w:asciiTheme="minorHAnsi" w:eastAsiaTheme="minorEastAsia" w:hAnsiTheme="minorHAnsi" w:cstheme="minorBidi"/>
               <w:noProof/>
               <w:color w:val="auto"/>
               <w:kern w:val="2"/>
+              <w:sz w:val="24"/>
+              <w:szCs w:val="24"/>
               <w:bdr w:val="none" w:sz="0" w:space="0" w:color="auto"/>
-              <w:lang w:bidi="fa-IR"/>
               <w14:textOutline w14:w="0" w14:cap="rnd" w14:cmpd="sng" w14:algn="ctr">
                 <w14:noFill/>
                 <w14:prstDash w14:val="solid"/>
@@ -2047,86 +2148,108 @@
               <w14:ligatures w14:val="standardContextual"/>
             </w:rPr>
           </w:pPr>
-          <w:hyperlink w:anchor="_Toc231564777" w:history="1">
-            <w:r>
-              <w:rPr>
-                <w:rStyle w:val="Hyperlink"/>
-                <w:rFonts w:ascii="Vazirmatn" w:hAnsi="Vazirmatn" w:cs="Vazirmatn"/>
-                <w:noProof/>
-                <w:rtl/>
-                <w:lang w:bidi="fa-IR"/>
-              </w:rPr>
-              <w:t xml:space="preserve">مدل‌های رفتاری | </w:t>
-            </w:r>
-            <w:r>
-              <w:rPr>
-                <w:rStyle w:val="Hyperlink"/>
-                <w:rFonts w:ascii="Vazirmatn" w:hAnsi="Vazirmatn" w:cs="Vazirmatn"/>
-                <w:noProof/>
-                <w:lang w:bidi="fa-IR"/>
-              </w:rPr>
-              <w:t>Behavioral Models</w:t>
-            </w:r>
-            <w:r>
-              <w:rPr>
-                <w:rFonts w:ascii="Vazirmatn" w:hAnsi="Vazirmatn" w:cs="Vazirmatn"/>
-                <w:noProof/>
-                <w:webHidden/>
-                <w:lang w:bidi="fa-IR"/>
+          <w:hyperlink w:anchor="_Toc233399291" w:history="1">
+            <w:r>
+              <w:rPr>
+                <w:rStyle w:val="Hyperlink"/>
+                <w:rFonts w:hint="eastAsia"/>
+                <w:noProof/>
+                <w:rtl/>
+                <w:lang w:bidi="fa-IR"/>
+              </w:rPr>
+              <w:t>نمودارها</w:t>
+            </w:r>
+            <w:r>
+              <w:rPr>
+                <w:rStyle w:val="Hyperlink"/>
+                <w:rFonts w:hint="cs"/>
+                <w:noProof/>
+                <w:rtl/>
+                <w:lang w:bidi="fa-IR"/>
+              </w:rPr>
+              <w:t>ی</w:t>
+            </w:r>
+            <w:r>
+              <w:rPr>
+                <w:rStyle w:val="Hyperlink"/>
+                <w:noProof/>
+                <w:rtl/>
+                <w:lang w:bidi="fa-IR"/>
+              </w:rPr>
+              <w:t xml:space="preserve"> </w:t>
+            </w:r>
+            <w:r>
+              <w:rPr>
+                <w:rStyle w:val="Hyperlink"/>
+                <w:rFonts w:hint="eastAsia"/>
+                <w:noProof/>
+                <w:rtl/>
+                <w:lang w:bidi="fa-IR"/>
+              </w:rPr>
+              <w:t>کلاس</w:t>
+            </w:r>
+            <w:r>
+              <w:rPr>
+                <w:rStyle w:val="Hyperlink"/>
+                <w:noProof/>
+                <w:rtl/>
+                <w:lang w:bidi="fa-IR"/>
+              </w:rPr>
+              <w:t xml:space="preserve"> | </w:t>
+            </w:r>
+            <w:r>
+              <w:rPr>
+                <w:rStyle w:val="Hyperlink"/>
+                <w:noProof/>
+                <w:lang w:bidi="fa-IR"/>
+              </w:rPr>
+              <w:t>Class Diagrams</w:t>
+            </w:r>
+            <w:r>
+              <w:rPr>
+                <w:noProof/>
+                <w:webHidden/>
               </w:rPr>
               <w:tab/>
             </w:r>
             <w:r>
               <w:rPr>
-                <w:rFonts w:ascii="Vazirmatn" w:hAnsi="Vazirmatn" w:cs="Vazirmatn"/>
-                <w:noProof/>
-                <w:webHidden/>
-                <w:lang w:bidi="fa-IR"/>
+                <w:noProof/>
+                <w:webHidden/>
               </w:rPr>
               <w:fldChar w:fldCharType="begin"/>
             </w:r>
             <w:r>
               <w:rPr>
-                <w:rFonts w:ascii="Vazirmatn" w:hAnsi="Vazirmatn" w:cs="Vazirmatn"/>
-                <w:noProof/>
-                <w:webHidden/>
-                <w:lang w:bidi="fa-IR"/>
-              </w:rPr>
-              <w:instrText xml:space="preserve"> PAGEREF _Toc231564777 \h </w:instrText>
-            </w:r>
-            <w:r>
-              <w:rPr>
-                <w:rFonts w:ascii="Vazirmatn" w:hAnsi="Vazirmatn" w:cs="Vazirmatn"/>
-                <w:noProof/>
-                <w:webHidden/>
-                <w:lang w:bidi="fa-IR"/>
-              </w:rPr>
-            </w:r>
-            <w:r>
-              <w:rPr>
-                <w:rFonts w:ascii="Vazirmatn" w:hAnsi="Vazirmatn" w:cs="Vazirmatn"/>
-                <w:noProof/>
-                <w:webHidden/>
-                <w:lang w:bidi="fa-IR"/>
+                <w:noProof/>
+                <w:webHidden/>
+              </w:rPr>
+              <w:instrText xml:space="preserve"> PAGEREF _Toc233399291 \h </w:instrText>
+            </w:r>
+            <w:r>
+              <w:rPr>
+                <w:noProof/>
+                <w:webHidden/>
+              </w:rPr>
+            </w:r>
+            <w:r>
+              <w:rPr>
+                <w:noProof/>
+                <w:webHidden/>
               </w:rPr>
               <w:fldChar w:fldCharType="separate"/>
             </w:r>
             <w:r>
               <w:rPr>
-                <w:rFonts w:ascii="Vazirmatn" w:hAnsi="Vazirmatn" w:cs="Vazirmatn"/>
-                <w:noProof/>
-                <w:webHidden/>
-                <w:rtl/>
-                <w:lang w:bidi="fa-IR"/>
+                <w:noProof/>
+                <w:webHidden/>
               </w:rPr>
               <w:t>19</w:t>
             </w:r>
             <w:r>
               <w:rPr>
-                <w:rFonts w:ascii="Vazirmatn" w:hAnsi="Vazirmatn" w:cs="Vazirmatn"/>
-                <w:noProof/>
-                <w:webHidden/>
-                <w:lang w:bidi="fa-IR"/>
+                <w:noProof/>
+                <w:webHidden/>
               </w:rPr>
               <w:fldChar w:fldCharType="end"/>
             </w:r>
@@ -2135,24 +2258,17 @@
         <w:p>
           <w:pPr>
             <w:pStyle w:val="TOC2"/>
-            <w:numPr>
-              <w:ilvl w:val="0"/>
-              <w:numId w:val="4"/>
-            </w:numPr>
             <w:tabs>
               <w:tab w:val="right" w:leader="dot" w:pos="9350"/>
             </w:tabs>
-            <w:bidi/>
             <w:rPr>
-              <w:rFonts w:ascii="Vazirmatn" w:eastAsiaTheme="minorEastAsia" w:hAnsi="Vazirmatn" w:cs="Vazirmatn"/>
-              <w:b/>
-              <w:bCs/>
+              <w:rFonts w:asciiTheme="minorHAnsi" w:eastAsiaTheme="minorEastAsia" w:hAnsiTheme="minorHAnsi" w:cstheme="minorBidi"/>
               <w:noProof/>
               <w:color w:val="auto"/>
               <w:kern w:val="2"/>
               <w:sz w:val="24"/>
+              <w:szCs w:val="24"/>
               <w:bdr w:val="none" w:sz="0" w:space="0" w:color="auto"/>
-              <w:lang w:bidi="fa-IR"/>
               <w14:textOutline w14:w="0" w14:cap="rnd" w14:cmpd="sng" w14:algn="ctr">
                 <w14:noFill/>
                 <w14:prstDash w14:val="solid"/>
@@ -2161,86 +2277,119 @@
               <w14:ligatures w14:val="standardContextual"/>
             </w:rPr>
           </w:pPr>
-          <w:hyperlink w:anchor="_Toc231564778" w:history="1">
-            <w:r>
-              <w:rPr>
-                <w:rStyle w:val="Hyperlink"/>
-                <w:rFonts w:ascii="Vazirmatn" w:hAnsi="Vazirmatn" w:cs="Vazirmatn"/>
-                <w:noProof/>
-                <w:rtl/>
-                <w:lang w:bidi="fa-IR"/>
-              </w:rPr>
-              <w:t xml:space="preserve">نمودارهای توالی | </w:t>
-            </w:r>
-            <w:r>
-              <w:rPr>
-                <w:rStyle w:val="Hyperlink"/>
-                <w:rFonts w:ascii="Vazirmatn" w:hAnsi="Vazirmatn" w:cs="Vazirmatn"/>
-                <w:noProof/>
-                <w:lang w:bidi="fa-IR"/>
-              </w:rPr>
-              <w:t>Sequence Diagrams</w:t>
-            </w:r>
-            <w:r>
-              <w:rPr>
-                <w:rFonts w:ascii="Vazirmatn" w:hAnsi="Vazirmatn" w:cs="Vazirmatn"/>
-                <w:noProof/>
-                <w:webHidden/>
-                <w:lang w:bidi="fa-IR"/>
+          <w:hyperlink w:anchor="_Toc233399292" w:history="1">
+            <w:r>
+              <w:rPr>
+                <w:rStyle w:val="Hyperlink"/>
+                <w:rFonts w:hint="eastAsia"/>
+                <w:noProof/>
+                <w:rtl/>
+                <w:lang w:bidi="fa-IR"/>
+              </w:rPr>
+              <w:t>نمودارها</w:t>
+            </w:r>
+            <w:r>
+              <w:rPr>
+                <w:rStyle w:val="Hyperlink"/>
+                <w:rFonts w:hint="cs"/>
+                <w:noProof/>
+                <w:rtl/>
+                <w:lang w:bidi="fa-IR"/>
+              </w:rPr>
+              <w:t>ی</w:t>
+            </w:r>
+            <w:r>
+              <w:rPr>
+                <w:rStyle w:val="Hyperlink"/>
+                <w:noProof/>
+                <w:rtl/>
+                <w:lang w:bidi="fa-IR"/>
+              </w:rPr>
+              <w:t xml:space="preserve"> </w:t>
+            </w:r>
+            <w:r>
+              <w:rPr>
+                <w:rStyle w:val="Hyperlink"/>
+                <w:rFonts w:hint="eastAsia"/>
+                <w:noProof/>
+                <w:rtl/>
+                <w:lang w:bidi="fa-IR"/>
+              </w:rPr>
+              <w:t>شئ</w:t>
+            </w:r>
+            <w:r>
+              <w:rPr>
+                <w:rStyle w:val="Hyperlink"/>
+                <w:noProof/>
+                <w:rtl/>
+                <w:lang w:bidi="fa-IR"/>
+              </w:rPr>
+              <w:t xml:space="preserve"> </w:t>
+            </w:r>
+            <w:r>
+              <w:rPr>
+                <w:rStyle w:val="Hyperlink"/>
+                <w:rFonts w:cs="Cambria"/>
+                <w:noProof/>
+                <w:rtl/>
+                <w:lang w:bidi="fa-IR"/>
+              </w:rPr>
+              <w:t xml:space="preserve">| </w:t>
+            </w:r>
+            <w:r>
+              <w:rPr>
+                <w:rStyle w:val="Hyperlink"/>
+                <w:rFonts w:cs="Cambria"/>
+                <w:noProof/>
+                <w:lang w:bidi="fa-IR"/>
+              </w:rPr>
+              <w:t>Class Diagrams</w:t>
+            </w:r>
+            <w:r>
+              <w:rPr>
+                <w:noProof/>
+                <w:webHidden/>
               </w:rPr>
               <w:tab/>
             </w:r>
             <w:r>
               <w:rPr>
-                <w:rFonts w:ascii="Vazirmatn" w:hAnsi="Vazirmatn" w:cs="Vazirmatn"/>
-                <w:noProof/>
-                <w:webHidden/>
-                <w:lang w:bidi="fa-IR"/>
+                <w:noProof/>
+                <w:webHidden/>
               </w:rPr>
               <w:fldChar w:fldCharType="begin"/>
             </w:r>
             <w:r>
               <w:rPr>
-                <w:rFonts w:ascii="Vazirmatn" w:hAnsi="Vazirmatn" w:cs="Vazirmatn"/>
-                <w:noProof/>
-                <w:webHidden/>
-                <w:lang w:bidi="fa-IR"/>
-              </w:rPr>
-              <w:instrText xml:space="preserve"> PAGEREF _Toc231564778 \h </w:instrText>
-            </w:r>
-            <w:r>
-              <w:rPr>
-                <w:rFonts w:ascii="Vazirmatn" w:hAnsi="Vazirmatn" w:cs="Vazirmatn"/>
-                <w:noProof/>
-                <w:webHidden/>
-                <w:lang w:bidi="fa-IR"/>
-              </w:rPr>
-            </w:r>
-            <w:r>
-              <w:rPr>
-                <w:rFonts w:ascii="Vazirmatn" w:hAnsi="Vazirmatn" w:cs="Vazirmatn"/>
-                <w:noProof/>
-                <w:webHidden/>
-                <w:lang w:bidi="fa-IR"/>
+                <w:noProof/>
+                <w:webHidden/>
+              </w:rPr>
+              <w:instrText xml:space="preserve"> PAGEREF _Toc233399292 \h </w:instrText>
+            </w:r>
+            <w:r>
+              <w:rPr>
+                <w:noProof/>
+                <w:webHidden/>
+              </w:rPr>
+            </w:r>
+            <w:r>
+              <w:rPr>
+                <w:noProof/>
+                <w:webHidden/>
               </w:rPr>
               <w:fldChar w:fldCharType="separate"/>
             </w:r>
             <w:r>
               <w:rPr>
-                <w:rFonts w:ascii="Vazirmatn" w:hAnsi="Vazirmatn" w:cs="Vazirmatn"/>
-                <w:noProof/>
-                <w:webHidden/>
-                <w:rtl/>
-                <w:lang w:bidi="fa-IR"/>
+                <w:noProof/>
+                <w:webHidden/>
               </w:rPr>
               <w:t>20</w:t>
             </w:r>
             <w:r>
               <w:rPr>
-                <w:rFonts w:ascii="Vazirmatn" w:hAnsi="Vazirmatn" w:cs="Vazirmatn"/>
-                <w:noProof/>
-                <w:webHidden/>
-                <w:lang w:bidi="fa-IR"/>
+                <w:noProof/>
+                <w:webHidden/>
               </w:rPr>
               <w:fldChar w:fldCharType="end"/>
             </w:r>
@@ -2248,25 +2397,14 @@
         </w:p>
         <w:p>
           <w:pPr>
-            <w:pStyle w:val="TOC2"/>
-            <w:numPr>
-              <w:ilvl w:val="0"/>
-              <w:numId w:val="4"/>
-            </w:numPr>
-            <w:tabs>
-              <w:tab w:val="right" w:leader="dot" w:pos="9350"/>
-            </w:tabs>
-            <w:bidi/>
+            <w:pStyle w:val="TOC1"/>
             <w:rPr>
-              <w:rFonts w:ascii="Vazirmatn" w:eastAsiaTheme="minorEastAsia" w:hAnsi="Vazirmatn" w:cs="Vazirmatn"/>
-              <w:b/>
-              <w:bCs/>
-              <w:noProof/>
+              <w:rFonts w:asciiTheme="minorHAnsi" w:eastAsiaTheme="minorEastAsia" w:hAnsiTheme="minorHAnsi" w:cstheme="minorBidi"/>
               <w:color w:val="auto"/>
               <w:kern w:val="2"/>
               <w:sz w:val="24"/>
               <w:bdr w:val="none" w:sz="0" w:space="0" w:color="auto"/>
-              <w:lang w:bidi="fa-IR"/>
+              <w:lang w:bidi="ar-SA"/>
               <w14:textOutline w14:w="0" w14:cap="rnd" w14:cmpd="sng" w14:algn="ctr">
                 <w14:noFill/>
                 <w14:prstDash w14:val="solid"/>
@@ -2275,86 +2413,97 @@
               <w14:ligatures w14:val="standardContextual"/>
             </w:rPr>
           </w:pPr>
-          <w:hyperlink w:anchor="_Toc231564779" w:history="1">
-            <w:r>
-              <w:rPr>
-                <w:rStyle w:val="Hyperlink"/>
-                <w:rFonts w:ascii="Vazirmatn" w:hAnsi="Vazirmatn" w:cs="Vazirmatn"/>
-                <w:noProof/>
-                <w:rtl/>
-                <w:lang w:bidi="fa-IR"/>
-              </w:rPr>
-              <w:t xml:space="preserve">نمودارهای ارتباطی | </w:t>
-            </w:r>
-            <w:r>
-              <w:rPr>
-                <w:rStyle w:val="Hyperlink"/>
-                <w:rFonts w:ascii="Vazirmatn" w:hAnsi="Vazirmatn" w:cs="Vazirmatn"/>
-                <w:noProof/>
-                <w:lang w:bidi="fa-IR"/>
-              </w:rPr>
-              <w:t>Communication Diagrams</w:t>
-            </w:r>
-            <w:r>
-              <w:rPr>
-                <w:rFonts w:ascii="Vazirmatn" w:hAnsi="Vazirmatn" w:cs="Vazirmatn"/>
-                <w:noProof/>
-                <w:webHidden/>
-                <w:lang w:bidi="fa-IR"/>
+          <w:hyperlink w:anchor="_Toc233399293" w:history="1">
+            <w:r>
+              <w:rPr>
+                <w:rStyle w:val="Hyperlink"/>
+                <w:rFonts w:hint="eastAsia"/>
+                <w:rtl/>
+              </w:rPr>
+              <w:t>مدل‌ها</w:t>
+            </w:r>
+            <w:r>
+              <w:rPr>
+                <w:rStyle w:val="Hyperlink"/>
+                <w:rFonts w:hint="cs"/>
+                <w:rtl/>
+              </w:rPr>
+              <w:t>ی</w:t>
+            </w:r>
+            <w:r>
+              <w:rPr>
+                <w:rStyle w:val="Hyperlink"/>
+                <w:rtl/>
+              </w:rPr>
+              <w:t xml:space="preserve"> </w:t>
+            </w:r>
+            <w:r>
+              <w:rPr>
+                <w:rStyle w:val="Hyperlink"/>
+                <w:rFonts w:hint="eastAsia"/>
+                <w:rtl/>
+              </w:rPr>
+              <w:t>رفتار</w:t>
+            </w:r>
+            <w:r>
+              <w:rPr>
+                <w:rStyle w:val="Hyperlink"/>
+                <w:rFonts w:hint="cs"/>
+                <w:rtl/>
+              </w:rPr>
+              <w:t>ی</w:t>
+            </w:r>
+            <w:r>
+              <w:rPr>
+                <w:rStyle w:val="Hyperlink"/>
+                <w:rtl/>
+              </w:rPr>
+              <w:t xml:space="preserve"> | </w:t>
+            </w:r>
+            <w:r>
+              <w:rPr>
+                <w:rStyle w:val="Hyperlink"/>
+              </w:rPr>
+              <w:t>Behavioral Models</w:t>
+            </w:r>
+            <w:r>
+              <w:rPr>
+                <w:webHidden/>
               </w:rPr>
               <w:tab/>
             </w:r>
             <w:r>
               <w:rPr>
-                <w:rFonts w:ascii="Vazirmatn" w:hAnsi="Vazirmatn" w:cs="Vazirmatn"/>
-                <w:noProof/>
-                <w:webHidden/>
-                <w:lang w:bidi="fa-IR"/>
+                <w:webHidden/>
               </w:rPr>
               <w:fldChar w:fldCharType="begin"/>
             </w:r>
             <w:r>
               <w:rPr>
-                <w:rFonts w:ascii="Vazirmatn" w:hAnsi="Vazirmatn" w:cs="Vazirmatn"/>
-                <w:noProof/>
-                <w:webHidden/>
-                <w:lang w:bidi="fa-IR"/>
-              </w:rPr>
-              <w:instrText xml:space="preserve"> PAGEREF _Toc231564779 \h </w:instrText>
-            </w:r>
-            <w:r>
-              <w:rPr>
-                <w:rFonts w:ascii="Vazirmatn" w:hAnsi="Vazirmatn" w:cs="Vazirmatn"/>
-                <w:noProof/>
-                <w:webHidden/>
-                <w:lang w:bidi="fa-IR"/>
-              </w:rPr>
-            </w:r>
-            <w:r>
-              <w:rPr>
-                <w:rFonts w:ascii="Vazirmatn" w:hAnsi="Vazirmatn" w:cs="Vazirmatn"/>
-                <w:noProof/>
-                <w:webHidden/>
-                <w:lang w:bidi="fa-IR"/>
+                <w:webHidden/>
+              </w:rPr>
+              <w:instrText xml:space="preserve"> PAGEREF _Toc233399293 \h </w:instrText>
+            </w:r>
+            <w:r>
+              <w:rPr>
+                <w:webHidden/>
+              </w:rPr>
+            </w:r>
+            <w:r>
+              <w:rPr>
+                <w:webHidden/>
               </w:rPr>
               <w:fldChar w:fldCharType="separate"/>
             </w:r>
             <w:r>
               <w:rPr>
-                <w:rFonts w:ascii="Vazirmatn" w:hAnsi="Vazirmatn" w:cs="Vazirmatn"/>
-                <w:noProof/>
-                <w:webHidden/>
-                <w:rtl/>
-                <w:lang w:bidi="fa-IR"/>
+                <w:webHidden/>
               </w:rPr>
               <w:t>21</w:t>
             </w:r>
             <w:r>
               <w:rPr>
-                <w:rFonts w:ascii="Vazirmatn" w:hAnsi="Vazirmatn" w:cs="Vazirmatn"/>
-                <w:noProof/>
-                <w:webHidden/>
-                <w:lang w:bidi="fa-IR"/>
+                <w:webHidden/>
               </w:rPr>
               <w:fldChar w:fldCharType="end"/>
             </w:r>
@@ -2363,24 +2512,17 @@
         <w:p>
           <w:pPr>
             <w:pStyle w:val="TOC2"/>
-            <w:numPr>
-              <w:ilvl w:val="0"/>
-              <w:numId w:val="4"/>
-            </w:numPr>
             <w:tabs>
               <w:tab w:val="right" w:leader="dot" w:pos="9350"/>
             </w:tabs>
-            <w:bidi/>
             <w:rPr>
-              <w:rFonts w:ascii="Vazirmatn" w:eastAsiaTheme="minorEastAsia" w:hAnsi="Vazirmatn" w:cs="Vazirmatn"/>
-              <w:b/>
-              <w:bCs/>
+              <w:rFonts w:asciiTheme="minorHAnsi" w:eastAsiaTheme="minorEastAsia" w:hAnsiTheme="minorHAnsi" w:cstheme="minorBidi"/>
               <w:noProof/>
               <w:color w:val="auto"/>
               <w:kern w:val="2"/>
               <w:sz w:val="24"/>
+              <w:szCs w:val="24"/>
               <w:bdr w:val="none" w:sz="0" w:space="0" w:color="auto"/>
-              <w:lang w:bidi="fa-IR"/>
               <w14:textOutline w14:w="0" w14:cap="rnd" w14:cmpd="sng" w14:algn="ctr">
                 <w14:noFill/>
                 <w14:prstDash w14:val="solid"/>
@@ -2389,86 +2531,118 @@
               <w14:ligatures w14:val="standardContextual"/>
             </w:rPr>
           </w:pPr>
-          <w:hyperlink w:anchor="_Toc231564780" w:history="1">
-            <w:r>
-              <w:rPr>
-                <w:rStyle w:val="Hyperlink"/>
-                <w:rFonts w:ascii="Vazirmatn" w:hAnsi="Vazirmatn" w:cs="Vazirmatn"/>
-                <w:noProof/>
-                <w:rtl/>
-                <w:lang w:bidi="fa-IR"/>
-              </w:rPr>
-              <w:t xml:space="preserve">ماشین‌های حالت رفتاری | </w:t>
-            </w:r>
-            <w:r>
-              <w:rPr>
-                <w:rStyle w:val="Hyperlink"/>
-                <w:rFonts w:ascii="Vazirmatn" w:hAnsi="Vazirmatn" w:cs="Vazirmatn"/>
-                <w:noProof/>
-                <w:lang w:bidi="fa-IR"/>
-              </w:rPr>
-              <w:t>Behavorial State Machines</w:t>
-            </w:r>
-            <w:r>
-              <w:rPr>
-                <w:rFonts w:ascii="Vazirmatn" w:hAnsi="Vazirmatn" w:cs="Vazirmatn"/>
-                <w:noProof/>
-                <w:webHidden/>
-                <w:lang w:bidi="fa-IR"/>
+          <w:hyperlink w:anchor="_Toc233399294" w:history="1">
+            <w:r>
+              <w:rPr>
+                <w:rStyle w:val="Hyperlink"/>
+                <w:rFonts w:hint="eastAsia"/>
+                <w:noProof/>
+                <w:rtl/>
+                <w:lang w:bidi="fa-IR"/>
+              </w:rPr>
+              <w:t>نمودارها</w:t>
+            </w:r>
+            <w:r>
+              <w:rPr>
+                <w:rStyle w:val="Hyperlink"/>
+                <w:rFonts w:hint="cs"/>
+                <w:noProof/>
+                <w:rtl/>
+                <w:lang w:bidi="fa-IR"/>
+              </w:rPr>
+              <w:t>ی</w:t>
+            </w:r>
+            <w:r>
+              <w:rPr>
+                <w:rStyle w:val="Hyperlink"/>
+                <w:noProof/>
+                <w:rtl/>
+                <w:lang w:bidi="fa-IR"/>
+              </w:rPr>
+              <w:t xml:space="preserve"> </w:t>
+            </w:r>
+            <w:r>
+              <w:rPr>
+                <w:rStyle w:val="Hyperlink"/>
+                <w:rFonts w:hint="eastAsia"/>
+                <w:noProof/>
+                <w:rtl/>
+                <w:lang w:bidi="fa-IR"/>
+              </w:rPr>
+              <w:t>توال</w:t>
+            </w:r>
+            <w:r>
+              <w:rPr>
+                <w:rStyle w:val="Hyperlink"/>
+                <w:rFonts w:hint="cs"/>
+                <w:noProof/>
+                <w:rtl/>
+                <w:lang w:bidi="fa-IR"/>
+              </w:rPr>
+              <w:t>ی</w:t>
+            </w:r>
+            <w:r>
+              <w:rPr>
+                <w:rStyle w:val="Hyperlink"/>
+                <w:noProof/>
+                <w:rtl/>
+                <w:lang w:bidi="fa-IR"/>
+              </w:rPr>
+              <w:t xml:space="preserve"> | </w:t>
+            </w:r>
+            <w:r>
+              <w:rPr>
+                <w:rStyle w:val="Hyperlink"/>
+                <w:noProof/>
+                <w:lang w:bidi="fa-IR"/>
+              </w:rPr>
+              <w:t>Sequence Diagrams</w:t>
+            </w:r>
+            <w:r>
+              <w:rPr>
+                <w:noProof/>
+                <w:webHidden/>
               </w:rPr>
               <w:tab/>
             </w:r>
             <w:r>
               <w:rPr>
-                <w:rFonts w:ascii="Vazirmatn" w:hAnsi="Vazirmatn" w:cs="Vazirmatn"/>
-                <w:noProof/>
-                <w:webHidden/>
-                <w:lang w:bidi="fa-IR"/>
+                <w:noProof/>
+                <w:webHidden/>
               </w:rPr>
               <w:fldChar w:fldCharType="begin"/>
             </w:r>
             <w:r>
               <w:rPr>
-                <w:rFonts w:ascii="Vazirmatn" w:hAnsi="Vazirmatn" w:cs="Vazirmatn"/>
-                <w:noProof/>
-                <w:webHidden/>
-                <w:lang w:bidi="fa-IR"/>
-              </w:rPr>
-              <w:instrText xml:space="preserve"> PAGEREF _Toc231564780 \h </w:instrText>
-            </w:r>
-            <w:r>
-              <w:rPr>
-                <w:rFonts w:ascii="Vazirmatn" w:hAnsi="Vazirmatn" w:cs="Vazirmatn"/>
-                <w:noProof/>
-                <w:webHidden/>
-                <w:lang w:bidi="fa-IR"/>
-              </w:rPr>
-            </w:r>
-            <w:r>
-              <w:rPr>
-                <w:rFonts w:ascii="Vazirmatn" w:hAnsi="Vazirmatn" w:cs="Vazirmatn"/>
-                <w:noProof/>
-                <w:webHidden/>
-                <w:lang w:bidi="fa-IR"/>
+                <w:noProof/>
+                <w:webHidden/>
+              </w:rPr>
+              <w:instrText xml:space="preserve"> PAGEREF _Toc233399294 \h </w:instrText>
+            </w:r>
+            <w:r>
+              <w:rPr>
+                <w:noProof/>
+                <w:webHidden/>
+              </w:rPr>
+            </w:r>
+            <w:r>
+              <w:rPr>
+                <w:noProof/>
+                <w:webHidden/>
               </w:rPr>
               <w:fldChar w:fldCharType="separate"/>
             </w:r>
             <w:r>
               <w:rPr>
-                <w:rFonts w:ascii="Vazirmatn" w:hAnsi="Vazirmatn" w:cs="Vazirmatn"/>
-                <w:noProof/>
-                <w:webHidden/>
-                <w:rtl/>
-                <w:lang w:bidi="fa-IR"/>
+                <w:noProof/>
+                <w:webHidden/>
               </w:rPr>
               <w:t>22</w:t>
             </w:r>
             <w:r>
               <w:rPr>
-                <w:rFonts w:ascii="Vazirmatn" w:hAnsi="Vazirmatn" w:cs="Vazirmatn"/>
-                <w:noProof/>
-                <w:webHidden/>
-                <w:lang w:bidi="fa-IR"/>
+                <w:noProof/>
+                <w:webHidden/>
               </w:rPr>
               <w:fldChar w:fldCharType="end"/>
             </w:r>
@@ -2476,20 +2650,18 @@
         </w:p>
         <w:p>
           <w:pPr>
-            <w:pStyle w:val="TOC1"/>
-            <w:numPr>
-              <w:ilvl w:val="0"/>
-              <w:numId w:val="4"/>
-            </w:numPr>
+            <w:pStyle w:val="TOC2"/>
+            <w:tabs>
+              <w:tab w:val="right" w:leader="dot" w:pos="9350"/>
+            </w:tabs>
             <w:rPr>
-              <w:rFonts w:ascii="Vazirmatn" w:eastAsiaTheme="minorEastAsia" w:hAnsi="Vazirmatn" w:cs="Vazirmatn"/>
-              <w:i/>
-              <w:iCs/>
+              <w:rFonts w:asciiTheme="minorHAnsi" w:eastAsiaTheme="minorEastAsia" w:hAnsiTheme="minorHAnsi" w:cstheme="minorBidi"/>
               <w:noProof/>
               <w:color w:val="auto"/>
               <w:kern w:val="2"/>
+              <w:sz w:val="24"/>
+              <w:szCs w:val="24"/>
               <w:bdr w:val="none" w:sz="0" w:space="0" w:color="auto"/>
-              <w:lang w:bidi="fa-IR"/>
               <w14:textOutline w14:w="0" w14:cap="rnd" w14:cmpd="sng" w14:algn="ctr">
                 <w14:noFill/>
                 <w14:prstDash w14:val="solid"/>
@@ -2498,86 +2670,129 @@
               <w14:ligatures w14:val="standardContextual"/>
             </w:rPr>
           </w:pPr>
-          <w:hyperlink w:anchor="_Toc231564781" w:history="1">
-            <w:r>
-              <w:rPr>
-                <w:rStyle w:val="Hyperlink"/>
-                <w:rFonts w:ascii="Vazirmatn" w:hAnsi="Vazirmatn" w:cs="Vazirmatn"/>
-                <w:noProof/>
-                <w:rtl/>
-                <w:lang w:bidi="fa-IR"/>
-              </w:rPr>
-              <w:t xml:space="preserve">پیوست‌ها | </w:t>
-            </w:r>
-            <w:r>
-              <w:rPr>
-                <w:rStyle w:val="Hyperlink"/>
-                <w:rFonts w:ascii="Vazirmatn" w:hAnsi="Vazirmatn" w:cs="Vazirmatn"/>
-                <w:noProof/>
-                <w:lang w:bidi="fa-IR"/>
-              </w:rPr>
-              <w:t>Attachments</w:t>
-            </w:r>
-            <w:r>
-              <w:rPr>
-                <w:rFonts w:ascii="Vazirmatn" w:hAnsi="Vazirmatn" w:cs="Vazirmatn"/>
-                <w:noProof/>
-                <w:webHidden/>
-                <w:lang w:bidi="fa-IR"/>
+          <w:hyperlink w:anchor="_Toc233399295" w:history="1">
+            <w:r>
+              <w:rPr>
+                <w:rStyle w:val="Hyperlink"/>
+                <w:rFonts w:hint="eastAsia"/>
+                <w:noProof/>
+                <w:rtl/>
+                <w:lang w:bidi="fa-IR"/>
+              </w:rPr>
+              <w:t>نمودارها</w:t>
+            </w:r>
+            <w:r>
+              <w:rPr>
+                <w:rStyle w:val="Hyperlink"/>
+                <w:rFonts w:hint="cs"/>
+                <w:noProof/>
+                <w:rtl/>
+                <w:lang w:bidi="fa-IR"/>
+              </w:rPr>
+              <w:t>ی</w:t>
+            </w:r>
+            <w:r>
+              <w:rPr>
+                <w:rStyle w:val="Hyperlink"/>
+                <w:noProof/>
+                <w:rtl/>
+                <w:lang w:bidi="fa-IR"/>
+              </w:rPr>
+              <w:t xml:space="preserve"> </w:t>
+            </w:r>
+            <w:r>
+              <w:rPr>
+                <w:rStyle w:val="Hyperlink"/>
+                <w:rFonts w:hint="eastAsia"/>
+                <w:noProof/>
+                <w:rtl/>
+                <w:lang w:bidi="fa-IR"/>
+              </w:rPr>
+              <w:t>ارتباط</w:t>
+            </w:r>
+            <w:r>
+              <w:rPr>
+                <w:rStyle w:val="Hyperlink"/>
+                <w:rFonts w:hint="cs"/>
+                <w:noProof/>
+                <w:rtl/>
+                <w:lang w:bidi="fa-IR"/>
+              </w:rPr>
+              <w:t>ی</w:t>
+            </w:r>
+            <w:r>
+              <w:rPr>
+                <w:rStyle w:val="Hyperlink"/>
+                <w:noProof/>
+                <w:rtl/>
+                <w:lang w:bidi="fa-IR"/>
+              </w:rPr>
+              <w:t xml:space="preserve"> </w:t>
+            </w:r>
+            <w:r>
+              <w:rPr>
+                <w:rStyle w:val="Hyperlink"/>
+                <w:rFonts w:cs="Cambria"/>
+                <w:noProof/>
+                <w:rtl/>
+                <w:lang w:bidi="fa-IR"/>
+              </w:rPr>
+              <w:t xml:space="preserve">| </w:t>
+            </w:r>
+            <w:r>
+              <w:rPr>
+                <w:rStyle w:val="Hyperlink"/>
+                <w:rFonts w:cs="Cambria"/>
+                <w:noProof/>
+                <w:lang w:bidi="fa-IR"/>
+              </w:rPr>
+              <w:t>Communication Diagrams</w:t>
+            </w:r>
+            <w:r>
+              <w:rPr>
+                <w:noProof/>
+                <w:webHidden/>
               </w:rPr>
               <w:tab/>
             </w:r>
             <w:r>
               <w:rPr>
-                <w:rFonts w:ascii="Vazirmatn" w:hAnsi="Vazirmatn" w:cs="Vazirmatn"/>
-                <w:noProof/>
-                <w:webHidden/>
-                <w:lang w:bidi="fa-IR"/>
+                <w:noProof/>
+                <w:webHidden/>
               </w:rPr>
               <w:fldChar w:fldCharType="begin"/>
             </w:r>
             <w:r>
               <w:rPr>
-                <w:rFonts w:ascii="Vazirmatn" w:hAnsi="Vazirmatn" w:cs="Vazirmatn"/>
-                <w:noProof/>
-                <w:webHidden/>
-                <w:lang w:bidi="fa-IR"/>
-              </w:rPr>
-              <w:instrText xml:space="preserve"> PAGEREF _Toc231564781 \h </w:instrText>
-            </w:r>
-            <w:r>
-              <w:rPr>
-                <w:rFonts w:ascii="Vazirmatn" w:hAnsi="Vazirmatn" w:cs="Vazirmatn"/>
-                <w:noProof/>
-                <w:webHidden/>
-                <w:lang w:bidi="fa-IR"/>
-              </w:rPr>
-            </w:r>
-            <w:r>
-              <w:rPr>
-                <w:rFonts w:ascii="Vazirmatn" w:hAnsi="Vazirmatn" w:cs="Vazirmatn"/>
-                <w:noProof/>
-                <w:webHidden/>
-                <w:lang w:bidi="fa-IR"/>
+                <w:noProof/>
+                <w:webHidden/>
+              </w:rPr>
+              <w:instrText xml:space="preserve"> PAGEREF _Toc233399295 \h </w:instrText>
+            </w:r>
+            <w:r>
+              <w:rPr>
+                <w:noProof/>
+                <w:webHidden/>
+              </w:rPr>
+            </w:r>
+            <w:r>
+              <w:rPr>
+                <w:noProof/>
+                <w:webHidden/>
               </w:rPr>
               <w:fldChar w:fldCharType="separate"/>
             </w:r>
             <w:r>
               <w:rPr>
-                <w:rFonts w:ascii="Vazirmatn" w:hAnsi="Vazirmatn" w:cs="Vazirmatn"/>
-                <w:noProof/>
-                <w:webHidden/>
-                <w:rtl/>
-                <w:lang w:bidi="fa-IR"/>
+                <w:noProof/>
+                <w:webHidden/>
               </w:rPr>
               <w:t>23</w:t>
             </w:r>
             <w:r>
               <w:rPr>
-                <w:rFonts w:ascii="Vazirmatn" w:hAnsi="Vazirmatn" w:cs="Vazirmatn"/>
-                <w:noProof/>
-                <w:webHidden/>
-                <w:lang w:bidi="fa-IR"/>
+                <w:noProof/>
+                <w:webHidden/>
               </w:rPr>
               <w:fldChar w:fldCharType="end"/>
             </w:r>
@@ -2586,24 +2801,17 @@
         <w:p>
           <w:pPr>
             <w:pStyle w:val="TOC2"/>
-            <w:numPr>
-              <w:ilvl w:val="0"/>
-              <w:numId w:val="4"/>
-            </w:numPr>
             <w:tabs>
               <w:tab w:val="right" w:leader="dot" w:pos="9350"/>
             </w:tabs>
-            <w:bidi/>
             <w:rPr>
-              <w:rFonts w:ascii="Vazirmatn" w:eastAsiaTheme="minorEastAsia" w:hAnsi="Vazirmatn" w:cs="Vazirmatn"/>
-              <w:b/>
-              <w:bCs/>
+              <w:rFonts w:asciiTheme="minorHAnsi" w:eastAsiaTheme="minorEastAsia" w:hAnsiTheme="minorHAnsi" w:cstheme="minorBidi"/>
               <w:noProof/>
               <w:color w:val="auto"/>
               <w:kern w:val="2"/>
               <w:sz w:val="24"/>
+              <w:szCs w:val="24"/>
               <w:bdr w:val="none" w:sz="0" w:space="0" w:color="auto"/>
-              <w:lang w:bidi="fa-IR"/>
               <w14:textOutline w14:w="0" w14:cap="rnd" w14:cmpd="sng" w14:algn="ctr">
                 <w14:noFill/>
                 <w14:prstDash w14:val="solid"/>
@@ -2612,86 +2820,157 @@
               <w14:ligatures w14:val="standardContextual"/>
             </w:rPr>
           </w:pPr>
-          <w:hyperlink w:anchor="_Toc231564782" w:history="1">
-            <w:r>
-              <w:rPr>
-                <w:rStyle w:val="Hyperlink"/>
-                <w:rFonts w:ascii="Vazirmatn" w:hAnsi="Vazirmatn" w:cs="Vazirmatn"/>
-                <w:noProof/>
-                <w:rtl/>
-                <w:lang w:bidi="fa-IR"/>
-              </w:rPr>
-              <w:t xml:space="preserve">لینک‌های دسترسی به مخزن گیت | </w:t>
-            </w:r>
-            <w:r>
-              <w:rPr>
-                <w:rStyle w:val="Hyperlink"/>
-                <w:rFonts w:ascii="Vazirmatn" w:hAnsi="Vazirmatn" w:cs="Vazirmatn"/>
-                <w:noProof/>
-                <w:lang w:bidi="fa-IR"/>
-              </w:rPr>
-              <w:t>Git Repository Links</w:t>
-            </w:r>
-            <w:r>
-              <w:rPr>
-                <w:rFonts w:ascii="Vazirmatn" w:hAnsi="Vazirmatn" w:cs="Vazirmatn"/>
-                <w:noProof/>
-                <w:webHidden/>
-                <w:lang w:bidi="fa-IR"/>
+          <w:hyperlink w:anchor="_Toc233399296" w:history="1">
+            <w:r>
+              <w:rPr>
+                <w:rStyle w:val="Hyperlink"/>
+                <w:rFonts w:hint="eastAsia"/>
+                <w:noProof/>
+                <w:rtl/>
+                <w:lang w:bidi="fa-IR"/>
+              </w:rPr>
+              <w:t>ماش</w:t>
+            </w:r>
+            <w:r>
+              <w:rPr>
+                <w:rStyle w:val="Hyperlink"/>
+                <w:rFonts w:hint="cs"/>
+                <w:noProof/>
+                <w:rtl/>
+                <w:lang w:bidi="fa-IR"/>
+              </w:rPr>
+              <w:t>ی</w:t>
+            </w:r>
+            <w:r>
+              <w:rPr>
+                <w:rStyle w:val="Hyperlink"/>
+                <w:rFonts w:hint="eastAsia"/>
+                <w:noProof/>
+                <w:rtl/>
+                <w:lang w:bidi="fa-IR"/>
+              </w:rPr>
+              <w:t>ن‌ها</w:t>
+            </w:r>
+            <w:r>
+              <w:rPr>
+                <w:rStyle w:val="Hyperlink"/>
+                <w:rFonts w:hint="cs"/>
+                <w:noProof/>
+                <w:rtl/>
+                <w:lang w:bidi="fa-IR"/>
+              </w:rPr>
+              <w:t>ی</w:t>
+            </w:r>
+            <w:r>
+              <w:rPr>
+                <w:rStyle w:val="Hyperlink"/>
+                <w:noProof/>
+                <w:rtl/>
+                <w:lang w:bidi="fa-IR"/>
+              </w:rPr>
+              <w:t xml:space="preserve"> </w:t>
+            </w:r>
+            <w:r>
+              <w:rPr>
+                <w:rStyle w:val="Hyperlink"/>
+                <w:rFonts w:hint="eastAsia"/>
+                <w:noProof/>
+                <w:rtl/>
+                <w:lang w:bidi="fa-IR"/>
+              </w:rPr>
+              <w:t>حالت</w:t>
+            </w:r>
+            <w:r>
+              <w:rPr>
+                <w:rStyle w:val="Hyperlink"/>
+                <w:noProof/>
+                <w:rtl/>
+                <w:lang w:bidi="fa-IR"/>
+              </w:rPr>
+              <w:t xml:space="preserve"> </w:t>
+            </w:r>
+            <w:r>
+              <w:rPr>
+                <w:rStyle w:val="Hyperlink"/>
+                <w:rFonts w:hint="eastAsia"/>
+                <w:noProof/>
+                <w:rtl/>
+                <w:lang w:bidi="fa-IR"/>
+              </w:rPr>
+              <w:t>رفتار</w:t>
+            </w:r>
+            <w:r>
+              <w:rPr>
+                <w:rStyle w:val="Hyperlink"/>
+                <w:rFonts w:hint="cs"/>
+                <w:noProof/>
+                <w:rtl/>
+                <w:lang w:bidi="fa-IR"/>
+              </w:rPr>
+              <w:t>ی</w:t>
+            </w:r>
+            <w:r>
+              <w:rPr>
+                <w:rStyle w:val="Hyperlink"/>
+                <w:noProof/>
+                <w:rtl/>
+                <w:lang w:bidi="fa-IR"/>
+              </w:rPr>
+              <w:t xml:space="preserve"> | </w:t>
+            </w:r>
+            <w:r>
+              <w:rPr>
+                <w:rStyle w:val="Hyperlink"/>
+                <w:noProof/>
+                <w:lang w:bidi="fa-IR"/>
+              </w:rPr>
+              <w:t>Behavioral State Machines</w:t>
+            </w:r>
+            <w:r>
+              <w:rPr>
+                <w:noProof/>
+                <w:webHidden/>
               </w:rPr>
               <w:tab/>
             </w:r>
             <w:r>
               <w:rPr>
-                <w:rFonts w:ascii="Vazirmatn" w:hAnsi="Vazirmatn" w:cs="Vazirmatn"/>
-                <w:noProof/>
-                <w:webHidden/>
-                <w:lang w:bidi="fa-IR"/>
+                <w:noProof/>
+                <w:webHidden/>
               </w:rPr>
               <w:fldChar w:fldCharType="begin"/>
             </w:r>
             <w:r>
               <w:rPr>
-                <w:rFonts w:ascii="Vazirmatn" w:hAnsi="Vazirmatn" w:cs="Vazirmatn"/>
-                <w:noProof/>
-                <w:webHidden/>
-                <w:lang w:bidi="fa-IR"/>
-              </w:rPr>
-              <w:instrText xml:space="preserve"> PAGEREF _Toc231564782 \h </w:instrText>
-            </w:r>
-            <w:r>
-              <w:rPr>
-                <w:rFonts w:ascii="Vazirmatn" w:hAnsi="Vazirmatn" w:cs="Vazirmatn"/>
-                <w:noProof/>
-                <w:webHidden/>
-                <w:lang w:bidi="fa-IR"/>
-              </w:rPr>
-            </w:r>
-            <w:r>
-              <w:rPr>
-                <w:rFonts w:ascii="Vazirmatn" w:hAnsi="Vazirmatn" w:cs="Vazirmatn"/>
-                <w:noProof/>
-                <w:webHidden/>
-                <w:lang w:bidi="fa-IR"/>
+                <w:noProof/>
+                <w:webHidden/>
+              </w:rPr>
+              <w:instrText xml:space="preserve"> PAGEREF _Toc233399296 \h </w:instrText>
+            </w:r>
+            <w:r>
+              <w:rPr>
+                <w:noProof/>
+                <w:webHidden/>
+              </w:rPr>
+            </w:r>
+            <w:r>
+              <w:rPr>
+                <w:noProof/>
+                <w:webHidden/>
               </w:rPr>
               <w:fldChar w:fldCharType="separate"/>
             </w:r>
             <w:r>
               <w:rPr>
-                <w:rFonts w:ascii="Vazirmatn" w:hAnsi="Vazirmatn" w:cs="Vazirmatn"/>
-                <w:noProof/>
-                <w:webHidden/>
-                <w:rtl/>
-                <w:lang w:bidi="fa-IR"/>
+                <w:noProof/>
+                <w:webHidden/>
               </w:rPr>
               <w:t>24</w:t>
             </w:r>
             <w:r>
               <w:rPr>
-                <w:rFonts w:ascii="Vazirmatn" w:hAnsi="Vazirmatn" w:cs="Vazirmatn"/>
-                <w:noProof/>
-                <w:webHidden/>
-                <w:lang w:bidi="fa-IR"/>
+                <w:noProof/>
+                <w:webHidden/>
               </w:rPr>
               <w:fldChar w:fldCharType="end"/>
             </w:r>
@@ -2699,25 +2978,14 @@
         </w:p>
         <w:p>
           <w:pPr>
-            <w:pStyle w:val="TOC2"/>
-            <w:numPr>
-              <w:ilvl w:val="0"/>
-              <w:numId w:val="4"/>
-            </w:numPr>
-            <w:tabs>
-              <w:tab w:val="right" w:leader="dot" w:pos="9350"/>
-            </w:tabs>
-            <w:bidi/>
+            <w:pStyle w:val="TOC1"/>
             <w:rPr>
-              <w:rFonts w:ascii="Vazirmatn" w:eastAsiaTheme="minorEastAsia" w:hAnsi="Vazirmatn" w:cs="Vazirmatn"/>
-              <w:b/>
-              <w:bCs/>
-              <w:noProof/>
+              <w:rFonts w:asciiTheme="minorHAnsi" w:eastAsiaTheme="minorEastAsia" w:hAnsiTheme="minorHAnsi" w:cstheme="minorBidi"/>
               <w:color w:val="auto"/>
               <w:kern w:val="2"/>
               <w:sz w:val="24"/>
               <w:bdr w:val="none" w:sz="0" w:space="0" w:color="auto"/>
-              <w:lang w:bidi="fa-IR"/>
+              <w:lang w:bidi="ar-SA"/>
               <w14:textOutline w14:w="0" w14:cap="rnd" w14:cmpd="sng" w14:algn="ctr">
                 <w14:noFill/>
                 <w14:prstDash w14:val="solid"/>
@@ -2726,21 +2994,524 @@
               <w14:ligatures w14:val="standardContextual"/>
             </w:rPr>
           </w:pPr>
-          <w:hyperlink w:anchor="_Toc231564783" w:history="1">
-            <w:r>
-              <w:rPr>
-                <w:rStyle w:val="Hyperlink"/>
-                <w:rFonts w:ascii="Vazirmatn" w:hAnsi="Vazirmatn" w:cs="Vazirmatn"/>
-                <w:noProof/>
-                <w:rtl/>
-                <w:lang w:bidi="fa-IR"/>
-              </w:rPr>
-              <w:t xml:space="preserve">حساب‌های کاربری لینکد‌این و گیت‌هاب | </w:t>
-            </w:r>
-            <w:r>
-              <w:rPr>
-                <w:rStyle w:val="Hyperlink"/>
-                <w:rFonts w:ascii="Vazirmatn" w:hAnsi="Vazirmatn" w:cs="Vazirmatn"/>
+          <w:hyperlink w:anchor="_Toc233399297" w:history="1">
+            <w:r>
+              <w:rPr>
+                <w:rStyle w:val="Hyperlink"/>
+                <w:rFonts w:hint="eastAsia"/>
+                <w:rtl/>
+              </w:rPr>
+              <w:t>پ</w:t>
+            </w:r>
+            <w:r>
+              <w:rPr>
+                <w:rStyle w:val="Hyperlink"/>
+                <w:rFonts w:hint="cs"/>
+                <w:rtl/>
+              </w:rPr>
+              <w:t>ی</w:t>
+            </w:r>
+            <w:r>
+              <w:rPr>
+                <w:rStyle w:val="Hyperlink"/>
+                <w:rFonts w:hint="eastAsia"/>
+                <w:rtl/>
+              </w:rPr>
+              <w:t>وست‌ها</w:t>
+            </w:r>
+            <w:r>
+              <w:rPr>
+                <w:rStyle w:val="Hyperlink"/>
+                <w:rtl/>
+              </w:rPr>
+              <w:t xml:space="preserve"> | </w:t>
+            </w:r>
+            <w:r>
+              <w:rPr>
+                <w:rStyle w:val="Hyperlink"/>
+              </w:rPr>
+              <w:t>Attachments</w:t>
+            </w:r>
+            <w:r>
+              <w:rPr>
+                <w:webHidden/>
+              </w:rPr>
+              <w:tab/>
+            </w:r>
+            <w:r>
+              <w:rPr>
+                <w:webHidden/>
+              </w:rPr>
+              <w:fldChar w:fldCharType="begin"/>
+            </w:r>
+            <w:r>
+              <w:rPr>
+                <w:webHidden/>
+              </w:rPr>
+              <w:instrText xml:space="preserve"> PAGEREF _Toc233399297 \h </w:instrText>
+            </w:r>
+            <w:r>
+              <w:rPr>
+                <w:webHidden/>
+              </w:rPr>
+            </w:r>
+            <w:r>
+              <w:rPr>
+                <w:webHidden/>
+              </w:rPr>
+              <w:fldChar w:fldCharType="separate"/>
+            </w:r>
+            <w:r>
+              <w:rPr>
+                <w:webHidden/>
+              </w:rPr>
+              <w:t>25</w:t>
+            </w:r>
+            <w:r>
+              <w:rPr>
+                <w:webHidden/>
+              </w:rPr>
+              <w:fldChar w:fldCharType="end"/>
+            </w:r>
+          </w:hyperlink>
+        </w:p>
+        <w:p>
+          <w:pPr>
+            <w:pStyle w:val="TOC2"/>
+            <w:tabs>
+              <w:tab w:val="right" w:leader="dot" w:pos="9350"/>
+            </w:tabs>
+            <w:rPr>
+              <w:rFonts w:asciiTheme="minorHAnsi" w:eastAsiaTheme="minorEastAsia" w:hAnsiTheme="minorHAnsi" w:cstheme="minorBidi"/>
+              <w:noProof/>
+              <w:color w:val="auto"/>
+              <w:kern w:val="2"/>
+              <w:sz w:val="24"/>
+              <w:szCs w:val="24"/>
+              <w:bdr w:val="none" w:sz="0" w:space="0" w:color="auto"/>
+              <w14:textOutline w14:w="0" w14:cap="rnd" w14:cmpd="sng" w14:algn="ctr">
+                <w14:noFill/>
+                <w14:prstDash w14:val="solid"/>
+                <w14:bevel/>
+              </w14:textOutline>
+              <w14:ligatures w14:val="standardContextual"/>
+            </w:rPr>
+          </w:pPr>
+          <w:hyperlink w:anchor="_Toc233399298" w:history="1">
+            <w:r>
+              <w:rPr>
+                <w:rStyle w:val="Hyperlink"/>
+                <w:rFonts w:hint="eastAsia"/>
+                <w:noProof/>
+                <w:rtl/>
+                <w:lang w:bidi="fa-IR"/>
+              </w:rPr>
+              <w:t>ل</w:t>
+            </w:r>
+            <w:r>
+              <w:rPr>
+                <w:rStyle w:val="Hyperlink"/>
+                <w:rFonts w:hint="cs"/>
+                <w:noProof/>
+                <w:rtl/>
+                <w:lang w:bidi="fa-IR"/>
+              </w:rPr>
+              <w:t>ی</w:t>
+            </w:r>
+            <w:r>
+              <w:rPr>
+                <w:rStyle w:val="Hyperlink"/>
+                <w:rFonts w:hint="eastAsia"/>
+                <w:noProof/>
+                <w:rtl/>
+                <w:lang w:bidi="fa-IR"/>
+              </w:rPr>
+              <w:t>نک‌ها</w:t>
+            </w:r>
+            <w:r>
+              <w:rPr>
+                <w:rStyle w:val="Hyperlink"/>
+                <w:rFonts w:hint="cs"/>
+                <w:noProof/>
+                <w:rtl/>
+                <w:lang w:bidi="fa-IR"/>
+              </w:rPr>
+              <w:t>ی</w:t>
+            </w:r>
+            <w:r>
+              <w:rPr>
+                <w:rStyle w:val="Hyperlink"/>
+                <w:noProof/>
+                <w:rtl/>
+                <w:lang w:bidi="fa-IR"/>
+              </w:rPr>
+              <w:t xml:space="preserve"> </w:t>
+            </w:r>
+            <w:r>
+              <w:rPr>
+                <w:rStyle w:val="Hyperlink"/>
+                <w:rFonts w:hint="eastAsia"/>
+                <w:noProof/>
+                <w:rtl/>
+                <w:lang w:bidi="fa-IR"/>
+              </w:rPr>
+              <w:t>دسترس</w:t>
+            </w:r>
+            <w:r>
+              <w:rPr>
+                <w:rStyle w:val="Hyperlink"/>
+                <w:rFonts w:hint="cs"/>
+                <w:noProof/>
+                <w:rtl/>
+                <w:lang w:bidi="fa-IR"/>
+              </w:rPr>
+              <w:t>ی</w:t>
+            </w:r>
+            <w:r>
+              <w:rPr>
+                <w:rStyle w:val="Hyperlink"/>
+                <w:noProof/>
+                <w:rtl/>
+                <w:lang w:bidi="fa-IR"/>
+              </w:rPr>
+              <w:t xml:space="preserve"> </w:t>
+            </w:r>
+            <w:r>
+              <w:rPr>
+                <w:rStyle w:val="Hyperlink"/>
+                <w:rFonts w:hint="eastAsia"/>
+                <w:noProof/>
+                <w:rtl/>
+                <w:lang w:bidi="fa-IR"/>
+              </w:rPr>
+              <w:t>به</w:t>
+            </w:r>
+            <w:r>
+              <w:rPr>
+                <w:rStyle w:val="Hyperlink"/>
+                <w:noProof/>
+                <w:rtl/>
+                <w:lang w:bidi="fa-IR"/>
+              </w:rPr>
+              <w:t xml:space="preserve"> </w:t>
+            </w:r>
+            <w:r>
+              <w:rPr>
+                <w:rStyle w:val="Hyperlink"/>
+                <w:rFonts w:hint="eastAsia"/>
+                <w:noProof/>
+                <w:rtl/>
+                <w:lang w:bidi="fa-IR"/>
+              </w:rPr>
+              <w:t>مخزن</w:t>
+            </w:r>
+            <w:r>
+              <w:rPr>
+                <w:rStyle w:val="Hyperlink"/>
+                <w:noProof/>
+                <w:rtl/>
+                <w:lang w:bidi="fa-IR"/>
+              </w:rPr>
+              <w:t xml:space="preserve"> </w:t>
+            </w:r>
+            <w:r>
+              <w:rPr>
+                <w:rStyle w:val="Hyperlink"/>
+                <w:rFonts w:hint="eastAsia"/>
+                <w:noProof/>
+                <w:rtl/>
+                <w:lang w:bidi="fa-IR"/>
+              </w:rPr>
+              <w:t>گ</w:t>
+            </w:r>
+            <w:r>
+              <w:rPr>
+                <w:rStyle w:val="Hyperlink"/>
+                <w:rFonts w:hint="cs"/>
+                <w:noProof/>
+                <w:rtl/>
+                <w:lang w:bidi="fa-IR"/>
+              </w:rPr>
+              <w:t>ی</w:t>
+            </w:r>
+            <w:r>
+              <w:rPr>
+                <w:rStyle w:val="Hyperlink"/>
+                <w:rFonts w:hint="eastAsia"/>
+                <w:noProof/>
+                <w:rtl/>
+                <w:lang w:bidi="fa-IR"/>
+              </w:rPr>
+              <w:t>ت</w:t>
+            </w:r>
+            <w:r>
+              <w:rPr>
+                <w:rStyle w:val="Hyperlink"/>
+                <w:noProof/>
+                <w:rtl/>
+                <w:lang w:bidi="fa-IR"/>
+              </w:rPr>
+              <w:t xml:space="preserve"> | </w:t>
+            </w:r>
+            <w:r>
+              <w:rPr>
+                <w:rStyle w:val="Hyperlink"/>
+                <w:noProof/>
+                <w:lang w:bidi="fa-IR"/>
+              </w:rPr>
+              <w:t>Git Repository Links</w:t>
+            </w:r>
+            <w:r>
+              <w:rPr>
+                <w:noProof/>
+                <w:webHidden/>
+              </w:rPr>
+              <w:tab/>
+            </w:r>
+            <w:r>
+              <w:rPr>
+                <w:noProof/>
+                <w:webHidden/>
+              </w:rPr>
+              <w:fldChar w:fldCharType="begin"/>
+            </w:r>
+            <w:r>
+              <w:rPr>
+                <w:noProof/>
+                <w:webHidden/>
+              </w:rPr>
+              <w:instrText xml:space="preserve"> PAGEREF _Toc233399298 \h </w:instrText>
+            </w:r>
+            <w:r>
+              <w:rPr>
+                <w:noProof/>
+                <w:webHidden/>
+              </w:rPr>
+            </w:r>
+            <w:r>
+              <w:rPr>
+                <w:noProof/>
+                <w:webHidden/>
+              </w:rPr>
+              <w:fldChar w:fldCharType="separate"/>
+            </w:r>
+            <w:r>
+              <w:rPr>
+                <w:noProof/>
+                <w:webHidden/>
+              </w:rPr>
+              <w:t>26</w:t>
+            </w:r>
+            <w:r>
+              <w:rPr>
+                <w:noProof/>
+                <w:webHidden/>
+              </w:rPr>
+              <w:fldChar w:fldCharType="end"/>
+            </w:r>
+          </w:hyperlink>
+        </w:p>
+        <w:p>
+          <w:pPr>
+            <w:pStyle w:val="TOC2"/>
+            <w:tabs>
+              <w:tab w:val="right" w:leader="dot" w:pos="9350"/>
+            </w:tabs>
+            <w:rPr>
+              <w:rFonts w:asciiTheme="minorHAnsi" w:eastAsiaTheme="minorEastAsia" w:hAnsiTheme="minorHAnsi" w:cstheme="minorBidi"/>
+              <w:noProof/>
+              <w:color w:val="auto"/>
+              <w:kern w:val="2"/>
+              <w:sz w:val="24"/>
+              <w:szCs w:val="24"/>
+              <w:bdr w:val="none" w:sz="0" w:space="0" w:color="auto"/>
+              <w14:textOutline w14:w="0" w14:cap="rnd" w14:cmpd="sng" w14:algn="ctr">
+                <w14:noFill/>
+                <w14:prstDash w14:val="solid"/>
+                <w14:bevel/>
+              </w14:textOutline>
+              <w14:ligatures w14:val="standardContextual"/>
+            </w:rPr>
+          </w:pPr>
+          <w:hyperlink w:anchor="_Toc233399299" w:history="1">
+            <w:r>
+              <w:rPr>
+                <w:rStyle w:val="Hyperlink"/>
+                <w:rFonts w:hint="eastAsia"/>
+                <w:noProof/>
+                <w:rtl/>
+                <w:lang w:bidi="fa-IR"/>
+              </w:rPr>
+              <w:t>حساب‌ها</w:t>
+            </w:r>
+            <w:r>
+              <w:rPr>
+                <w:rStyle w:val="Hyperlink"/>
+                <w:rFonts w:hint="cs"/>
+                <w:noProof/>
+                <w:rtl/>
+                <w:lang w:bidi="fa-IR"/>
+              </w:rPr>
+              <w:t>ی</w:t>
+            </w:r>
+            <w:r>
+              <w:rPr>
+                <w:rStyle w:val="Hyperlink"/>
+                <w:noProof/>
+                <w:rtl/>
+                <w:lang w:bidi="fa-IR"/>
+              </w:rPr>
+              <w:t xml:space="preserve"> </w:t>
+            </w:r>
+            <w:r>
+              <w:rPr>
+                <w:rStyle w:val="Hyperlink"/>
+                <w:rFonts w:hint="eastAsia"/>
+                <w:noProof/>
+                <w:rtl/>
+                <w:lang w:bidi="fa-IR"/>
+              </w:rPr>
+              <w:t>کاربر</w:t>
+            </w:r>
+            <w:r>
+              <w:rPr>
+                <w:rStyle w:val="Hyperlink"/>
+                <w:rFonts w:hint="cs"/>
+                <w:noProof/>
+                <w:rtl/>
+                <w:lang w:bidi="fa-IR"/>
+              </w:rPr>
+              <w:t>ی</w:t>
+            </w:r>
+            <w:r>
+              <w:rPr>
+                <w:rStyle w:val="Hyperlink"/>
+                <w:noProof/>
+                <w:rtl/>
+                <w:lang w:bidi="fa-IR"/>
+              </w:rPr>
+              <w:t xml:space="preserve"> </w:t>
+            </w:r>
+            <w:r>
+              <w:rPr>
+                <w:rStyle w:val="Hyperlink"/>
+                <w:rFonts w:hint="eastAsia"/>
+                <w:noProof/>
+                <w:rtl/>
+                <w:lang w:bidi="fa-IR"/>
+              </w:rPr>
+              <w:t>ل</w:t>
+            </w:r>
+            <w:r>
+              <w:rPr>
+                <w:rStyle w:val="Hyperlink"/>
+                <w:rFonts w:hint="cs"/>
+                <w:noProof/>
+                <w:rtl/>
+                <w:lang w:bidi="fa-IR"/>
+              </w:rPr>
+              <w:t>ی</w:t>
+            </w:r>
+            <w:r>
+              <w:rPr>
+                <w:rStyle w:val="Hyperlink"/>
+                <w:rFonts w:hint="eastAsia"/>
+                <w:noProof/>
+                <w:rtl/>
+                <w:lang w:bidi="fa-IR"/>
+              </w:rPr>
+              <w:t>نکد‌ا</w:t>
+            </w:r>
+            <w:r>
+              <w:rPr>
+                <w:rStyle w:val="Hyperlink"/>
+                <w:rFonts w:hint="cs"/>
+                <w:noProof/>
+                <w:rtl/>
+                <w:lang w:bidi="fa-IR"/>
+              </w:rPr>
+              <w:t>ی</w:t>
+            </w:r>
+            <w:r>
+              <w:rPr>
+                <w:rStyle w:val="Hyperlink"/>
+                <w:rFonts w:hint="eastAsia"/>
+                <w:noProof/>
+                <w:rtl/>
+                <w:lang w:bidi="fa-IR"/>
+              </w:rPr>
+              <w:t>ن</w:t>
+            </w:r>
+            <w:r>
+              <w:rPr>
+                <w:rStyle w:val="Hyperlink"/>
+                <w:noProof/>
+                <w:rtl/>
+                <w:lang w:bidi="fa-IR"/>
+              </w:rPr>
+              <w:t xml:space="preserve"> </w:t>
+            </w:r>
+            <w:r>
+              <w:rPr>
+                <w:rStyle w:val="Hyperlink"/>
+                <w:rFonts w:hint="eastAsia"/>
+                <w:noProof/>
+                <w:rtl/>
+                <w:lang w:bidi="fa-IR"/>
+              </w:rPr>
+              <w:t>و</w:t>
+            </w:r>
+            <w:r>
+              <w:rPr>
+                <w:rStyle w:val="Hyperlink"/>
+                <w:noProof/>
+                <w:rtl/>
+                <w:lang w:bidi="fa-IR"/>
+              </w:rPr>
+              <w:t xml:space="preserve"> </w:t>
+            </w:r>
+            <w:r>
+              <w:rPr>
+                <w:rStyle w:val="Hyperlink"/>
+                <w:rFonts w:hint="eastAsia"/>
+                <w:noProof/>
+                <w:rtl/>
+                <w:lang w:bidi="fa-IR"/>
+              </w:rPr>
+              <w:t>گ</w:t>
+            </w:r>
+            <w:r>
+              <w:rPr>
+                <w:rStyle w:val="Hyperlink"/>
+                <w:rFonts w:hint="cs"/>
+                <w:noProof/>
+                <w:rtl/>
+                <w:lang w:bidi="fa-IR"/>
+              </w:rPr>
+              <w:t>ی</w:t>
+            </w:r>
+            <w:r>
+              <w:rPr>
+                <w:rStyle w:val="Hyperlink"/>
+                <w:rFonts w:hint="eastAsia"/>
+                <w:noProof/>
+                <w:rtl/>
+                <w:lang w:bidi="fa-IR"/>
+              </w:rPr>
+              <w:t>ت‌هاب</w:t>
+            </w:r>
+            <w:r>
+              <w:rPr>
+                <w:rStyle w:val="Hyperlink"/>
+                <w:noProof/>
+                <w:rtl/>
+                <w:lang w:bidi="fa-IR"/>
+              </w:rPr>
+              <w:t xml:space="preserve"> | </w:t>
+            </w:r>
+            <w:r>
+              <w:rPr>
+                <w:rStyle w:val="Hyperlink"/>
                 <w:noProof/>
                 <w:lang w:bidi="fa-IR"/>
               </w:rPr>
@@ -2748,64 +3519,49 @@
             </w:r>
             <w:r>
               <w:rPr>
-                <w:rFonts w:ascii="Vazirmatn" w:hAnsi="Vazirmatn" w:cs="Vazirmatn"/>
-                <w:noProof/>
-                <w:webHidden/>
-                <w:lang w:bidi="fa-IR"/>
+                <w:noProof/>
+                <w:webHidden/>
               </w:rPr>
               <w:tab/>
             </w:r>
             <w:r>
               <w:rPr>
-                <w:rFonts w:ascii="Vazirmatn" w:hAnsi="Vazirmatn" w:cs="Vazirmatn"/>
-                <w:noProof/>
-                <w:webHidden/>
-                <w:lang w:bidi="fa-IR"/>
+                <w:noProof/>
+                <w:webHidden/>
               </w:rPr>
               <w:fldChar w:fldCharType="begin"/>
             </w:r>
             <w:r>
               <w:rPr>
-                <w:rFonts w:ascii="Vazirmatn" w:hAnsi="Vazirmatn" w:cs="Vazirmatn"/>
-                <w:noProof/>
-                <w:webHidden/>
-                <w:lang w:bidi="fa-IR"/>
-              </w:rPr>
-              <w:instrText xml:space="preserve"> PAGEREF _Toc231564783 \h </w:instrText>
-            </w:r>
-            <w:r>
-              <w:rPr>
-                <w:rFonts w:ascii="Vazirmatn" w:hAnsi="Vazirmatn" w:cs="Vazirmatn"/>
-                <w:noProof/>
-                <w:webHidden/>
-                <w:lang w:bidi="fa-IR"/>
-              </w:rPr>
-            </w:r>
-            <w:r>
-              <w:rPr>
-                <w:rFonts w:ascii="Vazirmatn" w:hAnsi="Vazirmatn" w:cs="Vazirmatn"/>
-                <w:noProof/>
-                <w:webHidden/>
-                <w:lang w:bidi="fa-IR"/>
+                <w:noProof/>
+                <w:webHidden/>
+              </w:rPr>
+              <w:instrText xml:space="preserve"> PAGEREF _Toc233399299 \h </w:instrText>
+            </w:r>
+            <w:r>
+              <w:rPr>
+                <w:noProof/>
+                <w:webHidden/>
+              </w:rPr>
+            </w:r>
+            <w:r>
+              <w:rPr>
+                <w:noProof/>
+                <w:webHidden/>
               </w:rPr>
               <w:fldChar w:fldCharType="separate"/>
             </w:r>
             <w:r>
               <w:rPr>
-                <w:rFonts w:ascii="Vazirmatn" w:hAnsi="Vazirmatn" w:cs="Vazirmatn"/>
-                <w:noProof/>
-                <w:webHidden/>
-                <w:rtl/>
-                <w:lang w:bidi="fa-IR"/>
-              </w:rPr>
-              <w:t>25</w:t>
-            </w:r>
-            <w:r>
-              <w:rPr>
-                <w:rFonts w:ascii="Vazirmatn" w:hAnsi="Vazirmatn" w:cs="Vazirmatn"/>
-                <w:noProof/>
-                <w:webHidden/>
-                <w:lang w:bidi="fa-IR"/>
+                <w:noProof/>
+                <w:webHidden/>
+              </w:rPr>
+              <w:t>27</w:t>
+            </w:r>
+            <w:r>
+              <w:rPr>
+                <w:noProof/>
+                <w:webHidden/>
               </w:rPr>
               <w:fldChar w:fldCharType="end"/>
             </w:r>
@@ -2814,13 +3570,14 @@
         <w:p>
           <w:pPr>
             <w:rPr>
-              <w:rtl/>
+              <w:rFonts w:ascii="Vazirmatn" w:hAnsi="Vazirmatn" w:hint="cs"/>
+              <w:noProof/>
               <w:lang w:bidi="fa-IR"/>
             </w:rPr>
           </w:pPr>
           <w:r>
             <w:rPr>
-              <w:rFonts w:ascii="Vazirmatn" w:hAnsi="Vazirmatn"/>
+              <w:rFonts w:ascii="Vazirmatn" w:hAnsi="Vazirmatn" w:hint="cs"/>
               <w:b/>
               <w:bCs/>
               <w:noProof/>
@@ -2831,7 +3588,800 @@
         </w:p>
       </w:sdtContent>
     </w:sdt>
-    <w:bookmarkStart w:id="0" w:name="_Toc231564762" w:displacedByCustomXml="prev"/>
+    <w:p>
+      <w:pPr>
+        <w:pStyle w:val="Heading1"/>
+        <w:rPr>
+          <w:rtl/>
+        </w:rPr>
+      </w:pPr>
+      <w:r>
+        <w:rPr>
+          <w:rFonts w:ascii="Vazirmatn" w:hAnsi="Vazirmatn" w:hint="cs"/>
+          <w:rtl/>
+        </w:rPr>
+        <w:br w:type="page"/>
+      </w:r>
+      <w:bookmarkStart w:id="1" w:name="_Toc233399277"/>
+      <w:r>
+        <w:rPr>
+          <w:rFonts w:hint="cs"/>
+          <w:rtl/>
+        </w:rPr>
+        <w:lastRenderedPageBreak/>
+        <w:t xml:space="preserve">مقدمه | </w:t>
+      </w:r>
+      <w:bookmarkEnd w:id="1"/>
+      <w:r>
+        <w:t>Introduction</w:t>
+      </w:r>
+    </w:p>
+    <w:p>
+      <w:r>
+        <w:rPr>
+          <w:rFonts w:hint="cs"/>
+          <w:rtl/>
+        </w:rPr>
+        <w:t>درشهر‌های</w:t>
+      </w:r>
+      <w:r>
+        <w:rPr>
+          <w:rtl/>
+        </w:rPr>
+        <w:t xml:space="preserve"> </w:t>
+      </w:r>
+      <w:r>
+        <w:rPr>
+          <w:rFonts w:hint="cs"/>
+          <w:rtl/>
+        </w:rPr>
+        <w:t>بزرگ،</w:t>
+      </w:r>
+      <w:r>
+        <w:rPr>
+          <w:rtl/>
+        </w:rPr>
+        <w:t xml:space="preserve"> </w:t>
+      </w:r>
+      <w:r>
+        <w:rPr>
+          <w:rFonts w:hint="cs"/>
+          <w:rtl/>
+        </w:rPr>
+        <w:t>یکی</w:t>
+      </w:r>
+      <w:r>
+        <w:rPr>
+          <w:rtl/>
+        </w:rPr>
+        <w:t xml:space="preserve"> </w:t>
+      </w:r>
+      <w:r>
+        <w:rPr>
+          <w:rFonts w:hint="cs"/>
+          <w:rtl/>
+        </w:rPr>
+        <w:t>از</w:t>
+      </w:r>
+      <w:r>
+        <w:rPr>
+          <w:rtl/>
+        </w:rPr>
+        <w:t xml:space="preserve"> </w:t>
+      </w:r>
+      <w:r>
+        <w:rPr>
+          <w:rFonts w:hint="cs"/>
+          <w:rtl/>
+        </w:rPr>
+        <w:t>دغدغه‌های</w:t>
+      </w:r>
+      <w:r>
+        <w:rPr>
+          <w:rtl/>
+        </w:rPr>
+        <w:t xml:space="preserve"> </w:t>
+      </w:r>
+      <w:r>
+        <w:rPr>
+          <w:rFonts w:hint="cs"/>
+          <w:rtl/>
+        </w:rPr>
+        <w:t>رایج</w:t>
+      </w:r>
+      <w:r>
+        <w:rPr>
+          <w:rtl/>
+        </w:rPr>
+        <w:t xml:space="preserve"> </w:t>
+      </w:r>
+      <w:r>
+        <w:rPr>
+          <w:rFonts w:hint="cs"/>
+          <w:rtl/>
+        </w:rPr>
+        <w:t>شهروندان،</w:t>
+      </w:r>
+      <w:r>
+        <w:rPr>
+          <w:rtl/>
+        </w:rPr>
+        <w:t xml:space="preserve"> </w:t>
+      </w:r>
+      <w:r>
+        <w:rPr>
+          <w:rFonts w:hint="cs"/>
+          <w:rtl/>
+        </w:rPr>
+        <w:t>پیداکردن</w:t>
+      </w:r>
+      <w:r>
+        <w:rPr>
+          <w:rtl/>
+        </w:rPr>
+        <w:t xml:space="preserve"> </w:t>
+      </w:r>
+      <w:r>
+        <w:rPr>
+          <w:rFonts w:hint="cs"/>
+          <w:rtl/>
+        </w:rPr>
+        <w:t>کسب‌وکار</w:t>
+      </w:r>
+      <w:r>
+        <w:rPr>
+          <w:rtl/>
+        </w:rPr>
+        <w:t xml:space="preserve"> </w:t>
+      </w:r>
+      <w:r>
+        <w:rPr>
+          <w:rFonts w:hint="cs"/>
+          <w:rtl/>
+        </w:rPr>
+        <w:t>خدماتی</w:t>
+      </w:r>
+      <w:r>
+        <w:rPr>
+          <w:rtl/>
+        </w:rPr>
+        <w:t xml:space="preserve"> </w:t>
+      </w:r>
+      <w:r>
+        <w:rPr>
+          <w:rFonts w:hint="cs"/>
+          <w:rtl/>
+        </w:rPr>
+        <w:t>مناسب،</w:t>
+      </w:r>
+      <w:r>
+        <w:rPr>
+          <w:rtl/>
+        </w:rPr>
+        <w:t xml:space="preserve"> </w:t>
+      </w:r>
+      <w:r>
+        <w:rPr>
+          <w:rFonts w:hint="cs"/>
+          <w:rtl/>
+        </w:rPr>
+        <w:t>با</w:t>
+      </w:r>
+      <w:r>
+        <w:rPr>
+          <w:rtl/>
+        </w:rPr>
+        <w:t xml:space="preserve"> </w:t>
+      </w:r>
+      <w:r>
+        <w:rPr>
+          <w:rFonts w:hint="cs"/>
+          <w:rtl/>
+        </w:rPr>
+        <w:t>سابقه</w:t>
+      </w:r>
+      <w:r>
+        <w:rPr>
+          <w:rtl/>
+        </w:rPr>
+        <w:t xml:space="preserve"> </w:t>
+      </w:r>
+      <w:r>
+        <w:rPr>
+          <w:rFonts w:hint="cs"/>
+          <w:rtl/>
+        </w:rPr>
+        <w:t>خوب،</w:t>
+      </w:r>
+      <w:r>
+        <w:rPr>
+          <w:rtl/>
+        </w:rPr>
+        <w:t xml:space="preserve"> </w:t>
+      </w:r>
+      <w:r>
+        <w:rPr>
+          <w:rFonts w:hint="cs"/>
+          <w:rtl/>
+        </w:rPr>
+        <w:t>و مراجعه به موقع به آنهاست</w:t>
+      </w:r>
+      <w:r>
+        <w:rPr>
+          <w:rtl/>
+        </w:rPr>
+        <w:t xml:space="preserve">. </w:t>
+      </w:r>
+      <w:r>
+        <w:rPr>
+          <w:rFonts w:hint="cs"/>
+          <w:rtl/>
+        </w:rPr>
+        <w:t>دربسیاری</w:t>
+      </w:r>
+      <w:r>
+        <w:rPr>
+          <w:rtl/>
+        </w:rPr>
+        <w:t xml:space="preserve"> </w:t>
+      </w:r>
+      <w:r>
+        <w:rPr>
+          <w:rFonts w:hint="cs"/>
+          <w:rtl/>
+        </w:rPr>
+        <w:t>از</w:t>
+      </w:r>
+      <w:r>
+        <w:rPr>
+          <w:rtl/>
+        </w:rPr>
+        <w:t xml:space="preserve"> </w:t>
+      </w:r>
+      <w:r>
+        <w:rPr>
+          <w:rFonts w:hint="cs"/>
+          <w:rtl/>
+        </w:rPr>
+        <w:t>موارد،</w:t>
+      </w:r>
+      <w:r>
+        <w:rPr>
+          <w:rtl/>
+        </w:rPr>
+        <w:t xml:space="preserve"> </w:t>
+      </w:r>
+      <w:r>
+        <w:rPr>
+          <w:rFonts w:hint="cs"/>
+          <w:rtl/>
+        </w:rPr>
+        <w:t>شهروندان</w:t>
+      </w:r>
+      <w:r>
+        <w:rPr>
+          <w:rtl/>
+        </w:rPr>
+        <w:t xml:space="preserve"> </w:t>
+      </w:r>
+      <w:r>
+        <w:rPr>
+          <w:rFonts w:hint="cs"/>
+          <w:rtl/>
+        </w:rPr>
+        <w:t>مجبورهستند</w:t>
+      </w:r>
+      <w:r>
+        <w:rPr>
+          <w:rtl/>
+        </w:rPr>
+        <w:t xml:space="preserve"> </w:t>
+      </w:r>
+      <w:r>
+        <w:rPr>
+          <w:rFonts w:hint="cs"/>
+          <w:rtl/>
+        </w:rPr>
+        <w:t>براساس</w:t>
+      </w:r>
+      <w:r>
+        <w:rPr>
+          <w:rtl/>
+        </w:rPr>
+        <w:t xml:space="preserve"> </w:t>
+      </w:r>
+      <w:r>
+        <w:rPr>
+          <w:rFonts w:hint="cs"/>
+          <w:rtl/>
+        </w:rPr>
+        <w:t>تجربه</w:t>
+      </w:r>
+      <w:r>
+        <w:rPr>
+          <w:rtl/>
+        </w:rPr>
+        <w:t xml:space="preserve"> </w:t>
+      </w:r>
+      <w:r>
+        <w:rPr>
+          <w:rFonts w:hint="cs"/>
+          <w:rtl/>
+        </w:rPr>
+        <w:t>شخصی</w:t>
+      </w:r>
+      <w:r>
+        <w:rPr>
+          <w:rtl/>
+        </w:rPr>
+        <w:t xml:space="preserve"> </w:t>
+      </w:r>
+      <w:r>
+        <w:rPr>
+          <w:rFonts w:hint="cs"/>
+          <w:rtl/>
+        </w:rPr>
+        <w:t>خود،</w:t>
+      </w:r>
+      <w:r>
+        <w:rPr>
+          <w:rtl/>
+        </w:rPr>
+        <w:t xml:space="preserve"> </w:t>
+      </w:r>
+      <w:r>
+        <w:rPr>
+          <w:rFonts w:hint="cs"/>
+          <w:rtl/>
+        </w:rPr>
+        <w:t>پیشنهادات</w:t>
+      </w:r>
+      <w:r>
+        <w:rPr>
+          <w:rtl/>
+        </w:rPr>
+        <w:t xml:space="preserve"> </w:t>
+      </w:r>
+      <w:r>
+        <w:rPr>
+          <w:rFonts w:hint="cs"/>
+          <w:rtl/>
+        </w:rPr>
+        <w:t>اطرافیان،</w:t>
+      </w:r>
+      <w:r>
+        <w:rPr>
+          <w:rtl/>
+        </w:rPr>
+        <w:t xml:space="preserve"> </w:t>
+      </w:r>
+      <w:r>
+        <w:rPr>
+          <w:rFonts w:hint="cs"/>
+          <w:rtl/>
+        </w:rPr>
+        <w:t>یا</w:t>
+      </w:r>
+      <w:r>
+        <w:rPr>
+          <w:rtl/>
+        </w:rPr>
+        <w:t xml:space="preserve"> </w:t>
+      </w:r>
+      <w:r>
+        <w:rPr>
+          <w:rFonts w:hint="cs"/>
+          <w:rtl/>
+        </w:rPr>
+        <w:t>با</w:t>
+      </w:r>
+      <w:r>
+        <w:rPr>
+          <w:rtl/>
+        </w:rPr>
+        <w:t xml:space="preserve"> </w:t>
+      </w:r>
+      <w:r>
+        <w:rPr>
+          <w:rFonts w:hint="cs"/>
+          <w:rtl/>
+        </w:rPr>
+        <w:t>صرف</w:t>
+      </w:r>
+      <w:r>
+        <w:rPr>
+          <w:rtl/>
+        </w:rPr>
+        <w:t xml:space="preserve"> </w:t>
+      </w:r>
+      <w:r>
+        <w:rPr>
+          <w:rFonts w:hint="cs"/>
+          <w:rtl/>
+        </w:rPr>
+        <w:t>زمان</w:t>
+      </w:r>
+      <w:r>
+        <w:rPr>
+          <w:rtl/>
+        </w:rPr>
+        <w:t xml:space="preserve"> </w:t>
+      </w:r>
+      <w:r>
+        <w:rPr>
+          <w:rFonts w:hint="cs"/>
+          <w:rtl/>
+        </w:rPr>
+        <w:t>زیادی</w:t>
+      </w:r>
+      <w:r>
+        <w:rPr>
+          <w:rtl/>
+        </w:rPr>
+        <w:t xml:space="preserve"> </w:t>
+      </w:r>
+      <w:r>
+        <w:rPr>
+          <w:rFonts w:hint="cs"/>
+          <w:rtl/>
+        </w:rPr>
+        <w:t>در</w:t>
+      </w:r>
+      <w:r>
+        <w:rPr>
+          <w:rtl/>
+        </w:rPr>
+        <w:t xml:space="preserve"> </w:t>
+      </w:r>
+      <w:r>
+        <w:rPr>
+          <w:rFonts w:hint="cs"/>
+          <w:rtl/>
+        </w:rPr>
+        <w:t>خیابانها</w:t>
+      </w:r>
+      <w:r>
+        <w:rPr>
+          <w:rtl/>
+        </w:rPr>
+        <w:t xml:space="preserve"> </w:t>
+      </w:r>
+      <w:r>
+        <w:rPr>
+          <w:rFonts w:hint="cs"/>
+          <w:rtl/>
+        </w:rPr>
+        <w:t>برای</w:t>
+      </w:r>
+      <w:r>
+        <w:rPr>
+          <w:rtl/>
+        </w:rPr>
+        <w:t xml:space="preserve"> </w:t>
+      </w:r>
+      <w:r>
+        <w:rPr>
+          <w:rFonts w:hint="cs"/>
+          <w:rtl/>
+        </w:rPr>
+        <w:t>جست‌وجوی</w:t>
+      </w:r>
+      <w:r>
+        <w:rPr>
+          <w:rtl/>
+        </w:rPr>
+        <w:t xml:space="preserve"> </w:t>
+      </w:r>
+      <w:r>
+        <w:rPr>
+          <w:rFonts w:hint="cs"/>
+          <w:rtl/>
+        </w:rPr>
+        <w:t>مکانیکی</w:t>
+      </w:r>
+      <w:r>
+        <w:rPr>
+          <w:rtl/>
+        </w:rPr>
+        <w:t xml:space="preserve"> </w:t>
+      </w:r>
+      <w:r>
+        <w:rPr>
+          <w:rFonts w:hint="cs"/>
+          <w:rtl/>
+        </w:rPr>
+        <w:t>موردنظر</w:t>
+      </w:r>
+      <w:r>
+        <w:rPr>
+          <w:rtl/>
+        </w:rPr>
+        <w:t xml:space="preserve"> </w:t>
+      </w:r>
+      <w:r>
+        <w:rPr>
+          <w:rFonts w:hint="cs"/>
+          <w:rtl/>
+        </w:rPr>
+        <w:t>خود،</w:t>
+      </w:r>
+      <w:r>
+        <w:rPr>
+          <w:rtl/>
+        </w:rPr>
+        <w:t xml:space="preserve"> </w:t>
+      </w:r>
+      <w:r>
+        <w:rPr>
+          <w:rFonts w:hint="cs"/>
+          <w:rtl/>
+        </w:rPr>
+        <w:t>به</w:t>
+      </w:r>
+      <w:r>
+        <w:rPr>
+          <w:rtl/>
+        </w:rPr>
+        <w:t xml:space="preserve"> </w:t>
+      </w:r>
+      <w:r>
+        <w:rPr>
+          <w:rFonts w:hint="cs"/>
+          <w:rtl/>
+        </w:rPr>
+        <w:t>نتیجه</w:t>
+      </w:r>
+      <w:r>
+        <w:rPr>
+          <w:rtl/>
+        </w:rPr>
+        <w:t xml:space="preserve"> </w:t>
+      </w:r>
+      <w:r>
+        <w:rPr>
+          <w:rFonts w:hint="cs"/>
+          <w:rtl/>
+        </w:rPr>
+        <w:t>برسند</w:t>
+      </w:r>
+      <w:r>
+        <w:rPr>
+          <w:rtl/>
+        </w:rPr>
+        <w:t xml:space="preserve">. </w:t>
+      </w:r>
+    </w:p>
+    <w:p>
+      <w:pPr>
+        <w:rPr>
+          <w:rtl/>
+          <w:lang w:bidi="fa-IR"/>
+        </w:rPr>
+      </w:pPr>
+      <w:r>
+        <w:rPr>
+          <w:rFonts w:hint="cs"/>
+          <w:rtl/>
+          <w:lang w:bidi="fa-IR"/>
+        </w:rPr>
+        <w:t xml:space="preserve">برای مثال فرض کنید در شهری غریب رانندگی </w:t>
+      </w:r>
+      <w:r>
+        <w:rPr>
+          <w:rFonts w:hint="cs"/>
+          <w:rtl/>
+          <w:lang w:bidi="fa-IR"/>
+        </w:rPr>
+        <w:t xml:space="preserve">می‌کنید که ناگهان چراغ موتور شما روشن می‌شود. شما ممکن است برای پیداکردن </w:t>
+      </w:r>
+      <w:r>
+        <w:rPr>
+          <w:rFonts w:hint="cs"/>
+          <w:rtl/>
+          <w:lang w:bidi="fa-IR"/>
+        </w:rPr>
+        <w:t>مناسب‌ترین</w:t>
+      </w:r>
+      <w:r>
+        <w:rPr>
+          <w:rFonts w:hint="cs"/>
+          <w:rtl/>
+          <w:lang w:bidi="fa-IR"/>
+        </w:rPr>
+        <w:t xml:space="preserve"> مکانیکی، </w:t>
+      </w:r>
+      <w:r>
+        <w:rPr>
+          <w:rFonts w:hint="cs"/>
+          <w:rtl/>
+          <w:lang w:bidi="fa-IR"/>
+        </w:rPr>
+        <w:t xml:space="preserve">پس از کلی رانندگی، مکان آن را پیدا </w:t>
+      </w:r>
+      <w:r>
+        <w:rPr>
+          <w:rFonts w:hint="cs"/>
+          <w:rtl/>
+          <w:lang w:bidi="fa-IR"/>
+        </w:rPr>
+        <w:t>کنید</w:t>
+      </w:r>
+      <w:r>
+        <w:rPr>
+          <w:rFonts w:hint="cs"/>
+          <w:rtl/>
+          <w:lang w:bidi="fa-IR"/>
+        </w:rPr>
+        <w:t xml:space="preserve">. اما </w:t>
+      </w:r>
+      <w:r>
+        <w:rPr>
+          <w:rFonts w:hint="cs"/>
+          <w:rtl/>
+          <w:lang w:bidi="fa-IR"/>
+        </w:rPr>
+        <w:t xml:space="preserve">متوجه می‌شوید </w:t>
+      </w:r>
+      <w:r>
+        <w:rPr>
+          <w:rFonts w:hint="cs"/>
+          <w:rtl/>
+          <w:lang w:bidi="fa-IR"/>
+        </w:rPr>
+        <w:t>تعطیل ‌است.</w:t>
+      </w:r>
+    </w:p>
+    <w:p>
+      <w:pPr>
+        <w:rPr>
+          <w:rtl/>
+          <w:lang w:bidi="fa-IR"/>
+        </w:rPr>
+      </w:pPr>
+      <w:r>
+        <w:rPr>
+          <w:rFonts w:hint="cs"/>
+          <w:rtl/>
+          <w:lang w:bidi="fa-IR"/>
+        </w:rPr>
+        <w:t xml:space="preserve"> يا مثلاً میخواهید به آرایشگاه بروید. اما نمیدانید بهترین آرایشگاه کجاست یا اینکه آیا باز است یا خیر. همچنین برای کلینیک‌ها و </w:t>
+      </w:r>
+      <w:r>
+        <w:rPr>
+          <w:rFonts w:hint="cs"/>
+          <w:rtl/>
+          <w:lang w:bidi="fa-IR"/>
+        </w:rPr>
+        <w:t xml:space="preserve">سایر </w:t>
+      </w:r>
+      <w:r>
+        <w:rPr>
+          <w:rFonts w:hint="cs"/>
+          <w:rtl/>
+          <w:lang w:bidi="fa-IR"/>
+        </w:rPr>
+        <w:t>خدمات مشابه.</w:t>
+      </w:r>
+    </w:p>
+    <w:p>
+      <w:pPr>
+        <w:rPr>
+          <w:rtl/>
+          <w:lang w:bidi="fa-IR"/>
+        </w:rPr>
+      </w:pPr>
+      <w:r>
+        <w:rPr>
+          <w:rFonts w:hint="cs"/>
+          <w:rtl/>
+          <w:lang w:bidi="fa-IR"/>
+        </w:rPr>
+        <w:t>یا فرض کنید کسب‌وکاری دارید اما مدیریت مشتریان</w:t>
+      </w:r>
+      <w:r>
+        <w:rPr>
+          <w:rFonts w:hint="cs"/>
+          <w:rtl/>
+          <w:lang w:bidi="fa-IR"/>
+        </w:rPr>
+        <w:t>،</w:t>
+      </w:r>
+      <w:r>
+        <w:rPr>
+          <w:rFonts w:hint="cs"/>
+          <w:rtl/>
+          <w:lang w:bidi="fa-IR"/>
+        </w:rPr>
+        <w:t xml:space="preserve"> کارمندان</w:t>
+      </w:r>
+      <w:r>
+        <w:rPr>
+          <w:rFonts w:hint="cs"/>
+          <w:rtl/>
+          <w:lang w:bidi="fa-IR"/>
+        </w:rPr>
+        <w:t>، یا</w:t>
+      </w:r>
+      <w:r>
+        <w:rPr>
+          <w:rFonts w:hint="cs"/>
+          <w:rtl/>
+          <w:lang w:bidi="fa-IR"/>
+        </w:rPr>
+        <w:t xml:space="preserve"> زمانبندی برایتان سخت</w:t>
+      </w:r>
+      <w:r>
+        <w:rPr>
+          <w:rFonts w:hint="cs"/>
+          <w:rtl/>
+          <w:lang w:bidi="fa-IR"/>
+        </w:rPr>
+        <w:t xml:space="preserve"> است. یا اینکه برای دیده‌شدن باید هزینه‌های هنگفتی بدهید.</w:t>
+      </w:r>
+    </w:p>
+    <w:p>
+      <w:pPr>
+        <w:rPr>
+          <w:rtl/>
+          <w:lang w:bidi="fa-IR"/>
+        </w:rPr>
+      </w:pPr>
+      <w:r>
+        <w:rPr>
+          <w:rFonts w:hint="cs"/>
+          <w:rtl/>
+          <w:lang w:bidi="fa-IR"/>
+        </w:rPr>
+        <w:t>سامانه ما هدف دارد فاصله بین مشتریان و این نوع مجموعه‌ها را کم کند. به این صورت که کسب‌وکارهای خدماتی میتوانند در آن به صورت رایگان ثبتنام کنند. و مشتریان میتوانند با انجام جست‌وجوی ساده، به اطلاعات کسب‌وکار خدماتی موردنظر دست یابند. مشتریان همچنین میتوانند در هر ساعت از شبانه‌روز، با این مجموعه‌ها برای مراجعه حضوری و دریافت خدمات، هماهنگ کنند.</w:t>
+      </w:r>
+    </w:p>
+    <w:p>
+      <w:pPr>
+        <w:rPr>
+          <w:rFonts w:hint="cs"/>
+          <w:lang w:bidi="fa-IR"/>
+        </w:rPr>
+      </w:pPr>
+      <w:r>
+        <w:rPr>
+          <w:rFonts w:hint="cs"/>
+          <w:rtl/>
+          <w:lang w:bidi="fa-IR"/>
+        </w:rPr>
+        <w:t>این سامانه همچنین برای مجموعه‌های بزرگ، مانند سالن‌های ورزشی چندمنظوره با انواع مختلف ورزش‌ها با زمانبندی متفاوت و انبوهی از کارکنان، مناسب است.</w:t>
+      </w:r>
+    </w:p>
+    <w:p>
+      <w:pPr>
+        <w:pStyle w:val="Heading1"/>
+        <w:rPr>
+          <w:rtl/>
+        </w:rPr>
+      </w:pPr>
+      <w:r>
+        <w:rPr>
+          <w:rtl/>
+        </w:rPr>
+        <w:br w:type="page"/>
+      </w:r>
+    </w:p>
+    <w:p>
+      <w:pPr>
+        <w:pStyle w:val="Heading1"/>
+      </w:pPr>
+      <w:bookmarkStart w:id="2" w:name="_Toc233399278"/>
+      <w:r>
+        <w:rPr>
+          <w:rtl/>
+        </w:rPr>
+        <w:lastRenderedPageBreak/>
+        <w:t xml:space="preserve">اهداف پروژه | </w:t>
+      </w:r>
+      <w:r>
+        <w:t>Project Goals</w:t>
+      </w:r>
+      <w:bookmarkEnd w:id="2"/>
+    </w:p>
     <w:p>
       <w:pPr>
         <w:bidi w:val="0"/>
@@ -2859,25 +4409,25 @@
       <w:pPr>
         <w:pStyle w:val="Heading1"/>
         <w:rPr>
-          <w:lang w:bidi="fa-IR"/>
-        </w:rPr>
-      </w:pPr>
-      <w:r>
-        <w:rPr>
-          <w:rtl/>
-          <w:lang w:bidi="fa-IR"/>
+          <w:rFonts w:hint="cs"/>
+        </w:rPr>
+      </w:pPr>
+      <w:bookmarkStart w:id="3" w:name="_Hlk233397996"/>
+      <w:bookmarkStart w:id="4" w:name="_Toc233399279"/>
+      <w:r>
+        <w:rPr>
+          <w:rFonts w:hint="cs"/>
+          <w:rtl/>
         </w:rPr>
         <w:lastRenderedPageBreak/>
-        <w:t xml:space="preserve">شرح خلاصه‌ای از سیستم | </w:t>
-      </w:r>
-      <w:r>
-        <w:rPr>
-          <w:lang w:bidi="fa-IR"/>
-        </w:rPr>
-        <w:t>A Summary Of The System</w:t>
-      </w:r>
-      <w:bookmarkEnd w:id="0"/>
+        <w:t xml:space="preserve">خلاصه اجرای سیستم | </w:t>
+      </w:r>
+      <w:r>
+        <w:t>System Summary</w:t>
+      </w:r>
+      <w:bookmarkEnd w:id="4"/>
     </w:p>
+    <w:bookmarkEnd w:id="3"/>
     <w:p>
       <w:pPr>
         <w:bidi w:val="0"/>
@@ -2893,37 +4443,6 @@
           <w:lang w:bidi="fa-IR"/>
         </w:rPr>
       </w:pPr>
-      <w:bookmarkStart w:id="1" w:name="_Toc231564763"/>
-      <w:r>
-        <w:rPr>
-          <w:rtl/>
-          <w:lang w:bidi="fa-IR"/>
-        </w:rPr>
-        <w:br w:type="page"/>
-      </w:r>
-    </w:p>
-    <w:p>
-      <w:pPr>
-        <w:pStyle w:val="Heading1"/>
-        <w:rPr>
-          <w:lang w:bidi="fa-IR"/>
-        </w:rPr>
-      </w:pPr>
-      <w:r>
-        <w:rPr>
-          <w:rtl/>
-          <w:lang w:bidi="fa-IR"/>
-        </w:rPr>
-        <w:lastRenderedPageBreak/>
-        <w:t xml:space="preserve">اهداف پروژه | </w:t>
-      </w:r>
-      <w:r>
-        <w:rPr>
-          <w:lang w:bidi="fa-IR"/>
-        </w:rPr>
-        <w:t>Project Goals</w:t>
-      </w:r>
-      <w:bookmarkEnd w:id="1"/>
     </w:p>
     <w:p>
       <w:pPr>
@@ -2943,7 +4462,6 @@
       <w:r>
         <w:rPr>
           <w:rtl/>
-          <w:lang w:bidi="fa-IR"/>
         </w:rPr>
         <w:br w:type="page"/>
       </w:r>
@@ -2951,26 +4469,19 @@
     <w:p>
       <w:pPr>
         <w:pStyle w:val="Heading1"/>
-        <w:rPr>
-          <w:lang w:bidi="fa-IR"/>
-        </w:rPr>
-      </w:pPr>
-      <w:bookmarkStart w:id="2" w:name="_Toc231564764"/>
-      <w:r>
-        <w:rPr>
-          <w:rtl/>
-          <w:lang w:bidi="fa-IR"/>
+      </w:pPr>
+      <w:bookmarkStart w:id="5" w:name="_Toc233399280"/>
+      <w:r>
+        <w:rPr>
+          <w:rtl/>
         </w:rPr>
         <w:lastRenderedPageBreak/>
         <w:t xml:space="preserve">شرح راه توسعه | </w:t>
       </w:r>
-      <w:bookmarkEnd w:id="2"/>
-      <w:r>
-        <w:rPr>
-          <w:lang w:bidi="fa-IR"/>
-        </w:rPr>
+      <w:r>
         <w:t>Methodology</w:t>
       </w:r>
+      <w:bookmarkEnd w:id="5"/>
     </w:p>
     <w:p>
       <w:pPr>
@@ -3000,25 +4511,20 @@
         <w:pStyle w:val="Heading1"/>
         <w:rPr>
           <w:rtl/>
-          <w:lang w:bidi="fa-IR"/>
-        </w:rPr>
-      </w:pPr>
-      <w:bookmarkStart w:id="3" w:name="_Toc231564765"/>
-      <w:r>
-        <w:rPr>
-          <w:rtl/>
-          <w:lang w:bidi="fa-IR"/>
+        </w:rPr>
+      </w:pPr>
+      <w:bookmarkStart w:id="6" w:name="_Toc233399281"/>
+      <w:r>
+        <w:rPr>
+          <w:rtl/>
         </w:rPr>
         <w:lastRenderedPageBreak/>
         <w:t xml:space="preserve">درخواست سیستم | </w:t>
       </w:r>
       <w:r>
-        <w:rPr>
-          <w:lang w:bidi="fa-IR"/>
-        </w:rPr>
         <w:t>System Request</w:t>
       </w:r>
-      <w:bookmarkEnd w:id="3"/>
+      <w:bookmarkEnd w:id="6"/>
     </w:p>
     <w:p>
       <w:pPr>
@@ -3041,26 +4547,19 @@
     <w:p>
       <w:pPr>
         <w:pStyle w:val="Heading1"/>
-        <w:rPr>
-          <w:lang w:bidi="fa-IR"/>
-        </w:rPr>
-      </w:pPr>
-      <w:bookmarkStart w:id="4" w:name="_Toc231564766"/>
-      <w:r>
-        <w:rPr>
-          <w:rtl/>
-          <w:lang w:bidi="fa-IR"/>
+      </w:pPr>
+      <w:bookmarkStart w:id="7" w:name="_Toc233399282"/>
+      <w:r>
+        <w:rPr>
+          <w:rtl/>
         </w:rPr>
         <w:lastRenderedPageBreak/>
         <w:t xml:space="preserve">طرح‌کار | </w:t>
       </w:r>
       <w:r>
-        <w:rPr>
-          <w:lang w:bidi="fa-IR"/>
-        </w:rPr>
         <w:t>Workplan</w:t>
       </w:r>
-      <w:bookmarkEnd w:id="4"/>
+      <w:bookmarkEnd w:id="7"/>
     </w:p>
     <w:p>
       <w:pPr>
@@ -3088,25 +4587,20 @@
         <w:pStyle w:val="Heading1"/>
         <w:rPr>
           <w:rtl/>
-          <w:lang w:bidi="fa-IR"/>
-        </w:rPr>
-      </w:pPr>
-      <w:bookmarkStart w:id="5" w:name="_Toc231564767"/>
-      <w:r>
-        <w:rPr>
-          <w:rtl/>
-          <w:lang w:bidi="fa-IR"/>
+        </w:rPr>
+      </w:pPr>
+      <w:bookmarkStart w:id="8" w:name="_Toc233399283"/>
+      <w:r>
+        <w:rPr>
+          <w:rtl/>
         </w:rPr>
         <w:lastRenderedPageBreak/>
         <w:t xml:space="preserve">تحلیل امکان‌سنجی | </w:t>
       </w:r>
       <w:r>
-        <w:rPr>
-          <w:lang w:bidi="fa-IR"/>
-        </w:rPr>
         <w:t>Feasibility Analysis</w:t>
       </w:r>
-      <w:bookmarkEnd w:id="5"/>
+      <w:bookmarkEnd w:id="8"/>
     </w:p>
     <w:p>
       <w:pPr>
@@ -3134,26 +4628,19 @@
     <w:p>
       <w:pPr>
         <w:pStyle w:val="Heading1"/>
-        <w:rPr>
-          <w:lang w:bidi="fa-IR"/>
-        </w:rPr>
-      </w:pPr>
-      <w:bookmarkStart w:id="6" w:name="_Toc231564768"/>
-      <w:r>
-        <w:rPr>
-          <w:rtl/>
-          <w:lang w:bidi="fa-IR"/>
+      </w:pPr>
+      <w:bookmarkStart w:id="9" w:name="_Toc233399284"/>
+      <w:r>
+        <w:rPr>
+          <w:rtl/>
         </w:rPr>
         <w:lastRenderedPageBreak/>
         <w:t xml:space="preserve">تعریف نیازمندی‌ها |‌ </w:t>
       </w:r>
       <w:r>
-        <w:rPr>
-          <w:lang w:bidi="fa-IR"/>
-        </w:rPr>
         <w:t>Requirements Definition</w:t>
       </w:r>
-      <w:bookmarkEnd w:id="6"/>
+      <w:bookmarkEnd w:id="9"/>
     </w:p>
     <w:p>
       <w:pPr>
@@ -3179,26 +4666,19 @@
     <w:p>
       <w:pPr>
         <w:pStyle w:val="Heading1"/>
-        <w:rPr>
-          <w:lang w:bidi="fa-IR"/>
-        </w:rPr>
-      </w:pPr>
-      <w:bookmarkStart w:id="7" w:name="_Toc231564769"/>
-      <w:r>
-        <w:rPr>
-          <w:rtl/>
-          <w:lang w:bidi="fa-IR"/>
+      </w:pPr>
+      <w:bookmarkStart w:id="10" w:name="_Toc233399285"/>
+      <w:r>
+        <w:rPr>
+          <w:rtl/>
         </w:rPr>
         <w:lastRenderedPageBreak/>
         <w:t xml:space="preserve">مدل‌های کارکردی | </w:t>
       </w:r>
       <w:r>
-        <w:rPr>
-          <w:lang w:bidi="fa-IR"/>
-        </w:rPr>
         <w:t>Functional Models</w:t>
       </w:r>
-      <w:bookmarkEnd w:id="7"/>
+      <w:bookmarkEnd w:id="10"/>
     </w:p>
     <w:p>
       <w:pPr>
@@ -3229,7 +4709,7 @@
           <w:lang w:bidi="fa-IR"/>
         </w:rPr>
       </w:pPr>
-      <w:bookmarkStart w:id="8" w:name="_Toc231564770"/>
+      <w:bookmarkStart w:id="11" w:name="_Toc233399286"/>
       <w:r>
         <w:rPr>
           <w:rtl/>
@@ -3244,7 +4724,7 @@
         </w:rPr>
         <w:t>Use-Case Descriptions</w:t>
       </w:r>
-      <w:bookmarkEnd w:id="8"/>
+      <w:bookmarkEnd w:id="11"/>
     </w:p>
     <w:p>
       <w:pPr>
@@ -3278,7 +4758,7 @@
           <w:lang w:bidi="fa-IR"/>
         </w:rPr>
       </w:pPr>
-      <w:bookmarkStart w:id="9" w:name="_Toc231564771"/>
+      <w:bookmarkStart w:id="12" w:name="_Toc233399287"/>
       <w:r>
         <w:rPr>
           <w:rtl/>
@@ -3302,7 +4782,7 @@
         </w:rPr>
         <w:t>Use-Case Diagrams</w:t>
       </w:r>
-      <w:bookmarkEnd w:id="9"/>
+      <w:bookmarkEnd w:id="12"/>
     </w:p>
     <w:p>
       <w:pPr>
@@ -3335,7 +4815,7 @@
           <w:lang w:bidi="fa-IR"/>
         </w:rPr>
       </w:pPr>
-      <w:bookmarkStart w:id="10" w:name="_Toc231564772"/>
+      <w:bookmarkStart w:id="13" w:name="_Toc233399288"/>
       <w:r>
         <w:rPr>
           <w:rtl/>
@@ -3359,7 +4839,7 @@
         </w:rPr>
         <w:t>Activity Diagrams</w:t>
       </w:r>
-      <w:bookmarkEnd w:id="10"/>
+      <w:bookmarkEnd w:id="13"/>
     </w:p>
     <w:p>
       <w:pPr>
@@ -3385,26 +4865,19 @@
     <w:p>
       <w:pPr>
         <w:pStyle w:val="Heading1"/>
-        <w:rPr>
-          <w:lang w:bidi="fa-IR"/>
-        </w:rPr>
-      </w:pPr>
-      <w:bookmarkStart w:id="11" w:name="_Toc231564773"/>
-      <w:r>
-        <w:rPr>
-          <w:rtl/>
-          <w:lang w:bidi="fa-IR"/>
+      </w:pPr>
+      <w:bookmarkStart w:id="14" w:name="_Toc233399289"/>
+      <w:r>
+        <w:rPr>
+          <w:rtl/>
         </w:rPr>
         <w:lastRenderedPageBreak/>
         <w:t xml:space="preserve">مدل‌های ساختاری | </w:t>
       </w:r>
       <w:r>
-        <w:rPr>
-          <w:lang w:bidi="fa-IR"/>
-        </w:rPr>
         <w:t>Structural Models</w:t>
       </w:r>
-      <w:bookmarkEnd w:id="11"/>
+      <w:bookmarkEnd w:id="14"/>
     </w:p>
     <w:p>
       <w:pPr>
@@ -3435,7 +4908,7 @@
           <w:lang w:bidi="fa-IR"/>
         </w:rPr>
       </w:pPr>
-      <w:bookmarkStart w:id="12" w:name="_Toc231564774"/>
+      <w:bookmarkStart w:id="15" w:name="_Toc233399290"/>
       <w:r>
         <w:rPr>
           <w:rtl/>
@@ -3463,7 +4936,7 @@
         </w:rPr>
         <w:t>CRC Cards</w:t>
       </w:r>
-      <w:bookmarkEnd w:id="12"/>
+      <w:bookmarkEnd w:id="15"/>
     </w:p>
     <w:p>
       <w:pPr>
@@ -3496,7 +4969,7 @@
           <w:lang w:bidi="fa-IR"/>
         </w:rPr>
       </w:pPr>
-      <w:bookmarkStart w:id="13" w:name="_Toc231564775"/>
+      <w:bookmarkStart w:id="16" w:name="_Toc233399291"/>
       <w:r>
         <w:rPr>
           <w:rtl/>
@@ -3511,7 +4984,7 @@
         </w:rPr>
         <w:t>Class Diagrams</w:t>
       </w:r>
-      <w:bookmarkEnd w:id="13"/>
+      <w:bookmarkEnd w:id="16"/>
     </w:p>
     <w:p>
       <w:pPr>
@@ -3544,7 +5017,7 @@
           <w:lang w:bidi="fa-IR"/>
         </w:rPr>
       </w:pPr>
-      <w:bookmarkStart w:id="14" w:name="_Toc231564776"/>
+      <w:bookmarkStart w:id="17" w:name="_Toc233399292"/>
       <w:r>
         <w:rPr>
           <w:rtl/>
@@ -3568,7 +5041,7 @@
         </w:rPr>
         <w:t>Class Diagrams</w:t>
       </w:r>
-      <w:bookmarkEnd w:id="14"/>
+      <w:bookmarkEnd w:id="17"/>
     </w:p>
     <w:p>
       <w:pPr>
@@ -3594,26 +5067,19 @@
     <w:p>
       <w:pPr>
         <w:pStyle w:val="Heading1"/>
-        <w:rPr>
-          <w:lang w:bidi="fa-IR"/>
-        </w:rPr>
-      </w:pPr>
-      <w:bookmarkStart w:id="15" w:name="_Toc231564777"/>
-      <w:r>
-        <w:rPr>
-          <w:rtl/>
-          <w:lang w:bidi="fa-IR"/>
+      </w:pPr>
+      <w:bookmarkStart w:id="18" w:name="_Toc233399293"/>
+      <w:r>
+        <w:rPr>
+          <w:rtl/>
         </w:rPr>
         <w:lastRenderedPageBreak/>
         <w:t xml:space="preserve">مدل‌های رفتاری | </w:t>
       </w:r>
       <w:r>
-        <w:rPr>
-          <w:lang w:bidi="fa-IR"/>
-        </w:rPr>
         <w:t>Behavioral Models</w:t>
       </w:r>
-      <w:bookmarkEnd w:id="15"/>
+      <w:bookmarkEnd w:id="18"/>
     </w:p>
     <w:p>
       <w:pPr>
@@ -3643,7 +5109,7 @@
           <w:lang w:bidi="fa-IR"/>
         </w:rPr>
       </w:pPr>
-      <w:bookmarkStart w:id="16" w:name="_Toc231564778"/>
+      <w:bookmarkStart w:id="19" w:name="_Toc233399294"/>
       <w:r>
         <w:rPr>
           <w:rtl/>
@@ -3658,7 +5124,7 @@
         </w:rPr>
         <w:t>Sequence Diagrams</w:t>
       </w:r>
-      <w:bookmarkEnd w:id="16"/>
+      <w:bookmarkEnd w:id="19"/>
     </w:p>
     <w:p>
       <w:pPr>
@@ -3688,7 +5154,7 @@
           <w:lang w:bidi="fa-IR"/>
         </w:rPr>
       </w:pPr>
-      <w:bookmarkStart w:id="17" w:name="_Toc231564779"/>
+      <w:bookmarkStart w:id="20" w:name="_Toc233399295"/>
       <w:r>
         <w:rPr>
           <w:rtl/>
@@ -3712,7 +5178,7 @@
         </w:rPr>
         <w:t>Communication Diagrams</w:t>
       </w:r>
-      <w:bookmarkEnd w:id="17"/>
+      <w:bookmarkEnd w:id="20"/>
     </w:p>
     <w:p>
       <w:pPr>
@@ -3742,7 +5208,7 @@
           <w:lang w:bidi="fa-IR"/>
         </w:rPr>
       </w:pPr>
-      <w:bookmarkStart w:id="18" w:name="_Toc231564780"/>
+      <w:bookmarkStart w:id="21" w:name="_Toc233399296"/>
       <w:r>
         <w:rPr>
           <w:rtl/>
@@ -3763,7 +5229,7 @@
         </w:rPr>
         <w:t xml:space="preserve"> State Machines</w:t>
       </w:r>
-      <w:bookmarkEnd w:id="18"/>
+      <w:bookmarkEnd w:id="21"/>
     </w:p>
     <w:p>
       <w:pPr>
@@ -3788,26 +5254,19 @@
     <w:p>
       <w:pPr>
         <w:pStyle w:val="Heading1"/>
-        <w:rPr>
-          <w:lang w:bidi="fa-IR"/>
-        </w:rPr>
-      </w:pPr>
-      <w:bookmarkStart w:id="19" w:name="_Toc231564781"/>
-      <w:r>
-        <w:rPr>
-          <w:rtl/>
-          <w:lang w:bidi="fa-IR"/>
+      </w:pPr>
+      <w:bookmarkStart w:id="22" w:name="_Toc233399297"/>
+      <w:r>
+        <w:rPr>
+          <w:rtl/>
         </w:rPr>
         <w:lastRenderedPageBreak/>
         <w:t xml:space="preserve">پیوست‌ها | </w:t>
       </w:r>
       <w:r>
-        <w:rPr>
-          <w:lang w:bidi="fa-IR"/>
-        </w:rPr>
         <w:t>Attachments</w:t>
       </w:r>
-      <w:bookmarkEnd w:id="19"/>
+      <w:bookmarkEnd w:id="22"/>
     </w:p>
     <w:p>
       <w:pPr>
@@ -3838,7 +5297,7 @@
           <w:lang w:bidi="fa-IR"/>
         </w:rPr>
       </w:pPr>
-      <w:bookmarkStart w:id="20" w:name="_Toc231564782"/>
+      <w:bookmarkStart w:id="23" w:name="_Toc233399298"/>
       <w:r>
         <w:rPr>
           <w:rtl/>
@@ -3853,7 +5312,7 @@
         </w:rPr>
         <w:t>Git Repository Links</w:t>
       </w:r>
-      <w:bookmarkEnd w:id="20"/>
+      <w:bookmarkEnd w:id="23"/>
     </w:p>
     <w:p>
       <w:pPr>
@@ -3883,7 +5342,7 @@
           <w:lang w:bidi="fa-IR"/>
         </w:rPr>
       </w:pPr>
-      <w:bookmarkStart w:id="21" w:name="_Toc231564783"/>
+      <w:bookmarkStart w:id="24" w:name="_Toc233399299"/>
       <w:r>
         <w:rPr>
           <w:rtl/>
@@ -3898,7 +5357,7 @@
         </w:rPr>
         <w:t>GitHub and LinkedIn accounts</w:t>
       </w:r>
-      <w:bookmarkEnd w:id="21"/>
+      <w:bookmarkEnd w:id="24"/>
     </w:p>
     <w:sectPr>
       <w:headerReference w:type="default" r:id="rId9"/>
@@ -3912,13 +5371,14 @@
 </file>
 
 <file path=word/endnotes.xml><?xml version="1.0" encoding="utf-8"?>
-<w:endnotes xmlns:wpc="http://schemas.microsoft.com/office/word/2010/wordprocessingCanvas" xmlns:cx="http://schemas.microsoft.com/office/drawing/2014/chartex" xmlns:cx1="http://schemas.microsoft.com/office/drawing/2015/9/8/chartex" xmlns:cx2="http://schemas.microsoft.com/office/drawing/2015/10/21/chartex" xmlns:cx3="http://schemas.microsoft.com/office/drawing/2016/5/9/chartex" xmlns:cx4="http://schemas.microsoft.com/office/drawing/2016/5/10/chartex" xmlns:cx5="http://schemas.microsoft.com/office/drawing/2016/5/11/chartex" xmlns:cx6="http://schemas.microsoft.com/office/drawing/2016/5/12/chartex" xmlns:cx7="http://schemas.microsoft.com/office/drawing/2016/5/13/chartex" xmlns:cx8="http://schemas.microsoft.com/office/drawing/2016/5/14/chartex" xmlns:mc="http://schemas.openxmlformats.org/markup-compatibility/2006" xmlns:aink="http://schemas.microsoft.com/office/drawing/2016/ink" xmlns:am3d="http://schemas.microsoft.com/office/drawing/2017/model3d" xmlns:o="urn:schemas-microsoft-com:office:office" xmlns:oel="http://schemas.microsoft.com/office/2019/extlst" xmlns:r="http://schemas.openxmlformats.org/officeDocument/2006/relationships" xmlns:m="http://schemas.openxmlformats.org/officeDocument/2006/math" xmlns:v="urn:schemas-microsoft-com:vml" xmlns:wp14="http://schemas.microsoft.com/office/word/2010/wordprocessingDrawing" xmlns:wp="http://schemas.openxmlformats.org/drawingml/2006/wordprocessingDrawing" xmlns:w10="urn:schemas-microsoft-com:office:word" xmlns:w="http://schemas.openxmlformats.org/wordprocessingml/2006/main" xmlns:w14="http://schemas.microsoft.com/office/word/2010/wordml" xmlns:w15="http://schemas.microsoft.com/office/word/2012/wordml" xmlns:w16cex="http://schemas.microsoft.com/office/word/2018/wordml/cex" xmlns:w16cid="http://schemas.microsoft.com/office/word/2016/wordml/cid" xmlns:w16="http://schemas.microsoft.com/office/word/2018/wordml" xmlns:w16du="http://schemas.microsoft.com/office/word/2023/wordml/word16du" xmlns:w16sdtdh="http://schemas.microsoft.com/office/word/2020/wordml/sdtdatahash" xmlns:w16sdtfl="http://schemas.microsoft.com/office/word/2024/wordml/sdtformatlock" xmlns:w16se="http://schemas.microsoft.com/office/word/2015/wordml/symex" xmlns:wpg="http://schemas.microsoft.com/office/word/2010/wordprocessingGroup" xmlns:wpi="http://schemas.microsoft.com/office/word/2010/wordprocessingInk" xmlns:wne="http://schemas.microsoft.com/office/word/2006/wordml" xmlns:wps="http://schemas.microsoft.com/office/word/2010/wordprocessingShape" mc:Ignorable="w14 w15 w16se w16cid w16 w16cex w16sdtdh w16sdtfl w16du wp14">
+<w:endnotes xmlns:wpc="http://schemas.microsoft.com/office/word/2010/wordprocessingCanvas" xmlns:cx="http://schemas.microsoft.com/office/drawing/2014/chartex" xmlns:cx1="http://schemas.microsoft.com/office/drawing/2015/9/8/chartex" xmlns:cx2="http://schemas.microsoft.com/office/drawing/2015/10/21/chartex" xmlns:cx3="http://schemas.microsoft.com/office/drawing/2016/5/9/chartex" xmlns:cx4="http://schemas.microsoft.com/office/drawing/2016/5/10/chartex" xmlns:cx5="http://schemas.microsoft.com/office/drawing/2016/5/11/chartex" xmlns:cx6="http://schemas.microsoft.com/office/drawing/2016/5/12/chartex" xmlns:cx7="http://schemas.microsoft.com/office/drawing/2016/5/13/chartex" xmlns:cx8="http://schemas.microsoft.com/office/drawing/2016/5/14/chartex" xmlns:mc="http://schemas.openxmlformats.org/markup-compatibility/2006" xmlns:aink="http://schemas.microsoft.com/office/drawing/2016/ink" xmlns:am3d="http://schemas.microsoft.com/office/drawing/2017/model3d" xmlns:o="urn:schemas-microsoft-com:office:office" xmlns:oel="http://schemas.microsoft.com/office/2019/extlst" xmlns:r="http://schemas.openxmlformats.org/officeDocument/2006/relationships" xmlns:m="http://schemas.openxmlformats.org/officeDocument/2006/math" xmlns:v="urn:schemas-microsoft-com:vml" xmlns:wp14="http://schemas.microsoft.com/office/word/2010/wordprocessingDrawing" xmlns:wp="http://schemas.openxmlformats.org/drawingml/2006/wordprocessingDrawing" xmlns:w10="urn:schemas-microsoft-com:office:word" xmlns:w="http://schemas.openxmlformats.org/wordprocessingml/2006/main" xmlns:w14="http://schemas.microsoft.com/office/word/2010/wordml" xmlns:w15="http://schemas.microsoft.com/office/word/2012/wordml" xmlns:w16cex="http://schemas.microsoft.com/office/word/2018/wordml/cex" xmlns:w16cid="http://schemas.microsoft.com/office/word/2016/wordml/cid" xmlns:w16="http://schemas.microsoft.com/office/word/2018/wordml" xmlns:w16sdtdh="http://schemas.microsoft.com/office/word/2020/wordml/sdtdatahash" xmlns:w16se="http://schemas.microsoft.com/office/word/2015/wordml/symex" xmlns:wpg="http://schemas.microsoft.com/office/word/2010/wordprocessingGroup" xmlns:wpi="http://schemas.microsoft.com/office/word/2010/wordprocessingInk" xmlns:wne="http://schemas.microsoft.com/office/word/2006/wordml" xmlns:wps="http://schemas.microsoft.com/office/word/2010/wordprocessingShape" mc:Ignorable="w14 w15 w16se w16cid w16 w16cex w16sdtdh wp14">
   <w:endnote w:type="separator" w:id="-1">
     <w:p>
       <w:r>
         <w:separator/>
       </w:r>
     </w:p>
+    <w:p/>
   </w:endnote>
   <w:endnote w:type="continuationSeparator" w:id="0">
     <w:p>
@@ -3926,12 +5386,13 @@
         <w:continuationSeparator/>
       </w:r>
     </w:p>
+    <w:p/>
   </w:endnote>
 </w:endnotes>
 </file>
 
 <file path=word/footer1.xml><?xml version="1.0" encoding="utf-8"?>
-<w:ftr xmlns:wpc="http://schemas.microsoft.com/office/word/2010/wordprocessingCanvas" xmlns:cx="http://schemas.microsoft.com/office/drawing/2014/chartex" xmlns:cx1="http://schemas.microsoft.com/office/drawing/2015/9/8/chartex" xmlns:cx2="http://schemas.microsoft.com/office/drawing/2015/10/21/chartex" xmlns:cx3="http://schemas.microsoft.com/office/drawing/2016/5/9/chartex" xmlns:cx4="http://schemas.microsoft.com/office/drawing/2016/5/10/chartex" xmlns:cx5="http://schemas.microsoft.com/office/drawing/2016/5/11/chartex" xmlns:cx6="http://schemas.microsoft.com/office/drawing/2016/5/12/chartex" xmlns:cx7="http://schemas.microsoft.com/office/drawing/2016/5/13/chartex" xmlns:cx8="http://schemas.microsoft.com/office/drawing/2016/5/14/chartex" xmlns:mc="http://schemas.openxmlformats.org/markup-compatibility/2006" xmlns:aink="http://schemas.microsoft.com/office/drawing/2016/ink" xmlns:am3d="http://schemas.microsoft.com/office/drawing/2017/model3d" xmlns:o="urn:schemas-microsoft-com:office:office" xmlns:oel="http://schemas.microsoft.com/office/2019/extlst" xmlns:r="http://schemas.openxmlformats.org/officeDocument/2006/relationships" xmlns:m="http://schemas.openxmlformats.org/officeDocument/2006/math" xmlns:v="urn:schemas-microsoft-com:vml" xmlns:wp14="http://schemas.microsoft.com/office/word/2010/wordprocessingDrawing" xmlns:wp="http://schemas.openxmlformats.org/drawingml/2006/wordprocessingDrawing" xmlns:w10="urn:schemas-microsoft-com:office:word" xmlns:w="http://schemas.openxmlformats.org/wordprocessingml/2006/main" xmlns:w14="http://schemas.microsoft.com/office/word/2010/wordml" xmlns:w15="http://schemas.microsoft.com/office/word/2012/wordml" xmlns:w16cex="http://schemas.microsoft.com/office/word/2018/wordml/cex" xmlns:w16cid="http://schemas.microsoft.com/office/word/2016/wordml/cid" xmlns:w16="http://schemas.microsoft.com/office/word/2018/wordml" xmlns:w16du="http://schemas.microsoft.com/office/word/2023/wordml/word16du" xmlns:w16sdtdh="http://schemas.microsoft.com/office/word/2020/wordml/sdtdatahash" xmlns:w16sdtfl="http://schemas.microsoft.com/office/word/2024/wordml/sdtformatlock" xmlns:w16se="http://schemas.microsoft.com/office/word/2015/wordml/symex" xmlns:wpg="http://schemas.microsoft.com/office/word/2010/wordprocessingGroup" xmlns:wpi="http://schemas.microsoft.com/office/word/2010/wordprocessingInk" xmlns:wne="http://schemas.microsoft.com/office/word/2006/wordml" xmlns:wps="http://schemas.microsoft.com/office/word/2010/wordprocessingShape" mc:Ignorable="w14 w15 w16se w16cid w16 w16cex w16sdtdh w16sdtfl w16du wp14">
+<w:ftr xmlns:wpc="http://schemas.microsoft.com/office/word/2010/wordprocessingCanvas" xmlns:cx="http://schemas.microsoft.com/office/drawing/2014/chartex" xmlns:cx1="http://schemas.microsoft.com/office/drawing/2015/9/8/chartex" xmlns:cx2="http://schemas.microsoft.com/office/drawing/2015/10/21/chartex" xmlns:cx3="http://schemas.microsoft.com/office/drawing/2016/5/9/chartex" xmlns:cx4="http://schemas.microsoft.com/office/drawing/2016/5/10/chartex" xmlns:cx5="http://schemas.microsoft.com/office/drawing/2016/5/11/chartex" xmlns:cx6="http://schemas.microsoft.com/office/drawing/2016/5/12/chartex" xmlns:cx7="http://schemas.microsoft.com/office/drawing/2016/5/13/chartex" xmlns:cx8="http://schemas.microsoft.com/office/drawing/2016/5/14/chartex" xmlns:mc="http://schemas.openxmlformats.org/markup-compatibility/2006" xmlns:aink="http://schemas.microsoft.com/office/drawing/2016/ink" xmlns:am3d="http://schemas.microsoft.com/office/drawing/2017/model3d" xmlns:o="urn:schemas-microsoft-com:office:office" xmlns:oel="http://schemas.microsoft.com/office/2019/extlst" xmlns:r="http://schemas.openxmlformats.org/officeDocument/2006/relationships" xmlns:m="http://schemas.openxmlformats.org/officeDocument/2006/math" xmlns:v="urn:schemas-microsoft-com:vml" xmlns:wp14="http://schemas.microsoft.com/office/word/2010/wordprocessingDrawing" xmlns:wp="http://schemas.openxmlformats.org/drawingml/2006/wordprocessingDrawing" xmlns:w10="urn:schemas-microsoft-com:office:word" xmlns:w="http://schemas.openxmlformats.org/wordprocessingml/2006/main" xmlns:w14="http://schemas.microsoft.com/office/word/2010/wordml" xmlns:w15="http://schemas.microsoft.com/office/word/2012/wordml" xmlns:w16cex="http://schemas.microsoft.com/office/word/2018/wordml/cex" xmlns:w16cid="http://schemas.microsoft.com/office/word/2016/wordml/cid" xmlns:w16="http://schemas.microsoft.com/office/word/2018/wordml" xmlns:w16sdtdh="http://schemas.microsoft.com/office/word/2020/wordml/sdtdatahash" xmlns:w16se="http://schemas.microsoft.com/office/word/2015/wordml/symex" xmlns:wpg="http://schemas.microsoft.com/office/word/2010/wordprocessingGroup" xmlns:wpi="http://schemas.microsoft.com/office/word/2010/wordprocessingInk" xmlns:wne="http://schemas.microsoft.com/office/word/2006/wordml" xmlns:wps="http://schemas.microsoft.com/office/word/2010/wordprocessingShape" mc:Ignorable="w14 w15 w16se w16cid w16 w16cex w16sdtdh wp14">
   <w:p>
     <w:pPr>
       <w:pStyle w:val="HeaderFooter"/>
@@ -3963,17 +5424,19 @@
       <w:fldChar w:fldCharType="end"/>
     </w:r>
   </w:p>
+  <w:p/>
 </w:ftr>
 </file>
 
 <file path=word/footnotes.xml><?xml version="1.0" encoding="utf-8"?>
-<w:footnotes xmlns:wpc="http://schemas.microsoft.com/office/word/2010/wordprocessingCanvas" xmlns:cx="http://schemas.microsoft.com/office/drawing/2014/chartex" xmlns:cx1="http://schemas.microsoft.com/office/drawing/2015/9/8/chartex" xmlns:cx2="http://schemas.microsoft.com/office/drawing/2015/10/21/chartex" xmlns:cx3="http://schemas.microsoft.com/office/drawing/2016/5/9/chartex" xmlns:cx4="http://schemas.microsoft.com/office/drawing/2016/5/10/chartex" xmlns:cx5="http://schemas.microsoft.com/office/drawing/2016/5/11/chartex" xmlns:cx6="http://schemas.microsoft.com/office/drawing/2016/5/12/chartex" xmlns:cx7="http://schemas.microsoft.com/office/drawing/2016/5/13/chartex" xmlns:cx8="http://schemas.microsoft.com/office/drawing/2016/5/14/chartex" xmlns:mc="http://schemas.openxmlformats.org/markup-compatibility/2006" xmlns:aink="http://schemas.microsoft.com/office/drawing/2016/ink" xmlns:am3d="http://schemas.microsoft.com/office/drawing/2017/model3d" xmlns:o="urn:schemas-microsoft-com:office:office" xmlns:oel="http://schemas.microsoft.com/office/2019/extlst" xmlns:r="http://schemas.openxmlformats.org/officeDocument/2006/relationships" xmlns:m="http://schemas.openxmlformats.org/officeDocument/2006/math" xmlns:v="urn:schemas-microsoft-com:vml" xmlns:wp14="http://schemas.microsoft.com/office/word/2010/wordprocessingDrawing" xmlns:wp="http://schemas.openxmlformats.org/drawingml/2006/wordprocessingDrawing" xmlns:w10="urn:schemas-microsoft-com:office:word" xmlns:w="http://schemas.openxmlformats.org/wordprocessingml/2006/main" xmlns:w14="http://schemas.microsoft.com/office/word/2010/wordml" xmlns:w15="http://schemas.microsoft.com/office/word/2012/wordml" xmlns:w16cex="http://schemas.microsoft.com/office/word/2018/wordml/cex" xmlns:w16cid="http://schemas.microsoft.com/office/word/2016/wordml/cid" xmlns:w16="http://schemas.microsoft.com/office/word/2018/wordml" xmlns:w16du="http://schemas.microsoft.com/office/word/2023/wordml/word16du" xmlns:w16sdtdh="http://schemas.microsoft.com/office/word/2020/wordml/sdtdatahash" xmlns:w16sdtfl="http://schemas.microsoft.com/office/word/2024/wordml/sdtformatlock" xmlns:w16se="http://schemas.microsoft.com/office/word/2015/wordml/symex" xmlns:wpg="http://schemas.microsoft.com/office/word/2010/wordprocessingGroup" xmlns:wpi="http://schemas.microsoft.com/office/word/2010/wordprocessingInk" xmlns:wne="http://schemas.microsoft.com/office/word/2006/wordml" xmlns:wps="http://schemas.microsoft.com/office/word/2010/wordprocessingShape" mc:Ignorable="w14 w15 w16se w16cid w16 w16cex w16sdtdh w16sdtfl w16du wp14">
+<w:footnotes xmlns:wpc="http://schemas.microsoft.com/office/word/2010/wordprocessingCanvas" xmlns:cx="http://schemas.microsoft.com/office/drawing/2014/chartex" xmlns:cx1="http://schemas.microsoft.com/office/drawing/2015/9/8/chartex" xmlns:cx2="http://schemas.microsoft.com/office/drawing/2015/10/21/chartex" xmlns:cx3="http://schemas.microsoft.com/office/drawing/2016/5/9/chartex" xmlns:cx4="http://schemas.microsoft.com/office/drawing/2016/5/10/chartex" xmlns:cx5="http://schemas.microsoft.com/office/drawing/2016/5/11/chartex" xmlns:cx6="http://schemas.microsoft.com/office/drawing/2016/5/12/chartex" xmlns:cx7="http://schemas.microsoft.com/office/drawing/2016/5/13/chartex" xmlns:cx8="http://schemas.microsoft.com/office/drawing/2016/5/14/chartex" xmlns:mc="http://schemas.openxmlformats.org/markup-compatibility/2006" xmlns:aink="http://schemas.microsoft.com/office/drawing/2016/ink" xmlns:am3d="http://schemas.microsoft.com/office/drawing/2017/model3d" xmlns:o="urn:schemas-microsoft-com:office:office" xmlns:oel="http://schemas.microsoft.com/office/2019/extlst" xmlns:r="http://schemas.openxmlformats.org/officeDocument/2006/relationships" xmlns:m="http://schemas.openxmlformats.org/officeDocument/2006/math" xmlns:v="urn:schemas-microsoft-com:vml" xmlns:wp14="http://schemas.microsoft.com/office/word/2010/wordprocessingDrawing" xmlns:wp="http://schemas.openxmlformats.org/drawingml/2006/wordprocessingDrawing" xmlns:w10="urn:schemas-microsoft-com:office:word" xmlns:w="http://schemas.openxmlformats.org/wordprocessingml/2006/main" xmlns:w14="http://schemas.microsoft.com/office/word/2010/wordml" xmlns:w15="http://schemas.microsoft.com/office/word/2012/wordml" xmlns:w16cex="http://schemas.microsoft.com/office/word/2018/wordml/cex" xmlns:w16cid="http://schemas.microsoft.com/office/word/2016/wordml/cid" xmlns:w16="http://schemas.microsoft.com/office/word/2018/wordml" xmlns:w16sdtdh="http://schemas.microsoft.com/office/word/2020/wordml/sdtdatahash" xmlns:w16se="http://schemas.microsoft.com/office/word/2015/wordml/symex" xmlns:wpg="http://schemas.microsoft.com/office/word/2010/wordprocessingGroup" xmlns:wpi="http://schemas.microsoft.com/office/word/2010/wordprocessingInk" xmlns:wne="http://schemas.microsoft.com/office/word/2006/wordml" xmlns:wps="http://schemas.microsoft.com/office/word/2010/wordprocessingShape" mc:Ignorable="w14 w15 w16se w16cid w16 w16cex w16sdtdh wp14">
   <w:footnote w:type="separator" w:id="-1">
     <w:p>
       <w:r>
         <w:separator/>
       </w:r>
     </w:p>
+    <w:p/>
   </w:footnote>
   <w:footnote w:type="continuationSeparator" w:id="0">
     <w:p>
@@ -3981,12 +5444,13 @@
         <w:continuationSeparator/>
       </w:r>
     </w:p>
+    <w:p/>
   </w:footnote>
 </w:footnotes>
 </file>
 
 <file path=word/header1.xml><?xml version="1.0" encoding="utf-8"?>
-<w:hdr xmlns:wpc="http://schemas.microsoft.com/office/word/2010/wordprocessingCanvas" xmlns:cx="http://schemas.microsoft.com/office/drawing/2014/chartex" xmlns:cx1="http://schemas.microsoft.com/office/drawing/2015/9/8/chartex" xmlns:cx2="http://schemas.microsoft.com/office/drawing/2015/10/21/chartex" xmlns:cx3="http://schemas.microsoft.com/office/drawing/2016/5/9/chartex" xmlns:cx4="http://schemas.microsoft.com/office/drawing/2016/5/10/chartex" xmlns:cx5="http://schemas.microsoft.com/office/drawing/2016/5/11/chartex" xmlns:cx6="http://schemas.microsoft.com/office/drawing/2016/5/12/chartex" xmlns:cx7="http://schemas.microsoft.com/office/drawing/2016/5/13/chartex" xmlns:cx8="http://schemas.microsoft.com/office/drawing/2016/5/14/chartex" xmlns:mc="http://schemas.openxmlformats.org/markup-compatibility/2006" xmlns:aink="http://schemas.microsoft.com/office/drawing/2016/ink" xmlns:am3d="http://schemas.microsoft.com/office/drawing/2017/model3d" xmlns:o="urn:schemas-microsoft-com:office:office" xmlns:oel="http://schemas.microsoft.com/office/2019/extlst" xmlns:r="http://schemas.openxmlformats.org/officeDocument/2006/relationships" xmlns:m="http://schemas.openxmlformats.org/officeDocument/2006/math" xmlns:v="urn:schemas-microsoft-com:vml" xmlns:wp14="http://schemas.microsoft.com/office/word/2010/wordprocessingDrawing" xmlns:wp="http://schemas.openxmlformats.org/drawingml/2006/wordprocessingDrawing" xmlns:w10="urn:schemas-microsoft-com:office:word" xmlns:w="http://schemas.openxmlformats.org/wordprocessingml/2006/main" xmlns:w14="http://schemas.microsoft.com/office/word/2010/wordml" xmlns:w15="http://schemas.microsoft.com/office/word/2012/wordml" xmlns:w16cex="http://schemas.microsoft.com/office/word/2018/wordml/cex" xmlns:w16cid="http://schemas.microsoft.com/office/word/2016/wordml/cid" xmlns:w16="http://schemas.microsoft.com/office/word/2018/wordml" xmlns:w16du="http://schemas.microsoft.com/office/word/2023/wordml/word16du" xmlns:w16sdtdh="http://schemas.microsoft.com/office/word/2020/wordml/sdtdatahash" xmlns:w16sdtfl="http://schemas.microsoft.com/office/word/2024/wordml/sdtformatlock" xmlns:w16se="http://schemas.microsoft.com/office/word/2015/wordml/symex" xmlns:wpg="http://schemas.microsoft.com/office/word/2010/wordprocessingGroup" xmlns:wpi="http://schemas.microsoft.com/office/word/2010/wordprocessingInk" xmlns:wne="http://schemas.microsoft.com/office/word/2006/wordml" xmlns:wps="http://schemas.microsoft.com/office/word/2010/wordprocessingShape" mc:Ignorable="w14 w15 w16se w16cid w16 w16cex w16sdtdh w16sdtfl w16du wp14">
+<w:hdr xmlns:wpc="http://schemas.microsoft.com/office/word/2010/wordprocessingCanvas" xmlns:cx="http://schemas.microsoft.com/office/drawing/2014/chartex" xmlns:cx1="http://schemas.microsoft.com/office/drawing/2015/9/8/chartex" xmlns:cx2="http://schemas.microsoft.com/office/drawing/2015/10/21/chartex" xmlns:cx3="http://schemas.microsoft.com/office/drawing/2016/5/9/chartex" xmlns:cx4="http://schemas.microsoft.com/office/drawing/2016/5/10/chartex" xmlns:cx5="http://schemas.microsoft.com/office/drawing/2016/5/11/chartex" xmlns:cx6="http://schemas.microsoft.com/office/drawing/2016/5/12/chartex" xmlns:cx7="http://schemas.microsoft.com/office/drawing/2016/5/13/chartex" xmlns:cx8="http://schemas.microsoft.com/office/drawing/2016/5/14/chartex" xmlns:mc="http://schemas.openxmlformats.org/markup-compatibility/2006" xmlns:aink="http://schemas.microsoft.com/office/drawing/2016/ink" xmlns:am3d="http://schemas.microsoft.com/office/drawing/2017/model3d" xmlns:o="urn:schemas-microsoft-com:office:office" xmlns:oel="http://schemas.microsoft.com/office/2019/extlst" xmlns:r="http://schemas.openxmlformats.org/officeDocument/2006/relationships" xmlns:m="http://schemas.openxmlformats.org/officeDocument/2006/math" xmlns:v="urn:schemas-microsoft-com:vml" xmlns:wp14="http://schemas.microsoft.com/office/word/2010/wordprocessingDrawing" xmlns:wp="http://schemas.openxmlformats.org/drawingml/2006/wordprocessingDrawing" xmlns:w10="urn:schemas-microsoft-com:office:word" xmlns:w="http://schemas.openxmlformats.org/wordprocessingml/2006/main" xmlns:w14="http://schemas.microsoft.com/office/word/2010/wordml" xmlns:w15="http://schemas.microsoft.com/office/word/2012/wordml" xmlns:w16cex="http://schemas.microsoft.com/office/word/2018/wordml/cex" xmlns:w16cid="http://schemas.microsoft.com/office/word/2016/wordml/cid" xmlns:w16="http://schemas.microsoft.com/office/word/2018/wordml" xmlns:w16sdtdh="http://schemas.microsoft.com/office/word/2020/wordml/sdtdatahash" xmlns:w16se="http://schemas.microsoft.com/office/word/2015/wordml/symex" xmlns:wpg="http://schemas.microsoft.com/office/word/2010/wordprocessingGroup" xmlns:wpi="http://schemas.microsoft.com/office/word/2010/wordprocessingInk" xmlns:wne="http://schemas.microsoft.com/office/word/2006/wordml" xmlns:wps="http://schemas.microsoft.com/office/word/2010/wordprocessingShape" mc:Ignorable="w14 w15 w16se w16cid w16 w16cex w16sdtdh wp14">
   <w:p>
     <w:pPr>
       <w:pStyle w:val="HeaderFooter"/>
@@ -4019,12 +5483,102 @@
       <w:t>37</w:t>
     </w:r>
   </w:p>
+  <w:p/>
 </w:hdr>
 </file>
 
 <file path=word/numbering.xml><?xml version="1.0" encoding="utf-8"?>
-<w:numbering xmlns:wpc="http://schemas.microsoft.com/office/word/2010/wordprocessingCanvas" xmlns:cx="http://schemas.microsoft.com/office/drawing/2014/chartex" xmlns:cx1="http://schemas.microsoft.com/office/drawing/2015/9/8/chartex" xmlns:cx2="http://schemas.microsoft.com/office/drawing/2015/10/21/chartex" xmlns:cx3="http://schemas.microsoft.com/office/drawing/2016/5/9/chartex" xmlns:cx4="http://schemas.microsoft.com/office/drawing/2016/5/10/chartex" xmlns:cx5="http://schemas.microsoft.com/office/drawing/2016/5/11/chartex" xmlns:cx6="http://schemas.microsoft.com/office/drawing/2016/5/12/chartex" xmlns:cx7="http://schemas.microsoft.com/office/drawing/2016/5/13/chartex" xmlns:cx8="http://schemas.microsoft.com/office/drawing/2016/5/14/chartex" xmlns:mc="http://schemas.openxmlformats.org/markup-compatibility/2006" xmlns:aink="http://schemas.microsoft.com/office/drawing/2016/ink" xmlns:am3d="http://schemas.microsoft.com/office/drawing/2017/model3d" xmlns:o="urn:schemas-microsoft-com:office:office" xmlns:oel="http://schemas.microsoft.com/office/2019/extlst" xmlns:r="http://schemas.openxmlformats.org/officeDocument/2006/relationships" xmlns:m="http://schemas.openxmlformats.org/officeDocument/2006/math" xmlns:v="urn:schemas-microsoft-com:vml" xmlns:wp14="http://schemas.microsoft.com/office/word/2010/wordprocessingDrawing" xmlns:wp="http://schemas.openxmlformats.org/drawingml/2006/wordprocessingDrawing" xmlns:w10="urn:schemas-microsoft-com:office:word" xmlns:w="http://schemas.openxmlformats.org/wordprocessingml/2006/main" xmlns:w14="http://schemas.microsoft.com/office/word/2010/wordml" xmlns:w15="http://schemas.microsoft.com/office/word/2012/wordml" xmlns:w16cex="http://schemas.microsoft.com/office/word/2018/wordml/cex" xmlns:w16cid="http://schemas.microsoft.com/office/word/2016/wordml/cid" xmlns:w16="http://schemas.microsoft.com/office/word/2018/wordml" xmlns:w16du="http://schemas.microsoft.com/office/word/2023/wordml/word16du" xmlns:w16sdtdh="http://schemas.microsoft.com/office/word/2020/wordml/sdtdatahash" xmlns:w16sdtfl="http://schemas.microsoft.com/office/word/2024/wordml/sdtformatlock" xmlns:w16se="http://schemas.microsoft.com/office/word/2015/wordml/symex" xmlns:wpg="http://schemas.microsoft.com/office/word/2010/wordprocessingGroup" xmlns:wpi="http://schemas.microsoft.com/office/word/2010/wordprocessingInk" xmlns:wne="http://schemas.microsoft.com/office/word/2006/wordml" xmlns:wps="http://schemas.microsoft.com/office/word/2010/wordprocessingShape" mc:Ignorable="w14 w15 w16se w16cid w16 w16cex w16sdtdh w16sdtfl w16du wp14">
+<w:numbering xmlns:wpc="http://schemas.microsoft.com/office/word/2010/wordprocessingCanvas" xmlns:cx="http://schemas.microsoft.com/office/drawing/2014/chartex" xmlns:cx1="http://schemas.microsoft.com/office/drawing/2015/9/8/chartex" xmlns:cx2="http://schemas.microsoft.com/office/drawing/2015/10/21/chartex" xmlns:cx3="http://schemas.microsoft.com/office/drawing/2016/5/9/chartex" xmlns:cx4="http://schemas.microsoft.com/office/drawing/2016/5/10/chartex" xmlns:cx5="http://schemas.microsoft.com/office/drawing/2016/5/11/chartex" xmlns:cx6="http://schemas.microsoft.com/office/drawing/2016/5/12/chartex" xmlns:cx7="http://schemas.microsoft.com/office/drawing/2016/5/13/chartex" xmlns:cx8="http://schemas.microsoft.com/office/drawing/2016/5/14/chartex" xmlns:mc="http://schemas.openxmlformats.org/markup-compatibility/2006" xmlns:aink="http://schemas.microsoft.com/office/drawing/2016/ink" xmlns:am3d="http://schemas.microsoft.com/office/drawing/2017/model3d" xmlns:o="urn:schemas-microsoft-com:office:office" xmlns:oel="http://schemas.microsoft.com/office/2019/extlst" xmlns:r="http://schemas.openxmlformats.org/officeDocument/2006/relationships" xmlns:m="http://schemas.openxmlformats.org/officeDocument/2006/math" xmlns:v="urn:schemas-microsoft-com:vml" xmlns:wp14="http://schemas.microsoft.com/office/word/2010/wordprocessingDrawing" xmlns:wp="http://schemas.openxmlformats.org/drawingml/2006/wordprocessingDrawing" xmlns:w10="urn:schemas-microsoft-com:office:word" xmlns:w="http://schemas.openxmlformats.org/wordprocessingml/2006/main" xmlns:w14="http://schemas.microsoft.com/office/word/2010/wordml" xmlns:w15="http://schemas.microsoft.com/office/word/2012/wordml" xmlns:w16cex="http://schemas.microsoft.com/office/word/2018/wordml/cex" xmlns:w16cid="http://schemas.microsoft.com/office/word/2016/wordml/cid" xmlns:w16="http://schemas.microsoft.com/office/word/2018/wordml" xmlns:w16sdtdh="http://schemas.microsoft.com/office/word/2020/wordml/sdtdatahash" xmlns:w16se="http://schemas.microsoft.com/office/word/2015/wordml/symex" xmlns:wpg="http://schemas.microsoft.com/office/word/2010/wordprocessingGroup" xmlns:wpi="http://schemas.microsoft.com/office/word/2010/wordprocessingInk" xmlns:wne="http://schemas.microsoft.com/office/word/2006/wordml" xmlns:wps="http://schemas.microsoft.com/office/word/2010/wordprocessingShape" mc:Ignorable="w14 w15 w16se w16cid w16 w16cex w16sdtdh wp14">
   <w:abstractNum w:abstractNumId="0" w15:restartNumberingAfterBreak="0">
+    <w:nsid w:val="5061530E"/>
+    <w:multiLevelType w:val="hybridMultilevel"/>
+    <w:tmpl w:val="A886C950"/>
+    <w:lvl w:ilvl="0" w:tplc="06BCB8D0">
+      <w:start w:val="1"/>
+      <w:numFmt w:val="decimal"/>
+      <w:lvlText w:val="%1."/>
+      <w:lvlJc w:val="left"/>
+      <w:pPr>
+        <w:ind w:left="720" w:hanging="360"/>
+      </w:pPr>
+      <w:rPr>
+        <w:rFonts w:ascii="Vazirmatn" w:hAnsi="Vazirmatn" w:hint="default"/>
+      </w:rPr>
+    </w:lvl>
+    <w:lvl w:ilvl="1" w:tplc="04090019" w:tentative="1">
+      <w:start w:val="1"/>
+      <w:numFmt w:val="lowerLetter"/>
+      <w:lvlText w:val="%2."/>
+      <w:lvlJc w:val="left"/>
+      <w:pPr>
+        <w:ind w:left="1440" w:hanging="360"/>
+      </w:pPr>
+    </w:lvl>
+    <w:lvl w:ilvl="2" w:tplc="0409001B" w:tentative="1">
+      <w:start w:val="1"/>
+      <w:numFmt w:val="lowerRoman"/>
+      <w:lvlText w:val="%3."/>
+      <w:lvlJc w:val="right"/>
+      <w:pPr>
+        <w:ind w:left="2160" w:hanging="180"/>
+      </w:pPr>
+    </w:lvl>
+    <w:lvl w:ilvl="3" w:tplc="0409000F" w:tentative="1">
+      <w:start w:val="1"/>
+      <w:numFmt w:val="decimal"/>
+      <w:lvlText w:val="%4."/>
+      <w:lvlJc w:val="left"/>
+      <w:pPr>
+        <w:ind w:left="2880" w:hanging="360"/>
+      </w:pPr>
+    </w:lvl>
+    <w:lvl w:ilvl="4" w:tplc="04090019" w:tentative="1">
+      <w:start w:val="1"/>
+      <w:numFmt w:val="lowerLetter"/>
+      <w:lvlText w:val="%5."/>
+      <w:lvlJc w:val="left"/>
+      <w:pPr>
+        <w:ind w:left="3600" w:hanging="360"/>
+      </w:pPr>
+    </w:lvl>
+    <w:lvl w:ilvl="5" w:tplc="0409001B" w:tentative="1">
+      <w:start w:val="1"/>
+      <w:numFmt w:val="lowerRoman"/>
+      <w:lvlText w:val="%6."/>
+      <w:lvlJc w:val="right"/>
+      <w:pPr>
+        <w:ind w:left="4320" w:hanging="180"/>
+      </w:pPr>
+    </w:lvl>
+    <w:lvl w:ilvl="6" w:tplc="0409000F" w:tentative="1">
+      <w:start w:val="1"/>
+      <w:numFmt w:val="decimal"/>
+      <w:lvlText w:val="%7."/>
+      <w:lvlJc w:val="left"/>
+      <w:pPr>
+        <w:ind w:left="5040" w:hanging="360"/>
+      </w:pPr>
+    </w:lvl>
+    <w:lvl w:ilvl="7" w:tplc="04090019" w:tentative="1">
+      <w:start w:val="1"/>
+      <w:numFmt w:val="lowerLetter"/>
+      <w:lvlText w:val="%8."/>
+      <w:lvlJc w:val="left"/>
+      <w:pPr>
+        <w:ind w:left="5760" w:hanging="360"/>
+      </w:pPr>
+    </w:lvl>
+    <w:lvl w:ilvl="8" w:tplc="0409001B" w:tentative="1">
+      <w:start w:val="1"/>
+      <w:numFmt w:val="lowerRoman"/>
+      <w:lvlText w:val="%9."/>
+      <w:lvlJc w:val="right"/>
+      <w:pPr>
+        <w:ind w:left="6480" w:hanging="180"/>
+      </w:pPr>
+    </w:lvl>
+  </w:abstractNum>
+  <w:abstractNum w:abstractNumId="1" w15:restartNumberingAfterBreak="0">
     <w:nsid w:val="58A4521E"/>
     <w:multiLevelType w:val="hybridMultilevel"/>
     <w:tmpl w:val="4190B3C0"/>
@@ -4137,7 +5691,7 @@
       </w:rPr>
     </w:lvl>
   </w:abstractNum>
-  <w:abstractNum w:abstractNumId="1" w15:restartNumberingAfterBreak="0">
+  <w:abstractNum w:abstractNumId="2" w15:restartNumberingAfterBreak="0">
     <w:nsid w:val="5A291053"/>
     <w:multiLevelType w:val="hybridMultilevel"/>
     <w:tmpl w:val="EBBE9508"/>
@@ -4223,7 +5777,7 @@
       </w:pPr>
     </w:lvl>
   </w:abstractNum>
-  <w:abstractNum w:abstractNumId="2" w15:restartNumberingAfterBreak="0">
+  <w:abstractNum w:abstractNumId="3" w15:restartNumberingAfterBreak="0">
     <w:nsid w:val="67556A68"/>
     <w:multiLevelType w:val="hybridMultilevel"/>
     <w:tmpl w:val="EFD8CECE"/>
@@ -4336,7 +5890,7 @@
       </w:rPr>
     </w:lvl>
   </w:abstractNum>
-  <w:abstractNum w:abstractNumId="3" w15:restartNumberingAfterBreak="0">
+  <w:abstractNum w:abstractNumId="4" w15:restartNumberingAfterBreak="0">
     <w:nsid w:val="79ED38D8"/>
     <w:multiLevelType w:val="hybridMultilevel"/>
     <w:tmpl w:val="06ECFAAC"/>
@@ -4423,22 +5977,25 @@
     </w:lvl>
   </w:abstractNum>
   <w:num w:numId="1" w16cid:durableId="580529723">
-    <w:abstractNumId w:val="0"/>
+    <w:abstractNumId w:val="1"/>
   </w:num>
   <w:num w:numId="2" w16cid:durableId="1103454760">
-    <w:abstractNumId w:val="1"/>
+    <w:abstractNumId w:val="2"/>
   </w:num>
   <w:num w:numId="3" w16cid:durableId="988897025">
+    <w:abstractNumId w:val="4"/>
+  </w:num>
+  <w:num w:numId="4" w16cid:durableId="241794348">
     <w:abstractNumId w:val="3"/>
   </w:num>
-  <w:num w:numId="4" w16cid:durableId="241794348">
-    <w:abstractNumId w:val="2"/>
+  <w:num w:numId="5" w16cid:durableId="761492297">
+    <w:abstractNumId w:val="0"/>
   </w:num>
 </w:numbering>
 </file>
 
 <file path=word/styles.xml><?xml version="1.0" encoding="utf-8"?>
-<w:styles xmlns:mc="http://schemas.openxmlformats.org/markup-compatibility/2006" xmlns:r="http://schemas.openxmlformats.org/officeDocument/2006/relationships" xmlns:w="http://schemas.openxmlformats.org/wordprocessingml/2006/main" xmlns:w14="http://schemas.microsoft.com/office/word/2010/wordml" xmlns:w15="http://schemas.microsoft.com/office/word/2012/wordml" xmlns:w16cex="http://schemas.microsoft.com/office/word/2018/wordml/cex" xmlns:w16cid="http://schemas.microsoft.com/office/word/2016/wordml/cid" xmlns:w16="http://schemas.microsoft.com/office/word/2018/wordml" xmlns:w16du="http://schemas.microsoft.com/office/word/2023/wordml/word16du" xmlns:w16sdtdh="http://schemas.microsoft.com/office/word/2020/wordml/sdtdatahash" xmlns:w16sdtfl="http://schemas.microsoft.com/office/word/2024/wordml/sdtformatlock" xmlns:w16se="http://schemas.microsoft.com/office/word/2015/wordml/symex" mc:Ignorable="w14 w15 w16se w16cid w16 w16cex w16sdtdh w16sdtfl w16du">
+<w:styles xmlns:mc="http://schemas.openxmlformats.org/markup-compatibility/2006" xmlns:r="http://schemas.openxmlformats.org/officeDocument/2006/relationships" xmlns:w="http://schemas.openxmlformats.org/wordprocessingml/2006/main" xmlns:w14="http://schemas.microsoft.com/office/word/2010/wordml" xmlns:w15="http://schemas.microsoft.com/office/word/2012/wordml" xmlns:w16cex="http://schemas.microsoft.com/office/word/2018/wordml/cex" xmlns:w16cid="http://schemas.microsoft.com/office/word/2016/wordml/cid" xmlns:w16="http://schemas.microsoft.com/office/word/2018/wordml" xmlns:w16sdtdh="http://schemas.microsoft.com/office/word/2020/wordml/sdtdatahash" xmlns:w16se="http://schemas.microsoft.com/office/word/2015/wordml/symex" mc:Ignorable="w14 w15 w16se w16cid w16 w16cex w16sdtdh">
   <w:docDefaults>
     <w:rPrDefault>
       <w:rPr>
@@ -4866,8 +6423,12 @@
     <w:link w:val="Heading1Char"/>
     <w:uiPriority w:val="9"/>
     <w:qFormat/>
-    <w:rsid w:val="00267B7C"/>
+    <w:rsid w:val="00E10A8E"/>
     <w:pPr>
+      <w:pBdr>
+        <w:top w:val="none" w:sz="0" w:space="0" w:color="auto"/>
+        <w:bottom w:val="single" w:sz="24" w:space="1" w:color="00A1FE"/>
+      </w:pBdr>
       <w:bidi/>
       <w:jc w:val="left"/>
     </w:pPr>
@@ -4875,6 +6436,7 @@
       <w:rFonts w:ascii="Zain" w:hAnsi="Zain" w:cs="Vazirmatn" w:hint="default"/>
       <w:b/>
       <w:bCs/>
+      <w:lang w:bidi="fa-IR"/>
     </w:rPr>
   </w:style>
   <w:style w:type="paragraph" w:styleId="Heading2">
@@ -4930,7 +6492,6 @@
   <w:style w:type="character" w:default="1" w:styleId="DefaultParagraphFont">
     <w:name w:val="Default Paragraph Font"/>
     <w:uiPriority w:val="1"/>
-    <w:semiHidden/>
     <w:unhideWhenUsed/>
   </w:style>
   <w:style w:type="table" w:default="1" w:styleId="TableNormal">
@@ -5082,7 +6643,7 @@
     <w:basedOn w:val="DefaultParagraphFont"/>
     <w:link w:val="Heading1"/>
     <w:uiPriority w:val="9"/>
-    <w:rsid w:val="00267B7C"/>
+    <w:rsid w:val="00E10A8E"/>
     <w:rPr>
       <w:rFonts w:ascii="Zain" w:hAnsi="Zain" w:cs="Vazirmatn"/>
       <w:b/>
@@ -5090,6 +6651,7 @@
       <w:color w:val="00A2FF"/>
       <w:sz w:val="36"/>
       <w:szCs w:val="36"/>
+      <w:lang w:bidi="fa-IR"/>
       <w14:textOutline w14:w="0" w14:cap="flat" w14:cmpd="sng" w14:algn="ctr">
         <w14:noFill/>
         <w14:prstDash w14:val="solid"/>
@@ -5176,38 +6738,12 @@
   </w:style>
   <w:style w:type="paragraph" w:styleId="TOCHeading">
     <w:name w:val="TOC Heading"/>
-    <w:basedOn w:val="Heading1"/>
+    <w:basedOn w:val="TOC"/>
     <w:next w:val="Normal"/>
     <w:uiPriority w:val="39"/>
     <w:unhideWhenUsed/>
     <w:qFormat/>
-    <w:rsid w:val="00AE78E2"/>
-    <w:pPr>
-      <w:keepLines/>
-      <w:pBdr>
-        <w:top w:val="none" w:sz="0" w:space="0" w:color="auto"/>
-        <w:left w:val="none" w:sz="0" w:space="0" w:color="auto"/>
-        <w:bottom w:val="none" w:sz="0" w:space="0" w:color="auto"/>
-        <w:right w:val="none" w:sz="0" w:space="0" w:color="auto"/>
-        <w:between w:val="none" w:sz="0" w:space="0" w:color="auto"/>
-        <w:bar w:val="none" w:sz="0" w:color="auto"/>
-      </w:pBdr>
-      <w:bidi w:val="0"/>
-      <w:spacing w:before="480" w:line="276" w:lineRule="auto"/>
-      <w:outlineLvl w:val="9"/>
-    </w:pPr>
-    <w:rPr>
-      <w:rFonts w:asciiTheme="majorHAnsi" w:eastAsiaTheme="majorEastAsia" w:hAnsiTheme="majorHAnsi" w:cstheme="majorBidi"/>
-      <w:color w:val="0079BF" w:themeColor="accent1" w:themeShade="BF"/>
-      <w:sz w:val="28"/>
-      <w:szCs w:val="28"/>
-      <w:bdr w:val="none" w:sz="0" w:space="0" w:color="auto"/>
-      <w14:textOutline w14:w="0" w14:cap="rnd" w14:cmpd="sng" w14:algn="ctr">
-        <w14:noFill/>
-        <w14:prstDash w14:val="solid"/>
-        <w14:bevel/>
-      </w14:textOutline>
-    </w:rPr>
+    <w:rsid w:val="00E10A8E"/>
   </w:style>
   <w:style w:type="paragraph" w:styleId="TOC1">
     <w:name w:val="toc 1"/>
@@ -5216,7 +6752,7 @@
     <w:autoRedefine/>
     <w:uiPriority w:val="39"/>
     <w:unhideWhenUsed/>
-    <w:rsid w:val="00FA16B0"/>
+    <w:rsid w:val="00914EB6"/>
     <w:pPr>
       <w:tabs>
         <w:tab w:val="right" w:leader="dot" w:pos="9350"/>
@@ -5225,12 +6761,14 @@
       <w:jc w:val="right"/>
     </w:pPr>
     <w:rPr>
-      <w:rFonts w:asciiTheme="minorHAnsi" w:hAnsiTheme="minorHAnsi" w:cs="Times New Roman"/>
+      <w:rFonts w:ascii="Vazirmatn" w:hAnsi="Vazirmatn"/>
       <w:b/>
       <w:bCs/>
       <w:caps/>
+      <w:noProof/>
       <w:sz w:val="20"/>
       <w:szCs w:val="24"/>
+      <w:lang w:bidi="fa-IR"/>
     </w:rPr>
   </w:style>
   <w:style w:type="paragraph" w:styleId="TOC2">
@@ -5240,19 +6778,11 @@
     <w:autoRedefine/>
     <w:uiPriority w:val="39"/>
     <w:unhideWhenUsed/>
-    <w:rsid w:val="00AE78E2"/>
+    <w:rsid w:val="00E10A8E"/>
     <w:pPr>
-      <w:bidi w:val="0"/>
-      <w:spacing w:before="0"/>
+      <w:spacing w:after="100"/>
       <w:ind w:left="220"/>
-      <w:jc w:val="left"/>
     </w:pPr>
-    <w:rPr>
-      <w:rFonts w:asciiTheme="minorHAnsi" w:hAnsiTheme="minorHAnsi" w:cs="Times New Roman"/>
-      <w:smallCaps/>
-      <w:sz w:val="20"/>
-      <w:szCs w:val="24"/>
-    </w:rPr>
   </w:style>
   <w:style w:type="paragraph" w:styleId="TOC3">
     <w:name w:val="toc 3"/>
@@ -5466,6 +6996,55 @@
     <w:rPr>
       <w:rFonts w:ascii="Zain" w:hAnsi="Zain" w:cs="Vazirmatn"/>
       <w:color w:val="000000"/>
+      <w:sz w:val="22"/>
+      <w:szCs w:val="22"/>
+      <w14:textOutline w14:w="0" w14:cap="flat" w14:cmpd="sng" w14:algn="ctr">
+        <w14:noFill/>
+        <w14:prstDash w14:val="solid"/>
+        <w14:bevel/>
+      </w14:textOutline>
+    </w:rPr>
+  </w:style>
+  <w:style w:type="paragraph" w:customStyle="1" w:styleId="TOC">
+    <w:name w:val="TOC"/>
+    <w:basedOn w:val="Heading1"/>
+    <w:qFormat/>
+    <w:rsid w:val="00E10A8E"/>
+  </w:style>
+  <w:style w:type="paragraph" w:styleId="IntenseQuote">
+    <w:name w:val="Intense Quote"/>
+    <w:basedOn w:val="Normal"/>
+    <w:next w:val="Normal"/>
+    <w:link w:val="IntenseQuoteChar"/>
+    <w:uiPriority w:val="30"/>
+    <w:qFormat/>
+    <w:rsid w:val="00E10A8E"/>
+    <w:pPr>
+      <w:pBdr>
+        <w:top w:val="single" w:sz="4" w:space="10" w:color="00A2FF" w:themeColor="accent1"/>
+        <w:bottom w:val="single" w:sz="4" w:space="10" w:color="00A2FF" w:themeColor="accent1"/>
+      </w:pBdr>
+      <w:spacing w:before="360" w:after="360"/>
+      <w:ind w:left="864" w:right="864"/>
+      <w:jc w:val="center"/>
+    </w:pPr>
+    <w:rPr>
+      <w:i/>
+      <w:iCs/>
+      <w:color w:val="00A2FF" w:themeColor="accent1"/>
+    </w:rPr>
+  </w:style>
+  <w:style w:type="character" w:customStyle="1" w:styleId="IntenseQuoteChar">
+    <w:name w:val="Intense Quote Char"/>
+    <w:basedOn w:val="DefaultParagraphFont"/>
+    <w:link w:val="IntenseQuote"/>
+    <w:uiPriority w:val="30"/>
+    <w:rsid w:val="00E10A8E"/>
+    <w:rPr>
+      <w:rFonts w:ascii="Zain" w:hAnsi="Zain" w:cs="Vazirmatn"/>
+      <w:i/>
+      <w:iCs/>
+      <w:color w:val="00A2FF" w:themeColor="accent1"/>
       <w:sz w:val="22"/>
       <w:szCs w:val="22"/>
       <w14:textOutline w14:w="0" w14:cap="flat" w14:cmpd="sng" w14:algn="ctr">

--- a/Documentation/Analysis/System Proposal/System proposal.docx
+++ b/Documentation/Analysis/System Proposal/System proposal.docx
@@ -1,6 +1,6 @@
 
 <file path=word/document.xml><?xml version="1.0" encoding="utf-8"?>
-<w:document xmlns:wpc="http://schemas.microsoft.com/office/word/2010/wordprocessingCanvas" xmlns:cx="http://schemas.microsoft.com/office/drawing/2014/chartex" xmlns:cx1="http://schemas.microsoft.com/office/drawing/2015/9/8/chartex" xmlns:cx2="http://schemas.microsoft.com/office/drawing/2015/10/21/chartex" xmlns:cx3="http://schemas.microsoft.com/office/drawing/2016/5/9/chartex" xmlns:cx4="http://schemas.microsoft.com/office/drawing/2016/5/10/chartex" xmlns:cx5="http://schemas.microsoft.com/office/drawing/2016/5/11/chartex" xmlns:cx6="http://schemas.microsoft.com/office/drawing/2016/5/12/chartex" xmlns:cx7="http://schemas.microsoft.com/office/drawing/2016/5/13/chartex" xmlns:cx8="http://schemas.microsoft.com/office/drawing/2016/5/14/chartex" xmlns:mc="http://schemas.openxmlformats.org/markup-compatibility/2006" xmlns:aink="http://schemas.microsoft.com/office/drawing/2016/ink" xmlns:am3d="http://schemas.microsoft.com/office/drawing/2017/model3d" xmlns:o="urn:schemas-microsoft-com:office:office" xmlns:oel="http://schemas.microsoft.com/office/2019/extlst" xmlns:r="http://schemas.openxmlformats.org/officeDocument/2006/relationships" xmlns:m="http://schemas.openxmlformats.org/officeDocument/2006/math" xmlns:v="urn:schemas-microsoft-com:vml" xmlns:wp14="http://schemas.microsoft.com/office/word/2010/wordprocessingDrawing" xmlns:wp="http://schemas.openxmlformats.org/drawingml/2006/wordprocessingDrawing" xmlns:w10="urn:schemas-microsoft-com:office:word" xmlns:w="http://schemas.openxmlformats.org/wordprocessingml/2006/main" xmlns:w14="http://schemas.microsoft.com/office/word/2010/wordml" xmlns:w15="http://schemas.microsoft.com/office/word/2012/wordml" xmlns:w16cex="http://schemas.microsoft.com/office/word/2018/wordml/cex" xmlns:w16cid="http://schemas.microsoft.com/office/word/2016/wordml/cid" xmlns:w16="http://schemas.microsoft.com/office/word/2018/wordml" xmlns:w16sdtdh="http://schemas.microsoft.com/office/word/2020/wordml/sdtdatahash" xmlns:w16se="http://schemas.microsoft.com/office/word/2015/wordml/symex" xmlns:wpg="http://schemas.microsoft.com/office/word/2010/wordprocessingGroup" xmlns:wpi="http://schemas.microsoft.com/office/word/2010/wordprocessingInk" xmlns:wne="http://schemas.microsoft.com/office/word/2006/wordml" xmlns:wps="http://schemas.microsoft.com/office/word/2010/wordprocessingShape" mc:Ignorable="w14 w15 w16se w16cid w16 w16cex w16sdtdh wp14">
+<w:document xmlns:wpc="http://schemas.microsoft.com/office/word/2010/wordprocessingCanvas" xmlns:cx="http://schemas.microsoft.com/office/drawing/2014/chartex" xmlns:cx1="http://schemas.microsoft.com/office/drawing/2015/9/8/chartex" xmlns:cx2="http://schemas.microsoft.com/office/drawing/2015/10/21/chartex" xmlns:cx3="http://schemas.microsoft.com/office/drawing/2016/5/9/chartex" xmlns:cx4="http://schemas.microsoft.com/office/drawing/2016/5/10/chartex" xmlns:cx5="http://schemas.microsoft.com/office/drawing/2016/5/11/chartex" xmlns:cx6="http://schemas.microsoft.com/office/drawing/2016/5/12/chartex" xmlns:cx7="http://schemas.microsoft.com/office/drawing/2016/5/13/chartex" xmlns:cx8="http://schemas.microsoft.com/office/drawing/2016/5/14/chartex" xmlns:mc="http://schemas.openxmlformats.org/markup-compatibility/2006" xmlns:aink="http://schemas.microsoft.com/office/drawing/2016/ink" xmlns:am3d="http://schemas.microsoft.com/office/drawing/2017/model3d" xmlns:o="urn:schemas-microsoft-com:office:office" xmlns:r="http://schemas.openxmlformats.org/officeDocument/2006/relationships" xmlns:m="http://schemas.openxmlformats.org/officeDocument/2006/math" xmlns:v="urn:schemas-microsoft-com:vml" xmlns:wp14="http://schemas.microsoft.com/office/word/2010/wordprocessingDrawing" xmlns:wp="http://schemas.openxmlformats.org/drawingml/2006/wordprocessingDrawing" xmlns:w10="urn:schemas-microsoft-com:office:word" xmlns:w="http://schemas.openxmlformats.org/wordprocessingml/2006/main" xmlns:w14="http://schemas.microsoft.com/office/word/2010/wordml" xmlns:w15="http://schemas.microsoft.com/office/word/2012/wordml" xmlns:w16cex="http://schemas.microsoft.com/office/word/2018/wordml/cex" xmlns:w16cid="http://schemas.microsoft.com/office/word/2016/wordml/cid" xmlns:w16="http://schemas.microsoft.com/office/word/2018/wordml" xmlns:w16sdtdh="http://schemas.microsoft.com/office/word/2020/wordml/sdtdatahash" xmlns:w16se="http://schemas.microsoft.com/office/word/2015/wordml/symex" xmlns:wpg="http://schemas.microsoft.com/office/word/2010/wordprocessingGroup" xmlns:wpi="http://schemas.microsoft.com/office/word/2010/wordprocessingInk" xmlns:wne="http://schemas.microsoft.com/office/word/2006/wordml" xmlns:wps="http://schemas.microsoft.com/office/word/2010/wordprocessingShape" mc:Ignorable="w14 w15 w16se w16cid w16 w16cex w16sdtdh wp14">
   <w:body>
     <w:p>
       <w:pPr>
@@ -266,10 +266,13 @@
     <w:sdt>
       <w:sdtPr>
         <w:rPr>
+          <w:b w:val="0"/>
+          <w:bCs w:val="0"/>
           <w:color w:val="000000"/>
           <w:sz w:val="22"/>
           <w:szCs w:val="22"/>
           <w:rtl/>
+          <w:lang w:bidi="ar-SA"/>
         </w:rPr>
         <w:id w:val="-2046367612"/>
         <w:docPartObj>
@@ -280,8 +283,6 @@
       <w:sdtEndPr>
         <w:rPr>
           <w:rFonts w:ascii="Vazirmatn" w:hAnsi="Vazirmatn" w:hint="cs"/>
-          <w:b w:val="0"/>
-          <w:bCs w:val="0"/>
           <w:noProof/>
         </w:rPr>
       </w:sdtEndPr>
@@ -3570,7 +3571,7 @@
         <w:p>
           <w:pPr>
             <w:rPr>
-              <w:rFonts w:ascii="Vazirmatn" w:hAnsi="Vazirmatn" w:hint="cs"/>
+              <w:rFonts w:ascii="Vazirmatn" w:hAnsi="Vazirmatn"/>
               <w:noProof/>
               <w:lang w:bidi="fa-IR"/>
             </w:rPr>
@@ -4338,7 +4339,6 @@
     <w:p>
       <w:pPr>
         <w:rPr>
-          <w:rFonts w:hint="cs"/>
           <w:lang w:bidi="fa-IR"/>
         </w:rPr>
       </w:pPr>
@@ -4384,7 +4384,575 @@
     </w:p>
     <w:p>
       <w:pPr>
-        <w:bidi w:val="0"/>
+        <w:spacing w:before="0" w:line="240" w:lineRule="auto"/>
+        <w:jc w:val="left"/>
+        <w:rPr>
+          <w:rtl/>
+          <w:lang w:bidi="fa-IR"/>
+        </w:rPr>
+      </w:pPr>
+    </w:p>
+    <w:p>
+      <w:pPr>
+        <w:spacing w:before="0" w:line="240" w:lineRule="auto"/>
+        <w:jc w:val="left"/>
+        <w:rPr>
+          <w:rtl/>
+          <w:lang w:bidi="fa-IR"/>
+        </w:rPr>
+      </w:pPr>
+    </w:p>
+    <w:p>
+      <w:pPr>
+        <w:pStyle w:val="ListParagraph"/>
+        <w:numPr>
+          <w:ilvl w:val="0"/>
+          <w:numId w:val="11"/>
+        </w:numPr>
+        <w:spacing w:before="0" w:line="240" w:lineRule="auto"/>
+        <w:jc w:val="left"/>
+        <w:rPr>
+          <w:b/>
+          <w:bCs/>
+          <w:color w:val="00A2FF"/>
+          <w:lang w:bidi="fa-IR"/>
+        </w:rPr>
+      </w:pPr>
+      <w:r>
+        <w:rPr>
+          <w:rtl/>
+        </w:rPr>
+        <w:t>تسهیل رزرو نوبت بدون محدودیت زمان و مکان و بدون نیاز به تماس تلفنی</w:t>
+      </w:r>
+    </w:p>
+    <w:p>
+      <w:pPr>
+        <w:pStyle w:val="ListParagraph"/>
+        <w:spacing w:before="0" w:line="240" w:lineRule="auto"/>
+        <w:jc w:val="left"/>
+        <w:rPr>
+          <w:b/>
+          <w:bCs/>
+          <w:color w:val="00A2FF"/>
+          <w:lang w:bidi="fa-IR"/>
+        </w:rPr>
+      </w:pPr>
+    </w:p>
+    <w:p>
+      <w:pPr>
+        <w:pStyle w:val="ListParagraph"/>
+        <w:numPr>
+          <w:ilvl w:val="0"/>
+          <w:numId w:val="11"/>
+        </w:numPr>
+        <w:spacing w:before="0" w:line="240" w:lineRule="auto"/>
+        <w:jc w:val="left"/>
+        <w:rPr>
+          <w:b/>
+          <w:bCs/>
+          <w:color w:val="00A2FF"/>
+          <w:lang w:bidi="fa-IR"/>
+        </w:rPr>
+      </w:pPr>
+      <w:r>
+        <w:rPr>
+          <w:rtl/>
+        </w:rPr>
+        <w:t>معرفی و دیده</w:t>
+      </w:r>
+      <w:r>
+        <w:rPr>
+          <w:rFonts w:ascii="Times New Roman" w:hAnsi="Times New Roman" w:cs="Times New Roman"/>
+        </w:rPr>
+        <w:t>‌</w:t>
+      </w:r>
+      <w:r>
+        <w:rPr>
+          <w:rtl/>
+        </w:rPr>
+        <w:t>شدن کسب</w:t>
+      </w:r>
+      <w:r>
+        <w:rPr>
+          <w:rFonts w:ascii="Times New Roman" w:hAnsi="Times New Roman" w:cs="Times New Roman"/>
+        </w:rPr>
+        <w:t>‌</w:t>
+      </w:r>
+      <w:r>
+        <w:rPr>
+          <w:rtl/>
+        </w:rPr>
+        <w:t>وکارهای مختلف در یک پلتفرم واحد</w:t>
+      </w:r>
+    </w:p>
+    <w:p>
+      <w:pPr>
+        <w:spacing w:before="0" w:line="240" w:lineRule="auto"/>
+        <w:jc w:val="left"/>
+        <w:rPr>
+          <w:b/>
+          <w:bCs/>
+          <w:color w:val="00A2FF"/>
+          <w:lang w:bidi="fa-IR"/>
+        </w:rPr>
+      </w:pPr>
+    </w:p>
+    <w:p>
+      <w:pPr>
+        <w:pStyle w:val="ListParagraph"/>
+        <w:numPr>
+          <w:ilvl w:val="0"/>
+          <w:numId w:val="11"/>
+        </w:numPr>
+        <w:spacing w:before="0" w:line="240" w:lineRule="auto"/>
+        <w:jc w:val="left"/>
+        <w:rPr>
+          <w:b/>
+          <w:bCs/>
+          <w:color w:val="00A2FF"/>
+          <w:lang w:bidi="fa-IR"/>
+        </w:rPr>
+      </w:pPr>
+      <w:r>
+        <w:rPr>
+          <w:rtl/>
+        </w:rPr>
+        <w:t>گسترش بازار و جذب مشتری حتی از شهرهای دیگر برای کسب</w:t>
+      </w:r>
+      <w:r>
+        <w:rPr>
+          <w:rFonts w:ascii="Times New Roman" w:hAnsi="Times New Roman" w:cs="Times New Roman"/>
+        </w:rPr>
+        <w:t>‌</w:t>
+      </w:r>
+      <w:r>
+        <w:rPr>
+          <w:rtl/>
+        </w:rPr>
+        <w:t>وکارها</w:t>
+      </w:r>
+    </w:p>
+    <w:p>
+      <w:pPr>
+        <w:spacing w:before="0" w:line="240" w:lineRule="auto"/>
+        <w:jc w:val="left"/>
+        <w:rPr>
+          <w:b/>
+          <w:bCs/>
+          <w:color w:val="00A2FF"/>
+          <w:lang w:bidi="fa-IR"/>
+        </w:rPr>
+      </w:pPr>
+    </w:p>
+    <w:p>
+      <w:pPr>
+        <w:pStyle w:val="ListParagraph"/>
+        <w:numPr>
+          <w:ilvl w:val="0"/>
+          <w:numId w:val="11"/>
+        </w:numPr>
+        <w:spacing w:before="0" w:line="240" w:lineRule="auto"/>
+        <w:jc w:val="left"/>
+        <w:rPr>
+          <w:b/>
+          <w:bCs/>
+          <w:color w:val="00A2FF"/>
+          <w:lang w:bidi="fa-IR"/>
+        </w:rPr>
+      </w:pPr>
+      <w:r>
+        <w:rPr>
+          <w:rtl/>
+        </w:rPr>
+        <w:t>ایجاد تجربه</w:t>
+      </w:r>
+      <w:r>
+        <w:rPr>
+          <w:rFonts w:ascii="Times New Roman" w:hAnsi="Times New Roman" w:cs="Times New Roman"/>
+        </w:rPr>
+        <w:t>‌</w:t>
+      </w:r>
+      <w:r>
+        <w:rPr>
+          <w:rtl/>
+        </w:rPr>
+        <w:t>ی بهتر از رزرو نوبت برای کاربران</w:t>
+      </w:r>
+    </w:p>
+    <w:p>
+      <w:pPr>
+        <w:spacing w:before="0" w:line="240" w:lineRule="auto"/>
+        <w:jc w:val="left"/>
+        <w:rPr>
+          <w:b/>
+          <w:bCs/>
+          <w:color w:val="00A2FF"/>
+          <w:lang w:bidi="fa-IR"/>
+        </w:rPr>
+      </w:pPr>
+    </w:p>
+    <w:p>
+      <w:pPr>
+        <w:pStyle w:val="ListParagraph"/>
+        <w:numPr>
+          <w:ilvl w:val="0"/>
+          <w:numId w:val="11"/>
+        </w:numPr>
+        <w:spacing w:before="0" w:line="240" w:lineRule="auto"/>
+        <w:jc w:val="left"/>
+        <w:rPr>
+          <w:b/>
+          <w:bCs/>
+          <w:color w:val="00A2FF"/>
+          <w:lang w:bidi="fa-IR"/>
+        </w:rPr>
+      </w:pPr>
+      <w:r>
+        <w:rPr>
+          <w:rtl/>
+        </w:rPr>
+        <w:t>کاهش ازدحام و زمان انتظار مراجعه</w:t>
+      </w:r>
+      <w:r>
+        <w:rPr>
+          <w:rFonts w:ascii="Times New Roman" w:hAnsi="Times New Roman" w:cs="Times New Roman"/>
+        </w:rPr>
+        <w:t>‌</w:t>
+      </w:r>
+      <w:r>
+        <w:rPr>
+          <w:rtl/>
+        </w:rPr>
+        <w:t>کنندگان با مدیریت دقیق</w:t>
+      </w:r>
+      <w:r>
+        <w:rPr>
+          <w:rFonts w:ascii="Times New Roman" w:hAnsi="Times New Roman" w:cs="Times New Roman"/>
+        </w:rPr>
+        <w:t>‌</w:t>
+      </w:r>
+      <w:r>
+        <w:rPr>
+          <w:rtl/>
+        </w:rPr>
+        <w:t>تر نوبت</w:t>
+      </w:r>
+      <w:r>
+        <w:rPr>
+          <w:rFonts w:ascii="Times New Roman" w:hAnsi="Times New Roman" w:cs="Times New Roman"/>
+        </w:rPr>
+        <w:t>‌</w:t>
+      </w:r>
+      <w:r>
+        <w:rPr>
+          <w:rtl/>
+        </w:rPr>
+        <w:t>ها</w:t>
+      </w:r>
+    </w:p>
+    <w:p>
+      <w:pPr>
+        <w:spacing w:before="0" w:line="240" w:lineRule="auto"/>
+        <w:jc w:val="left"/>
+        <w:rPr>
+          <w:b/>
+          <w:bCs/>
+          <w:color w:val="00A2FF"/>
+          <w:lang w:bidi="fa-IR"/>
+        </w:rPr>
+      </w:pPr>
+    </w:p>
+    <w:p>
+      <w:pPr>
+        <w:pStyle w:val="ListParagraph"/>
+        <w:numPr>
+          <w:ilvl w:val="0"/>
+          <w:numId w:val="11"/>
+        </w:numPr>
+        <w:spacing w:before="0" w:line="240" w:lineRule="auto"/>
+        <w:jc w:val="left"/>
+        <w:rPr>
+          <w:b/>
+          <w:bCs/>
+          <w:color w:val="00A2FF"/>
+          <w:lang w:bidi="fa-IR"/>
+        </w:rPr>
+      </w:pPr>
+      <w:r>
+        <w:rPr>
+          <w:rtl/>
+        </w:rPr>
+        <w:t>کاهش خطاهای انسانی در ثبت و مدیریت نوبت</w:t>
+      </w:r>
+      <w:r>
+        <w:rPr>
+          <w:rFonts w:ascii="Times New Roman" w:hAnsi="Times New Roman" w:cs="Times New Roman"/>
+        </w:rPr>
+        <w:t>‌</w:t>
+      </w:r>
+      <w:r>
+        <w:rPr>
+          <w:rtl/>
+        </w:rPr>
+        <w:t>ها نسبت به روش</w:t>
+      </w:r>
+      <w:r>
+        <w:rPr>
+          <w:rFonts w:ascii="Times New Roman" w:hAnsi="Times New Roman" w:cs="Times New Roman"/>
+        </w:rPr>
+        <w:t>‌</w:t>
+      </w:r>
+      <w:r>
+        <w:rPr>
+          <w:rtl/>
+        </w:rPr>
+        <w:t>های سنتی</w:t>
+      </w:r>
+    </w:p>
+    <w:p>
+      <w:pPr>
+        <w:spacing w:before="0" w:line="240" w:lineRule="auto"/>
+        <w:jc w:val="left"/>
+        <w:rPr>
+          <w:b/>
+          <w:bCs/>
+          <w:color w:val="00A2FF"/>
+          <w:lang w:bidi="fa-IR"/>
+        </w:rPr>
+      </w:pPr>
+    </w:p>
+    <w:p>
+      <w:pPr>
+        <w:pStyle w:val="ListParagraph"/>
+        <w:numPr>
+          <w:ilvl w:val="0"/>
+          <w:numId w:val="11"/>
+        </w:numPr>
+        <w:spacing w:before="0" w:line="240" w:lineRule="auto"/>
+        <w:jc w:val="left"/>
+        <w:rPr>
+          <w:b/>
+          <w:bCs/>
+          <w:color w:val="00A2FF"/>
+          <w:lang w:bidi="fa-IR"/>
+        </w:rPr>
+      </w:pPr>
+      <w:r>
+        <w:rPr>
+          <w:rtl/>
+        </w:rPr>
+        <w:t>کاهش هزینه</w:t>
+      </w:r>
+      <w:r>
+        <w:rPr>
+          <w:rFonts w:ascii="Times New Roman" w:hAnsi="Times New Roman" w:cs="Times New Roman"/>
+        </w:rPr>
+        <w:t>‌</w:t>
+      </w:r>
+      <w:r>
+        <w:rPr>
+          <w:rtl/>
+        </w:rPr>
+        <w:t>های نی</w:t>
+      </w:r>
+      <w:r>
+        <w:rPr>
+          <w:rFonts w:hint="cs"/>
+          <w:rtl/>
+        </w:rPr>
+        <w:t>روی</w:t>
+      </w:r>
+      <w:r>
+        <w:rPr>
+          <w:rtl/>
+        </w:rPr>
+        <w:t xml:space="preserve"> انسانی و زمانی مربوط به هماهنگی نوبت</w:t>
+      </w:r>
+      <w:r>
+        <w:rPr>
+          <w:rFonts w:ascii="Times New Roman" w:hAnsi="Times New Roman" w:cs="Times New Roman"/>
+        </w:rPr>
+        <w:t>‌</w:t>
+      </w:r>
+      <w:r>
+        <w:rPr>
+          <w:rtl/>
+        </w:rPr>
+        <w:t>ها</w:t>
+      </w:r>
+    </w:p>
+    <w:p>
+      <w:pPr>
+        <w:spacing w:before="0" w:line="240" w:lineRule="auto"/>
+        <w:jc w:val="left"/>
+        <w:rPr>
+          <w:b/>
+          <w:bCs/>
+          <w:color w:val="00A2FF"/>
+          <w:lang w:bidi="fa-IR"/>
+        </w:rPr>
+      </w:pPr>
+    </w:p>
+    <w:p>
+      <w:pPr>
+        <w:pStyle w:val="ListParagraph"/>
+        <w:numPr>
+          <w:ilvl w:val="0"/>
+          <w:numId w:val="11"/>
+        </w:numPr>
+        <w:spacing w:before="0" w:line="240" w:lineRule="auto"/>
+        <w:jc w:val="left"/>
+        <w:rPr>
+          <w:b/>
+          <w:bCs/>
+          <w:color w:val="00A2FF"/>
+          <w:lang w:bidi="fa-IR"/>
+        </w:rPr>
+      </w:pPr>
+      <w:r>
+        <w:rPr>
+          <w:rtl/>
+        </w:rPr>
+        <w:t>امکان مشاهده</w:t>
+      </w:r>
+      <w:r>
+        <w:rPr>
+          <w:rFonts w:ascii="Times New Roman" w:hAnsi="Times New Roman" w:cs="Times New Roman"/>
+        </w:rPr>
+        <w:t>‌</w:t>
+      </w:r>
+      <w:r>
+        <w:rPr>
+          <w:rtl/>
+        </w:rPr>
+        <w:t>ی امتیاز و اعتبار کسب</w:t>
+      </w:r>
+      <w:r>
+        <w:rPr>
+          <w:rFonts w:ascii="Times New Roman" w:hAnsi="Times New Roman" w:cs="Times New Roman"/>
+        </w:rPr>
+        <w:t>‌</w:t>
+      </w:r>
+      <w:r>
+        <w:rPr>
+          <w:rtl/>
+        </w:rPr>
+        <w:t>وکارها توسط کاربران</w:t>
+      </w:r>
+    </w:p>
+    <w:p>
+      <w:pPr>
+        <w:spacing w:before="0" w:line="240" w:lineRule="auto"/>
+        <w:jc w:val="left"/>
+        <w:rPr>
+          <w:b/>
+          <w:bCs/>
+          <w:color w:val="00A2FF"/>
+          <w:lang w:bidi="fa-IR"/>
+        </w:rPr>
+      </w:pPr>
+    </w:p>
+    <w:p>
+      <w:pPr>
+        <w:pStyle w:val="ListParagraph"/>
+        <w:numPr>
+          <w:ilvl w:val="0"/>
+          <w:numId w:val="11"/>
+        </w:numPr>
+        <w:spacing w:before="0" w:line="240" w:lineRule="auto"/>
+        <w:jc w:val="left"/>
+        <w:rPr>
+          <w:b/>
+          <w:bCs/>
+          <w:color w:val="00A2FF"/>
+          <w:lang w:bidi="fa-IR"/>
+        </w:rPr>
+      </w:pPr>
+      <w:r>
+        <w:rPr>
+          <w:rtl/>
+        </w:rPr>
+        <w:t>مدیریت متمرکز و آسان نوبت</w:t>
+      </w:r>
+      <w:r>
+        <w:rPr>
+          <w:rFonts w:ascii="Times New Roman" w:hAnsi="Times New Roman" w:cs="Times New Roman"/>
+        </w:rPr>
+        <w:t>‌</w:t>
+      </w:r>
+      <w:r>
+        <w:rPr>
+          <w:rtl/>
+        </w:rPr>
+        <w:t>ها برای صاحبان کسب</w:t>
+      </w:r>
+      <w:r>
+        <w:rPr>
+          <w:rFonts w:ascii="Times New Roman" w:hAnsi="Times New Roman" w:cs="Times New Roman"/>
+        </w:rPr>
+        <w:t>‌</w:t>
+      </w:r>
+      <w:r>
+        <w:rPr>
+          <w:rtl/>
+        </w:rPr>
+        <w:t>وکار از طریق یک پنل اختصاصی</w:t>
+      </w:r>
+    </w:p>
+    <w:p>
+      <w:pPr>
+        <w:spacing w:before="0" w:line="240" w:lineRule="auto"/>
+        <w:jc w:val="left"/>
+        <w:rPr>
+          <w:b/>
+          <w:bCs/>
+          <w:color w:val="00A2FF"/>
+          <w:lang w:bidi="fa-IR"/>
+        </w:rPr>
+      </w:pPr>
+    </w:p>
+    <w:p>
+      <w:pPr>
+        <w:pStyle w:val="ListParagraph"/>
+        <w:numPr>
+          <w:ilvl w:val="0"/>
+          <w:numId w:val="11"/>
+        </w:numPr>
+        <w:spacing w:before="0" w:line="240" w:lineRule="auto"/>
+        <w:jc w:val="left"/>
+        <w:rPr>
+          <w:b/>
+          <w:bCs/>
+          <w:color w:val="00A2FF"/>
+          <w:lang w:bidi="fa-IR"/>
+        </w:rPr>
+      </w:pPr>
+      <w:r>
+        <w:rPr>
+          <w:rtl/>
+        </w:rPr>
+        <w:t>افزایش سرعت در ارائه خدمات و پاسخ به درخواست</w:t>
+      </w:r>
+      <w:r>
+        <w:rPr>
+          <w:rFonts w:ascii="Times New Roman" w:hAnsi="Times New Roman" w:cs="Times New Roman"/>
+        </w:rPr>
+        <w:t>‌</w:t>
+      </w:r>
+      <w:r>
+        <w:rPr>
+          <w:rtl/>
+        </w:rPr>
+        <w:t>های مشتریان</w:t>
+      </w:r>
+    </w:p>
+    <w:p>
+      <w:pPr>
+        <w:pStyle w:val="ListParagraph"/>
+        <w:numPr>
+          <w:ilvl w:val="0"/>
+          <w:numId w:val="11"/>
+        </w:numPr>
         <w:spacing w:before="0" w:line="240" w:lineRule="auto"/>
         <w:jc w:val="left"/>
         <w:rPr>
@@ -4408,12 +4976,9 @@
     <w:p>
       <w:pPr>
         <w:pStyle w:val="Heading1"/>
-        <w:rPr>
-          <w:rFonts w:hint="cs"/>
-        </w:rPr>
-      </w:pPr>
-      <w:bookmarkStart w:id="3" w:name="_Hlk233397996"/>
-      <w:bookmarkStart w:id="4" w:name="_Toc233399279"/>
+      </w:pPr>
+      <w:bookmarkStart w:id="3" w:name="_Toc233399279"/>
+      <w:bookmarkStart w:id="4" w:name="_Hlk233397996"/>
       <w:r>
         <w:rPr>
           <w:rFonts w:hint="cs"/>
@@ -4425,9 +4990,9 @@
       <w:r>
         <w:t>System Summary</w:t>
       </w:r>
-      <w:bookmarkEnd w:id="4"/>
+      <w:bookmarkEnd w:id="3"/>
     </w:p>
-    <w:bookmarkEnd w:id="3"/>
+    <w:bookmarkEnd w:id="4"/>
     <w:p>
       <w:pPr>
         <w:bidi w:val="0"/>
@@ -5371,7 +5936,7 @@
 </file>
 
 <file path=word/endnotes.xml><?xml version="1.0" encoding="utf-8"?>
-<w:endnotes xmlns:wpc="http://schemas.microsoft.com/office/word/2010/wordprocessingCanvas" xmlns:cx="http://schemas.microsoft.com/office/drawing/2014/chartex" xmlns:cx1="http://schemas.microsoft.com/office/drawing/2015/9/8/chartex" xmlns:cx2="http://schemas.microsoft.com/office/drawing/2015/10/21/chartex" xmlns:cx3="http://schemas.microsoft.com/office/drawing/2016/5/9/chartex" xmlns:cx4="http://schemas.microsoft.com/office/drawing/2016/5/10/chartex" xmlns:cx5="http://schemas.microsoft.com/office/drawing/2016/5/11/chartex" xmlns:cx6="http://schemas.microsoft.com/office/drawing/2016/5/12/chartex" xmlns:cx7="http://schemas.microsoft.com/office/drawing/2016/5/13/chartex" xmlns:cx8="http://schemas.microsoft.com/office/drawing/2016/5/14/chartex" xmlns:mc="http://schemas.openxmlformats.org/markup-compatibility/2006" xmlns:aink="http://schemas.microsoft.com/office/drawing/2016/ink" xmlns:am3d="http://schemas.microsoft.com/office/drawing/2017/model3d" xmlns:o="urn:schemas-microsoft-com:office:office" xmlns:oel="http://schemas.microsoft.com/office/2019/extlst" xmlns:r="http://schemas.openxmlformats.org/officeDocument/2006/relationships" xmlns:m="http://schemas.openxmlformats.org/officeDocument/2006/math" xmlns:v="urn:schemas-microsoft-com:vml" xmlns:wp14="http://schemas.microsoft.com/office/word/2010/wordprocessingDrawing" xmlns:wp="http://schemas.openxmlformats.org/drawingml/2006/wordprocessingDrawing" xmlns:w10="urn:schemas-microsoft-com:office:word" xmlns:w="http://schemas.openxmlformats.org/wordprocessingml/2006/main" xmlns:w14="http://schemas.microsoft.com/office/word/2010/wordml" xmlns:w15="http://schemas.microsoft.com/office/word/2012/wordml" xmlns:w16cex="http://schemas.microsoft.com/office/word/2018/wordml/cex" xmlns:w16cid="http://schemas.microsoft.com/office/word/2016/wordml/cid" xmlns:w16="http://schemas.microsoft.com/office/word/2018/wordml" xmlns:w16sdtdh="http://schemas.microsoft.com/office/word/2020/wordml/sdtdatahash" xmlns:w16se="http://schemas.microsoft.com/office/word/2015/wordml/symex" xmlns:wpg="http://schemas.microsoft.com/office/word/2010/wordprocessingGroup" xmlns:wpi="http://schemas.microsoft.com/office/word/2010/wordprocessingInk" xmlns:wne="http://schemas.microsoft.com/office/word/2006/wordml" xmlns:wps="http://schemas.microsoft.com/office/word/2010/wordprocessingShape" mc:Ignorable="w14 w15 w16se w16cid w16 w16cex w16sdtdh wp14">
+<w:endnotes xmlns:wpc="http://schemas.microsoft.com/office/word/2010/wordprocessingCanvas" xmlns:cx="http://schemas.microsoft.com/office/drawing/2014/chartex" xmlns:cx1="http://schemas.microsoft.com/office/drawing/2015/9/8/chartex" xmlns:cx2="http://schemas.microsoft.com/office/drawing/2015/10/21/chartex" xmlns:cx3="http://schemas.microsoft.com/office/drawing/2016/5/9/chartex" xmlns:cx4="http://schemas.microsoft.com/office/drawing/2016/5/10/chartex" xmlns:cx5="http://schemas.microsoft.com/office/drawing/2016/5/11/chartex" xmlns:cx6="http://schemas.microsoft.com/office/drawing/2016/5/12/chartex" xmlns:cx7="http://schemas.microsoft.com/office/drawing/2016/5/13/chartex" xmlns:cx8="http://schemas.microsoft.com/office/drawing/2016/5/14/chartex" xmlns:mc="http://schemas.openxmlformats.org/markup-compatibility/2006" xmlns:aink="http://schemas.microsoft.com/office/drawing/2016/ink" xmlns:am3d="http://schemas.microsoft.com/office/drawing/2017/model3d" xmlns:o="urn:schemas-microsoft-com:office:office" xmlns:r="http://schemas.openxmlformats.org/officeDocument/2006/relationships" xmlns:m="http://schemas.openxmlformats.org/officeDocument/2006/math" xmlns:v="urn:schemas-microsoft-com:vml" xmlns:wp14="http://schemas.microsoft.com/office/word/2010/wordprocessingDrawing" xmlns:wp="http://schemas.openxmlformats.org/drawingml/2006/wordprocessingDrawing" xmlns:w10="urn:schemas-microsoft-com:office:word" xmlns:w="http://schemas.openxmlformats.org/wordprocessingml/2006/main" xmlns:w14="http://schemas.microsoft.com/office/word/2010/wordml" xmlns:w15="http://schemas.microsoft.com/office/word/2012/wordml" xmlns:w16cex="http://schemas.microsoft.com/office/word/2018/wordml/cex" xmlns:w16cid="http://schemas.microsoft.com/office/word/2016/wordml/cid" xmlns:w16="http://schemas.microsoft.com/office/word/2018/wordml" xmlns:w16sdtdh="http://schemas.microsoft.com/office/word/2020/wordml/sdtdatahash" xmlns:w16se="http://schemas.microsoft.com/office/word/2015/wordml/symex" xmlns:wpg="http://schemas.microsoft.com/office/word/2010/wordprocessingGroup" xmlns:wpi="http://schemas.microsoft.com/office/word/2010/wordprocessingInk" xmlns:wne="http://schemas.microsoft.com/office/word/2006/wordml" xmlns:wps="http://schemas.microsoft.com/office/word/2010/wordprocessingShape" mc:Ignorable="w14 w15 w16se w16cid w16 w16cex w16sdtdh wp14">
   <w:endnote w:type="separator" w:id="-1">
     <w:p>
       <w:r>
@@ -5392,7 +5957,7 @@
 </file>
 
 <file path=word/footer1.xml><?xml version="1.0" encoding="utf-8"?>
-<w:ftr xmlns:wpc="http://schemas.microsoft.com/office/word/2010/wordprocessingCanvas" xmlns:cx="http://schemas.microsoft.com/office/drawing/2014/chartex" xmlns:cx1="http://schemas.microsoft.com/office/drawing/2015/9/8/chartex" xmlns:cx2="http://schemas.microsoft.com/office/drawing/2015/10/21/chartex" xmlns:cx3="http://schemas.microsoft.com/office/drawing/2016/5/9/chartex" xmlns:cx4="http://schemas.microsoft.com/office/drawing/2016/5/10/chartex" xmlns:cx5="http://schemas.microsoft.com/office/drawing/2016/5/11/chartex" xmlns:cx6="http://schemas.microsoft.com/office/drawing/2016/5/12/chartex" xmlns:cx7="http://schemas.microsoft.com/office/drawing/2016/5/13/chartex" xmlns:cx8="http://schemas.microsoft.com/office/drawing/2016/5/14/chartex" xmlns:mc="http://schemas.openxmlformats.org/markup-compatibility/2006" xmlns:aink="http://schemas.microsoft.com/office/drawing/2016/ink" xmlns:am3d="http://schemas.microsoft.com/office/drawing/2017/model3d" xmlns:o="urn:schemas-microsoft-com:office:office" xmlns:oel="http://schemas.microsoft.com/office/2019/extlst" xmlns:r="http://schemas.openxmlformats.org/officeDocument/2006/relationships" xmlns:m="http://schemas.openxmlformats.org/officeDocument/2006/math" xmlns:v="urn:schemas-microsoft-com:vml" xmlns:wp14="http://schemas.microsoft.com/office/word/2010/wordprocessingDrawing" xmlns:wp="http://schemas.openxmlformats.org/drawingml/2006/wordprocessingDrawing" xmlns:w10="urn:schemas-microsoft-com:office:word" xmlns:w="http://schemas.openxmlformats.org/wordprocessingml/2006/main" xmlns:w14="http://schemas.microsoft.com/office/word/2010/wordml" xmlns:w15="http://schemas.microsoft.com/office/word/2012/wordml" xmlns:w16cex="http://schemas.microsoft.com/office/word/2018/wordml/cex" xmlns:w16cid="http://schemas.microsoft.com/office/word/2016/wordml/cid" xmlns:w16="http://schemas.microsoft.com/office/word/2018/wordml" xmlns:w16sdtdh="http://schemas.microsoft.com/office/word/2020/wordml/sdtdatahash" xmlns:w16se="http://schemas.microsoft.com/office/word/2015/wordml/symex" xmlns:wpg="http://schemas.microsoft.com/office/word/2010/wordprocessingGroup" xmlns:wpi="http://schemas.microsoft.com/office/word/2010/wordprocessingInk" xmlns:wne="http://schemas.microsoft.com/office/word/2006/wordml" xmlns:wps="http://schemas.microsoft.com/office/word/2010/wordprocessingShape" mc:Ignorable="w14 w15 w16se w16cid w16 w16cex w16sdtdh wp14">
+<w:ftr xmlns:wpc="http://schemas.microsoft.com/office/word/2010/wordprocessingCanvas" xmlns:cx="http://schemas.microsoft.com/office/drawing/2014/chartex" xmlns:cx1="http://schemas.microsoft.com/office/drawing/2015/9/8/chartex" xmlns:cx2="http://schemas.microsoft.com/office/drawing/2015/10/21/chartex" xmlns:cx3="http://schemas.microsoft.com/office/drawing/2016/5/9/chartex" xmlns:cx4="http://schemas.microsoft.com/office/drawing/2016/5/10/chartex" xmlns:cx5="http://schemas.microsoft.com/office/drawing/2016/5/11/chartex" xmlns:cx6="http://schemas.microsoft.com/office/drawing/2016/5/12/chartex" xmlns:cx7="http://schemas.microsoft.com/office/drawing/2016/5/13/chartex" xmlns:cx8="http://schemas.microsoft.com/office/drawing/2016/5/14/chartex" xmlns:mc="http://schemas.openxmlformats.org/markup-compatibility/2006" xmlns:aink="http://schemas.microsoft.com/office/drawing/2016/ink" xmlns:am3d="http://schemas.microsoft.com/office/drawing/2017/model3d" xmlns:o="urn:schemas-microsoft-com:office:office" xmlns:r="http://schemas.openxmlformats.org/officeDocument/2006/relationships" xmlns:m="http://schemas.openxmlformats.org/officeDocument/2006/math" xmlns:v="urn:schemas-microsoft-com:vml" xmlns:wp14="http://schemas.microsoft.com/office/word/2010/wordprocessingDrawing" xmlns:wp="http://schemas.openxmlformats.org/drawingml/2006/wordprocessingDrawing" xmlns:w10="urn:schemas-microsoft-com:office:word" xmlns:w="http://schemas.openxmlformats.org/wordprocessingml/2006/main" xmlns:w14="http://schemas.microsoft.com/office/word/2010/wordml" xmlns:w15="http://schemas.microsoft.com/office/word/2012/wordml" xmlns:w16cex="http://schemas.microsoft.com/office/word/2018/wordml/cex" xmlns:w16cid="http://schemas.microsoft.com/office/word/2016/wordml/cid" xmlns:w16="http://schemas.microsoft.com/office/word/2018/wordml" xmlns:w16sdtdh="http://schemas.microsoft.com/office/word/2020/wordml/sdtdatahash" xmlns:w16se="http://schemas.microsoft.com/office/word/2015/wordml/symex" xmlns:wpg="http://schemas.microsoft.com/office/word/2010/wordprocessingGroup" xmlns:wpi="http://schemas.microsoft.com/office/word/2010/wordprocessingInk" xmlns:wne="http://schemas.microsoft.com/office/word/2006/wordml" xmlns:wps="http://schemas.microsoft.com/office/word/2010/wordprocessingShape" mc:Ignorable="w14 w15 w16se w16cid w16 w16cex w16sdtdh wp14">
   <w:p>
     <w:pPr>
       <w:pStyle w:val="HeaderFooter"/>
@@ -5429,7 +5994,7 @@
 </file>
 
 <file path=word/footnotes.xml><?xml version="1.0" encoding="utf-8"?>
-<w:footnotes xmlns:wpc="http://schemas.microsoft.com/office/word/2010/wordprocessingCanvas" xmlns:cx="http://schemas.microsoft.com/office/drawing/2014/chartex" xmlns:cx1="http://schemas.microsoft.com/office/drawing/2015/9/8/chartex" xmlns:cx2="http://schemas.microsoft.com/office/drawing/2015/10/21/chartex" xmlns:cx3="http://schemas.microsoft.com/office/drawing/2016/5/9/chartex" xmlns:cx4="http://schemas.microsoft.com/office/drawing/2016/5/10/chartex" xmlns:cx5="http://schemas.microsoft.com/office/drawing/2016/5/11/chartex" xmlns:cx6="http://schemas.microsoft.com/office/drawing/2016/5/12/chartex" xmlns:cx7="http://schemas.microsoft.com/office/drawing/2016/5/13/chartex" xmlns:cx8="http://schemas.microsoft.com/office/drawing/2016/5/14/chartex" xmlns:mc="http://schemas.openxmlformats.org/markup-compatibility/2006" xmlns:aink="http://schemas.microsoft.com/office/drawing/2016/ink" xmlns:am3d="http://schemas.microsoft.com/office/drawing/2017/model3d" xmlns:o="urn:schemas-microsoft-com:office:office" xmlns:oel="http://schemas.microsoft.com/office/2019/extlst" xmlns:r="http://schemas.openxmlformats.org/officeDocument/2006/relationships" xmlns:m="http://schemas.openxmlformats.org/officeDocument/2006/math" xmlns:v="urn:schemas-microsoft-com:vml" xmlns:wp14="http://schemas.microsoft.com/office/word/2010/wordprocessingDrawing" xmlns:wp="http://schemas.openxmlformats.org/drawingml/2006/wordprocessingDrawing" xmlns:w10="urn:schemas-microsoft-com:office:word" xmlns:w="http://schemas.openxmlformats.org/wordprocessingml/2006/main" xmlns:w14="http://schemas.microsoft.com/office/word/2010/wordml" xmlns:w15="http://schemas.microsoft.com/office/word/2012/wordml" xmlns:w16cex="http://schemas.microsoft.com/office/word/2018/wordml/cex" xmlns:w16cid="http://schemas.microsoft.com/office/word/2016/wordml/cid" xmlns:w16="http://schemas.microsoft.com/office/word/2018/wordml" xmlns:w16sdtdh="http://schemas.microsoft.com/office/word/2020/wordml/sdtdatahash" xmlns:w16se="http://schemas.microsoft.com/office/word/2015/wordml/symex" xmlns:wpg="http://schemas.microsoft.com/office/word/2010/wordprocessingGroup" xmlns:wpi="http://schemas.microsoft.com/office/word/2010/wordprocessingInk" xmlns:wne="http://schemas.microsoft.com/office/word/2006/wordml" xmlns:wps="http://schemas.microsoft.com/office/word/2010/wordprocessingShape" mc:Ignorable="w14 w15 w16se w16cid w16 w16cex w16sdtdh wp14">
+<w:footnotes xmlns:wpc="http://schemas.microsoft.com/office/word/2010/wordprocessingCanvas" xmlns:cx="http://schemas.microsoft.com/office/drawing/2014/chartex" xmlns:cx1="http://schemas.microsoft.com/office/drawing/2015/9/8/chartex" xmlns:cx2="http://schemas.microsoft.com/office/drawing/2015/10/21/chartex" xmlns:cx3="http://schemas.microsoft.com/office/drawing/2016/5/9/chartex" xmlns:cx4="http://schemas.microsoft.com/office/drawing/2016/5/10/chartex" xmlns:cx5="http://schemas.microsoft.com/office/drawing/2016/5/11/chartex" xmlns:cx6="http://schemas.microsoft.com/office/drawing/2016/5/12/chartex" xmlns:cx7="http://schemas.microsoft.com/office/drawing/2016/5/13/chartex" xmlns:cx8="http://schemas.microsoft.com/office/drawing/2016/5/14/chartex" xmlns:mc="http://schemas.openxmlformats.org/markup-compatibility/2006" xmlns:aink="http://schemas.microsoft.com/office/drawing/2016/ink" xmlns:am3d="http://schemas.microsoft.com/office/drawing/2017/model3d" xmlns:o="urn:schemas-microsoft-com:office:office" xmlns:r="http://schemas.openxmlformats.org/officeDocument/2006/relationships" xmlns:m="http://schemas.openxmlformats.org/officeDocument/2006/math" xmlns:v="urn:schemas-microsoft-com:vml" xmlns:wp14="http://schemas.microsoft.com/office/word/2010/wordprocessingDrawing" xmlns:wp="http://schemas.openxmlformats.org/drawingml/2006/wordprocessingDrawing" xmlns:w10="urn:schemas-microsoft-com:office:word" xmlns:w="http://schemas.openxmlformats.org/wordprocessingml/2006/main" xmlns:w14="http://schemas.microsoft.com/office/word/2010/wordml" xmlns:w15="http://schemas.microsoft.com/office/word/2012/wordml" xmlns:w16cex="http://schemas.microsoft.com/office/word/2018/wordml/cex" xmlns:w16cid="http://schemas.microsoft.com/office/word/2016/wordml/cid" xmlns:w16="http://schemas.microsoft.com/office/word/2018/wordml" xmlns:w16sdtdh="http://schemas.microsoft.com/office/word/2020/wordml/sdtdatahash" xmlns:w16se="http://schemas.microsoft.com/office/word/2015/wordml/symex" xmlns:wpg="http://schemas.microsoft.com/office/word/2010/wordprocessingGroup" xmlns:wpi="http://schemas.microsoft.com/office/word/2010/wordprocessingInk" xmlns:wne="http://schemas.microsoft.com/office/word/2006/wordml" xmlns:wps="http://schemas.microsoft.com/office/word/2010/wordprocessingShape" mc:Ignorable="w14 w15 w16se w16cid w16 w16cex w16sdtdh wp14">
   <w:footnote w:type="separator" w:id="-1">
     <w:p>
       <w:r>
@@ -5450,7 +6015,7 @@
 </file>
 
 <file path=word/header1.xml><?xml version="1.0" encoding="utf-8"?>
-<w:hdr xmlns:wpc="http://schemas.microsoft.com/office/word/2010/wordprocessingCanvas" xmlns:cx="http://schemas.microsoft.com/office/drawing/2014/chartex" xmlns:cx1="http://schemas.microsoft.com/office/drawing/2015/9/8/chartex" xmlns:cx2="http://schemas.microsoft.com/office/drawing/2015/10/21/chartex" xmlns:cx3="http://schemas.microsoft.com/office/drawing/2016/5/9/chartex" xmlns:cx4="http://schemas.microsoft.com/office/drawing/2016/5/10/chartex" xmlns:cx5="http://schemas.microsoft.com/office/drawing/2016/5/11/chartex" xmlns:cx6="http://schemas.microsoft.com/office/drawing/2016/5/12/chartex" xmlns:cx7="http://schemas.microsoft.com/office/drawing/2016/5/13/chartex" xmlns:cx8="http://schemas.microsoft.com/office/drawing/2016/5/14/chartex" xmlns:mc="http://schemas.openxmlformats.org/markup-compatibility/2006" xmlns:aink="http://schemas.microsoft.com/office/drawing/2016/ink" xmlns:am3d="http://schemas.microsoft.com/office/drawing/2017/model3d" xmlns:o="urn:schemas-microsoft-com:office:office" xmlns:oel="http://schemas.microsoft.com/office/2019/extlst" xmlns:r="http://schemas.openxmlformats.org/officeDocument/2006/relationships" xmlns:m="http://schemas.openxmlformats.org/officeDocument/2006/math" xmlns:v="urn:schemas-microsoft-com:vml" xmlns:wp14="http://schemas.microsoft.com/office/word/2010/wordprocessingDrawing" xmlns:wp="http://schemas.openxmlformats.org/drawingml/2006/wordprocessingDrawing" xmlns:w10="urn:schemas-microsoft-com:office:word" xmlns:w="http://schemas.openxmlformats.org/wordprocessingml/2006/main" xmlns:w14="http://schemas.microsoft.com/office/word/2010/wordml" xmlns:w15="http://schemas.microsoft.com/office/word/2012/wordml" xmlns:w16cex="http://schemas.microsoft.com/office/word/2018/wordml/cex" xmlns:w16cid="http://schemas.microsoft.com/office/word/2016/wordml/cid" xmlns:w16="http://schemas.microsoft.com/office/word/2018/wordml" xmlns:w16sdtdh="http://schemas.microsoft.com/office/word/2020/wordml/sdtdatahash" xmlns:w16se="http://schemas.microsoft.com/office/word/2015/wordml/symex" xmlns:wpg="http://schemas.microsoft.com/office/word/2010/wordprocessingGroup" xmlns:wpi="http://schemas.microsoft.com/office/word/2010/wordprocessingInk" xmlns:wne="http://schemas.microsoft.com/office/word/2006/wordml" xmlns:wps="http://schemas.microsoft.com/office/word/2010/wordprocessingShape" mc:Ignorable="w14 w15 w16se w16cid w16 w16cex w16sdtdh wp14">
+<w:hdr xmlns:wpc="http://schemas.microsoft.com/office/word/2010/wordprocessingCanvas" xmlns:cx="http://schemas.microsoft.com/office/drawing/2014/chartex" xmlns:cx1="http://schemas.microsoft.com/office/drawing/2015/9/8/chartex" xmlns:cx2="http://schemas.microsoft.com/office/drawing/2015/10/21/chartex" xmlns:cx3="http://schemas.microsoft.com/office/drawing/2016/5/9/chartex" xmlns:cx4="http://schemas.microsoft.com/office/drawing/2016/5/10/chartex" xmlns:cx5="http://schemas.microsoft.com/office/drawing/2016/5/11/chartex" xmlns:cx6="http://schemas.microsoft.com/office/drawing/2016/5/12/chartex" xmlns:cx7="http://schemas.microsoft.com/office/drawing/2016/5/13/chartex" xmlns:cx8="http://schemas.microsoft.com/office/drawing/2016/5/14/chartex" xmlns:mc="http://schemas.openxmlformats.org/markup-compatibility/2006" xmlns:aink="http://schemas.microsoft.com/office/drawing/2016/ink" xmlns:am3d="http://schemas.microsoft.com/office/drawing/2017/model3d" xmlns:o="urn:schemas-microsoft-com:office:office" xmlns:r="http://schemas.openxmlformats.org/officeDocument/2006/relationships" xmlns:m="http://schemas.openxmlformats.org/officeDocument/2006/math" xmlns:v="urn:schemas-microsoft-com:vml" xmlns:wp14="http://schemas.microsoft.com/office/word/2010/wordprocessingDrawing" xmlns:wp="http://schemas.openxmlformats.org/drawingml/2006/wordprocessingDrawing" xmlns:w10="urn:schemas-microsoft-com:office:word" xmlns:w="http://schemas.openxmlformats.org/wordprocessingml/2006/main" xmlns:w14="http://schemas.microsoft.com/office/word/2010/wordml" xmlns:w15="http://schemas.microsoft.com/office/word/2012/wordml" xmlns:w16cex="http://schemas.microsoft.com/office/word/2018/wordml/cex" xmlns:w16cid="http://schemas.microsoft.com/office/word/2016/wordml/cid" xmlns:w16="http://schemas.microsoft.com/office/word/2018/wordml" xmlns:w16sdtdh="http://schemas.microsoft.com/office/word/2020/wordml/sdtdatahash" xmlns:w16se="http://schemas.microsoft.com/office/word/2015/wordml/symex" xmlns:wpg="http://schemas.microsoft.com/office/word/2010/wordprocessingGroup" xmlns:wpi="http://schemas.microsoft.com/office/word/2010/wordprocessingInk" xmlns:wne="http://schemas.microsoft.com/office/word/2006/wordml" xmlns:wps="http://schemas.microsoft.com/office/word/2010/wordprocessingShape" mc:Ignorable="w14 w15 w16se w16cid w16 w16cex w16sdtdh wp14">
   <w:p>
     <w:pPr>
       <w:pStyle w:val="HeaderFooter"/>
@@ -5488,8 +6053,285 @@
 </file>
 
 <file path=word/numbering.xml><?xml version="1.0" encoding="utf-8"?>
-<w:numbering xmlns:wpc="http://schemas.microsoft.com/office/word/2010/wordprocessingCanvas" xmlns:cx="http://schemas.microsoft.com/office/drawing/2014/chartex" xmlns:cx1="http://schemas.microsoft.com/office/drawing/2015/9/8/chartex" xmlns:cx2="http://schemas.microsoft.com/office/drawing/2015/10/21/chartex" xmlns:cx3="http://schemas.microsoft.com/office/drawing/2016/5/9/chartex" xmlns:cx4="http://schemas.microsoft.com/office/drawing/2016/5/10/chartex" xmlns:cx5="http://schemas.microsoft.com/office/drawing/2016/5/11/chartex" xmlns:cx6="http://schemas.microsoft.com/office/drawing/2016/5/12/chartex" xmlns:cx7="http://schemas.microsoft.com/office/drawing/2016/5/13/chartex" xmlns:cx8="http://schemas.microsoft.com/office/drawing/2016/5/14/chartex" xmlns:mc="http://schemas.openxmlformats.org/markup-compatibility/2006" xmlns:aink="http://schemas.microsoft.com/office/drawing/2016/ink" xmlns:am3d="http://schemas.microsoft.com/office/drawing/2017/model3d" xmlns:o="urn:schemas-microsoft-com:office:office" xmlns:oel="http://schemas.microsoft.com/office/2019/extlst" xmlns:r="http://schemas.openxmlformats.org/officeDocument/2006/relationships" xmlns:m="http://schemas.openxmlformats.org/officeDocument/2006/math" xmlns:v="urn:schemas-microsoft-com:vml" xmlns:wp14="http://schemas.microsoft.com/office/word/2010/wordprocessingDrawing" xmlns:wp="http://schemas.openxmlformats.org/drawingml/2006/wordprocessingDrawing" xmlns:w10="urn:schemas-microsoft-com:office:word" xmlns:w="http://schemas.openxmlformats.org/wordprocessingml/2006/main" xmlns:w14="http://schemas.microsoft.com/office/word/2010/wordml" xmlns:w15="http://schemas.microsoft.com/office/word/2012/wordml" xmlns:w16cex="http://schemas.microsoft.com/office/word/2018/wordml/cex" xmlns:w16cid="http://schemas.microsoft.com/office/word/2016/wordml/cid" xmlns:w16="http://schemas.microsoft.com/office/word/2018/wordml" xmlns:w16sdtdh="http://schemas.microsoft.com/office/word/2020/wordml/sdtdatahash" xmlns:w16se="http://schemas.microsoft.com/office/word/2015/wordml/symex" xmlns:wpg="http://schemas.microsoft.com/office/word/2010/wordprocessingGroup" xmlns:wpi="http://schemas.microsoft.com/office/word/2010/wordprocessingInk" xmlns:wne="http://schemas.microsoft.com/office/word/2006/wordml" xmlns:wps="http://schemas.microsoft.com/office/word/2010/wordprocessingShape" mc:Ignorable="w14 w15 w16se w16cid w16 w16cex w16sdtdh wp14">
+<w:numbering xmlns:wpc="http://schemas.microsoft.com/office/word/2010/wordprocessingCanvas" xmlns:cx="http://schemas.microsoft.com/office/drawing/2014/chartex" xmlns:cx1="http://schemas.microsoft.com/office/drawing/2015/9/8/chartex" xmlns:cx2="http://schemas.microsoft.com/office/drawing/2015/10/21/chartex" xmlns:cx3="http://schemas.microsoft.com/office/drawing/2016/5/9/chartex" xmlns:cx4="http://schemas.microsoft.com/office/drawing/2016/5/10/chartex" xmlns:cx5="http://schemas.microsoft.com/office/drawing/2016/5/11/chartex" xmlns:cx6="http://schemas.microsoft.com/office/drawing/2016/5/12/chartex" xmlns:cx7="http://schemas.microsoft.com/office/drawing/2016/5/13/chartex" xmlns:cx8="http://schemas.microsoft.com/office/drawing/2016/5/14/chartex" xmlns:mc="http://schemas.openxmlformats.org/markup-compatibility/2006" xmlns:aink="http://schemas.microsoft.com/office/drawing/2016/ink" xmlns:am3d="http://schemas.microsoft.com/office/drawing/2017/model3d" xmlns:o="urn:schemas-microsoft-com:office:office" xmlns:r="http://schemas.openxmlformats.org/officeDocument/2006/relationships" xmlns:m="http://schemas.openxmlformats.org/officeDocument/2006/math" xmlns:v="urn:schemas-microsoft-com:vml" xmlns:wp14="http://schemas.microsoft.com/office/word/2010/wordprocessingDrawing" xmlns:wp="http://schemas.openxmlformats.org/drawingml/2006/wordprocessingDrawing" xmlns:w10="urn:schemas-microsoft-com:office:word" xmlns:w="http://schemas.openxmlformats.org/wordprocessingml/2006/main" xmlns:w14="http://schemas.microsoft.com/office/word/2010/wordml" xmlns:w15="http://schemas.microsoft.com/office/word/2012/wordml" xmlns:w16cex="http://schemas.microsoft.com/office/word/2018/wordml/cex" xmlns:w16cid="http://schemas.microsoft.com/office/word/2016/wordml/cid" xmlns:w16="http://schemas.microsoft.com/office/word/2018/wordml" xmlns:w16sdtdh="http://schemas.microsoft.com/office/word/2020/wordml/sdtdatahash" xmlns:w16se="http://schemas.microsoft.com/office/word/2015/wordml/symex" xmlns:wpg="http://schemas.microsoft.com/office/word/2010/wordprocessingGroup" xmlns:wpi="http://schemas.microsoft.com/office/word/2010/wordprocessingInk" xmlns:wne="http://schemas.microsoft.com/office/word/2006/wordml" xmlns:wps="http://schemas.microsoft.com/office/word/2010/wordprocessingShape" mc:Ignorable="w14 w15 w16se w16cid w16 w16cex w16sdtdh wp14">
   <w:abstractNum w:abstractNumId="0" w15:restartNumberingAfterBreak="0">
+    <w:nsid w:val="060472DB"/>
+    <w:multiLevelType w:val="hybridMultilevel"/>
+    <w:tmpl w:val="898C56CA"/>
+    <w:lvl w:ilvl="0" w:tplc="E230EB6E">
+      <w:start w:val="1"/>
+      <w:numFmt w:val="decimal"/>
+      <w:lvlText w:val="%1."/>
+      <w:lvlJc w:val="left"/>
+      <w:pPr>
+        <w:ind w:left="720" w:hanging="360"/>
+      </w:pPr>
+      <w:rPr>
+        <w:rFonts w:hint="default"/>
+        <w:b w:val="0"/>
+        <w:color w:val="000000"/>
+        <w:sz w:val="22"/>
+      </w:rPr>
+    </w:lvl>
+    <w:lvl w:ilvl="1" w:tplc="04090019" w:tentative="1">
+      <w:start w:val="1"/>
+      <w:numFmt w:val="lowerLetter"/>
+      <w:lvlText w:val="%2."/>
+      <w:lvlJc w:val="left"/>
+      <w:pPr>
+        <w:ind w:left="1440" w:hanging="360"/>
+      </w:pPr>
+    </w:lvl>
+    <w:lvl w:ilvl="2" w:tplc="0409001B" w:tentative="1">
+      <w:start w:val="1"/>
+      <w:numFmt w:val="lowerRoman"/>
+      <w:lvlText w:val="%3."/>
+      <w:lvlJc w:val="right"/>
+      <w:pPr>
+        <w:ind w:left="2160" w:hanging="180"/>
+      </w:pPr>
+    </w:lvl>
+    <w:lvl w:ilvl="3" w:tplc="0409000F" w:tentative="1">
+      <w:start w:val="1"/>
+      <w:numFmt w:val="decimal"/>
+      <w:lvlText w:val="%4."/>
+      <w:lvlJc w:val="left"/>
+      <w:pPr>
+        <w:ind w:left="2880" w:hanging="360"/>
+      </w:pPr>
+    </w:lvl>
+    <w:lvl w:ilvl="4" w:tplc="04090019" w:tentative="1">
+      <w:start w:val="1"/>
+      <w:numFmt w:val="lowerLetter"/>
+      <w:lvlText w:val="%5."/>
+      <w:lvlJc w:val="left"/>
+      <w:pPr>
+        <w:ind w:left="3600" w:hanging="360"/>
+      </w:pPr>
+    </w:lvl>
+    <w:lvl w:ilvl="5" w:tplc="0409001B" w:tentative="1">
+      <w:start w:val="1"/>
+      <w:numFmt w:val="lowerRoman"/>
+      <w:lvlText w:val="%6."/>
+      <w:lvlJc w:val="right"/>
+      <w:pPr>
+        <w:ind w:left="4320" w:hanging="180"/>
+      </w:pPr>
+    </w:lvl>
+    <w:lvl w:ilvl="6" w:tplc="0409000F" w:tentative="1">
+      <w:start w:val="1"/>
+      <w:numFmt w:val="decimal"/>
+      <w:lvlText w:val="%7."/>
+      <w:lvlJc w:val="left"/>
+      <w:pPr>
+        <w:ind w:left="5040" w:hanging="360"/>
+      </w:pPr>
+    </w:lvl>
+    <w:lvl w:ilvl="7" w:tplc="04090019" w:tentative="1">
+      <w:start w:val="1"/>
+      <w:numFmt w:val="lowerLetter"/>
+      <w:lvlText w:val="%8."/>
+      <w:lvlJc w:val="left"/>
+      <w:pPr>
+        <w:ind w:left="5760" w:hanging="360"/>
+      </w:pPr>
+    </w:lvl>
+    <w:lvl w:ilvl="8" w:tplc="0409001B" w:tentative="1">
+      <w:start w:val="1"/>
+      <w:numFmt w:val="lowerRoman"/>
+      <w:lvlText w:val="%9."/>
+      <w:lvlJc w:val="right"/>
+      <w:pPr>
+        <w:ind w:left="6480" w:hanging="180"/>
+      </w:pPr>
+    </w:lvl>
+  </w:abstractNum>
+  <w:abstractNum w:abstractNumId="1" w15:restartNumberingAfterBreak="0">
+    <w:nsid w:val="189E2E28"/>
+    <w:multiLevelType w:val="hybridMultilevel"/>
+    <w:tmpl w:val="438E016C"/>
+    <w:lvl w:ilvl="0" w:tplc="FE3E2D80">
+      <w:start w:val="1"/>
+      <w:numFmt w:val="decimal"/>
+      <w:lvlText w:val="%1-"/>
+      <w:lvlJc w:val="left"/>
+      <w:pPr>
+        <w:ind w:left="1080" w:hanging="720"/>
+      </w:pPr>
+      <w:rPr>
+        <w:rFonts w:hint="default"/>
+        <w:b w:val="0"/>
+        <w:color w:val="000000"/>
+        <w:sz w:val="24"/>
+        <w:szCs w:val="24"/>
+      </w:rPr>
+    </w:lvl>
+    <w:lvl w:ilvl="1" w:tplc="04090019" w:tentative="1">
+      <w:start w:val="1"/>
+      <w:numFmt w:val="lowerLetter"/>
+      <w:lvlText w:val="%2."/>
+      <w:lvlJc w:val="left"/>
+      <w:pPr>
+        <w:ind w:left="1440" w:hanging="360"/>
+      </w:pPr>
+    </w:lvl>
+    <w:lvl w:ilvl="2" w:tplc="0409001B" w:tentative="1">
+      <w:start w:val="1"/>
+      <w:numFmt w:val="lowerRoman"/>
+      <w:lvlText w:val="%3."/>
+      <w:lvlJc w:val="right"/>
+      <w:pPr>
+        <w:ind w:left="2160" w:hanging="180"/>
+      </w:pPr>
+    </w:lvl>
+    <w:lvl w:ilvl="3" w:tplc="0409000F" w:tentative="1">
+      <w:start w:val="1"/>
+      <w:numFmt w:val="decimal"/>
+      <w:lvlText w:val="%4."/>
+      <w:lvlJc w:val="left"/>
+      <w:pPr>
+        <w:ind w:left="2880" w:hanging="360"/>
+      </w:pPr>
+    </w:lvl>
+    <w:lvl w:ilvl="4" w:tplc="04090019" w:tentative="1">
+      <w:start w:val="1"/>
+      <w:numFmt w:val="lowerLetter"/>
+      <w:lvlText w:val="%5."/>
+      <w:lvlJc w:val="left"/>
+      <w:pPr>
+        <w:ind w:left="3600" w:hanging="360"/>
+      </w:pPr>
+    </w:lvl>
+    <w:lvl w:ilvl="5" w:tplc="0409001B" w:tentative="1">
+      <w:start w:val="1"/>
+      <w:numFmt w:val="lowerRoman"/>
+      <w:lvlText w:val="%6."/>
+      <w:lvlJc w:val="right"/>
+      <w:pPr>
+        <w:ind w:left="4320" w:hanging="180"/>
+      </w:pPr>
+    </w:lvl>
+    <w:lvl w:ilvl="6" w:tplc="0409000F" w:tentative="1">
+      <w:start w:val="1"/>
+      <w:numFmt w:val="decimal"/>
+      <w:lvlText w:val="%7."/>
+      <w:lvlJc w:val="left"/>
+      <w:pPr>
+        <w:ind w:left="5040" w:hanging="360"/>
+      </w:pPr>
+    </w:lvl>
+    <w:lvl w:ilvl="7" w:tplc="04090019" w:tentative="1">
+      <w:start w:val="1"/>
+      <w:numFmt w:val="lowerLetter"/>
+      <w:lvlText w:val="%8."/>
+      <w:lvlJc w:val="left"/>
+      <w:pPr>
+        <w:ind w:left="5760" w:hanging="360"/>
+      </w:pPr>
+    </w:lvl>
+    <w:lvl w:ilvl="8" w:tplc="0409001B" w:tentative="1">
+      <w:start w:val="1"/>
+      <w:numFmt w:val="lowerRoman"/>
+      <w:lvlText w:val="%9."/>
+      <w:lvlJc w:val="right"/>
+      <w:pPr>
+        <w:ind w:left="6480" w:hanging="180"/>
+      </w:pPr>
+    </w:lvl>
+  </w:abstractNum>
+  <w:abstractNum w:abstractNumId="2" w15:restartNumberingAfterBreak="0">
+    <w:nsid w:val="447042C5"/>
+    <w:multiLevelType w:val="hybridMultilevel"/>
+    <w:tmpl w:val="A36CDA0C"/>
+    <w:lvl w:ilvl="0" w:tplc="AA9CAFA4">
+      <w:start w:val="1"/>
+      <w:numFmt w:val="decimal"/>
+      <w:lvlText w:val="%1."/>
+      <w:lvlJc w:val="left"/>
+      <w:pPr>
+        <w:ind w:left="720" w:hanging="360"/>
+      </w:pPr>
+      <w:rPr>
+        <w:rFonts w:hint="default"/>
+        <w:b w:val="0"/>
+        <w:color w:val="000000"/>
+        <w:sz w:val="22"/>
+      </w:rPr>
+    </w:lvl>
+    <w:lvl w:ilvl="1" w:tplc="04090019" w:tentative="1">
+      <w:start w:val="1"/>
+      <w:numFmt w:val="lowerLetter"/>
+      <w:lvlText w:val="%2."/>
+      <w:lvlJc w:val="left"/>
+      <w:pPr>
+        <w:ind w:left="1440" w:hanging="360"/>
+      </w:pPr>
+    </w:lvl>
+    <w:lvl w:ilvl="2" w:tplc="0409001B" w:tentative="1">
+      <w:start w:val="1"/>
+      <w:numFmt w:val="lowerRoman"/>
+      <w:lvlText w:val="%3."/>
+      <w:lvlJc w:val="right"/>
+      <w:pPr>
+        <w:ind w:left="2160" w:hanging="180"/>
+      </w:pPr>
+    </w:lvl>
+    <w:lvl w:ilvl="3" w:tplc="0409000F" w:tentative="1">
+      <w:start w:val="1"/>
+      <w:numFmt w:val="decimal"/>
+      <w:lvlText w:val="%4."/>
+      <w:lvlJc w:val="left"/>
+      <w:pPr>
+        <w:ind w:left="2880" w:hanging="360"/>
+      </w:pPr>
+    </w:lvl>
+    <w:lvl w:ilvl="4" w:tplc="04090019" w:tentative="1">
+      <w:start w:val="1"/>
+      <w:numFmt w:val="lowerLetter"/>
+      <w:lvlText w:val="%5."/>
+      <w:lvlJc w:val="left"/>
+      <w:pPr>
+        <w:ind w:left="3600" w:hanging="360"/>
+      </w:pPr>
+    </w:lvl>
+    <w:lvl w:ilvl="5" w:tplc="0409001B" w:tentative="1">
+      <w:start w:val="1"/>
+      <w:numFmt w:val="lowerRoman"/>
+      <w:lvlText w:val="%6."/>
+      <w:lvlJc w:val="right"/>
+      <w:pPr>
+        <w:ind w:left="4320" w:hanging="180"/>
+      </w:pPr>
+    </w:lvl>
+    <w:lvl w:ilvl="6" w:tplc="0409000F" w:tentative="1">
+      <w:start w:val="1"/>
+      <w:numFmt w:val="decimal"/>
+      <w:lvlText w:val="%7."/>
+      <w:lvlJc w:val="left"/>
+      <w:pPr>
+        <w:ind w:left="5040" w:hanging="360"/>
+      </w:pPr>
+    </w:lvl>
+    <w:lvl w:ilvl="7" w:tplc="04090019" w:tentative="1">
+      <w:start w:val="1"/>
+      <w:numFmt w:val="lowerLetter"/>
+      <w:lvlText w:val="%8."/>
+      <w:lvlJc w:val="left"/>
+      <w:pPr>
+        <w:ind w:left="5760" w:hanging="360"/>
+      </w:pPr>
+    </w:lvl>
+    <w:lvl w:ilvl="8" w:tplc="0409001B" w:tentative="1">
+      <w:start w:val="1"/>
+      <w:numFmt w:val="lowerRoman"/>
+      <w:lvlText w:val="%9."/>
+      <w:lvlJc w:val="right"/>
+      <w:pPr>
+        <w:ind w:left="6480" w:hanging="180"/>
+      </w:pPr>
+    </w:lvl>
+  </w:abstractNum>
+  <w:abstractNum w:abstractNumId="3" w15:restartNumberingAfterBreak="0">
     <w:nsid w:val="5061530E"/>
     <w:multiLevelType w:val="hybridMultilevel"/>
     <w:tmpl w:val="A886C950"/>
@@ -5578,7 +6420,7 @@
       </w:pPr>
     </w:lvl>
   </w:abstractNum>
-  <w:abstractNum w:abstractNumId="1" w15:restartNumberingAfterBreak="0">
+  <w:abstractNum w:abstractNumId="4" w15:restartNumberingAfterBreak="0">
     <w:nsid w:val="58A4521E"/>
     <w:multiLevelType w:val="hybridMultilevel"/>
     <w:tmpl w:val="4190B3C0"/>
@@ -5691,7 +6533,7 @@
       </w:rPr>
     </w:lvl>
   </w:abstractNum>
-  <w:abstractNum w:abstractNumId="2" w15:restartNumberingAfterBreak="0">
+  <w:abstractNum w:abstractNumId="5" w15:restartNumberingAfterBreak="0">
     <w:nsid w:val="5A291053"/>
     <w:multiLevelType w:val="hybridMultilevel"/>
     <w:tmpl w:val="EBBE9508"/>
@@ -5777,7 +6619,100 @@
       </w:pPr>
     </w:lvl>
   </w:abstractNum>
-  <w:abstractNum w:abstractNumId="3" w15:restartNumberingAfterBreak="0">
+  <w:abstractNum w:abstractNumId="6" w15:restartNumberingAfterBreak="0">
+    <w:nsid w:val="5CA440D5"/>
+    <w:multiLevelType w:val="hybridMultilevel"/>
+    <w:tmpl w:val="C5F4CE26"/>
+    <w:lvl w:ilvl="0" w:tplc="3462DDD8">
+      <w:start w:val="1"/>
+      <w:numFmt w:val="decimal"/>
+      <w:lvlText w:val="%1."/>
+      <w:lvlJc w:val="left"/>
+      <w:pPr>
+        <w:ind w:left="720" w:hanging="360"/>
+      </w:pPr>
+      <w:rPr>
+        <w:rFonts w:hint="default"/>
+        <w:b w:val="0"/>
+        <w:color w:val="000000"/>
+        <w:sz w:val="24"/>
+        <w:szCs w:val="24"/>
+      </w:rPr>
+    </w:lvl>
+    <w:lvl w:ilvl="1" w:tplc="04090019" w:tentative="1">
+      <w:start w:val="1"/>
+      <w:numFmt w:val="lowerLetter"/>
+      <w:lvlText w:val="%2."/>
+      <w:lvlJc w:val="left"/>
+      <w:pPr>
+        <w:ind w:left="1440" w:hanging="360"/>
+      </w:pPr>
+    </w:lvl>
+    <w:lvl w:ilvl="2" w:tplc="0409001B" w:tentative="1">
+      <w:start w:val="1"/>
+      <w:numFmt w:val="lowerRoman"/>
+      <w:lvlText w:val="%3."/>
+      <w:lvlJc w:val="right"/>
+      <w:pPr>
+        <w:ind w:left="2160" w:hanging="180"/>
+      </w:pPr>
+    </w:lvl>
+    <w:lvl w:ilvl="3" w:tplc="0409000F" w:tentative="1">
+      <w:start w:val="1"/>
+      <w:numFmt w:val="decimal"/>
+      <w:lvlText w:val="%4."/>
+      <w:lvlJc w:val="left"/>
+      <w:pPr>
+        <w:ind w:left="2880" w:hanging="360"/>
+      </w:pPr>
+    </w:lvl>
+    <w:lvl w:ilvl="4" w:tplc="04090019" w:tentative="1">
+      <w:start w:val="1"/>
+      <w:numFmt w:val="lowerLetter"/>
+      <w:lvlText w:val="%5."/>
+      <w:lvlJc w:val="left"/>
+      <w:pPr>
+        <w:ind w:left="3600" w:hanging="360"/>
+      </w:pPr>
+    </w:lvl>
+    <w:lvl w:ilvl="5" w:tplc="0409001B" w:tentative="1">
+      <w:start w:val="1"/>
+      <w:numFmt w:val="lowerRoman"/>
+      <w:lvlText w:val="%6."/>
+      <w:lvlJc w:val="right"/>
+      <w:pPr>
+        <w:ind w:left="4320" w:hanging="180"/>
+      </w:pPr>
+    </w:lvl>
+    <w:lvl w:ilvl="6" w:tplc="0409000F" w:tentative="1">
+      <w:start w:val="1"/>
+      <w:numFmt w:val="decimal"/>
+      <w:lvlText w:val="%7."/>
+      <w:lvlJc w:val="left"/>
+      <w:pPr>
+        <w:ind w:left="5040" w:hanging="360"/>
+      </w:pPr>
+    </w:lvl>
+    <w:lvl w:ilvl="7" w:tplc="04090019" w:tentative="1">
+      <w:start w:val="1"/>
+      <w:numFmt w:val="lowerLetter"/>
+      <w:lvlText w:val="%8."/>
+      <w:lvlJc w:val="left"/>
+      <w:pPr>
+        <w:ind w:left="5760" w:hanging="360"/>
+      </w:pPr>
+    </w:lvl>
+    <w:lvl w:ilvl="8" w:tplc="0409001B" w:tentative="1">
+      <w:start w:val="1"/>
+      <w:numFmt w:val="lowerRoman"/>
+      <w:lvlText w:val="%9."/>
+      <w:lvlJc w:val="right"/>
+      <w:pPr>
+        <w:ind w:left="6480" w:hanging="180"/>
+      </w:pPr>
+    </w:lvl>
+  </w:abstractNum>
+  <w:abstractNum w:abstractNumId="7" w15:restartNumberingAfterBreak="0">
     <w:nsid w:val="67556A68"/>
     <w:multiLevelType w:val="hybridMultilevel"/>
     <w:tmpl w:val="EFD8CECE"/>
@@ -5890,7 +6825,191 @@
       </w:rPr>
     </w:lvl>
   </w:abstractNum>
-  <w:abstractNum w:abstractNumId="4" w15:restartNumberingAfterBreak="0">
+  <w:abstractNum w:abstractNumId="8" w15:restartNumberingAfterBreak="0">
+    <w:nsid w:val="6B404A2C"/>
+    <w:multiLevelType w:val="hybridMultilevel"/>
+    <w:tmpl w:val="012EB97C"/>
+    <w:lvl w:ilvl="0" w:tplc="A32A1F96">
+      <w:start w:val="1"/>
+      <w:numFmt w:val="decimal"/>
+      <w:lvlText w:val="%1."/>
+      <w:lvlJc w:val="left"/>
+      <w:pPr>
+        <w:ind w:left="720" w:hanging="360"/>
+      </w:pPr>
+      <w:rPr>
+        <w:rFonts w:hint="default"/>
+        <w:b w:val="0"/>
+        <w:color w:val="000000"/>
+        <w:sz w:val="22"/>
+      </w:rPr>
+    </w:lvl>
+    <w:lvl w:ilvl="1" w:tplc="04090019" w:tentative="1">
+      <w:start w:val="1"/>
+      <w:numFmt w:val="lowerLetter"/>
+      <w:lvlText w:val="%2."/>
+      <w:lvlJc w:val="left"/>
+      <w:pPr>
+        <w:ind w:left="1440" w:hanging="360"/>
+      </w:pPr>
+    </w:lvl>
+    <w:lvl w:ilvl="2" w:tplc="0409001B" w:tentative="1">
+      <w:start w:val="1"/>
+      <w:numFmt w:val="lowerRoman"/>
+      <w:lvlText w:val="%3."/>
+      <w:lvlJc w:val="right"/>
+      <w:pPr>
+        <w:ind w:left="2160" w:hanging="180"/>
+      </w:pPr>
+    </w:lvl>
+    <w:lvl w:ilvl="3" w:tplc="0409000F" w:tentative="1">
+      <w:start w:val="1"/>
+      <w:numFmt w:val="decimal"/>
+      <w:lvlText w:val="%4."/>
+      <w:lvlJc w:val="left"/>
+      <w:pPr>
+        <w:ind w:left="2880" w:hanging="360"/>
+      </w:pPr>
+    </w:lvl>
+    <w:lvl w:ilvl="4" w:tplc="04090019" w:tentative="1">
+      <w:start w:val="1"/>
+      <w:numFmt w:val="lowerLetter"/>
+      <w:lvlText w:val="%5."/>
+      <w:lvlJc w:val="left"/>
+      <w:pPr>
+        <w:ind w:left="3600" w:hanging="360"/>
+      </w:pPr>
+    </w:lvl>
+    <w:lvl w:ilvl="5" w:tplc="0409001B" w:tentative="1">
+      <w:start w:val="1"/>
+      <w:numFmt w:val="lowerRoman"/>
+      <w:lvlText w:val="%6."/>
+      <w:lvlJc w:val="right"/>
+      <w:pPr>
+        <w:ind w:left="4320" w:hanging="180"/>
+      </w:pPr>
+    </w:lvl>
+    <w:lvl w:ilvl="6" w:tplc="0409000F" w:tentative="1">
+      <w:start w:val="1"/>
+      <w:numFmt w:val="decimal"/>
+      <w:lvlText w:val="%7."/>
+      <w:lvlJc w:val="left"/>
+      <w:pPr>
+        <w:ind w:left="5040" w:hanging="360"/>
+      </w:pPr>
+    </w:lvl>
+    <w:lvl w:ilvl="7" w:tplc="04090019" w:tentative="1">
+      <w:start w:val="1"/>
+      <w:numFmt w:val="lowerLetter"/>
+      <w:lvlText w:val="%8."/>
+      <w:lvlJc w:val="left"/>
+      <w:pPr>
+        <w:ind w:left="5760" w:hanging="360"/>
+      </w:pPr>
+    </w:lvl>
+    <w:lvl w:ilvl="8" w:tplc="0409001B" w:tentative="1">
+      <w:start w:val="1"/>
+      <w:numFmt w:val="lowerRoman"/>
+      <w:lvlText w:val="%9."/>
+      <w:lvlJc w:val="right"/>
+      <w:pPr>
+        <w:ind w:left="6480" w:hanging="180"/>
+      </w:pPr>
+    </w:lvl>
+  </w:abstractNum>
+  <w:abstractNum w:abstractNumId="9" w15:restartNumberingAfterBreak="0">
+    <w:nsid w:val="747B745E"/>
+    <w:multiLevelType w:val="hybridMultilevel"/>
+    <w:tmpl w:val="15360DCA"/>
+    <w:lvl w:ilvl="0" w:tplc="235AA978">
+      <w:start w:val="1"/>
+      <w:numFmt w:val="decimal"/>
+      <w:lvlText w:val="%1."/>
+      <w:lvlJc w:val="left"/>
+      <w:pPr>
+        <w:ind w:left="720" w:hanging="360"/>
+      </w:pPr>
+      <w:rPr>
+        <w:rFonts w:hint="default"/>
+        <w:b w:val="0"/>
+        <w:color w:val="000000"/>
+        <w:sz w:val="22"/>
+      </w:rPr>
+    </w:lvl>
+    <w:lvl w:ilvl="1" w:tplc="04090019" w:tentative="1">
+      <w:start w:val="1"/>
+      <w:numFmt w:val="lowerLetter"/>
+      <w:lvlText w:val="%2."/>
+      <w:lvlJc w:val="left"/>
+      <w:pPr>
+        <w:ind w:left="1440" w:hanging="360"/>
+      </w:pPr>
+    </w:lvl>
+    <w:lvl w:ilvl="2" w:tplc="0409001B" w:tentative="1">
+      <w:start w:val="1"/>
+      <w:numFmt w:val="lowerRoman"/>
+      <w:lvlText w:val="%3."/>
+      <w:lvlJc w:val="right"/>
+      <w:pPr>
+        <w:ind w:left="2160" w:hanging="180"/>
+      </w:pPr>
+    </w:lvl>
+    <w:lvl w:ilvl="3" w:tplc="0409000F" w:tentative="1">
+      <w:start w:val="1"/>
+      <w:numFmt w:val="decimal"/>
+      <w:lvlText w:val="%4."/>
+      <w:lvlJc w:val="left"/>
+      <w:pPr>
+        <w:ind w:left="2880" w:hanging="360"/>
+      </w:pPr>
+    </w:lvl>
+    <w:lvl w:ilvl="4" w:tplc="04090019" w:tentative="1">
+      <w:start w:val="1"/>
+      <w:numFmt w:val="lowerLetter"/>
+      <w:lvlText w:val="%5."/>
+      <w:lvlJc w:val="left"/>
+      <w:pPr>
+        <w:ind w:left="3600" w:hanging="360"/>
+      </w:pPr>
+    </w:lvl>
+    <w:lvl w:ilvl="5" w:tplc="0409001B" w:tentative="1">
+      <w:start w:val="1"/>
+      <w:numFmt w:val="lowerRoman"/>
+      <w:lvlText w:val="%6."/>
+      <w:lvlJc w:val="right"/>
+      <w:pPr>
+        <w:ind w:left="4320" w:hanging="180"/>
+      </w:pPr>
+    </w:lvl>
+    <w:lvl w:ilvl="6" w:tplc="0409000F" w:tentative="1">
+      <w:start w:val="1"/>
+      <w:numFmt w:val="decimal"/>
+      <w:lvlText w:val="%7."/>
+      <w:lvlJc w:val="left"/>
+      <w:pPr>
+        <w:ind w:left="5040" w:hanging="360"/>
+      </w:pPr>
+    </w:lvl>
+    <w:lvl w:ilvl="7" w:tplc="04090019" w:tentative="1">
+      <w:start w:val="1"/>
+      <w:numFmt w:val="lowerLetter"/>
+      <w:lvlText w:val="%8."/>
+      <w:lvlJc w:val="left"/>
+      <w:pPr>
+        <w:ind w:left="5760" w:hanging="360"/>
+      </w:pPr>
+    </w:lvl>
+    <w:lvl w:ilvl="8" w:tplc="0409001B" w:tentative="1">
+      <w:start w:val="1"/>
+      <w:numFmt w:val="lowerRoman"/>
+      <w:lvlText w:val="%9."/>
+      <w:lvlJc w:val="right"/>
+      <w:pPr>
+        <w:ind w:left="6480" w:hanging="180"/>
+      </w:pPr>
+    </w:lvl>
+  </w:abstractNum>
+  <w:abstractNum w:abstractNumId="10" w15:restartNumberingAfterBreak="0">
     <w:nsid w:val="79ED38D8"/>
     <w:multiLevelType w:val="hybridMultilevel"/>
     <w:tmpl w:val="06ECFAAC"/>
@@ -5976,20 +7095,38 @@
       </w:pPr>
     </w:lvl>
   </w:abstractNum>
-  <w:num w:numId="1" w16cid:durableId="580529723">
+  <w:num w:numId="1">
+    <w:abstractNumId w:val="4"/>
+  </w:num>
+  <w:num w:numId="2">
+    <w:abstractNumId w:val="5"/>
+  </w:num>
+  <w:num w:numId="3">
+    <w:abstractNumId w:val="10"/>
+  </w:num>
+  <w:num w:numId="4">
+    <w:abstractNumId w:val="7"/>
+  </w:num>
+  <w:num w:numId="5">
+    <w:abstractNumId w:val="3"/>
+  </w:num>
+  <w:num w:numId="6">
+    <w:abstractNumId w:val="0"/>
+  </w:num>
+  <w:num w:numId="7">
+    <w:abstractNumId w:val="2"/>
+  </w:num>
+  <w:num w:numId="8">
+    <w:abstractNumId w:val="8"/>
+  </w:num>
+  <w:num w:numId="9">
     <w:abstractNumId w:val="1"/>
   </w:num>
-  <w:num w:numId="2" w16cid:durableId="1103454760">
-    <w:abstractNumId w:val="2"/>
+  <w:num w:numId="10">
+    <w:abstractNumId w:val="9"/>
   </w:num>
-  <w:num w:numId="3" w16cid:durableId="988897025">
-    <w:abstractNumId w:val="4"/>
-  </w:num>
-  <w:num w:numId="4" w16cid:durableId="241794348">
-    <w:abstractNumId w:val="3"/>
-  </w:num>
-  <w:num w:numId="5" w16cid:durableId="761492297">
-    <w:abstractNumId w:val="0"/>
+  <w:num w:numId="11">
+    <w:abstractNumId w:val="6"/>
   </w:num>
 </w:numbering>
 </file>
@@ -6492,6 +7629,7 @@
   <w:style w:type="character" w:default="1" w:styleId="DefaultParagraphFont">
     <w:name w:val="Default Paragraph Font"/>
     <w:uiPriority w:val="1"/>
+    <w:semiHidden/>
     <w:unhideWhenUsed/>
   </w:style>
   <w:style w:type="table" w:default="1" w:styleId="TableNormal">
@@ -7053,6 +8191,11 @@
         <w14:bevel/>
       </w14:textOutline>
     </w:rPr>
+  </w:style>
+  <w:style w:type="character" w:customStyle="1" w:styleId="p">
+    <w:name w:val="p"/>
+    <w:basedOn w:val="DefaultParagraphFont"/>
+    <w:rsid w:val="00B1078A"/>
   </w:style>
 </w:styles>
 </file>

--- a/Documentation/Analysis/System Proposal/System proposal.docx
+++ b/Documentation/Analysis/System Proposal/System proposal.docx
@@ -21,6 +21,14 @@
       </w:r>
       <w:r>
         <w:rPr>
+          <w:rFonts w:hint="cs"/>
+          <w:rtl/>
+          <w:lang w:bidi="fa-IR"/>
+        </w:rPr>
+        <w:t xml:space="preserve"> </w:t>
+      </w:r>
+      <w:r>
+        <w:rPr>
           <w:lang w:bidi="fa-IR"/>
         </w:rPr>
         <w:br w:type="page"/>
@@ -30,18 +38,8 @@
       <w:pPr>
         <w:bidi w:val="0"/>
         <w:spacing w:before="0" w:line="240" w:lineRule="auto"/>
-        <w:jc w:val="left"/>
-        <w:rPr>
-          <w:lang w:bidi="fa-IR"/>
-        </w:rPr>
-      </w:pPr>
-    </w:p>
-    <w:p>
-      <w:pPr>
-        <w:bidi w:val="0"/>
         <w:jc w:val="center"/>
         <w:rPr>
-          <w:rtl/>
           <w:lang w:bidi="fa-IR"/>
         </w:rPr>
       </w:pPr>
@@ -50,10 +48,11 @@
           <w:noProof/>
           <w:lang w:bidi="fa-IR"/>
         </w:rPr>
+        <w:lastRenderedPageBreak/>
         <w:drawing>
-          <wp:inline distT="0" distB="0" distL="0" distR="0" wp14:anchorId="3C7AD9FB" wp14:editId="50093E03">
-            <wp:extent cx="1816100" cy="2184400"/>
-            <wp:effectExtent l="0" t="0" r="0" b="0"/>
+          <wp:inline distT="0" distB="0" distL="0" distR="0" wp14:anchorId="67CFE4AB" wp14:editId="19BD451B">
+            <wp:extent cx="1004254" cy="1207914"/>
+            <wp:effectExtent l="0" t="0" r="5715" b="0"/>
             <wp:docPr id="1940279615" name="Picture 1"/>
             <wp:cNvGraphicFramePr>
               <a:graphicFrameLocks xmlns:a="http://schemas.openxmlformats.org/drawingml/2006/main" noChangeAspect="1"/>
@@ -74,7 +73,7 @@
                   <pic:spPr>
                     <a:xfrm>
                       <a:off x="0" y="0"/>
-                      <a:ext cx="1816100" cy="2184400"/>
+                      <a:ext cx="1021012" cy="1228071"/>
                     </a:xfrm>
                     <a:prstGeom prst="rect">
                       <a:avLst/>
@@ -89,43 +88,73 @@
     </w:p>
     <w:p>
       <w:pPr>
-        <w:bidi w:val="0"/>
-        <w:jc w:val="center"/>
-        <w:rPr>
-          <w:rtl/>
-          <w:lang w:bidi="fa-IR"/>
-        </w:rPr>
-      </w:pPr>
+        <w:pStyle w:val="Title"/>
+        <w:rPr>
+          <w:rtl/>
+          <w:lang w:bidi="fa-IR"/>
+        </w:rPr>
+      </w:pPr>
+      <w:r>
+        <w:rPr>
+          <w:rtl/>
+          <w:lang w:bidi="fa-IR"/>
+        </w:rPr>
+        <w:t>مستند</w:t>
+      </w:r>
+      <w:r>
+        <w:rPr>
+          <w:rFonts w:hint="cs"/>
+          <w:rtl/>
+          <w:lang w:bidi="fa-IR"/>
+        </w:rPr>
+        <w:t>ات</w:t>
+      </w:r>
+      <w:r>
+        <w:rPr>
+          <w:rtl/>
+          <w:lang w:bidi="fa-IR"/>
+        </w:rPr>
+        <w:t xml:space="preserve"> پروژه رزروسنتر</w:t>
+      </w:r>
     </w:p>
     <w:p>
       <w:pPr>
-        <w:pStyle w:val="Title"/>
-        <w:rPr>
-          <w:rtl/>
-          <w:lang w:bidi="fa-IR"/>
-        </w:rPr>
-      </w:pPr>
-      <w:r>
-        <w:rPr>
-          <w:rtl/>
-          <w:lang w:bidi="fa-IR"/>
-        </w:rPr>
-        <w:t>مستند پروژه رزروسنتر</w:t>
+        <w:jc w:val="center"/>
+        <w:rPr>
+          <w:lang w:bidi="fa-IR"/>
+        </w:rPr>
+      </w:pPr>
+      <w:r>
+        <w:rPr>
+          <w:rtl/>
+          <w:lang w:bidi="fa-IR"/>
+        </w:rPr>
+        <w:t>دانشکده فنی مهندسی: بخش مهندسی کامپیوتر</w:t>
       </w:r>
     </w:p>
     <w:p>
       <w:pPr>
         <w:jc w:val="center"/>
         <w:rPr>
-          <w:lang w:bidi="fa-IR"/>
-        </w:rPr>
-      </w:pPr>
-      <w:r>
-        <w:rPr>
-          <w:rtl/>
-          <w:lang w:bidi="fa-IR"/>
-        </w:rPr>
-        <w:t>دانشکده فنی مهندسی: بخش مهندسی کامپیوتر</w:t>
+          <w:rFonts w:hint="cs"/>
+          <w:rtl/>
+          <w:lang w:bidi="fa-IR"/>
+        </w:rPr>
+      </w:pPr>
+      <w:r>
+        <w:rPr>
+          <w:rtl/>
+          <w:lang w:bidi="fa-IR"/>
+        </w:rPr>
+        <w:t>عنوان پروژه</w:t>
+      </w:r>
+      <w:r>
+        <w:rPr>
+          <w:rFonts w:hint="cs"/>
+          <w:rtl/>
+          <w:lang w:bidi="fa-IR"/>
+        </w:rPr>
+        <w:t>:</w:t>
       </w:r>
     </w:p>
     <w:p>
@@ -135,141 +164,679 @@
           <w:lang w:bidi="fa-IR"/>
         </w:rPr>
       </w:pPr>
+      <w:r>
+        <w:rPr>
+          <w:rtl/>
+          <w:lang w:bidi="fa-IR"/>
+        </w:rPr>
+        <w:t xml:space="preserve">سامانه آنلاین </w:t>
+      </w:r>
+      <w:r>
+        <w:rPr>
+          <w:rFonts w:hint="cs"/>
+          <w:rtl/>
+          <w:lang w:bidi="fa-IR"/>
+        </w:rPr>
+        <w:t>مدیریت</w:t>
+      </w:r>
+      <w:r>
+        <w:rPr>
+          <w:rtl/>
+          <w:lang w:bidi="fa-IR"/>
+        </w:rPr>
+        <w:t xml:space="preserve"> نوبت کسب‌وکارهای خدماتی رزروسنتر</w:t>
+      </w:r>
     </w:p>
     <w:p>
       <w:pPr>
         <w:jc w:val="center"/>
         <w:rPr>
-          <w:rtl/>
-          <w:lang w:bidi="fa-IR"/>
-        </w:rPr>
-      </w:pPr>
-      <w:r>
-        <w:rPr>
-          <w:rtl/>
-          <w:lang w:bidi="fa-IR"/>
-        </w:rPr>
-        <w:t>عنوان پروژه</w:t>
+          <w:rFonts w:hint="cs"/>
+          <w:rtl/>
+          <w:lang w:bidi="fa-IR"/>
+        </w:rPr>
+      </w:pPr>
+      <w:r>
+        <w:rPr>
+          <w:rFonts w:hint="cs"/>
+          <w:rtl/>
+          <w:lang w:bidi="fa-IR"/>
+        </w:rPr>
+        <w:t>نام درس:</w:t>
+      </w:r>
+      <w:r>
+        <w:rPr>
+          <w:rFonts w:hint="cs"/>
+          <w:rtl/>
+          <w:lang w:bidi="fa-IR"/>
+        </w:rPr>
+        <w:t xml:space="preserve"> </w:t>
+      </w:r>
+      <w:r>
+        <w:rPr>
+          <w:rFonts w:hint="cs"/>
+          <w:rtl/>
+          <w:lang w:bidi="fa-IR"/>
+        </w:rPr>
+        <w:t>تحلیل و طراحی سیستم‌ها</w:t>
       </w:r>
     </w:p>
     <w:p>
       <w:pPr>
         <w:jc w:val="center"/>
         <w:rPr>
-          <w:lang w:bidi="fa-IR"/>
-        </w:rPr>
-      </w:pPr>
-      <w:r>
-        <w:rPr>
-          <w:rtl/>
-          <w:lang w:bidi="fa-IR"/>
-        </w:rPr>
-        <w:t>سامانه آنلاین رزرو نوبت کسب‌وکارهای خدماتی رزروسنتر</w:t>
-      </w:r>
+          <w:rFonts w:hint="cs"/>
+          <w:rtl/>
+          <w:lang w:bidi="fa-IR"/>
+        </w:rPr>
+      </w:pPr>
+      <w:r>
+        <w:rPr>
+          <w:rFonts w:hint="cs"/>
+          <w:rtl/>
+          <w:lang w:bidi="fa-IR"/>
+        </w:rPr>
+        <w:t>نام استاد: دکتر مهدیه قزوینی‌</w:t>
+      </w:r>
+    </w:p>
+    <w:tbl>
+      <w:tblPr>
+        <w:tblStyle w:val="TableGrid"/>
+        <w:bidiVisual/>
+        <w:tblW w:w="0" w:type="auto"/>
+        <w:tblBorders>
+          <w:top w:val="none" w:sz="0" w:space="0" w:color="auto"/>
+          <w:left w:val="none" w:sz="0" w:space="0" w:color="auto"/>
+          <w:bottom w:val="none" w:sz="0" w:space="0" w:color="auto"/>
+          <w:right w:val="none" w:sz="0" w:space="0" w:color="auto"/>
+          <w:insideH w:val="none" w:sz="0" w:space="0" w:color="auto"/>
+          <w:insideV w:val="single" w:sz="24" w:space="0" w:color="auto"/>
+        </w:tblBorders>
+        <w:tblLook w:val="04A0" w:firstRow="1" w:lastRow="0" w:firstColumn="1" w:lastColumn="0" w:noHBand="0" w:noVBand="1"/>
+      </w:tblPr>
+      <w:tblGrid>
+        <w:gridCol w:w="4675"/>
+        <w:gridCol w:w="4675"/>
+      </w:tblGrid>
+      <w:tr>
+        <w:tc>
+          <w:tcPr>
+            <w:tcW w:w="4675" w:type="dxa"/>
+          </w:tcPr>
+          <w:p>
+            <w:pPr>
+              <w:pBdr>
+                <w:top w:val="none" w:sz="0" w:space="0" w:color="auto"/>
+                <w:left w:val="none" w:sz="0" w:space="0" w:color="auto"/>
+                <w:bottom w:val="none" w:sz="0" w:space="0" w:color="auto"/>
+                <w:right w:val="none" w:sz="0" w:space="0" w:color="auto"/>
+                <w:between w:val="none" w:sz="0" w:space="0" w:color="auto"/>
+                <w:bar w:val="none" w:sz="0" w:color="auto"/>
+              </w:pBdr>
+              <w:jc w:val="center"/>
+              <w:rPr>
+                <w:rtl/>
+                <w:lang w:bidi="fa-IR"/>
+              </w:rPr>
+            </w:pPr>
+            <w:r>
+              <w:rPr>
+                <w:rFonts w:hint="cs"/>
+                <w:rtl/>
+                <w:lang w:bidi="fa-IR"/>
+              </w:rPr>
+              <w:t>اعضای گروه</w:t>
+            </w:r>
+            <w:r>
+              <w:rPr>
+                <w:rFonts w:hint="cs"/>
+                <w:rtl/>
+                <w:lang w:bidi="fa-IR"/>
+              </w:rPr>
+              <w:t>:</w:t>
+            </w:r>
+          </w:p>
+        </w:tc>
+        <w:tc>
+          <w:tcPr>
+            <w:tcW w:w="4675" w:type="dxa"/>
+          </w:tcPr>
+          <w:p>
+            <w:pPr>
+              <w:pBdr>
+                <w:top w:val="none" w:sz="0" w:space="0" w:color="auto"/>
+                <w:left w:val="none" w:sz="0" w:space="0" w:color="auto"/>
+                <w:bottom w:val="none" w:sz="0" w:space="0" w:color="auto"/>
+                <w:right w:val="none" w:sz="0" w:space="0" w:color="auto"/>
+                <w:between w:val="none" w:sz="0" w:space="0" w:color="auto"/>
+                <w:bar w:val="none" w:sz="0" w:color="auto"/>
+              </w:pBdr>
+              <w:jc w:val="center"/>
+              <w:rPr>
+                <w:rtl/>
+                <w:lang w:bidi="fa-IR"/>
+              </w:rPr>
+            </w:pPr>
+            <w:r>
+              <w:rPr>
+                <w:rFonts w:hint="cs"/>
+                <w:rtl/>
+                <w:lang w:bidi="fa-IR"/>
+              </w:rPr>
+              <w:t>شماره</w:t>
+            </w:r>
+            <w:r>
+              <w:rPr>
+                <w:rFonts w:hint="cs"/>
+                <w:rtl/>
+                <w:lang w:bidi="fa-IR"/>
+              </w:rPr>
+              <w:t>‌های</w:t>
+            </w:r>
+            <w:r>
+              <w:rPr>
+                <w:rFonts w:hint="cs"/>
+                <w:rtl/>
+                <w:lang w:bidi="fa-IR"/>
+              </w:rPr>
+              <w:t xml:space="preserve"> دانشجویی</w:t>
+            </w:r>
+            <w:r>
+              <w:rPr>
+                <w:rFonts w:hint="cs"/>
+                <w:rtl/>
+                <w:lang w:bidi="fa-IR"/>
+              </w:rPr>
+              <w:t>:</w:t>
+            </w:r>
+          </w:p>
+        </w:tc>
+      </w:tr>
+      <w:tr>
+        <w:tc>
+          <w:tcPr>
+            <w:tcW w:w="4675" w:type="dxa"/>
+          </w:tcPr>
+          <w:p>
+            <w:pPr>
+              <w:pBdr>
+                <w:top w:val="none" w:sz="0" w:space="0" w:color="auto"/>
+                <w:left w:val="none" w:sz="0" w:space="0" w:color="auto"/>
+                <w:bottom w:val="none" w:sz="0" w:space="0" w:color="auto"/>
+                <w:right w:val="none" w:sz="0" w:space="0" w:color="auto"/>
+                <w:between w:val="none" w:sz="0" w:space="0" w:color="auto"/>
+                <w:bar w:val="none" w:sz="0" w:color="auto"/>
+              </w:pBdr>
+              <w:jc w:val="center"/>
+              <w:rPr>
+                <w:rFonts w:hint="cs"/>
+                <w:rtl/>
+                <w:lang w:bidi="fa-IR"/>
+              </w:rPr>
+            </w:pPr>
+            <w:r>
+              <w:rPr>
+                <w:rFonts w:hint="cs"/>
+                <w:rtl/>
+                <w:lang w:bidi="fa-IR"/>
+              </w:rPr>
+              <w:t>سجاد صباغ کرمانی (سرگروه)</w:t>
+            </w:r>
+          </w:p>
+        </w:tc>
+        <w:tc>
+          <w:tcPr>
+            <w:tcW w:w="4675" w:type="dxa"/>
+          </w:tcPr>
+          <w:p>
+            <w:pPr>
+              <w:pBdr>
+                <w:top w:val="none" w:sz="0" w:space="0" w:color="auto"/>
+                <w:left w:val="none" w:sz="0" w:space="0" w:color="auto"/>
+                <w:bottom w:val="none" w:sz="0" w:space="0" w:color="auto"/>
+                <w:right w:val="none" w:sz="0" w:space="0" w:color="auto"/>
+                <w:between w:val="none" w:sz="0" w:space="0" w:color="auto"/>
+                <w:bar w:val="none" w:sz="0" w:color="auto"/>
+              </w:pBdr>
+              <w:jc w:val="center"/>
+              <w:rPr>
+                <w:lang w:bidi="fa-IR"/>
+              </w:rPr>
+            </w:pPr>
+          </w:p>
+        </w:tc>
+      </w:tr>
+      <w:tr>
+        <w:tc>
+          <w:tcPr>
+            <w:tcW w:w="4675" w:type="dxa"/>
+          </w:tcPr>
+          <w:p>
+            <w:pPr>
+              <w:pBdr>
+                <w:top w:val="none" w:sz="0" w:space="0" w:color="auto"/>
+                <w:left w:val="none" w:sz="0" w:space="0" w:color="auto"/>
+                <w:bottom w:val="none" w:sz="0" w:space="0" w:color="auto"/>
+                <w:right w:val="none" w:sz="0" w:space="0" w:color="auto"/>
+                <w:between w:val="none" w:sz="0" w:space="0" w:color="auto"/>
+                <w:bar w:val="none" w:sz="0" w:color="auto"/>
+              </w:pBdr>
+              <w:jc w:val="center"/>
+              <w:rPr>
+                <w:rtl/>
+                <w:lang w:bidi="fa-IR"/>
+              </w:rPr>
+            </w:pPr>
+            <w:r>
+              <w:rPr>
+                <w:rFonts w:hint="eastAsia"/>
+                <w:rtl/>
+              </w:rPr>
+              <w:t>ابوالفضل</w:t>
+            </w:r>
+            <w:r>
+              <w:rPr>
+                <w:rtl/>
+              </w:rPr>
+              <w:t xml:space="preserve"> </w:t>
+            </w:r>
+            <w:r>
+              <w:rPr>
+                <w:rFonts w:hint="eastAsia"/>
+                <w:rtl/>
+              </w:rPr>
+              <w:t>وز</w:t>
+            </w:r>
+            <w:r>
+              <w:rPr>
+                <w:rFonts w:hint="cs"/>
+                <w:rtl/>
+              </w:rPr>
+              <w:t>ی</w:t>
+            </w:r>
+            <w:r>
+              <w:rPr>
+                <w:rFonts w:hint="eastAsia"/>
+                <w:rtl/>
+              </w:rPr>
+              <w:t>ر</w:t>
+            </w:r>
+            <w:r>
+              <w:rPr>
+                <w:rFonts w:hint="cs"/>
+                <w:rtl/>
+              </w:rPr>
+              <w:t>ی</w:t>
+            </w:r>
+          </w:p>
+        </w:tc>
+        <w:tc>
+          <w:tcPr>
+            <w:tcW w:w="4675" w:type="dxa"/>
+          </w:tcPr>
+          <w:p>
+            <w:pPr>
+              <w:pBdr>
+                <w:top w:val="none" w:sz="0" w:space="0" w:color="auto"/>
+                <w:left w:val="none" w:sz="0" w:space="0" w:color="auto"/>
+                <w:bottom w:val="none" w:sz="0" w:space="0" w:color="auto"/>
+                <w:right w:val="none" w:sz="0" w:space="0" w:color="auto"/>
+                <w:between w:val="none" w:sz="0" w:space="0" w:color="auto"/>
+                <w:bar w:val="none" w:sz="0" w:color="auto"/>
+              </w:pBdr>
+              <w:jc w:val="center"/>
+              <w:rPr>
+                <w:lang w:bidi="fa-IR"/>
+              </w:rPr>
+            </w:pPr>
+          </w:p>
+        </w:tc>
+      </w:tr>
+      <w:tr>
+        <w:tc>
+          <w:tcPr>
+            <w:tcW w:w="4675" w:type="dxa"/>
+          </w:tcPr>
+          <w:p>
+            <w:pPr>
+              <w:pBdr>
+                <w:top w:val="none" w:sz="0" w:space="0" w:color="auto"/>
+                <w:left w:val="none" w:sz="0" w:space="0" w:color="auto"/>
+                <w:bottom w:val="none" w:sz="0" w:space="0" w:color="auto"/>
+                <w:right w:val="none" w:sz="0" w:space="0" w:color="auto"/>
+                <w:between w:val="none" w:sz="0" w:space="0" w:color="auto"/>
+                <w:bar w:val="none" w:sz="0" w:color="auto"/>
+              </w:pBdr>
+              <w:jc w:val="center"/>
+              <w:rPr>
+                <w:rtl/>
+                <w:lang w:bidi="fa-IR"/>
+              </w:rPr>
+            </w:pPr>
+            <w:r>
+              <w:rPr>
+                <w:rFonts w:hint="eastAsia"/>
+                <w:rtl/>
+              </w:rPr>
+              <w:t>حامد</w:t>
+            </w:r>
+            <w:r>
+              <w:rPr>
+                <w:rtl/>
+              </w:rPr>
+              <w:t xml:space="preserve"> </w:t>
+            </w:r>
+            <w:r>
+              <w:rPr>
+                <w:rFonts w:hint="cs"/>
+                <w:rtl/>
+              </w:rPr>
+              <w:t>ی</w:t>
+            </w:r>
+            <w:r>
+              <w:rPr>
+                <w:rFonts w:hint="eastAsia"/>
+                <w:rtl/>
+              </w:rPr>
+              <w:t>زد</w:t>
+            </w:r>
+            <w:r>
+              <w:rPr>
+                <w:rFonts w:hint="cs"/>
+                <w:rtl/>
+              </w:rPr>
+              <w:t>ی</w:t>
+            </w:r>
+            <w:r>
+              <w:rPr>
+                <w:rFonts w:hint="eastAsia"/>
+                <w:rtl/>
+              </w:rPr>
+              <w:t>‌زاده</w:t>
+            </w:r>
+          </w:p>
+        </w:tc>
+        <w:tc>
+          <w:tcPr>
+            <w:tcW w:w="4675" w:type="dxa"/>
+          </w:tcPr>
+          <w:p>
+            <w:pPr>
+              <w:pBdr>
+                <w:top w:val="none" w:sz="0" w:space="0" w:color="auto"/>
+                <w:left w:val="none" w:sz="0" w:space="0" w:color="auto"/>
+                <w:bottom w:val="none" w:sz="0" w:space="0" w:color="auto"/>
+                <w:right w:val="none" w:sz="0" w:space="0" w:color="auto"/>
+                <w:between w:val="none" w:sz="0" w:space="0" w:color="auto"/>
+                <w:bar w:val="none" w:sz="0" w:color="auto"/>
+              </w:pBdr>
+              <w:jc w:val="center"/>
+              <w:rPr>
+                <w:rtl/>
+                <w:lang w:bidi="fa-IR"/>
+              </w:rPr>
+            </w:pPr>
+          </w:p>
+        </w:tc>
+      </w:tr>
+      <w:tr>
+        <w:tc>
+          <w:tcPr>
+            <w:tcW w:w="4675" w:type="dxa"/>
+          </w:tcPr>
+          <w:p>
+            <w:pPr>
+              <w:pBdr>
+                <w:top w:val="none" w:sz="0" w:space="0" w:color="auto"/>
+                <w:left w:val="none" w:sz="0" w:space="0" w:color="auto"/>
+                <w:bottom w:val="none" w:sz="0" w:space="0" w:color="auto"/>
+                <w:right w:val="none" w:sz="0" w:space="0" w:color="auto"/>
+                <w:between w:val="none" w:sz="0" w:space="0" w:color="auto"/>
+                <w:bar w:val="none" w:sz="0" w:color="auto"/>
+              </w:pBdr>
+              <w:jc w:val="center"/>
+              <w:rPr>
+                <w:rtl/>
+                <w:lang w:bidi="fa-IR"/>
+              </w:rPr>
+            </w:pPr>
+            <w:r>
+              <w:rPr>
+                <w:rFonts w:hint="eastAsia"/>
+                <w:rtl/>
+              </w:rPr>
+              <w:t>عل</w:t>
+            </w:r>
+            <w:r>
+              <w:rPr>
+                <w:rFonts w:hint="cs"/>
+                <w:rtl/>
+              </w:rPr>
+              <w:t>ی</w:t>
+            </w:r>
+            <w:r>
+              <w:rPr>
+                <w:rtl/>
+              </w:rPr>
+              <w:t xml:space="preserve"> </w:t>
+            </w:r>
+            <w:r>
+              <w:rPr>
+                <w:rFonts w:hint="eastAsia"/>
+                <w:rtl/>
+              </w:rPr>
+              <w:t>اد</w:t>
+            </w:r>
+            <w:r>
+              <w:rPr>
+                <w:rFonts w:hint="cs"/>
+                <w:rtl/>
+              </w:rPr>
+              <w:t>ی</w:t>
+            </w:r>
+            <w:r>
+              <w:rPr>
+                <w:rFonts w:hint="eastAsia"/>
+                <w:rtl/>
+              </w:rPr>
+              <w:t>ب</w:t>
+            </w:r>
+            <w:r>
+              <w:rPr>
+                <w:rtl/>
+              </w:rPr>
+              <w:t xml:space="preserve"> </w:t>
+            </w:r>
+            <w:r>
+              <w:rPr>
+                <w:rFonts w:hint="eastAsia"/>
+                <w:rtl/>
+              </w:rPr>
+              <w:t>رضو</w:t>
+            </w:r>
+            <w:r>
+              <w:rPr>
+                <w:rFonts w:hint="cs"/>
+                <w:rtl/>
+              </w:rPr>
+              <w:t>ی</w:t>
+            </w:r>
+          </w:p>
+        </w:tc>
+        <w:tc>
+          <w:tcPr>
+            <w:tcW w:w="4675" w:type="dxa"/>
+          </w:tcPr>
+          <w:p>
+            <w:pPr>
+              <w:pBdr>
+                <w:top w:val="none" w:sz="0" w:space="0" w:color="auto"/>
+                <w:left w:val="none" w:sz="0" w:space="0" w:color="auto"/>
+                <w:bottom w:val="none" w:sz="0" w:space="0" w:color="auto"/>
+                <w:right w:val="none" w:sz="0" w:space="0" w:color="auto"/>
+                <w:between w:val="none" w:sz="0" w:space="0" w:color="auto"/>
+                <w:bar w:val="none" w:sz="0" w:color="auto"/>
+              </w:pBdr>
+              <w:jc w:val="center"/>
+              <w:rPr>
+                <w:lang w:bidi="fa-IR"/>
+              </w:rPr>
+            </w:pPr>
+          </w:p>
+        </w:tc>
+      </w:tr>
+      <w:tr>
+        <w:tc>
+          <w:tcPr>
+            <w:tcW w:w="4675" w:type="dxa"/>
+          </w:tcPr>
+          <w:p>
+            <w:pPr>
+              <w:pBdr>
+                <w:top w:val="none" w:sz="0" w:space="0" w:color="auto"/>
+                <w:left w:val="none" w:sz="0" w:space="0" w:color="auto"/>
+                <w:bottom w:val="none" w:sz="0" w:space="0" w:color="auto"/>
+                <w:right w:val="none" w:sz="0" w:space="0" w:color="auto"/>
+                <w:between w:val="none" w:sz="0" w:space="0" w:color="auto"/>
+                <w:bar w:val="none" w:sz="0" w:color="auto"/>
+              </w:pBdr>
+              <w:jc w:val="center"/>
+              <w:rPr>
+                <w:rtl/>
+                <w:lang w:bidi="fa-IR"/>
+              </w:rPr>
+            </w:pPr>
+            <w:r>
+              <w:rPr>
+                <w:rFonts w:hint="eastAsia"/>
+                <w:rtl/>
+              </w:rPr>
+              <w:t>محمد</w:t>
+            </w:r>
+            <w:r>
+              <w:rPr>
+                <w:rtl/>
+              </w:rPr>
+              <w:t xml:space="preserve"> </w:t>
+            </w:r>
+            <w:r>
+              <w:rPr>
+                <w:rFonts w:hint="eastAsia"/>
+                <w:rtl/>
+              </w:rPr>
+              <w:t>حس</w:t>
+            </w:r>
+            <w:r>
+              <w:rPr>
+                <w:rFonts w:hint="cs"/>
+                <w:rtl/>
+              </w:rPr>
+              <w:t>ی</w:t>
+            </w:r>
+            <w:r>
+              <w:rPr>
+                <w:rFonts w:hint="eastAsia"/>
+                <w:rtl/>
+              </w:rPr>
+              <w:t>ن</w:t>
+            </w:r>
+            <w:r>
+              <w:rPr>
+                <w:rtl/>
+              </w:rPr>
+              <w:t xml:space="preserve"> </w:t>
+            </w:r>
+            <w:r>
+              <w:rPr>
+                <w:rFonts w:hint="eastAsia"/>
+                <w:rtl/>
+              </w:rPr>
+              <w:t>زارع</w:t>
+            </w:r>
+            <w:r>
+              <w:rPr>
+                <w:rFonts w:hint="cs"/>
+                <w:rtl/>
+              </w:rPr>
+              <w:t>ی</w:t>
+            </w:r>
+          </w:p>
+        </w:tc>
+        <w:tc>
+          <w:tcPr>
+            <w:tcW w:w="4675" w:type="dxa"/>
+          </w:tcPr>
+          <w:p>
+            <w:pPr>
+              <w:pBdr>
+                <w:top w:val="none" w:sz="0" w:space="0" w:color="auto"/>
+                <w:left w:val="none" w:sz="0" w:space="0" w:color="auto"/>
+                <w:bottom w:val="none" w:sz="0" w:space="0" w:color="auto"/>
+                <w:right w:val="none" w:sz="0" w:space="0" w:color="auto"/>
+                <w:between w:val="none" w:sz="0" w:space="0" w:color="auto"/>
+                <w:bar w:val="none" w:sz="0" w:color="auto"/>
+              </w:pBdr>
+              <w:jc w:val="center"/>
+              <w:rPr>
+                <w:rtl/>
+                <w:lang w:bidi="fa-IR"/>
+              </w:rPr>
+            </w:pPr>
+          </w:p>
+        </w:tc>
+      </w:tr>
+    </w:tbl>
+    <w:p>
+      <w:pPr>
+        <w:jc w:val="center"/>
+        <w:rPr>
+          <w:lang w:bidi="fa-IR"/>
+        </w:rPr>
+      </w:pPr>
     </w:p>
     <w:p>
       <w:pPr>
         <w:jc w:val="center"/>
         <w:rPr>
-          <w:rtl/>
-          <w:lang w:bidi="fa-IR"/>
-        </w:rPr>
-      </w:pPr>
-      <w:r>
-        <w:rPr>
-          <w:rtl/>
-          <w:lang w:bidi="fa-IR"/>
-        </w:rPr>
-        <w:t>عوامل اجرایی</w:t>
-      </w:r>
+          <w:lang w:bidi="fa-IR"/>
+        </w:rPr>
+      </w:pPr>
+      <w:r>
+        <w:rPr>
+          <w:rFonts w:hint="cs"/>
+          <w:rtl/>
+          <w:lang w:bidi="fa-IR"/>
+        </w:rPr>
+        <w:t>تاریخ تحویل:</w:t>
+      </w:r>
+      <w:bookmarkStart w:id="0" w:name="_Toc233399276"/>
     </w:p>
     <w:p>
       <w:pPr>
         <w:jc w:val="center"/>
         <w:rPr>
-          <w:rtl/>
-          <w:lang w:bidi="fa-IR"/>
-        </w:rPr>
-      </w:pPr>
-      <w:r>
-        <w:rPr>
-          <w:rtl/>
-          <w:lang w:bidi="fa-IR"/>
-        </w:rPr>
-        <w:t>سجاد صباغ کرمانی – ابوالفضل وزیری</w:t>
+          <w:rFonts w:hint="cs"/>
+          <w:rtl/>
+          <w:lang w:bidi="fa-IR"/>
+        </w:rPr>
+      </w:pPr>
+      <w:r>
+        <w:rPr>
+          <w:lang w:bidi="fa-IR"/>
+        </w:rPr>
+        <w:t>1405/4/25</w:t>
       </w:r>
     </w:p>
-    <w:p>
-      <w:pPr>
-        <w:jc w:val="center"/>
-        <w:rPr>
-          <w:rtl/>
-          <w:lang w:bidi="fa-IR"/>
-        </w:rPr>
-      </w:pPr>
-      <w:r>
-        <w:rPr>
-          <w:rtl/>
-          <w:lang w:bidi="fa-IR"/>
-        </w:rPr>
-        <w:t>حامد یزدی‌زاده – علی ادیب رضوی</w:t>
-      </w:r>
-    </w:p>
-    <w:p>
-      <w:pPr>
-        <w:jc w:val="center"/>
-        <w:rPr>
-          <w:lang w:bidi="fa-IR"/>
-        </w:rPr>
-      </w:pPr>
-      <w:r>
-        <w:rPr>
-          <w:rtl/>
-          <w:lang w:bidi="fa-IR"/>
-        </w:rPr>
-        <w:t>محمد حسین زارعی</w:t>
-      </w:r>
-    </w:p>
-    <w:p>
-      <w:pPr>
-        <w:jc w:val="center"/>
-        <w:rPr>
-          <w:rtl/>
-          <w:lang w:bidi="fa-IR"/>
-        </w:rPr>
-      </w:pPr>
-      <w:r>
-        <w:rPr>
-          <w:rtl/>
-          <w:lang w:bidi="fa-IR"/>
-        </w:rPr>
-        <w:t>سال تحصیلی</w:t>
-      </w:r>
-    </w:p>
-    <w:p>
-      <w:pPr>
-        <w:jc w:val="center"/>
-        <w:rPr>
-          <w:rtl/>
-          <w:lang w:bidi="fa-IR"/>
-        </w:rPr>
-      </w:pPr>
-      <w:r>
-        <w:rPr>
-          <w:rtl/>
-          <w:lang w:bidi="fa-IR"/>
-        </w:rPr>
-        <w:t>بهار ۱۴۰۵</w:t>
-      </w:r>
-    </w:p>
-    <w:bookmarkStart w:id="0" w:name="_Toc233399276" w:displacedByCustomXml="next"/>
     <w:sdt>
       <w:sdtPr>
         <w:rPr>
+          <w:b w:val="0"/>
+          <w:bCs w:val="0"/>
           <w:color w:val="000000"/>
           <w:sz w:val="22"/>
           <w:szCs w:val="22"/>
           <w:rtl/>
+          <w:lang w:bidi="ar-SA"/>
         </w:rPr>
         <w:id w:val="-2046367612"/>
         <w:docPartObj>
@@ -280,8 +847,6 @@
       <w:sdtEndPr>
         <w:rPr>
           <w:rFonts w:ascii="Vazirmatn" w:hAnsi="Vazirmatn" w:hint="cs"/>
-          <w:b w:val="0"/>
-          <w:bCs w:val="0"/>
           <w:noProof/>
         </w:rPr>
       </w:sdtEndPr>
@@ -3570,7 +4135,7 @@
         <w:p>
           <w:pPr>
             <w:rPr>
-              <w:rFonts w:ascii="Vazirmatn" w:hAnsi="Vazirmatn" w:hint="cs"/>
+              <w:rFonts w:ascii="Vazirmatn" w:hAnsi="Vazirmatn"/>
               <w:noProof/>
               <w:lang w:bidi="fa-IR"/>
             </w:rPr>
@@ -4148,7 +4713,7 @@
         <w:rPr>
           <w:rtl/>
         </w:rPr>
-        <w:t xml:space="preserve">. </w:t>
+        <w:t>.</w:t>
       </w:r>
     </w:p>
     <w:p>
@@ -4234,7 +4799,6 @@
     <w:p>
       <w:pPr>
         <w:rPr>
-          <w:rtl/>
           <w:lang w:bidi="fa-IR"/>
         </w:rPr>
       </w:pPr>
@@ -4244,7 +4808,39 @@
           <w:rtl/>
           <w:lang w:bidi="fa-IR"/>
         </w:rPr>
-        <w:t xml:space="preserve"> يا مثلاً میخواهید به آرایشگاه بروید. اما نمیدانید بهترین آرایشگاه کجاست یا اینکه آیا باز است یا خیر. همچنین برای کلینیک‌ها و </w:t>
+        <w:t>يا مثلاً میخواهید به آرایشگاه بروید. اما ن</w:t>
+      </w:r>
+      <w:r>
+        <w:rPr>
+          <w:rFonts w:hint="cs"/>
+          <w:rtl/>
+          <w:lang w:bidi="fa-IR"/>
+        </w:rPr>
+        <w:t>م</w:t>
+      </w:r>
+      <w:r>
+        <w:rPr>
+          <w:rFonts w:hint="cs"/>
+          <w:rtl/>
+          <w:lang w:bidi="fa-IR"/>
+        </w:rPr>
+        <w:t>ی</w:t>
+      </w:r>
+      <w:r>
+        <w:rPr>
+          <w:rFonts w:hint="cs"/>
+          <w:rtl/>
+          <w:lang w:bidi="fa-IR"/>
+        </w:rPr>
+        <w:t>‌</w:t>
+      </w:r>
+      <w:r>
+        <w:rPr>
+          <w:rFonts w:hint="cs"/>
+          <w:rtl/>
+          <w:lang w:bidi="fa-IR"/>
+        </w:rPr>
+        <w:t xml:space="preserve">دانید بهترین آرایشگاه کجاست یا اینکه آیا باز است یا خیر. همچنین برای کلینیک‌ها و </w:t>
       </w:r>
       <w:r>
         <w:rPr>
@@ -4338,7 +4934,6 @@
     <w:p>
       <w:pPr>
         <w:rPr>
-          <w:rFonts w:hint="cs"/>
           <w:lang w:bidi="fa-IR"/>
         </w:rPr>
       </w:pPr>
@@ -4354,6 +4949,7 @@
     <w:p>
       <w:pPr>
         <w:pStyle w:val="Heading1"/>
+        <w:jc w:val="both"/>
         <w:rPr>
           <w:rtl/>
         </w:rPr>
@@ -4408,12 +5004,9 @@
     <w:p>
       <w:pPr>
         <w:pStyle w:val="Heading1"/>
-        <w:rPr>
-          <w:rFonts w:hint="cs"/>
-        </w:rPr>
-      </w:pPr>
-      <w:bookmarkStart w:id="3" w:name="_Hlk233397996"/>
-      <w:bookmarkStart w:id="4" w:name="_Toc233399279"/>
+      </w:pPr>
+      <w:bookmarkStart w:id="3" w:name="_Toc233399279"/>
+      <w:bookmarkStart w:id="4" w:name="_Hlk233397996"/>
       <w:r>
         <w:rPr>
           <w:rFonts w:hint="cs"/>
@@ -4425,9 +5018,9 @@
       <w:r>
         <w:t>System Summary</w:t>
       </w:r>
-      <w:bookmarkEnd w:id="4"/>
+      <w:bookmarkEnd w:id="3"/>
     </w:p>
-    <w:bookmarkEnd w:id="3"/>
+    <w:bookmarkEnd w:id="4"/>
     <w:p>
       <w:pPr>
         <w:bidi w:val="0"/>
@@ -7053,6 +7646,22 @@
         <w14:bevel/>
       </w14:textOutline>
     </w:rPr>
+  </w:style>
+  <w:style w:type="table" w:styleId="TableGrid">
+    <w:name w:val="Table Grid"/>
+    <w:basedOn w:val="TableNormal"/>
+    <w:uiPriority w:val="39"/>
+    <w:rsid w:val="00930F74"/>
+    <w:tblPr>
+      <w:tblBorders>
+        <w:top w:val="single" w:sz="4" w:space="0" w:color="auto"/>
+        <w:left w:val="single" w:sz="4" w:space="0" w:color="auto"/>
+        <w:bottom w:val="single" w:sz="4" w:space="0" w:color="auto"/>
+        <w:right w:val="single" w:sz="4" w:space="0" w:color="auto"/>
+        <w:insideH w:val="single" w:sz="4" w:space="0" w:color="auto"/>
+        <w:insideV w:val="single" w:sz="4" w:space="0" w:color="auto"/>
+      </w:tblBorders>
+    </w:tblPr>
   </w:style>
 </w:styles>
 </file>

--- a/Documentation/Analysis/System Proposal/System proposal.docx
+++ b/Documentation/Analysis/System Proposal/System proposal.docx
@@ -6787,7 +6787,6 @@
     <w:p>
       <w:pPr>
         <w:rPr>
-          <w:rFonts w:hint="cs"/>
           <w:rtl/>
         </w:rPr>
       </w:pPr>
@@ -7586,7 +7585,6 @@
       <w:pPr>
         <w:pStyle w:val="Heading2"/>
         <w:rPr>
-          <w:rFonts w:hint="cs"/>
           <w:sz w:val="36"/>
           <w:szCs w:val="36"/>
           <w:rtl/>
@@ -7635,6 +7633,9 @@
     <w:p>
       <w:pPr>
         <w:pStyle w:val="Body"/>
+        <w:rPr>
+          <w:rFonts w:hint="default"/>
+        </w:rPr>
       </w:pPr>
     </w:p>
     <w:p>
@@ -7675,6 +7676,659 @@
     </w:p>
     <w:p>
       <w:pPr>
+        <w:pStyle w:val="ListParagraph"/>
+        <w:numPr>
+          <w:ilvl w:val="0"/>
+          <w:numId w:val="22"/>
+        </w:numPr>
+        <w:rPr>
+          <w:b/>
+          <w:bCs/>
+          <w:lang w:bidi="fa-IR"/>
+        </w:rPr>
+      </w:pPr>
+      <w:r>
+        <w:rPr>
+          <w:rFonts w:hint="cs"/>
+          <w:rtl/>
+        </w:rPr>
+        <w:t>تسهیل رزرو نوبت بدون محدودیت زمان و مکان و بدون نیاز به تماس تلف</w:t>
+      </w:r>
+      <w:r>
+        <w:rPr>
+          <w:rFonts w:hint="cs"/>
+          <w:rtl/>
+        </w:rPr>
+        <w:t>نی</w:t>
+      </w:r>
+    </w:p>
+    <w:p>
+      <w:pPr>
+        <w:spacing w:before="0" w:line="240" w:lineRule="auto"/>
+        <w:jc w:val="left"/>
+        <w:rPr>
+          <w:rFonts w:hint="cs"/>
+          <w:b/>
+          <w:bCs/>
+          <w:lang w:bidi="fa-IR"/>
+        </w:rPr>
+      </w:pPr>
+    </w:p>
+    <w:p>
+      <w:pPr>
+        <w:pStyle w:val="ListParagraph"/>
+        <w:numPr>
+          <w:ilvl w:val="0"/>
+          <w:numId w:val="22"/>
+        </w:numPr>
+        <w:spacing w:before="0" w:line="240" w:lineRule="auto"/>
+        <w:jc w:val="left"/>
+        <w:rPr>
+          <w:rFonts w:hint="cs"/>
+          <w:b/>
+          <w:bCs/>
+          <w:lang w:bidi="fa-IR"/>
+        </w:rPr>
+      </w:pPr>
+      <w:r>
+        <w:rPr>
+          <w:rFonts w:hint="cs"/>
+          <w:rtl/>
+        </w:rPr>
+        <w:t>معرفی و دیده</w:t>
+      </w:r>
+      <w:r>
+        <w:rPr>
+          <w:rFonts w:ascii="Times New Roman" w:hAnsi="Times New Roman" w:cs="Times New Roman"/>
+          <w:lang w:bidi="fa-IR"/>
+        </w:rPr>
+        <w:t>‌</w:t>
+      </w:r>
+      <w:r>
+        <w:rPr>
+          <w:rFonts w:hint="cs"/>
+          <w:rtl/>
+        </w:rPr>
+        <w:t>شدن کسب</w:t>
+      </w:r>
+      <w:r>
+        <w:rPr>
+          <w:rFonts w:ascii="Times New Roman" w:hAnsi="Times New Roman" w:cs="Times New Roman"/>
+          <w:lang w:bidi="fa-IR"/>
+        </w:rPr>
+        <w:t>‌</w:t>
+      </w:r>
+      <w:r>
+        <w:rPr>
+          <w:rFonts w:hint="cs"/>
+          <w:rtl/>
+        </w:rPr>
+        <w:t>وکارهای مختلف در یک پلتفرم واحد</w:t>
+      </w:r>
+    </w:p>
+    <w:p>
+      <w:pPr>
+        <w:spacing w:before="0" w:line="240" w:lineRule="auto"/>
+        <w:jc w:val="left"/>
+        <w:rPr>
+          <w:rFonts w:hint="cs"/>
+          <w:b/>
+          <w:bCs/>
+          <w:lang w:bidi="fa-IR"/>
+        </w:rPr>
+      </w:pPr>
+    </w:p>
+    <w:p>
+      <w:pPr>
+        <w:pStyle w:val="ListParagraph"/>
+        <w:numPr>
+          <w:ilvl w:val="0"/>
+          <w:numId w:val="22"/>
+        </w:numPr>
+        <w:spacing w:before="0" w:line="240" w:lineRule="auto"/>
+        <w:jc w:val="left"/>
+        <w:rPr>
+          <w:rFonts w:hint="cs"/>
+          <w:b/>
+          <w:bCs/>
+          <w:lang w:bidi="fa-IR"/>
+        </w:rPr>
+      </w:pPr>
+      <w:r>
+        <w:rPr>
+          <w:rFonts w:hint="cs"/>
+          <w:rtl/>
+        </w:rPr>
+        <w:t>گسترش بازار و جذب مشتری حتی از شهرهای دیگر برای کسب</w:t>
+      </w:r>
+      <w:r>
+        <w:rPr>
+          <w:rFonts w:ascii="Times New Roman" w:hAnsi="Times New Roman" w:cs="Times New Roman"/>
+          <w:lang w:bidi="fa-IR"/>
+        </w:rPr>
+        <w:t>‌</w:t>
+      </w:r>
+      <w:r>
+        <w:rPr>
+          <w:rFonts w:hint="cs"/>
+          <w:rtl/>
+        </w:rPr>
+        <w:t>وکارها</w:t>
+      </w:r>
+    </w:p>
+    <w:p>
+      <w:pPr>
+        <w:spacing w:before="0" w:line="240" w:lineRule="auto"/>
+        <w:jc w:val="left"/>
+        <w:rPr>
+          <w:rFonts w:hint="cs"/>
+          <w:b/>
+          <w:bCs/>
+          <w:lang w:bidi="fa-IR"/>
+        </w:rPr>
+      </w:pPr>
+    </w:p>
+    <w:p>
+      <w:pPr>
+        <w:pStyle w:val="ListParagraph"/>
+        <w:numPr>
+          <w:ilvl w:val="0"/>
+          <w:numId w:val="22"/>
+        </w:numPr>
+        <w:spacing w:before="0" w:line="240" w:lineRule="auto"/>
+        <w:jc w:val="left"/>
+        <w:rPr>
+          <w:rFonts w:hint="cs"/>
+          <w:b/>
+          <w:bCs/>
+          <w:lang w:bidi="fa-IR"/>
+        </w:rPr>
+      </w:pPr>
+      <w:r>
+        <w:rPr>
+          <w:rFonts w:hint="cs"/>
+          <w:rtl/>
+        </w:rPr>
+        <w:t>ایجاد تجربه</w:t>
+      </w:r>
+      <w:r>
+        <w:rPr>
+          <w:rFonts w:ascii="Times New Roman" w:hAnsi="Times New Roman" w:cs="Times New Roman"/>
+          <w:lang w:bidi="fa-IR"/>
+        </w:rPr>
+        <w:t>‌</w:t>
+      </w:r>
+      <w:r>
+        <w:rPr>
+          <w:rFonts w:hint="cs"/>
+          <w:rtl/>
+        </w:rPr>
+        <w:t>ی بهتر از رزرو نوبت برای کاربران</w:t>
+      </w:r>
+    </w:p>
+    <w:p>
+      <w:pPr>
+        <w:spacing w:before="0" w:line="240" w:lineRule="auto"/>
+        <w:jc w:val="left"/>
+        <w:rPr>
+          <w:rFonts w:hint="cs"/>
+          <w:b/>
+          <w:bCs/>
+          <w:lang w:bidi="fa-IR"/>
+        </w:rPr>
+      </w:pPr>
+    </w:p>
+    <w:p>
+      <w:pPr>
+        <w:pStyle w:val="ListParagraph"/>
+        <w:numPr>
+          <w:ilvl w:val="0"/>
+          <w:numId w:val="22"/>
+        </w:numPr>
+        <w:spacing w:before="0" w:line="240" w:lineRule="auto"/>
+        <w:jc w:val="left"/>
+        <w:rPr>
+          <w:rFonts w:hint="cs"/>
+          <w:b/>
+          <w:bCs/>
+          <w:lang w:bidi="fa-IR"/>
+        </w:rPr>
+      </w:pPr>
+      <w:r>
+        <w:rPr>
+          <w:rFonts w:hint="cs"/>
+          <w:rtl/>
+        </w:rPr>
+        <w:t>کاهش ازدحام و زمان انتظار مراجعه</w:t>
+      </w:r>
+      <w:r>
+        <w:rPr>
+          <w:rFonts w:ascii="Times New Roman" w:hAnsi="Times New Roman" w:cs="Times New Roman"/>
+          <w:lang w:bidi="fa-IR"/>
+        </w:rPr>
+        <w:t>‌</w:t>
+      </w:r>
+      <w:r>
+        <w:rPr>
+          <w:rFonts w:hint="cs"/>
+          <w:rtl/>
+        </w:rPr>
+        <w:t>کنندگان با مدیریت دقیق</w:t>
+      </w:r>
+      <w:r>
+        <w:rPr>
+          <w:rFonts w:ascii="Times New Roman" w:hAnsi="Times New Roman" w:cs="Times New Roman"/>
+          <w:lang w:bidi="fa-IR"/>
+        </w:rPr>
+        <w:t>‌</w:t>
+      </w:r>
+      <w:r>
+        <w:rPr>
+          <w:rFonts w:hint="cs"/>
+          <w:rtl/>
+        </w:rPr>
+        <w:t>تر نوبت</w:t>
+      </w:r>
+      <w:r>
+        <w:rPr>
+          <w:rFonts w:ascii="Times New Roman" w:hAnsi="Times New Roman" w:cs="Times New Roman"/>
+          <w:lang w:bidi="fa-IR"/>
+        </w:rPr>
+        <w:t>‌</w:t>
+      </w:r>
+      <w:r>
+        <w:rPr>
+          <w:rFonts w:hint="cs"/>
+          <w:rtl/>
+        </w:rPr>
+        <w:t>ها</w:t>
+      </w:r>
+    </w:p>
+    <w:p>
+      <w:pPr>
+        <w:spacing w:before="0" w:line="240" w:lineRule="auto"/>
+        <w:jc w:val="left"/>
+        <w:rPr>
+          <w:rFonts w:hint="cs"/>
+          <w:b/>
+          <w:bCs/>
+          <w:lang w:bidi="fa-IR"/>
+        </w:rPr>
+      </w:pPr>
+    </w:p>
+    <w:p>
+      <w:pPr>
+        <w:pStyle w:val="ListParagraph"/>
+        <w:numPr>
+          <w:ilvl w:val="0"/>
+          <w:numId w:val="22"/>
+        </w:numPr>
+        <w:spacing w:before="0" w:line="240" w:lineRule="auto"/>
+        <w:jc w:val="left"/>
+        <w:rPr>
+          <w:rFonts w:hint="cs"/>
+          <w:b/>
+          <w:bCs/>
+          <w:lang w:bidi="fa-IR"/>
+        </w:rPr>
+      </w:pPr>
+      <w:r>
+        <w:rPr>
+          <w:rFonts w:hint="cs"/>
+          <w:rtl/>
+        </w:rPr>
+        <w:t>کاهش خطاهای انسانی در ثبت و مدیریت نوبت</w:t>
+      </w:r>
+      <w:r>
+        <w:rPr>
+          <w:rFonts w:ascii="Times New Roman" w:hAnsi="Times New Roman" w:cs="Times New Roman"/>
+          <w:lang w:bidi="fa-IR"/>
+        </w:rPr>
+        <w:t>‌</w:t>
+      </w:r>
+      <w:r>
+        <w:rPr>
+          <w:rFonts w:hint="cs"/>
+          <w:rtl/>
+        </w:rPr>
+        <w:t>ها نسبت به روش</w:t>
+      </w:r>
+      <w:r>
+        <w:rPr>
+          <w:rFonts w:ascii="Times New Roman" w:hAnsi="Times New Roman" w:cs="Times New Roman"/>
+          <w:lang w:bidi="fa-IR"/>
+        </w:rPr>
+        <w:t>‌</w:t>
+      </w:r>
+      <w:r>
+        <w:rPr>
+          <w:rFonts w:hint="cs"/>
+          <w:rtl/>
+        </w:rPr>
+        <w:t>های سنتی</w:t>
+      </w:r>
+    </w:p>
+    <w:p>
+      <w:pPr>
+        <w:spacing w:before="0" w:line="240" w:lineRule="auto"/>
+        <w:jc w:val="left"/>
+        <w:rPr>
+          <w:rFonts w:hint="cs"/>
+          <w:b/>
+          <w:bCs/>
+          <w:lang w:bidi="fa-IR"/>
+        </w:rPr>
+      </w:pPr>
+    </w:p>
+    <w:p>
+      <w:pPr>
+        <w:pStyle w:val="ListParagraph"/>
+        <w:numPr>
+          <w:ilvl w:val="0"/>
+          <w:numId w:val="22"/>
+        </w:numPr>
+        <w:spacing w:before="0" w:line="240" w:lineRule="auto"/>
+        <w:jc w:val="left"/>
+        <w:rPr>
+          <w:rFonts w:hint="cs"/>
+          <w:b/>
+          <w:bCs/>
+          <w:lang w:bidi="fa-IR"/>
+        </w:rPr>
+      </w:pPr>
+      <w:r>
+        <w:rPr>
+          <w:rFonts w:hint="cs"/>
+          <w:rtl/>
+        </w:rPr>
+        <w:t>کاهش هزینه</w:t>
+      </w:r>
+      <w:r>
+        <w:rPr>
+          <w:rFonts w:ascii="Times New Roman" w:hAnsi="Times New Roman" w:cs="Times New Roman"/>
+          <w:lang w:bidi="fa-IR"/>
+        </w:rPr>
+        <w:t>‌</w:t>
+      </w:r>
+      <w:r>
+        <w:rPr>
+          <w:rFonts w:hint="cs"/>
+          <w:rtl/>
+        </w:rPr>
+        <w:t>های نیروی انسانی و زمانی مربوط به هماهنگی نوبت</w:t>
+      </w:r>
+      <w:r>
+        <w:rPr>
+          <w:rFonts w:ascii="Times New Roman" w:hAnsi="Times New Roman" w:cs="Times New Roman"/>
+          <w:lang w:bidi="fa-IR"/>
+        </w:rPr>
+        <w:t>‌</w:t>
+      </w:r>
+      <w:r>
+        <w:rPr>
+          <w:rFonts w:hint="cs"/>
+          <w:rtl/>
+        </w:rPr>
+        <w:t>ها</w:t>
+      </w:r>
+    </w:p>
+    <w:p>
+      <w:pPr>
+        <w:spacing w:before="0" w:line="240" w:lineRule="auto"/>
+        <w:jc w:val="left"/>
+        <w:rPr>
+          <w:rFonts w:hint="cs"/>
+          <w:b/>
+          <w:bCs/>
+          <w:lang w:bidi="fa-IR"/>
+        </w:rPr>
+      </w:pPr>
+    </w:p>
+    <w:p>
+      <w:pPr>
+        <w:pStyle w:val="ListParagraph"/>
+        <w:numPr>
+          <w:ilvl w:val="0"/>
+          <w:numId w:val="22"/>
+        </w:numPr>
+        <w:spacing w:before="0" w:line="240" w:lineRule="auto"/>
+        <w:jc w:val="left"/>
+        <w:rPr>
+          <w:rFonts w:hint="cs"/>
+          <w:b/>
+          <w:bCs/>
+          <w:lang w:bidi="fa-IR"/>
+        </w:rPr>
+      </w:pPr>
+      <w:r>
+        <w:rPr>
+          <w:rFonts w:hint="cs"/>
+          <w:rtl/>
+        </w:rPr>
+        <w:t>امکان مشاهده</w:t>
+      </w:r>
+      <w:r>
+        <w:rPr>
+          <w:rFonts w:ascii="Times New Roman" w:hAnsi="Times New Roman" w:cs="Times New Roman"/>
+          <w:lang w:bidi="fa-IR"/>
+        </w:rPr>
+        <w:t>‌</w:t>
+      </w:r>
+      <w:r>
+        <w:rPr>
+          <w:rFonts w:hint="cs"/>
+          <w:rtl/>
+        </w:rPr>
+        <w:t>ی امتیاز و اعتبار کسب</w:t>
+      </w:r>
+      <w:r>
+        <w:rPr>
+          <w:rFonts w:ascii="Times New Roman" w:hAnsi="Times New Roman" w:cs="Times New Roman"/>
+          <w:lang w:bidi="fa-IR"/>
+        </w:rPr>
+        <w:t>‌</w:t>
+      </w:r>
+      <w:r>
+        <w:rPr>
+          <w:rFonts w:hint="cs"/>
+          <w:rtl/>
+        </w:rPr>
+        <w:t>وکارها توسط کاربران</w:t>
+      </w:r>
+    </w:p>
+    <w:p>
+      <w:pPr>
+        <w:spacing w:before="0" w:line="240" w:lineRule="auto"/>
+        <w:jc w:val="left"/>
+        <w:rPr>
+          <w:rFonts w:hint="cs"/>
+          <w:b/>
+          <w:bCs/>
+          <w:lang w:bidi="fa-IR"/>
+        </w:rPr>
+      </w:pPr>
+    </w:p>
+    <w:p>
+      <w:pPr>
+        <w:pStyle w:val="ListParagraph"/>
+        <w:numPr>
+          <w:ilvl w:val="0"/>
+          <w:numId w:val="22"/>
+        </w:numPr>
+        <w:spacing w:before="0" w:line="240" w:lineRule="auto"/>
+        <w:jc w:val="left"/>
+        <w:rPr>
+          <w:rFonts w:hint="cs"/>
+          <w:b/>
+          <w:bCs/>
+          <w:lang w:bidi="fa-IR"/>
+        </w:rPr>
+      </w:pPr>
+      <w:r>
+        <w:rPr>
+          <w:rFonts w:hint="cs"/>
+          <w:rtl/>
+        </w:rPr>
+        <w:t>مدیریت متمرکز و آسان نوبت</w:t>
+      </w:r>
+      <w:r>
+        <w:rPr>
+          <w:rFonts w:ascii="Times New Roman" w:hAnsi="Times New Roman" w:cs="Times New Roman"/>
+          <w:lang w:bidi="fa-IR"/>
+        </w:rPr>
+        <w:t>‌</w:t>
+      </w:r>
+      <w:r>
+        <w:rPr>
+          <w:rFonts w:hint="cs"/>
+          <w:rtl/>
+        </w:rPr>
+        <w:t>ها برای صاحبان کسب</w:t>
+      </w:r>
+      <w:r>
+        <w:rPr>
+          <w:rFonts w:ascii="Times New Roman" w:hAnsi="Times New Roman" w:cs="Times New Roman"/>
+          <w:lang w:bidi="fa-IR"/>
+        </w:rPr>
+        <w:t>‌</w:t>
+      </w:r>
+      <w:r>
+        <w:rPr>
+          <w:rFonts w:hint="cs"/>
+          <w:rtl/>
+        </w:rPr>
+        <w:t>وکار از طریق یک پنل اختصاصی</w:t>
+      </w:r>
+    </w:p>
+    <w:p>
+      <w:pPr>
+        <w:spacing w:before="0" w:line="240" w:lineRule="auto"/>
+        <w:jc w:val="left"/>
+        <w:rPr>
+          <w:rFonts w:hint="cs"/>
+          <w:b/>
+          <w:bCs/>
+          <w:lang w:bidi="fa-IR"/>
+        </w:rPr>
+      </w:pPr>
+    </w:p>
+    <w:p>
+      <w:pPr>
+        <w:pStyle w:val="ListParagraph"/>
+        <w:numPr>
+          <w:ilvl w:val="0"/>
+          <w:numId w:val="22"/>
+        </w:numPr>
+        <w:spacing w:before="0" w:line="240" w:lineRule="auto"/>
+        <w:jc w:val="left"/>
+        <w:rPr>
+          <w:rtl/>
+        </w:rPr>
+      </w:pPr>
+      <w:r>
+        <w:rPr>
+          <w:rFonts w:hint="cs"/>
+          <w:rtl/>
+        </w:rPr>
+        <w:t>افزایش سرعت در ارائه خدمات و پاسخ به درخواست</w:t>
+      </w:r>
+      <w:r>
+        <w:rPr>
+          <w:rFonts w:ascii="Times New Roman" w:hAnsi="Times New Roman" w:cs="Times New Roman"/>
+          <w:lang w:bidi="fa-IR"/>
+        </w:rPr>
+        <w:t>‌</w:t>
+      </w:r>
+      <w:r>
+        <w:rPr>
+          <w:rFonts w:hint="cs"/>
+          <w:rtl/>
+        </w:rPr>
+        <w:t>های مشتریان</w:t>
+      </w:r>
+    </w:p>
+    <w:p>
+      <w:pPr>
+        <w:bidi w:val="0"/>
+        <w:spacing w:before="0" w:line="240" w:lineRule="auto"/>
+        <w:jc w:val="left"/>
+        <w:rPr>
+          <w:rtl/>
+        </w:rPr>
+      </w:pPr>
+      <w:r>
+        <w:rPr>
+          <w:rtl/>
+        </w:rPr>
+        <w:br w:type="page"/>
+      </w:r>
+    </w:p>
+    <w:p>
+      <w:pPr>
+        <w:pStyle w:val="Heading2"/>
+        <w:rPr>
+          <w:rtl/>
+          <w:lang w:bidi="fa-IR"/>
+        </w:rPr>
+      </w:pPr>
+      <w:bookmarkStart w:id="7" w:name="_Toc234084114"/>
+      <w:bookmarkStart w:id="8" w:name="_Hlk233397996"/>
+      <w:r>
+        <w:rPr>
+          <w:rtl/>
+        </w:rPr>
+        <w:lastRenderedPageBreak/>
+        <w:t>دامنه پرو</w:t>
+      </w:r>
+      <w:r>
+        <w:rPr>
+          <w:rFonts w:hint="cs"/>
+          <w:rtl/>
+          <w:lang w:bidi="fa-IR"/>
+        </w:rPr>
+        <w:t>ژه</w:t>
+      </w:r>
+      <w:bookmarkEnd w:id="7"/>
+    </w:p>
+    <w:p>
+      <w:pPr>
+        <w:pStyle w:val="Heading2"/>
+        <w:rPr>
+          <w:rtl/>
+          <w:lang w:bidi="fa-IR"/>
+        </w:rPr>
+      </w:pPr>
+      <w:bookmarkStart w:id="9" w:name="_Toc234084115"/>
+      <w:r>
+        <w:rPr>
+          <w:rtl/>
+        </w:rPr>
+        <w:t>محدودیت‌ها</w:t>
+      </w:r>
+      <w:bookmarkEnd w:id="9"/>
+    </w:p>
+    <w:p>
+      <w:pPr>
+        <w:pStyle w:val="Heading2"/>
+        <w:rPr>
+          <w:sz w:val="36"/>
+          <w:szCs w:val="36"/>
+          <w:rtl/>
+          <w:lang w:bidi="fa-IR"/>
+        </w:rPr>
+      </w:pPr>
+      <w:bookmarkStart w:id="10" w:name="_Toc234084116"/>
+      <w:r>
+        <w:rPr>
+          <w:rtl/>
+        </w:rPr>
+        <w:t>فرضیات</w:t>
+      </w:r>
+      <w:bookmarkEnd w:id="8"/>
+      <w:bookmarkEnd w:id="10"/>
+    </w:p>
+    <w:p>
+      <w:pPr>
         <w:bidi w:val="0"/>
         <w:spacing w:before="0" w:line="240" w:lineRule="auto"/>
         <w:jc w:val="left"/>
@@ -7690,6 +8344,8 @@
       </w:pPr>
       <w:r>
         <w:rPr>
+          <w:sz w:val="36"/>
+          <w:szCs w:val="36"/>
           <w:rtl/>
           <w:lang w:bidi="fa-IR"/>
         </w:rPr>
@@ -7698,101 +8354,7 @@
     </w:p>
     <w:p>
       <w:pPr>
-        <w:pStyle w:val="Heading2"/>
-        <w:rPr>
-          <w:rFonts w:hint="cs"/>
-          <w:rtl/>
-          <w:lang w:bidi="fa-IR"/>
-        </w:rPr>
-      </w:pPr>
-      <w:bookmarkStart w:id="7" w:name="_Hlk233397996"/>
-      <w:bookmarkStart w:id="8" w:name="_Toc234084114"/>
-      <w:r>
-        <w:rPr>
-          <w:rtl/>
-        </w:rPr>
-        <w:lastRenderedPageBreak/>
-        <w:t>دامنه پرو</w:t>
-      </w:r>
-      <w:r>
-        <w:rPr>
-          <w:rFonts w:hint="cs"/>
-          <w:rtl/>
-          <w:lang w:bidi="fa-IR"/>
-        </w:rPr>
-        <w:t>ژه</w:t>
-      </w:r>
-      <w:bookmarkEnd w:id="8"/>
-    </w:p>
-    <w:p>
-      <w:pPr>
-        <w:pStyle w:val="Heading2"/>
-        <w:rPr>
-          <w:rFonts w:hint="cs"/>
-          <w:rtl/>
-          <w:lang w:bidi="fa-IR"/>
-        </w:rPr>
-      </w:pPr>
-      <w:bookmarkStart w:id="9" w:name="_Toc234084115"/>
-      <w:r>
-        <w:rPr>
-          <w:rtl/>
-        </w:rPr>
-        <w:t>محدودیت‌ها</w:t>
-      </w:r>
-      <w:bookmarkEnd w:id="9"/>
-    </w:p>
-    <w:p>
-      <w:pPr>
-        <w:pStyle w:val="Heading2"/>
-        <w:rPr>
-          <w:sz w:val="36"/>
-          <w:szCs w:val="36"/>
-          <w:rtl/>
-          <w:lang w:bidi="fa-IR"/>
-        </w:rPr>
-      </w:pPr>
-      <w:bookmarkStart w:id="10" w:name="_Toc234084116"/>
-      <w:r>
-        <w:rPr>
-          <w:rtl/>
-        </w:rPr>
-        <w:t>فرضیات</w:t>
-      </w:r>
-      <w:bookmarkEnd w:id="7"/>
-      <w:bookmarkEnd w:id="10"/>
-    </w:p>
-    <w:p>
-      <w:pPr>
-        <w:bidi w:val="0"/>
-        <w:spacing w:before="0" w:line="240" w:lineRule="auto"/>
-        <w:jc w:val="left"/>
-        <w:rPr>
-          <w:b/>
-          <w:bCs/>
-          <w:color w:val="00A2FF"/>
-          <w:sz w:val="36"/>
-          <w:szCs w:val="36"/>
-          <w:rtl/>
-          <w:lang w:bidi="fa-IR"/>
-        </w:rPr>
-      </w:pPr>
-      <w:r>
-        <w:rPr>
-          <w:sz w:val="36"/>
-          <w:szCs w:val="36"/>
-          <w:rtl/>
-          <w:lang w:bidi="fa-IR"/>
-        </w:rPr>
-        <w:br w:type="page"/>
-      </w:r>
-    </w:p>
-    <w:p>
-      <w:pPr>
         <w:pStyle w:val="Heading1"/>
-        <w:rPr>
-          <w:rFonts w:hint="cs"/>
-        </w:rPr>
       </w:pPr>
       <w:bookmarkStart w:id="11" w:name="_Toc234084117"/>
       <w:r>
@@ -8782,6 +9344,119 @@
     </w:lvl>
   </w:abstractNum>
   <w:abstractNum w:abstractNumId="1" w15:restartNumberingAfterBreak="0">
+    <w:nsid w:val="03643746"/>
+    <w:multiLevelType w:val="hybridMultilevel"/>
+    <w:tmpl w:val="57BEADC8"/>
+    <w:lvl w:ilvl="0" w:tplc="04090001">
+      <w:start w:val="1"/>
+      <w:numFmt w:val="bullet"/>
+      <w:lvlText w:val=""/>
+      <w:lvlJc w:val="left"/>
+      <w:pPr>
+        <w:ind w:left="720" w:hanging="360"/>
+      </w:pPr>
+      <w:rPr>
+        <w:rFonts w:ascii="Symbol" w:hAnsi="Symbol" w:hint="default"/>
+      </w:rPr>
+    </w:lvl>
+    <w:lvl w:ilvl="1" w:tplc="04090003" w:tentative="1">
+      <w:start w:val="1"/>
+      <w:numFmt w:val="bullet"/>
+      <w:lvlText w:val="o"/>
+      <w:lvlJc w:val="left"/>
+      <w:pPr>
+        <w:ind w:left="1440" w:hanging="360"/>
+      </w:pPr>
+      <w:rPr>
+        <w:rFonts w:ascii="Courier New" w:hAnsi="Courier New" w:cs="Courier New" w:hint="default"/>
+      </w:rPr>
+    </w:lvl>
+    <w:lvl w:ilvl="2" w:tplc="04090005" w:tentative="1">
+      <w:start w:val="1"/>
+      <w:numFmt w:val="bullet"/>
+      <w:lvlText w:val=""/>
+      <w:lvlJc w:val="left"/>
+      <w:pPr>
+        <w:ind w:left="2160" w:hanging="360"/>
+      </w:pPr>
+      <w:rPr>
+        <w:rFonts w:ascii="Wingdings" w:hAnsi="Wingdings" w:hint="default"/>
+      </w:rPr>
+    </w:lvl>
+    <w:lvl w:ilvl="3" w:tplc="04090001" w:tentative="1">
+      <w:start w:val="1"/>
+      <w:numFmt w:val="bullet"/>
+      <w:lvlText w:val=""/>
+      <w:lvlJc w:val="left"/>
+      <w:pPr>
+        <w:ind w:left="2880" w:hanging="360"/>
+      </w:pPr>
+      <w:rPr>
+        <w:rFonts w:ascii="Symbol" w:hAnsi="Symbol" w:hint="default"/>
+      </w:rPr>
+    </w:lvl>
+    <w:lvl w:ilvl="4" w:tplc="04090003" w:tentative="1">
+      <w:start w:val="1"/>
+      <w:numFmt w:val="bullet"/>
+      <w:lvlText w:val="o"/>
+      <w:lvlJc w:val="left"/>
+      <w:pPr>
+        <w:ind w:left="3600" w:hanging="360"/>
+      </w:pPr>
+      <w:rPr>
+        <w:rFonts w:ascii="Courier New" w:hAnsi="Courier New" w:cs="Courier New" w:hint="default"/>
+      </w:rPr>
+    </w:lvl>
+    <w:lvl w:ilvl="5" w:tplc="04090005" w:tentative="1">
+      <w:start w:val="1"/>
+      <w:numFmt w:val="bullet"/>
+      <w:lvlText w:val=""/>
+      <w:lvlJc w:val="left"/>
+      <w:pPr>
+        <w:ind w:left="4320" w:hanging="360"/>
+      </w:pPr>
+      <w:rPr>
+        <w:rFonts w:ascii="Wingdings" w:hAnsi="Wingdings" w:hint="default"/>
+      </w:rPr>
+    </w:lvl>
+    <w:lvl w:ilvl="6" w:tplc="04090001" w:tentative="1">
+      <w:start w:val="1"/>
+      <w:numFmt w:val="bullet"/>
+      <w:lvlText w:val=""/>
+      <w:lvlJc w:val="left"/>
+      <w:pPr>
+        <w:ind w:left="5040" w:hanging="360"/>
+      </w:pPr>
+      <w:rPr>
+        <w:rFonts w:ascii="Symbol" w:hAnsi="Symbol" w:hint="default"/>
+      </w:rPr>
+    </w:lvl>
+    <w:lvl w:ilvl="7" w:tplc="04090003" w:tentative="1">
+      <w:start w:val="1"/>
+      <w:numFmt w:val="bullet"/>
+      <w:lvlText w:val="o"/>
+      <w:lvlJc w:val="left"/>
+      <w:pPr>
+        <w:ind w:left="5760" w:hanging="360"/>
+      </w:pPr>
+      <w:rPr>
+        <w:rFonts w:ascii="Courier New" w:hAnsi="Courier New" w:cs="Courier New" w:hint="default"/>
+      </w:rPr>
+    </w:lvl>
+    <w:lvl w:ilvl="8" w:tplc="04090005" w:tentative="1">
+      <w:start w:val="1"/>
+      <w:numFmt w:val="bullet"/>
+      <w:lvlText w:val=""/>
+      <w:lvlJc w:val="left"/>
+      <w:pPr>
+        <w:ind w:left="6480" w:hanging="360"/>
+      </w:pPr>
+      <w:rPr>
+        <w:rFonts w:ascii="Wingdings" w:hAnsi="Wingdings" w:hint="default"/>
+      </w:rPr>
+    </w:lvl>
+  </w:abstractNum>
+  <w:abstractNum w:abstractNumId="2" w15:restartNumberingAfterBreak="0">
     <w:nsid w:val="04457C31"/>
     <w:multiLevelType w:val="multilevel"/>
     <w:tmpl w:val="838ADB52"/>
@@ -8930,7 +9605,97 @@
       </w:rPr>
     </w:lvl>
   </w:abstractNum>
-  <w:abstractNum w:abstractNumId="2" w15:restartNumberingAfterBreak="0">
+  <w:abstractNum w:abstractNumId="3" w15:restartNumberingAfterBreak="0">
+    <w:nsid w:val="04C352E0"/>
+    <w:multiLevelType w:val="hybridMultilevel"/>
+    <w:tmpl w:val="4642BFE8"/>
+    <w:lvl w:ilvl="0" w:tplc="41F6FBBC">
+      <w:start w:val="1"/>
+      <w:numFmt w:val="decimalFullWidth"/>
+      <w:lvlText w:val="%1."/>
+      <w:lvlJc w:val="left"/>
+      <w:pPr>
+        <w:ind w:left="6323" w:hanging="6323"/>
+      </w:pPr>
+      <w:rPr>
+        <w:rFonts w:hint="default"/>
+        <w:b w:val="0"/>
+      </w:rPr>
+    </w:lvl>
+    <w:lvl w:ilvl="1" w:tplc="04090019" w:tentative="1">
+      <w:start w:val="1"/>
+      <w:numFmt w:val="lowerLetter"/>
+      <w:lvlText w:val="%2."/>
+      <w:lvlJc w:val="left"/>
+      <w:pPr>
+        <w:ind w:left="1440" w:hanging="360"/>
+      </w:pPr>
+    </w:lvl>
+    <w:lvl w:ilvl="2" w:tplc="0409001B" w:tentative="1">
+      <w:start w:val="1"/>
+      <w:numFmt w:val="lowerRoman"/>
+      <w:lvlText w:val="%3."/>
+      <w:lvlJc w:val="right"/>
+      <w:pPr>
+        <w:ind w:left="2160" w:hanging="180"/>
+      </w:pPr>
+    </w:lvl>
+    <w:lvl w:ilvl="3" w:tplc="0409000F" w:tentative="1">
+      <w:start w:val="1"/>
+      <w:numFmt w:val="decimal"/>
+      <w:lvlText w:val="%4."/>
+      <w:lvlJc w:val="left"/>
+      <w:pPr>
+        <w:ind w:left="2880" w:hanging="360"/>
+      </w:pPr>
+    </w:lvl>
+    <w:lvl w:ilvl="4" w:tplc="04090019" w:tentative="1">
+      <w:start w:val="1"/>
+      <w:numFmt w:val="lowerLetter"/>
+      <w:lvlText w:val="%5."/>
+      <w:lvlJc w:val="left"/>
+      <w:pPr>
+        <w:ind w:left="3600" w:hanging="360"/>
+      </w:pPr>
+    </w:lvl>
+    <w:lvl w:ilvl="5" w:tplc="0409001B" w:tentative="1">
+      <w:start w:val="1"/>
+      <w:numFmt w:val="lowerRoman"/>
+      <w:lvlText w:val="%6."/>
+      <w:lvlJc w:val="right"/>
+      <w:pPr>
+        <w:ind w:left="4320" w:hanging="180"/>
+      </w:pPr>
+    </w:lvl>
+    <w:lvl w:ilvl="6" w:tplc="0409000F" w:tentative="1">
+      <w:start w:val="1"/>
+      <w:numFmt w:val="decimal"/>
+      <w:lvlText w:val="%7."/>
+      <w:lvlJc w:val="left"/>
+      <w:pPr>
+        <w:ind w:left="5040" w:hanging="360"/>
+      </w:pPr>
+    </w:lvl>
+    <w:lvl w:ilvl="7" w:tplc="04090019" w:tentative="1">
+      <w:start w:val="1"/>
+      <w:numFmt w:val="lowerLetter"/>
+      <w:lvlText w:val="%8."/>
+      <w:lvlJc w:val="left"/>
+      <w:pPr>
+        <w:ind w:left="5760" w:hanging="360"/>
+      </w:pPr>
+    </w:lvl>
+    <w:lvl w:ilvl="8" w:tplc="0409001B" w:tentative="1">
+      <w:start w:val="1"/>
+      <w:numFmt w:val="lowerRoman"/>
+      <w:lvlText w:val="%9."/>
+      <w:lvlJc w:val="right"/>
+      <w:pPr>
+        <w:ind w:left="6480" w:hanging="180"/>
+      </w:pPr>
+    </w:lvl>
+  </w:abstractNum>
+  <w:abstractNum w:abstractNumId="4" w15:restartNumberingAfterBreak="0">
     <w:nsid w:val="141A6D34"/>
     <w:multiLevelType w:val="multilevel"/>
     <w:tmpl w:val="4456F7F8"/>
@@ -9079,7 +9844,7 @@
       </w:rPr>
     </w:lvl>
   </w:abstractNum>
-  <w:abstractNum w:abstractNumId="3" w15:restartNumberingAfterBreak="0">
+  <w:abstractNum w:abstractNumId="5" w15:restartNumberingAfterBreak="0">
     <w:nsid w:val="19D82638"/>
     <w:multiLevelType w:val="multilevel"/>
     <w:tmpl w:val="F976E962"/>
@@ -9228,7 +9993,7 @@
       </w:rPr>
     </w:lvl>
   </w:abstractNum>
-  <w:abstractNum w:abstractNumId="4" w15:restartNumberingAfterBreak="0">
+  <w:abstractNum w:abstractNumId="6" w15:restartNumberingAfterBreak="0">
     <w:nsid w:val="2A5E205D"/>
     <w:multiLevelType w:val="multilevel"/>
     <w:tmpl w:val="A0AEBD20"/>
@@ -9377,7 +10142,7 @@
       </w:rPr>
     </w:lvl>
   </w:abstractNum>
-  <w:abstractNum w:abstractNumId="5" w15:restartNumberingAfterBreak="0">
+  <w:abstractNum w:abstractNumId="7" w15:restartNumberingAfterBreak="0">
     <w:nsid w:val="3E0741F7"/>
     <w:multiLevelType w:val="multilevel"/>
     <w:tmpl w:val="CA0E1FC6"/>
@@ -9526,7 +10291,7 @@
       </w:rPr>
     </w:lvl>
   </w:abstractNum>
-  <w:abstractNum w:abstractNumId="6" w15:restartNumberingAfterBreak="0">
+  <w:abstractNum w:abstractNumId="8" w15:restartNumberingAfterBreak="0">
     <w:nsid w:val="46114CC5"/>
     <w:multiLevelType w:val="multilevel"/>
     <w:tmpl w:val="E1A2AA1A"/>
@@ -9675,7 +10440,7 @@
       </w:rPr>
     </w:lvl>
   </w:abstractNum>
-  <w:abstractNum w:abstractNumId="7" w15:restartNumberingAfterBreak="0">
+  <w:abstractNum w:abstractNumId="9" w15:restartNumberingAfterBreak="0">
     <w:nsid w:val="4A770660"/>
     <w:multiLevelType w:val="multilevel"/>
     <w:tmpl w:val="5C42B72E"/>
@@ -9824,7 +10589,7 @@
       </w:rPr>
     </w:lvl>
   </w:abstractNum>
-  <w:abstractNum w:abstractNumId="8" w15:restartNumberingAfterBreak="0">
+  <w:abstractNum w:abstractNumId="10" w15:restartNumberingAfterBreak="0">
     <w:nsid w:val="4D684A34"/>
     <w:multiLevelType w:val="multilevel"/>
     <w:tmpl w:val="F946A88C"/>
@@ -9973,7 +10738,7 @@
       </w:rPr>
     </w:lvl>
   </w:abstractNum>
-  <w:abstractNum w:abstractNumId="9" w15:restartNumberingAfterBreak="0">
+  <w:abstractNum w:abstractNumId="11" w15:restartNumberingAfterBreak="0">
     <w:nsid w:val="4DE63528"/>
     <w:multiLevelType w:val="multilevel"/>
     <w:tmpl w:val="1C86A6C4"/>
@@ -10122,7 +10887,97 @@
       </w:rPr>
     </w:lvl>
   </w:abstractNum>
-  <w:abstractNum w:abstractNumId="10" w15:restartNumberingAfterBreak="0">
+  <w:abstractNum w:abstractNumId="12" w15:restartNumberingAfterBreak="0">
+    <w:nsid w:val="4E4042AD"/>
+    <w:multiLevelType w:val="hybridMultilevel"/>
+    <w:tmpl w:val="124661F6"/>
+    <w:lvl w:ilvl="0" w:tplc="41F6FBBC">
+      <w:start w:val="1"/>
+      <w:numFmt w:val="decimalFullWidth"/>
+      <w:lvlText w:val="%1."/>
+      <w:lvlJc w:val="left"/>
+      <w:pPr>
+        <w:ind w:left="6323" w:hanging="6323"/>
+      </w:pPr>
+      <w:rPr>
+        <w:rFonts w:hint="default"/>
+        <w:b w:val="0"/>
+      </w:rPr>
+    </w:lvl>
+    <w:lvl w:ilvl="1" w:tplc="04090019" w:tentative="1">
+      <w:start w:val="1"/>
+      <w:numFmt w:val="lowerLetter"/>
+      <w:lvlText w:val="%2."/>
+      <w:lvlJc w:val="left"/>
+      <w:pPr>
+        <w:ind w:left="1080" w:hanging="360"/>
+      </w:pPr>
+    </w:lvl>
+    <w:lvl w:ilvl="2" w:tplc="0409001B" w:tentative="1">
+      <w:start w:val="1"/>
+      <w:numFmt w:val="lowerRoman"/>
+      <w:lvlText w:val="%3."/>
+      <w:lvlJc w:val="right"/>
+      <w:pPr>
+        <w:ind w:left="1800" w:hanging="180"/>
+      </w:pPr>
+    </w:lvl>
+    <w:lvl w:ilvl="3" w:tplc="0409000F" w:tentative="1">
+      <w:start w:val="1"/>
+      <w:numFmt w:val="decimal"/>
+      <w:lvlText w:val="%4."/>
+      <w:lvlJc w:val="left"/>
+      <w:pPr>
+        <w:ind w:left="2520" w:hanging="360"/>
+      </w:pPr>
+    </w:lvl>
+    <w:lvl w:ilvl="4" w:tplc="04090019" w:tentative="1">
+      <w:start w:val="1"/>
+      <w:numFmt w:val="lowerLetter"/>
+      <w:lvlText w:val="%5."/>
+      <w:lvlJc w:val="left"/>
+      <w:pPr>
+        <w:ind w:left="3240" w:hanging="360"/>
+      </w:pPr>
+    </w:lvl>
+    <w:lvl w:ilvl="5" w:tplc="0409001B" w:tentative="1">
+      <w:start w:val="1"/>
+      <w:numFmt w:val="lowerRoman"/>
+      <w:lvlText w:val="%6."/>
+      <w:lvlJc w:val="right"/>
+      <w:pPr>
+        <w:ind w:left="3960" w:hanging="180"/>
+      </w:pPr>
+    </w:lvl>
+    <w:lvl w:ilvl="6" w:tplc="0409000F" w:tentative="1">
+      <w:start w:val="1"/>
+      <w:numFmt w:val="decimal"/>
+      <w:lvlText w:val="%7."/>
+      <w:lvlJc w:val="left"/>
+      <w:pPr>
+        <w:ind w:left="4680" w:hanging="360"/>
+      </w:pPr>
+    </w:lvl>
+    <w:lvl w:ilvl="7" w:tplc="04090019" w:tentative="1">
+      <w:start w:val="1"/>
+      <w:numFmt w:val="lowerLetter"/>
+      <w:lvlText w:val="%8."/>
+      <w:lvlJc w:val="left"/>
+      <w:pPr>
+        <w:ind w:left="5400" w:hanging="360"/>
+      </w:pPr>
+    </w:lvl>
+    <w:lvl w:ilvl="8" w:tplc="0409001B" w:tentative="1">
+      <w:start w:val="1"/>
+      <w:numFmt w:val="lowerRoman"/>
+      <w:lvlText w:val="%9."/>
+      <w:lvlJc w:val="right"/>
+      <w:pPr>
+        <w:ind w:left="6120" w:hanging="180"/>
+      </w:pPr>
+    </w:lvl>
+  </w:abstractNum>
+  <w:abstractNum w:abstractNumId="13" w15:restartNumberingAfterBreak="0">
     <w:nsid w:val="5061530E"/>
     <w:multiLevelType w:val="hybridMultilevel"/>
     <w:tmpl w:val="A886C950"/>
@@ -10211,7 +11066,7 @@
       </w:pPr>
     </w:lvl>
   </w:abstractNum>
-  <w:abstractNum w:abstractNumId="11" w15:restartNumberingAfterBreak="0">
+  <w:abstractNum w:abstractNumId="14" w15:restartNumberingAfterBreak="0">
     <w:nsid w:val="58A4521E"/>
     <w:multiLevelType w:val="hybridMultilevel"/>
     <w:tmpl w:val="4190B3C0"/>
@@ -10324,7 +11179,7 @@
       </w:rPr>
     </w:lvl>
   </w:abstractNum>
-  <w:abstractNum w:abstractNumId="12" w15:restartNumberingAfterBreak="0">
+  <w:abstractNum w:abstractNumId="15" w15:restartNumberingAfterBreak="0">
     <w:nsid w:val="5A291053"/>
     <w:multiLevelType w:val="hybridMultilevel"/>
     <w:tmpl w:val="EBBE9508"/>
@@ -10410,7 +11265,7 @@
       </w:pPr>
     </w:lvl>
   </w:abstractNum>
-  <w:abstractNum w:abstractNumId="13" w15:restartNumberingAfterBreak="0">
+  <w:abstractNum w:abstractNumId="16" w15:restartNumberingAfterBreak="0">
     <w:nsid w:val="5C73715F"/>
     <w:multiLevelType w:val="multilevel"/>
     <w:tmpl w:val="1AB28810"/>
@@ -10559,7 +11414,99 @@
       </w:rPr>
     </w:lvl>
   </w:abstractNum>
-  <w:abstractNum w:abstractNumId="14" w15:restartNumberingAfterBreak="0">
+  <w:abstractNum w:abstractNumId="17" w15:restartNumberingAfterBreak="0">
+    <w:nsid w:val="5CA440D5"/>
+    <w:multiLevelType w:val="hybridMultilevel"/>
+    <w:tmpl w:val="C5F4CE26"/>
+    <w:lvl w:ilvl="0" w:tplc="3462DDD8">
+      <w:start w:val="1"/>
+      <w:numFmt w:val="decimal"/>
+      <w:lvlText w:val="%1."/>
+      <w:lvlJc w:val="left"/>
+      <w:pPr>
+        <w:ind w:left="720" w:hanging="360"/>
+      </w:pPr>
+      <w:rPr>
+        <w:b w:val="0"/>
+        <w:color w:val="000000"/>
+        <w:sz w:val="24"/>
+        <w:szCs w:val="24"/>
+      </w:rPr>
+    </w:lvl>
+    <w:lvl w:ilvl="1" w:tplc="04090019">
+      <w:start w:val="1"/>
+      <w:numFmt w:val="lowerLetter"/>
+      <w:lvlText w:val="%2."/>
+      <w:lvlJc w:val="left"/>
+      <w:pPr>
+        <w:ind w:left="1440" w:hanging="360"/>
+      </w:pPr>
+    </w:lvl>
+    <w:lvl w:ilvl="2" w:tplc="0409001B">
+      <w:start w:val="1"/>
+      <w:numFmt w:val="lowerRoman"/>
+      <w:lvlText w:val="%3."/>
+      <w:lvlJc w:val="right"/>
+      <w:pPr>
+        <w:ind w:left="2160" w:hanging="180"/>
+      </w:pPr>
+    </w:lvl>
+    <w:lvl w:ilvl="3" w:tplc="0409000F">
+      <w:start w:val="1"/>
+      <w:numFmt w:val="decimal"/>
+      <w:lvlText w:val="%4."/>
+      <w:lvlJc w:val="left"/>
+      <w:pPr>
+        <w:ind w:left="2880" w:hanging="360"/>
+      </w:pPr>
+    </w:lvl>
+    <w:lvl w:ilvl="4" w:tplc="04090019">
+      <w:start w:val="1"/>
+      <w:numFmt w:val="lowerLetter"/>
+      <w:lvlText w:val="%5."/>
+      <w:lvlJc w:val="left"/>
+      <w:pPr>
+        <w:ind w:left="3600" w:hanging="360"/>
+      </w:pPr>
+    </w:lvl>
+    <w:lvl w:ilvl="5" w:tplc="0409001B">
+      <w:start w:val="1"/>
+      <w:numFmt w:val="lowerRoman"/>
+      <w:lvlText w:val="%6."/>
+      <w:lvlJc w:val="right"/>
+      <w:pPr>
+        <w:ind w:left="4320" w:hanging="180"/>
+      </w:pPr>
+    </w:lvl>
+    <w:lvl w:ilvl="6" w:tplc="0409000F">
+      <w:start w:val="1"/>
+      <w:numFmt w:val="decimal"/>
+      <w:lvlText w:val="%7."/>
+      <w:lvlJc w:val="left"/>
+      <w:pPr>
+        <w:ind w:left="5040" w:hanging="360"/>
+      </w:pPr>
+    </w:lvl>
+    <w:lvl w:ilvl="7" w:tplc="04090019">
+      <w:start w:val="1"/>
+      <w:numFmt w:val="lowerLetter"/>
+      <w:lvlText w:val="%8."/>
+      <w:lvlJc w:val="left"/>
+      <w:pPr>
+        <w:ind w:left="5760" w:hanging="360"/>
+      </w:pPr>
+    </w:lvl>
+    <w:lvl w:ilvl="8" w:tplc="0409001B">
+      <w:start w:val="1"/>
+      <w:numFmt w:val="lowerRoman"/>
+      <w:lvlText w:val="%9."/>
+      <w:lvlJc w:val="right"/>
+      <w:pPr>
+        <w:ind w:left="6480" w:hanging="180"/>
+      </w:pPr>
+    </w:lvl>
+  </w:abstractNum>
+  <w:abstractNum w:abstractNumId="18" w15:restartNumberingAfterBreak="0">
     <w:nsid w:val="67556A68"/>
     <w:multiLevelType w:val="hybridMultilevel"/>
     <w:tmpl w:val="EFD8CECE"/>
@@ -10672,7 +11619,97 @@
       </w:rPr>
     </w:lvl>
   </w:abstractNum>
-  <w:abstractNum w:abstractNumId="15" w15:restartNumberingAfterBreak="0">
+  <w:abstractNum w:abstractNumId="19" w15:restartNumberingAfterBreak="0">
+    <w:nsid w:val="6B142C73"/>
+    <w:multiLevelType w:val="hybridMultilevel"/>
+    <w:tmpl w:val="060A16D8"/>
+    <w:lvl w:ilvl="0" w:tplc="41F6FBBC">
+      <w:start w:val="1"/>
+      <w:numFmt w:val="decimalFullWidth"/>
+      <w:lvlText w:val="%1."/>
+      <w:lvlJc w:val="left"/>
+      <w:pPr>
+        <w:ind w:left="6323" w:hanging="6323"/>
+      </w:pPr>
+      <w:rPr>
+        <w:rFonts w:hint="default"/>
+        <w:b w:val="0"/>
+      </w:rPr>
+    </w:lvl>
+    <w:lvl w:ilvl="1" w:tplc="04090019" w:tentative="1">
+      <w:start w:val="1"/>
+      <w:numFmt w:val="lowerLetter"/>
+      <w:lvlText w:val="%2."/>
+      <w:lvlJc w:val="left"/>
+      <w:pPr>
+        <w:ind w:left="1440" w:hanging="360"/>
+      </w:pPr>
+    </w:lvl>
+    <w:lvl w:ilvl="2" w:tplc="0409001B" w:tentative="1">
+      <w:start w:val="1"/>
+      <w:numFmt w:val="lowerRoman"/>
+      <w:lvlText w:val="%3."/>
+      <w:lvlJc w:val="right"/>
+      <w:pPr>
+        <w:ind w:left="2160" w:hanging="180"/>
+      </w:pPr>
+    </w:lvl>
+    <w:lvl w:ilvl="3" w:tplc="0409000F" w:tentative="1">
+      <w:start w:val="1"/>
+      <w:numFmt w:val="decimal"/>
+      <w:lvlText w:val="%4."/>
+      <w:lvlJc w:val="left"/>
+      <w:pPr>
+        <w:ind w:left="2880" w:hanging="360"/>
+      </w:pPr>
+    </w:lvl>
+    <w:lvl w:ilvl="4" w:tplc="04090019" w:tentative="1">
+      <w:start w:val="1"/>
+      <w:numFmt w:val="lowerLetter"/>
+      <w:lvlText w:val="%5."/>
+      <w:lvlJc w:val="left"/>
+      <w:pPr>
+        <w:ind w:left="3600" w:hanging="360"/>
+      </w:pPr>
+    </w:lvl>
+    <w:lvl w:ilvl="5" w:tplc="0409001B" w:tentative="1">
+      <w:start w:val="1"/>
+      <w:numFmt w:val="lowerRoman"/>
+      <w:lvlText w:val="%6."/>
+      <w:lvlJc w:val="right"/>
+      <w:pPr>
+        <w:ind w:left="4320" w:hanging="180"/>
+      </w:pPr>
+    </w:lvl>
+    <w:lvl w:ilvl="6" w:tplc="0409000F" w:tentative="1">
+      <w:start w:val="1"/>
+      <w:numFmt w:val="decimal"/>
+      <w:lvlText w:val="%7."/>
+      <w:lvlJc w:val="left"/>
+      <w:pPr>
+        <w:ind w:left="5040" w:hanging="360"/>
+      </w:pPr>
+    </w:lvl>
+    <w:lvl w:ilvl="7" w:tplc="04090019" w:tentative="1">
+      <w:start w:val="1"/>
+      <w:numFmt w:val="lowerLetter"/>
+      <w:lvlText w:val="%8."/>
+      <w:lvlJc w:val="left"/>
+      <w:pPr>
+        <w:ind w:left="5760" w:hanging="360"/>
+      </w:pPr>
+    </w:lvl>
+    <w:lvl w:ilvl="8" w:tplc="0409001B" w:tentative="1">
+      <w:start w:val="1"/>
+      <w:numFmt w:val="lowerRoman"/>
+      <w:lvlText w:val="%9."/>
+      <w:lvlJc w:val="right"/>
+      <w:pPr>
+        <w:ind w:left="6480" w:hanging="180"/>
+      </w:pPr>
+    </w:lvl>
+  </w:abstractNum>
+  <w:abstractNum w:abstractNumId="20" w15:restartNumberingAfterBreak="0">
     <w:nsid w:val="79ED38D8"/>
     <w:multiLevelType w:val="hybridMultilevel"/>
     <w:tmpl w:val="06ECFAAC"/>
@@ -10758,7 +11795,7 @@
       </w:pPr>
     </w:lvl>
   </w:abstractNum>
-  <w:abstractNum w:abstractNumId="16" w15:restartNumberingAfterBreak="0">
+  <w:abstractNum w:abstractNumId="21" w15:restartNumberingAfterBreak="0">
     <w:nsid w:val="7ADD48EB"/>
     <w:multiLevelType w:val="multilevel"/>
     <w:tmpl w:val="54DE42C8"/>
@@ -10908,55 +11945,97 @@
     </w:lvl>
   </w:abstractNum>
   <w:num w:numId="1" w16cid:durableId="580529723">
+    <w:abstractNumId w:val="14"/>
+  </w:num>
+  <w:num w:numId="2" w16cid:durableId="1103454760">
+    <w:abstractNumId w:val="15"/>
+  </w:num>
+  <w:num w:numId="3" w16cid:durableId="988897025">
+    <w:abstractNumId w:val="20"/>
+  </w:num>
+  <w:num w:numId="4" w16cid:durableId="241794348">
+    <w:abstractNumId w:val="18"/>
+  </w:num>
+  <w:num w:numId="5" w16cid:durableId="761492297">
+    <w:abstractNumId w:val="13"/>
+  </w:num>
+  <w:num w:numId="6" w16cid:durableId="961813102">
+    <w:abstractNumId w:val="2"/>
+  </w:num>
+  <w:num w:numId="7" w16cid:durableId="396629680">
     <w:abstractNumId w:val="11"/>
   </w:num>
-  <w:num w:numId="2" w16cid:durableId="1103454760">
-    <w:abstractNumId w:val="12"/>
+  <w:num w:numId="8" w16cid:durableId="185141817">
+    <w:abstractNumId w:val="9"/>
   </w:num>
-  <w:num w:numId="3" w16cid:durableId="988897025">
-    <w:abstractNumId w:val="15"/>
-  </w:num>
-  <w:num w:numId="4" w16cid:durableId="241794348">
-    <w:abstractNumId w:val="14"/>
-  </w:num>
-  <w:num w:numId="5" w16cid:durableId="761492297">
+  <w:num w:numId="9" w16cid:durableId="1398824409">
     <w:abstractNumId w:val="10"/>
   </w:num>
-  <w:num w:numId="6" w16cid:durableId="961813102">
-    <w:abstractNumId w:val="1"/>
+  <w:num w:numId="10" w16cid:durableId="267391491">
+    <w:abstractNumId w:val="8"/>
   </w:num>
-  <w:num w:numId="7" w16cid:durableId="396629680">
-    <w:abstractNumId w:val="9"/>
+  <w:num w:numId="11" w16cid:durableId="413861032">
+    <w:abstractNumId w:val="16"/>
   </w:num>
-  <w:num w:numId="8" w16cid:durableId="185141817">
+  <w:num w:numId="12" w16cid:durableId="771164075">
     <w:abstractNumId w:val="7"/>
   </w:num>
-  <w:num w:numId="9" w16cid:durableId="1398824409">
-    <w:abstractNumId w:val="8"/>
+  <w:num w:numId="13" w16cid:durableId="2064676568">
+    <w:abstractNumId w:val="5"/>
   </w:num>
-  <w:num w:numId="10" w16cid:durableId="267391491">
+  <w:num w:numId="14" w16cid:durableId="376323722">
     <w:abstractNumId w:val="6"/>
   </w:num>
-  <w:num w:numId="11" w16cid:durableId="413861032">
-    <w:abstractNumId w:val="13"/>
-  </w:num>
-  <w:num w:numId="12" w16cid:durableId="771164075">
-    <w:abstractNumId w:val="5"/>
-  </w:num>
-  <w:num w:numId="13" w16cid:durableId="2064676568">
-    <w:abstractNumId w:val="3"/>
-  </w:num>
-  <w:num w:numId="14" w16cid:durableId="376323722">
-    <w:abstractNumId w:val="4"/>
-  </w:num>
   <w:num w:numId="15" w16cid:durableId="1065252378">
-    <w:abstractNumId w:val="16"/>
+    <w:abstractNumId w:val="21"/>
   </w:num>
   <w:num w:numId="16" w16cid:durableId="1041245015">
     <w:abstractNumId w:val="0"/>
   </w:num>
   <w:num w:numId="17" w16cid:durableId="1436943922">
-    <w:abstractNumId w:val="2"/>
+    <w:abstractNumId w:val="4"/>
+  </w:num>
+  <w:num w:numId="18" w16cid:durableId="1019889030">
+    <w:abstractNumId w:val="17"/>
+    <w:lvlOverride w:ilvl="0">
+      <w:startOverride w:val="1"/>
+    </w:lvlOverride>
+    <w:lvlOverride w:ilvl="1">
+      <w:startOverride w:val="1"/>
+    </w:lvlOverride>
+    <w:lvlOverride w:ilvl="2">
+      <w:startOverride w:val="1"/>
+    </w:lvlOverride>
+    <w:lvlOverride w:ilvl="3">
+      <w:startOverride w:val="1"/>
+    </w:lvlOverride>
+    <w:lvlOverride w:ilvl="4">
+      <w:startOverride w:val="1"/>
+    </w:lvlOverride>
+    <w:lvlOverride w:ilvl="5">
+      <w:startOverride w:val="1"/>
+    </w:lvlOverride>
+    <w:lvlOverride w:ilvl="6">
+      <w:startOverride w:val="1"/>
+    </w:lvlOverride>
+    <w:lvlOverride w:ilvl="7">
+      <w:startOverride w:val="1"/>
+    </w:lvlOverride>
+    <w:lvlOverride w:ilvl="8">
+      <w:startOverride w:val="1"/>
+    </w:lvlOverride>
+  </w:num>
+  <w:num w:numId="19" w16cid:durableId="801119751">
+    <w:abstractNumId w:val="12"/>
+  </w:num>
+  <w:num w:numId="20" w16cid:durableId="1832600420">
+    <w:abstractNumId w:val="3"/>
+  </w:num>
+  <w:num w:numId="21" w16cid:durableId="214969792">
+    <w:abstractNumId w:val="19"/>
+  </w:num>
+  <w:num w:numId="22" w16cid:durableId="617025433">
+    <w:abstractNumId w:val="1"/>
   </w:num>
 </w:numbering>
 </file>

--- a/Documentation/Analysis/System Proposal/System proposal.docx
+++ b/Documentation/Analysis/System Proposal/System proposal.docx
@@ -1,6 +1,6 @@
 
 <file path=word/document.xml><?xml version="1.0" encoding="utf-8"?>
-<w:document xmlns:wpc="http://schemas.microsoft.com/office/word/2010/wordprocessingCanvas" xmlns:cx="http://schemas.microsoft.com/office/drawing/2014/chartex" xmlns:cx1="http://schemas.microsoft.com/office/drawing/2015/9/8/chartex" xmlns:cx2="http://schemas.microsoft.com/office/drawing/2015/10/21/chartex" xmlns:cx3="http://schemas.microsoft.com/office/drawing/2016/5/9/chartex" xmlns:cx4="http://schemas.microsoft.com/office/drawing/2016/5/10/chartex" xmlns:cx5="http://schemas.microsoft.com/office/drawing/2016/5/11/chartex" xmlns:cx6="http://schemas.microsoft.com/office/drawing/2016/5/12/chartex" xmlns:cx7="http://schemas.microsoft.com/office/drawing/2016/5/13/chartex" xmlns:cx8="http://schemas.microsoft.com/office/drawing/2016/5/14/chartex" xmlns:mc="http://schemas.openxmlformats.org/markup-compatibility/2006" xmlns:aink="http://schemas.microsoft.com/office/drawing/2016/ink" xmlns:am3d="http://schemas.microsoft.com/office/drawing/2017/model3d" xmlns:o="urn:schemas-microsoft-com:office:office" xmlns:oel="http://schemas.microsoft.com/office/2019/extlst" xmlns:r="http://schemas.openxmlformats.org/officeDocument/2006/relationships" xmlns:m="http://schemas.openxmlformats.org/officeDocument/2006/math" xmlns:v="urn:schemas-microsoft-com:vml" xmlns:wp14="http://schemas.microsoft.com/office/word/2010/wordprocessingDrawing" xmlns:wp="http://schemas.openxmlformats.org/drawingml/2006/wordprocessingDrawing" xmlns:w10="urn:schemas-microsoft-com:office:word" xmlns:w="http://schemas.openxmlformats.org/wordprocessingml/2006/main" xmlns:w14="http://schemas.microsoft.com/office/word/2010/wordml" xmlns:w15="http://schemas.microsoft.com/office/word/2012/wordml" xmlns:w16cex="http://schemas.microsoft.com/office/word/2018/wordml/cex" xmlns:w16cid="http://schemas.microsoft.com/office/word/2016/wordml/cid" xmlns:w16="http://schemas.microsoft.com/office/word/2018/wordml" xmlns:w16sdtdh="http://schemas.microsoft.com/office/word/2020/wordml/sdtdatahash" xmlns:w16se="http://schemas.microsoft.com/office/word/2015/wordml/symex" xmlns:wpg="http://schemas.microsoft.com/office/word/2010/wordprocessingGroup" xmlns:wpi="http://schemas.microsoft.com/office/word/2010/wordprocessingInk" xmlns:wne="http://schemas.microsoft.com/office/word/2006/wordml" xmlns:wps="http://schemas.microsoft.com/office/word/2010/wordprocessingShape" mc:Ignorable="w14 w15 w16se w16cid w16 w16cex w16sdtdh wp14">
+<w:document xmlns:wpc="http://schemas.microsoft.com/office/word/2010/wordprocessingCanvas" xmlns:cx="http://schemas.microsoft.com/office/drawing/2014/chartex" xmlns:cx1="http://schemas.microsoft.com/office/drawing/2015/9/8/chartex" xmlns:cx2="http://schemas.microsoft.com/office/drawing/2015/10/21/chartex" xmlns:cx3="http://schemas.microsoft.com/office/drawing/2016/5/9/chartex" xmlns:cx4="http://schemas.microsoft.com/office/drawing/2016/5/10/chartex" xmlns:cx5="http://schemas.microsoft.com/office/drawing/2016/5/11/chartex" xmlns:cx6="http://schemas.microsoft.com/office/drawing/2016/5/12/chartex" xmlns:cx7="http://schemas.microsoft.com/office/drawing/2016/5/13/chartex" xmlns:cx8="http://schemas.microsoft.com/office/drawing/2016/5/14/chartex" xmlns:mc="http://schemas.openxmlformats.org/markup-compatibility/2006" xmlns:m="http://schemas.openxmlformats.org/officeDocument/2006/math" xmlns:aink="http://schemas.microsoft.com/office/drawing/2016/ink" xmlns:am3d="http://schemas.microsoft.com/office/drawing/2017/model3d" xmlns:oel="http://schemas.microsoft.com/office/2019/extlst" xmlns:r="http://schemas.openxmlformats.org/officeDocument/2006/relationships" xmlns:wp14="http://schemas.microsoft.com/office/word/2010/wordprocessingDrawing" xmlns:wp="http://schemas.openxmlformats.org/drawingml/2006/wordprocessingDrawing" xmlns:wpg="http://schemas.microsoft.com/office/word/2010/wordprocessingGroup" xmlns:wpi="http://schemas.microsoft.com/office/word/2010/wordprocessingInk" xmlns:wps="http://schemas.microsoft.com/office/word/2010/wordprocessingShape" xmlns:o="urn:schemas-microsoft-com:office:office" xmlns:v="urn:schemas-microsoft-com:vml" xmlns:w10="urn:schemas-microsoft-com:office:word" xmlns:w="http://schemas.openxmlformats.org/wordprocessingml/2006/main" xmlns:w14="http://schemas.microsoft.com/office/word/2010/wordml" xmlns:w15="http://schemas.microsoft.com/office/word/2012/wordml" xmlns:w16cex="http://schemas.microsoft.com/office/word/2018/wordml/cex" xmlns:w16cid="http://schemas.microsoft.com/office/word/2016/wordml/cid" xmlns:w16="http://schemas.microsoft.com/office/word/2018/wordml" xmlns:w16sdtdh="http://schemas.microsoft.com/office/word/2020/wordml/sdtdatahash" xmlns:w16sdtfl="http://schemas.microsoft.com/office/word/2024/wordml/sdtformatlock" xmlns:w16se="http://schemas.microsoft.com/office/word/2015/wordml/symex" xmlns:w16du="http://schemas.microsoft.com/office/word/2023/wordml/word16du" xmlns:wne="http://schemas.microsoft.com/office/word/2006/wordml" mc:Ignorable="w14 w15 w16se w16cid w16 w16cex w16sdtdh w16sdtfl w16du wp14">
   <w:body>
     <w:p>
       <w:pPr>
@@ -11,6 +11,12 @@
           <w:lang w:bidi="fa-IR"/>
         </w:rPr>
       </w:pPr>
+      <w:r>
+        <w:rPr>
+          <w:lang w:bidi="fa-IR"/>
+        </w:rPr>
+        <w:t>This is a test</w:t>
+      </w:r>
       <w:r>
         <w:rPr>
           <w:rFonts w:hint="cs"/>
@@ -7707,7 +7713,6 @@
         <w:spacing w:before="0" w:line="240" w:lineRule="auto"/>
         <w:jc w:val="left"/>
         <w:rPr>
-          <w:rFonts w:hint="cs"/>
           <w:b/>
           <w:bCs/>
           <w:lang w:bidi="fa-IR"/>
@@ -7724,7 +7729,6 @@
         <w:spacing w:before="0" w:line="240" w:lineRule="auto"/>
         <w:jc w:val="left"/>
         <w:rPr>
-          <w:rFonts w:hint="cs"/>
           <w:b/>
           <w:bCs/>
           <w:lang w:bidi="fa-IR"/>
@@ -7771,7 +7775,6 @@
         <w:spacing w:before="0" w:line="240" w:lineRule="auto"/>
         <w:jc w:val="left"/>
         <w:rPr>
-          <w:rFonts w:hint="cs"/>
           <w:b/>
           <w:bCs/>
           <w:lang w:bidi="fa-IR"/>
@@ -7788,7 +7791,6 @@
         <w:spacing w:before="0" w:line="240" w:lineRule="auto"/>
         <w:jc w:val="left"/>
         <w:rPr>
-          <w:rFonts w:hint="cs"/>
           <w:b/>
           <w:bCs/>
           <w:lang w:bidi="fa-IR"/>
@@ -7821,7 +7823,6 @@
         <w:spacing w:before="0" w:line="240" w:lineRule="auto"/>
         <w:jc w:val="left"/>
         <w:rPr>
-          <w:rFonts w:hint="cs"/>
           <w:b/>
           <w:bCs/>
           <w:lang w:bidi="fa-IR"/>
@@ -7838,7 +7839,6 @@
         <w:spacing w:before="0" w:line="240" w:lineRule="auto"/>
         <w:jc w:val="left"/>
         <w:rPr>
-          <w:rFonts w:hint="cs"/>
           <w:b/>
           <w:bCs/>
           <w:lang w:bidi="fa-IR"/>
@@ -7871,7 +7871,6 @@
         <w:spacing w:before="0" w:line="240" w:lineRule="auto"/>
         <w:jc w:val="left"/>
         <w:rPr>
-          <w:rFonts w:hint="cs"/>
           <w:b/>
           <w:bCs/>
           <w:lang w:bidi="fa-IR"/>
@@ -7888,7 +7887,6 @@
         <w:spacing w:before="0" w:line="240" w:lineRule="auto"/>
         <w:jc w:val="left"/>
         <w:rPr>
-          <w:rFonts w:hint="cs"/>
           <w:b/>
           <w:bCs/>
           <w:lang w:bidi="fa-IR"/>
@@ -7949,7 +7947,6 @@
         <w:spacing w:before="0" w:line="240" w:lineRule="auto"/>
         <w:jc w:val="left"/>
         <w:rPr>
-          <w:rFonts w:hint="cs"/>
           <w:b/>
           <w:bCs/>
           <w:lang w:bidi="fa-IR"/>
@@ -7966,7 +7963,6 @@
         <w:spacing w:before="0" w:line="240" w:lineRule="auto"/>
         <w:jc w:val="left"/>
         <w:rPr>
-          <w:rFonts w:hint="cs"/>
           <w:b/>
           <w:bCs/>
           <w:lang w:bidi="fa-IR"/>
@@ -8013,7 +8009,6 @@
         <w:spacing w:before="0" w:line="240" w:lineRule="auto"/>
         <w:jc w:val="left"/>
         <w:rPr>
-          <w:rFonts w:hint="cs"/>
           <w:b/>
           <w:bCs/>
           <w:lang w:bidi="fa-IR"/>
@@ -8030,7 +8025,6 @@
         <w:spacing w:before="0" w:line="240" w:lineRule="auto"/>
         <w:jc w:val="left"/>
         <w:rPr>
-          <w:rFonts w:hint="cs"/>
           <w:b/>
           <w:bCs/>
           <w:lang w:bidi="fa-IR"/>
@@ -8077,7 +8071,6 @@
         <w:spacing w:before="0" w:line="240" w:lineRule="auto"/>
         <w:jc w:val="left"/>
         <w:rPr>
-          <w:rFonts w:hint="cs"/>
           <w:b/>
           <w:bCs/>
           <w:lang w:bidi="fa-IR"/>
@@ -8094,7 +8087,6 @@
         <w:spacing w:before="0" w:line="240" w:lineRule="auto"/>
         <w:jc w:val="left"/>
         <w:rPr>
-          <w:rFonts w:hint="cs"/>
           <w:b/>
           <w:bCs/>
           <w:lang w:bidi="fa-IR"/>
@@ -8141,7 +8133,6 @@
         <w:spacing w:before="0" w:line="240" w:lineRule="auto"/>
         <w:jc w:val="left"/>
         <w:rPr>
-          <w:rFonts w:hint="cs"/>
           <w:b/>
           <w:bCs/>
           <w:lang w:bidi="fa-IR"/>
@@ -8158,7 +8149,6 @@
         <w:spacing w:before="0" w:line="240" w:lineRule="auto"/>
         <w:jc w:val="left"/>
         <w:rPr>
-          <w:rFonts w:hint="cs"/>
           <w:b/>
           <w:bCs/>
           <w:lang w:bidi="fa-IR"/>
@@ -8205,7 +8195,6 @@
         <w:spacing w:before="0" w:line="240" w:lineRule="auto"/>
         <w:jc w:val="left"/>
         <w:rPr>
-          <w:rFonts w:hint="cs"/>
           <w:b/>
           <w:bCs/>
           <w:lang w:bidi="fa-IR"/>
@@ -9076,7 +9065,7 @@
 </file>
 
 <file path=word/endnotes.xml><?xml version="1.0" encoding="utf-8"?>
-<w:endnotes xmlns:wpc="http://schemas.microsoft.com/office/word/2010/wordprocessingCanvas" xmlns:cx="http://schemas.microsoft.com/office/drawing/2014/chartex" xmlns:cx1="http://schemas.microsoft.com/office/drawing/2015/9/8/chartex" xmlns:cx2="http://schemas.microsoft.com/office/drawing/2015/10/21/chartex" xmlns:cx3="http://schemas.microsoft.com/office/drawing/2016/5/9/chartex" xmlns:cx4="http://schemas.microsoft.com/office/drawing/2016/5/10/chartex" xmlns:cx5="http://schemas.microsoft.com/office/drawing/2016/5/11/chartex" xmlns:cx6="http://schemas.microsoft.com/office/drawing/2016/5/12/chartex" xmlns:cx7="http://schemas.microsoft.com/office/drawing/2016/5/13/chartex" xmlns:cx8="http://schemas.microsoft.com/office/drawing/2016/5/14/chartex" xmlns:mc="http://schemas.openxmlformats.org/markup-compatibility/2006" xmlns:aink="http://schemas.microsoft.com/office/drawing/2016/ink" xmlns:am3d="http://schemas.microsoft.com/office/drawing/2017/model3d" xmlns:o="urn:schemas-microsoft-com:office:office" xmlns:oel="http://schemas.microsoft.com/office/2019/extlst" xmlns:r="http://schemas.openxmlformats.org/officeDocument/2006/relationships" xmlns:m="http://schemas.openxmlformats.org/officeDocument/2006/math" xmlns:v="urn:schemas-microsoft-com:vml" xmlns:wp14="http://schemas.microsoft.com/office/word/2010/wordprocessingDrawing" xmlns:wp="http://schemas.openxmlformats.org/drawingml/2006/wordprocessingDrawing" xmlns:w10="urn:schemas-microsoft-com:office:word" xmlns:w="http://schemas.openxmlformats.org/wordprocessingml/2006/main" xmlns:w14="http://schemas.microsoft.com/office/word/2010/wordml" xmlns:w15="http://schemas.microsoft.com/office/word/2012/wordml" xmlns:w16cex="http://schemas.microsoft.com/office/word/2018/wordml/cex" xmlns:w16cid="http://schemas.microsoft.com/office/word/2016/wordml/cid" xmlns:w16="http://schemas.microsoft.com/office/word/2018/wordml" xmlns:w16sdtdh="http://schemas.microsoft.com/office/word/2020/wordml/sdtdatahash" xmlns:w16se="http://schemas.microsoft.com/office/word/2015/wordml/symex" xmlns:wpg="http://schemas.microsoft.com/office/word/2010/wordprocessingGroup" xmlns:wpi="http://schemas.microsoft.com/office/word/2010/wordprocessingInk" xmlns:wne="http://schemas.microsoft.com/office/word/2006/wordml" xmlns:wps="http://schemas.microsoft.com/office/word/2010/wordprocessingShape" mc:Ignorable="w14 w15 w16se w16cid w16 w16cex w16sdtdh wp14">
+<w:endnotes xmlns:wpc="http://schemas.microsoft.com/office/word/2010/wordprocessingCanvas" xmlns:cx="http://schemas.microsoft.com/office/drawing/2014/chartex" xmlns:cx1="http://schemas.microsoft.com/office/drawing/2015/9/8/chartex" xmlns:cx2="http://schemas.microsoft.com/office/drawing/2015/10/21/chartex" xmlns:cx3="http://schemas.microsoft.com/office/drawing/2016/5/9/chartex" xmlns:cx4="http://schemas.microsoft.com/office/drawing/2016/5/10/chartex" xmlns:cx5="http://schemas.microsoft.com/office/drawing/2016/5/11/chartex" xmlns:cx6="http://schemas.microsoft.com/office/drawing/2016/5/12/chartex" xmlns:cx7="http://schemas.microsoft.com/office/drawing/2016/5/13/chartex" xmlns:cx8="http://schemas.microsoft.com/office/drawing/2016/5/14/chartex" xmlns:mc="http://schemas.openxmlformats.org/markup-compatibility/2006" xmlns:m="http://schemas.openxmlformats.org/officeDocument/2006/math" xmlns:aink="http://schemas.microsoft.com/office/drawing/2016/ink" xmlns:am3d="http://schemas.microsoft.com/office/drawing/2017/model3d" xmlns:oel="http://schemas.microsoft.com/office/2019/extlst" xmlns:r="http://schemas.openxmlformats.org/officeDocument/2006/relationships" xmlns:wp14="http://schemas.microsoft.com/office/word/2010/wordprocessingDrawing" xmlns:wp="http://schemas.openxmlformats.org/drawingml/2006/wordprocessingDrawing" xmlns:wpg="http://schemas.microsoft.com/office/word/2010/wordprocessingGroup" xmlns:wpi="http://schemas.microsoft.com/office/word/2010/wordprocessingInk" xmlns:wps="http://schemas.microsoft.com/office/word/2010/wordprocessingShape" xmlns:o="urn:schemas-microsoft-com:office:office" xmlns:v="urn:schemas-microsoft-com:vml" xmlns:w10="urn:schemas-microsoft-com:office:word" xmlns:w="http://schemas.openxmlformats.org/wordprocessingml/2006/main" xmlns:w14="http://schemas.microsoft.com/office/word/2010/wordml" xmlns:w15="http://schemas.microsoft.com/office/word/2012/wordml" xmlns:w16cex="http://schemas.microsoft.com/office/word/2018/wordml/cex" xmlns:w16cid="http://schemas.microsoft.com/office/word/2016/wordml/cid" xmlns:w16="http://schemas.microsoft.com/office/word/2018/wordml" xmlns:w16sdtdh="http://schemas.microsoft.com/office/word/2020/wordml/sdtdatahash" xmlns:w16sdtfl="http://schemas.microsoft.com/office/word/2024/wordml/sdtformatlock" xmlns:w16se="http://schemas.microsoft.com/office/word/2015/wordml/symex" xmlns:w16du="http://schemas.microsoft.com/office/word/2023/wordml/word16du" xmlns:wne="http://schemas.microsoft.com/office/word/2006/wordml" mc:Ignorable="w14 w15 w16se w16cid w16 w16cex w16sdtdh w16sdtfl w16du wp14">
   <w:endnote w:type="separator" w:id="-1">
     <w:p>
       <w:r>
@@ -9097,7 +9086,7 @@
 </file>
 
 <file path=word/footer1.xml><?xml version="1.0" encoding="utf-8"?>
-<w:ftr xmlns:wpc="http://schemas.microsoft.com/office/word/2010/wordprocessingCanvas" xmlns:cx="http://schemas.microsoft.com/office/drawing/2014/chartex" xmlns:cx1="http://schemas.microsoft.com/office/drawing/2015/9/8/chartex" xmlns:cx2="http://schemas.microsoft.com/office/drawing/2015/10/21/chartex" xmlns:cx3="http://schemas.microsoft.com/office/drawing/2016/5/9/chartex" xmlns:cx4="http://schemas.microsoft.com/office/drawing/2016/5/10/chartex" xmlns:cx5="http://schemas.microsoft.com/office/drawing/2016/5/11/chartex" xmlns:cx6="http://schemas.microsoft.com/office/drawing/2016/5/12/chartex" xmlns:cx7="http://schemas.microsoft.com/office/drawing/2016/5/13/chartex" xmlns:cx8="http://schemas.microsoft.com/office/drawing/2016/5/14/chartex" xmlns:mc="http://schemas.openxmlformats.org/markup-compatibility/2006" xmlns:aink="http://schemas.microsoft.com/office/drawing/2016/ink" xmlns:am3d="http://schemas.microsoft.com/office/drawing/2017/model3d" xmlns:o="urn:schemas-microsoft-com:office:office" xmlns:oel="http://schemas.microsoft.com/office/2019/extlst" xmlns:r="http://schemas.openxmlformats.org/officeDocument/2006/relationships" xmlns:m="http://schemas.openxmlformats.org/officeDocument/2006/math" xmlns:v="urn:schemas-microsoft-com:vml" xmlns:wp14="http://schemas.microsoft.com/office/word/2010/wordprocessingDrawing" xmlns:wp="http://schemas.openxmlformats.org/drawingml/2006/wordprocessingDrawing" xmlns:w10="urn:schemas-microsoft-com:office:word" xmlns:w="http://schemas.openxmlformats.org/wordprocessingml/2006/main" xmlns:w14="http://schemas.microsoft.com/office/word/2010/wordml" xmlns:w15="http://schemas.microsoft.com/office/word/2012/wordml" xmlns:w16cex="http://schemas.microsoft.com/office/word/2018/wordml/cex" xmlns:w16cid="http://schemas.microsoft.com/office/word/2016/wordml/cid" xmlns:w16="http://schemas.microsoft.com/office/word/2018/wordml" xmlns:w16sdtdh="http://schemas.microsoft.com/office/word/2020/wordml/sdtdatahash" xmlns:w16se="http://schemas.microsoft.com/office/word/2015/wordml/symex" xmlns:wpg="http://schemas.microsoft.com/office/word/2010/wordprocessingGroup" xmlns:wpi="http://schemas.microsoft.com/office/word/2010/wordprocessingInk" xmlns:wne="http://schemas.microsoft.com/office/word/2006/wordml" xmlns:wps="http://schemas.microsoft.com/office/word/2010/wordprocessingShape" mc:Ignorable="w14 w15 w16se w16cid w16 w16cex w16sdtdh wp14">
+<w:ftr xmlns:wpc="http://schemas.microsoft.com/office/word/2010/wordprocessingCanvas" xmlns:cx="http://schemas.microsoft.com/office/drawing/2014/chartex" xmlns:cx1="http://schemas.microsoft.com/office/drawing/2015/9/8/chartex" xmlns:cx2="http://schemas.microsoft.com/office/drawing/2015/10/21/chartex" xmlns:cx3="http://schemas.microsoft.com/office/drawing/2016/5/9/chartex" xmlns:cx4="http://schemas.microsoft.com/office/drawing/2016/5/10/chartex" xmlns:cx5="http://schemas.microsoft.com/office/drawing/2016/5/11/chartex" xmlns:cx6="http://schemas.microsoft.com/office/drawing/2016/5/12/chartex" xmlns:cx7="http://schemas.microsoft.com/office/drawing/2016/5/13/chartex" xmlns:cx8="http://schemas.microsoft.com/office/drawing/2016/5/14/chartex" xmlns:mc="http://schemas.openxmlformats.org/markup-compatibility/2006" xmlns:m="http://schemas.openxmlformats.org/officeDocument/2006/math" xmlns:aink="http://schemas.microsoft.com/office/drawing/2016/ink" xmlns:am3d="http://schemas.microsoft.com/office/drawing/2017/model3d" xmlns:oel="http://schemas.microsoft.com/office/2019/extlst" xmlns:r="http://schemas.openxmlformats.org/officeDocument/2006/relationships" xmlns:wp14="http://schemas.microsoft.com/office/word/2010/wordprocessingDrawing" xmlns:wp="http://schemas.openxmlformats.org/drawingml/2006/wordprocessingDrawing" xmlns:wpg="http://schemas.microsoft.com/office/word/2010/wordprocessingGroup" xmlns:wpi="http://schemas.microsoft.com/office/word/2010/wordprocessingInk" xmlns:wps="http://schemas.microsoft.com/office/word/2010/wordprocessingShape" xmlns:o="urn:schemas-microsoft-com:office:office" xmlns:v="urn:schemas-microsoft-com:vml" xmlns:w10="urn:schemas-microsoft-com:office:word" xmlns:w="http://schemas.openxmlformats.org/wordprocessingml/2006/main" xmlns:w14="http://schemas.microsoft.com/office/word/2010/wordml" xmlns:w15="http://schemas.microsoft.com/office/word/2012/wordml" xmlns:w16cex="http://schemas.microsoft.com/office/word/2018/wordml/cex" xmlns:w16cid="http://schemas.microsoft.com/office/word/2016/wordml/cid" xmlns:w16="http://schemas.microsoft.com/office/word/2018/wordml" xmlns:w16sdtdh="http://schemas.microsoft.com/office/word/2020/wordml/sdtdatahash" xmlns:w16sdtfl="http://schemas.microsoft.com/office/word/2024/wordml/sdtformatlock" xmlns:w16se="http://schemas.microsoft.com/office/word/2015/wordml/symex" xmlns:w16du="http://schemas.microsoft.com/office/word/2023/wordml/word16du" xmlns:wne="http://schemas.microsoft.com/office/word/2006/wordml" mc:Ignorable="w14 w15 w16se w16cid w16 w16cex w16sdtdh w16sdtfl w16du wp14">
   <w:p>
     <w:pPr>
       <w:pStyle w:val="HeaderFooter"/>
@@ -9134,7 +9123,7 @@
 </file>
 
 <file path=word/footnotes.xml><?xml version="1.0" encoding="utf-8"?>
-<w:footnotes xmlns:wpc="http://schemas.microsoft.com/office/word/2010/wordprocessingCanvas" xmlns:cx="http://schemas.microsoft.com/office/drawing/2014/chartex" xmlns:cx1="http://schemas.microsoft.com/office/drawing/2015/9/8/chartex" xmlns:cx2="http://schemas.microsoft.com/office/drawing/2015/10/21/chartex" xmlns:cx3="http://schemas.microsoft.com/office/drawing/2016/5/9/chartex" xmlns:cx4="http://schemas.microsoft.com/office/drawing/2016/5/10/chartex" xmlns:cx5="http://schemas.microsoft.com/office/drawing/2016/5/11/chartex" xmlns:cx6="http://schemas.microsoft.com/office/drawing/2016/5/12/chartex" xmlns:cx7="http://schemas.microsoft.com/office/drawing/2016/5/13/chartex" xmlns:cx8="http://schemas.microsoft.com/office/drawing/2016/5/14/chartex" xmlns:mc="http://schemas.openxmlformats.org/markup-compatibility/2006" xmlns:aink="http://schemas.microsoft.com/office/drawing/2016/ink" xmlns:am3d="http://schemas.microsoft.com/office/drawing/2017/model3d" xmlns:o="urn:schemas-microsoft-com:office:office" xmlns:oel="http://schemas.microsoft.com/office/2019/extlst" xmlns:r="http://schemas.openxmlformats.org/officeDocument/2006/relationships" xmlns:m="http://schemas.openxmlformats.org/officeDocument/2006/math" xmlns:v="urn:schemas-microsoft-com:vml" xmlns:wp14="http://schemas.microsoft.com/office/word/2010/wordprocessingDrawing" xmlns:wp="http://schemas.openxmlformats.org/drawingml/2006/wordprocessingDrawing" xmlns:w10="urn:schemas-microsoft-com:office:word" xmlns:w="http://schemas.openxmlformats.org/wordprocessingml/2006/main" xmlns:w14="http://schemas.microsoft.com/office/word/2010/wordml" xmlns:w15="http://schemas.microsoft.com/office/word/2012/wordml" xmlns:w16cex="http://schemas.microsoft.com/office/word/2018/wordml/cex" xmlns:w16cid="http://schemas.microsoft.com/office/word/2016/wordml/cid" xmlns:w16="http://schemas.microsoft.com/office/word/2018/wordml" xmlns:w16sdtdh="http://schemas.microsoft.com/office/word/2020/wordml/sdtdatahash" xmlns:w16se="http://schemas.microsoft.com/office/word/2015/wordml/symex" xmlns:wpg="http://schemas.microsoft.com/office/word/2010/wordprocessingGroup" xmlns:wpi="http://schemas.microsoft.com/office/word/2010/wordprocessingInk" xmlns:wne="http://schemas.microsoft.com/office/word/2006/wordml" xmlns:wps="http://schemas.microsoft.com/office/word/2010/wordprocessingShape" mc:Ignorable="w14 w15 w16se w16cid w16 w16cex w16sdtdh wp14">
+<w:footnotes xmlns:wpc="http://schemas.microsoft.com/office/word/2010/wordprocessingCanvas" xmlns:cx="http://schemas.microsoft.com/office/drawing/2014/chartex" xmlns:cx1="http://schemas.microsoft.com/office/drawing/2015/9/8/chartex" xmlns:cx2="http://schemas.microsoft.com/office/drawing/2015/10/21/chartex" xmlns:cx3="http://schemas.microsoft.com/office/drawing/2016/5/9/chartex" xmlns:cx4="http://schemas.microsoft.com/office/drawing/2016/5/10/chartex" xmlns:cx5="http://schemas.microsoft.com/office/drawing/2016/5/11/chartex" xmlns:cx6="http://schemas.microsoft.com/office/drawing/2016/5/12/chartex" xmlns:cx7="http://schemas.microsoft.com/office/drawing/2016/5/13/chartex" xmlns:cx8="http://schemas.microsoft.com/office/drawing/2016/5/14/chartex" xmlns:mc="http://schemas.openxmlformats.org/markup-compatibility/2006" xmlns:m="http://schemas.openxmlformats.org/officeDocument/2006/math" xmlns:aink="http://schemas.microsoft.com/office/drawing/2016/ink" xmlns:am3d="http://schemas.microsoft.com/office/drawing/2017/model3d" xmlns:oel="http://schemas.microsoft.com/office/2019/extlst" xmlns:r="http://schemas.openxmlformats.org/officeDocument/2006/relationships" xmlns:wp14="http://schemas.microsoft.com/office/word/2010/wordprocessingDrawing" xmlns:wp="http://schemas.openxmlformats.org/drawingml/2006/wordprocessingDrawing" xmlns:wpg="http://schemas.microsoft.com/office/word/2010/wordprocessingGroup" xmlns:wpi="http://schemas.microsoft.com/office/word/2010/wordprocessingInk" xmlns:wps="http://schemas.microsoft.com/office/word/2010/wordprocessingShape" xmlns:o="urn:schemas-microsoft-com:office:office" xmlns:v="urn:schemas-microsoft-com:vml" xmlns:w10="urn:schemas-microsoft-com:office:word" xmlns:w="http://schemas.openxmlformats.org/wordprocessingml/2006/main" xmlns:w14="http://schemas.microsoft.com/office/word/2010/wordml" xmlns:w15="http://schemas.microsoft.com/office/word/2012/wordml" xmlns:w16cex="http://schemas.microsoft.com/office/word/2018/wordml/cex" xmlns:w16cid="http://schemas.microsoft.com/office/word/2016/wordml/cid" xmlns:w16="http://schemas.microsoft.com/office/word/2018/wordml" xmlns:w16sdtdh="http://schemas.microsoft.com/office/word/2020/wordml/sdtdatahash" xmlns:w16sdtfl="http://schemas.microsoft.com/office/word/2024/wordml/sdtformatlock" xmlns:w16se="http://schemas.microsoft.com/office/word/2015/wordml/symex" xmlns:w16du="http://schemas.microsoft.com/office/word/2023/wordml/word16du" xmlns:wne="http://schemas.microsoft.com/office/word/2006/wordml" mc:Ignorable="w14 w15 w16se w16cid w16 w16cex w16sdtdh w16sdtfl w16du wp14">
   <w:footnote w:type="separator" w:id="-1">
     <w:p>
       <w:r>
@@ -9155,7 +9144,7 @@
 </file>
 
 <file path=word/header1.xml><?xml version="1.0" encoding="utf-8"?>
-<w:hdr xmlns:wpc="http://schemas.microsoft.com/office/word/2010/wordprocessingCanvas" xmlns:cx="http://schemas.microsoft.com/office/drawing/2014/chartex" xmlns:cx1="http://schemas.microsoft.com/office/drawing/2015/9/8/chartex" xmlns:cx2="http://schemas.microsoft.com/office/drawing/2015/10/21/chartex" xmlns:cx3="http://schemas.microsoft.com/office/drawing/2016/5/9/chartex" xmlns:cx4="http://schemas.microsoft.com/office/drawing/2016/5/10/chartex" xmlns:cx5="http://schemas.microsoft.com/office/drawing/2016/5/11/chartex" xmlns:cx6="http://schemas.microsoft.com/office/drawing/2016/5/12/chartex" xmlns:cx7="http://schemas.microsoft.com/office/drawing/2016/5/13/chartex" xmlns:cx8="http://schemas.microsoft.com/office/drawing/2016/5/14/chartex" xmlns:mc="http://schemas.openxmlformats.org/markup-compatibility/2006" xmlns:aink="http://schemas.microsoft.com/office/drawing/2016/ink" xmlns:am3d="http://schemas.microsoft.com/office/drawing/2017/model3d" xmlns:o="urn:schemas-microsoft-com:office:office" xmlns:oel="http://schemas.microsoft.com/office/2019/extlst" xmlns:r="http://schemas.openxmlformats.org/officeDocument/2006/relationships" xmlns:m="http://schemas.openxmlformats.org/officeDocument/2006/math" xmlns:v="urn:schemas-microsoft-com:vml" xmlns:wp14="http://schemas.microsoft.com/office/word/2010/wordprocessingDrawing" xmlns:wp="http://schemas.openxmlformats.org/drawingml/2006/wordprocessingDrawing" xmlns:w10="urn:schemas-microsoft-com:office:word" xmlns:w="http://schemas.openxmlformats.org/wordprocessingml/2006/main" xmlns:w14="http://schemas.microsoft.com/office/word/2010/wordml" xmlns:w15="http://schemas.microsoft.com/office/word/2012/wordml" xmlns:w16cex="http://schemas.microsoft.com/office/word/2018/wordml/cex" xmlns:w16cid="http://schemas.microsoft.com/office/word/2016/wordml/cid" xmlns:w16="http://schemas.microsoft.com/office/word/2018/wordml" xmlns:w16sdtdh="http://schemas.microsoft.com/office/word/2020/wordml/sdtdatahash" xmlns:w16se="http://schemas.microsoft.com/office/word/2015/wordml/symex" xmlns:wpg="http://schemas.microsoft.com/office/word/2010/wordprocessingGroup" xmlns:wpi="http://schemas.microsoft.com/office/word/2010/wordprocessingInk" xmlns:wne="http://schemas.microsoft.com/office/word/2006/wordml" xmlns:wps="http://schemas.microsoft.com/office/word/2010/wordprocessingShape" mc:Ignorable="w14 w15 w16se w16cid w16 w16cex w16sdtdh wp14">
+<w:hdr xmlns:wpc="http://schemas.microsoft.com/office/word/2010/wordprocessingCanvas" xmlns:cx="http://schemas.microsoft.com/office/drawing/2014/chartex" xmlns:cx1="http://schemas.microsoft.com/office/drawing/2015/9/8/chartex" xmlns:cx2="http://schemas.microsoft.com/office/drawing/2015/10/21/chartex" xmlns:cx3="http://schemas.microsoft.com/office/drawing/2016/5/9/chartex" xmlns:cx4="http://schemas.microsoft.com/office/drawing/2016/5/10/chartex" xmlns:cx5="http://schemas.microsoft.com/office/drawing/2016/5/11/chartex" xmlns:cx6="http://schemas.microsoft.com/office/drawing/2016/5/12/chartex" xmlns:cx7="http://schemas.microsoft.com/office/drawing/2016/5/13/chartex" xmlns:cx8="http://schemas.microsoft.com/office/drawing/2016/5/14/chartex" xmlns:mc="http://schemas.openxmlformats.org/markup-compatibility/2006" xmlns:m="http://schemas.openxmlformats.org/officeDocument/2006/math" xmlns:aink="http://schemas.microsoft.com/office/drawing/2016/ink" xmlns:am3d="http://schemas.microsoft.com/office/drawing/2017/model3d" xmlns:oel="http://schemas.microsoft.com/office/2019/extlst" xmlns:r="http://schemas.openxmlformats.org/officeDocument/2006/relationships" xmlns:wp14="http://schemas.microsoft.com/office/word/2010/wordprocessingDrawing" xmlns:wp="http://schemas.openxmlformats.org/drawingml/2006/wordprocessingDrawing" xmlns:wpg="http://schemas.microsoft.com/office/word/2010/wordprocessingGroup" xmlns:wpi="http://schemas.microsoft.com/office/word/2010/wordprocessingInk" xmlns:wps="http://schemas.microsoft.com/office/word/2010/wordprocessingShape" xmlns:o="urn:schemas-microsoft-com:office:office" xmlns:v="urn:schemas-microsoft-com:vml" xmlns:w10="urn:schemas-microsoft-com:office:word" xmlns:w="http://schemas.openxmlformats.org/wordprocessingml/2006/main" xmlns:w14="http://schemas.microsoft.com/office/word/2010/wordml" xmlns:w15="http://schemas.microsoft.com/office/word/2012/wordml" xmlns:w16cex="http://schemas.microsoft.com/office/word/2018/wordml/cex" xmlns:w16cid="http://schemas.microsoft.com/office/word/2016/wordml/cid" xmlns:w16="http://schemas.microsoft.com/office/word/2018/wordml" xmlns:w16sdtdh="http://schemas.microsoft.com/office/word/2020/wordml/sdtdatahash" xmlns:w16sdtfl="http://schemas.microsoft.com/office/word/2024/wordml/sdtformatlock" xmlns:w16se="http://schemas.microsoft.com/office/word/2015/wordml/symex" xmlns:w16du="http://schemas.microsoft.com/office/word/2023/wordml/word16du" xmlns:wne="http://schemas.microsoft.com/office/word/2006/wordml" mc:Ignorable="w14 w15 w16se w16cid w16 w16cex w16sdtdh w16sdtfl w16du wp14">
   <w:p>
     <w:pPr>
       <w:pStyle w:val="HeaderFooter"/>
@@ -9193,7 +9182,7 @@
 </file>
 
 <file path=word/numbering.xml><?xml version="1.0" encoding="utf-8"?>
-<w:numbering xmlns:wpc="http://schemas.microsoft.com/office/word/2010/wordprocessingCanvas" xmlns:cx="http://schemas.microsoft.com/office/drawing/2014/chartex" xmlns:cx1="http://schemas.microsoft.com/office/drawing/2015/9/8/chartex" xmlns:cx2="http://schemas.microsoft.com/office/drawing/2015/10/21/chartex" xmlns:cx3="http://schemas.microsoft.com/office/drawing/2016/5/9/chartex" xmlns:cx4="http://schemas.microsoft.com/office/drawing/2016/5/10/chartex" xmlns:cx5="http://schemas.microsoft.com/office/drawing/2016/5/11/chartex" xmlns:cx6="http://schemas.microsoft.com/office/drawing/2016/5/12/chartex" xmlns:cx7="http://schemas.microsoft.com/office/drawing/2016/5/13/chartex" xmlns:cx8="http://schemas.microsoft.com/office/drawing/2016/5/14/chartex" xmlns:mc="http://schemas.openxmlformats.org/markup-compatibility/2006" xmlns:aink="http://schemas.microsoft.com/office/drawing/2016/ink" xmlns:am3d="http://schemas.microsoft.com/office/drawing/2017/model3d" xmlns:o="urn:schemas-microsoft-com:office:office" xmlns:oel="http://schemas.microsoft.com/office/2019/extlst" xmlns:r="http://schemas.openxmlformats.org/officeDocument/2006/relationships" xmlns:m="http://schemas.openxmlformats.org/officeDocument/2006/math" xmlns:v="urn:schemas-microsoft-com:vml" xmlns:wp14="http://schemas.microsoft.com/office/word/2010/wordprocessingDrawing" xmlns:wp="http://schemas.openxmlformats.org/drawingml/2006/wordprocessingDrawing" xmlns:w10="urn:schemas-microsoft-com:office:word" xmlns:w="http://schemas.openxmlformats.org/wordprocessingml/2006/main" xmlns:w14="http://schemas.microsoft.com/office/word/2010/wordml" xmlns:w15="http://schemas.microsoft.com/office/word/2012/wordml" xmlns:w16cex="http://schemas.microsoft.com/office/word/2018/wordml/cex" xmlns:w16cid="http://schemas.microsoft.com/office/word/2016/wordml/cid" xmlns:w16="http://schemas.microsoft.com/office/word/2018/wordml" xmlns:w16sdtdh="http://schemas.microsoft.com/office/word/2020/wordml/sdtdatahash" xmlns:w16se="http://schemas.microsoft.com/office/word/2015/wordml/symex" xmlns:wpg="http://schemas.microsoft.com/office/word/2010/wordprocessingGroup" xmlns:wpi="http://schemas.microsoft.com/office/word/2010/wordprocessingInk" xmlns:wne="http://schemas.microsoft.com/office/word/2006/wordml" xmlns:wps="http://schemas.microsoft.com/office/word/2010/wordprocessingShape" mc:Ignorable="w14 w15 w16se w16cid w16 w16cex w16sdtdh wp14">
+<w:numbering xmlns:wpc="http://schemas.microsoft.com/office/word/2010/wordprocessingCanvas" xmlns:cx="http://schemas.microsoft.com/office/drawing/2014/chartex" xmlns:cx1="http://schemas.microsoft.com/office/drawing/2015/9/8/chartex" xmlns:cx2="http://schemas.microsoft.com/office/drawing/2015/10/21/chartex" xmlns:cx3="http://schemas.microsoft.com/office/drawing/2016/5/9/chartex" xmlns:cx4="http://schemas.microsoft.com/office/drawing/2016/5/10/chartex" xmlns:cx5="http://schemas.microsoft.com/office/drawing/2016/5/11/chartex" xmlns:cx6="http://schemas.microsoft.com/office/drawing/2016/5/12/chartex" xmlns:cx7="http://schemas.microsoft.com/office/drawing/2016/5/13/chartex" xmlns:cx8="http://schemas.microsoft.com/office/drawing/2016/5/14/chartex" xmlns:mc="http://schemas.openxmlformats.org/markup-compatibility/2006" xmlns:m="http://schemas.openxmlformats.org/officeDocument/2006/math" xmlns:aink="http://schemas.microsoft.com/office/drawing/2016/ink" xmlns:am3d="http://schemas.microsoft.com/office/drawing/2017/model3d" xmlns:oel="http://schemas.microsoft.com/office/2019/extlst" xmlns:r="http://schemas.openxmlformats.org/officeDocument/2006/relationships" xmlns:wp14="http://schemas.microsoft.com/office/word/2010/wordprocessingDrawing" xmlns:wp="http://schemas.openxmlformats.org/drawingml/2006/wordprocessingDrawing" xmlns:wpg="http://schemas.microsoft.com/office/word/2010/wordprocessingGroup" xmlns:wpi="http://schemas.microsoft.com/office/word/2010/wordprocessingInk" xmlns:wps="http://schemas.microsoft.com/office/word/2010/wordprocessingShape" xmlns:o="urn:schemas-microsoft-com:office:office" xmlns:v="urn:schemas-microsoft-com:vml" xmlns:w10="urn:schemas-microsoft-com:office:word" xmlns:w="http://schemas.openxmlformats.org/wordprocessingml/2006/main" xmlns:w14="http://schemas.microsoft.com/office/word/2010/wordml" xmlns:w15="http://schemas.microsoft.com/office/word/2012/wordml" xmlns:w16cex="http://schemas.microsoft.com/office/word/2018/wordml/cex" xmlns:w16cid="http://schemas.microsoft.com/office/word/2016/wordml/cid" xmlns:w16="http://schemas.microsoft.com/office/word/2018/wordml" xmlns:w16sdtdh="http://schemas.microsoft.com/office/word/2020/wordml/sdtdatahash" xmlns:w16sdtfl="http://schemas.microsoft.com/office/word/2024/wordml/sdtformatlock" xmlns:w16se="http://schemas.microsoft.com/office/word/2015/wordml/symex" xmlns:w16du="http://schemas.microsoft.com/office/word/2023/wordml/word16du" xmlns:wne="http://schemas.microsoft.com/office/word/2006/wordml" mc:Ignorable="w14 w15 w16se w16cid w16 w16cex w16sdtdh w16sdtfl w16du wp14">
   <w:abstractNum w:abstractNumId="0" w15:restartNumberingAfterBreak="0">
     <w:nsid w:val="008934C6"/>
     <w:multiLevelType w:val="multilevel"/>
@@ -12041,7 +12030,7 @@
 </file>
 
 <file path=word/styles.xml><?xml version="1.0" encoding="utf-8"?>
-<w:styles xmlns:mc="http://schemas.openxmlformats.org/markup-compatibility/2006" xmlns:r="http://schemas.openxmlformats.org/officeDocument/2006/relationships" xmlns:w="http://schemas.openxmlformats.org/wordprocessingml/2006/main" xmlns:w14="http://schemas.microsoft.com/office/word/2010/wordml" xmlns:w15="http://schemas.microsoft.com/office/word/2012/wordml" xmlns:w16cex="http://schemas.microsoft.com/office/word/2018/wordml/cex" xmlns:w16cid="http://schemas.microsoft.com/office/word/2016/wordml/cid" xmlns:w16="http://schemas.microsoft.com/office/word/2018/wordml" xmlns:w16sdtdh="http://schemas.microsoft.com/office/word/2020/wordml/sdtdatahash" xmlns:w16se="http://schemas.microsoft.com/office/word/2015/wordml/symex" mc:Ignorable="w14 w15 w16se w16cid w16 w16cex w16sdtdh">
+<w:styles xmlns:mc="http://schemas.openxmlformats.org/markup-compatibility/2006" xmlns:r="http://schemas.openxmlformats.org/officeDocument/2006/relationships" xmlns:w="http://schemas.openxmlformats.org/wordprocessingml/2006/main" xmlns:w14="http://schemas.microsoft.com/office/word/2010/wordml" xmlns:w15="http://schemas.microsoft.com/office/word/2012/wordml" xmlns:w16cex="http://schemas.microsoft.com/office/word/2018/wordml/cex" xmlns:w16cid="http://schemas.microsoft.com/office/word/2016/wordml/cid" xmlns:w16="http://schemas.microsoft.com/office/word/2018/wordml" xmlns:w16sdtdh="http://schemas.microsoft.com/office/word/2020/wordml/sdtdatahash" xmlns:w16sdtfl="http://schemas.microsoft.com/office/word/2024/wordml/sdtformatlock" xmlns:w16se="http://schemas.microsoft.com/office/word/2015/wordml/symex" xmlns:w16du="http://schemas.microsoft.com/office/word/2023/wordml/word16du" mc:Ignorable="w14 w15 w16se w16cid w16 w16cex w16sdtdh w16sdtfl w16du">
   <w:docDefaults>
     <w:rPrDefault>
       <w:rPr>
@@ -12540,6 +12529,7 @@
   <w:style w:type="character" w:default="1" w:styleId="DefaultParagraphFont">
     <w:name w:val="Default Paragraph Font"/>
     <w:uiPriority w:val="1"/>
+    <w:semiHidden/>
     <w:unhideWhenUsed/>
   </w:style>
   <w:style w:type="table" w:default="1" w:styleId="TableNormal">

--- a/Documentation/Analysis/System Proposal/System proposal.docx
+++ b/Documentation/Analysis/System Proposal/System proposal.docx
@@ -13,25 +13,11 @@
       </w:pPr>
       <w:r>
         <w:rPr>
+          <w:rFonts w:hint="cs"/>
+          <w:rtl/>
           <w:lang w:bidi="fa-IR"/>
         </w:rPr>
-        <w:t>This is a test</w:t>
-      </w:r>
-      <w:r>
-        <w:rPr>
-          <w:rFonts w:hint="cs"/>
-          <w:rtl/>
-          <w:lang w:bidi="fa-IR"/>
-        </w:rPr>
         <w:t>{صفحه به نام خدا}</w:t>
-      </w:r>
-      <w:r>
-        <w:rPr>
-          <w:rFonts w:hint="cs"/>
-          <w:rtl/>
-          <w:lang w:bidi="fa-IR"/>
-        </w:rPr>
-        <w:t xml:space="preserve"> </w:t>
       </w:r>
       <w:r>
         <w:rPr>

--- a/Documentation/Analysis/System Proposal/System proposal.docx
+++ b/Documentation/Analysis/System Proposal/System proposal.docx
@@ -1,6 +1,6 @@
 
 <file path=word/document.xml><?xml version="1.0" encoding="utf-8"?>
-<w:document xmlns:wpc="http://schemas.microsoft.com/office/word/2010/wordprocessingCanvas" xmlns:cx="http://schemas.microsoft.com/office/drawing/2014/chartex" xmlns:cx1="http://schemas.microsoft.com/office/drawing/2015/9/8/chartex" xmlns:cx2="http://schemas.microsoft.com/office/drawing/2015/10/21/chartex" xmlns:cx3="http://schemas.microsoft.com/office/drawing/2016/5/9/chartex" xmlns:cx4="http://schemas.microsoft.com/office/drawing/2016/5/10/chartex" xmlns:cx5="http://schemas.microsoft.com/office/drawing/2016/5/11/chartex" xmlns:cx6="http://schemas.microsoft.com/office/drawing/2016/5/12/chartex" xmlns:cx7="http://schemas.microsoft.com/office/drawing/2016/5/13/chartex" xmlns:cx8="http://schemas.microsoft.com/office/drawing/2016/5/14/chartex" xmlns:mc="http://schemas.openxmlformats.org/markup-compatibility/2006" xmlns:m="http://schemas.openxmlformats.org/officeDocument/2006/math" xmlns:aink="http://schemas.microsoft.com/office/drawing/2016/ink" xmlns:am3d="http://schemas.microsoft.com/office/drawing/2017/model3d" xmlns:oel="http://schemas.microsoft.com/office/2019/extlst" xmlns:r="http://schemas.openxmlformats.org/officeDocument/2006/relationships" xmlns:wp14="http://schemas.microsoft.com/office/word/2010/wordprocessingDrawing" xmlns:wp="http://schemas.openxmlformats.org/drawingml/2006/wordprocessingDrawing" xmlns:wpg="http://schemas.microsoft.com/office/word/2010/wordprocessingGroup" xmlns:wpi="http://schemas.microsoft.com/office/word/2010/wordprocessingInk" xmlns:wps="http://schemas.microsoft.com/office/word/2010/wordprocessingShape" xmlns:o="urn:schemas-microsoft-com:office:office" xmlns:v="urn:schemas-microsoft-com:vml" xmlns:w10="urn:schemas-microsoft-com:office:word" xmlns:w="http://schemas.openxmlformats.org/wordprocessingml/2006/main" xmlns:w14="http://schemas.microsoft.com/office/word/2010/wordml" xmlns:w15="http://schemas.microsoft.com/office/word/2012/wordml" xmlns:w16cex="http://schemas.microsoft.com/office/word/2018/wordml/cex" xmlns:w16cid="http://schemas.microsoft.com/office/word/2016/wordml/cid" xmlns:w16="http://schemas.microsoft.com/office/word/2018/wordml" xmlns:w16sdtdh="http://schemas.microsoft.com/office/word/2020/wordml/sdtdatahash" xmlns:w16sdtfl="http://schemas.microsoft.com/office/word/2024/wordml/sdtformatlock" xmlns:w16se="http://schemas.microsoft.com/office/word/2015/wordml/symex" xmlns:w16du="http://schemas.microsoft.com/office/word/2023/wordml/word16du" xmlns:wne="http://schemas.microsoft.com/office/word/2006/wordml" mc:Ignorable="w14 w15 w16se w16cid w16 w16cex w16sdtdh w16sdtfl w16du wp14">
+<w:document xmlns:wpc="http://schemas.microsoft.com/office/word/2010/wordprocessingCanvas" xmlns:cx="http://schemas.microsoft.com/office/drawing/2014/chartex" xmlns:cx1="http://schemas.microsoft.com/office/drawing/2015/9/8/chartex" xmlns:cx2="http://schemas.microsoft.com/office/drawing/2015/10/21/chartex" xmlns:cx3="http://schemas.microsoft.com/office/drawing/2016/5/9/chartex" xmlns:cx4="http://schemas.microsoft.com/office/drawing/2016/5/10/chartex" xmlns:cx5="http://schemas.microsoft.com/office/drawing/2016/5/11/chartex" xmlns:cx6="http://schemas.microsoft.com/office/drawing/2016/5/12/chartex" xmlns:cx7="http://schemas.microsoft.com/office/drawing/2016/5/13/chartex" xmlns:cx8="http://schemas.microsoft.com/office/drawing/2016/5/14/chartex" xmlns:mc="http://schemas.openxmlformats.org/markup-compatibility/2006" xmlns:aink="http://schemas.microsoft.com/office/drawing/2016/ink" xmlns:am3d="http://schemas.microsoft.com/office/drawing/2017/model3d" xmlns:o="urn:schemas-microsoft-com:office:office" xmlns:oel="http://schemas.microsoft.com/office/2019/extlst" xmlns:r="http://schemas.openxmlformats.org/officeDocument/2006/relationships" xmlns:m="http://schemas.openxmlformats.org/officeDocument/2006/math" xmlns:v="urn:schemas-microsoft-com:vml" xmlns:wp14="http://schemas.microsoft.com/office/word/2010/wordprocessingDrawing" xmlns:wp="http://schemas.openxmlformats.org/drawingml/2006/wordprocessingDrawing" xmlns:w10="urn:schemas-microsoft-com:office:word" xmlns:w="http://schemas.openxmlformats.org/wordprocessingml/2006/main" xmlns:w14="http://schemas.microsoft.com/office/word/2010/wordml" xmlns:w15="http://schemas.microsoft.com/office/word/2012/wordml" xmlns:w16cex="http://schemas.microsoft.com/office/word/2018/wordml/cex" xmlns:w16cid="http://schemas.microsoft.com/office/word/2016/wordml/cid" xmlns:w16="http://schemas.microsoft.com/office/word/2018/wordml" xmlns:w16sdtdh="http://schemas.microsoft.com/office/word/2020/wordml/sdtdatahash" xmlns:w16se="http://schemas.microsoft.com/office/word/2015/wordml/symex" xmlns:wpg="http://schemas.microsoft.com/office/word/2010/wordprocessingGroup" xmlns:wpi="http://schemas.microsoft.com/office/word/2010/wordprocessingInk" xmlns:wne="http://schemas.microsoft.com/office/word/2006/wordml" xmlns:wps="http://schemas.microsoft.com/office/word/2010/wordprocessingShape" mc:Ignorable="w14 w15 w16se w16cid w16 w16cex w16sdtdh wp14">
   <w:body>
     <w:p>
       <w:pPr>
@@ -13,11 +13,41 @@
       </w:pPr>
       <w:r>
         <w:rPr>
+          <w:lang w:bidi="fa-IR"/>
+        </w:rPr>
+        <w:t xml:space="preserve">This is a </w:t>
+      </w:r>
+      <w:proofErr w:type="gramStart"/>
+      <w:r>
+        <w:rPr>
+          <w:lang w:bidi="fa-IR"/>
+        </w:rPr>
+        <w:t>test</w:t>
+      </w:r>
+      <w:r>
+        <w:rPr>
           <w:rFonts w:hint="cs"/>
           <w:rtl/>
           <w:lang w:bidi="fa-IR"/>
         </w:rPr>
-        <w:t>{صفحه به نام خدا}</w:t>
+        <w:t>{</w:t>
+      </w:r>
+      <w:proofErr w:type="gramEnd"/>
+      <w:r>
+        <w:rPr>
+          <w:rFonts w:hint="cs"/>
+          <w:rtl/>
+          <w:lang w:bidi="fa-IR"/>
+        </w:rPr>
+        <w:t>صفحه به نام خدا}</w:t>
+      </w:r>
+      <w:r>
+        <w:rPr>
+          <w:rFonts w:hint="cs"/>
+          <w:rtl/>
+          <w:lang w:bidi="fa-IR"/>
+        </w:rPr>
+        <w:t xml:space="preserve"> </w:t>
       </w:r>
       <w:r>
         <w:rPr>
@@ -6756,9 +6786,6 @@
     <w:p>
       <w:pPr>
         <w:pStyle w:val="Heading2"/>
-        <w:rPr>
-          <w:rtl/>
-        </w:rPr>
       </w:pPr>
       <w:bookmarkStart w:id="2" w:name="_Toc234084109"/>
       <w:r>
@@ -6775,6 +6802,22 @@
         <w:t>ر</w:t>
       </w:r>
       <w:bookmarkEnd w:id="2"/>
+    </w:p>
+    <w:p>
+      <w:pPr>
+        <w:rPr>
+          <w:rFonts w:hint="cs"/>
+          <w:lang w:bidi="fa-IR"/>
+        </w:rPr>
+      </w:pPr>
+      <w:r>
+        <w:rPr>
+          <w:rFonts w:hint="cs"/>
+          <w:rtl/>
+          <w:lang w:bidi="fa-IR"/>
+        </w:rPr>
+        <w:t xml:space="preserve">سامانه رزروسنتر یک سیستم مبتنی بر وب است که هدف آن کاهش فاصله بین </w:t>
+      </w:r>
     </w:p>
     <w:p>
       <w:pPr>
@@ -8893,33 +8936,191 @@
     </w:p>
     <w:p>
       <w:pPr>
+        <w:bidi w:val="0"/>
+        <w:spacing w:before="0" w:line="240" w:lineRule="auto"/>
+        <w:jc w:val="left"/>
+        <w:rPr>
+          <w:b/>
+          <w:bCs/>
+          <w:color w:val="00A2FF"/>
+          <w:sz w:val="32"/>
+          <w:szCs w:val="32"/>
+          <w:rtl/>
+        </w:rPr>
+      </w:pPr>
+      <w:bookmarkStart w:id="41" w:name="_Toc234084147"/>
+      <w:r>
+        <w:rPr>
+          <w:rtl/>
+        </w:rPr>
+        <w:br w:type="page"/>
+      </w:r>
+    </w:p>
+    <w:p>
+      <w:pPr>
         <w:pStyle w:val="Heading2"/>
         <w:rPr>
-          <w:lang w:bidi="fa-IR"/>
-        </w:rPr>
-      </w:pPr>
-      <w:bookmarkStart w:id="41" w:name="_Toc234084147"/>
-      <w:r>
-        <w:rPr>
-          <w:rtl/>
-        </w:rPr>
+          <w:rtl/>
+        </w:rPr>
+      </w:pPr>
+      <w:r>
+        <w:rPr>
+          <w:rtl/>
+        </w:rPr>
+        <w:lastRenderedPageBreak/>
         <w:t>مشکلات پروژه</w:t>
       </w:r>
       <w:bookmarkEnd w:id="41"/>
     </w:p>
     <w:p>
       <w:pPr>
+        <w:pStyle w:val="ListParagraph"/>
+        <w:numPr>
+          <w:ilvl w:val="0"/>
+          <w:numId w:val="22"/>
+        </w:numPr>
+        <w:rPr>
+          <w:lang w:bidi="fa-IR"/>
+        </w:rPr>
+      </w:pPr>
+      <w:r>
+        <w:rPr>
+          <w:rFonts w:hint="cs"/>
+          <w:rtl/>
+          <w:lang w:bidi="fa-IR"/>
+        </w:rPr>
+        <w:t>مدیر و پشتیبان یک کسب‌وکار میتوانند در قسمت «ثبت کارمند» در صفحه «لیست کارمندان»، با وارد کردن هر شماره ثبت شده در سیستم، بدون تایید صاحب شماره، او را به لیست کارمندان خود اضافه کرده و نام و نام خانوادگی صاحب حساب کاربری را مشاهده کنند. این مشکل با فرستاد</w:t>
+      </w:r>
+      <w:r>
+        <w:rPr>
+          <w:rFonts w:hint="cs"/>
+          <w:rtl/>
+          <w:lang w:bidi="fa-IR"/>
+        </w:rPr>
+        <w:t>ن</w:t>
+      </w:r>
+      <w:r>
+        <w:rPr>
+          <w:rFonts w:hint="cs"/>
+          <w:rtl/>
+          <w:lang w:bidi="fa-IR"/>
+        </w:rPr>
+        <w:t xml:space="preserve"> </w:t>
+      </w:r>
+      <w:r>
+        <w:rPr>
+          <w:rFonts w:hint="cs"/>
+          <w:rtl/>
+          <w:lang w:bidi="fa-IR"/>
+        </w:rPr>
+        <w:t>پیامک حاوی لینک تایید</w:t>
+      </w:r>
+      <w:r>
+        <w:rPr>
+          <w:rFonts w:hint="cs"/>
+          <w:rtl/>
+          <w:lang w:bidi="fa-IR"/>
+        </w:rPr>
+        <w:t xml:space="preserve"> به شماره موبایل </w:t>
+      </w:r>
+      <w:r>
+        <w:rPr>
+          <w:rFonts w:hint="cs"/>
+          <w:rtl/>
+          <w:lang w:bidi="fa-IR"/>
+        </w:rPr>
+        <w:t>مذکور، قابل حل است. اما درحال حاضر، در توانایی افراد تیم پروژه نیست.</w:t>
+      </w:r>
+    </w:p>
+    <w:p>
+      <w:pPr>
+        <w:pStyle w:val="ListParagraph"/>
+        <w:numPr>
+          <w:ilvl w:val="0"/>
+          <w:numId w:val="22"/>
+        </w:numPr>
+        <w:rPr>
+          <w:lang w:bidi="fa-IR"/>
+        </w:rPr>
+      </w:pPr>
+      <w:r>
+        <w:rPr>
+          <w:rFonts w:hint="cs"/>
+          <w:rtl/>
+          <w:lang w:bidi="fa-IR"/>
+        </w:rPr>
+        <w:t xml:space="preserve">پسورد حساب‌ها به صورت </w:t>
+      </w:r>
+      <w:r>
+        <w:rPr>
+          <w:lang w:bidi="fa-IR"/>
+        </w:rPr>
+        <w:t>string</w:t>
+      </w:r>
+      <w:r>
+        <w:rPr>
+          <w:rFonts w:hint="cs"/>
+          <w:rtl/>
+          <w:lang w:bidi="fa-IR"/>
+        </w:rPr>
+        <w:t xml:space="preserve"> در فیلد کلاس‌های بک اند ذخیره میشوند. بهتر بود به صورت </w:t>
+      </w:r>
+      <w:r>
+        <w:rPr>
+          <w:lang w:bidi="fa-IR"/>
+        </w:rPr>
+        <w:t>hash</w:t>
+      </w:r>
+      <w:r>
+        <w:rPr>
+          <w:rFonts w:hint="cs"/>
+          <w:rtl/>
+          <w:lang w:bidi="fa-IR"/>
+        </w:rPr>
+        <w:t xml:space="preserve"> ذخیره می‌شدند. حل این مشکل از توانایی‌های افراد تیم فراتر است.</w:t>
+      </w:r>
+    </w:p>
+    <w:p>
+      <w:pPr>
+        <w:pStyle w:val="ListParagraph"/>
+        <w:numPr>
+          <w:ilvl w:val="0"/>
+          <w:numId w:val="22"/>
+        </w:numPr>
+        <w:rPr>
+          <w:rtl/>
+          <w:lang w:bidi="fa-IR"/>
+        </w:rPr>
+      </w:pPr>
+      <w:r>
+        <w:rPr>
+          <w:rFonts w:hint="cs"/>
+          <w:rtl/>
+          <w:lang w:bidi="fa-IR"/>
+        </w:rPr>
+        <w:t>افزودن نوع جدیدی از کسب‌وکار، نیازمند تغییر مستقیم و تخصصی دیتابیس است و باید فقط توسط اعضای تیم انجام شود.</w:t>
+      </w:r>
+      <w:bookmarkStart w:id="42" w:name="_Toc234084148"/>
+      <w:r>
+        <w:rPr>
+          <w:rtl/>
+        </w:rPr>
+        <w:br w:type="page"/>
+      </w:r>
+    </w:p>
+    <w:p>
+      <w:pPr>
         <w:pStyle w:val="Heading2"/>
         <w:rPr>
           <w:rtl/>
           <w:lang w:bidi="fa-IR"/>
         </w:rPr>
       </w:pPr>
-      <w:bookmarkStart w:id="42" w:name="_Toc234084148"/>
-      <w:r>
-        <w:rPr>
-          <w:rtl/>
-        </w:rPr>
+      <w:r>
+        <w:rPr>
+          <w:rtl/>
+        </w:rPr>
+        <w:lastRenderedPageBreak/>
         <w:t>پیشنهادهای توسعه آینده</w:t>
       </w:r>
       <w:bookmarkEnd w:id="42"/>
@@ -9051,7 +9252,7 @@
 </file>
 
 <file path=word/endnotes.xml><?xml version="1.0" encoding="utf-8"?>
-<w:endnotes xmlns:wpc="http://schemas.microsoft.com/office/word/2010/wordprocessingCanvas" xmlns:cx="http://schemas.microsoft.com/office/drawing/2014/chartex" xmlns:cx1="http://schemas.microsoft.com/office/drawing/2015/9/8/chartex" xmlns:cx2="http://schemas.microsoft.com/office/drawing/2015/10/21/chartex" xmlns:cx3="http://schemas.microsoft.com/office/drawing/2016/5/9/chartex" xmlns:cx4="http://schemas.microsoft.com/office/drawing/2016/5/10/chartex" xmlns:cx5="http://schemas.microsoft.com/office/drawing/2016/5/11/chartex" xmlns:cx6="http://schemas.microsoft.com/office/drawing/2016/5/12/chartex" xmlns:cx7="http://schemas.microsoft.com/office/drawing/2016/5/13/chartex" xmlns:cx8="http://schemas.microsoft.com/office/drawing/2016/5/14/chartex" xmlns:mc="http://schemas.openxmlformats.org/markup-compatibility/2006" xmlns:m="http://schemas.openxmlformats.org/officeDocument/2006/math" xmlns:aink="http://schemas.microsoft.com/office/drawing/2016/ink" xmlns:am3d="http://schemas.microsoft.com/office/drawing/2017/model3d" xmlns:oel="http://schemas.microsoft.com/office/2019/extlst" xmlns:r="http://schemas.openxmlformats.org/officeDocument/2006/relationships" xmlns:wp14="http://schemas.microsoft.com/office/word/2010/wordprocessingDrawing" xmlns:wp="http://schemas.openxmlformats.org/drawingml/2006/wordprocessingDrawing" xmlns:wpg="http://schemas.microsoft.com/office/word/2010/wordprocessingGroup" xmlns:wpi="http://schemas.microsoft.com/office/word/2010/wordprocessingInk" xmlns:wps="http://schemas.microsoft.com/office/word/2010/wordprocessingShape" xmlns:o="urn:schemas-microsoft-com:office:office" xmlns:v="urn:schemas-microsoft-com:vml" xmlns:w10="urn:schemas-microsoft-com:office:word" xmlns:w="http://schemas.openxmlformats.org/wordprocessingml/2006/main" xmlns:w14="http://schemas.microsoft.com/office/word/2010/wordml" xmlns:w15="http://schemas.microsoft.com/office/word/2012/wordml" xmlns:w16cex="http://schemas.microsoft.com/office/word/2018/wordml/cex" xmlns:w16cid="http://schemas.microsoft.com/office/word/2016/wordml/cid" xmlns:w16="http://schemas.microsoft.com/office/word/2018/wordml" xmlns:w16sdtdh="http://schemas.microsoft.com/office/word/2020/wordml/sdtdatahash" xmlns:w16sdtfl="http://schemas.microsoft.com/office/word/2024/wordml/sdtformatlock" xmlns:w16se="http://schemas.microsoft.com/office/word/2015/wordml/symex" xmlns:w16du="http://schemas.microsoft.com/office/word/2023/wordml/word16du" xmlns:wne="http://schemas.microsoft.com/office/word/2006/wordml" mc:Ignorable="w14 w15 w16se w16cid w16 w16cex w16sdtdh w16sdtfl w16du wp14">
+<w:endnotes xmlns:wpc="http://schemas.microsoft.com/office/word/2010/wordprocessingCanvas" xmlns:cx="http://schemas.microsoft.com/office/drawing/2014/chartex" xmlns:cx1="http://schemas.microsoft.com/office/drawing/2015/9/8/chartex" xmlns:cx2="http://schemas.microsoft.com/office/drawing/2015/10/21/chartex" xmlns:cx3="http://schemas.microsoft.com/office/drawing/2016/5/9/chartex" xmlns:cx4="http://schemas.microsoft.com/office/drawing/2016/5/10/chartex" xmlns:cx5="http://schemas.microsoft.com/office/drawing/2016/5/11/chartex" xmlns:cx6="http://schemas.microsoft.com/office/drawing/2016/5/12/chartex" xmlns:cx7="http://schemas.microsoft.com/office/drawing/2016/5/13/chartex" xmlns:cx8="http://schemas.microsoft.com/office/drawing/2016/5/14/chartex" xmlns:mc="http://schemas.openxmlformats.org/markup-compatibility/2006" xmlns:aink="http://schemas.microsoft.com/office/drawing/2016/ink" xmlns:am3d="http://schemas.microsoft.com/office/drawing/2017/model3d" xmlns:o="urn:schemas-microsoft-com:office:office" xmlns:oel="http://schemas.microsoft.com/office/2019/extlst" xmlns:r="http://schemas.openxmlformats.org/officeDocument/2006/relationships" xmlns:m="http://schemas.openxmlformats.org/officeDocument/2006/math" xmlns:v="urn:schemas-microsoft-com:vml" xmlns:wp14="http://schemas.microsoft.com/office/word/2010/wordprocessingDrawing" xmlns:wp="http://schemas.openxmlformats.org/drawingml/2006/wordprocessingDrawing" xmlns:w10="urn:schemas-microsoft-com:office:word" xmlns:w="http://schemas.openxmlformats.org/wordprocessingml/2006/main" xmlns:w14="http://schemas.microsoft.com/office/word/2010/wordml" xmlns:w15="http://schemas.microsoft.com/office/word/2012/wordml" xmlns:w16cex="http://schemas.microsoft.com/office/word/2018/wordml/cex" xmlns:w16cid="http://schemas.microsoft.com/office/word/2016/wordml/cid" xmlns:w16="http://schemas.microsoft.com/office/word/2018/wordml" xmlns:w16sdtdh="http://schemas.microsoft.com/office/word/2020/wordml/sdtdatahash" xmlns:w16se="http://schemas.microsoft.com/office/word/2015/wordml/symex" xmlns:wpg="http://schemas.microsoft.com/office/word/2010/wordprocessingGroup" xmlns:wpi="http://schemas.microsoft.com/office/word/2010/wordprocessingInk" xmlns:wne="http://schemas.microsoft.com/office/word/2006/wordml" xmlns:wps="http://schemas.microsoft.com/office/word/2010/wordprocessingShape" mc:Ignorable="w14 w15 w16se w16cid w16 w16cex w16sdtdh wp14">
   <w:endnote w:type="separator" w:id="-1">
     <w:p>
       <w:r>
@@ -9072,7 +9273,7 @@
 </file>
 
 <file path=word/footer1.xml><?xml version="1.0" encoding="utf-8"?>
-<w:ftr xmlns:wpc="http://schemas.microsoft.com/office/word/2010/wordprocessingCanvas" xmlns:cx="http://schemas.microsoft.com/office/drawing/2014/chartex" xmlns:cx1="http://schemas.microsoft.com/office/drawing/2015/9/8/chartex" xmlns:cx2="http://schemas.microsoft.com/office/drawing/2015/10/21/chartex" xmlns:cx3="http://schemas.microsoft.com/office/drawing/2016/5/9/chartex" xmlns:cx4="http://schemas.microsoft.com/office/drawing/2016/5/10/chartex" xmlns:cx5="http://schemas.microsoft.com/office/drawing/2016/5/11/chartex" xmlns:cx6="http://schemas.microsoft.com/office/drawing/2016/5/12/chartex" xmlns:cx7="http://schemas.microsoft.com/office/drawing/2016/5/13/chartex" xmlns:cx8="http://schemas.microsoft.com/office/drawing/2016/5/14/chartex" xmlns:mc="http://schemas.openxmlformats.org/markup-compatibility/2006" xmlns:m="http://schemas.openxmlformats.org/officeDocument/2006/math" xmlns:aink="http://schemas.microsoft.com/office/drawing/2016/ink" xmlns:am3d="http://schemas.microsoft.com/office/drawing/2017/model3d" xmlns:oel="http://schemas.microsoft.com/office/2019/extlst" xmlns:r="http://schemas.openxmlformats.org/officeDocument/2006/relationships" xmlns:wp14="http://schemas.microsoft.com/office/word/2010/wordprocessingDrawing" xmlns:wp="http://schemas.openxmlformats.org/drawingml/2006/wordprocessingDrawing" xmlns:wpg="http://schemas.microsoft.com/office/word/2010/wordprocessingGroup" xmlns:wpi="http://schemas.microsoft.com/office/word/2010/wordprocessingInk" xmlns:wps="http://schemas.microsoft.com/office/word/2010/wordprocessingShape" xmlns:o="urn:schemas-microsoft-com:office:office" xmlns:v="urn:schemas-microsoft-com:vml" xmlns:w10="urn:schemas-microsoft-com:office:word" xmlns:w="http://schemas.openxmlformats.org/wordprocessingml/2006/main" xmlns:w14="http://schemas.microsoft.com/office/word/2010/wordml" xmlns:w15="http://schemas.microsoft.com/office/word/2012/wordml" xmlns:w16cex="http://schemas.microsoft.com/office/word/2018/wordml/cex" xmlns:w16cid="http://schemas.microsoft.com/office/word/2016/wordml/cid" xmlns:w16="http://schemas.microsoft.com/office/word/2018/wordml" xmlns:w16sdtdh="http://schemas.microsoft.com/office/word/2020/wordml/sdtdatahash" xmlns:w16sdtfl="http://schemas.microsoft.com/office/word/2024/wordml/sdtformatlock" xmlns:w16se="http://schemas.microsoft.com/office/word/2015/wordml/symex" xmlns:w16du="http://schemas.microsoft.com/office/word/2023/wordml/word16du" xmlns:wne="http://schemas.microsoft.com/office/word/2006/wordml" mc:Ignorable="w14 w15 w16se w16cid w16 w16cex w16sdtdh w16sdtfl w16du wp14">
+<w:ftr xmlns:wpc="http://schemas.microsoft.com/office/word/2010/wordprocessingCanvas" xmlns:cx="http://schemas.microsoft.com/office/drawing/2014/chartex" xmlns:cx1="http://schemas.microsoft.com/office/drawing/2015/9/8/chartex" xmlns:cx2="http://schemas.microsoft.com/office/drawing/2015/10/21/chartex" xmlns:cx3="http://schemas.microsoft.com/office/drawing/2016/5/9/chartex" xmlns:cx4="http://schemas.microsoft.com/office/drawing/2016/5/10/chartex" xmlns:cx5="http://schemas.microsoft.com/office/drawing/2016/5/11/chartex" xmlns:cx6="http://schemas.microsoft.com/office/drawing/2016/5/12/chartex" xmlns:cx7="http://schemas.microsoft.com/office/drawing/2016/5/13/chartex" xmlns:cx8="http://schemas.microsoft.com/office/drawing/2016/5/14/chartex" xmlns:mc="http://schemas.openxmlformats.org/markup-compatibility/2006" xmlns:aink="http://schemas.microsoft.com/office/drawing/2016/ink" xmlns:am3d="http://schemas.microsoft.com/office/drawing/2017/model3d" xmlns:o="urn:schemas-microsoft-com:office:office" xmlns:oel="http://schemas.microsoft.com/office/2019/extlst" xmlns:r="http://schemas.openxmlformats.org/officeDocument/2006/relationships" xmlns:m="http://schemas.openxmlformats.org/officeDocument/2006/math" xmlns:v="urn:schemas-microsoft-com:vml" xmlns:wp14="http://schemas.microsoft.com/office/word/2010/wordprocessingDrawing" xmlns:wp="http://schemas.openxmlformats.org/drawingml/2006/wordprocessingDrawing" xmlns:w10="urn:schemas-microsoft-com:office:word" xmlns:w="http://schemas.openxmlformats.org/wordprocessingml/2006/main" xmlns:w14="http://schemas.microsoft.com/office/word/2010/wordml" xmlns:w15="http://schemas.microsoft.com/office/word/2012/wordml" xmlns:w16cex="http://schemas.microsoft.com/office/word/2018/wordml/cex" xmlns:w16cid="http://schemas.microsoft.com/office/word/2016/wordml/cid" xmlns:w16="http://schemas.microsoft.com/office/word/2018/wordml" xmlns:w16sdtdh="http://schemas.microsoft.com/office/word/2020/wordml/sdtdatahash" xmlns:w16se="http://schemas.microsoft.com/office/word/2015/wordml/symex" xmlns:wpg="http://schemas.microsoft.com/office/word/2010/wordprocessingGroup" xmlns:wpi="http://schemas.microsoft.com/office/word/2010/wordprocessingInk" xmlns:wne="http://schemas.microsoft.com/office/word/2006/wordml" xmlns:wps="http://schemas.microsoft.com/office/word/2010/wordprocessingShape" mc:Ignorable="w14 w15 w16se w16cid w16 w16cex w16sdtdh wp14">
   <w:p>
     <w:pPr>
       <w:pStyle w:val="HeaderFooter"/>
@@ -9109,7 +9310,7 @@
 </file>
 
 <file path=word/footnotes.xml><?xml version="1.0" encoding="utf-8"?>
-<w:footnotes xmlns:wpc="http://schemas.microsoft.com/office/word/2010/wordprocessingCanvas" xmlns:cx="http://schemas.microsoft.com/office/drawing/2014/chartex" xmlns:cx1="http://schemas.microsoft.com/office/drawing/2015/9/8/chartex" xmlns:cx2="http://schemas.microsoft.com/office/drawing/2015/10/21/chartex" xmlns:cx3="http://schemas.microsoft.com/office/drawing/2016/5/9/chartex" xmlns:cx4="http://schemas.microsoft.com/office/drawing/2016/5/10/chartex" xmlns:cx5="http://schemas.microsoft.com/office/drawing/2016/5/11/chartex" xmlns:cx6="http://schemas.microsoft.com/office/drawing/2016/5/12/chartex" xmlns:cx7="http://schemas.microsoft.com/office/drawing/2016/5/13/chartex" xmlns:cx8="http://schemas.microsoft.com/office/drawing/2016/5/14/chartex" xmlns:mc="http://schemas.openxmlformats.org/markup-compatibility/2006" xmlns:m="http://schemas.openxmlformats.org/officeDocument/2006/math" xmlns:aink="http://schemas.microsoft.com/office/drawing/2016/ink" xmlns:am3d="http://schemas.microsoft.com/office/drawing/2017/model3d" xmlns:oel="http://schemas.microsoft.com/office/2019/extlst" xmlns:r="http://schemas.openxmlformats.org/officeDocument/2006/relationships" xmlns:wp14="http://schemas.microsoft.com/office/word/2010/wordprocessingDrawing" xmlns:wp="http://schemas.openxmlformats.org/drawingml/2006/wordprocessingDrawing" xmlns:wpg="http://schemas.microsoft.com/office/word/2010/wordprocessingGroup" xmlns:wpi="http://schemas.microsoft.com/office/word/2010/wordprocessingInk" xmlns:wps="http://schemas.microsoft.com/office/word/2010/wordprocessingShape" xmlns:o="urn:schemas-microsoft-com:office:office" xmlns:v="urn:schemas-microsoft-com:vml" xmlns:w10="urn:schemas-microsoft-com:office:word" xmlns:w="http://schemas.openxmlformats.org/wordprocessingml/2006/main" xmlns:w14="http://schemas.microsoft.com/office/word/2010/wordml" xmlns:w15="http://schemas.microsoft.com/office/word/2012/wordml" xmlns:w16cex="http://schemas.microsoft.com/office/word/2018/wordml/cex" xmlns:w16cid="http://schemas.microsoft.com/office/word/2016/wordml/cid" xmlns:w16="http://schemas.microsoft.com/office/word/2018/wordml" xmlns:w16sdtdh="http://schemas.microsoft.com/office/word/2020/wordml/sdtdatahash" xmlns:w16sdtfl="http://schemas.microsoft.com/office/word/2024/wordml/sdtformatlock" xmlns:w16se="http://schemas.microsoft.com/office/word/2015/wordml/symex" xmlns:w16du="http://schemas.microsoft.com/office/word/2023/wordml/word16du" xmlns:wne="http://schemas.microsoft.com/office/word/2006/wordml" mc:Ignorable="w14 w15 w16se w16cid w16 w16cex w16sdtdh w16sdtfl w16du wp14">
+<w:footnotes xmlns:wpc="http://schemas.microsoft.com/office/word/2010/wordprocessingCanvas" xmlns:cx="http://schemas.microsoft.com/office/drawing/2014/chartex" xmlns:cx1="http://schemas.microsoft.com/office/drawing/2015/9/8/chartex" xmlns:cx2="http://schemas.microsoft.com/office/drawing/2015/10/21/chartex" xmlns:cx3="http://schemas.microsoft.com/office/drawing/2016/5/9/chartex" xmlns:cx4="http://schemas.microsoft.com/office/drawing/2016/5/10/chartex" xmlns:cx5="http://schemas.microsoft.com/office/drawing/2016/5/11/chartex" xmlns:cx6="http://schemas.microsoft.com/office/drawing/2016/5/12/chartex" xmlns:cx7="http://schemas.microsoft.com/office/drawing/2016/5/13/chartex" xmlns:cx8="http://schemas.microsoft.com/office/drawing/2016/5/14/chartex" xmlns:mc="http://schemas.openxmlformats.org/markup-compatibility/2006" xmlns:aink="http://schemas.microsoft.com/office/drawing/2016/ink" xmlns:am3d="http://schemas.microsoft.com/office/drawing/2017/model3d" xmlns:o="urn:schemas-microsoft-com:office:office" xmlns:oel="http://schemas.microsoft.com/office/2019/extlst" xmlns:r="http://schemas.openxmlformats.org/officeDocument/2006/relationships" xmlns:m="http://schemas.openxmlformats.org/officeDocument/2006/math" xmlns:v="urn:schemas-microsoft-com:vml" xmlns:wp14="http://schemas.microsoft.com/office/word/2010/wordprocessingDrawing" xmlns:wp="http://schemas.openxmlformats.org/drawingml/2006/wordprocessingDrawing" xmlns:w10="urn:schemas-microsoft-com:office:word" xmlns:w="http://schemas.openxmlformats.org/wordprocessingml/2006/main" xmlns:w14="http://schemas.microsoft.com/office/word/2010/wordml" xmlns:w15="http://schemas.microsoft.com/office/word/2012/wordml" xmlns:w16cex="http://schemas.microsoft.com/office/word/2018/wordml/cex" xmlns:w16cid="http://schemas.microsoft.com/office/word/2016/wordml/cid" xmlns:w16="http://schemas.microsoft.com/office/word/2018/wordml" xmlns:w16sdtdh="http://schemas.microsoft.com/office/word/2020/wordml/sdtdatahash" xmlns:w16se="http://schemas.microsoft.com/office/word/2015/wordml/symex" xmlns:wpg="http://schemas.microsoft.com/office/word/2010/wordprocessingGroup" xmlns:wpi="http://schemas.microsoft.com/office/word/2010/wordprocessingInk" xmlns:wne="http://schemas.microsoft.com/office/word/2006/wordml" xmlns:wps="http://schemas.microsoft.com/office/word/2010/wordprocessingShape" mc:Ignorable="w14 w15 w16se w16cid w16 w16cex w16sdtdh wp14">
   <w:footnote w:type="separator" w:id="-1">
     <w:p>
       <w:r>
@@ -9130,7 +9331,7 @@
 </file>
 
 <file path=word/header1.xml><?xml version="1.0" encoding="utf-8"?>
-<w:hdr xmlns:wpc="http://schemas.microsoft.com/office/word/2010/wordprocessingCanvas" xmlns:cx="http://schemas.microsoft.com/office/drawing/2014/chartex" xmlns:cx1="http://schemas.microsoft.com/office/drawing/2015/9/8/chartex" xmlns:cx2="http://schemas.microsoft.com/office/drawing/2015/10/21/chartex" xmlns:cx3="http://schemas.microsoft.com/office/drawing/2016/5/9/chartex" xmlns:cx4="http://schemas.microsoft.com/office/drawing/2016/5/10/chartex" xmlns:cx5="http://schemas.microsoft.com/office/drawing/2016/5/11/chartex" xmlns:cx6="http://schemas.microsoft.com/office/drawing/2016/5/12/chartex" xmlns:cx7="http://schemas.microsoft.com/office/drawing/2016/5/13/chartex" xmlns:cx8="http://schemas.microsoft.com/office/drawing/2016/5/14/chartex" xmlns:mc="http://schemas.openxmlformats.org/markup-compatibility/2006" xmlns:m="http://schemas.openxmlformats.org/officeDocument/2006/math" xmlns:aink="http://schemas.microsoft.com/office/drawing/2016/ink" xmlns:am3d="http://schemas.microsoft.com/office/drawing/2017/model3d" xmlns:oel="http://schemas.microsoft.com/office/2019/extlst" xmlns:r="http://schemas.openxmlformats.org/officeDocument/2006/relationships" xmlns:wp14="http://schemas.microsoft.com/office/word/2010/wordprocessingDrawing" xmlns:wp="http://schemas.openxmlformats.org/drawingml/2006/wordprocessingDrawing" xmlns:wpg="http://schemas.microsoft.com/office/word/2010/wordprocessingGroup" xmlns:wpi="http://schemas.microsoft.com/office/word/2010/wordprocessingInk" xmlns:wps="http://schemas.microsoft.com/office/word/2010/wordprocessingShape" xmlns:o="urn:schemas-microsoft-com:office:office" xmlns:v="urn:schemas-microsoft-com:vml" xmlns:w10="urn:schemas-microsoft-com:office:word" xmlns:w="http://schemas.openxmlformats.org/wordprocessingml/2006/main" xmlns:w14="http://schemas.microsoft.com/office/word/2010/wordml" xmlns:w15="http://schemas.microsoft.com/office/word/2012/wordml" xmlns:w16cex="http://schemas.microsoft.com/office/word/2018/wordml/cex" xmlns:w16cid="http://schemas.microsoft.com/office/word/2016/wordml/cid" xmlns:w16="http://schemas.microsoft.com/office/word/2018/wordml" xmlns:w16sdtdh="http://schemas.microsoft.com/office/word/2020/wordml/sdtdatahash" xmlns:w16sdtfl="http://schemas.microsoft.com/office/word/2024/wordml/sdtformatlock" xmlns:w16se="http://schemas.microsoft.com/office/word/2015/wordml/symex" xmlns:w16du="http://schemas.microsoft.com/office/word/2023/wordml/word16du" xmlns:wne="http://schemas.microsoft.com/office/word/2006/wordml" mc:Ignorable="w14 w15 w16se w16cid w16 w16cex w16sdtdh w16sdtfl w16du wp14">
+<w:hdr xmlns:wpc="http://schemas.microsoft.com/office/word/2010/wordprocessingCanvas" xmlns:cx="http://schemas.microsoft.com/office/drawing/2014/chartex" xmlns:cx1="http://schemas.microsoft.com/office/drawing/2015/9/8/chartex" xmlns:cx2="http://schemas.microsoft.com/office/drawing/2015/10/21/chartex" xmlns:cx3="http://schemas.microsoft.com/office/drawing/2016/5/9/chartex" xmlns:cx4="http://schemas.microsoft.com/office/drawing/2016/5/10/chartex" xmlns:cx5="http://schemas.microsoft.com/office/drawing/2016/5/11/chartex" xmlns:cx6="http://schemas.microsoft.com/office/drawing/2016/5/12/chartex" xmlns:cx7="http://schemas.microsoft.com/office/drawing/2016/5/13/chartex" xmlns:cx8="http://schemas.microsoft.com/office/drawing/2016/5/14/chartex" xmlns:mc="http://schemas.openxmlformats.org/markup-compatibility/2006" xmlns:aink="http://schemas.microsoft.com/office/drawing/2016/ink" xmlns:am3d="http://schemas.microsoft.com/office/drawing/2017/model3d" xmlns:o="urn:schemas-microsoft-com:office:office" xmlns:oel="http://schemas.microsoft.com/office/2019/extlst" xmlns:r="http://schemas.openxmlformats.org/officeDocument/2006/relationships" xmlns:m="http://schemas.openxmlformats.org/officeDocument/2006/math" xmlns:v="urn:schemas-microsoft-com:vml" xmlns:wp14="http://schemas.microsoft.com/office/word/2010/wordprocessingDrawing" xmlns:wp="http://schemas.openxmlformats.org/drawingml/2006/wordprocessingDrawing" xmlns:w10="urn:schemas-microsoft-com:office:word" xmlns:w="http://schemas.openxmlformats.org/wordprocessingml/2006/main" xmlns:w14="http://schemas.microsoft.com/office/word/2010/wordml" xmlns:w15="http://schemas.microsoft.com/office/word/2012/wordml" xmlns:w16cex="http://schemas.microsoft.com/office/word/2018/wordml/cex" xmlns:w16cid="http://schemas.microsoft.com/office/word/2016/wordml/cid" xmlns:w16="http://schemas.microsoft.com/office/word/2018/wordml" xmlns:w16sdtdh="http://schemas.microsoft.com/office/word/2020/wordml/sdtdatahash" xmlns:w16se="http://schemas.microsoft.com/office/word/2015/wordml/symex" xmlns:wpg="http://schemas.microsoft.com/office/word/2010/wordprocessingGroup" xmlns:wpi="http://schemas.microsoft.com/office/word/2010/wordprocessingInk" xmlns:wne="http://schemas.microsoft.com/office/word/2006/wordml" xmlns:wps="http://schemas.microsoft.com/office/word/2010/wordprocessingShape" mc:Ignorable="w14 w15 w16se w16cid w16 w16cex w16sdtdh wp14">
   <w:p>
     <w:pPr>
       <w:pStyle w:val="HeaderFooter"/>
@@ -9168,7 +9369,7 @@
 </file>
 
 <file path=word/numbering.xml><?xml version="1.0" encoding="utf-8"?>
-<w:numbering xmlns:wpc="http://schemas.microsoft.com/office/word/2010/wordprocessingCanvas" xmlns:cx="http://schemas.microsoft.com/office/drawing/2014/chartex" xmlns:cx1="http://schemas.microsoft.com/office/drawing/2015/9/8/chartex" xmlns:cx2="http://schemas.microsoft.com/office/drawing/2015/10/21/chartex" xmlns:cx3="http://schemas.microsoft.com/office/drawing/2016/5/9/chartex" xmlns:cx4="http://schemas.microsoft.com/office/drawing/2016/5/10/chartex" xmlns:cx5="http://schemas.microsoft.com/office/drawing/2016/5/11/chartex" xmlns:cx6="http://schemas.microsoft.com/office/drawing/2016/5/12/chartex" xmlns:cx7="http://schemas.microsoft.com/office/drawing/2016/5/13/chartex" xmlns:cx8="http://schemas.microsoft.com/office/drawing/2016/5/14/chartex" xmlns:mc="http://schemas.openxmlformats.org/markup-compatibility/2006" xmlns:m="http://schemas.openxmlformats.org/officeDocument/2006/math" xmlns:aink="http://schemas.microsoft.com/office/drawing/2016/ink" xmlns:am3d="http://schemas.microsoft.com/office/drawing/2017/model3d" xmlns:oel="http://schemas.microsoft.com/office/2019/extlst" xmlns:r="http://schemas.openxmlformats.org/officeDocument/2006/relationships" xmlns:wp14="http://schemas.microsoft.com/office/word/2010/wordprocessingDrawing" xmlns:wp="http://schemas.openxmlformats.org/drawingml/2006/wordprocessingDrawing" xmlns:wpg="http://schemas.microsoft.com/office/word/2010/wordprocessingGroup" xmlns:wpi="http://schemas.microsoft.com/office/word/2010/wordprocessingInk" xmlns:wps="http://schemas.microsoft.com/office/word/2010/wordprocessingShape" xmlns:o="urn:schemas-microsoft-com:office:office" xmlns:v="urn:schemas-microsoft-com:vml" xmlns:w10="urn:schemas-microsoft-com:office:word" xmlns:w="http://schemas.openxmlformats.org/wordprocessingml/2006/main" xmlns:w14="http://schemas.microsoft.com/office/word/2010/wordml" xmlns:w15="http://schemas.microsoft.com/office/word/2012/wordml" xmlns:w16cex="http://schemas.microsoft.com/office/word/2018/wordml/cex" xmlns:w16cid="http://schemas.microsoft.com/office/word/2016/wordml/cid" xmlns:w16="http://schemas.microsoft.com/office/word/2018/wordml" xmlns:w16sdtdh="http://schemas.microsoft.com/office/word/2020/wordml/sdtdatahash" xmlns:w16sdtfl="http://schemas.microsoft.com/office/word/2024/wordml/sdtformatlock" xmlns:w16se="http://schemas.microsoft.com/office/word/2015/wordml/symex" xmlns:w16du="http://schemas.microsoft.com/office/word/2023/wordml/word16du" xmlns:wne="http://schemas.microsoft.com/office/word/2006/wordml" mc:Ignorable="w14 w15 w16se w16cid w16 w16cex w16sdtdh w16sdtfl w16du wp14">
+<w:numbering xmlns:wpc="http://schemas.microsoft.com/office/word/2010/wordprocessingCanvas" xmlns:cx="http://schemas.microsoft.com/office/drawing/2014/chartex" xmlns:cx1="http://schemas.microsoft.com/office/drawing/2015/9/8/chartex" xmlns:cx2="http://schemas.microsoft.com/office/drawing/2015/10/21/chartex" xmlns:cx3="http://schemas.microsoft.com/office/drawing/2016/5/9/chartex" xmlns:cx4="http://schemas.microsoft.com/office/drawing/2016/5/10/chartex" xmlns:cx5="http://schemas.microsoft.com/office/drawing/2016/5/11/chartex" xmlns:cx6="http://schemas.microsoft.com/office/drawing/2016/5/12/chartex" xmlns:cx7="http://schemas.microsoft.com/office/drawing/2016/5/13/chartex" xmlns:cx8="http://schemas.microsoft.com/office/drawing/2016/5/14/chartex" xmlns:mc="http://schemas.openxmlformats.org/markup-compatibility/2006" xmlns:aink="http://schemas.microsoft.com/office/drawing/2016/ink" xmlns:am3d="http://schemas.microsoft.com/office/drawing/2017/model3d" xmlns:o="urn:schemas-microsoft-com:office:office" xmlns:oel="http://schemas.microsoft.com/office/2019/extlst" xmlns:r="http://schemas.openxmlformats.org/officeDocument/2006/relationships" xmlns:m="http://schemas.openxmlformats.org/officeDocument/2006/math" xmlns:v="urn:schemas-microsoft-com:vml" xmlns:wp14="http://schemas.microsoft.com/office/word/2010/wordprocessingDrawing" xmlns:wp="http://schemas.openxmlformats.org/drawingml/2006/wordprocessingDrawing" xmlns:w10="urn:schemas-microsoft-com:office:word" xmlns:w="http://schemas.openxmlformats.org/wordprocessingml/2006/main" xmlns:w14="http://schemas.microsoft.com/office/word/2010/wordml" xmlns:w15="http://schemas.microsoft.com/office/word/2012/wordml" xmlns:w16cex="http://schemas.microsoft.com/office/word/2018/wordml/cex" xmlns:w16cid="http://schemas.microsoft.com/office/word/2016/wordml/cid" xmlns:w16="http://schemas.microsoft.com/office/word/2018/wordml" xmlns:w16sdtdh="http://schemas.microsoft.com/office/word/2020/wordml/sdtdatahash" xmlns:w16se="http://schemas.microsoft.com/office/word/2015/wordml/symex" xmlns:wpg="http://schemas.microsoft.com/office/word/2010/wordprocessingGroup" xmlns:wpi="http://schemas.microsoft.com/office/word/2010/wordprocessingInk" xmlns:wne="http://schemas.microsoft.com/office/word/2006/wordml" xmlns:wps="http://schemas.microsoft.com/office/word/2010/wordprocessingShape" mc:Ignorable="w14 w15 w16se w16cid w16 w16cex w16sdtdh wp14">
   <w:abstractNum w:abstractNumId="0" w15:restartNumberingAfterBreak="0">
     <w:nsid w:val="008934C6"/>
     <w:multiLevelType w:val="multilevel"/>
@@ -10565,6 +10766,118 @@
     </w:lvl>
   </w:abstractNum>
   <w:abstractNum w:abstractNumId="10" w15:restartNumberingAfterBreak="0">
+    <w:nsid w:val="4B942F8D"/>
+    <w:multiLevelType w:val="hybridMultilevel"/>
+    <w:tmpl w:val="E62CAD30"/>
+    <w:lvl w:ilvl="0" w:tplc="18FA9BD6">
+      <w:numFmt w:val="bullet"/>
+      <w:lvlText w:val="-"/>
+      <w:lvlJc w:val="left"/>
+      <w:pPr>
+        <w:ind w:left="720" w:hanging="360"/>
+      </w:pPr>
+      <w:rPr>
+        <w:rFonts w:ascii="Vazirmatn" w:eastAsia="Arial Unicode MS" w:hAnsi="Vazirmatn" w:cs="Vazirmatn" w:hint="default"/>
+      </w:rPr>
+    </w:lvl>
+    <w:lvl w:ilvl="1" w:tplc="04090003" w:tentative="1">
+      <w:start w:val="1"/>
+      <w:numFmt w:val="bullet"/>
+      <w:lvlText w:val="o"/>
+      <w:lvlJc w:val="left"/>
+      <w:pPr>
+        <w:ind w:left="1440" w:hanging="360"/>
+      </w:pPr>
+      <w:rPr>
+        <w:rFonts w:ascii="Courier New" w:hAnsi="Courier New" w:cs="Courier New" w:hint="default"/>
+      </w:rPr>
+    </w:lvl>
+    <w:lvl w:ilvl="2" w:tplc="04090005" w:tentative="1">
+      <w:start w:val="1"/>
+      <w:numFmt w:val="bullet"/>
+      <w:lvlText w:val=""/>
+      <w:lvlJc w:val="left"/>
+      <w:pPr>
+        <w:ind w:left="2160" w:hanging="360"/>
+      </w:pPr>
+      <w:rPr>
+        <w:rFonts w:ascii="Wingdings" w:hAnsi="Wingdings" w:hint="default"/>
+      </w:rPr>
+    </w:lvl>
+    <w:lvl w:ilvl="3" w:tplc="04090001" w:tentative="1">
+      <w:start w:val="1"/>
+      <w:numFmt w:val="bullet"/>
+      <w:lvlText w:val=""/>
+      <w:lvlJc w:val="left"/>
+      <w:pPr>
+        <w:ind w:left="2880" w:hanging="360"/>
+      </w:pPr>
+      <w:rPr>
+        <w:rFonts w:ascii="Symbol" w:hAnsi="Symbol" w:hint="default"/>
+      </w:rPr>
+    </w:lvl>
+    <w:lvl w:ilvl="4" w:tplc="04090003" w:tentative="1">
+      <w:start w:val="1"/>
+      <w:numFmt w:val="bullet"/>
+      <w:lvlText w:val="o"/>
+      <w:lvlJc w:val="left"/>
+      <w:pPr>
+        <w:ind w:left="3600" w:hanging="360"/>
+      </w:pPr>
+      <w:rPr>
+        <w:rFonts w:ascii="Courier New" w:hAnsi="Courier New" w:cs="Courier New" w:hint="default"/>
+      </w:rPr>
+    </w:lvl>
+    <w:lvl w:ilvl="5" w:tplc="04090005" w:tentative="1">
+      <w:start w:val="1"/>
+      <w:numFmt w:val="bullet"/>
+      <w:lvlText w:val=""/>
+      <w:lvlJc w:val="left"/>
+      <w:pPr>
+        <w:ind w:left="4320" w:hanging="360"/>
+      </w:pPr>
+      <w:rPr>
+        <w:rFonts w:ascii="Wingdings" w:hAnsi="Wingdings" w:hint="default"/>
+      </w:rPr>
+    </w:lvl>
+    <w:lvl w:ilvl="6" w:tplc="04090001" w:tentative="1">
+      <w:start w:val="1"/>
+      <w:numFmt w:val="bullet"/>
+      <w:lvlText w:val=""/>
+      <w:lvlJc w:val="left"/>
+      <w:pPr>
+        <w:ind w:left="5040" w:hanging="360"/>
+      </w:pPr>
+      <w:rPr>
+        <w:rFonts w:ascii="Symbol" w:hAnsi="Symbol" w:hint="default"/>
+      </w:rPr>
+    </w:lvl>
+    <w:lvl w:ilvl="7" w:tplc="04090003" w:tentative="1">
+      <w:start w:val="1"/>
+      <w:numFmt w:val="bullet"/>
+      <w:lvlText w:val="o"/>
+      <w:lvlJc w:val="left"/>
+      <w:pPr>
+        <w:ind w:left="5760" w:hanging="360"/>
+      </w:pPr>
+      <w:rPr>
+        <w:rFonts w:ascii="Courier New" w:hAnsi="Courier New" w:cs="Courier New" w:hint="default"/>
+      </w:rPr>
+    </w:lvl>
+    <w:lvl w:ilvl="8" w:tplc="04090005" w:tentative="1">
+      <w:start w:val="1"/>
+      <w:numFmt w:val="bullet"/>
+      <w:lvlText w:val=""/>
+      <w:lvlJc w:val="left"/>
+      <w:pPr>
+        <w:ind w:left="6480" w:hanging="360"/>
+      </w:pPr>
+      <w:rPr>
+        <w:rFonts w:ascii="Wingdings" w:hAnsi="Wingdings" w:hint="default"/>
+      </w:rPr>
+    </w:lvl>
+  </w:abstractNum>
+  <w:abstractNum w:abstractNumId="11" w15:restartNumberingAfterBreak="0">
     <w:nsid w:val="4D684A34"/>
     <w:multiLevelType w:val="multilevel"/>
     <w:tmpl w:val="F946A88C"/>
@@ -10713,7 +11026,7 @@
       </w:rPr>
     </w:lvl>
   </w:abstractNum>
-  <w:abstractNum w:abstractNumId="11" w15:restartNumberingAfterBreak="0">
+  <w:abstractNum w:abstractNumId="12" w15:restartNumberingAfterBreak="0">
     <w:nsid w:val="4DE63528"/>
     <w:multiLevelType w:val="multilevel"/>
     <w:tmpl w:val="1C86A6C4"/>
@@ -10862,7 +11175,7 @@
       </w:rPr>
     </w:lvl>
   </w:abstractNum>
-  <w:abstractNum w:abstractNumId="12" w15:restartNumberingAfterBreak="0">
+  <w:abstractNum w:abstractNumId="13" w15:restartNumberingAfterBreak="0">
     <w:nsid w:val="4E4042AD"/>
     <w:multiLevelType w:val="hybridMultilevel"/>
     <w:tmpl w:val="124661F6"/>
@@ -10952,7 +11265,7 @@
       </w:pPr>
     </w:lvl>
   </w:abstractNum>
-  <w:abstractNum w:abstractNumId="13" w15:restartNumberingAfterBreak="0">
+  <w:abstractNum w:abstractNumId="14" w15:restartNumberingAfterBreak="0">
     <w:nsid w:val="5061530E"/>
     <w:multiLevelType w:val="hybridMultilevel"/>
     <w:tmpl w:val="A886C950"/>
@@ -11041,7 +11354,7 @@
       </w:pPr>
     </w:lvl>
   </w:abstractNum>
-  <w:abstractNum w:abstractNumId="14" w15:restartNumberingAfterBreak="0">
+  <w:abstractNum w:abstractNumId="15" w15:restartNumberingAfterBreak="0">
     <w:nsid w:val="58A4521E"/>
     <w:multiLevelType w:val="hybridMultilevel"/>
     <w:tmpl w:val="4190B3C0"/>
@@ -11154,7 +11467,7 @@
       </w:rPr>
     </w:lvl>
   </w:abstractNum>
-  <w:abstractNum w:abstractNumId="15" w15:restartNumberingAfterBreak="0">
+  <w:abstractNum w:abstractNumId="16" w15:restartNumberingAfterBreak="0">
     <w:nsid w:val="5A291053"/>
     <w:multiLevelType w:val="hybridMultilevel"/>
     <w:tmpl w:val="EBBE9508"/>
@@ -11240,7 +11553,7 @@
       </w:pPr>
     </w:lvl>
   </w:abstractNum>
-  <w:abstractNum w:abstractNumId="16" w15:restartNumberingAfterBreak="0">
+  <w:abstractNum w:abstractNumId="17" w15:restartNumberingAfterBreak="0">
     <w:nsid w:val="5C73715F"/>
     <w:multiLevelType w:val="multilevel"/>
     <w:tmpl w:val="1AB28810"/>
@@ -11389,7 +11702,7 @@
       </w:rPr>
     </w:lvl>
   </w:abstractNum>
-  <w:abstractNum w:abstractNumId="17" w15:restartNumberingAfterBreak="0">
+  <w:abstractNum w:abstractNumId="18" w15:restartNumberingAfterBreak="0">
     <w:nsid w:val="5CA440D5"/>
     <w:multiLevelType w:val="hybridMultilevel"/>
     <w:tmpl w:val="C5F4CE26"/>
@@ -11481,7 +11794,7 @@
       </w:pPr>
     </w:lvl>
   </w:abstractNum>
-  <w:abstractNum w:abstractNumId="18" w15:restartNumberingAfterBreak="0">
+  <w:abstractNum w:abstractNumId="19" w15:restartNumberingAfterBreak="0">
     <w:nsid w:val="67556A68"/>
     <w:multiLevelType w:val="hybridMultilevel"/>
     <w:tmpl w:val="EFD8CECE"/>
@@ -11594,7 +11907,7 @@
       </w:rPr>
     </w:lvl>
   </w:abstractNum>
-  <w:abstractNum w:abstractNumId="19" w15:restartNumberingAfterBreak="0">
+  <w:abstractNum w:abstractNumId="20" w15:restartNumberingAfterBreak="0">
     <w:nsid w:val="6B142C73"/>
     <w:multiLevelType w:val="hybridMultilevel"/>
     <w:tmpl w:val="060A16D8"/>
@@ -11684,7 +11997,7 @@
       </w:pPr>
     </w:lvl>
   </w:abstractNum>
-  <w:abstractNum w:abstractNumId="20" w15:restartNumberingAfterBreak="0">
+  <w:abstractNum w:abstractNumId="21" w15:restartNumberingAfterBreak="0">
     <w:nsid w:val="79ED38D8"/>
     <w:multiLevelType w:val="hybridMultilevel"/>
     <w:tmpl w:val="06ECFAAC"/>
@@ -11770,7 +12083,7 @@
       </w:pPr>
     </w:lvl>
   </w:abstractNum>
-  <w:abstractNum w:abstractNumId="21" w15:restartNumberingAfterBreak="0">
+  <w:abstractNum w:abstractNumId="22" w15:restartNumberingAfterBreak="0">
     <w:nsid w:val="7ADD48EB"/>
     <w:multiLevelType w:val="multilevel"/>
     <w:tmpl w:val="54DE42C8"/>
@@ -11920,37 +12233,37 @@
     </w:lvl>
   </w:abstractNum>
   <w:num w:numId="1" w16cid:durableId="580529723">
-    <w:abstractNumId w:val="14"/>
+    <w:abstractNumId w:val="15"/>
   </w:num>
   <w:num w:numId="2" w16cid:durableId="1103454760">
-    <w:abstractNumId w:val="15"/>
+    <w:abstractNumId w:val="16"/>
   </w:num>
   <w:num w:numId="3" w16cid:durableId="988897025">
-    <w:abstractNumId w:val="20"/>
+    <w:abstractNumId w:val="21"/>
   </w:num>
   <w:num w:numId="4" w16cid:durableId="241794348">
-    <w:abstractNumId w:val="18"/>
+    <w:abstractNumId w:val="19"/>
   </w:num>
   <w:num w:numId="5" w16cid:durableId="761492297">
-    <w:abstractNumId w:val="13"/>
+    <w:abstractNumId w:val="14"/>
   </w:num>
   <w:num w:numId="6" w16cid:durableId="961813102">
     <w:abstractNumId w:val="2"/>
   </w:num>
   <w:num w:numId="7" w16cid:durableId="396629680">
-    <w:abstractNumId w:val="11"/>
+    <w:abstractNumId w:val="12"/>
   </w:num>
   <w:num w:numId="8" w16cid:durableId="185141817">
     <w:abstractNumId w:val="9"/>
   </w:num>
   <w:num w:numId="9" w16cid:durableId="1398824409">
-    <w:abstractNumId w:val="10"/>
+    <w:abstractNumId w:val="11"/>
   </w:num>
   <w:num w:numId="10" w16cid:durableId="267391491">
     <w:abstractNumId w:val="8"/>
   </w:num>
   <w:num w:numId="11" w16cid:durableId="413861032">
-    <w:abstractNumId w:val="16"/>
+    <w:abstractNumId w:val="17"/>
   </w:num>
   <w:num w:numId="12" w16cid:durableId="771164075">
     <w:abstractNumId w:val="7"/>
@@ -11962,7 +12275,7 @@
     <w:abstractNumId w:val="6"/>
   </w:num>
   <w:num w:numId="15" w16cid:durableId="1065252378">
-    <w:abstractNumId w:val="21"/>
+    <w:abstractNumId w:val="22"/>
   </w:num>
   <w:num w:numId="16" w16cid:durableId="1041245015">
     <w:abstractNumId w:val="0"/>
@@ -11971,7 +12284,7 @@
     <w:abstractNumId w:val="4"/>
   </w:num>
   <w:num w:numId="18" w16cid:durableId="1019889030">
-    <w:abstractNumId w:val="17"/>
+    <w:abstractNumId w:val="18"/>
     <w:lvlOverride w:ilvl="0">
       <w:startOverride w:val="1"/>
     </w:lvlOverride>
@@ -12001,22 +12314,25 @@
     </w:lvlOverride>
   </w:num>
   <w:num w:numId="19" w16cid:durableId="801119751">
-    <w:abstractNumId w:val="12"/>
+    <w:abstractNumId w:val="13"/>
   </w:num>
   <w:num w:numId="20" w16cid:durableId="1832600420">
     <w:abstractNumId w:val="3"/>
   </w:num>
   <w:num w:numId="21" w16cid:durableId="214969792">
-    <w:abstractNumId w:val="19"/>
+    <w:abstractNumId w:val="20"/>
   </w:num>
   <w:num w:numId="22" w16cid:durableId="617025433">
     <w:abstractNumId w:val="1"/>
+  </w:num>
+  <w:num w:numId="23" w16cid:durableId="1603802593">
+    <w:abstractNumId w:val="10"/>
   </w:num>
 </w:numbering>
 </file>
 
 <file path=word/styles.xml><?xml version="1.0" encoding="utf-8"?>
-<w:styles xmlns:mc="http://schemas.openxmlformats.org/markup-compatibility/2006" xmlns:r="http://schemas.openxmlformats.org/officeDocument/2006/relationships" xmlns:w="http://schemas.openxmlformats.org/wordprocessingml/2006/main" xmlns:w14="http://schemas.microsoft.com/office/word/2010/wordml" xmlns:w15="http://schemas.microsoft.com/office/word/2012/wordml" xmlns:w16cex="http://schemas.microsoft.com/office/word/2018/wordml/cex" xmlns:w16cid="http://schemas.microsoft.com/office/word/2016/wordml/cid" xmlns:w16="http://schemas.microsoft.com/office/word/2018/wordml" xmlns:w16sdtdh="http://schemas.microsoft.com/office/word/2020/wordml/sdtdatahash" xmlns:w16sdtfl="http://schemas.microsoft.com/office/word/2024/wordml/sdtformatlock" xmlns:w16se="http://schemas.microsoft.com/office/word/2015/wordml/symex" xmlns:w16du="http://schemas.microsoft.com/office/word/2023/wordml/word16du" mc:Ignorable="w14 w15 w16se w16cid w16 w16cex w16sdtdh w16sdtfl w16du">
+<w:styles xmlns:mc="http://schemas.openxmlformats.org/markup-compatibility/2006" xmlns:r="http://schemas.openxmlformats.org/officeDocument/2006/relationships" xmlns:w="http://schemas.openxmlformats.org/wordprocessingml/2006/main" xmlns:w14="http://schemas.microsoft.com/office/word/2010/wordml" xmlns:w15="http://schemas.microsoft.com/office/word/2012/wordml" xmlns:w16cex="http://schemas.microsoft.com/office/word/2018/wordml/cex" xmlns:w16cid="http://schemas.microsoft.com/office/word/2016/wordml/cid" xmlns:w16="http://schemas.microsoft.com/office/word/2018/wordml" xmlns:w16sdtdh="http://schemas.microsoft.com/office/word/2020/wordml/sdtdatahash" xmlns:w16se="http://schemas.microsoft.com/office/word/2015/wordml/symex" mc:Ignorable="w14 w15 w16se w16cid w16 w16cex w16sdtdh">
   <w:docDefaults>
     <w:rPrDefault>
       <w:rPr>

--- a/Documentation/Analysis/System Proposal/System proposal.docx
+++ b/Documentation/Analysis/System Proposal/System proposal.docx
@@ -15,14 +15,7 @@
         <w:rPr>
           <w:lang w:bidi="fa-IR"/>
         </w:rPr>
-        <w:t xml:space="preserve">This is a </w:t>
-      </w:r>
-      <w:proofErr w:type="gramStart"/>
-      <w:r>
-        <w:rPr>
-          <w:lang w:bidi="fa-IR"/>
-        </w:rPr>
-        <w:t>test</w:t>
+        <w:t>This is a test</w:t>
       </w:r>
       <w:r>
         <w:rPr>
@@ -30,16 +23,7 @@
           <w:rtl/>
           <w:lang w:bidi="fa-IR"/>
         </w:rPr>
-        <w:t>{</w:t>
-      </w:r>
-      <w:proofErr w:type="gramEnd"/>
-      <w:r>
-        <w:rPr>
-          <w:rFonts w:hint="cs"/>
-          <w:rtl/>
-          <w:lang w:bidi="fa-IR"/>
-        </w:rPr>
-        <w:t>صفحه به نام خدا}</w:t>
+        <w:t>{صفحه به نام خدا}</w:t>
       </w:r>
       <w:r>
         <w:rPr>
@@ -6806,7 +6790,6 @@
     <w:p>
       <w:pPr>
         <w:rPr>
-          <w:rFonts w:hint="cs"/>
           <w:lang w:bidi="fa-IR"/>
         </w:rPr>
       </w:pPr>
@@ -8805,70 +8788,6 @@
     </w:p>
     <w:p>
       <w:pPr>
-        <w:pStyle w:val="Heading2"/>
-        <w:rPr>
-          <w:lang w:bidi="fa-IR"/>
-        </w:rPr>
-      </w:pPr>
-      <w:bookmarkStart w:id="34" w:name="_Toc234084140"/>
-      <w:r>
-        <w:rPr>
-          <w:rtl/>
-        </w:rPr>
-        <w:t>شماره نمودار</w:t>
-      </w:r>
-      <w:bookmarkEnd w:id="34"/>
-    </w:p>
-    <w:p>
-      <w:pPr>
-        <w:pStyle w:val="Heading2"/>
-        <w:rPr>
-          <w:lang w:bidi="fa-IR"/>
-        </w:rPr>
-      </w:pPr>
-      <w:bookmarkStart w:id="35" w:name="_Toc234084141"/>
-      <w:r>
-        <w:rPr>
-          <w:rtl/>
-        </w:rPr>
-        <w:t>عنوان</w:t>
-      </w:r>
-      <w:bookmarkEnd w:id="35"/>
-    </w:p>
-    <w:p>
-      <w:pPr>
-        <w:pStyle w:val="Heading2"/>
-        <w:rPr>
-          <w:lang w:bidi="fa-IR"/>
-        </w:rPr>
-      </w:pPr>
-      <w:bookmarkStart w:id="36" w:name="_Toc234084142"/>
-      <w:r>
-        <w:rPr>
-          <w:rtl/>
-        </w:rPr>
-        <w:t>توضیح</w:t>
-      </w:r>
-      <w:bookmarkEnd w:id="36"/>
-    </w:p>
-    <w:p>
-      <w:pPr>
-        <w:pStyle w:val="Heading2"/>
-        <w:rPr>
-          <w:rtl/>
-        </w:rPr>
-      </w:pPr>
-      <w:bookmarkStart w:id="37" w:name="_Toc234084143"/>
-      <w:r>
-        <w:rPr>
-          <w:rtl/>
-        </w:rPr>
-        <w:t>ارجاع در متن</w:t>
-      </w:r>
-      <w:bookmarkEnd w:id="37"/>
-    </w:p>
-    <w:p>
-      <w:pPr>
         <w:bidi w:val="0"/>
         <w:spacing w:before="0" w:line="240" w:lineRule="auto"/>
         <w:jc w:val="left"/>
@@ -8892,7 +8811,7 @@
       <w:pPr>
         <w:pStyle w:val="Heading1"/>
       </w:pPr>
-      <w:bookmarkStart w:id="38" w:name="_Toc234084144"/>
+      <w:bookmarkStart w:id="34" w:name="_Toc234084144"/>
       <w:r>
         <w:rPr>
           <w:rtl/>
@@ -8900,7 +8819,7 @@
         <w:lastRenderedPageBreak/>
         <w:t>فصل ششم: نتیجه‌گیری</w:t>
       </w:r>
-      <w:bookmarkEnd w:id="38"/>
+      <w:bookmarkEnd w:id="34"/>
     </w:p>
     <w:p>
       <w:pPr>
@@ -8909,14 +8828,14 @@
           <w:lang w:bidi="fa-IR"/>
         </w:rPr>
       </w:pPr>
-      <w:bookmarkStart w:id="39" w:name="_Toc234084145"/>
+      <w:bookmarkStart w:id="35" w:name="_Toc234084145"/>
       <w:r>
         <w:rPr>
           <w:rtl/>
         </w:rPr>
         <w:t>جمع‌بندی پروژه</w:t>
       </w:r>
-      <w:bookmarkEnd w:id="39"/>
+      <w:bookmarkEnd w:id="35"/>
     </w:p>
     <w:p>
       <w:pPr>
@@ -8925,14 +8844,14 @@
           <w:lang w:bidi="fa-IR"/>
         </w:rPr>
       </w:pPr>
-      <w:bookmarkStart w:id="40" w:name="_Toc234084146"/>
+      <w:bookmarkStart w:id="36" w:name="_Toc234084146"/>
       <w:r>
         <w:rPr>
           <w:rtl/>
         </w:rPr>
         <w:t>میزان تحقق اهداف</w:t>
       </w:r>
-      <w:bookmarkEnd w:id="40"/>
+      <w:bookmarkEnd w:id="36"/>
     </w:p>
     <w:p>
       <w:pPr>
@@ -8948,7 +8867,7 @@
           <w:rtl/>
         </w:rPr>
       </w:pPr>
-      <w:bookmarkStart w:id="41" w:name="_Toc234084147"/>
+      <w:bookmarkStart w:id="37" w:name="_Toc234084147"/>
       <w:r>
         <w:rPr>
           <w:rtl/>
@@ -8970,7 +8889,7 @@
         <w:lastRenderedPageBreak/>
         <w:t>مشکلات پروژه</w:t>
       </w:r>
-      <w:bookmarkEnd w:id="41"/>
+      <w:bookmarkEnd w:id="37"/>
     </w:p>
     <w:p>
       <w:pPr>
@@ -9100,7 +9019,7 @@
         </w:rPr>
         <w:t>افزودن نوع جدیدی از کسب‌وکار، نیازمند تغییر مستقیم و تخصصی دیتابیس است و باید فقط توسط اعضای تیم انجام شود.</w:t>
       </w:r>
-      <w:bookmarkStart w:id="42" w:name="_Toc234084148"/>
+      <w:bookmarkStart w:id="38" w:name="_Toc234084148"/>
       <w:r>
         <w:rPr>
           <w:rtl/>
@@ -9123,7 +9042,7 @@
         <w:lastRenderedPageBreak/>
         <w:t>پیشنهادهای توسعه آینده</w:t>
       </w:r>
-      <w:bookmarkEnd w:id="42"/>
+      <w:bookmarkEnd w:id="38"/>
     </w:p>
     <w:p>
       <w:pPr>
@@ -9151,7 +9070,7 @@
       <w:pPr>
         <w:pStyle w:val="Heading2"/>
       </w:pPr>
-      <w:bookmarkStart w:id="43" w:name="_Toc234084149"/>
+      <w:bookmarkStart w:id="39" w:name="_Toc234084149"/>
       <w:r>
         <w:rPr>
           <w:rtl/>
@@ -9159,7 +9078,7 @@
         <w:lastRenderedPageBreak/>
         <w:t>پیوست‌ها</w:t>
       </w:r>
-      <w:bookmarkEnd w:id="43"/>
+      <w:bookmarkEnd w:id="39"/>
     </w:p>
     <w:p>
       <w:pPr>
@@ -9190,7 +9109,7 @@
           <w:lang w:bidi="fa-IR"/>
         </w:rPr>
       </w:pPr>
-      <w:bookmarkStart w:id="44" w:name="_Toc234084150"/>
+      <w:bookmarkStart w:id="40" w:name="_Toc234084150"/>
       <w:r>
         <w:rPr>
           <w:rtl/>
@@ -9199,7 +9118,7 @@
         <w:lastRenderedPageBreak/>
         <w:t>لینک‌های دسترسی به مخزن گیت</w:t>
       </w:r>
-      <w:bookmarkEnd w:id="44"/>
+      <w:bookmarkEnd w:id="40"/>
     </w:p>
     <w:p>
       <w:pPr>
@@ -9229,7 +9148,7 @@
           <w:lang w:bidi="fa-IR"/>
         </w:rPr>
       </w:pPr>
-      <w:bookmarkStart w:id="45" w:name="_Toc234084151"/>
+      <w:bookmarkStart w:id="41" w:name="_Toc234084151"/>
       <w:r>
         <w:rPr>
           <w:rtl/>
@@ -9238,7 +9157,7 @@
         <w:lastRenderedPageBreak/>
         <w:t>حساب‌های کاربری لینکد‌این و گیت‌هاب</w:t>
       </w:r>
-      <w:bookmarkEnd w:id="45"/>
+      <w:bookmarkEnd w:id="41"/>
     </w:p>
     <w:sectPr>
       <w:headerReference w:type="default" r:id="rId9"/>

--- a/Documentation/Analysis/System Proposal/System proposal.docx
+++ b/Documentation/Analysis/System Proposal/System proposal.docx
@@ -11,12 +11,6 @@
           <w:lang w:bidi="fa-IR"/>
         </w:rPr>
       </w:pPr>
-      <w:r>
-        <w:rPr>
-          <w:lang w:bidi="fa-IR"/>
-        </w:rPr>
-        <w:t>This is a test</w:t>
-      </w:r>
       <w:r>
         <w:rPr>
           <w:rFonts w:hint="cs"/>
@@ -815,7 +809,6 @@
       <w:pPr>
         <w:jc w:val="center"/>
         <w:rPr>
-          <w:rtl/>
           <w:lang w:bidi="fa-IR"/>
         </w:rPr>
       </w:pPr>
@@ -824,6 +817,20 @@
           <w:lang w:bidi="fa-IR"/>
         </w:rPr>
         <w:t>1405/4/25</w:t>
+      </w:r>
+      <w:r>
+        <w:rPr>
+          <w:rFonts w:hint="cs"/>
+          <w:rtl/>
+          <w:lang w:bidi="fa-IR"/>
+        </w:rPr>
+        <w:t>‍‍</w:t>
+      </w:r>
+      <w:r>
+        <w:rPr>
+          <w:lang w:bidi="fa-IR"/>
+        </w:rPr>
+        <w:t>~</w:t>
       </w:r>
     </w:p>
     <w:bookmarkStart w:id="0" w:name="_Toc234084107" w:displacedByCustomXml="next"/>
@@ -6770,6 +6777,11 @@
     <w:p>
       <w:pPr>
         <w:pStyle w:val="Heading2"/>
+        <w:rPr>
+          <w:rFonts w:hint="cs"/>
+          <w:rtl/>
+          <w:lang w:bidi="fa-IR"/>
+        </w:rPr>
       </w:pPr>
       <w:bookmarkStart w:id="2" w:name="_Toc234084109"/>
       <w:r>
@@ -6786,10 +6798,19 @@
         <w:t>ر</w:t>
       </w:r>
       <w:bookmarkEnd w:id="2"/>
+      <w:r>
+        <w:rPr>
+          <w:rFonts w:hint="cs"/>
+          <w:rtl/>
+        </w:rPr>
+        <w:t>:</w:t>
+      </w:r>
     </w:p>
     <w:p>
       <w:pPr>
         <w:rPr>
+          <w:rFonts w:hint="cs"/>
+          <w:rtl/>
           <w:lang w:bidi="fa-IR"/>
         </w:rPr>
       </w:pPr>
@@ -6833,6 +6854,13 @@
         <w:t>بیان مسئله</w:t>
       </w:r>
       <w:bookmarkEnd w:id="3"/>
+      <w:r>
+        <w:rPr>
+          <w:rFonts w:hint="cs"/>
+          <w:rtl/>
+        </w:rPr>
+        <w:t>:</w:t>
+      </w:r>
     </w:p>
     <w:p>
       <w:r>
